--- a/docs/HIE-QP-E02 필기시험 시행 규칙.docx
+++ b/docs/HIE-QP-E02 필기시험 시행 규칙.docx
@@ -83,6 +83,9 @@
             </w:tcMar>
           </w:tcPr>
           <w:p>
+            <w:pPr>
+              <w:spacing w:after="20" w:before="20"/>
+            </w:pPr>
             <w:r>
               <w:rPr>
                 <w:rFonts w:ascii="맑은 고딕" w:cs="맑은 고딕" w:eastAsia="맑은 고딕" w:hAnsi="맑은 고딕"/>
@@ -111,6 +114,9 @@
             </w:tcMar>
           </w:tcPr>
           <w:p>
+            <w:pPr>
+              <w:spacing w:after="20" w:before="20"/>
+            </w:pPr>
             <w:r>
               <w:rPr>
                 <w:rFonts w:ascii="맑은 고딕" w:cs="맑은 고딕" w:eastAsia="맑은 고딕" w:hAnsi="맑은 고딕"/>
@@ -489,10 +495,10 @@
         </w:tblBorders>
       </w:tblPr>
       <w:tblGrid>
-        <w:gridCol w:w="701"/>
-        <w:gridCol w:w="2979"/>
-        <w:gridCol w:w="2979"/>
-        <w:gridCol w:w="2980"/>
+        <w:gridCol w:w="918"/>
+        <w:gridCol w:w="2524"/>
+        <w:gridCol w:w="3672"/>
+        <w:gridCol w:w="2525"/>
       </w:tblGrid>
       <w:tr>
         <w:trPr>
@@ -500,7 +506,7 @@
         </w:trPr>
         <w:tc>
           <w:tcPr>
-            <w:tcW w:type="dxa" w:w="701"/>
+            <w:tcW w:type="dxa" w:w="918"/>
             <w:tcBorders>
               <w:top w:val="single" w:color="999999" w:sz="4"/>
               <w:left w:val="single" w:color="999999" w:sz="4"/>
@@ -516,6 +522,9 @@
             </w:tcMar>
           </w:tcPr>
           <w:p>
+            <w:pPr>
+              <w:spacing w:after="20" w:before="20"/>
+            </w:pPr>
             <w:r>
               <w:rPr>
                 <w:rFonts w:ascii="맑은 고딕" w:cs="맑은 고딕" w:eastAsia="맑은 고딕" w:hAnsi="맑은 고딕"/>
@@ -528,7 +537,7 @@
         </w:tc>
         <w:tc>
           <w:tcPr>
-            <w:tcW w:type="dxa" w:w="2979"/>
+            <w:tcW w:type="dxa" w:w="2524"/>
             <w:tcBorders>
               <w:top w:val="single" w:color="999999" w:sz="4"/>
               <w:left w:val="single" w:color="999999" w:sz="4"/>
@@ -544,6 +553,9 @@
             </w:tcMar>
           </w:tcPr>
           <w:p>
+            <w:pPr>
+              <w:spacing w:after="20" w:before="20"/>
+            </w:pPr>
             <w:r>
               <w:rPr>
                 <w:rFonts w:ascii="맑은 고딕" w:cs="맑은 고딕" w:eastAsia="맑은 고딕" w:hAnsi="맑은 고딕"/>
@@ -552,28 +564,13 @@
                 <w:sz w:val="18"/>
                 <w:szCs w:val="18"/>
               </w:rPr>
-              <w:t xml:space="preserve">작 성 자&lt;br&gt;Prepared by</w:t>
-            </w:r>
-          </w:p>
-        </w:tc>
-        <w:tc>
-          <w:tcPr>
-            <w:tcW w:type="dxa" w:w="2979"/>
-            <w:tcBorders>
-              <w:top w:val="single" w:color="999999" w:sz="4"/>
-              <w:left w:val="single" w:color="999999" w:sz="4"/>
-              <w:bottom w:val="single" w:color="999999" w:sz="4"/>
-              <w:right w:val="single" w:color="999999" w:sz="4"/>
-            </w:tcBorders>
-            <w:shd w:fill="EFEFEF" w:val="clear"/>
-            <w:tcMar>
-              <w:top w:type="dxa" w:w="60"/>
-              <w:left w:type="dxa" w:w="90"/>
-              <w:bottom w:type="dxa" w:w="60"/>
-              <w:right w:type="dxa" w:w="90"/>
-            </w:tcMar>
-          </w:tcPr>
-          <w:p>
+              <w:t xml:space="preserve">작 성 자</w:t>
+            </w:r>
+          </w:p>
+          <w:p>
+            <w:pPr>
+              <w:spacing w:after="20" w:before="20"/>
+            </w:pPr>
             <w:r>
               <w:rPr>
                 <w:rFonts w:ascii="맑은 고딕" w:cs="맑은 고딕" w:eastAsia="맑은 고딕" w:hAnsi="맑은 고딕"/>
@@ -582,13 +579,13 @@
                 <w:sz w:val="18"/>
                 <w:szCs w:val="18"/>
               </w:rPr>
-              <w:t xml:space="preserve">검 토 자&lt;br&gt;Reviewed by</w:t>
-            </w:r>
-          </w:p>
-        </w:tc>
-        <w:tc>
-          <w:tcPr>
-            <w:tcW w:type="dxa" w:w="2980"/>
+              <w:t xml:space="preserve">Prepared by</w:t>
+            </w:r>
+          </w:p>
+        </w:tc>
+        <w:tc>
+          <w:tcPr>
+            <w:tcW w:type="dxa" w:w="3672"/>
             <w:tcBorders>
               <w:top w:val="single" w:color="999999" w:sz="4"/>
               <w:left w:val="single" w:color="999999" w:sz="4"/>
@@ -604,6 +601,9 @@
             </w:tcMar>
           </w:tcPr>
           <w:p>
+            <w:pPr>
+              <w:spacing w:after="20" w:before="20"/>
+            </w:pPr>
             <w:r>
               <w:rPr>
                 <w:rFonts w:ascii="맑은 고딕" w:cs="맑은 고딕" w:eastAsia="맑은 고딕" w:hAnsi="맑은 고딕"/>
@@ -612,7 +612,70 @@
                 <w:sz w:val="18"/>
                 <w:szCs w:val="18"/>
               </w:rPr>
-              <w:t xml:space="preserve">승 인 자&lt;br&gt;Approved by</w:t>
+              <w:t xml:space="preserve">검 토 자</w:t>
+            </w:r>
+          </w:p>
+          <w:p>
+            <w:pPr>
+              <w:spacing w:after="20" w:before="20"/>
+            </w:pPr>
+            <w:r>
+              <w:rPr>
+                <w:rFonts w:ascii="맑은 고딕" w:cs="맑은 고딕" w:eastAsia="맑은 고딕" w:hAnsi="맑은 고딕"/>
+                <w:b/>
+                <w:bCs/>
+                <w:sz w:val="18"/>
+                <w:szCs w:val="18"/>
+              </w:rPr>
+              <w:t xml:space="preserve">Reviewed by</w:t>
+            </w:r>
+          </w:p>
+        </w:tc>
+        <w:tc>
+          <w:tcPr>
+            <w:tcW w:type="dxa" w:w="2525"/>
+            <w:tcBorders>
+              <w:top w:val="single" w:color="999999" w:sz="4"/>
+              <w:left w:val="single" w:color="999999" w:sz="4"/>
+              <w:bottom w:val="single" w:color="999999" w:sz="4"/>
+              <w:right w:val="single" w:color="999999" w:sz="4"/>
+            </w:tcBorders>
+            <w:shd w:fill="EFEFEF" w:val="clear"/>
+            <w:tcMar>
+              <w:top w:type="dxa" w:w="60"/>
+              <w:left w:type="dxa" w:w="90"/>
+              <w:bottom w:type="dxa" w:w="60"/>
+              <w:right w:type="dxa" w:w="90"/>
+            </w:tcMar>
+          </w:tcPr>
+          <w:p>
+            <w:pPr>
+              <w:spacing w:after="20" w:before="20"/>
+            </w:pPr>
+            <w:r>
+              <w:rPr>
+                <w:rFonts w:ascii="맑은 고딕" w:cs="맑은 고딕" w:eastAsia="맑은 고딕" w:hAnsi="맑은 고딕"/>
+                <w:b/>
+                <w:bCs/>
+                <w:sz w:val="18"/>
+                <w:szCs w:val="18"/>
+              </w:rPr>
+              <w:t xml:space="preserve">승 인 자</w:t>
+            </w:r>
+          </w:p>
+          <w:p>
+            <w:pPr>
+              <w:spacing w:after="20" w:before="20"/>
+            </w:pPr>
+            <w:r>
+              <w:rPr>
+                <w:rFonts w:ascii="맑은 고딕" w:cs="맑은 고딕" w:eastAsia="맑은 고딕" w:hAnsi="맑은 고딕"/>
+                <w:b/>
+                <w:bCs/>
+                <w:sz w:val="18"/>
+                <w:szCs w:val="18"/>
+              </w:rPr>
+              <w:t xml:space="preserve">Approved by</w:t>
             </w:r>
           </w:p>
         </w:tc>
@@ -623,7 +686,7 @@
         </w:trPr>
         <w:tc>
           <w:tcPr>
-            <w:tcW w:type="dxa" w:w="701"/>
+            <w:tcW w:type="dxa" w:w="918"/>
             <w:tcBorders>
               <w:top w:val="single" w:color="999999" w:sz="4"/>
               <w:left w:val="single" w:color="999999" w:sz="4"/>
@@ -655,7 +718,7 @@
         </w:tc>
         <w:tc>
           <w:tcPr>
-            <w:tcW w:type="dxa" w:w="2979"/>
+            <w:tcW w:type="dxa" w:w="2524"/>
             <w:tcBorders>
               <w:top w:val="single" w:color="999999" w:sz="4"/>
               <w:left w:val="single" w:color="999999" w:sz="4"/>
@@ -685,7 +748,7 @@
         </w:tc>
         <w:tc>
           <w:tcPr>
-            <w:tcW w:type="dxa" w:w="2979"/>
+            <w:tcW w:type="dxa" w:w="3672"/>
             <w:tcBorders>
               <w:top w:val="single" w:color="999999" w:sz="4"/>
               <w:left w:val="single" w:color="999999" w:sz="4"/>
@@ -715,7 +778,7 @@
         </w:tc>
         <w:tc>
           <w:tcPr>
-            <w:tcW w:type="dxa" w:w="2980"/>
+            <w:tcW w:type="dxa" w:w="2525"/>
             <w:tcBorders>
               <w:top w:val="single" w:color="999999" w:sz="4"/>
               <w:left w:val="single" w:color="999999" w:sz="4"/>
@@ -750,7 +813,7 @@
         </w:trPr>
         <w:tc>
           <w:tcPr>
-            <w:tcW w:type="dxa" w:w="701"/>
+            <w:tcW w:type="dxa" w:w="918"/>
             <w:tcBorders>
               <w:top w:val="single" w:color="999999" w:sz="4"/>
               <w:left w:val="single" w:color="999999" w:sz="4"/>
@@ -782,7 +845,7 @@
         </w:tc>
         <w:tc>
           <w:tcPr>
-            <w:tcW w:type="dxa" w:w="2979"/>
+            <w:tcW w:type="dxa" w:w="2524"/>
             <w:tcBorders>
               <w:top w:val="single" w:color="999999" w:sz="4"/>
               <w:left w:val="single" w:color="999999" w:sz="4"/>
@@ -814,7 +877,7 @@
         </w:tc>
         <w:tc>
           <w:tcPr>
-            <w:tcW w:type="dxa" w:w="2979"/>
+            <w:tcW w:type="dxa" w:w="3672"/>
             <w:tcBorders>
               <w:top w:val="single" w:color="999999" w:sz="4"/>
               <w:left w:val="single" w:color="999999" w:sz="4"/>
@@ -846,7 +909,7 @@
         </w:tc>
         <w:tc>
           <w:tcPr>
-            <w:tcW w:type="dxa" w:w="2980"/>
+            <w:tcW w:type="dxa" w:w="2525"/>
             <w:tcBorders>
               <w:top w:val="single" w:color="999999" w:sz="4"/>
               <w:left w:val="single" w:color="999999" w:sz="4"/>
@@ -883,7 +946,7 @@
         </w:trPr>
         <w:tc>
           <w:tcPr>
-            <w:tcW w:type="dxa" w:w="701"/>
+            <w:tcW w:type="dxa" w:w="918"/>
             <w:tcBorders>
               <w:top w:val="single" w:color="999999" w:sz="4"/>
               <w:left w:val="single" w:color="999999" w:sz="4"/>
@@ -915,7 +978,7 @@
         </w:tc>
         <w:tc>
           <w:tcPr>
-            <w:tcW w:type="dxa" w:w="2979"/>
+            <w:tcW w:type="dxa" w:w="2524"/>
             <w:tcBorders>
               <w:top w:val="single" w:color="999999" w:sz="4"/>
               <w:left w:val="single" w:color="999999" w:sz="4"/>
@@ -945,7 +1008,7 @@
         </w:tc>
         <w:tc>
           <w:tcPr>
-            <w:tcW w:type="dxa" w:w="2979"/>
+            <w:tcW w:type="dxa" w:w="3672"/>
             <w:tcBorders>
               <w:top w:val="single" w:color="999999" w:sz="4"/>
               <w:left w:val="single" w:color="999999" w:sz="4"/>
@@ -975,7 +1038,7 @@
         </w:tc>
         <w:tc>
           <w:tcPr>
-            <w:tcW w:type="dxa" w:w="2980"/>
+            <w:tcW w:type="dxa" w:w="2525"/>
             <w:tcBorders>
               <w:top w:val="single" w:color="999999" w:sz="4"/>
               <w:left w:val="single" w:color="999999" w:sz="4"/>
@@ -1076,6 +1139,9 @@
             </w:tcMar>
           </w:tcPr>
           <w:p>
+            <w:pPr>
+              <w:spacing w:after="20" w:before="20"/>
+            </w:pPr>
             <w:r>
               <w:rPr>
                 <w:rFonts w:ascii="맑은 고딕" w:cs="맑은 고딕" w:eastAsia="맑은 고딕" w:hAnsi="맑은 고딕"/>
@@ -1106,6 +1172,9 @@
             </w:tcMar>
           </w:tcPr>
           <w:p>
+            <w:pPr>
+              <w:spacing w:after="20" w:before="20"/>
+            </w:pPr>
             <w:r>
               <w:rPr>
                 <w:rFonts w:ascii="맑은 고딕" w:cs="맑은 고딕" w:eastAsia="맑은 고딕" w:hAnsi="맑은 고딕"/>
@@ -1136,6 +1205,9 @@
             </w:tcMar>
           </w:tcPr>
           <w:p>
+            <w:pPr>
+              <w:spacing w:after="20" w:before="20"/>
+            </w:pPr>
             <w:r>
               <w:rPr>
                 <w:rFonts w:ascii="맑은 고딕" w:cs="맑은 고딕" w:eastAsia="맑은 고딕" w:hAnsi="맑은 고딕"/>
@@ -1264,7 +1336,7 @@
         <w:pBdr>
           <w:left w:val="single" w:color="003B73" w:sz="12" w:space="8"/>
         </w:pBdr>
-        <w:spacing w:after="160" w:before="80"/>
+        <w:spacing w:after="40" w:before="80" w:line="280"/>
         <w:ind w:left="240"/>
       </w:pPr>
       <w:r>
@@ -1278,6 +1350,15 @@
         </w:rPr>
         <w:t xml:space="preserve">이 규칙에 대하여</w:t>
       </w:r>
+    </w:p>
+    <w:p>
+      <w:pPr>
+        <w:pBdr>
+          <w:left w:val="single" w:color="003B73" w:sz="12" w:space="8"/>
+        </w:pBdr>
+        <w:spacing w:after="40" w:before="40" w:line="280"/>
+        <w:ind w:left="240"/>
+      </w:pPr>
       <w:r>
         <w:rPr>
           <w:rFonts w:ascii="맑은 고딕" w:cs="맑은 고딕" w:eastAsia="맑은 고딕" w:hAnsi="맑은 고딕"/>
@@ -1287,7 +1368,7 @@
           <w:sz w:val="18"/>
           <w:szCs w:val="18"/>
         </w:rPr>
-        <w:t xml:space="preserve"> 이 규칙은 </w:t>
+        <w:t xml:space="preserve">이 규칙은 </w:t>
       </w:r>
       <w:r>
         <w:rPr>
@@ -1322,6 +1403,15 @@
         </w:rPr>
         <w:t xml:space="preserve">HIE-QP-E01 이 우선한다.</w:t>
       </w:r>
+    </w:p>
+    <w:p>
+      <w:pPr>
+        <w:pBdr>
+          <w:left w:val="single" w:color="003B73" w:sz="12" w:space="8"/>
+        </w:pBdr>
+        <w:spacing w:after="160" w:before="40" w:line="280"/>
+        <w:ind w:left="240"/>
+      </w:pPr>
       <w:r>
         <w:rPr>
           <w:rFonts w:ascii="맑은 고딕" w:cs="맑은 고딕" w:eastAsia="맑은 고딕" w:hAnsi="맑은 고딕"/>
@@ -1331,7 +1421,7 @@
           <w:sz w:val="18"/>
           <w:szCs w:val="18"/>
         </w:rPr>
-        <w:t xml:space="preserve"> 조항마다 근거가 되는 HIE-QP-E01 의 항 번호를 </w:t>
+        <w:t xml:space="preserve">조항마다 근거가 되는 HIE-QP-E01 의 항 번호를 </w:t>
       </w:r>
       <w:r>
         <w:rPr>
@@ -2386,6 +2476,9 @@
             </w:tcMar>
           </w:tcPr>
           <w:p>
+            <w:pPr>
+              <w:spacing w:after="20" w:before="20"/>
+            </w:pPr>
             <w:r>
               <w:rPr>
                 <w:rFonts w:ascii="맑은 고딕" w:cs="맑은 고딕" w:eastAsia="맑은 고딕" w:hAnsi="맑은 고딕"/>
@@ -2416,6 +2509,9 @@
             </w:tcMar>
           </w:tcPr>
           <w:p>
+            <w:pPr>
+              <w:spacing w:after="20" w:before="20"/>
+            </w:pPr>
             <w:r>
               <w:rPr>
                 <w:rFonts w:ascii="맑은 고딕" w:cs="맑은 고딕" w:eastAsia="맑은 고딕" w:hAnsi="맑은 고딕"/>
@@ -2637,6 +2733,9 @@
             </w:tcMar>
           </w:tcPr>
           <w:p>
+            <w:pPr>
+              <w:spacing w:after="20" w:before="20"/>
+            </w:pPr>
             <w:r>
               <w:rPr>
                 <w:rFonts w:ascii="맑은 고딕" w:cs="맑은 고딕" w:eastAsia="맑은 고딕" w:hAnsi="맑은 고딕"/>
@@ -2667,6 +2766,9 @@
             </w:tcMar>
           </w:tcPr>
           <w:p>
+            <w:pPr>
+              <w:spacing w:after="20" w:before="20"/>
+            </w:pPr>
             <w:r>
               <w:rPr>
                 <w:rFonts w:ascii="맑은 고딕" w:cs="맑은 고딕" w:eastAsia="맑은 고딕" w:hAnsi="맑은 고딕"/>
@@ -2953,6 +3055,9 @@
             </w:tcMar>
           </w:tcPr>
           <w:p>
+            <w:pPr>
+              <w:spacing w:after="20" w:before="20"/>
+            </w:pPr>
             <w:r>
               <w:rPr>
                 <w:rFonts w:ascii="맑은 고딕" w:cs="맑은 고딕" w:eastAsia="맑은 고딕" w:hAnsi="맑은 고딕"/>
@@ -2983,6 +3088,9 @@
             </w:tcMar>
           </w:tcPr>
           <w:p>
+            <w:pPr>
+              <w:spacing w:after="20" w:before="20"/>
+            </w:pPr>
             <w:r>
               <w:rPr>
                 <w:rFonts w:ascii="맑은 고딕" w:cs="맑은 고딕" w:eastAsia="맑은 고딕" w:hAnsi="맑은 고딕"/>
@@ -3013,6 +3121,9 @@
             </w:tcMar>
           </w:tcPr>
           <w:p>
+            <w:pPr>
+              <w:spacing w:after="20" w:before="20"/>
+            </w:pPr>
             <w:r>
               <w:rPr>
                 <w:rFonts w:ascii="맑은 고딕" w:cs="맑은 고딕" w:eastAsia="맑은 고딕" w:hAnsi="맑은 고딕"/>
@@ -3043,6 +3154,9 @@
             </w:tcMar>
           </w:tcPr>
           <w:p>
+            <w:pPr>
+              <w:spacing w:after="20" w:before="20"/>
+            </w:pPr>
             <w:r>
               <w:rPr>
                 <w:rFonts w:ascii="맑은 고딕" w:cs="맑은 고딕" w:eastAsia="맑은 고딕" w:hAnsi="맑은 고딕"/>
@@ -3073,6 +3187,9 @@
             </w:tcMar>
           </w:tcPr>
           <w:p>
+            <w:pPr>
+              <w:spacing w:after="20" w:before="20"/>
+            </w:pPr>
             <w:r>
               <w:rPr>
                 <w:rFonts w:ascii="맑은 고딕" w:cs="맑은 고딕" w:eastAsia="맑은 고딕" w:hAnsi="맑은 고딕"/>
@@ -5199,6 +5316,9 @@
             </w:tcMar>
           </w:tcPr>
           <w:p>
+            <w:pPr>
+              <w:spacing w:after="20" w:before="20"/>
+            </w:pPr>
             <w:r>
               <w:rPr>
                 <w:rFonts w:ascii="맑은 고딕" w:cs="맑은 고딕" w:eastAsia="맑은 고딕" w:hAnsi="맑은 고딕"/>
@@ -5229,6 +5349,9 @@
             </w:tcMar>
           </w:tcPr>
           <w:p>
+            <w:pPr>
+              <w:spacing w:after="20" w:before="20"/>
+            </w:pPr>
             <w:r>
               <w:rPr>
                 <w:rFonts w:ascii="맑은 고딕" w:cs="맑은 고딕" w:eastAsia="맑은 고딕" w:hAnsi="맑은 고딕"/>
@@ -5259,6 +5382,9 @@
             </w:tcMar>
           </w:tcPr>
           <w:p>
+            <w:pPr>
+              <w:spacing w:after="20" w:before="20"/>
+            </w:pPr>
             <w:r>
               <w:rPr>
                 <w:rFonts w:ascii="맑은 고딕" w:cs="맑은 고딕" w:eastAsia="맑은 고딕" w:hAnsi="맑은 고딕"/>
@@ -5289,6 +5415,9 @@
             </w:tcMar>
           </w:tcPr>
           <w:p>
+            <w:pPr>
+              <w:spacing w:after="20" w:before="20"/>
+            </w:pPr>
             <w:r>
               <w:rPr>
                 <w:rFonts w:ascii="맑은 고딕" w:cs="맑은 고딕" w:eastAsia="맑은 고딕" w:hAnsi="맑은 고딕"/>
@@ -6610,6 +6739,9 @@
             </w:tcMar>
           </w:tcPr>
           <w:p>
+            <w:pPr>
+              <w:spacing w:after="20" w:before="20"/>
+            </w:pPr>
             <w:r>
               <w:rPr>
                 <w:rFonts w:ascii="맑은 고딕" w:cs="맑은 고딕" w:eastAsia="맑은 고딕" w:hAnsi="맑은 고딕"/>
@@ -6640,6 +6772,9 @@
             </w:tcMar>
           </w:tcPr>
           <w:p>
+            <w:pPr>
+              <w:spacing w:after="20" w:before="20"/>
+            </w:pPr>
             <w:r>
               <w:rPr>
                 <w:rFonts w:ascii="맑은 고딕" w:cs="맑은 고딕" w:eastAsia="맑은 고딕" w:hAnsi="맑은 고딕"/>
@@ -6670,6 +6805,9 @@
             </w:tcMar>
           </w:tcPr>
           <w:p>
+            <w:pPr>
+              <w:spacing w:after="20" w:before="20"/>
+            </w:pPr>
             <w:r>
               <w:rPr>
                 <w:rFonts w:ascii="맑은 고딕" w:cs="맑은 고딕" w:eastAsia="맑은 고딕" w:hAnsi="맑은 고딕"/>
@@ -6700,6 +6838,9 @@
             </w:tcMar>
           </w:tcPr>
           <w:p>
+            <w:pPr>
+              <w:spacing w:after="20" w:before="20"/>
+            </w:pPr>
             <w:r>
               <w:rPr>
                 <w:rFonts w:ascii="맑은 고딕" w:cs="맑은 고딕" w:eastAsia="맑은 고딕" w:hAnsi="맑은 고딕"/>
@@ -8854,6 +8995,9 @@
             </w:tcMar>
           </w:tcPr>
           <w:p>
+            <w:pPr>
+              <w:spacing w:after="20" w:before="20"/>
+            </w:pPr>
             <w:r>
               <w:rPr>
                 <w:rFonts w:ascii="맑은 고딕" w:cs="맑은 고딕" w:eastAsia="맑은 고딕" w:hAnsi="맑은 고딕"/>
@@ -8884,6 +9028,9 @@
             </w:tcMar>
           </w:tcPr>
           <w:p>
+            <w:pPr>
+              <w:spacing w:after="20" w:before="20"/>
+            </w:pPr>
             <w:r>
               <w:rPr>
                 <w:rFonts w:ascii="맑은 고딕" w:cs="맑은 고딕" w:eastAsia="맑은 고딕" w:hAnsi="맑은 고딕"/>
@@ -10648,6 +10795,9 @@
             </w:tcMar>
           </w:tcPr>
           <w:p>
+            <w:pPr>
+              <w:spacing w:after="20" w:before="20"/>
+            </w:pPr>
             <w:r>
               <w:rPr>
                 <w:rFonts w:ascii="맑은 고딕" w:cs="맑은 고딕" w:eastAsia="맑은 고딕" w:hAnsi="맑은 고딕"/>
@@ -10678,6 +10828,9 @@
             </w:tcMar>
           </w:tcPr>
           <w:p>
+            <w:pPr>
+              <w:spacing w:after="20" w:before="20"/>
+            </w:pPr>
             <w:r>
               <w:rPr>
                 <w:rFonts w:ascii="맑은 고딕" w:cs="맑은 고딕" w:eastAsia="맑은 고딕" w:hAnsi="맑은 고딕"/>
@@ -10708,6 +10861,9 @@
             </w:tcMar>
           </w:tcPr>
           <w:p>
+            <w:pPr>
+              <w:spacing w:after="20" w:before="20"/>
+            </w:pPr>
             <w:r>
               <w:rPr>
                 <w:rFonts w:ascii="맑은 고딕" w:cs="맑은 고딕" w:eastAsia="맑은 고딕" w:hAnsi="맑은 고딕"/>
@@ -11743,6 +11899,9 @@
             </w:tcMar>
           </w:tcPr>
           <w:p>
+            <w:pPr>
+              <w:spacing w:after="20" w:before="20"/>
+            </w:pPr>
             <w:r>
               <w:rPr>
                 <w:rFonts w:ascii="맑은 고딕" w:cs="맑은 고딕" w:eastAsia="맑은 고딕" w:hAnsi="맑은 고딕"/>
@@ -11773,6 +11932,9 @@
             </w:tcMar>
           </w:tcPr>
           <w:p>
+            <w:pPr>
+              <w:spacing w:after="20" w:before="20"/>
+            </w:pPr>
             <w:r>
               <w:rPr>
                 <w:rFonts w:ascii="맑은 고딕" w:cs="맑은 고딕" w:eastAsia="맑은 고딕" w:hAnsi="맑은 고딕"/>
@@ -12430,6 +12592,9 @@
             </w:tcMar>
           </w:tcPr>
           <w:p>
+            <w:pPr>
+              <w:spacing w:after="20" w:before="20"/>
+            </w:pPr>
             <w:r>
               <w:rPr>
                 <w:rFonts w:ascii="맑은 고딕" w:cs="맑은 고딕" w:eastAsia="맑은 고딕" w:hAnsi="맑은 고딕"/>
@@ -12460,6 +12625,9 @@
             </w:tcMar>
           </w:tcPr>
           <w:p>
+            <w:pPr>
+              <w:spacing w:after="20" w:before="20"/>
+            </w:pPr>
             <w:r>
               <w:rPr>
                 <w:rFonts w:ascii="맑은 고딕" w:cs="맑은 고딕" w:eastAsia="맑은 고딕" w:hAnsi="맑은 고딕"/>
@@ -13027,6 +13195,9 @@
             </w:tcMar>
           </w:tcPr>
           <w:p>
+            <w:pPr>
+              <w:spacing w:after="20" w:before="20"/>
+            </w:pPr>
             <w:r>
               <w:rPr>
                 <w:rFonts w:ascii="맑은 고딕" w:cs="맑은 고딕" w:eastAsia="맑은 고딕" w:hAnsi="맑은 고딕"/>
@@ -13057,6 +13228,9 @@
             </w:tcMar>
           </w:tcPr>
           <w:p>
+            <w:pPr>
+              <w:spacing w:after="20" w:before="20"/>
+            </w:pPr>
             <w:r>
               <w:rPr>
                 <w:rFonts w:ascii="맑은 고딕" w:cs="맑은 고딕" w:eastAsia="맑은 고딕" w:hAnsi="맑은 고딕"/>
@@ -13360,6 +13534,9 @@
             </w:tcMar>
           </w:tcPr>
           <w:p>
+            <w:pPr>
+              <w:spacing w:after="20" w:before="20"/>
+            </w:pPr>
             <w:r>
               <w:rPr>
                 <w:rFonts w:ascii="맑은 고딕" w:cs="맑은 고딕" w:eastAsia="맑은 고딕" w:hAnsi="맑은 고딕"/>
@@ -13390,6 +13567,9 @@
             </w:tcMar>
           </w:tcPr>
           <w:p>
+            <w:pPr>
+              <w:spacing w:after="20" w:before="20"/>
+            </w:pPr>
             <w:r>
               <w:rPr>
                 <w:rFonts w:ascii="맑은 고딕" w:cs="맑은 고딕" w:eastAsia="맑은 고딕" w:hAnsi="맑은 고딕"/>
@@ -13420,6 +13600,9 @@
             </w:tcMar>
           </w:tcPr>
           <w:p>
+            <w:pPr>
+              <w:spacing w:after="20" w:before="20"/>
+            </w:pPr>
             <w:r>
               <w:rPr>
                 <w:rFonts w:ascii="맑은 고딕" w:cs="맑은 고딕" w:eastAsia="맑은 고딕" w:hAnsi="맑은 고딕"/>
@@ -13450,6 +13633,9 @@
             </w:tcMar>
           </w:tcPr>
           <w:p>
+            <w:pPr>
+              <w:spacing w:after="20" w:before="20"/>
+            </w:pPr>
             <w:r>
               <w:rPr>
                 <w:rFonts w:ascii="맑은 고딕" w:cs="맑은 고딕" w:eastAsia="맑은 고딕" w:hAnsi="맑은 고딕"/>
@@ -16267,6 +16453,9 @@
             </w:tcMar>
           </w:tcPr>
           <w:p>
+            <w:pPr>
+              <w:spacing w:after="20" w:before="20"/>
+            </w:pPr>
             <w:r>
               <w:rPr>
                 <w:rFonts w:ascii="맑은 고딕" w:cs="맑은 고딕" w:eastAsia="맑은 고딕" w:hAnsi="맑은 고딕"/>
@@ -16297,6 +16486,9 @@
             </w:tcMar>
           </w:tcPr>
           <w:p>
+            <w:pPr>
+              <w:spacing w:after="20" w:before="20"/>
+            </w:pPr>
             <w:r>
               <w:rPr>
                 <w:rFonts w:ascii="맑은 고딕" w:cs="맑은 고딕" w:eastAsia="맑은 고딕" w:hAnsi="맑은 고딕"/>
@@ -17496,6 +17688,9 @@
             </w:tcMar>
           </w:tcPr>
           <w:p>
+            <w:pPr>
+              <w:spacing w:after="20" w:before="20"/>
+            </w:pPr>
             <w:r>
               <w:rPr>
                 <w:rFonts w:ascii="맑은 고딕" w:cs="맑은 고딕" w:eastAsia="맑은 고딕" w:hAnsi="맑은 고딕"/>
@@ -17504,7 +17699,7 @@
                 <w:sz w:val="18"/>
                 <w:szCs w:val="18"/>
               </w:rPr>
-              <w:t xml:space="preserve">□ 관리본 &amp;nbsp; ■ 비관리본 &amp;nbsp; Controlled Copy For Reference</w:t>
+              <w:t xml:space="preserve">□ 관리본   ■ 비관리본   Controlled Copy For Reference</w:t>
             </w:r>
           </w:p>
         </w:tc>
@@ -17526,6 +17721,9 @@
             </w:tcMar>
           </w:tcPr>
           <w:p>
+            <w:pPr>
+              <w:spacing w:after="20" w:before="20"/>
+            </w:pPr>
             <w:r>
               <w:rPr>
                 <w:rFonts w:ascii="맑은 고딕" w:cs="맑은 고딕" w:eastAsia="맑은 고딕" w:hAnsi="맑은 고딕"/>
@@ -17609,6 +17807,9 @@
             </w:tcMar>
           </w:tcPr>
           <w:p>
+            <w:pPr>
+              <w:spacing w:after="20" w:before="20"/>
+            </w:pPr>
             <w:r>
               <w:rPr>
                 <w:rFonts w:ascii="맑은 고딕" w:cs="맑은 고딕" w:eastAsia="맑은 고딕" w:hAnsi="맑은 고딕"/>
@@ -17639,6 +17840,9 @@
             </w:tcMar>
           </w:tcPr>
           <w:p>
+            <w:pPr>
+              <w:spacing w:after="20" w:before="20"/>
+            </w:pPr>
             <w:r>
               <w:rPr>
                 <w:rFonts w:ascii="맑은 고딕" w:cs="맑은 고딕" w:eastAsia="맑은 고딕" w:hAnsi="맑은 고딕"/>
@@ -17714,7 +17918,7 @@
                 <w:sz w:val="18"/>
                 <w:szCs w:val="18"/>
               </w:rPr>
-              <w:t xml:space="preserve">□ 일반시험 &amp;nbsp;&amp;nbsp; □ 전문시험</w:t>
+              <w:t xml:space="preserve">□ 일반시험    □ 전문시험</w:t>
             </w:r>
           </w:p>
         </w:tc>
@@ -17783,7 +17987,7 @@
                 <w:sz w:val="18"/>
                 <w:szCs w:val="18"/>
               </w:rPr>
-              <w:t xml:space="preserve">□ 일반시험 &amp;nbsp;&amp;nbsp; □ 전문시험</w:t>
+              <w:t xml:space="preserve">□ 일반시험    □ 전문시험</w:t>
             </w:r>
           </w:p>
         </w:tc>
@@ -17852,7 +18056,7 @@
                 <w:sz w:val="18"/>
                 <w:szCs w:val="18"/>
               </w:rPr>
-              <w:t xml:space="preserve">□ 기초시험 &amp;nbsp;&amp;nbsp; □ 종목시험 &amp;nbsp;&amp;nbsp; □ 전문시험</w:t>
+              <w:t xml:space="preserve">□ 기초시험    □ 종목시험    □ 전문시험</w:t>
             </w:r>
           </w:p>
         </w:tc>
@@ -17998,6 +18202,9 @@
             </w:tcMar>
           </w:tcPr>
           <w:p>
+            <w:pPr>
+              <w:spacing w:after="20" w:before="20"/>
+            </w:pPr>
             <w:r>
               <w:rPr>
                 <w:rFonts w:ascii="맑은 고딕" w:cs="맑은 고딕" w:eastAsia="맑은 고딕" w:hAnsi="맑은 고딕"/>
@@ -18028,6 +18235,9 @@
             </w:tcMar>
           </w:tcPr>
           <w:p>
+            <w:pPr>
+              <w:spacing w:after="20" w:before="20"/>
+            </w:pPr>
             <w:r>
               <w:rPr>
                 <w:rFonts w:ascii="맑은 고딕" w:cs="맑은 고딕" w:eastAsia="맑은 고딕" w:hAnsi="맑은 고딕"/>
@@ -18058,6 +18268,9 @@
             </w:tcMar>
           </w:tcPr>
           <w:p>
+            <w:pPr>
+              <w:spacing w:after="20" w:before="20"/>
+            </w:pPr>
             <w:r>
               <w:rPr>
                 <w:rFonts w:ascii="맑은 고딕" w:cs="맑은 고딕" w:eastAsia="맑은 고딕" w:hAnsi="맑은 고딕"/>
@@ -18088,6 +18301,9 @@
             </w:tcMar>
           </w:tcPr>
           <w:p>
+            <w:pPr>
+              <w:spacing w:after="20" w:before="20"/>
+            </w:pPr>
             <w:r>
               <w:rPr>
                 <w:rFonts w:ascii="맑은 고딕" w:cs="맑은 고딕" w:eastAsia="맑은 고딕" w:hAnsi="맑은 고딕"/>
@@ -18296,7 +18512,7 @@
                 <w:sz w:val="18"/>
                 <w:szCs w:val="18"/>
               </w:rPr>
-              <w:t xml:space="preserve">□ CBT &amp;nbsp;&amp;nbsp; □ 시험지 출력(종이)</w:t>
+              <w:t xml:space="preserve">□ CBT    □ 시험지 출력(종이)</w:t>
             </w:r>
           </w:p>
         </w:tc>
@@ -18566,6 +18782,9 @@
             </w:tcMar>
           </w:tcPr>
           <w:p>
+            <w:pPr>
+              <w:spacing w:after="20" w:before="20"/>
+            </w:pPr>
             <w:r>
               <w:rPr>
                 <w:rFonts w:ascii="맑은 고딕" w:cs="맑은 고딕" w:eastAsia="맑은 고딕" w:hAnsi="맑은 고딕"/>
@@ -18596,6 +18815,9 @@
             </w:tcMar>
           </w:tcPr>
           <w:p>
+            <w:pPr>
+              <w:spacing w:after="20" w:before="20"/>
+            </w:pPr>
             <w:r>
               <w:rPr>
                 <w:rFonts w:ascii="맑은 고딕" w:cs="맑은 고딕" w:eastAsia="맑은 고딕" w:hAnsi="맑은 고딕"/>
@@ -18626,6 +18848,9 @@
             </w:tcMar>
           </w:tcPr>
           <w:p>
+            <w:pPr>
+              <w:spacing w:after="20" w:before="20"/>
+            </w:pPr>
             <w:r>
               <w:rPr>
                 <w:rFonts w:ascii="맑은 고딕" w:cs="맑은 고딕" w:eastAsia="맑은 고딕" w:hAnsi="맑은 고딕"/>
@@ -18656,6 +18881,9 @@
             </w:tcMar>
           </w:tcPr>
           <w:p>
+            <w:pPr>
+              <w:spacing w:after="20" w:before="20"/>
+            </w:pPr>
             <w:r>
               <w:rPr>
                 <w:rFonts w:ascii="맑은 고딕" w:cs="맑은 고딕" w:eastAsia="맑은 고딕" w:hAnsi="맑은 고딕"/>
@@ -19128,6 +19356,9 @@
             </w:tcMar>
           </w:tcPr>
           <w:p>
+            <w:pPr>
+              <w:spacing w:after="20" w:before="20"/>
+            </w:pPr>
             <w:r>
               <w:rPr>
                 <w:rFonts w:ascii="맑은 고딕" w:cs="맑은 고딕" w:eastAsia="맑은 고딕" w:hAnsi="맑은 고딕"/>
@@ -19158,6 +19389,9 @@
             </w:tcMar>
           </w:tcPr>
           <w:p>
+            <w:pPr>
+              <w:spacing w:after="20" w:before="20"/>
+            </w:pPr>
             <w:r>
               <w:rPr>
                 <w:rFonts w:ascii="맑은 고딕" w:cs="맑은 고딕" w:eastAsia="맑은 고딕" w:hAnsi="맑은 고딕"/>
@@ -19188,6 +19422,9 @@
             </w:tcMar>
           </w:tcPr>
           <w:p>
+            <w:pPr>
+              <w:spacing w:after="20" w:before="20"/>
+            </w:pPr>
             <w:r>
               <w:rPr>
                 <w:rFonts w:ascii="맑은 고딕" w:cs="맑은 고딕" w:eastAsia="맑은 고딕" w:hAnsi="맑은 고딕"/>
@@ -19218,6 +19455,9 @@
             </w:tcMar>
           </w:tcPr>
           <w:p>
+            <w:pPr>
+              <w:spacing w:after="20" w:before="20"/>
+            </w:pPr>
             <w:r>
               <w:rPr>
                 <w:rFonts w:ascii="맑은 고딕" w:cs="맑은 고딕" w:eastAsia="맑은 고딕" w:hAnsi="맑은 고딕"/>
@@ -19248,6 +19488,9 @@
             </w:tcMar>
           </w:tcPr>
           <w:p>
+            <w:pPr>
+              <w:spacing w:after="20" w:before="20"/>
+            </w:pPr>
             <w:r>
               <w:rPr>
                 <w:rFonts w:ascii="맑은 고딕" w:cs="맑은 고딕" w:eastAsia="맑은 고딕" w:hAnsi="맑은 고딕"/>
@@ -19278,6 +19521,9 @@
             </w:tcMar>
           </w:tcPr>
           <w:p>
+            <w:pPr>
+              <w:spacing w:after="20" w:before="20"/>
+            </w:pPr>
             <w:r>
               <w:rPr>
                 <w:rFonts w:ascii="맑은 고딕" w:cs="맑은 고딕" w:eastAsia="맑은 고딕" w:hAnsi="맑은 고딕"/>
@@ -19308,6 +19554,9 @@
             </w:tcMar>
           </w:tcPr>
           <w:p>
+            <w:pPr>
+              <w:spacing w:after="20" w:before="20"/>
+            </w:pPr>
             <w:r>
               <w:rPr>
                 <w:rFonts w:ascii="맑은 고딕" w:cs="맑은 고딕" w:eastAsia="맑은 고딕" w:hAnsi="맑은 고딕"/>
@@ -19338,6 +19587,9 @@
             </w:tcMar>
           </w:tcPr>
           <w:p>
+            <w:pPr>
+              <w:spacing w:after="20" w:before="20"/>
+            </w:pPr>
             <w:r>
               <w:rPr>
                 <w:rFonts w:ascii="맑은 고딕" w:cs="맑은 고딕" w:eastAsia="맑은 고딕" w:hAnsi="맑은 고딕"/>
@@ -19368,6 +19620,9 @@
             </w:tcMar>
           </w:tcPr>
           <w:p>
+            <w:pPr>
+              <w:spacing w:after="20" w:before="20"/>
+            </w:pPr>
             <w:r>
               <w:rPr>
                 <w:rFonts w:ascii="맑은 고딕" w:cs="맑은 고딕" w:eastAsia="맑은 고딕" w:hAnsi="맑은 고딕"/>
@@ -19398,6 +19653,9 @@
             </w:tcMar>
           </w:tcPr>
           <w:p>
+            <w:pPr>
+              <w:spacing w:after="20" w:before="20"/>
+            </w:pPr>
             <w:r>
               <w:rPr>
                 <w:rFonts w:ascii="맑은 고딕" w:cs="맑은 고딕" w:eastAsia="맑은 고딕" w:hAnsi="맑은 고딕"/>
@@ -22538,7 +22796,7 @@
         <w:pBdr>
           <w:left w:val="single" w:color="003B73" w:sz="12" w:space="8"/>
         </w:pBdr>
-        <w:spacing w:after="160" w:before="80"/>
+        <w:spacing w:after="160" w:before="80" w:line="280"/>
         <w:ind w:left="240"/>
       </w:pPr>
       <w:r>
@@ -22598,6 +22856,9 @@
             </w:tcMar>
           </w:tcPr>
           <w:p>
+            <w:pPr>
+              <w:spacing w:after="20" w:before="20"/>
+            </w:pPr>
             <w:r>
               <w:rPr>
                 <w:rFonts w:ascii="맑은 고딕" w:cs="맑은 고딕" w:eastAsia="맑은 고딕" w:hAnsi="맑은 고딕"/>
@@ -22626,6 +22887,9 @@
             </w:tcMar>
           </w:tcPr>
           <w:p>
+            <w:pPr>
+              <w:spacing w:after="20" w:before="20"/>
+            </w:pPr>
             <w:r>
               <w:rPr>
                 <w:rFonts w:ascii="맑은 고딕" w:cs="맑은 고딕" w:eastAsia="맑은 고딕" w:hAnsi="맑은 고딕"/>
@@ -22656,6 +22920,9 @@
             </w:tcMar>
           </w:tcPr>
           <w:p>
+            <w:pPr>
+              <w:spacing w:after="20" w:before="20"/>
+            </w:pPr>
             <w:r>
               <w:rPr>
                 <w:rFonts w:ascii="맑은 고딕" w:cs="맑은 고딕" w:eastAsia="맑은 고딕" w:hAnsi="맑은 고딕"/>
@@ -22686,6 +22953,9 @@
             </w:tcMar>
           </w:tcPr>
           <w:p>
+            <w:pPr>
+              <w:spacing w:after="20" w:before="20"/>
+            </w:pPr>
             <w:r>
               <w:rPr>
                 <w:rFonts w:ascii="맑은 고딕" w:cs="맑은 고딕" w:eastAsia="맑은 고딕" w:hAnsi="맑은 고딕"/>
@@ -23118,7 +23388,7 @@
           <w:sz w:val="20"/>
           <w:szCs w:val="20"/>
         </w:rPr>
-        <w:t xml:space="preserve"> &amp;nbsp;&amp;nbsp; </w:t>
+        <w:t xml:space="preserve">    </w:t>
       </w:r>
       <w:r>
         <w:rPr>
@@ -23225,6 +23495,9 @@
             </w:tcMar>
           </w:tcPr>
           <w:p>
+            <w:pPr>
+              <w:spacing w:after="20" w:before="20"/>
+            </w:pPr>
             <w:r>
               <w:rPr>
                 <w:rFonts w:ascii="맑은 고딕" w:cs="맑은 고딕" w:eastAsia="맑은 고딕" w:hAnsi="맑은 고딕"/>
@@ -23255,6 +23528,9 @@
             </w:tcMar>
           </w:tcPr>
           <w:p>
+            <w:pPr>
+              <w:spacing w:after="20" w:before="20"/>
+            </w:pPr>
             <w:r>
               <w:rPr>
                 <w:rFonts w:ascii="맑은 고딕" w:cs="맑은 고딕" w:eastAsia="맑은 고딕" w:hAnsi="맑은 고딕"/>
@@ -23283,6 +23559,9 @@
             </w:tcMar>
           </w:tcPr>
           <w:p>
+            <w:pPr>
+              <w:spacing w:after="20" w:before="20"/>
+            </w:pPr>
             <w:r>
               <w:rPr>
                 <w:rFonts w:ascii="맑은 고딕" w:cs="맑은 고딕" w:eastAsia="맑은 고딕" w:hAnsi="맑은 고딕"/>
@@ -23313,6 +23592,9 @@
             </w:tcMar>
           </w:tcPr>
           <w:p>
+            <w:pPr>
+              <w:spacing w:after="20" w:before="20"/>
+            </w:pPr>
             <w:r>
               <w:rPr>
                 <w:rFonts w:ascii="맑은 고딕" w:cs="맑은 고딕" w:eastAsia="맑은 고딕" w:hAnsi="맑은 고딕"/>
@@ -23538,6 +23820,9 @@
             </w:tcMar>
           </w:tcPr>
           <w:p>
+            <w:pPr>
+              <w:spacing w:after="20" w:before="20"/>
+            </w:pPr>
             <w:r>
               <w:rPr>
                 <w:rFonts w:ascii="맑은 고딕" w:cs="맑은 고딕" w:eastAsia="맑은 고딕" w:hAnsi="맑은 고딕"/>
@@ -23568,6 +23853,9 @@
             </w:tcMar>
           </w:tcPr>
           <w:p>
+            <w:pPr>
+              <w:spacing w:after="20" w:before="20"/>
+            </w:pPr>
             <w:r>
               <w:rPr>
                 <w:rFonts w:ascii="맑은 고딕" w:cs="맑은 고딕" w:eastAsia="맑은 고딕" w:hAnsi="맑은 고딕"/>
@@ -23598,6 +23886,9 @@
             </w:tcMar>
           </w:tcPr>
           <w:p>
+            <w:pPr>
+              <w:spacing w:after="20" w:before="20"/>
+            </w:pPr>
             <w:r>
               <w:rPr>
                 <w:rFonts w:ascii="맑은 고딕" w:cs="맑은 고딕" w:eastAsia="맑은 고딕" w:hAnsi="맑은 고딕"/>
@@ -24600,6 +24891,9 @@
             </w:tcMar>
           </w:tcPr>
           <w:p>
+            <w:pPr>
+              <w:spacing w:after="20" w:before="20"/>
+            </w:pPr>
             <w:r>
               <w:rPr>
                 <w:rFonts w:ascii="맑은 고딕" w:cs="맑은 고딕" w:eastAsia="맑은 고딕" w:hAnsi="맑은 고딕"/>
@@ -24630,6 +24924,9 @@
             </w:tcMar>
           </w:tcPr>
           <w:p>
+            <w:pPr>
+              <w:spacing w:after="20" w:before="20"/>
+            </w:pPr>
             <w:r>
               <w:rPr>
                 <w:rFonts w:ascii="맑은 고딕" w:cs="맑은 고딕" w:eastAsia="맑은 고딕" w:hAnsi="맑은 고딕"/>
@@ -24660,6 +24957,9 @@
             </w:tcMar>
           </w:tcPr>
           <w:p>
+            <w:pPr>
+              <w:spacing w:after="20" w:before="20"/>
+            </w:pPr>
             <w:r>
               <w:rPr>
                 <w:rFonts w:ascii="맑은 고딕" w:cs="맑은 고딕" w:eastAsia="맑은 고딕" w:hAnsi="맑은 고딕"/>
@@ -24690,6 +24990,9 @@
             </w:tcMar>
           </w:tcPr>
           <w:p>
+            <w:pPr>
+              <w:spacing w:after="20" w:before="20"/>
+            </w:pPr>
             <w:r>
               <w:rPr>
                 <w:rFonts w:ascii="맑은 고딕" w:cs="맑은 고딕" w:eastAsia="맑은 고딕" w:hAnsi="맑은 고딕"/>
@@ -25705,6 +26008,9 @@
             </w:tcMar>
           </w:tcPr>
           <w:p>
+            <w:pPr>
+              <w:spacing w:after="20" w:before="20"/>
+            </w:pPr>
             <w:r>
               <w:rPr>
                 <w:rFonts w:ascii="맑은 고딕" w:cs="맑은 고딕" w:eastAsia="맑은 고딕" w:hAnsi="맑은 고딕"/>
@@ -25735,6 +26041,9 @@
             </w:tcMar>
           </w:tcPr>
           <w:p>
+            <w:pPr>
+              <w:spacing w:after="20" w:before="20"/>
+            </w:pPr>
             <w:r>
               <w:rPr>
                 <w:rFonts w:ascii="맑은 고딕" w:cs="맑은 고딕" w:eastAsia="맑은 고딕" w:hAnsi="맑은 고딕"/>
@@ -25765,6 +26074,9 @@
             </w:tcMar>
           </w:tcPr>
           <w:p>
+            <w:pPr>
+              <w:spacing w:after="20" w:before="20"/>
+            </w:pPr>
             <w:r>
               <w:rPr>
                 <w:rFonts w:ascii="맑은 고딕" w:cs="맑은 고딕" w:eastAsia="맑은 고딕" w:hAnsi="맑은 고딕"/>
@@ -26040,6 +26352,9 @@
             </w:tcMar>
           </w:tcPr>
           <w:p>
+            <w:pPr>
+              <w:spacing w:after="20" w:before="20"/>
+            </w:pPr>
             <w:r>
               <w:rPr>
                 <w:rFonts w:ascii="맑은 고딕" w:cs="맑은 고딕" w:eastAsia="맑은 고딕" w:hAnsi="맑은 고딕"/>
@@ -26070,6 +26385,9 @@
             </w:tcMar>
           </w:tcPr>
           <w:p>
+            <w:pPr>
+              <w:spacing w:after="20" w:before="20"/>
+            </w:pPr>
             <w:r>
               <w:rPr>
                 <w:rFonts w:ascii="맑은 고딕" w:cs="맑은 고딕" w:eastAsia="맑은 고딕" w:hAnsi="맑은 고딕"/>
@@ -26100,6 +26418,9 @@
             </w:tcMar>
           </w:tcPr>
           <w:p>
+            <w:pPr>
+              <w:spacing w:after="20" w:before="20"/>
+            </w:pPr>
             <w:r>
               <w:rPr>
                 <w:rFonts w:ascii="맑은 고딕" w:cs="맑은 고딕" w:eastAsia="맑은 고딕" w:hAnsi="맑은 고딕"/>
@@ -26130,6 +26451,9 @@
             </w:tcMar>
           </w:tcPr>
           <w:p>
+            <w:pPr>
+              <w:spacing w:after="20" w:before="20"/>
+            </w:pPr>
             <w:r>
               <w:rPr>
                 <w:rFonts w:ascii="맑은 고딕" w:cs="맑은 고딕" w:eastAsia="맑은 고딕" w:hAnsi="맑은 고딕"/>
@@ -26431,7 +26755,7 @@
           <w:sz w:val="20"/>
           <w:szCs w:val="20"/>
         </w:rPr>
-        <w:t xml:space="preserve"> &amp;nbsp;&amp;nbsp; </w:t>
+        <w:t xml:space="preserve">    </w:t>
       </w:r>
       <w:r>
         <w:rPr>
@@ -26538,6 +26862,9 @@
             </w:tcMar>
           </w:tcPr>
           <w:p>
+            <w:pPr>
+              <w:spacing w:after="20" w:before="20"/>
+            </w:pPr>
             <w:r>
               <w:rPr>
                 <w:rFonts w:ascii="맑은 고딕" w:cs="맑은 고딕" w:eastAsia="맑은 고딕" w:hAnsi="맑은 고딕"/>
@@ -26568,6 +26895,9 @@
             </w:tcMar>
           </w:tcPr>
           <w:p>
+            <w:pPr>
+              <w:spacing w:after="20" w:before="20"/>
+            </w:pPr>
             <w:r>
               <w:rPr>
                 <w:rFonts w:ascii="맑은 고딕" w:cs="맑은 고딕" w:eastAsia="맑은 고딕" w:hAnsi="맑은 고딕"/>
@@ -26596,6 +26926,9 @@
             </w:tcMar>
           </w:tcPr>
           <w:p>
+            <w:pPr>
+              <w:spacing w:after="20" w:before="20"/>
+            </w:pPr>
             <w:r>
               <w:rPr>
                 <w:rFonts w:ascii="맑은 고딕" w:cs="맑은 고딕" w:eastAsia="맑은 고딕" w:hAnsi="맑은 고딕"/>
@@ -26626,6 +26959,9 @@
             </w:tcMar>
           </w:tcPr>
           <w:p>
+            <w:pPr>
+              <w:spacing w:after="20" w:before="20"/>
+            </w:pPr>
             <w:r>
               <w:rPr>
                 <w:rFonts w:ascii="맑은 고딕" w:cs="맑은 고딕" w:eastAsia="맑은 고딕" w:hAnsi="맑은 고딕"/>
@@ -26709,6 +27045,9 @@
             </w:tcMar>
           </w:tcPr>
           <w:p>
+            <w:pPr>
+              <w:spacing w:after="20" w:before="20"/>
+            </w:pPr>
             <w:r>
               <w:rPr>
                 <w:rFonts w:ascii="맑은 고딕" w:cs="맑은 고딕" w:eastAsia="맑은 고딕" w:hAnsi="맑은 고딕"/>
@@ -26739,6 +27078,9 @@
             </w:tcMar>
           </w:tcPr>
           <w:p>
+            <w:pPr>
+              <w:spacing w:after="20" w:before="20"/>
+            </w:pPr>
             <w:r>
               <w:rPr>
                 <w:rFonts w:ascii="맑은 고딕" w:cs="맑은 고딕" w:eastAsia="맑은 고딕" w:hAnsi="맑은 고딕"/>
@@ -27690,6 +28032,9 @@
             </w:tcMar>
           </w:tcPr>
           <w:p>
+            <w:pPr>
+              <w:spacing w:after="20" w:before="20"/>
+            </w:pPr>
             <w:r>
               <w:rPr>
                 <w:rFonts w:ascii="맑은 고딕" w:cs="맑은 고딕" w:eastAsia="맑은 고딕" w:hAnsi="맑은 고딕"/>
@@ -27720,6 +28065,9 @@
             </w:tcMar>
           </w:tcPr>
           <w:p>
+            <w:pPr>
+              <w:spacing w:after="20" w:before="20"/>
+            </w:pPr>
             <w:r>
               <w:rPr>
                 <w:rFonts w:ascii="맑은 고딕" w:cs="맑은 고딕" w:eastAsia="맑은 고딕" w:hAnsi="맑은 고딕"/>
@@ -27750,6 +28098,9 @@
             </w:tcMar>
           </w:tcPr>
           <w:p>
+            <w:pPr>
+              <w:spacing w:after="20" w:before="20"/>
+            </w:pPr>
             <w:r>
               <w:rPr>
                 <w:rFonts w:ascii="맑은 고딕" w:cs="맑은 고딕" w:eastAsia="맑은 고딕" w:hAnsi="맑은 고딕"/>
@@ -27780,6 +28131,9 @@
             </w:tcMar>
           </w:tcPr>
           <w:p>
+            <w:pPr>
+              <w:spacing w:after="20" w:before="20"/>
+            </w:pPr>
             <w:r>
               <w:rPr>
                 <w:rFonts w:ascii="맑은 고딕" w:cs="맑은 고딕" w:eastAsia="맑은 고딕" w:hAnsi="맑은 고딕"/>
@@ -27810,6 +28164,9 @@
             </w:tcMar>
           </w:tcPr>
           <w:p>
+            <w:pPr>
+              <w:spacing w:after="20" w:before="20"/>
+            </w:pPr>
             <w:r>
               <w:rPr>
                 <w:rFonts w:ascii="맑은 고딕" w:cs="맑은 고딕" w:eastAsia="맑은 고딕" w:hAnsi="맑은 고딕"/>
@@ -27840,6 +28197,9 @@
             </w:tcMar>
           </w:tcPr>
           <w:p>
+            <w:pPr>
+              <w:spacing w:after="20" w:before="20"/>
+            </w:pPr>
             <w:r>
               <w:rPr>
                 <w:rFonts w:ascii="맑은 고딕" w:cs="맑은 고딕" w:eastAsia="맑은 고딕" w:hAnsi="맑은 고딕"/>
@@ -28832,7 +29192,7 @@
           <w:sz w:val="20"/>
           <w:szCs w:val="20"/>
         </w:rPr>
-        <w:t xml:space="preserve"> &amp;nbsp;&amp;nbsp; </w:t>
+        <w:t xml:space="preserve">    </w:t>
       </w:r>
       <w:r>
         <w:rPr>
@@ -28904,7 +29264,7 @@
         <w:pBdr>
           <w:left w:val="single" w:color="003B73" w:sz="12" w:space="8"/>
         </w:pBdr>
-        <w:spacing w:after="160" w:before="80"/>
+        <w:spacing w:after="160" w:before="80" w:line="280"/>
         <w:ind w:left="240"/>
       </w:pPr>
       <w:r>
@@ -28937,14 +29297,14 @@
         </w:tblBorders>
       </w:tblPr>
       <w:tblGrid>
-        <w:gridCol w:w="621"/>
-        <w:gridCol w:w="1243"/>
-        <w:gridCol w:w="621"/>
-        <w:gridCol w:w="621"/>
-        <w:gridCol w:w="777"/>
-        <w:gridCol w:w="1088"/>
-        <w:gridCol w:w="2021"/>
-        <w:gridCol w:w="2647"/>
+        <w:gridCol w:w="771"/>
+        <w:gridCol w:w="1542"/>
+        <w:gridCol w:w="771"/>
+        <w:gridCol w:w="771"/>
+        <w:gridCol w:w="963"/>
+        <w:gridCol w:w="1349"/>
+        <w:gridCol w:w="1735"/>
+        <w:gridCol w:w="1737"/>
       </w:tblGrid>
       <w:tr>
         <w:trPr>
@@ -28952,7 +29312,7 @@
         </w:trPr>
         <w:tc>
           <w:tcPr>
-            <w:tcW w:type="dxa" w:w="621"/>
+            <w:tcW w:type="dxa" w:w="771"/>
             <w:tcBorders>
               <w:top w:val="single" w:color="999999" w:sz="4"/>
               <w:left w:val="single" w:color="999999" w:sz="4"/>
@@ -28968,6 +29328,9 @@
             </w:tcMar>
           </w:tcPr>
           <w:p>
+            <w:pPr>
+              <w:spacing w:after="20" w:before="20"/>
+            </w:pPr>
             <w:r>
               <w:rPr>
                 <w:rFonts w:ascii="맑은 고딕" w:cs="맑은 고딕" w:eastAsia="맑은 고딕" w:hAnsi="맑은 고딕"/>
@@ -28982,7 +29345,7 @@
         </w:tc>
         <w:tc>
           <w:tcPr>
-            <w:tcW w:type="dxa" w:w="1243"/>
+            <w:tcW w:type="dxa" w:w="1542"/>
             <w:tcBorders>
               <w:top w:val="single" w:color="999999" w:sz="4"/>
               <w:left w:val="single" w:color="999999" w:sz="4"/>
@@ -28998,6 +29361,9 @@
             </w:tcMar>
           </w:tcPr>
           <w:p>
+            <w:pPr>
+              <w:spacing w:after="20" w:before="20"/>
+            </w:pPr>
             <w:r>
               <w:rPr>
                 <w:rFonts w:ascii="맑은 고딕" w:cs="맑은 고딕" w:eastAsia="맑은 고딕" w:hAnsi="맑은 고딕"/>
@@ -29012,7 +29378,7 @@
         </w:tc>
         <w:tc>
           <w:tcPr>
-            <w:tcW w:type="dxa" w:w="621"/>
+            <w:tcW w:type="dxa" w:w="771"/>
             <w:tcBorders>
               <w:top w:val="single" w:color="999999" w:sz="4"/>
               <w:left w:val="single" w:color="999999" w:sz="4"/>
@@ -29028,6 +29394,9 @@
             </w:tcMar>
           </w:tcPr>
           <w:p>
+            <w:pPr>
+              <w:spacing w:after="20" w:before="20"/>
+            </w:pPr>
             <w:r>
               <w:rPr>
                 <w:rFonts w:ascii="맑은 고딕" w:cs="맑은 고딕" w:eastAsia="맑은 고딕" w:hAnsi="맑은 고딕"/>
@@ -29042,7 +29411,7 @@
         </w:tc>
         <w:tc>
           <w:tcPr>
-            <w:tcW w:type="dxa" w:w="621"/>
+            <w:tcW w:type="dxa" w:w="771"/>
             <w:tcBorders>
               <w:top w:val="single" w:color="999999" w:sz="4"/>
               <w:left w:val="single" w:color="999999" w:sz="4"/>
@@ -29058,6 +29427,9 @@
             </w:tcMar>
           </w:tcPr>
           <w:p>
+            <w:pPr>
+              <w:spacing w:after="20" w:before="20"/>
+            </w:pPr>
             <w:r>
               <w:rPr>
                 <w:rFonts w:ascii="맑은 고딕" w:cs="맑은 고딕" w:eastAsia="맑은 고딕" w:hAnsi="맑은 고딕"/>
@@ -29072,7 +29444,7 @@
         </w:tc>
         <w:tc>
           <w:tcPr>
-            <w:tcW w:type="dxa" w:w="777"/>
+            <w:tcW w:type="dxa" w:w="963"/>
             <w:tcBorders>
               <w:top w:val="single" w:color="999999" w:sz="4"/>
               <w:left w:val="single" w:color="999999" w:sz="4"/>
@@ -29088,6 +29460,9 @@
             </w:tcMar>
           </w:tcPr>
           <w:p>
+            <w:pPr>
+              <w:spacing w:after="20" w:before="20"/>
+            </w:pPr>
             <w:r>
               <w:rPr>
                 <w:rFonts w:ascii="맑은 고딕" w:cs="맑은 고딕" w:eastAsia="맑은 고딕" w:hAnsi="맑은 고딕"/>
@@ -29102,7 +29477,7 @@
         </w:tc>
         <w:tc>
           <w:tcPr>
-            <w:tcW w:type="dxa" w:w="1088"/>
+            <w:tcW w:type="dxa" w:w="1349"/>
             <w:tcBorders>
               <w:top w:val="single" w:color="999999" w:sz="4"/>
               <w:left w:val="single" w:color="999999" w:sz="4"/>
@@ -29118,6 +29493,9 @@
             </w:tcMar>
           </w:tcPr>
           <w:p>
+            <w:pPr>
+              <w:spacing w:after="20" w:before="20"/>
+            </w:pPr>
             <w:r>
               <w:rPr>
                 <w:rFonts w:ascii="맑은 고딕" w:cs="맑은 고딕" w:eastAsia="맑은 고딕" w:hAnsi="맑은 고딕"/>
@@ -29132,7 +29510,7 @@
         </w:tc>
         <w:tc>
           <w:tcPr>
-            <w:tcW w:type="dxa" w:w="2021"/>
+            <w:tcW w:type="dxa" w:w="1735"/>
             <w:tcBorders>
               <w:top w:val="single" w:color="999999" w:sz="4"/>
               <w:left w:val="single" w:color="999999" w:sz="4"/>
@@ -29148,6 +29526,9 @@
             </w:tcMar>
           </w:tcPr>
           <w:p>
+            <w:pPr>
+              <w:spacing w:after="20" w:before="20"/>
+            </w:pPr>
             <w:r>
               <w:rPr>
                 <w:rFonts w:ascii="맑은 고딕" w:cs="맑은 고딕" w:eastAsia="맑은 고딕" w:hAnsi="맑은 고딕"/>
@@ -29156,28 +29537,13 @@
                 <w:sz w:val="18"/>
                 <w:szCs w:val="18"/>
               </w:rPr>
-              <w:t xml:space="preserve">입회자&lt;br&gt;(성명 / 서명)</w:t>
-            </w:r>
-          </w:p>
-        </w:tc>
-        <w:tc>
-          <w:tcPr>
-            <w:tcW w:type="dxa" w:w="2647"/>
-            <w:tcBorders>
-              <w:top w:val="single" w:color="999999" w:sz="4"/>
-              <w:left w:val="single" w:color="999999" w:sz="4"/>
-              <w:bottom w:val="single" w:color="999999" w:sz="4"/>
-              <w:right w:val="single" w:color="999999" w:sz="4"/>
-            </w:tcBorders>
-            <w:shd w:fill="EFEFEF" w:val="clear"/>
-            <w:tcMar>
-              <w:top w:type="dxa" w:w="60"/>
-              <w:left w:type="dxa" w:w="90"/>
-              <w:bottom w:type="dxa" w:w="60"/>
-              <w:right w:type="dxa" w:w="90"/>
-            </w:tcMar>
-          </w:tcPr>
-          <w:p>
+              <w:t xml:space="preserve">입회자</w:t>
+            </w:r>
+          </w:p>
+          <w:p>
+            <w:pPr>
+              <w:spacing w:after="20" w:before="20"/>
+            </w:pPr>
             <w:r>
               <w:rPr>
                 <w:rFonts w:ascii="맑은 고딕" w:cs="맑은 고딕" w:eastAsia="맑은 고딕" w:hAnsi="맑은 고딕"/>
@@ -29186,7 +29552,55 @@
                 <w:sz w:val="18"/>
                 <w:szCs w:val="18"/>
               </w:rPr>
-              <w:t xml:space="preserve">시험감독책임자&lt;br&gt;(성명 / 서명)</w:t>
+              <w:t xml:space="preserve">(성명 / 서명)</w:t>
+            </w:r>
+          </w:p>
+        </w:tc>
+        <w:tc>
+          <w:tcPr>
+            <w:tcW w:type="dxa" w:w="1737"/>
+            <w:tcBorders>
+              <w:top w:val="single" w:color="999999" w:sz="4"/>
+              <w:left w:val="single" w:color="999999" w:sz="4"/>
+              <w:bottom w:val="single" w:color="999999" w:sz="4"/>
+              <w:right w:val="single" w:color="999999" w:sz="4"/>
+            </w:tcBorders>
+            <w:shd w:fill="EFEFEF" w:val="clear"/>
+            <w:tcMar>
+              <w:top w:type="dxa" w:w="60"/>
+              <w:left w:type="dxa" w:w="90"/>
+              <w:bottom w:type="dxa" w:w="60"/>
+              <w:right w:type="dxa" w:w="90"/>
+            </w:tcMar>
+          </w:tcPr>
+          <w:p>
+            <w:pPr>
+              <w:spacing w:after="20" w:before="20"/>
+            </w:pPr>
+            <w:r>
+              <w:rPr>
+                <w:rFonts w:ascii="맑은 고딕" w:cs="맑은 고딕" w:eastAsia="맑은 고딕" w:hAnsi="맑은 고딕"/>
+                <w:b/>
+                <w:bCs/>
+                <w:sz w:val="18"/>
+                <w:szCs w:val="18"/>
+              </w:rPr>
+              <w:t xml:space="preserve">시험감독책임자</w:t>
+            </w:r>
+          </w:p>
+          <w:p>
+            <w:pPr>
+              <w:spacing w:after="20" w:before="20"/>
+            </w:pPr>
+            <w:r>
+              <w:rPr>
+                <w:rFonts w:ascii="맑은 고딕" w:cs="맑은 고딕" w:eastAsia="맑은 고딕" w:hAnsi="맑은 고딕"/>
+                <w:b/>
+                <w:bCs/>
+                <w:sz w:val="18"/>
+                <w:szCs w:val="18"/>
+              </w:rPr>
+              <w:t xml:space="preserve">(성명 / 서명)</w:t>
             </w:r>
           </w:p>
         </w:tc>
@@ -29197,7 +29611,7 @@
         </w:trPr>
         <w:tc>
           <w:tcPr>
-            <w:tcW w:type="dxa" w:w="621"/>
+            <w:tcW w:type="dxa" w:w="771"/>
             <w:tcBorders>
               <w:top w:val="single" w:color="999999" w:sz="4"/>
               <w:left w:val="single" w:color="999999" w:sz="4"/>
@@ -29229,7 +29643,7 @@
         </w:tc>
         <w:tc>
           <w:tcPr>
-            <w:tcW w:type="dxa" w:w="1243"/>
+            <w:tcW w:type="dxa" w:w="1542"/>
             <w:tcBorders>
               <w:top w:val="single" w:color="999999" w:sz="4"/>
               <w:left w:val="single" w:color="999999" w:sz="4"/>
@@ -29259,7 +29673,7 @@
         </w:tc>
         <w:tc>
           <w:tcPr>
-            <w:tcW w:type="dxa" w:w="621"/>
+            <w:tcW w:type="dxa" w:w="771"/>
             <w:tcBorders>
               <w:top w:val="single" w:color="999999" w:sz="4"/>
               <w:left w:val="single" w:color="999999" w:sz="4"/>
@@ -29289,7 +29703,7 @@
         </w:tc>
         <w:tc>
           <w:tcPr>
-            <w:tcW w:type="dxa" w:w="621"/>
+            <w:tcW w:type="dxa" w:w="771"/>
             <w:tcBorders>
               <w:top w:val="single" w:color="999999" w:sz="4"/>
               <w:left w:val="single" w:color="999999" w:sz="4"/>
@@ -29319,7 +29733,7 @@
         </w:tc>
         <w:tc>
           <w:tcPr>
-            <w:tcW w:type="dxa" w:w="777"/>
+            <w:tcW w:type="dxa" w:w="963"/>
             <w:tcBorders>
               <w:top w:val="single" w:color="999999" w:sz="4"/>
               <w:left w:val="single" w:color="999999" w:sz="4"/>
@@ -29349,7 +29763,7 @@
         </w:tc>
         <w:tc>
           <w:tcPr>
-            <w:tcW w:type="dxa" w:w="1088"/>
+            <w:tcW w:type="dxa" w:w="1349"/>
             <w:tcBorders>
               <w:top w:val="single" w:color="999999" w:sz="4"/>
               <w:left w:val="single" w:color="999999" w:sz="4"/>
@@ -29381,7 +29795,7 @@
         </w:tc>
         <w:tc>
           <w:tcPr>
-            <w:tcW w:type="dxa" w:w="2021"/>
+            <w:tcW w:type="dxa" w:w="1735"/>
             <w:tcBorders>
               <w:top w:val="single" w:color="999999" w:sz="4"/>
               <w:left w:val="single" w:color="999999" w:sz="4"/>
@@ -29411,7 +29825,7 @@
         </w:tc>
         <w:tc>
           <w:tcPr>
-            <w:tcW w:type="dxa" w:w="2647"/>
+            <w:tcW w:type="dxa" w:w="1737"/>
             <w:tcBorders>
               <w:top w:val="single" w:color="999999" w:sz="4"/>
               <w:left w:val="single" w:color="999999" w:sz="4"/>
@@ -29446,7 +29860,7 @@
         </w:trPr>
         <w:tc>
           <w:tcPr>
-            <w:tcW w:type="dxa" w:w="621"/>
+            <w:tcW w:type="dxa" w:w="771"/>
             <w:tcBorders>
               <w:top w:val="single" w:color="999999" w:sz="4"/>
               <w:left w:val="single" w:color="999999" w:sz="4"/>
@@ -29478,7 +29892,7 @@
         </w:tc>
         <w:tc>
           <w:tcPr>
-            <w:tcW w:type="dxa" w:w="1243"/>
+            <w:tcW w:type="dxa" w:w="1542"/>
             <w:tcBorders>
               <w:top w:val="single" w:color="999999" w:sz="4"/>
               <w:left w:val="single" w:color="999999" w:sz="4"/>
@@ -29508,7 +29922,7 @@
         </w:tc>
         <w:tc>
           <w:tcPr>
-            <w:tcW w:type="dxa" w:w="621"/>
+            <w:tcW w:type="dxa" w:w="771"/>
             <w:tcBorders>
               <w:top w:val="single" w:color="999999" w:sz="4"/>
               <w:left w:val="single" w:color="999999" w:sz="4"/>
@@ -29538,7 +29952,7 @@
         </w:tc>
         <w:tc>
           <w:tcPr>
-            <w:tcW w:type="dxa" w:w="621"/>
+            <w:tcW w:type="dxa" w:w="771"/>
             <w:tcBorders>
               <w:top w:val="single" w:color="999999" w:sz="4"/>
               <w:left w:val="single" w:color="999999" w:sz="4"/>
@@ -29568,7 +29982,7 @@
         </w:tc>
         <w:tc>
           <w:tcPr>
-            <w:tcW w:type="dxa" w:w="777"/>
+            <w:tcW w:type="dxa" w:w="963"/>
             <w:tcBorders>
               <w:top w:val="single" w:color="999999" w:sz="4"/>
               <w:left w:val="single" w:color="999999" w:sz="4"/>
@@ -29598,7 +30012,7 @@
         </w:tc>
         <w:tc>
           <w:tcPr>
-            <w:tcW w:type="dxa" w:w="1088"/>
+            <w:tcW w:type="dxa" w:w="1349"/>
             <w:tcBorders>
               <w:top w:val="single" w:color="999999" w:sz="4"/>
               <w:left w:val="single" w:color="999999" w:sz="4"/>
@@ -29630,7 +30044,7 @@
         </w:tc>
         <w:tc>
           <w:tcPr>
-            <w:tcW w:type="dxa" w:w="2021"/>
+            <w:tcW w:type="dxa" w:w="1735"/>
             <w:tcBorders>
               <w:top w:val="single" w:color="999999" w:sz="4"/>
               <w:left w:val="single" w:color="999999" w:sz="4"/>
@@ -29660,7 +30074,7 @@
         </w:tc>
         <w:tc>
           <w:tcPr>
-            <w:tcW w:type="dxa" w:w="2647"/>
+            <w:tcW w:type="dxa" w:w="1737"/>
             <w:tcBorders>
               <w:top w:val="single" w:color="999999" w:sz="4"/>
               <w:left w:val="single" w:color="999999" w:sz="4"/>
@@ -29695,7 +30109,7 @@
         </w:trPr>
         <w:tc>
           <w:tcPr>
-            <w:tcW w:type="dxa" w:w="621"/>
+            <w:tcW w:type="dxa" w:w="771"/>
             <w:tcBorders>
               <w:top w:val="single" w:color="999999" w:sz="4"/>
               <w:left w:val="single" w:color="999999" w:sz="4"/>
@@ -29727,7 +30141,7 @@
         </w:tc>
         <w:tc>
           <w:tcPr>
-            <w:tcW w:type="dxa" w:w="1243"/>
+            <w:tcW w:type="dxa" w:w="1542"/>
             <w:tcBorders>
               <w:top w:val="single" w:color="999999" w:sz="4"/>
               <w:left w:val="single" w:color="999999" w:sz="4"/>
@@ -29757,7 +30171,7 @@
         </w:tc>
         <w:tc>
           <w:tcPr>
-            <w:tcW w:type="dxa" w:w="621"/>
+            <w:tcW w:type="dxa" w:w="771"/>
             <w:tcBorders>
               <w:top w:val="single" w:color="999999" w:sz="4"/>
               <w:left w:val="single" w:color="999999" w:sz="4"/>
@@ -29787,7 +30201,7 @@
         </w:tc>
         <w:tc>
           <w:tcPr>
-            <w:tcW w:type="dxa" w:w="621"/>
+            <w:tcW w:type="dxa" w:w="771"/>
             <w:tcBorders>
               <w:top w:val="single" w:color="999999" w:sz="4"/>
               <w:left w:val="single" w:color="999999" w:sz="4"/>
@@ -29817,7 +30231,7 @@
         </w:tc>
         <w:tc>
           <w:tcPr>
-            <w:tcW w:type="dxa" w:w="777"/>
+            <w:tcW w:type="dxa" w:w="963"/>
             <w:tcBorders>
               <w:top w:val="single" w:color="999999" w:sz="4"/>
               <w:left w:val="single" w:color="999999" w:sz="4"/>
@@ -29847,7 +30261,7 @@
         </w:tc>
         <w:tc>
           <w:tcPr>
-            <w:tcW w:type="dxa" w:w="1088"/>
+            <w:tcW w:type="dxa" w:w="1349"/>
             <w:tcBorders>
               <w:top w:val="single" w:color="999999" w:sz="4"/>
               <w:left w:val="single" w:color="999999" w:sz="4"/>
@@ -29879,7 +30293,7 @@
         </w:tc>
         <w:tc>
           <w:tcPr>
-            <w:tcW w:type="dxa" w:w="2021"/>
+            <w:tcW w:type="dxa" w:w="1735"/>
             <w:tcBorders>
               <w:top w:val="single" w:color="999999" w:sz="4"/>
               <w:left w:val="single" w:color="999999" w:sz="4"/>
@@ -29909,7 +30323,7 @@
         </w:tc>
         <w:tc>
           <w:tcPr>
-            <w:tcW w:type="dxa" w:w="2647"/>
+            <w:tcW w:type="dxa" w:w="1737"/>
             <w:tcBorders>
               <w:top w:val="single" w:color="999999" w:sz="4"/>
               <w:left w:val="single" w:color="999999" w:sz="4"/>
@@ -29944,7 +30358,7 @@
         </w:trPr>
         <w:tc>
           <w:tcPr>
-            <w:tcW w:type="dxa" w:w="621"/>
+            <w:tcW w:type="dxa" w:w="771"/>
             <w:tcBorders>
               <w:top w:val="single" w:color="999999" w:sz="4"/>
               <w:left w:val="single" w:color="999999" w:sz="4"/>
@@ -29976,7 +30390,7 @@
         </w:tc>
         <w:tc>
           <w:tcPr>
-            <w:tcW w:type="dxa" w:w="1243"/>
+            <w:tcW w:type="dxa" w:w="1542"/>
             <w:tcBorders>
               <w:top w:val="single" w:color="999999" w:sz="4"/>
               <w:left w:val="single" w:color="999999" w:sz="4"/>
@@ -30006,7 +30420,7 @@
         </w:tc>
         <w:tc>
           <w:tcPr>
-            <w:tcW w:type="dxa" w:w="621"/>
+            <w:tcW w:type="dxa" w:w="771"/>
             <w:tcBorders>
               <w:top w:val="single" w:color="999999" w:sz="4"/>
               <w:left w:val="single" w:color="999999" w:sz="4"/>
@@ -30036,7 +30450,7 @@
         </w:tc>
         <w:tc>
           <w:tcPr>
-            <w:tcW w:type="dxa" w:w="621"/>
+            <w:tcW w:type="dxa" w:w="771"/>
             <w:tcBorders>
               <w:top w:val="single" w:color="999999" w:sz="4"/>
               <w:left w:val="single" w:color="999999" w:sz="4"/>
@@ -30066,7 +30480,7 @@
         </w:tc>
         <w:tc>
           <w:tcPr>
-            <w:tcW w:type="dxa" w:w="777"/>
+            <w:tcW w:type="dxa" w:w="963"/>
             <w:tcBorders>
               <w:top w:val="single" w:color="999999" w:sz="4"/>
               <w:left w:val="single" w:color="999999" w:sz="4"/>
@@ -30096,7 +30510,7 @@
         </w:tc>
         <w:tc>
           <w:tcPr>
-            <w:tcW w:type="dxa" w:w="1088"/>
+            <w:tcW w:type="dxa" w:w="1349"/>
             <w:tcBorders>
               <w:top w:val="single" w:color="999999" w:sz="4"/>
               <w:left w:val="single" w:color="999999" w:sz="4"/>
@@ -30128,7 +30542,7 @@
         </w:tc>
         <w:tc>
           <w:tcPr>
-            <w:tcW w:type="dxa" w:w="2021"/>
+            <w:tcW w:type="dxa" w:w="1735"/>
             <w:tcBorders>
               <w:top w:val="single" w:color="999999" w:sz="4"/>
               <w:left w:val="single" w:color="999999" w:sz="4"/>
@@ -30158,7 +30572,7 @@
         </w:tc>
         <w:tc>
           <w:tcPr>
-            <w:tcW w:type="dxa" w:w="2647"/>
+            <w:tcW w:type="dxa" w:w="1737"/>
             <w:tcBorders>
               <w:top w:val="single" w:color="999999" w:sz="4"/>
               <w:left w:val="single" w:color="999999" w:sz="4"/>
@@ -30193,7 +30607,7 @@
         </w:trPr>
         <w:tc>
           <w:tcPr>
-            <w:tcW w:type="dxa" w:w="621"/>
+            <w:tcW w:type="dxa" w:w="771"/>
             <w:tcBorders>
               <w:top w:val="single" w:color="999999" w:sz="4"/>
               <w:left w:val="single" w:color="999999" w:sz="4"/>
@@ -30225,7 +30639,7 @@
         </w:tc>
         <w:tc>
           <w:tcPr>
-            <w:tcW w:type="dxa" w:w="1243"/>
+            <w:tcW w:type="dxa" w:w="1542"/>
             <w:tcBorders>
               <w:top w:val="single" w:color="999999" w:sz="4"/>
               <w:left w:val="single" w:color="999999" w:sz="4"/>
@@ -30255,7 +30669,7 @@
         </w:tc>
         <w:tc>
           <w:tcPr>
-            <w:tcW w:type="dxa" w:w="621"/>
+            <w:tcW w:type="dxa" w:w="771"/>
             <w:tcBorders>
               <w:top w:val="single" w:color="999999" w:sz="4"/>
               <w:left w:val="single" w:color="999999" w:sz="4"/>
@@ -30285,7 +30699,7 @@
         </w:tc>
         <w:tc>
           <w:tcPr>
-            <w:tcW w:type="dxa" w:w="621"/>
+            <w:tcW w:type="dxa" w:w="771"/>
             <w:tcBorders>
               <w:top w:val="single" w:color="999999" w:sz="4"/>
               <w:left w:val="single" w:color="999999" w:sz="4"/>
@@ -30315,7 +30729,7 @@
         </w:tc>
         <w:tc>
           <w:tcPr>
-            <w:tcW w:type="dxa" w:w="777"/>
+            <w:tcW w:type="dxa" w:w="963"/>
             <w:tcBorders>
               <w:top w:val="single" w:color="999999" w:sz="4"/>
               <w:left w:val="single" w:color="999999" w:sz="4"/>
@@ -30345,7 +30759,7 @@
         </w:tc>
         <w:tc>
           <w:tcPr>
-            <w:tcW w:type="dxa" w:w="1088"/>
+            <w:tcW w:type="dxa" w:w="1349"/>
             <w:tcBorders>
               <w:top w:val="single" w:color="999999" w:sz="4"/>
               <w:left w:val="single" w:color="999999" w:sz="4"/>
@@ -30377,7 +30791,7 @@
         </w:tc>
         <w:tc>
           <w:tcPr>
-            <w:tcW w:type="dxa" w:w="2021"/>
+            <w:tcW w:type="dxa" w:w="1735"/>
             <w:tcBorders>
               <w:top w:val="single" w:color="999999" w:sz="4"/>
               <w:left w:val="single" w:color="999999" w:sz="4"/>
@@ -30407,7 +30821,7 @@
         </w:tc>
         <w:tc>
           <w:tcPr>
-            <w:tcW w:type="dxa" w:w="2647"/>
+            <w:tcW w:type="dxa" w:w="1737"/>
             <w:tcBorders>
               <w:top w:val="single" w:color="999999" w:sz="4"/>
               <w:left w:val="single" w:color="999999" w:sz="4"/>
@@ -30470,7 +30884,7 @@
           <w:sz w:val="20"/>
           <w:szCs w:val="20"/>
         </w:rPr>
-        <w:t xml:space="preserve"> &amp;nbsp;&amp;nbsp; </w:t>
+        <w:t xml:space="preserve">    </w:t>
       </w:r>
       <w:r>
         <w:rPr>
@@ -30577,6 +30991,9 @@
             </w:tcMar>
           </w:tcPr>
           <w:p>
+            <w:pPr>
+              <w:spacing w:after="20" w:before="20"/>
+            </w:pPr>
             <w:r>
               <w:rPr>
                 <w:rFonts w:ascii="맑은 고딕" w:cs="맑은 고딕" w:eastAsia="맑은 고딕" w:hAnsi="맑은 고딕"/>
@@ -30607,6 +31024,9 @@
             </w:tcMar>
           </w:tcPr>
           <w:p>
+            <w:pPr>
+              <w:spacing w:after="20" w:before="20"/>
+            </w:pPr>
             <w:r>
               <w:rPr>
                 <w:rFonts w:ascii="맑은 고딕" w:cs="맑은 고딕" w:eastAsia="맑은 고딕" w:hAnsi="맑은 고딕"/>
@@ -30635,6 +31055,9 @@
             </w:tcMar>
           </w:tcPr>
           <w:p>
+            <w:pPr>
+              <w:spacing w:after="20" w:before="20"/>
+            </w:pPr>
             <w:r>
               <w:rPr>
                 <w:rFonts w:ascii="맑은 고딕" w:cs="맑은 고딕" w:eastAsia="맑은 고딕" w:hAnsi="맑은 고딕"/>
@@ -30665,6 +31088,9 @@
             </w:tcMar>
           </w:tcPr>
           <w:p>
+            <w:pPr>
+              <w:spacing w:after="20" w:before="20"/>
+            </w:pPr>
             <w:r>
               <w:rPr>
                 <w:rFonts w:ascii="맑은 고딕" w:cs="맑은 고딕" w:eastAsia="맑은 고딕" w:hAnsi="맑은 고딕"/>
@@ -30881,6 +31307,9 @@
             </w:tcMar>
           </w:tcPr>
           <w:p>
+            <w:pPr>
+              <w:spacing w:after="20" w:before="20"/>
+            </w:pPr>
             <w:r>
               <w:rPr>
                 <w:rFonts w:ascii="맑은 고딕" w:cs="맑은 고딕" w:eastAsia="맑은 고딕" w:hAnsi="맑은 고딕"/>
@@ -30911,6 +31340,9 @@
             </w:tcMar>
           </w:tcPr>
           <w:p>
+            <w:pPr>
+              <w:spacing w:after="20" w:before="20"/>
+            </w:pPr>
             <w:r>
               <w:rPr>
                 <w:rFonts w:ascii="맑은 고딕" w:cs="맑은 고딕" w:eastAsia="맑은 고딕" w:hAnsi="맑은 고딕"/>
@@ -30939,6 +31371,9 @@
             </w:tcMar>
           </w:tcPr>
           <w:p>
+            <w:pPr>
+              <w:spacing w:after="20" w:before="20"/>
+            </w:pPr>
             <w:r>
               <w:rPr>
                 <w:rFonts w:ascii="맑은 고딕" w:cs="맑은 고딕" w:eastAsia="맑은 고딕" w:hAnsi="맑은 고딕"/>
@@ -30969,6 +31404,9 @@
             </w:tcMar>
           </w:tcPr>
           <w:p>
+            <w:pPr>
+              <w:spacing w:after="20" w:before="20"/>
+            </w:pPr>
             <w:r>
               <w:rPr>
                 <w:rFonts w:ascii="맑은 고딕" w:cs="맑은 고딕" w:eastAsia="맑은 고딕" w:hAnsi="맑은 고딕"/>
@@ -31179,6 +31617,9 @@
             </w:tcMar>
           </w:tcPr>
           <w:p>
+            <w:pPr>
+              <w:spacing w:after="20" w:before="20"/>
+            </w:pPr>
             <w:r>
               <w:rPr>
                 <w:rFonts w:ascii="맑은 고딕" w:cs="맑은 고딕" w:eastAsia="맑은 고딕" w:hAnsi="맑은 고딕"/>
@@ -31209,6 +31650,9 @@
             </w:tcMar>
           </w:tcPr>
           <w:p>
+            <w:pPr>
+              <w:spacing w:after="20" w:before="20"/>
+            </w:pPr>
             <w:r>
               <w:rPr>
                 <w:rFonts w:ascii="맑은 고딕" w:cs="맑은 고딕" w:eastAsia="맑은 고딕" w:hAnsi="맑은 고딕"/>
@@ -31284,22 +31728,22 @@
                 <w:sz w:val="18"/>
                 <w:szCs w:val="18"/>
               </w:rPr>
-              <w:t xml:space="preserve">□ 1) 제공되지 않은 자료 이용 &amp;nbsp; □ 2) 대리 응시 &amp;nbsp; □ 3) 답안 미제출</w:t>
-            </w:r>
-          </w:p>
-          <w:p>
-            <w:pPr>
-              <w:spacing w:after="20" w:before="20"/>
-            </w:pPr>
-            <w:r>
-              <w:rPr>
-                <w:rFonts w:ascii="맑은 고딕" w:cs="맑은 고딕" w:eastAsia="맑은 고딕" w:hAnsi="맑은 고딕"/>
-                <w:b w:val="false"/>
-                <w:bCs w:val="false"/>
-                <w:sz w:val="18"/>
-                <w:szCs w:val="18"/>
-              </w:rPr>
-              <w:t xml:space="preserve">□ 4) 시험문제 반출 &amp;nbsp; □ 5) 다른 응시자의 답안 열람 &amp;nbsp; □ 6) 기타</w:t>
+              <w:t xml:space="preserve">□ 1) 제공되지 않은 자료 이용   □ 2) 대리 응시   □ 3) 답안 미제출</w:t>
+            </w:r>
+          </w:p>
+          <w:p>
+            <w:pPr>
+              <w:spacing w:after="20" w:before="20"/>
+            </w:pPr>
+            <w:r>
+              <w:rPr>
+                <w:rFonts w:ascii="맑은 고딕" w:cs="맑은 고딕" w:eastAsia="맑은 고딕" w:hAnsi="맑은 고딕"/>
+                <w:b w:val="false"/>
+                <w:bCs w:val="false"/>
+                <w:sz w:val="18"/>
+                <w:szCs w:val="18"/>
+              </w:rPr>
+              <w:t xml:space="preserve">□ 4) 시험문제 반출   □ 5) 다른 응시자의 답안 열람   □ 6) 기타</w:t>
             </w:r>
           </w:p>
         </w:tc>
@@ -31483,8 +31927,8 @@
         </w:tblBorders>
       </w:tblPr>
       <w:tblGrid>
-        <w:gridCol w:w="3277"/>
-        <w:gridCol w:w="6362"/>
+        <w:gridCol w:w="4096"/>
+        <w:gridCol w:w="5543"/>
       </w:tblGrid>
       <w:tr>
         <w:trPr>
@@ -31492,7 +31936,7 @@
         </w:trPr>
         <w:tc>
           <w:tcPr>
-            <w:tcW w:type="dxa" w:w="3277"/>
+            <w:tcW w:type="dxa" w:w="4096"/>
             <w:tcBorders>
               <w:top w:val="single" w:color="999999" w:sz="4"/>
               <w:left w:val="single" w:color="999999" w:sz="4"/>
@@ -31508,6 +31952,9 @@
             </w:tcMar>
           </w:tcPr>
           <w:p>
+            <w:pPr>
+              <w:spacing w:after="20" w:before="20"/>
+            </w:pPr>
             <w:r>
               <w:rPr>
                 <w:rFonts w:ascii="맑은 고딕" w:cs="맑은 고딕" w:eastAsia="맑은 고딕" w:hAnsi="맑은 고딕"/>
@@ -31522,7 +31969,7 @@
         </w:tc>
         <w:tc>
           <w:tcPr>
-            <w:tcW w:type="dxa" w:w="6362"/>
+            <w:tcW w:type="dxa" w:w="5543"/>
             <w:tcBorders>
               <w:top w:val="single" w:color="999999" w:sz="4"/>
               <w:left w:val="single" w:color="999999" w:sz="4"/>
@@ -31538,6 +31985,9 @@
             </w:tcMar>
           </w:tcPr>
           <w:p>
+            <w:pPr>
+              <w:spacing w:after="20" w:before="20"/>
+            </w:pPr>
             <w:r>
               <w:rPr>
                 <w:rFonts w:ascii="맑은 고딕" w:cs="맑은 고딕" w:eastAsia="맑은 고딕" w:hAnsi="맑은 고딕"/>
@@ -31557,7 +32007,7 @@
         </w:trPr>
         <w:tc>
           <w:tcPr>
-            <w:tcW w:type="dxa" w:w="3277"/>
+            <w:tcW w:type="dxa" w:w="4096"/>
             <w:tcBorders>
               <w:top w:val="single" w:color="999999" w:sz="4"/>
               <w:left w:val="single" w:color="999999" w:sz="4"/>
@@ -31589,33 +32039,33 @@
         </w:tc>
         <w:tc>
           <w:tcPr>
-            <w:tcW w:type="dxa" w:w="6362"/>
-            <w:tcBorders>
-              <w:top w:val="single" w:color="999999" w:sz="4"/>
-              <w:left w:val="single" w:color="999999" w:sz="4"/>
-              <w:bottom w:val="single" w:color="999999" w:sz="4"/>
-              <w:right w:val="single" w:color="999999" w:sz="4"/>
-            </w:tcBorders>
-            <w:tcMar>
-              <w:top w:type="dxa" w:w="60"/>
-              <w:left w:type="dxa" w:w="90"/>
-              <w:bottom w:type="dxa" w:w="60"/>
-              <w:right w:type="dxa" w:w="90"/>
-            </w:tcMar>
-          </w:tcPr>
-          <w:p>
-            <w:pPr>
-              <w:spacing w:after="20" w:before="20"/>
-            </w:pPr>
-            <w:r>
-              <w:rPr>
-                <w:rFonts w:ascii="맑은 고딕" w:cs="맑은 고딕" w:eastAsia="맑은 고딕" w:hAnsi="맑은 고딕"/>
-                <w:b w:val="false"/>
-                <w:bCs w:val="false"/>
-                <w:sz w:val="18"/>
-                <w:szCs w:val="18"/>
-              </w:rPr>
-              <w:t xml:space="preserve">□ 0점 처리 &amp;nbsp;&amp;nbsp; □ 퇴실 조치</w:t>
+            <w:tcW w:type="dxa" w:w="5543"/>
+            <w:tcBorders>
+              <w:top w:val="single" w:color="999999" w:sz="4"/>
+              <w:left w:val="single" w:color="999999" w:sz="4"/>
+              <w:bottom w:val="single" w:color="999999" w:sz="4"/>
+              <w:right w:val="single" w:color="999999" w:sz="4"/>
+            </w:tcBorders>
+            <w:tcMar>
+              <w:top w:type="dxa" w:w="60"/>
+              <w:left w:type="dxa" w:w="90"/>
+              <w:bottom w:type="dxa" w:w="60"/>
+              <w:right w:type="dxa" w:w="90"/>
+            </w:tcMar>
+          </w:tcPr>
+          <w:p>
+            <w:pPr>
+              <w:spacing w:after="20" w:before="20"/>
+            </w:pPr>
+            <w:r>
+              <w:rPr>
+                <w:rFonts w:ascii="맑은 고딕" w:cs="맑은 고딕" w:eastAsia="맑은 고딕" w:hAnsi="맑은 고딕"/>
+                <w:b w:val="false"/>
+                <w:bCs w:val="false"/>
+                <w:sz w:val="18"/>
+                <w:szCs w:val="18"/>
+              </w:rPr>
+              <w:t xml:space="preserve">□ 0점 처리    □ 퇴실 조치</w:t>
             </w:r>
           </w:p>
         </w:tc>
@@ -31626,7 +32076,7 @@
         </w:trPr>
         <w:tc>
           <w:tcPr>
-            <w:tcW w:type="dxa" w:w="3277"/>
+            <w:tcW w:type="dxa" w:w="4096"/>
             <w:tcBorders>
               <w:top w:val="single" w:color="999999" w:sz="4"/>
               <w:left w:val="single" w:color="999999" w:sz="4"/>
@@ -31658,33 +32108,33 @@
         </w:tc>
         <w:tc>
           <w:tcPr>
-            <w:tcW w:type="dxa" w:w="6362"/>
-            <w:tcBorders>
-              <w:top w:val="single" w:color="999999" w:sz="4"/>
-              <w:left w:val="single" w:color="999999" w:sz="4"/>
-              <w:bottom w:val="single" w:color="999999" w:sz="4"/>
-              <w:right w:val="single" w:color="999999" w:sz="4"/>
-            </w:tcBorders>
-            <w:tcMar>
-              <w:top w:type="dxa" w:w="60"/>
-              <w:left w:type="dxa" w:w="90"/>
-              <w:bottom w:type="dxa" w:w="60"/>
-              <w:right w:type="dxa" w:w="90"/>
-            </w:tcMar>
-          </w:tcPr>
-          <w:p>
-            <w:pPr>
-              <w:spacing w:after="20" w:before="20"/>
-            </w:pPr>
-            <w:r>
-              <w:rPr>
-                <w:rFonts w:ascii="맑은 고딕" w:cs="맑은 고딕" w:eastAsia="맑은 고딕" w:hAnsi="맑은 고딕"/>
-                <w:b w:val="false"/>
-                <w:bCs w:val="false"/>
-                <w:sz w:val="18"/>
-                <w:szCs w:val="18"/>
-              </w:rPr>
-              <w:t xml:space="preserve">□ 없음 &amp;nbsp;&amp;nbsp; □ 개월 ( 년 월 일까지)</w:t>
+            <w:tcW w:type="dxa" w:w="5543"/>
+            <w:tcBorders>
+              <w:top w:val="single" w:color="999999" w:sz="4"/>
+              <w:left w:val="single" w:color="999999" w:sz="4"/>
+              <w:bottom w:val="single" w:color="999999" w:sz="4"/>
+              <w:right w:val="single" w:color="999999" w:sz="4"/>
+            </w:tcBorders>
+            <w:tcMar>
+              <w:top w:type="dxa" w:w="60"/>
+              <w:left w:type="dxa" w:w="90"/>
+              <w:bottom w:type="dxa" w:w="60"/>
+              <w:right w:type="dxa" w:w="90"/>
+            </w:tcMar>
+          </w:tcPr>
+          <w:p>
+            <w:pPr>
+              <w:spacing w:after="20" w:before="20"/>
+            </w:pPr>
+            <w:r>
+              <w:rPr>
+                <w:rFonts w:ascii="맑은 고딕" w:cs="맑은 고딕" w:eastAsia="맑은 고딕" w:hAnsi="맑은 고딕"/>
+                <w:b w:val="false"/>
+                <w:bCs w:val="false"/>
+                <w:sz w:val="18"/>
+                <w:szCs w:val="18"/>
+              </w:rPr>
+              <w:t xml:space="preserve">□ 없음    □ 개월 ( 년 월 일까지)</w:t>
             </w:r>
           </w:p>
         </w:tc>
@@ -31695,7 +32145,7 @@
         </w:trPr>
         <w:tc>
           <w:tcPr>
-            <w:tcW w:type="dxa" w:w="3277"/>
+            <w:tcW w:type="dxa" w:w="4096"/>
             <w:tcBorders>
               <w:top w:val="single" w:color="999999" w:sz="4"/>
               <w:left w:val="single" w:color="999999" w:sz="4"/>
@@ -31727,7 +32177,7 @@
         </w:tc>
         <w:tc>
           <w:tcPr>
-            <w:tcW w:type="dxa" w:w="6362"/>
+            <w:tcW w:type="dxa" w:w="5543"/>
             <w:tcBorders>
               <w:top w:val="single" w:color="999999" w:sz="4"/>
               <w:left w:val="single" w:color="999999" w:sz="4"/>
@@ -31828,6 +32278,9 @@
             </w:tcMar>
           </w:tcPr>
           <w:p>
+            <w:pPr>
+              <w:spacing w:after="20" w:before="20"/>
+            </w:pPr>
             <w:r>
               <w:rPr>
                 <w:rFonts w:ascii="맑은 고딕" w:cs="맑은 고딕" w:eastAsia="맑은 고딕" w:hAnsi="맑은 고딕"/>
@@ -31858,6 +32311,9 @@
             </w:tcMar>
           </w:tcPr>
           <w:p>
+            <w:pPr>
+              <w:spacing w:after="20" w:before="20"/>
+            </w:pPr>
             <w:r>
               <w:rPr>
                 <w:rFonts w:ascii="맑은 고딕" w:cs="맑은 고딕" w:eastAsia="맑은 고딕" w:hAnsi="맑은 고딕"/>
@@ -31888,6 +32344,9 @@
             </w:tcMar>
           </w:tcPr>
           <w:p>
+            <w:pPr>
+              <w:spacing w:after="20" w:before="20"/>
+            </w:pPr>
             <w:r>
               <w:rPr>
                 <w:rFonts w:ascii="맑은 고딕" w:cs="맑은 고딕" w:eastAsia="맑은 고딕" w:hAnsi="맑은 고딕"/>
@@ -31918,6 +32377,9 @@
             </w:tcMar>
           </w:tcPr>
           <w:p>
+            <w:pPr>
+              <w:spacing w:after="20" w:before="20"/>
+            </w:pPr>
             <w:r>
               <w:rPr>
                 <w:rFonts w:ascii="맑은 고딕" w:cs="맑은 고딕" w:eastAsia="맑은 고딕" w:hAnsi="맑은 고딕"/>
@@ -32473,7 +32935,7 @@
           <w:sz w:val="20"/>
           <w:szCs w:val="20"/>
         </w:rPr>
-        <w:t xml:space="preserve"> &amp;nbsp;&amp;nbsp; </w:t>
+        <w:t xml:space="preserve">    </w:t>
       </w:r>
       <w:r>
         <w:rPr>
@@ -32545,7 +33007,7 @@
         <w:pBdr>
           <w:left w:val="single" w:color="003B73" w:sz="12" w:space="8"/>
         </w:pBdr>
-        <w:spacing w:after="160" w:before="80"/>
+        <w:spacing w:after="160" w:before="80" w:line="280"/>
         <w:ind w:left="240"/>
       </w:pPr>
       <w:r>
@@ -32578,14 +33040,14 @@
         </w:tblBorders>
       </w:tblPr>
       <w:tblGrid>
-        <w:gridCol w:w="558"/>
-        <w:gridCol w:w="558"/>
-        <w:gridCol w:w="1676"/>
-        <w:gridCol w:w="1816"/>
-        <w:gridCol w:w="2654"/>
-        <w:gridCol w:w="1117"/>
-        <w:gridCol w:w="698"/>
-        <w:gridCol w:w="562"/>
+        <w:gridCol w:w="621"/>
+        <w:gridCol w:w="621"/>
+        <w:gridCol w:w="1399"/>
+        <w:gridCol w:w="1399"/>
+        <w:gridCol w:w="2953"/>
+        <w:gridCol w:w="1243"/>
+        <w:gridCol w:w="777"/>
+        <w:gridCol w:w="626"/>
       </w:tblGrid>
       <w:tr>
         <w:trPr>
@@ -32593,7 +33055,7 @@
         </w:trPr>
         <w:tc>
           <w:tcPr>
-            <w:tcW w:type="dxa" w:w="558"/>
+            <w:tcW w:type="dxa" w:w="621"/>
             <w:tcBorders>
               <w:top w:val="single" w:color="999999" w:sz="4"/>
               <w:left w:val="single" w:color="999999" w:sz="4"/>
@@ -32609,6 +33071,9 @@
             </w:tcMar>
           </w:tcPr>
           <w:p>
+            <w:pPr>
+              <w:spacing w:after="20" w:before="20"/>
+            </w:pPr>
             <w:r>
               <w:rPr>
                 <w:rFonts w:ascii="맑은 고딕" w:cs="맑은 고딕" w:eastAsia="맑은 고딕" w:hAnsi="맑은 고딕"/>
@@ -32623,7 +33088,7 @@
         </w:tc>
         <w:tc>
           <w:tcPr>
-            <w:tcW w:type="dxa" w:w="558"/>
+            <w:tcW w:type="dxa" w:w="621"/>
             <w:tcBorders>
               <w:top w:val="single" w:color="999999" w:sz="4"/>
               <w:left w:val="single" w:color="999999" w:sz="4"/>
@@ -32639,6 +33104,9 @@
             </w:tcMar>
           </w:tcPr>
           <w:p>
+            <w:pPr>
+              <w:spacing w:after="20" w:before="20"/>
+            </w:pPr>
             <w:r>
               <w:rPr>
                 <w:rFonts w:ascii="맑은 고딕" w:cs="맑은 고딕" w:eastAsia="맑은 고딕" w:hAnsi="맑은 고딕"/>
@@ -32653,7 +33121,7 @@
         </w:tc>
         <w:tc>
           <w:tcPr>
-            <w:tcW w:type="dxa" w:w="1676"/>
+            <w:tcW w:type="dxa" w:w="1399"/>
             <w:tcBorders>
               <w:top w:val="single" w:color="999999" w:sz="4"/>
               <w:left w:val="single" w:color="999999" w:sz="4"/>
@@ -32669,6 +33137,9 @@
             </w:tcMar>
           </w:tcPr>
           <w:p>
+            <w:pPr>
+              <w:spacing w:after="20" w:before="20"/>
+            </w:pPr>
             <w:r>
               <w:rPr>
                 <w:rFonts w:ascii="맑은 고딕" w:cs="맑은 고딕" w:eastAsia="맑은 고딕" w:hAnsi="맑은 고딕"/>
@@ -32677,28 +33148,13 @@
                 <w:sz w:val="18"/>
                 <w:szCs w:val="18"/>
               </w:rPr>
-              <w:t xml:space="preserve">시각&lt;br&gt;(시작 ~ 종료)</w:t>
-            </w:r>
-          </w:p>
-        </w:tc>
-        <w:tc>
-          <w:tcPr>
-            <w:tcW w:type="dxa" w:w="1816"/>
-            <w:tcBorders>
-              <w:top w:val="single" w:color="999999" w:sz="4"/>
-              <w:left w:val="single" w:color="999999" w:sz="4"/>
-              <w:bottom w:val="single" w:color="999999" w:sz="4"/>
-              <w:right w:val="single" w:color="999999" w:sz="4"/>
-            </w:tcBorders>
-            <w:shd w:fill="EFEFEF" w:val="clear"/>
-            <w:tcMar>
-              <w:top w:type="dxa" w:w="60"/>
-              <w:left w:type="dxa" w:w="90"/>
-              <w:bottom w:type="dxa" w:w="60"/>
-              <w:right w:type="dxa" w:w="90"/>
-            </w:tcMar>
-          </w:tcPr>
-          <w:p>
+              <w:t xml:space="preserve">시각</w:t>
+            </w:r>
+          </w:p>
+          <w:p>
+            <w:pPr>
+              <w:spacing w:after="20" w:before="20"/>
+            </w:pPr>
             <w:r>
               <w:rPr>
                 <w:rFonts w:ascii="맑은 고딕" w:cs="맑은 고딕" w:eastAsia="맑은 고딕" w:hAnsi="맑은 고딕"/>
@@ -32707,13 +33163,13 @@
                 <w:sz w:val="18"/>
                 <w:szCs w:val="18"/>
               </w:rPr>
-              <w:t xml:space="preserve">접근자&lt;br&gt;(성명 / 서명)</w:t>
-            </w:r>
-          </w:p>
-        </w:tc>
-        <w:tc>
-          <w:tcPr>
-            <w:tcW w:type="dxa" w:w="2654"/>
+              <w:t xml:space="preserve">(시작 ~ 종료)</w:t>
+            </w:r>
+          </w:p>
+        </w:tc>
+        <w:tc>
+          <w:tcPr>
+            <w:tcW w:type="dxa" w:w="1399"/>
             <w:tcBorders>
               <w:top w:val="single" w:color="999999" w:sz="4"/>
               <w:left w:val="single" w:color="999999" w:sz="4"/>
@@ -32729,6 +33185,9 @@
             </w:tcMar>
           </w:tcPr>
           <w:p>
+            <w:pPr>
+              <w:spacing w:after="20" w:before="20"/>
+            </w:pPr>
             <w:r>
               <w:rPr>
                 <w:rFonts w:ascii="맑은 고딕" w:cs="맑은 고딕" w:eastAsia="맑은 고딕" w:hAnsi="맑은 고딕"/>
@@ -32737,28 +33196,13 @@
                 <w:sz w:val="18"/>
                 <w:szCs w:val="18"/>
               </w:rPr>
-              <w:t xml:space="preserve">접근 목적</w:t>
-            </w:r>
-          </w:p>
-        </w:tc>
-        <w:tc>
-          <w:tcPr>
-            <w:tcW w:type="dxa" w:w="1117"/>
-            <w:tcBorders>
-              <w:top w:val="single" w:color="999999" w:sz="4"/>
-              <w:left w:val="single" w:color="999999" w:sz="4"/>
-              <w:bottom w:val="single" w:color="999999" w:sz="4"/>
-              <w:right w:val="single" w:color="999999" w:sz="4"/>
-            </w:tcBorders>
-            <w:shd w:fill="EFEFEF" w:val="clear"/>
-            <w:tcMar>
-              <w:top w:type="dxa" w:w="60"/>
-              <w:left w:type="dxa" w:w="90"/>
-              <w:bottom w:type="dxa" w:w="60"/>
-              <w:right w:type="dxa" w:w="90"/>
-            </w:tcMar>
-          </w:tcPr>
-          <w:p>
+              <w:t xml:space="preserve">접근자</w:t>
+            </w:r>
+          </w:p>
+          <w:p>
+            <w:pPr>
+              <w:spacing w:after="20" w:before="20"/>
+            </w:pPr>
             <w:r>
               <w:rPr>
                 <w:rFonts w:ascii="맑은 고딕" w:cs="맑은 고딕" w:eastAsia="맑은 고딕" w:hAnsi="맑은 고딕"/>
@@ -32767,13 +33211,13 @@
                 <w:sz w:val="18"/>
                 <w:szCs w:val="18"/>
               </w:rPr>
-              <w:t xml:space="preserve">대상 종목·등급</w:t>
-            </w:r>
-          </w:p>
-        </w:tc>
-        <w:tc>
-          <w:tcPr>
-            <w:tcW w:type="dxa" w:w="698"/>
+              <w:t xml:space="preserve">(성명 / 서명)</w:t>
+            </w:r>
+          </w:p>
+        </w:tc>
+        <w:tc>
+          <w:tcPr>
+            <w:tcW w:type="dxa" w:w="2953"/>
             <w:tcBorders>
               <w:top w:val="single" w:color="999999" w:sz="4"/>
               <w:left w:val="single" w:color="999999" w:sz="4"/>
@@ -32789,6 +33233,9 @@
             </w:tcMar>
           </w:tcPr>
           <w:p>
+            <w:pPr>
+              <w:spacing w:after="20" w:before="20"/>
+            </w:pPr>
             <w:r>
               <w:rPr>
                 <w:rFonts w:ascii="맑은 고딕" w:cs="맑은 고딕" w:eastAsia="맑은 고딕" w:hAnsi="맑은 고딕"/>
@@ -32797,13 +33244,79 @@
                 <w:sz w:val="18"/>
                 <w:szCs w:val="18"/>
               </w:rPr>
+              <w:t xml:space="preserve">접근 목적</w:t>
+            </w:r>
+          </w:p>
+        </w:tc>
+        <w:tc>
+          <w:tcPr>
+            <w:tcW w:type="dxa" w:w="1243"/>
+            <w:tcBorders>
+              <w:top w:val="single" w:color="999999" w:sz="4"/>
+              <w:left w:val="single" w:color="999999" w:sz="4"/>
+              <w:bottom w:val="single" w:color="999999" w:sz="4"/>
+              <w:right w:val="single" w:color="999999" w:sz="4"/>
+            </w:tcBorders>
+            <w:shd w:fill="EFEFEF" w:val="clear"/>
+            <w:tcMar>
+              <w:top w:type="dxa" w:w="60"/>
+              <w:left w:type="dxa" w:w="90"/>
+              <w:bottom w:type="dxa" w:w="60"/>
+              <w:right w:type="dxa" w:w="90"/>
+            </w:tcMar>
+          </w:tcPr>
+          <w:p>
+            <w:pPr>
+              <w:spacing w:after="20" w:before="20"/>
+            </w:pPr>
+            <w:r>
+              <w:rPr>
+                <w:rFonts w:ascii="맑은 고딕" w:cs="맑은 고딕" w:eastAsia="맑은 고딕" w:hAnsi="맑은 고딕"/>
+                <w:b/>
+                <w:bCs/>
+                <w:sz w:val="18"/>
+                <w:szCs w:val="18"/>
+              </w:rPr>
+              <w:t xml:space="preserve">대상 종목·등급</w:t>
+            </w:r>
+          </w:p>
+        </w:tc>
+        <w:tc>
+          <w:tcPr>
+            <w:tcW w:type="dxa" w:w="777"/>
+            <w:tcBorders>
+              <w:top w:val="single" w:color="999999" w:sz="4"/>
+              <w:left w:val="single" w:color="999999" w:sz="4"/>
+              <w:bottom w:val="single" w:color="999999" w:sz="4"/>
+              <w:right w:val="single" w:color="999999" w:sz="4"/>
+            </w:tcBorders>
+            <w:shd w:fill="EFEFEF" w:val="clear"/>
+            <w:tcMar>
+              <w:top w:type="dxa" w:w="60"/>
+              <w:left w:type="dxa" w:w="90"/>
+              <w:bottom w:type="dxa" w:w="60"/>
+              <w:right w:type="dxa" w:w="90"/>
+            </w:tcMar>
+          </w:tcPr>
+          <w:p>
+            <w:pPr>
+              <w:spacing w:after="20" w:before="20"/>
+            </w:pPr>
+            <w:r>
+              <w:rPr>
+                <w:rFonts w:ascii="맑은 고딕" w:cs="맑은 고딕" w:eastAsia="맑은 고딕" w:hAnsi="맑은 고딕"/>
+                <w:b/>
+                <w:bCs/>
+                <w:sz w:val="18"/>
+                <w:szCs w:val="18"/>
+              </w:rPr>
               <w:t xml:space="preserve">작업 내용</w:t>
             </w:r>
           </w:p>
         </w:tc>
         <w:tc>
           <w:tcPr>
-            <w:tcW w:type="dxa" w:w="562"/>
+            <w:tcW w:type="dxa" w:w="626"/>
             <w:tcBorders>
               <w:top w:val="single" w:color="999999" w:sz="4"/>
               <w:left w:val="single" w:color="999999" w:sz="4"/>
@@ -32819,6 +33332,9 @@
             </w:tcMar>
           </w:tcPr>
           <w:p>
+            <w:pPr>
+              <w:spacing w:after="20" w:before="20"/>
+            </w:pPr>
             <w:r>
               <w:rPr>
                 <w:rFonts w:ascii="맑은 고딕" w:cs="맑은 고딕" w:eastAsia="맑은 고딕" w:hAnsi="맑은 고딕"/>
@@ -32838,7 +33354,7 @@
         </w:trPr>
         <w:tc>
           <w:tcPr>
-            <w:tcW w:type="dxa" w:w="558"/>
+            <w:tcW w:type="dxa" w:w="621"/>
             <w:tcBorders>
               <w:top w:val="single" w:color="999999" w:sz="4"/>
               <w:left w:val="single" w:color="999999" w:sz="4"/>
@@ -32870,7 +33386,7 @@
         </w:tc>
         <w:tc>
           <w:tcPr>
-            <w:tcW w:type="dxa" w:w="558"/>
+            <w:tcW w:type="dxa" w:w="621"/>
             <w:tcBorders>
               <w:top w:val="single" w:color="999999" w:sz="4"/>
               <w:left w:val="single" w:color="999999" w:sz="4"/>
@@ -32900,7 +33416,7 @@
         </w:tc>
         <w:tc>
           <w:tcPr>
-            <w:tcW w:type="dxa" w:w="1676"/>
+            <w:tcW w:type="dxa" w:w="1399"/>
             <w:tcBorders>
               <w:top w:val="single" w:color="999999" w:sz="4"/>
               <w:left w:val="single" w:color="999999" w:sz="4"/>
@@ -32932,7 +33448,7 @@
         </w:tc>
         <w:tc>
           <w:tcPr>
-            <w:tcW w:type="dxa" w:w="1816"/>
+            <w:tcW w:type="dxa" w:w="1399"/>
             <w:tcBorders>
               <w:top w:val="single" w:color="999999" w:sz="4"/>
               <w:left w:val="single" w:color="999999" w:sz="4"/>
@@ -32962,7 +33478,7 @@
         </w:tc>
         <w:tc>
           <w:tcPr>
-            <w:tcW w:type="dxa" w:w="2654"/>
+            <w:tcW w:type="dxa" w:w="2953"/>
             <w:tcBorders>
               <w:top w:val="single" w:color="999999" w:sz="4"/>
               <w:left w:val="single" w:color="999999" w:sz="4"/>
@@ -32994,7 +33510,7 @@
         </w:tc>
         <w:tc>
           <w:tcPr>
-            <w:tcW w:type="dxa" w:w="1117"/>
+            <w:tcW w:type="dxa" w:w="1243"/>
             <w:tcBorders>
               <w:top w:val="single" w:color="999999" w:sz="4"/>
               <w:left w:val="single" w:color="999999" w:sz="4"/>
@@ -33024,7 +33540,7 @@
         </w:tc>
         <w:tc>
           <w:tcPr>
-            <w:tcW w:type="dxa" w:w="698"/>
+            <w:tcW w:type="dxa" w:w="777"/>
             <w:tcBorders>
               <w:top w:val="single" w:color="999999" w:sz="4"/>
               <w:left w:val="single" w:color="999999" w:sz="4"/>
@@ -33054,7 +33570,7 @@
         </w:tc>
         <w:tc>
           <w:tcPr>
-            <w:tcW w:type="dxa" w:w="562"/>
+            <w:tcW w:type="dxa" w:w="626"/>
             <w:tcBorders>
               <w:top w:val="single" w:color="999999" w:sz="4"/>
               <w:left w:val="single" w:color="999999" w:sz="4"/>
@@ -33089,7 +33605,7 @@
         </w:trPr>
         <w:tc>
           <w:tcPr>
-            <w:tcW w:type="dxa" w:w="558"/>
+            <w:tcW w:type="dxa" w:w="621"/>
             <w:tcBorders>
               <w:top w:val="single" w:color="999999" w:sz="4"/>
               <w:left w:val="single" w:color="999999" w:sz="4"/>
@@ -33121,7 +33637,7 @@
         </w:tc>
         <w:tc>
           <w:tcPr>
-            <w:tcW w:type="dxa" w:w="558"/>
+            <w:tcW w:type="dxa" w:w="621"/>
             <w:tcBorders>
               <w:top w:val="single" w:color="999999" w:sz="4"/>
               <w:left w:val="single" w:color="999999" w:sz="4"/>
@@ -33151,7 +33667,7 @@
         </w:tc>
         <w:tc>
           <w:tcPr>
-            <w:tcW w:type="dxa" w:w="1676"/>
+            <w:tcW w:type="dxa" w:w="1399"/>
             <w:tcBorders>
               <w:top w:val="single" w:color="999999" w:sz="4"/>
               <w:left w:val="single" w:color="999999" w:sz="4"/>
@@ -33183,7 +33699,7 @@
         </w:tc>
         <w:tc>
           <w:tcPr>
-            <w:tcW w:type="dxa" w:w="1816"/>
+            <w:tcW w:type="dxa" w:w="1399"/>
             <w:tcBorders>
               <w:top w:val="single" w:color="999999" w:sz="4"/>
               <w:left w:val="single" w:color="999999" w:sz="4"/>
@@ -33213,7 +33729,7 @@
         </w:tc>
         <w:tc>
           <w:tcPr>
-            <w:tcW w:type="dxa" w:w="2654"/>
+            <w:tcW w:type="dxa" w:w="2953"/>
             <w:tcBorders>
               <w:top w:val="single" w:color="999999" w:sz="4"/>
               <w:left w:val="single" w:color="999999" w:sz="4"/>
@@ -33245,7 +33761,7 @@
         </w:tc>
         <w:tc>
           <w:tcPr>
-            <w:tcW w:type="dxa" w:w="1117"/>
+            <w:tcW w:type="dxa" w:w="1243"/>
             <w:tcBorders>
               <w:top w:val="single" w:color="999999" w:sz="4"/>
               <w:left w:val="single" w:color="999999" w:sz="4"/>
@@ -33275,7 +33791,7 @@
         </w:tc>
         <w:tc>
           <w:tcPr>
-            <w:tcW w:type="dxa" w:w="698"/>
+            <w:tcW w:type="dxa" w:w="777"/>
             <w:tcBorders>
               <w:top w:val="single" w:color="999999" w:sz="4"/>
               <w:left w:val="single" w:color="999999" w:sz="4"/>
@@ -33305,7 +33821,7 @@
         </w:tc>
         <w:tc>
           <w:tcPr>
-            <w:tcW w:type="dxa" w:w="562"/>
+            <w:tcW w:type="dxa" w:w="626"/>
             <w:tcBorders>
               <w:top w:val="single" w:color="999999" w:sz="4"/>
               <w:left w:val="single" w:color="999999" w:sz="4"/>
@@ -33340,7 +33856,7 @@
         </w:trPr>
         <w:tc>
           <w:tcPr>
-            <w:tcW w:type="dxa" w:w="558"/>
+            <w:tcW w:type="dxa" w:w="621"/>
             <w:tcBorders>
               <w:top w:val="single" w:color="999999" w:sz="4"/>
               <w:left w:val="single" w:color="999999" w:sz="4"/>
@@ -33372,7 +33888,7 @@
         </w:tc>
         <w:tc>
           <w:tcPr>
-            <w:tcW w:type="dxa" w:w="558"/>
+            <w:tcW w:type="dxa" w:w="621"/>
             <w:tcBorders>
               <w:top w:val="single" w:color="999999" w:sz="4"/>
               <w:left w:val="single" w:color="999999" w:sz="4"/>
@@ -33402,7 +33918,7 @@
         </w:tc>
         <w:tc>
           <w:tcPr>
-            <w:tcW w:type="dxa" w:w="1676"/>
+            <w:tcW w:type="dxa" w:w="1399"/>
             <w:tcBorders>
               <w:top w:val="single" w:color="999999" w:sz="4"/>
               <w:left w:val="single" w:color="999999" w:sz="4"/>
@@ -33434,7 +33950,7 @@
         </w:tc>
         <w:tc>
           <w:tcPr>
-            <w:tcW w:type="dxa" w:w="1816"/>
+            <w:tcW w:type="dxa" w:w="1399"/>
             <w:tcBorders>
               <w:top w:val="single" w:color="999999" w:sz="4"/>
               <w:left w:val="single" w:color="999999" w:sz="4"/>
@@ -33464,7 +33980,7 @@
         </w:tc>
         <w:tc>
           <w:tcPr>
-            <w:tcW w:type="dxa" w:w="2654"/>
+            <w:tcW w:type="dxa" w:w="2953"/>
             <w:tcBorders>
               <w:top w:val="single" w:color="999999" w:sz="4"/>
               <w:left w:val="single" w:color="999999" w:sz="4"/>
@@ -33496,7 +34012,7 @@
         </w:tc>
         <w:tc>
           <w:tcPr>
-            <w:tcW w:type="dxa" w:w="1117"/>
+            <w:tcW w:type="dxa" w:w="1243"/>
             <w:tcBorders>
               <w:top w:val="single" w:color="999999" w:sz="4"/>
               <w:left w:val="single" w:color="999999" w:sz="4"/>
@@ -33526,7 +34042,7 @@
         </w:tc>
         <w:tc>
           <w:tcPr>
-            <w:tcW w:type="dxa" w:w="698"/>
+            <w:tcW w:type="dxa" w:w="777"/>
             <w:tcBorders>
               <w:top w:val="single" w:color="999999" w:sz="4"/>
               <w:left w:val="single" w:color="999999" w:sz="4"/>
@@ -33556,7 +34072,7 @@
         </w:tc>
         <w:tc>
           <w:tcPr>
-            <w:tcW w:type="dxa" w:w="562"/>
+            <w:tcW w:type="dxa" w:w="626"/>
             <w:tcBorders>
               <w:top w:val="single" w:color="999999" w:sz="4"/>
               <w:left w:val="single" w:color="999999" w:sz="4"/>
@@ -33591,7 +34107,7 @@
         </w:trPr>
         <w:tc>
           <w:tcPr>
-            <w:tcW w:type="dxa" w:w="558"/>
+            <w:tcW w:type="dxa" w:w="621"/>
             <w:tcBorders>
               <w:top w:val="single" w:color="999999" w:sz="4"/>
               <w:left w:val="single" w:color="999999" w:sz="4"/>
@@ -33623,7 +34139,7 @@
         </w:tc>
         <w:tc>
           <w:tcPr>
-            <w:tcW w:type="dxa" w:w="558"/>
+            <w:tcW w:type="dxa" w:w="621"/>
             <w:tcBorders>
               <w:top w:val="single" w:color="999999" w:sz="4"/>
               <w:left w:val="single" w:color="999999" w:sz="4"/>
@@ -33653,7 +34169,7 @@
         </w:tc>
         <w:tc>
           <w:tcPr>
-            <w:tcW w:type="dxa" w:w="1676"/>
+            <w:tcW w:type="dxa" w:w="1399"/>
             <w:tcBorders>
               <w:top w:val="single" w:color="999999" w:sz="4"/>
               <w:left w:val="single" w:color="999999" w:sz="4"/>
@@ -33685,7 +34201,7 @@
         </w:tc>
         <w:tc>
           <w:tcPr>
-            <w:tcW w:type="dxa" w:w="1816"/>
+            <w:tcW w:type="dxa" w:w="1399"/>
             <w:tcBorders>
               <w:top w:val="single" w:color="999999" w:sz="4"/>
               <w:left w:val="single" w:color="999999" w:sz="4"/>
@@ -33715,7 +34231,7 @@
         </w:tc>
         <w:tc>
           <w:tcPr>
-            <w:tcW w:type="dxa" w:w="2654"/>
+            <w:tcW w:type="dxa" w:w="2953"/>
             <w:tcBorders>
               <w:top w:val="single" w:color="999999" w:sz="4"/>
               <w:left w:val="single" w:color="999999" w:sz="4"/>
@@ -33747,7 +34263,7 @@
         </w:tc>
         <w:tc>
           <w:tcPr>
-            <w:tcW w:type="dxa" w:w="1117"/>
+            <w:tcW w:type="dxa" w:w="1243"/>
             <w:tcBorders>
               <w:top w:val="single" w:color="999999" w:sz="4"/>
               <w:left w:val="single" w:color="999999" w:sz="4"/>
@@ -33777,7 +34293,7 @@
         </w:tc>
         <w:tc>
           <w:tcPr>
-            <w:tcW w:type="dxa" w:w="698"/>
+            <w:tcW w:type="dxa" w:w="777"/>
             <w:tcBorders>
               <w:top w:val="single" w:color="999999" w:sz="4"/>
               <w:left w:val="single" w:color="999999" w:sz="4"/>
@@ -33807,7 +34323,7 @@
         </w:tc>
         <w:tc>
           <w:tcPr>
-            <w:tcW w:type="dxa" w:w="562"/>
+            <w:tcW w:type="dxa" w:w="626"/>
             <w:tcBorders>
               <w:top w:val="single" w:color="999999" w:sz="4"/>
               <w:left w:val="single" w:color="999999" w:sz="4"/>
@@ -33842,7 +34358,7 @@
         </w:trPr>
         <w:tc>
           <w:tcPr>
-            <w:tcW w:type="dxa" w:w="558"/>
+            <w:tcW w:type="dxa" w:w="621"/>
             <w:tcBorders>
               <w:top w:val="single" w:color="999999" w:sz="4"/>
               <w:left w:val="single" w:color="999999" w:sz="4"/>
@@ -33874,7 +34390,7 @@
         </w:tc>
         <w:tc>
           <w:tcPr>
-            <w:tcW w:type="dxa" w:w="558"/>
+            <w:tcW w:type="dxa" w:w="621"/>
             <w:tcBorders>
               <w:top w:val="single" w:color="999999" w:sz="4"/>
               <w:left w:val="single" w:color="999999" w:sz="4"/>
@@ -33904,7 +34420,7 @@
         </w:tc>
         <w:tc>
           <w:tcPr>
-            <w:tcW w:type="dxa" w:w="1676"/>
+            <w:tcW w:type="dxa" w:w="1399"/>
             <w:tcBorders>
               <w:top w:val="single" w:color="999999" w:sz="4"/>
               <w:left w:val="single" w:color="999999" w:sz="4"/>
@@ -33936,7 +34452,7 @@
         </w:tc>
         <w:tc>
           <w:tcPr>
-            <w:tcW w:type="dxa" w:w="1816"/>
+            <w:tcW w:type="dxa" w:w="1399"/>
             <w:tcBorders>
               <w:top w:val="single" w:color="999999" w:sz="4"/>
               <w:left w:val="single" w:color="999999" w:sz="4"/>
@@ -33966,7 +34482,7 @@
         </w:tc>
         <w:tc>
           <w:tcPr>
-            <w:tcW w:type="dxa" w:w="2654"/>
+            <w:tcW w:type="dxa" w:w="2953"/>
             <w:tcBorders>
               <w:top w:val="single" w:color="999999" w:sz="4"/>
               <w:left w:val="single" w:color="999999" w:sz="4"/>
@@ -33998,7 +34514,7 @@
         </w:tc>
         <w:tc>
           <w:tcPr>
-            <w:tcW w:type="dxa" w:w="1117"/>
+            <w:tcW w:type="dxa" w:w="1243"/>
             <w:tcBorders>
               <w:top w:val="single" w:color="999999" w:sz="4"/>
               <w:left w:val="single" w:color="999999" w:sz="4"/>
@@ -34028,7 +34544,7 @@
         </w:tc>
         <w:tc>
           <w:tcPr>
-            <w:tcW w:type="dxa" w:w="698"/>
+            <w:tcW w:type="dxa" w:w="777"/>
             <w:tcBorders>
               <w:top w:val="single" w:color="999999" w:sz="4"/>
               <w:left w:val="single" w:color="999999" w:sz="4"/>
@@ -34058,7 +34574,7 @@
         </w:tc>
         <w:tc>
           <w:tcPr>
-            <w:tcW w:type="dxa" w:w="562"/>
+            <w:tcW w:type="dxa" w:w="626"/>
             <w:tcBorders>
               <w:top w:val="single" w:color="999999" w:sz="4"/>
               <w:left w:val="single" w:color="999999" w:sz="4"/>
@@ -34161,6 +34677,9 @@
             </w:tcMar>
           </w:tcPr>
           <w:p>
+            <w:pPr>
+              <w:spacing w:after="20" w:before="20"/>
+            </w:pPr>
             <w:r>
               <w:rPr>
                 <w:rFonts w:ascii="맑은 고딕" w:cs="맑은 고딕" w:eastAsia="맑은 고딕" w:hAnsi="맑은 고딕"/>
@@ -34191,6 +34710,9 @@
             </w:tcMar>
           </w:tcPr>
           <w:p>
+            <w:pPr>
+              <w:spacing w:after="20" w:before="20"/>
+            </w:pPr>
             <w:r>
               <w:rPr>
                 <w:rFonts w:ascii="맑은 고딕" w:cs="맑은 고딕" w:eastAsia="맑은 고딕" w:hAnsi="맑은 고딕"/>
@@ -34221,6 +34743,9 @@
             </w:tcMar>
           </w:tcPr>
           <w:p>
+            <w:pPr>
+              <w:spacing w:after="20" w:before="20"/>
+            </w:pPr>
             <w:r>
               <w:rPr>
                 <w:rFonts w:ascii="맑은 고딕" w:cs="맑은 고딕" w:eastAsia="맑은 고딕" w:hAnsi="맑은 고딕"/>
@@ -34251,6 +34776,9 @@
             </w:tcMar>
           </w:tcPr>
           <w:p>
+            <w:pPr>
+              <w:spacing w:after="20" w:before="20"/>
+            </w:pPr>
             <w:r>
               <w:rPr>
                 <w:rFonts w:ascii="맑은 고딕" w:cs="맑은 고딕" w:eastAsia="맑은 고딕" w:hAnsi="맑은 고딕"/>
@@ -34281,6 +34809,9 @@
             </w:tcMar>
           </w:tcPr>
           <w:p>
+            <w:pPr>
+              <w:spacing w:after="20" w:before="20"/>
+            </w:pPr>
             <w:r>
               <w:rPr>
                 <w:rFonts w:ascii="맑은 고딕" w:cs="맑은 고딕" w:eastAsia="맑은 고딕" w:hAnsi="맑은 고딕"/>
@@ -34311,6 +34842,9 @@
             </w:tcMar>
           </w:tcPr>
           <w:p>
+            <w:pPr>
+              <w:spacing w:after="20" w:before="20"/>
+            </w:pPr>
             <w:r>
               <w:rPr>
                 <w:rFonts w:ascii="맑은 고딕" w:cs="맑은 고딕" w:eastAsia="맑은 고딕" w:hAnsi="맑은 고딕"/>
@@ -34732,7 +35266,7 @@
           <w:sz w:val="20"/>
           <w:szCs w:val="20"/>
         </w:rPr>
-        <w:t xml:space="preserve"> &amp;nbsp;&amp;nbsp; </w:t>
+        <w:t xml:space="preserve">    </w:t>
       </w:r>
       <w:r>
         <w:rPr>
@@ -34837,6 +35371,9 @@
             </w:tcMar>
           </w:tcPr>
           <w:p>
+            <w:pPr>
+              <w:spacing w:after="20" w:before="20"/>
+            </w:pPr>
             <w:r>
               <w:rPr>
                 <w:rFonts w:ascii="맑은 고딕" w:cs="맑은 고딕" w:eastAsia="맑은 고딕" w:hAnsi="맑은 고딕"/>
@@ -34845,7 +35382,7 @@
                 <w:sz w:val="18"/>
                 <w:szCs w:val="18"/>
               </w:rPr>
-              <w:t xml:space="preserve">□ 관리본 &amp;nbsp; ■ 비관리본 &amp;nbsp; Controlled Copy For Reference</w:t>
+              <w:t xml:space="preserve">□ 관리본   ■ 비관리본   Controlled Copy For Reference</w:t>
             </w:r>
           </w:p>
         </w:tc>
@@ -34867,6 +35404,9 @@
             </w:tcMar>
           </w:tcPr>
           <w:p>
+            <w:pPr>
+              <w:spacing w:after="20" w:before="20"/>
+            </w:pPr>
             <w:r>
               <w:rPr>
                 <w:rFonts w:ascii="맑은 고딕" w:cs="맑은 고딕" w:eastAsia="맑은 고딕" w:hAnsi="맑은 고딕"/>
@@ -34925,8 +35465,8 @@
         </w:tblBorders>
       </w:tblPr>
       <w:tblGrid>
-        <w:gridCol w:w="2079"/>
-        <w:gridCol w:w="7560"/>
+        <w:gridCol w:w="2865"/>
+        <w:gridCol w:w="6774"/>
       </w:tblGrid>
       <w:tr>
         <w:trPr>
@@ -34934,7 +35474,7 @@
         </w:trPr>
         <w:tc>
           <w:tcPr>
-            <w:tcW w:type="dxa" w:w="2079"/>
+            <w:tcW w:type="dxa" w:w="2865"/>
             <w:tcBorders>
               <w:top w:val="single" w:color="999999" w:sz="4"/>
               <w:left w:val="single" w:color="999999" w:sz="4"/>
@@ -34950,6 +35490,9 @@
             </w:tcMar>
           </w:tcPr>
           <w:p>
+            <w:pPr>
+              <w:spacing w:after="20" w:before="20"/>
+            </w:pPr>
             <w:r>
               <w:rPr>
                 <w:rFonts w:ascii="맑은 고딕" w:cs="맑은 고딕" w:eastAsia="맑은 고딕" w:hAnsi="맑은 고딕"/>
@@ -34964,7 +35507,7 @@
         </w:tc>
         <w:tc>
           <w:tcPr>
-            <w:tcW w:type="dxa" w:w="7560"/>
+            <w:tcW w:type="dxa" w:w="6774"/>
             <w:tcBorders>
               <w:top w:val="single" w:color="999999" w:sz="4"/>
               <w:left w:val="single" w:color="999999" w:sz="4"/>
@@ -34980,6 +35523,9 @@
             </w:tcMar>
           </w:tcPr>
           <w:p>
+            <w:pPr>
+              <w:spacing w:after="20" w:before="20"/>
+            </w:pPr>
             <w:r>
               <w:rPr>
                 <w:rFonts w:ascii="맑은 고딕" w:cs="맑은 고딕" w:eastAsia="맑은 고딕" w:hAnsi="맑은 고딕"/>
@@ -34997,7 +35543,7 @@
         </w:trPr>
         <w:tc>
           <w:tcPr>
-            <w:tcW w:type="dxa" w:w="2079"/>
+            <w:tcW w:type="dxa" w:w="2865"/>
             <w:tcBorders>
               <w:top w:val="single" w:color="999999" w:sz="4"/>
               <w:left w:val="single" w:color="999999" w:sz="4"/>
@@ -35029,33 +35575,33 @@
         </w:tc>
         <w:tc>
           <w:tcPr>
-            <w:tcW w:type="dxa" w:w="7560"/>
-            <w:tcBorders>
-              <w:top w:val="single" w:color="999999" w:sz="4"/>
-              <w:left w:val="single" w:color="999999" w:sz="4"/>
-              <w:bottom w:val="single" w:color="999999" w:sz="4"/>
-              <w:right w:val="single" w:color="999999" w:sz="4"/>
-            </w:tcBorders>
-            <w:tcMar>
-              <w:top w:type="dxa" w:w="60"/>
-              <w:left w:type="dxa" w:w="90"/>
-              <w:bottom w:type="dxa" w:w="60"/>
-              <w:right w:type="dxa" w:w="90"/>
-            </w:tcMar>
-          </w:tcPr>
-          <w:p>
-            <w:pPr>
-              <w:spacing w:after="20" w:before="20"/>
-            </w:pPr>
-            <w:r>
-              <w:rPr>
-                <w:rFonts w:ascii="맑은 고딕" w:cs="맑은 고딕" w:eastAsia="맑은 고딕" w:hAnsi="맑은 고딕"/>
-                <w:b w:val="false"/>
-                <w:bCs w:val="false"/>
-                <w:sz w:val="18"/>
-                <w:szCs w:val="18"/>
-              </w:rPr>
-              <w:t xml:space="preserve">□ 일반시험 &amp;nbsp;&amp;nbsp; □ 전문시험</w:t>
+            <w:tcW w:type="dxa" w:w="6774"/>
+            <w:tcBorders>
+              <w:top w:val="single" w:color="999999" w:sz="4"/>
+              <w:left w:val="single" w:color="999999" w:sz="4"/>
+              <w:bottom w:val="single" w:color="999999" w:sz="4"/>
+              <w:right w:val="single" w:color="999999" w:sz="4"/>
+            </w:tcBorders>
+            <w:tcMar>
+              <w:top w:type="dxa" w:w="60"/>
+              <w:left w:type="dxa" w:w="90"/>
+              <w:bottom w:type="dxa" w:w="60"/>
+              <w:right w:type="dxa" w:w="90"/>
+            </w:tcMar>
+          </w:tcPr>
+          <w:p>
+            <w:pPr>
+              <w:spacing w:after="20" w:before="20"/>
+            </w:pPr>
+            <w:r>
+              <w:rPr>
+                <w:rFonts w:ascii="맑은 고딕" w:cs="맑은 고딕" w:eastAsia="맑은 고딕" w:hAnsi="맑은 고딕"/>
+                <w:b w:val="false"/>
+                <w:bCs w:val="false"/>
+                <w:sz w:val="18"/>
+                <w:szCs w:val="18"/>
+              </w:rPr>
+              <w:t xml:space="preserve">□ 일반시험    □ 전문시험</w:t>
             </w:r>
           </w:p>
         </w:tc>
@@ -35066,7 +35612,7 @@
         </w:trPr>
         <w:tc>
           <w:tcPr>
-            <w:tcW w:type="dxa" w:w="2079"/>
+            <w:tcW w:type="dxa" w:w="2865"/>
             <w:tcBorders>
               <w:top w:val="single" w:color="999999" w:sz="4"/>
               <w:left w:val="single" w:color="999999" w:sz="4"/>
@@ -35098,33 +35644,33 @@
         </w:tc>
         <w:tc>
           <w:tcPr>
-            <w:tcW w:type="dxa" w:w="7560"/>
-            <w:tcBorders>
-              <w:top w:val="single" w:color="999999" w:sz="4"/>
-              <w:left w:val="single" w:color="999999" w:sz="4"/>
-              <w:bottom w:val="single" w:color="999999" w:sz="4"/>
-              <w:right w:val="single" w:color="999999" w:sz="4"/>
-            </w:tcBorders>
-            <w:tcMar>
-              <w:top w:type="dxa" w:w="60"/>
-              <w:left w:type="dxa" w:w="90"/>
-              <w:bottom w:type="dxa" w:w="60"/>
-              <w:right w:type="dxa" w:w="90"/>
-            </w:tcMar>
-          </w:tcPr>
-          <w:p>
-            <w:pPr>
-              <w:spacing w:after="20" w:before="20"/>
-            </w:pPr>
-            <w:r>
-              <w:rPr>
-                <w:rFonts w:ascii="맑은 고딕" w:cs="맑은 고딕" w:eastAsia="맑은 고딕" w:hAnsi="맑은 고딕"/>
-                <w:b w:val="false"/>
-                <w:bCs w:val="false"/>
-                <w:sz w:val="18"/>
-                <w:szCs w:val="18"/>
-              </w:rPr>
-              <w:t xml:space="preserve">□ 일반시험 &amp;nbsp;&amp;nbsp; □ 전문시험</w:t>
+            <w:tcW w:type="dxa" w:w="6774"/>
+            <w:tcBorders>
+              <w:top w:val="single" w:color="999999" w:sz="4"/>
+              <w:left w:val="single" w:color="999999" w:sz="4"/>
+              <w:bottom w:val="single" w:color="999999" w:sz="4"/>
+              <w:right w:val="single" w:color="999999" w:sz="4"/>
+            </w:tcBorders>
+            <w:tcMar>
+              <w:top w:type="dxa" w:w="60"/>
+              <w:left w:type="dxa" w:w="90"/>
+              <w:bottom w:type="dxa" w:w="60"/>
+              <w:right w:type="dxa" w:w="90"/>
+            </w:tcMar>
+          </w:tcPr>
+          <w:p>
+            <w:pPr>
+              <w:spacing w:after="20" w:before="20"/>
+            </w:pPr>
+            <w:r>
+              <w:rPr>
+                <w:rFonts w:ascii="맑은 고딕" w:cs="맑은 고딕" w:eastAsia="맑은 고딕" w:hAnsi="맑은 고딕"/>
+                <w:b w:val="false"/>
+                <w:bCs w:val="false"/>
+                <w:sz w:val="18"/>
+                <w:szCs w:val="18"/>
+              </w:rPr>
+              <w:t xml:space="preserve">□ 일반시험    □ 전문시험</w:t>
             </w:r>
           </w:p>
         </w:tc>
@@ -35135,7 +35681,7 @@
         </w:trPr>
         <w:tc>
           <w:tcPr>
-            <w:tcW w:type="dxa" w:w="2079"/>
+            <w:tcW w:type="dxa" w:w="2865"/>
             <w:tcBorders>
               <w:top w:val="single" w:color="999999" w:sz="4"/>
               <w:left w:val="single" w:color="999999" w:sz="4"/>
@@ -35167,33 +35713,33 @@
         </w:tc>
         <w:tc>
           <w:tcPr>
-            <w:tcW w:type="dxa" w:w="7560"/>
-            <w:tcBorders>
-              <w:top w:val="single" w:color="999999" w:sz="4"/>
-              <w:left w:val="single" w:color="999999" w:sz="4"/>
-              <w:bottom w:val="single" w:color="999999" w:sz="4"/>
-              <w:right w:val="single" w:color="999999" w:sz="4"/>
-            </w:tcBorders>
-            <w:tcMar>
-              <w:top w:type="dxa" w:w="60"/>
-              <w:left w:type="dxa" w:w="90"/>
-              <w:bottom w:type="dxa" w:w="60"/>
-              <w:right w:type="dxa" w:w="90"/>
-            </w:tcMar>
-          </w:tcPr>
-          <w:p>
-            <w:pPr>
-              <w:spacing w:after="20" w:before="20"/>
-            </w:pPr>
-            <w:r>
-              <w:rPr>
-                <w:rFonts w:ascii="맑은 고딕" w:cs="맑은 고딕" w:eastAsia="맑은 고딕" w:hAnsi="맑은 고딕"/>
-                <w:b w:val="false"/>
-                <w:bCs w:val="false"/>
-                <w:sz w:val="18"/>
-                <w:szCs w:val="18"/>
-              </w:rPr>
-              <w:t xml:space="preserve">□ 기초시험 &amp;nbsp;&amp;nbsp; □ 종목시험 &amp;nbsp;&amp;nbsp; □ 전문시험</w:t>
+            <w:tcW w:type="dxa" w:w="6774"/>
+            <w:tcBorders>
+              <w:top w:val="single" w:color="999999" w:sz="4"/>
+              <w:left w:val="single" w:color="999999" w:sz="4"/>
+              <w:bottom w:val="single" w:color="999999" w:sz="4"/>
+              <w:right w:val="single" w:color="999999" w:sz="4"/>
+            </w:tcBorders>
+            <w:tcMar>
+              <w:top w:type="dxa" w:w="60"/>
+              <w:left w:type="dxa" w:w="90"/>
+              <w:bottom w:type="dxa" w:w="60"/>
+              <w:right w:type="dxa" w:w="90"/>
+            </w:tcMar>
+          </w:tcPr>
+          <w:p>
+            <w:pPr>
+              <w:spacing w:after="20" w:before="20"/>
+            </w:pPr>
+            <w:r>
+              <w:rPr>
+                <w:rFonts w:ascii="맑은 고딕" w:cs="맑은 고딕" w:eastAsia="맑은 고딕" w:hAnsi="맑은 고딕"/>
+                <w:b w:val="false"/>
+                <w:bCs w:val="false"/>
+                <w:sz w:val="18"/>
+                <w:szCs w:val="18"/>
+              </w:rPr>
+              <w:t xml:space="preserve">□ 기초시험    □ 종목시험    □ 전문시험</w:t>
             </w:r>
           </w:p>
         </w:tc>
@@ -35204,7 +35750,7 @@
         </w:trPr>
         <w:tc>
           <w:tcPr>
-            <w:tcW w:type="dxa" w:w="2079"/>
+            <w:tcW w:type="dxa" w:w="2865"/>
             <w:tcBorders>
               <w:top w:val="single" w:color="999999" w:sz="4"/>
               <w:left w:val="single" w:color="999999" w:sz="4"/>
@@ -35236,7 +35782,7 @@
         </w:tc>
         <w:tc>
           <w:tcPr>
-            <w:tcW w:type="dxa" w:w="7560"/>
+            <w:tcW w:type="dxa" w:w="6774"/>
             <w:tcBorders>
               <w:top w:val="single" w:color="999999" w:sz="4"/>
               <w:left w:val="single" w:color="999999" w:sz="4"/>
@@ -35271,7 +35817,7 @@
         </w:trPr>
         <w:tc>
           <w:tcPr>
-            <w:tcW w:type="dxa" w:w="2079"/>
+            <w:tcW w:type="dxa" w:w="2865"/>
             <w:tcBorders>
               <w:top w:val="single" w:color="999999" w:sz="4"/>
               <w:left w:val="single" w:color="999999" w:sz="4"/>
@@ -35303,33 +35849,33 @@
         </w:tc>
         <w:tc>
           <w:tcPr>
-            <w:tcW w:type="dxa" w:w="7560"/>
-            <w:tcBorders>
-              <w:top w:val="single" w:color="999999" w:sz="4"/>
-              <w:left w:val="single" w:color="999999" w:sz="4"/>
-              <w:bottom w:val="single" w:color="999999" w:sz="4"/>
-              <w:right w:val="single" w:color="999999" w:sz="4"/>
-            </w:tcBorders>
-            <w:tcMar>
-              <w:top w:type="dxa" w:w="60"/>
-              <w:left w:type="dxa" w:w="90"/>
-              <w:bottom w:type="dxa" w:w="60"/>
-              <w:right w:type="dxa" w:w="90"/>
-            </w:tcMar>
-          </w:tcPr>
-          <w:p>
-            <w:pPr>
-              <w:spacing w:after="20" w:before="20"/>
-            </w:pPr>
-            <w:r>
-              <w:rPr>
-                <w:rFonts w:ascii="맑은 고딕" w:cs="맑은 고딕" w:eastAsia="맑은 고딕" w:hAnsi="맑은 고딕"/>
-                <w:b w:val="false"/>
-                <w:bCs w:val="false"/>
-                <w:sz w:val="18"/>
-                <w:szCs w:val="18"/>
-              </w:rPr>
-              <w:t xml:space="preserve">년 월 일 &amp;nbsp;&amp;nbsp; 회차 : 제 회</w:t>
+            <w:tcW w:type="dxa" w:w="6774"/>
+            <w:tcBorders>
+              <w:top w:val="single" w:color="999999" w:sz="4"/>
+              <w:left w:val="single" w:color="999999" w:sz="4"/>
+              <w:bottom w:val="single" w:color="999999" w:sz="4"/>
+              <w:right w:val="single" w:color="999999" w:sz="4"/>
+            </w:tcBorders>
+            <w:tcMar>
+              <w:top w:type="dxa" w:w="60"/>
+              <w:left w:type="dxa" w:w="90"/>
+              <w:bottom w:type="dxa" w:w="60"/>
+              <w:right w:type="dxa" w:w="90"/>
+            </w:tcMar>
+          </w:tcPr>
+          <w:p>
+            <w:pPr>
+              <w:spacing w:after="20" w:before="20"/>
+            </w:pPr>
+            <w:r>
+              <w:rPr>
+                <w:rFonts w:ascii="맑은 고딕" w:cs="맑은 고딕" w:eastAsia="맑은 고딕" w:hAnsi="맑은 고딕"/>
+                <w:b w:val="false"/>
+                <w:bCs w:val="false"/>
+                <w:sz w:val="18"/>
+                <w:szCs w:val="18"/>
+              </w:rPr>
+              <w:t xml:space="preserve">년 월 일    회차 : 제 회</w:t>
             </w:r>
           </w:p>
         </w:tc>
@@ -35379,10 +35925,10 @@
         </w:tblBorders>
       </w:tblPr>
       <w:tblGrid>
-        <w:gridCol w:w="860"/>
-        <w:gridCol w:w="6885"/>
-        <w:gridCol w:w="1204"/>
-        <w:gridCol w:w="690"/>
+        <w:gridCol w:w="1047"/>
+        <w:gridCol w:w="6286"/>
+        <w:gridCol w:w="1466"/>
+        <w:gridCol w:w="840"/>
       </w:tblGrid>
       <w:tr>
         <w:trPr>
@@ -35390,7 +35936,7 @@
         </w:trPr>
         <w:tc>
           <w:tcPr>
-            <w:tcW w:type="dxa" w:w="860"/>
+            <w:tcW w:type="dxa" w:w="1047"/>
             <w:tcBorders>
               <w:top w:val="single" w:color="999999" w:sz="4"/>
               <w:left w:val="single" w:color="999999" w:sz="4"/>
@@ -35406,6 +35952,9 @@
             </w:tcMar>
           </w:tcPr>
           <w:p>
+            <w:pPr>
+              <w:spacing w:after="20" w:before="20"/>
+            </w:pPr>
             <w:r>
               <w:rPr>
                 <w:rFonts w:ascii="맑은 고딕" w:cs="맑은 고딕" w:eastAsia="맑은 고딕" w:hAnsi="맑은 고딕"/>
@@ -35420,7 +35969,7 @@
         </w:tc>
         <w:tc>
           <w:tcPr>
-            <w:tcW w:type="dxa" w:w="6885"/>
+            <w:tcW w:type="dxa" w:w="6286"/>
             <w:tcBorders>
               <w:top w:val="single" w:color="999999" w:sz="4"/>
               <w:left w:val="single" w:color="999999" w:sz="4"/>
@@ -35436,6 +35985,9 @@
             </w:tcMar>
           </w:tcPr>
           <w:p>
+            <w:pPr>
+              <w:spacing w:after="20" w:before="20"/>
+            </w:pPr>
             <w:r>
               <w:rPr>
                 <w:rFonts w:ascii="맑은 고딕" w:cs="맑은 고딕" w:eastAsia="맑은 고딕" w:hAnsi="맑은 고딕"/>
@@ -35448,7 +36000,7 @@
         </w:tc>
         <w:tc>
           <w:tcPr>
-            <w:tcW w:type="dxa" w:w="1204"/>
+            <w:tcW w:type="dxa" w:w="1466"/>
             <w:tcBorders>
               <w:top w:val="single" w:color="999999" w:sz="4"/>
               <w:left w:val="single" w:color="999999" w:sz="4"/>
@@ -35464,6 +36016,9 @@
             </w:tcMar>
           </w:tcPr>
           <w:p>
+            <w:pPr>
+              <w:spacing w:after="20" w:before="20"/>
+            </w:pPr>
             <w:r>
               <w:rPr>
                 <w:rFonts w:ascii="맑은 고딕" w:cs="맑은 고딕" w:eastAsia="맑은 고딕" w:hAnsi="맑은 고딕"/>
@@ -35478,7 +36033,7 @@
         </w:tc>
         <w:tc>
           <w:tcPr>
-            <w:tcW w:type="dxa" w:w="690"/>
+            <w:tcW w:type="dxa" w:w="840"/>
             <w:tcBorders>
               <w:top w:val="single" w:color="999999" w:sz="4"/>
               <w:left w:val="single" w:color="999999" w:sz="4"/>
@@ -35494,6 +36049,9 @@
             </w:tcMar>
           </w:tcPr>
           <w:p>
+            <w:pPr>
+              <w:spacing w:after="20" w:before="20"/>
+            </w:pPr>
             <w:r>
               <w:rPr>
                 <w:rFonts w:ascii="맑은 고딕" w:cs="맑은 고딕" w:eastAsia="맑은 고딕" w:hAnsi="맑은 고딕"/>
@@ -35511,7 +36069,7 @@
         </w:trPr>
         <w:tc>
           <w:tcPr>
-            <w:tcW w:type="dxa" w:w="860"/>
+            <w:tcW w:type="dxa" w:w="1047"/>
             <w:tcBorders>
               <w:top w:val="single" w:color="999999" w:sz="4"/>
               <w:left w:val="single" w:color="999999" w:sz="4"/>
@@ -35543,39 +36101,39 @@
         </w:tc>
         <w:tc>
           <w:tcPr>
-            <w:tcW w:type="dxa" w:w="6885"/>
-            <w:tcBorders>
-              <w:top w:val="single" w:color="999999" w:sz="4"/>
-              <w:left w:val="single" w:color="999999" w:sz="4"/>
-              <w:bottom w:val="single" w:color="999999" w:sz="4"/>
-              <w:right w:val="single" w:color="999999" w:sz="4"/>
-            </w:tcBorders>
-            <w:tcMar>
-              <w:top w:type="dxa" w:w="60"/>
-              <w:left w:type="dxa" w:w="90"/>
-              <w:bottom w:type="dxa" w:w="60"/>
-              <w:right w:type="dxa" w:w="90"/>
-            </w:tcMar>
-          </w:tcPr>
-          <w:p>
-            <w:pPr>
-              <w:spacing w:after="20" w:before="20"/>
-            </w:pPr>
-            <w:r>
-              <w:rPr>
-                <w:rFonts w:ascii="맑은 고딕" w:cs="맑은 고딕" w:eastAsia="맑은 고딕" w:hAnsi="맑은 고딕"/>
-                <w:b w:val="false"/>
-                <w:bCs w:val="false"/>
-                <w:sz w:val="18"/>
-                <w:szCs w:val="18"/>
-              </w:rPr>
-              <w:t xml:space="preserve">□ CBT 자동 채점 &amp;nbsp;&amp;nbsp; □ 종이 (1차·2차 채점)</w:t>
-            </w:r>
-          </w:p>
-        </w:tc>
-        <w:tc>
-          <w:tcPr>
-            <w:tcW w:type="dxa" w:w="1204"/>
+            <w:tcW w:type="dxa" w:w="6286"/>
+            <w:tcBorders>
+              <w:top w:val="single" w:color="999999" w:sz="4"/>
+              <w:left w:val="single" w:color="999999" w:sz="4"/>
+              <w:bottom w:val="single" w:color="999999" w:sz="4"/>
+              <w:right w:val="single" w:color="999999" w:sz="4"/>
+            </w:tcBorders>
+            <w:tcMar>
+              <w:top w:type="dxa" w:w="60"/>
+              <w:left w:type="dxa" w:w="90"/>
+              <w:bottom w:type="dxa" w:w="60"/>
+              <w:right w:type="dxa" w:w="90"/>
+            </w:tcMar>
+          </w:tcPr>
+          <w:p>
+            <w:pPr>
+              <w:spacing w:after="20" w:before="20"/>
+            </w:pPr>
+            <w:r>
+              <w:rPr>
+                <w:rFonts w:ascii="맑은 고딕" w:cs="맑은 고딕" w:eastAsia="맑은 고딕" w:hAnsi="맑은 고딕"/>
+                <w:b w:val="false"/>
+                <w:bCs w:val="false"/>
+                <w:sz w:val="18"/>
+                <w:szCs w:val="18"/>
+              </w:rPr>
+              <w:t xml:space="preserve">□ CBT 자동 채점    □ 종이 (1차·2차 채점)</w:t>
+            </w:r>
+          </w:p>
+        </w:tc>
+        <w:tc>
+          <w:tcPr>
+            <w:tcW w:type="dxa" w:w="1466"/>
             <w:tcBorders>
               <w:top w:val="single" w:color="999999" w:sz="4"/>
               <w:left w:val="single" w:color="999999" w:sz="4"/>
@@ -35607,7 +36165,7 @@
         </w:tc>
         <w:tc>
           <w:tcPr>
-            <w:tcW w:type="dxa" w:w="690"/>
+            <w:tcW w:type="dxa" w:w="840"/>
             <w:tcBorders>
               <w:top w:val="single" w:color="999999" w:sz="4"/>
               <w:left w:val="single" w:color="999999" w:sz="4"/>
@@ -35683,14 +36241,14 @@
         </w:tblBorders>
       </w:tblPr>
       <w:tblGrid>
-        <w:gridCol w:w="963"/>
-        <w:gridCol w:w="963"/>
-        <w:gridCol w:w="963"/>
-        <w:gridCol w:w="1204"/>
-        <w:gridCol w:w="1204"/>
-        <w:gridCol w:w="1445"/>
-        <w:gridCol w:w="1927"/>
-        <w:gridCol w:w="970"/>
+        <w:gridCol w:w="1071"/>
+        <w:gridCol w:w="1071"/>
+        <w:gridCol w:w="1071"/>
+        <w:gridCol w:w="1071"/>
+        <w:gridCol w:w="1071"/>
+        <w:gridCol w:w="1071"/>
+        <w:gridCol w:w="2142"/>
+        <w:gridCol w:w="1071"/>
       </w:tblGrid>
       <w:tr>
         <w:trPr>
@@ -35698,7 +36256,7 @@
         </w:trPr>
         <w:tc>
           <w:tcPr>
-            <w:tcW w:type="dxa" w:w="963"/>
+            <w:tcW w:type="dxa" w:w="1071"/>
             <w:tcBorders>
               <w:top w:val="single" w:color="999999" w:sz="4"/>
               <w:left w:val="single" w:color="999999" w:sz="4"/>
@@ -35714,6 +36272,9 @@
             </w:tcMar>
           </w:tcPr>
           <w:p>
+            <w:pPr>
+              <w:spacing w:after="20" w:before="20"/>
+            </w:pPr>
             <w:r>
               <w:rPr>
                 <w:rFonts w:ascii="맑은 고딕" w:cs="맑은 고딕" w:eastAsia="맑은 고딕" w:hAnsi="맑은 고딕"/>
@@ -35728,7 +36289,7 @@
         </w:tc>
         <w:tc>
           <w:tcPr>
-            <w:tcW w:type="dxa" w:w="963"/>
+            <w:tcW w:type="dxa" w:w="1071"/>
             <w:tcBorders>
               <w:top w:val="single" w:color="999999" w:sz="4"/>
               <w:left w:val="single" w:color="999999" w:sz="4"/>
@@ -35744,6 +36305,9 @@
             </w:tcMar>
           </w:tcPr>
           <w:p>
+            <w:pPr>
+              <w:spacing w:after="20" w:before="20"/>
+            </w:pPr>
             <w:r>
               <w:rPr>
                 <w:rFonts w:ascii="맑은 고딕" w:cs="맑은 고딕" w:eastAsia="맑은 고딕" w:hAnsi="맑은 고딕"/>
@@ -35758,7 +36322,7 @@
         </w:tc>
         <w:tc>
           <w:tcPr>
-            <w:tcW w:type="dxa" w:w="963"/>
+            <w:tcW w:type="dxa" w:w="1071"/>
             <w:tcBorders>
               <w:top w:val="single" w:color="999999" w:sz="4"/>
               <w:left w:val="single" w:color="999999" w:sz="4"/>
@@ -35774,6 +36338,9 @@
             </w:tcMar>
           </w:tcPr>
           <w:p>
+            <w:pPr>
+              <w:spacing w:after="20" w:before="20"/>
+            </w:pPr>
             <w:r>
               <w:rPr>
                 <w:rFonts w:ascii="맑은 고딕" w:cs="맑은 고딕" w:eastAsia="맑은 고딕" w:hAnsi="맑은 고딕"/>
@@ -35788,7 +36355,7 @@
         </w:tc>
         <w:tc>
           <w:tcPr>
-            <w:tcW w:type="dxa" w:w="1204"/>
+            <w:tcW w:type="dxa" w:w="1071"/>
             <w:tcBorders>
               <w:top w:val="single" w:color="999999" w:sz="4"/>
               <w:left w:val="single" w:color="999999" w:sz="4"/>
@@ -35804,6 +36371,9 @@
             </w:tcMar>
           </w:tcPr>
           <w:p>
+            <w:pPr>
+              <w:spacing w:after="20" w:before="20"/>
+            </w:pPr>
             <w:r>
               <w:rPr>
                 <w:rFonts w:ascii="맑은 고딕" w:cs="맑은 고딕" w:eastAsia="맑은 고딕" w:hAnsi="맑은 고딕"/>
@@ -35812,28 +36382,13 @@
                 <w:sz w:val="18"/>
                 <w:szCs w:val="18"/>
               </w:rPr>
-              <w:t xml:space="preserve">출제&lt;br&gt;문항</w:t>
-            </w:r>
-          </w:p>
-        </w:tc>
-        <w:tc>
-          <w:tcPr>
-            <w:tcW w:type="dxa" w:w="1204"/>
-            <w:tcBorders>
-              <w:top w:val="single" w:color="999999" w:sz="4"/>
-              <w:left w:val="single" w:color="999999" w:sz="4"/>
-              <w:bottom w:val="single" w:color="999999" w:sz="4"/>
-              <w:right w:val="single" w:color="999999" w:sz="4"/>
-            </w:tcBorders>
-            <w:shd w:fill="EFEFEF" w:val="clear"/>
-            <w:tcMar>
-              <w:top w:type="dxa" w:w="60"/>
-              <w:left w:type="dxa" w:w="90"/>
-              <w:bottom w:type="dxa" w:w="60"/>
-              <w:right w:type="dxa" w:w="90"/>
-            </w:tcMar>
-          </w:tcPr>
-          <w:p>
+              <w:t xml:space="preserve">출제</w:t>
+            </w:r>
+          </w:p>
+          <w:p>
+            <w:pPr>
+              <w:spacing w:after="20" w:before="20"/>
+            </w:pPr>
             <w:r>
               <w:rPr>
                 <w:rFonts w:ascii="맑은 고딕" w:cs="맑은 고딕" w:eastAsia="맑은 고딕" w:hAnsi="맑은 고딕"/>
@@ -35842,13 +36397,13 @@
                 <w:sz w:val="18"/>
                 <w:szCs w:val="18"/>
               </w:rPr>
-              <w:t xml:space="preserve">정답&lt;br&gt;문항</w:t>
-            </w:r>
-          </w:p>
-        </w:tc>
-        <w:tc>
-          <w:tcPr>
-            <w:tcW w:type="dxa" w:w="1445"/>
+              <w:t xml:space="preserve">문항</w:t>
+            </w:r>
+          </w:p>
+        </w:tc>
+        <w:tc>
+          <w:tcPr>
+            <w:tcW w:type="dxa" w:w="1071"/>
             <w:tcBorders>
               <w:top w:val="single" w:color="999999" w:sz="4"/>
               <w:left w:val="single" w:color="999999" w:sz="4"/>
@@ -35864,6 +36419,9 @@
             </w:tcMar>
           </w:tcPr>
           <w:p>
+            <w:pPr>
+              <w:spacing w:after="20" w:before="20"/>
+            </w:pPr>
             <w:r>
               <w:rPr>
                 <w:rFonts w:ascii="맑은 고딕" w:cs="맑은 고딕" w:eastAsia="맑은 고딕" w:hAnsi="맑은 고딕"/>
@@ -35872,28 +36430,13 @@
                 <w:sz w:val="18"/>
                 <w:szCs w:val="18"/>
               </w:rPr>
-              <w:t xml:space="preserve">점수&lt;br&gt;(%)</w:t>
-            </w:r>
-          </w:p>
-        </w:tc>
-        <w:tc>
-          <w:tcPr>
-            <w:tcW w:type="dxa" w:w="1927"/>
-            <w:tcBorders>
-              <w:top w:val="single" w:color="999999" w:sz="4"/>
-              <w:left w:val="single" w:color="999999" w:sz="4"/>
-              <w:bottom w:val="single" w:color="999999" w:sz="4"/>
-              <w:right w:val="single" w:color="999999" w:sz="4"/>
-            </w:tcBorders>
-            <w:shd w:fill="EFEFEF" w:val="clear"/>
-            <w:tcMar>
-              <w:top w:type="dxa" w:w="60"/>
-              <w:left w:type="dxa" w:w="90"/>
-              <w:bottom w:type="dxa" w:w="60"/>
-              <w:right w:type="dxa" w:w="90"/>
-            </w:tcMar>
-          </w:tcPr>
-          <w:p>
+              <w:t xml:space="preserve">정답</w:t>
+            </w:r>
+          </w:p>
+          <w:p>
+            <w:pPr>
+              <w:spacing w:after="20" w:before="20"/>
+            </w:pPr>
             <w:r>
               <w:rPr>
                 <w:rFonts w:ascii="맑은 고딕" w:cs="맑은 고딕" w:eastAsia="맑은 고딕" w:hAnsi="맑은 고딕"/>
@@ -35902,13 +36445,94 @@
                 <w:sz w:val="18"/>
                 <w:szCs w:val="18"/>
               </w:rPr>
+              <w:t xml:space="preserve">문항</w:t>
+            </w:r>
+          </w:p>
+        </w:tc>
+        <w:tc>
+          <w:tcPr>
+            <w:tcW w:type="dxa" w:w="1071"/>
+            <w:tcBorders>
+              <w:top w:val="single" w:color="999999" w:sz="4"/>
+              <w:left w:val="single" w:color="999999" w:sz="4"/>
+              <w:bottom w:val="single" w:color="999999" w:sz="4"/>
+              <w:right w:val="single" w:color="999999" w:sz="4"/>
+            </w:tcBorders>
+            <w:shd w:fill="EFEFEF" w:val="clear"/>
+            <w:tcMar>
+              <w:top w:type="dxa" w:w="60"/>
+              <w:left w:type="dxa" w:w="90"/>
+              <w:bottom w:type="dxa" w:w="60"/>
+              <w:right w:type="dxa" w:w="90"/>
+            </w:tcMar>
+          </w:tcPr>
+          <w:p>
+            <w:pPr>
+              <w:spacing w:after="20" w:before="20"/>
+            </w:pPr>
+            <w:r>
+              <w:rPr>
+                <w:rFonts w:ascii="맑은 고딕" w:cs="맑은 고딕" w:eastAsia="맑은 고딕" w:hAnsi="맑은 고딕"/>
+                <w:b/>
+                <w:bCs/>
+                <w:sz w:val="18"/>
+                <w:szCs w:val="18"/>
+              </w:rPr>
+              <w:t xml:space="preserve">점수</w:t>
+            </w:r>
+          </w:p>
+          <w:p>
+            <w:pPr>
+              <w:spacing w:after="20" w:before="20"/>
+            </w:pPr>
+            <w:r>
+              <w:rPr>
+                <w:rFonts w:ascii="맑은 고딕" w:cs="맑은 고딕" w:eastAsia="맑은 고딕" w:hAnsi="맑은 고딕"/>
+                <w:b/>
+                <w:bCs/>
+                <w:sz w:val="18"/>
+                <w:szCs w:val="18"/>
+              </w:rPr>
+              <w:t xml:space="preserve">(%)</w:t>
+            </w:r>
+          </w:p>
+        </w:tc>
+        <w:tc>
+          <w:tcPr>
+            <w:tcW w:type="dxa" w:w="2142"/>
+            <w:tcBorders>
+              <w:top w:val="single" w:color="999999" w:sz="4"/>
+              <w:left w:val="single" w:color="999999" w:sz="4"/>
+              <w:bottom w:val="single" w:color="999999" w:sz="4"/>
+              <w:right w:val="single" w:color="999999" w:sz="4"/>
+            </w:tcBorders>
+            <w:shd w:fill="EFEFEF" w:val="clear"/>
+            <w:tcMar>
+              <w:top w:type="dxa" w:w="60"/>
+              <w:left w:type="dxa" w:w="90"/>
+              <w:bottom w:type="dxa" w:w="60"/>
+              <w:right w:type="dxa" w:w="90"/>
+            </w:tcMar>
+          </w:tcPr>
+          <w:p>
+            <w:pPr>
+              <w:spacing w:after="20" w:before="20"/>
+            </w:pPr>
+            <w:r>
+              <w:rPr>
+                <w:rFonts w:ascii="맑은 고딕" w:cs="맑은 고딕" w:eastAsia="맑은 고딕" w:hAnsi="맑은 고딕"/>
+                <w:b/>
+                <w:bCs/>
+                <w:sz w:val="18"/>
+                <w:szCs w:val="18"/>
+              </w:rPr>
               <w:t xml:space="preserve">판정</w:t>
             </w:r>
           </w:p>
         </w:tc>
         <w:tc>
           <w:tcPr>
-            <w:tcW w:type="dxa" w:w="970"/>
+            <w:tcW w:type="dxa" w:w="1071"/>
             <w:tcBorders>
               <w:top w:val="single" w:color="999999" w:sz="4"/>
               <w:left w:val="single" w:color="999999" w:sz="4"/>
@@ -35924,6 +36548,9 @@
             </w:tcMar>
           </w:tcPr>
           <w:p>
+            <w:pPr>
+              <w:spacing w:after="20" w:before="20"/>
+            </w:pPr>
             <w:r>
               <w:rPr>
                 <w:rFonts w:ascii="맑은 고딕" w:cs="맑은 고딕" w:eastAsia="맑은 고딕" w:hAnsi="맑은 고딕"/>
@@ -35943,7 +36570,7 @@
         </w:trPr>
         <w:tc>
           <w:tcPr>
-            <w:tcW w:type="dxa" w:w="963"/>
+            <w:tcW w:type="dxa" w:w="1071"/>
             <w:tcBorders>
               <w:top w:val="single" w:color="999999" w:sz="4"/>
               <w:left w:val="single" w:color="999999" w:sz="4"/>
@@ -35975,7 +36602,7 @@
         </w:tc>
         <w:tc>
           <w:tcPr>
-            <w:tcW w:type="dxa" w:w="963"/>
+            <w:tcW w:type="dxa" w:w="1071"/>
             <w:tcBorders>
               <w:top w:val="single" w:color="999999" w:sz="4"/>
               <w:left w:val="single" w:color="999999" w:sz="4"/>
@@ -36005,7 +36632,7 @@
         </w:tc>
         <w:tc>
           <w:tcPr>
-            <w:tcW w:type="dxa" w:w="963"/>
+            <w:tcW w:type="dxa" w:w="1071"/>
             <w:tcBorders>
               <w:top w:val="single" w:color="999999" w:sz="4"/>
               <w:left w:val="single" w:color="999999" w:sz="4"/>
@@ -36035,7 +36662,7 @@
         </w:tc>
         <w:tc>
           <w:tcPr>
-            <w:tcW w:type="dxa" w:w="1204"/>
+            <w:tcW w:type="dxa" w:w="1071"/>
             <w:tcBorders>
               <w:top w:val="single" w:color="999999" w:sz="4"/>
               <w:left w:val="single" w:color="999999" w:sz="4"/>
@@ -36065,7 +36692,7 @@
         </w:tc>
         <w:tc>
           <w:tcPr>
-            <w:tcW w:type="dxa" w:w="1204"/>
+            <w:tcW w:type="dxa" w:w="1071"/>
             <w:tcBorders>
               <w:top w:val="single" w:color="999999" w:sz="4"/>
               <w:left w:val="single" w:color="999999" w:sz="4"/>
@@ -36095,7 +36722,7 @@
         </w:tc>
         <w:tc>
           <w:tcPr>
-            <w:tcW w:type="dxa" w:w="1445"/>
+            <w:tcW w:type="dxa" w:w="1071"/>
             <w:tcBorders>
               <w:top w:val="single" w:color="999999" w:sz="4"/>
               <w:left w:val="single" w:color="999999" w:sz="4"/>
@@ -36125,7 +36752,7 @@
         </w:tc>
         <w:tc>
           <w:tcPr>
-            <w:tcW w:type="dxa" w:w="1927"/>
+            <w:tcW w:type="dxa" w:w="2142"/>
             <w:tcBorders>
               <w:top w:val="single" w:color="999999" w:sz="4"/>
               <w:left w:val="single" w:color="999999" w:sz="4"/>
@@ -36157,7 +36784,7 @@
         </w:tc>
         <w:tc>
           <w:tcPr>
-            <w:tcW w:type="dxa" w:w="970"/>
+            <w:tcW w:type="dxa" w:w="1071"/>
             <w:tcBorders>
               <w:top w:val="single" w:color="999999" w:sz="4"/>
               <w:left w:val="single" w:color="999999" w:sz="4"/>
@@ -36192,7 +36819,7 @@
         </w:trPr>
         <w:tc>
           <w:tcPr>
-            <w:tcW w:type="dxa" w:w="963"/>
+            <w:tcW w:type="dxa" w:w="1071"/>
             <w:tcBorders>
               <w:top w:val="single" w:color="999999" w:sz="4"/>
               <w:left w:val="single" w:color="999999" w:sz="4"/>
@@ -36224,7 +36851,7 @@
         </w:tc>
         <w:tc>
           <w:tcPr>
-            <w:tcW w:type="dxa" w:w="963"/>
+            <w:tcW w:type="dxa" w:w="1071"/>
             <w:tcBorders>
               <w:top w:val="single" w:color="999999" w:sz="4"/>
               <w:left w:val="single" w:color="999999" w:sz="4"/>
@@ -36254,7 +36881,7 @@
         </w:tc>
         <w:tc>
           <w:tcPr>
-            <w:tcW w:type="dxa" w:w="963"/>
+            <w:tcW w:type="dxa" w:w="1071"/>
             <w:tcBorders>
               <w:top w:val="single" w:color="999999" w:sz="4"/>
               <w:left w:val="single" w:color="999999" w:sz="4"/>
@@ -36284,7 +36911,7 @@
         </w:tc>
         <w:tc>
           <w:tcPr>
-            <w:tcW w:type="dxa" w:w="1204"/>
+            <w:tcW w:type="dxa" w:w="1071"/>
             <w:tcBorders>
               <w:top w:val="single" w:color="999999" w:sz="4"/>
               <w:left w:val="single" w:color="999999" w:sz="4"/>
@@ -36314,7 +36941,7 @@
         </w:tc>
         <w:tc>
           <w:tcPr>
-            <w:tcW w:type="dxa" w:w="1204"/>
+            <w:tcW w:type="dxa" w:w="1071"/>
             <w:tcBorders>
               <w:top w:val="single" w:color="999999" w:sz="4"/>
               <w:left w:val="single" w:color="999999" w:sz="4"/>
@@ -36344,7 +36971,7 @@
         </w:tc>
         <w:tc>
           <w:tcPr>
-            <w:tcW w:type="dxa" w:w="1445"/>
+            <w:tcW w:type="dxa" w:w="1071"/>
             <w:tcBorders>
               <w:top w:val="single" w:color="999999" w:sz="4"/>
               <w:left w:val="single" w:color="999999" w:sz="4"/>
@@ -36374,7 +37001,7 @@
         </w:tc>
         <w:tc>
           <w:tcPr>
-            <w:tcW w:type="dxa" w:w="1927"/>
+            <w:tcW w:type="dxa" w:w="2142"/>
             <w:tcBorders>
               <w:top w:val="single" w:color="999999" w:sz="4"/>
               <w:left w:val="single" w:color="999999" w:sz="4"/>
@@ -36406,7 +37033,7 @@
         </w:tc>
         <w:tc>
           <w:tcPr>
-            <w:tcW w:type="dxa" w:w="970"/>
+            <w:tcW w:type="dxa" w:w="1071"/>
             <w:tcBorders>
               <w:top w:val="single" w:color="999999" w:sz="4"/>
               <w:left w:val="single" w:color="999999" w:sz="4"/>
@@ -36441,7 +37068,7 @@
         </w:trPr>
         <w:tc>
           <w:tcPr>
-            <w:tcW w:type="dxa" w:w="963"/>
+            <w:tcW w:type="dxa" w:w="1071"/>
             <w:tcBorders>
               <w:top w:val="single" w:color="999999" w:sz="4"/>
               <w:left w:val="single" w:color="999999" w:sz="4"/>
@@ -36473,7 +37100,7 @@
         </w:tc>
         <w:tc>
           <w:tcPr>
-            <w:tcW w:type="dxa" w:w="963"/>
+            <w:tcW w:type="dxa" w:w="1071"/>
             <w:tcBorders>
               <w:top w:val="single" w:color="999999" w:sz="4"/>
               <w:left w:val="single" w:color="999999" w:sz="4"/>
@@ -36503,7 +37130,7 @@
         </w:tc>
         <w:tc>
           <w:tcPr>
-            <w:tcW w:type="dxa" w:w="963"/>
+            <w:tcW w:type="dxa" w:w="1071"/>
             <w:tcBorders>
               <w:top w:val="single" w:color="999999" w:sz="4"/>
               <w:left w:val="single" w:color="999999" w:sz="4"/>
@@ -36533,7 +37160,7 @@
         </w:tc>
         <w:tc>
           <w:tcPr>
-            <w:tcW w:type="dxa" w:w="1204"/>
+            <w:tcW w:type="dxa" w:w="1071"/>
             <w:tcBorders>
               <w:top w:val="single" w:color="999999" w:sz="4"/>
               <w:left w:val="single" w:color="999999" w:sz="4"/>
@@ -36563,7 +37190,7 @@
         </w:tc>
         <w:tc>
           <w:tcPr>
-            <w:tcW w:type="dxa" w:w="1204"/>
+            <w:tcW w:type="dxa" w:w="1071"/>
             <w:tcBorders>
               <w:top w:val="single" w:color="999999" w:sz="4"/>
               <w:left w:val="single" w:color="999999" w:sz="4"/>
@@ -36593,7 +37220,7 @@
         </w:tc>
         <w:tc>
           <w:tcPr>
-            <w:tcW w:type="dxa" w:w="1445"/>
+            <w:tcW w:type="dxa" w:w="1071"/>
             <w:tcBorders>
               <w:top w:val="single" w:color="999999" w:sz="4"/>
               <w:left w:val="single" w:color="999999" w:sz="4"/>
@@ -36623,7 +37250,7 @@
         </w:tc>
         <w:tc>
           <w:tcPr>
-            <w:tcW w:type="dxa" w:w="1927"/>
+            <w:tcW w:type="dxa" w:w="2142"/>
             <w:tcBorders>
               <w:top w:val="single" w:color="999999" w:sz="4"/>
               <w:left w:val="single" w:color="999999" w:sz="4"/>
@@ -36655,7 +37282,7 @@
         </w:tc>
         <w:tc>
           <w:tcPr>
-            <w:tcW w:type="dxa" w:w="970"/>
+            <w:tcW w:type="dxa" w:w="1071"/>
             <w:tcBorders>
               <w:top w:val="single" w:color="999999" w:sz="4"/>
               <w:left w:val="single" w:color="999999" w:sz="4"/>
@@ -36690,7 +37317,7 @@
         </w:trPr>
         <w:tc>
           <w:tcPr>
-            <w:tcW w:type="dxa" w:w="963"/>
+            <w:tcW w:type="dxa" w:w="1071"/>
             <w:tcBorders>
               <w:top w:val="single" w:color="999999" w:sz="4"/>
               <w:left w:val="single" w:color="999999" w:sz="4"/>
@@ -36722,7 +37349,7 @@
         </w:tc>
         <w:tc>
           <w:tcPr>
-            <w:tcW w:type="dxa" w:w="963"/>
+            <w:tcW w:type="dxa" w:w="1071"/>
             <w:tcBorders>
               <w:top w:val="single" w:color="999999" w:sz="4"/>
               <w:left w:val="single" w:color="999999" w:sz="4"/>
@@ -36752,7 +37379,7 @@
         </w:tc>
         <w:tc>
           <w:tcPr>
-            <w:tcW w:type="dxa" w:w="963"/>
+            <w:tcW w:type="dxa" w:w="1071"/>
             <w:tcBorders>
               <w:top w:val="single" w:color="999999" w:sz="4"/>
               <w:left w:val="single" w:color="999999" w:sz="4"/>
@@ -36782,7 +37409,7 @@
         </w:tc>
         <w:tc>
           <w:tcPr>
-            <w:tcW w:type="dxa" w:w="1204"/>
+            <w:tcW w:type="dxa" w:w="1071"/>
             <w:tcBorders>
               <w:top w:val="single" w:color="999999" w:sz="4"/>
               <w:left w:val="single" w:color="999999" w:sz="4"/>
@@ -36812,7 +37439,7 @@
         </w:tc>
         <w:tc>
           <w:tcPr>
-            <w:tcW w:type="dxa" w:w="1204"/>
+            <w:tcW w:type="dxa" w:w="1071"/>
             <w:tcBorders>
               <w:top w:val="single" w:color="999999" w:sz="4"/>
               <w:left w:val="single" w:color="999999" w:sz="4"/>
@@ -36842,7 +37469,7 @@
         </w:tc>
         <w:tc>
           <w:tcPr>
-            <w:tcW w:type="dxa" w:w="1445"/>
+            <w:tcW w:type="dxa" w:w="1071"/>
             <w:tcBorders>
               <w:top w:val="single" w:color="999999" w:sz="4"/>
               <w:left w:val="single" w:color="999999" w:sz="4"/>
@@ -36872,7 +37499,7 @@
         </w:tc>
         <w:tc>
           <w:tcPr>
-            <w:tcW w:type="dxa" w:w="1927"/>
+            <w:tcW w:type="dxa" w:w="2142"/>
             <w:tcBorders>
               <w:top w:val="single" w:color="999999" w:sz="4"/>
               <w:left w:val="single" w:color="999999" w:sz="4"/>
@@ -36904,7 +37531,7 @@
         </w:tc>
         <w:tc>
           <w:tcPr>
-            <w:tcW w:type="dxa" w:w="970"/>
+            <w:tcW w:type="dxa" w:w="1071"/>
             <w:tcBorders>
               <w:top w:val="single" w:color="999999" w:sz="4"/>
               <w:left w:val="single" w:color="999999" w:sz="4"/>
@@ -36939,7 +37566,7 @@
         </w:trPr>
         <w:tc>
           <w:tcPr>
-            <w:tcW w:type="dxa" w:w="963"/>
+            <w:tcW w:type="dxa" w:w="1071"/>
             <w:tcBorders>
               <w:top w:val="single" w:color="999999" w:sz="4"/>
               <w:left w:val="single" w:color="999999" w:sz="4"/>
@@ -36971,7 +37598,7 @@
         </w:tc>
         <w:tc>
           <w:tcPr>
-            <w:tcW w:type="dxa" w:w="963"/>
+            <w:tcW w:type="dxa" w:w="1071"/>
             <w:tcBorders>
               <w:top w:val="single" w:color="999999" w:sz="4"/>
               <w:left w:val="single" w:color="999999" w:sz="4"/>
@@ -37001,7 +37628,7 @@
         </w:tc>
         <w:tc>
           <w:tcPr>
-            <w:tcW w:type="dxa" w:w="963"/>
+            <w:tcW w:type="dxa" w:w="1071"/>
             <w:tcBorders>
               <w:top w:val="single" w:color="999999" w:sz="4"/>
               <w:left w:val="single" w:color="999999" w:sz="4"/>
@@ -37031,7 +37658,7 @@
         </w:tc>
         <w:tc>
           <w:tcPr>
-            <w:tcW w:type="dxa" w:w="1204"/>
+            <w:tcW w:type="dxa" w:w="1071"/>
             <w:tcBorders>
               <w:top w:val="single" w:color="999999" w:sz="4"/>
               <w:left w:val="single" w:color="999999" w:sz="4"/>
@@ -37061,7 +37688,7 @@
         </w:tc>
         <w:tc>
           <w:tcPr>
-            <w:tcW w:type="dxa" w:w="1204"/>
+            <w:tcW w:type="dxa" w:w="1071"/>
             <w:tcBorders>
               <w:top w:val="single" w:color="999999" w:sz="4"/>
               <w:left w:val="single" w:color="999999" w:sz="4"/>
@@ -37091,7 +37718,7 @@
         </w:tc>
         <w:tc>
           <w:tcPr>
-            <w:tcW w:type="dxa" w:w="1445"/>
+            <w:tcW w:type="dxa" w:w="1071"/>
             <w:tcBorders>
               <w:top w:val="single" w:color="999999" w:sz="4"/>
               <w:left w:val="single" w:color="999999" w:sz="4"/>
@@ -37121,7 +37748,7 @@
         </w:tc>
         <w:tc>
           <w:tcPr>
-            <w:tcW w:type="dxa" w:w="1927"/>
+            <w:tcW w:type="dxa" w:w="2142"/>
             <w:tcBorders>
               <w:top w:val="single" w:color="999999" w:sz="4"/>
               <w:left w:val="single" w:color="999999" w:sz="4"/>
@@ -37153,7 +37780,7 @@
         </w:tc>
         <w:tc>
           <w:tcPr>
-            <w:tcW w:type="dxa" w:w="970"/>
+            <w:tcW w:type="dxa" w:w="1071"/>
             <w:tcBorders>
               <w:top w:val="single" w:color="999999" w:sz="4"/>
               <w:left w:val="single" w:color="999999" w:sz="4"/>
@@ -37188,7 +37815,7 @@
         </w:trPr>
         <w:tc>
           <w:tcPr>
-            <w:tcW w:type="dxa" w:w="963"/>
+            <w:tcW w:type="dxa" w:w="1071"/>
             <w:tcBorders>
               <w:top w:val="single" w:color="999999" w:sz="4"/>
               <w:left w:val="single" w:color="999999" w:sz="4"/>
@@ -37220,7 +37847,7 @@
         </w:tc>
         <w:tc>
           <w:tcPr>
-            <w:tcW w:type="dxa" w:w="963"/>
+            <w:tcW w:type="dxa" w:w="1071"/>
             <w:tcBorders>
               <w:top w:val="single" w:color="999999" w:sz="4"/>
               <w:left w:val="single" w:color="999999" w:sz="4"/>
@@ -37250,7 +37877,7 @@
         </w:tc>
         <w:tc>
           <w:tcPr>
-            <w:tcW w:type="dxa" w:w="963"/>
+            <w:tcW w:type="dxa" w:w="1071"/>
             <w:tcBorders>
               <w:top w:val="single" w:color="999999" w:sz="4"/>
               <w:left w:val="single" w:color="999999" w:sz="4"/>
@@ -37280,7 +37907,7 @@
         </w:tc>
         <w:tc>
           <w:tcPr>
-            <w:tcW w:type="dxa" w:w="1204"/>
+            <w:tcW w:type="dxa" w:w="1071"/>
             <w:tcBorders>
               <w:top w:val="single" w:color="999999" w:sz="4"/>
               <w:left w:val="single" w:color="999999" w:sz="4"/>
@@ -37310,7 +37937,7 @@
         </w:tc>
         <w:tc>
           <w:tcPr>
-            <w:tcW w:type="dxa" w:w="1204"/>
+            <w:tcW w:type="dxa" w:w="1071"/>
             <w:tcBorders>
               <w:top w:val="single" w:color="999999" w:sz="4"/>
               <w:left w:val="single" w:color="999999" w:sz="4"/>
@@ -37340,7 +37967,7 @@
         </w:tc>
         <w:tc>
           <w:tcPr>
-            <w:tcW w:type="dxa" w:w="1445"/>
+            <w:tcW w:type="dxa" w:w="1071"/>
             <w:tcBorders>
               <w:top w:val="single" w:color="999999" w:sz="4"/>
               <w:left w:val="single" w:color="999999" w:sz="4"/>
@@ -37370,7 +37997,7 @@
         </w:tc>
         <w:tc>
           <w:tcPr>
-            <w:tcW w:type="dxa" w:w="1927"/>
+            <w:tcW w:type="dxa" w:w="2142"/>
             <w:tcBorders>
               <w:top w:val="single" w:color="999999" w:sz="4"/>
               <w:left w:val="single" w:color="999999" w:sz="4"/>
@@ -37402,7 +38029,7 @@
         </w:tc>
         <w:tc>
           <w:tcPr>
-            <w:tcW w:type="dxa" w:w="970"/>
+            <w:tcW w:type="dxa" w:w="1071"/>
             <w:tcBorders>
               <w:top w:val="single" w:color="999999" w:sz="4"/>
               <w:left w:val="single" w:color="999999" w:sz="4"/>
@@ -37437,7 +38064,7 @@
         </w:trPr>
         <w:tc>
           <w:tcPr>
-            <w:tcW w:type="dxa" w:w="963"/>
+            <w:tcW w:type="dxa" w:w="1071"/>
             <w:tcBorders>
               <w:top w:val="single" w:color="999999" w:sz="4"/>
               <w:left w:val="single" w:color="999999" w:sz="4"/>
@@ -37469,7 +38096,7 @@
         </w:tc>
         <w:tc>
           <w:tcPr>
-            <w:tcW w:type="dxa" w:w="963"/>
+            <w:tcW w:type="dxa" w:w="1071"/>
             <w:tcBorders>
               <w:top w:val="single" w:color="999999" w:sz="4"/>
               <w:left w:val="single" w:color="999999" w:sz="4"/>
@@ -37499,7 +38126,7 @@
         </w:tc>
         <w:tc>
           <w:tcPr>
-            <w:tcW w:type="dxa" w:w="963"/>
+            <w:tcW w:type="dxa" w:w="1071"/>
             <w:tcBorders>
               <w:top w:val="single" w:color="999999" w:sz="4"/>
               <w:left w:val="single" w:color="999999" w:sz="4"/>
@@ -37529,7 +38156,7 @@
         </w:tc>
         <w:tc>
           <w:tcPr>
-            <w:tcW w:type="dxa" w:w="1204"/>
+            <w:tcW w:type="dxa" w:w="1071"/>
             <w:tcBorders>
               <w:top w:val="single" w:color="999999" w:sz="4"/>
               <w:left w:val="single" w:color="999999" w:sz="4"/>
@@ -37559,7 +38186,7 @@
         </w:tc>
         <w:tc>
           <w:tcPr>
-            <w:tcW w:type="dxa" w:w="1204"/>
+            <w:tcW w:type="dxa" w:w="1071"/>
             <w:tcBorders>
               <w:top w:val="single" w:color="999999" w:sz="4"/>
               <w:left w:val="single" w:color="999999" w:sz="4"/>
@@ -37589,7 +38216,7 @@
         </w:tc>
         <w:tc>
           <w:tcPr>
-            <w:tcW w:type="dxa" w:w="1445"/>
+            <w:tcW w:type="dxa" w:w="1071"/>
             <w:tcBorders>
               <w:top w:val="single" w:color="999999" w:sz="4"/>
               <w:left w:val="single" w:color="999999" w:sz="4"/>
@@ -37619,7 +38246,7 @@
         </w:tc>
         <w:tc>
           <w:tcPr>
-            <w:tcW w:type="dxa" w:w="1927"/>
+            <w:tcW w:type="dxa" w:w="2142"/>
             <w:tcBorders>
               <w:top w:val="single" w:color="999999" w:sz="4"/>
               <w:left w:val="single" w:color="999999" w:sz="4"/>
@@ -37651,7 +38278,7 @@
         </w:tc>
         <w:tc>
           <w:tcPr>
-            <w:tcW w:type="dxa" w:w="970"/>
+            <w:tcW w:type="dxa" w:w="1071"/>
             <w:tcBorders>
               <w:top w:val="single" w:color="999999" w:sz="4"/>
               <w:left w:val="single" w:color="999999" w:sz="4"/>
@@ -37686,7 +38313,7 @@
         </w:trPr>
         <w:tc>
           <w:tcPr>
-            <w:tcW w:type="dxa" w:w="963"/>
+            <w:tcW w:type="dxa" w:w="1071"/>
             <w:tcBorders>
               <w:top w:val="single" w:color="999999" w:sz="4"/>
               <w:left w:val="single" w:color="999999" w:sz="4"/>
@@ -37718,7 +38345,7 @@
         </w:tc>
         <w:tc>
           <w:tcPr>
-            <w:tcW w:type="dxa" w:w="963"/>
+            <w:tcW w:type="dxa" w:w="1071"/>
             <w:tcBorders>
               <w:top w:val="single" w:color="999999" w:sz="4"/>
               <w:left w:val="single" w:color="999999" w:sz="4"/>
@@ -37748,7 +38375,7 @@
         </w:tc>
         <w:tc>
           <w:tcPr>
-            <w:tcW w:type="dxa" w:w="963"/>
+            <w:tcW w:type="dxa" w:w="1071"/>
             <w:tcBorders>
               <w:top w:val="single" w:color="999999" w:sz="4"/>
               <w:left w:val="single" w:color="999999" w:sz="4"/>
@@ -37778,7 +38405,7 @@
         </w:tc>
         <w:tc>
           <w:tcPr>
-            <w:tcW w:type="dxa" w:w="1204"/>
+            <w:tcW w:type="dxa" w:w="1071"/>
             <w:tcBorders>
               <w:top w:val="single" w:color="999999" w:sz="4"/>
               <w:left w:val="single" w:color="999999" w:sz="4"/>
@@ -37808,7 +38435,7 @@
         </w:tc>
         <w:tc>
           <w:tcPr>
-            <w:tcW w:type="dxa" w:w="1204"/>
+            <w:tcW w:type="dxa" w:w="1071"/>
             <w:tcBorders>
               <w:top w:val="single" w:color="999999" w:sz="4"/>
               <w:left w:val="single" w:color="999999" w:sz="4"/>
@@ -37838,7 +38465,7 @@
         </w:tc>
         <w:tc>
           <w:tcPr>
-            <w:tcW w:type="dxa" w:w="1445"/>
+            <w:tcW w:type="dxa" w:w="1071"/>
             <w:tcBorders>
               <w:top w:val="single" w:color="999999" w:sz="4"/>
               <w:left w:val="single" w:color="999999" w:sz="4"/>
@@ -37868,7 +38495,7 @@
         </w:tc>
         <w:tc>
           <w:tcPr>
-            <w:tcW w:type="dxa" w:w="1927"/>
+            <w:tcW w:type="dxa" w:w="2142"/>
             <w:tcBorders>
               <w:top w:val="single" w:color="999999" w:sz="4"/>
               <w:left w:val="single" w:color="999999" w:sz="4"/>
@@ -37900,7 +38527,7 @@
         </w:tc>
         <w:tc>
           <w:tcPr>
-            <w:tcW w:type="dxa" w:w="970"/>
+            <w:tcW w:type="dxa" w:w="1071"/>
             <w:tcBorders>
               <w:top w:val="single" w:color="999999" w:sz="4"/>
               <w:left w:val="single" w:color="999999" w:sz="4"/>
@@ -37935,7 +38562,7 @@
         </w:trPr>
         <w:tc>
           <w:tcPr>
-            <w:tcW w:type="dxa" w:w="963"/>
+            <w:tcW w:type="dxa" w:w="1071"/>
             <w:tcBorders>
               <w:top w:val="single" w:color="999999" w:sz="4"/>
               <w:left w:val="single" w:color="999999" w:sz="4"/>
@@ -37967,7 +38594,7 @@
         </w:tc>
         <w:tc>
           <w:tcPr>
-            <w:tcW w:type="dxa" w:w="963"/>
+            <w:tcW w:type="dxa" w:w="1071"/>
             <w:tcBorders>
               <w:top w:val="single" w:color="999999" w:sz="4"/>
               <w:left w:val="single" w:color="999999" w:sz="4"/>
@@ -37997,7 +38624,7 @@
         </w:tc>
         <w:tc>
           <w:tcPr>
-            <w:tcW w:type="dxa" w:w="963"/>
+            <w:tcW w:type="dxa" w:w="1071"/>
             <w:tcBorders>
               <w:top w:val="single" w:color="999999" w:sz="4"/>
               <w:left w:val="single" w:color="999999" w:sz="4"/>
@@ -38027,7 +38654,7 @@
         </w:tc>
         <w:tc>
           <w:tcPr>
-            <w:tcW w:type="dxa" w:w="1204"/>
+            <w:tcW w:type="dxa" w:w="1071"/>
             <w:tcBorders>
               <w:top w:val="single" w:color="999999" w:sz="4"/>
               <w:left w:val="single" w:color="999999" w:sz="4"/>
@@ -38057,7 +38684,7 @@
         </w:tc>
         <w:tc>
           <w:tcPr>
-            <w:tcW w:type="dxa" w:w="1204"/>
+            <w:tcW w:type="dxa" w:w="1071"/>
             <w:tcBorders>
               <w:top w:val="single" w:color="999999" w:sz="4"/>
               <w:left w:val="single" w:color="999999" w:sz="4"/>
@@ -38087,7 +38714,7 @@
         </w:tc>
         <w:tc>
           <w:tcPr>
-            <w:tcW w:type="dxa" w:w="1445"/>
+            <w:tcW w:type="dxa" w:w="1071"/>
             <w:tcBorders>
               <w:top w:val="single" w:color="999999" w:sz="4"/>
               <w:left w:val="single" w:color="999999" w:sz="4"/>
@@ -38117,7 +38744,7 @@
         </w:tc>
         <w:tc>
           <w:tcPr>
-            <w:tcW w:type="dxa" w:w="1927"/>
+            <w:tcW w:type="dxa" w:w="2142"/>
             <w:tcBorders>
               <w:top w:val="single" w:color="999999" w:sz="4"/>
               <w:left w:val="single" w:color="999999" w:sz="4"/>
@@ -38149,7 +38776,7 @@
         </w:tc>
         <w:tc>
           <w:tcPr>
-            <w:tcW w:type="dxa" w:w="970"/>
+            <w:tcW w:type="dxa" w:w="1071"/>
             <w:tcBorders>
               <w:top w:val="single" w:color="999999" w:sz="4"/>
               <w:left w:val="single" w:color="999999" w:sz="4"/>
@@ -38184,7 +38811,7 @@
         </w:trPr>
         <w:tc>
           <w:tcPr>
-            <w:tcW w:type="dxa" w:w="963"/>
+            <w:tcW w:type="dxa" w:w="1071"/>
             <w:tcBorders>
               <w:top w:val="single" w:color="999999" w:sz="4"/>
               <w:left w:val="single" w:color="999999" w:sz="4"/>
@@ -38216,7 +38843,7 @@
         </w:tc>
         <w:tc>
           <w:tcPr>
-            <w:tcW w:type="dxa" w:w="963"/>
+            <w:tcW w:type="dxa" w:w="1071"/>
             <w:tcBorders>
               <w:top w:val="single" w:color="999999" w:sz="4"/>
               <w:left w:val="single" w:color="999999" w:sz="4"/>
@@ -38246,7 +38873,7 @@
         </w:tc>
         <w:tc>
           <w:tcPr>
-            <w:tcW w:type="dxa" w:w="963"/>
+            <w:tcW w:type="dxa" w:w="1071"/>
             <w:tcBorders>
               <w:top w:val="single" w:color="999999" w:sz="4"/>
               <w:left w:val="single" w:color="999999" w:sz="4"/>
@@ -38276,7 +38903,7 @@
         </w:tc>
         <w:tc>
           <w:tcPr>
-            <w:tcW w:type="dxa" w:w="1204"/>
+            <w:tcW w:type="dxa" w:w="1071"/>
             <w:tcBorders>
               <w:top w:val="single" w:color="999999" w:sz="4"/>
               <w:left w:val="single" w:color="999999" w:sz="4"/>
@@ -38306,7 +38933,7 @@
         </w:tc>
         <w:tc>
           <w:tcPr>
-            <w:tcW w:type="dxa" w:w="1204"/>
+            <w:tcW w:type="dxa" w:w="1071"/>
             <w:tcBorders>
               <w:top w:val="single" w:color="999999" w:sz="4"/>
               <w:left w:val="single" w:color="999999" w:sz="4"/>
@@ -38336,7 +38963,7 @@
         </w:tc>
         <w:tc>
           <w:tcPr>
-            <w:tcW w:type="dxa" w:w="1445"/>
+            <w:tcW w:type="dxa" w:w="1071"/>
             <w:tcBorders>
               <w:top w:val="single" w:color="999999" w:sz="4"/>
               <w:left w:val="single" w:color="999999" w:sz="4"/>
@@ -38366,7 +38993,7 @@
         </w:tc>
         <w:tc>
           <w:tcPr>
-            <w:tcW w:type="dxa" w:w="1927"/>
+            <w:tcW w:type="dxa" w:w="2142"/>
             <w:tcBorders>
               <w:top w:val="single" w:color="999999" w:sz="4"/>
               <w:left w:val="single" w:color="999999" w:sz="4"/>
@@ -38398,7 +39025,7 @@
         </w:tc>
         <w:tc>
           <w:tcPr>
-            <w:tcW w:type="dxa" w:w="970"/>
+            <w:tcW w:type="dxa" w:w="1071"/>
             <w:tcBorders>
               <w:top w:val="single" w:color="999999" w:sz="4"/>
               <w:left w:val="single" w:color="999999" w:sz="4"/>
@@ -38480,6 +39107,9 @@
             </w:tcMar>
           </w:tcPr>
           <w:p>
+            <w:pPr>
+              <w:spacing w:after="20" w:before="20"/>
+            </w:pPr>
             <w:r>
               <w:rPr>
                 <w:rFonts w:ascii="맑은 고딕" w:cs="맑은 고딕" w:eastAsia="맑은 고딕" w:hAnsi="맑은 고딕"/>
@@ -38510,6 +39140,9 @@
             </w:tcMar>
           </w:tcPr>
           <w:p>
+            <w:pPr>
+              <w:spacing w:after="20" w:before="20"/>
+            </w:pPr>
             <w:r>
               <w:rPr>
                 <w:rFonts w:ascii="맑은 고딕" w:cs="맑은 고딕" w:eastAsia="맑은 고딕" w:hAnsi="맑은 고딕"/>
@@ -38540,6 +39173,9 @@
             </w:tcMar>
           </w:tcPr>
           <w:p>
+            <w:pPr>
+              <w:spacing w:after="20" w:before="20"/>
+            </w:pPr>
             <w:r>
               <w:rPr>
                 <w:rFonts w:ascii="맑은 고딕" w:cs="맑은 고딕" w:eastAsia="맑은 고딕" w:hAnsi="맑은 고딕"/>
@@ -38570,6 +39206,9 @@
             </w:tcMar>
           </w:tcPr>
           <w:p>
+            <w:pPr>
+              <w:spacing w:after="20" w:before="20"/>
+            </w:pPr>
             <w:r>
               <w:rPr>
                 <w:rFonts w:ascii="맑은 고딕" w:cs="맑은 고딕" w:eastAsia="맑은 고딕" w:hAnsi="맑은 고딕"/>
@@ -38600,6 +39239,9 @@
             </w:tcMar>
           </w:tcPr>
           <w:p>
+            <w:pPr>
+              <w:spacing w:after="20" w:before="20"/>
+            </w:pPr>
             <w:r>
               <w:rPr>
                 <w:rFonts w:ascii="맑은 고딕" w:cs="맑은 고딕" w:eastAsia="맑은 고딕" w:hAnsi="맑은 고딕"/>
@@ -38630,6 +39272,9 @@
             </w:tcMar>
           </w:tcPr>
           <w:p>
+            <w:pPr>
+              <w:spacing w:after="20" w:before="20"/>
+            </w:pPr>
             <w:r>
               <w:rPr>
                 <w:rFonts w:ascii="맑은 고딕" w:cs="맑은 고딕" w:eastAsia="맑은 고딕" w:hAnsi="맑은 고딕"/>
@@ -38659,7 +39304,7 @@
         <w:pBdr>
           <w:left w:val="single" w:color="003B73" w:sz="12" w:space="8"/>
         </w:pBdr>
-        <w:spacing w:after="160" w:before="80"/>
+        <w:spacing w:after="160" w:before="80" w:line="280"/>
         <w:ind w:left="240"/>
       </w:pPr>
       <w:r>
@@ -38806,6 +39451,9 @@
             </w:tcMar>
           </w:tcPr>
           <w:p>
+            <w:pPr>
+              <w:spacing w:after="20" w:before="20"/>
+            </w:pPr>
             <w:r>
               <w:rPr>
                 <w:rFonts w:ascii="맑은 고딕" w:cs="맑은 고딕" w:eastAsia="맑은 고딕" w:hAnsi="맑은 고딕"/>
@@ -38836,6 +39484,9 @@
             </w:tcMar>
           </w:tcPr>
           <w:p>
+            <w:pPr>
+              <w:spacing w:after="20" w:before="20"/>
+            </w:pPr>
             <w:r>
               <w:rPr>
                 <w:rFonts w:ascii="맑은 고딕" w:cs="맑은 고딕" w:eastAsia="맑은 고딕" w:hAnsi="맑은 고딕"/>
@@ -38866,6 +39517,9 @@
             </w:tcMar>
           </w:tcPr>
           <w:p>
+            <w:pPr>
+              <w:spacing w:after="20" w:before="20"/>
+            </w:pPr>
             <w:r>
               <w:rPr>
                 <w:rFonts w:ascii="맑은 고딕" w:cs="맑은 고딕" w:eastAsia="맑은 고딕" w:hAnsi="맑은 고딕"/>
@@ -38896,6 +39550,9 @@
             </w:tcMar>
           </w:tcPr>
           <w:p>
+            <w:pPr>
+              <w:spacing w:after="20" w:before="20"/>
+            </w:pPr>
             <w:r>
               <w:rPr>
                 <w:rFonts w:ascii="맑은 고딕" w:cs="맑은 고딕" w:eastAsia="맑은 고딕" w:hAnsi="맑은 고딕"/>
@@ -39235,6 +39892,9 @@
             </w:tcMar>
           </w:tcPr>
           <w:p>
+            <w:pPr>
+              <w:spacing w:after="20" w:before="20"/>
+            </w:pPr>
             <w:r>
               <w:rPr>
                 <w:rFonts w:ascii="맑은 고딕" w:cs="맑은 고딕" w:eastAsia="맑은 고딕" w:hAnsi="맑은 고딕"/>
@@ -39265,6 +39925,9 @@
             </w:tcMar>
           </w:tcPr>
           <w:p>
+            <w:pPr>
+              <w:spacing w:after="20" w:before="20"/>
+            </w:pPr>
             <w:r>
               <w:rPr>
                 <w:rFonts w:ascii="맑은 고딕" w:cs="맑은 고딕" w:eastAsia="맑은 고딕" w:hAnsi="맑은 고딕"/>
@@ -39295,6 +39958,9 @@
             </w:tcMar>
           </w:tcPr>
           <w:p>
+            <w:pPr>
+              <w:spacing w:after="20" w:before="20"/>
+            </w:pPr>
             <w:r>
               <w:rPr>
                 <w:rFonts w:ascii="맑은 고딕" w:cs="맑은 고딕" w:eastAsia="맑은 고딕" w:hAnsi="맑은 고딕"/>
@@ -39325,6 +39991,9 @@
             </w:tcMar>
           </w:tcPr>
           <w:p>
+            <w:pPr>
+              <w:spacing w:after="20" w:before="20"/>
+            </w:pPr>
             <w:r>
               <w:rPr>
                 <w:rFonts w:ascii="맑은 고딕" w:cs="맑은 고딕" w:eastAsia="맑은 고딕" w:hAnsi="맑은 고딕"/>
@@ -39753,7 +40422,7 @@
           <w:sz w:val="20"/>
           <w:szCs w:val="20"/>
         </w:rPr>
-        <w:t xml:space="preserve"> &amp;nbsp;&amp;nbsp; </w:t>
+        <w:t xml:space="preserve">    </w:t>
       </w:r>
       <w:r>
         <w:rPr>

--- a/docs/HIE-QP-E02 필기시험 시행 규칙.docx
+++ b/docs/HIE-QP-E02 필기시험 시행 규칙.docx
@@ -1401,7 +1401,7 @@
           <w:sz w:val="18"/>
           <w:szCs w:val="18"/>
         </w:rPr>
-        <w:t xml:space="preserve">HIE-QP-E01 이 우선한다.</w:t>
+        <w:t xml:space="preserve">HIE-QP-E01이 우선한다.</w:t>
       </w:r>
     </w:p>
     <w:p>
@@ -1421,7 +1421,7 @@
           <w:sz w:val="18"/>
           <w:szCs w:val="18"/>
         </w:rPr>
-        <w:t xml:space="preserve">조항마다 근거가 되는 HIE-QP-E01 의 항 번호를 </w:t>
+        <w:t xml:space="preserve">조항마다 근거가 되는 HIE-QP-E01의 항 번호를 </w:t>
       </w:r>
       <w:r>
         <w:rPr>
@@ -1496,7 +1496,7 @@
           <w:sz w:val="20"/>
           <w:szCs w:val="20"/>
         </w:rPr>
-        <w:t xml:space="preserve">1.1 이 규칙은 HIE-QP-E01 에 따라 시행하는 비파괴검사 요원 자격인정 필기시험의 출제, 시행, 감독, 채점, 기록 관리에 대한 세부 절차를 규정한다.</w:t>
+        <w:t xml:space="preserve">1.1이 규칙은 HIE-QP-E01에 따라 시행하는 비파괴검사 요원 자격인정 필기시험의 출제, 시행, 감독, 채점, 기록 관리에 대한 세부 절차를 규정한다.</w:t>
       </w:r>
     </w:p>
     <w:p>
@@ -1517,7 +1517,7 @@
           <w:sz w:val="20"/>
           <w:szCs w:val="20"/>
         </w:rPr>
-        <w:t xml:space="preserve">1.2 이 규칙은 회사가 운영하는 전산 시험 시스템(CBT)으로 시행하는 필기시험과, 시험지를 출력하여 종이로 시행하는 필기시험에 함께 적용한다.</w:t>
+        <w:t xml:space="preserve">1.2이 규칙은 회사가 운영하는 전산 시험 시스템(CBT)으로 시행하는 필기시험과, 시험지를 출력하여 종이로 시행하는 필기시험에 함께 적용한다.</w:t>
       </w:r>
     </w:p>
     <w:p>
@@ -1538,7 +1538,7 @@
           <w:sz w:val="20"/>
           <w:szCs w:val="20"/>
         </w:rPr>
-        <w:t xml:space="preserve">1.3 실기시험, 실증, 교육·훈련·경력 요건, 자격 부여와 재자격 부여의 전반은 HIE-QP-E01 에 따르며 이 규칙에서 다루지 않는다.</w:t>
+        <w:t xml:space="preserve">1.3 실기시험, 실증, 교육·훈련·경력 요건, 자격 부여와 재자격 부여의 전반은 HIE-QP-E01에 따르며 이 규칙에서 다루지 않는다.</w:t>
       </w:r>
     </w:p>
     <w:p>
@@ -1602,7 +1602,7 @@
           <w:sz w:val="20"/>
           <w:szCs w:val="20"/>
         </w:rPr>
-        <w:t xml:space="preserve">2.2 HIE 의 품질 매뉴얼</w:t>
+        <w:t xml:space="preserve">2.2 HIE의 품질 매뉴얼</w:t>
       </w:r>
     </w:p>
     <w:p>
@@ -1728,7 +1728,7 @@
           <w:sz w:val="20"/>
           <w:szCs w:val="20"/>
         </w:rPr>
-        <w:t xml:space="preserve"> 는 NDE Level Ⅰ, Ⅱ 및 다른 Level Ⅲ 요원에 대한 시험의 운영과 채점에 대해 책임이 있다. (E01 7.4.2)</w:t>
+        <w:t xml:space="preserve">는 NDE Level Ⅰ, Ⅱ 및 다른 Level Ⅲ 요원에 대한 시험의 운영과 채점에 대해 책임이 있다. (E01 7.4.2)</w:t>
       </w:r>
     </w:p>
     <w:p>
@@ -1759,7 +1759,7 @@
           <w:sz w:val="20"/>
           <w:szCs w:val="20"/>
         </w:rPr>
-        <w:t xml:space="preserve">모든 자격시험 문제는 적용 종목에 대해 책임 있는 NDE Level Ⅲ 에 의하여 승인</w:t>
+        <w:t xml:space="preserve">모든 자격시험 문제는 적용 종목에 대해 책임 있는 NDE Level Ⅲ에 의하여 승인</w:t>
       </w:r>
       <w:r>
         <w:rPr>
@@ -1790,7 +1790,7 @@
           <w:sz w:val="20"/>
           <w:szCs w:val="20"/>
         </w:rPr>
-        <w:t xml:space="preserve">3.3 대표 NDE Level Ⅲ 는 모든 NDE Level Ⅰ, Ⅱ, Ⅲ 시험문제 및 작성된 시험지(사본 포함)를 관리하며, </w:t>
+        <w:t xml:space="preserve">3.3 대표 NDE Level Ⅲ는 모든 NDE Level Ⅰ, Ⅱ, Ⅲ 시험문제 및 작성된 시험지(사본 포함)를 관리하며, </w:t>
       </w:r>
       <w:r>
         <w:rPr>
@@ -1892,7 +1892,7 @@
           <w:sz w:val="20"/>
           <w:szCs w:val="20"/>
         </w:rPr>
-        <w:t xml:space="preserve"> 는 시험 시행계획의 수립, 응시자 확인, 시험 시행 실무, 결과 정리와 기록 보관에 대한 책임을 가진다.</w:t>
+        <w:t xml:space="preserve">는 시험 시행계획의 수립, 응시자 확인, 시험 시행 실무, 결과 정리와 기록 보관에 대한 책임을 가진다.</w:t>
       </w:r>
     </w:p>
     <w:p>
@@ -1933,7 +1933,7 @@
           <w:sz w:val="20"/>
           <w:szCs w:val="20"/>
         </w:rPr>
-        <w:t xml:space="preserve"> 는 한 회차 시험의 준비 확인, 응시자 공지, 신분 확인, 감독 총괄, 부정행위 처리, 시험 자료 인계에 대한 책임을 가진다.</w:t>
+        <w:t xml:space="preserve">는 한 회차 시험의 준비 확인, 응시자 공지, 신분 확인, 감독 총괄, 부정행위 처리, 시험 자료 인계에 대한 책임을 가진다.</w:t>
       </w:r>
     </w:p>
     <w:p>
@@ -1974,7 +1974,7 @@
           <w:sz w:val="20"/>
           <w:szCs w:val="20"/>
         </w:rPr>
-        <w:t xml:space="preserve"> 는 시험감독책임자의 지시에 따라 시험을 감독할 책임을 가진다.</w:t>
+        <w:t xml:space="preserve">는 시험감독책임자의 지시에 따라 시험을 감독할 책임을 가진다.</w:t>
       </w:r>
     </w:p>
     <w:p>
@@ -2015,7 +2015,7 @@
           <w:sz w:val="20"/>
           <w:szCs w:val="20"/>
         </w:rPr>
-        <w:t xml:space="preserve"> 는 문제은행의 입력·수정·백업과 접근 기록 유지에 대한 책임을 가진다.</w:t>
+        <w:t xml:space="preserve">는 문제은행의 입력·수정·백업과 접근 기록 유지에 대한 책임을 가진다.</w:t>
       </w:r>
     </w:p>
     <w:p>
@@ -2078,7 +2078,7 @@
           <w:sz w:val="20"/>
           <w:szCs w:val="20"/>
         </w:rPr>
-        <w:t xml:space="preserve"> 응시한 비파괴검사 방법의 기본 원리에 관한 NDE Level Ⅰ 또는 Level Ⅱ 필기시험. (E01 7.3.3 1))</w:t>
+        <w:t xml:space="preserve"> 응시한 비파괴검사 방법의 기본 원리에 관한 NDE Level Ⅰ 또는 Level Ⅱ 필기시험. (E01 7.3.3-1)</w:t>
       </w:r>
     </w:p>
     <w:p>
@@ -2119,7 +2119,7 @@
           <w:sz w:val="20"/>
           <w:szCs w:val="20"/>
         </w:rPr>
-        <w:t xml:space="preserve"> 응시자가 다루는 장비, 작동 절차, 검사 기법과 함께 참조 규격·표준·시방서· 관련 문서 및 적용 NDE 절차서의 합격기준을 다루는 필기시험. (E01 7.3.3 2))</w:t>
+        <w:t xml:space="preserve"> 응시자가 다루는 장비, 작동 절차, 검사 기법과 함께 참조 규격·표준·시방서· 관련 문서 및 적용 NDE 절차서의 합격기준을 다루는 필기시험. (E01 7.3.3-2)</w:t>
       </w:r>
     </w:p>
     <w:p>
@@ -2160,7 +2160,7 @@
           <w:sz w:val="20"/>
           <w:szCs w:val="20"/>
         </w:rPr>
-        <w:t xml:space="preserve"> SNT-TC-1A 규정의 이해, 적용 재질·제작 및 생산 기술, 다른 종목의 Level Ⅱ 수준 지식을 묻는 NDE Level Ⅲ 필기시험. (E01 7.3.4 1))</w:t>
+        <w:t xml:space="preserve"> SNT-TC-1A 규정의 이해, 적용 재질·제작 및 생산 기술, 다른 종목의 Level Ⅱ 수준 지식을 묻는 NDE Level Ⅲ 필기시험. (E01 7.3.4-1)</w:t>
       </w:r>
     </w:p>
     <w:p>
@@ -2201,7 +2201,7 @@
           <w:sz w:val="20"/>
           <w:szCs w:val="20"/>
         </w:rPr>
-        <w:t xml:space="preserve"> 해당 종목의 기본 원리, 기법 및 절차의 응용과 설정, 코드·규격·사양서의 해석 능력을 묻는 NDE Level Ⅲ 필기시험. (E01 7.3.4 2))</w:t>
+        <w:t xml:space="preserve"> 해당 종목의 기본 원리, 기법 및 절차의 응용과 설정, 코드·규격·사양서의 해석 능력을 묻는 NDE Level Ⅲ 필기시험. (E01 7.3.4-2)</w:t>
       </w:r>
     </w:p>
     <w:p>
@@ -2242,7 +2242,7 @@
           <w:sz w:val="20"/>
           <w:szCs w:val="20"/>
         </w:rPr>
-        <w:t xml:space="preserve"> HIE-QP-E01 이 정한 교육·훈련·경력 및 시력 요건을 갖추고 자격을 받고자 하는 회사 소속 인원.</w:t>
+        <w:t xml:space="preserve"> HIE-QP-E01이 정한 교육·훈련·경력 및 시력 요건을 갖추고 자격을 받고자 하는 회사 소속 인원.</w:t>
       </w:r>
     </w:p>
     <w:p>
@@ -2283,7 +2283,7 @@
           <w:sz w:val="20"/>
           <w:szCs w:val="20"/>
         </w:rPr>
-        <w:t xml:space="preserve"> 해당 종목 책임 NDE Level Ⅲ 가 승인한 시험문제의 모음. 이 규칙에서는 CBT 에 담긴 문항 전체를 말한다.</w:t>
+        <w:t xml:space="preserve"> 해당 종목 책임 NDE Level Ⅲ가 승인한 시험문제의 모음. 이 규칙에서는 CBT에 담긴 문항 전체를 말한다.</w:t>
       </w:r>
     </w:p>
     <w:p>
@@ -2430,7 +2430,7 @@
           <w:sz w:val="20"/>
           <w:szCs w:val="20"/>
         </w:rPr>
-        <w:t xml:space="preserve">5.1.1 기술적인 자격인증 시험은 HIE-QP-E01 7.3.1 에 따라 구성되며, 그 가운데 필기시험은 다음과 같다.</w:t>
+        <w:t xml:space="preserve">5.1.1 기술적인 자격인증 시험은 HIE-QP-E01 7.3.1에 따라 구성되며, 그 가운데 필기시험은 다음과 같다.</w:t>
       </w:r>
     </w:p>
     <w:p>
@@ -2986,7 +2986,7 @@
           <w:sz w:val="20"/>
           <w:szCs w:val="20"/>
         </w:rPr>
-        <w:t xml:space="preserve"> 의 최소 문제 수는 HIE-QP-E01 표 3 에 따른다. 전문시험은 종목마다 문제 수가 다르며, 대개 20문항이나 </w:t>
+        <w:t xml:space="preserve">의 최소 문제 수는 HIE-QP-E01 표 3에 따른다. 전문시험은 종목마다 문제 수가 다르며, 대개 20문항이나 </w:t>
       </w:r>
       <w:r>
         <w:rPr>
@@ -5268,7 +5268,7 @@
           <w:sz w:val="20"/>
           <w:szCs w:val="20"/>
         </w:rPr>
-        <w:t xml:space="preserve"> 의 최소 문제 수와 시험시간은 다음과 같다. (E01 7.3.4)</w:t>
+        <w:t xml:space="preserve">의 최소 문제 수와 시험시간은 다음과 같다. (E01 7.3.4)</w:t>
       </w:r>
     </w:p>
     <w:p>
@@ -6660,7 +6660,7 @@
           <w:sz w:val="20"/>
           <w:szCs w:val="20"/>
         </w:rPr>
-        <w:t xml:space="preserve">모든 NDE Level Ⅰ, Ⅱ, Ⅲ 의 필기시험은 비공개(closed book) 시험이며, data, 그래프, 표, 시방서, 절차서, 규격 등이 제공될 수 있다.</w:t>
+        <w:t xml:space="preserve">모든 NDE Level Ⅰ, Ⅱ, Ⅲ의 필기시험은 비공개(closed book) 시험이며, data, 그래프, 표, 시방서, 절차서, 규격 등이 제공될 수 있다.</w:t>
       </w:r>
       <w:r>
         <w:rPr>
@@ -6691,7 +6691,7 @@
           <w:sz w:val="20"/>
           <w:szCs w:val="20"/>
         </w:rPr>
-        <w:t xml:space="preserve">5.3.2 시험별로 제공하는 참고자료의 범위는 시험지 갑지의 NOTE 에 명시하며, 현재 다음 다섯 갈래로 운영한다.</w:t>
+        <w:t xml:space="preserve">5.3.2 시험별로 제공하는 참고자료의 범위는 시험지 갑지의 NOTE에 명시하며, 현재 다음 다섯 갈래로 운영한다.</w:t>
       </w:r>
     </w:p>
     <w:p>
@@ -7639,7 +7639,7 @@
           <w:sz w:val="20"/>
           <w:szCs w:val="20"/>
         </w:rPr>
-        <w:t xml:space="preserve">해당 종목에 책임 있는 NDE Level Ⅲ 의 승인</w:t>
+        <w:t xml:space="preserve">해당 종목에 책임 있는 NDE Level Ⅲ의 승인</w:t>
       </w:r>
       <w:r>
         <w:rPr>
@@ -7961,7 +7961,7 @@
           <w:sz w:val="20"/>
           <w:szCs w:val="20"/>
         </w:rPr>
-        <w:t xml:space="preserve">6.3.2 응시자가 문항의 문장이나 정답(이중 답안 등)에 이의를 제기한 경우 해당 종목 NDE Level Ⅲ 가 검토하여 결과를 회신하고, 필요하면 문항을 고치거나 은행에서 제외한다. 검토 결과는 기록으로 남긴다.</w:t>
+        <w:t xml:space="preserve">6.3.2 응시자가 문항의 문장이나 정답(이중 답안 등)에 이의를 제기한 경우 해당 종목 NDE Level Ⅲ가 검토하여 결과를 회신하고, 필요하면 문항을 고치거나 은행에서 제외한다. 검토 결과는 기록으로 남긴다.</w:t>
       </w:r>
     </w:p>
     <w:p>
@@ -8065,7 +8065,7 @@
           <w:sz w:val="20"/>
           <w:szCs w:val="20"/>
         </w:rPr>
-        <w:t xml:space="preserve"> 점검한다. 문제가 확인되면 대표 NDE Level Ⅲ 에게 보고하고 시정·예방 조치를 시행한다.</w:t>
+        <w:t xml:space="preserve"> 점검한다. 문제가 확인되면 대표 NDE Level Ⅲ에게 보고하고 시정·예방 조치를 시행한다.</w:t>
       </w:r>
     </w:p>
     <w:p>
@@ -8086,7 +8086,7 @@
           <w:sz w:val="20"/>
           <w:szCs w:val="20"/>
         </w:rPr>
-        <w:t xml:space="preserve">6.4.3 대표 NDE Level Ⅲ 가 지정한 사람만 문제은행에 접근할 수 있다. 접근한 경우 </w:t>
+        <w:t xml:space="preserve">6.4.3 대표 NDE Level Ⅲ가 지정한 사람만 문제은행에 접근할 수 있다. 접근한 경우 </w:t>
       </w:r>
       <w:r>
         <w:rPr>
@@ -8274,7 +8274,7 @@
           <w:sz w:val="20"/>
           <w:szCs w:val="20"/>
         </w:rPr>
-        <w:t xml:space="preserve">7.1.1 NDE Level Ⅲ / QA 는 매년 4/4분기 내에 차기 연도의 시험 시행계획을 수립하여 대표 NDE Level Ⅲ 의 승인을 받는다. 계획에는 시행 시기와 회차, 시험 종목과 등급, 재자격 대상자, 신규 자격 대상자를 담는다.</w:t>
+        <w:t xml:space="preserve">7.1.1 NDE Level Ⅲ / QA는 매년 4/4분기 내에 차기 연도의 시험 시행계획을 수립하여 대표 NDE Level Ⅲ의 승인을 받는다. 계획에는 시행 시기와 회차, 시험 종목과 등급, 재자격 대상자, 신규 자격 대상자를 담는다.</w:t>
       </w:r>
     </w:p>
     <w:p>
@@ -8295,7 +8295,7 @@
           <w:sz w:val="20"/>
           <w:szCs w:val="20"/>
         </w:rPr>
-        <w:t xml:space="preserve">7.1.2 NDE Level Ⅲ / QA 는 회차마다 응시 인원을 확정하고 시험 장소, 시험감독책임자, 시험감독자를 정하여 </w:t>
+        <w:t xml:space="preserve">7.1.2 NDE Level Ⅲ / QA는 회차마다 응시 인원을 확정하고 시험 장소, 시험감독책임자, 시험감독자를 정하여 </w:t>
       </w:r>
       <w:r>
         <w:rPr>
@@ -8315,7 +8315,7 @@
           <w:sz w:val="20"/>
           <w:szCs w:val="20"/>
         </w:rPr>
-        <w:t xml:space="preserve"> 시행계획을 문서화하여 대표 NDE Level Ⅲ 의 승인을 받는다. (HIE-QP-E02-01)</w:t>
+        <w:t xml:space="preserve"> 시행계획을 문서화하여 대표 NDE Level Ⅲ의 승인을 받는다. (HIE-QP-E02-01)</w:t>
       </w:r>
     </w:p>
     <w:p>
@@ -8336,7 +8336,7 @@
           <w:sz w:val="20"/>
           <w:szCs w:val="20"/>
         </w:rPr>
-        <w:t xml:space="preserve">7.1.3 해당 종목에 책임 있는 NDE Level Ⅲ 를 확보하지 못한 종목은 시험을 시행할 수 없다. (E01 7.4.1, 7.4.2)</w:t>
+        <w:t xml:space="preserve">7.1.3 해당 종목에 책임 있는 NDE Level Ⅲ를 확보하지 못한 종목은 시험을 시행할 수 없다. (E01 7.4.1, 7.4.2)</w:t>
       </w:r>
     </w:p>
     <w:p>
@@ -8379,7 +8379,7 @@
           <w:sz w:val="20"/>
           <w:szCs w:val="20"/>
         </w:rPr>
-        <w:t xml:space="preserve">7.2.1 응시 자격은 HIE-QP-E01 7.1 및 7.2 에 따른다.</w:t>
+        <w:t xml:space="preserve">7.2.1 응시 자격은 HIE-QP-E01 7.1 및 7.2에 따른다.</w:t>
       </w:r>
     </w:p>
     <w:p>
@@ -8461,7 +8461,7 @@
           <w:sz w:val="20"/>
           <w:szCs w:val="20"/>
         </w:rPr>
-        <w:t xml:space="preserve">7.2.3 NDE Level Ⅲ / QA 는 응시 자격을 확인하여 응시자 명단을 작성한다. 자격 요건이 충족되지 않은 사람에게는 그 사실과 사유를 알린다.</w:t>
+        <w:t xml:space="preserve">7.2.3 NDE Level Ⅲ / QA는 응시 자격을 확인하여 응시자 명단을 작성한다. 자격 요건이 충족되지 않은 사람에게는 그 사실과 사유를 알린다.</w:t>
       </w:r>
     </w:p>
     <w:p>
@@ -8502,7 +8502,7 @@
           <w:sz w:val="20"/>
           <w:szCs w:val="20"/>
         </w:rPr>
-        <w:t xml:space="preserve">은 그 회차의 출제·감독· 채점을 맡을 수 없다. (E01 7.4.8) 해당하는 경우 본인이 대표 NDE Level Ⅲ 에게 보고하고 그 지시에 따른다.</w:t>
+        <w:t xml:space="preserve">은 그 회차의 출제·감독· 채점을 맡을 수 없다. (E01 7.4.8) 해당하는 경우 본인이 대표 NDE Level Ⅲ에게 보고하고 그 지시에 따른다.</w:t>
       </w:r>
     </w:p>
     <w:p>
@@ -8545,7 +8545,7 @@
           <w:sz w:val="20"/>
           <w:szCs w:val="20"/>
         </w:rPr>
-        <w:t xml:space="preserve">7.3.1 CBT 는 종목별 문제은행에서 </w:t>
+        <w:t xml:space="preserve">7.3.1 CBT는 종목별 문제은행에서 </w:t>
       </w:r>
       <w:r>
         <w:rPr>
@@ -8555,7 +8555,7 @@
           <w:sz w:val="20"/>
           <w:szCs w:val="20"/>
         </w:rPr>
-        <w:t xml:space="preserve">5.2 가 정한 문항 수만큼 무작위로 뽑고, 문항 순서와 보기 순서를 매 회차 섞는다.</w:t>
+        <w:t xml:space="preserve">5.2가 정한 문항 수만큼 무작위로 뽑고, 문항 순서와 보기 순서를 매 회차 섞는다.</w:t>
       </w:r>
     </w:p>
     <w:p>
@@ -8576,7 +8576,7 @@
           <w:sz w:val="20"/>
           <w:szCs w:val="20"/>
         </w:rPr>
-        <w:t xml:space="preserve">7.3.2 뽑을 문항 수는 표 3 을 그대로 옮겨 종목마다 다르게 정해 둔다.</w:t>
+        <w:t xml:space="preserve">7.3.2 뽑을 문항 수는 표 3을 그대로 옮겨 종목마다 다르게 정해 둔다.</w:t>
       </w:r>
     </w:p>
     <w:p>
@@ -8711,7 +8711,7 @@
           <w:sz w:val="20"/>
           <w:szCs w:val="20"/>
         </w:rPr>
-        <w:t xml:space="preserve">7.3.7 출제 결과는 대표 NDE Level Ⅲ 가 확인한다. (E01 7.4.2)</w:t>
+        <w:t xml:space="preserve">7.3.7 출제 결과는 대표 NDE Level Ⅲ가 확인한다. (E01 7.4.2)</w:t>
       </w:r>
     </w:p>
     <w:p>
@@ -8754,7 +8754,7 @@
           <w:sz w:val="20"/>
           <w:szCs w:val="20"/>
         </w:rPr>
-        <w:t xml:space="preserve">7.4.1 시험은 CBT 로 시행함을 원칙으로 한다. 전산 장애나 응시 환경 사정으로 CBT 로 시행할 수 없을 때에는 시험지를 출력하여 종이로 시행할 수 있다.</w:t>
+        <w:t xml:space="preserve">7.4.1 시험은 CBT로 시행함을 원칙으로 한다. 전산 장애나 응시 환경 사정으로 CBT로 시행할 수 없을 때에는 시험지를 출력하여 종이로 시행할 수 있다.</w:t>
       </w:r>
     </w:p>
     <w:p>
@@ -8896,7 +8896,7 @@
           <w:sz w:val="20"/>
           <w:szCs w:val="20"/>
         </w:rPr>
-        <w:t xml:space="preserve">6. 제공할 참고자료 (5.3 의 갈래에 따름)</w:t>
+        <w:t xml:space="preserve">6. 제공할 참고자료 (5.3의 갈래에 따름)</w:t>
       </w:r>
     </w:p>
     <w:p>
@@ -9715,7 +9715,7 @@
           <w:sz w:val="20"/>
           <w:szCs w:val="20"/>
         </w:rPr>
-        <w:t xml:space="preserve">7.4.8 시험 중 전산 장애가 발생하면 감독자는 그 사실과 시각을 기록하고, 남은 시험시간을 보장하거나 7.4.9 에 따라 재응시하게 한다.</w:t>
+        <w:t xml:space="preserve">7.4.8 시험 중 전산 장애가 발생하면 감독자는 그 사실과 시각을 기록하고, 남은 시험시간을 보장하거나 7.4.9에 따라 재응시하게 한다.</w:t>
       </w:r>
     </w:p>
     <w:p>
@@ -9736,7 +9736,7 @@
           <w:sz w:val="20"/>
           <w:szCs w:val="20"/>
         </w:rPr>
-        <w:t xml:space="preserve">7.4.9 감독자는 합당한 사유가 있을 때 시험을 중단할 수 있다. 중단한 경우 그 사유와 시각을 기록하여 대표 NDE Level Ⅲ 에게 보고하고, </w:t>
+        <w:t xml:space="preserve">7.4.9 감독자는 합당한 사유가 있을 때 시험을 중단할 수 있다. 중단한 경우 그 사유와 시각을 기록하여 대표 NDE Level Ⅲ에게 보고하고, </w:t>
       </w:r>
       <w:r>
         <w:rPr>
@@ -9756,7 +9756,7 @@
           <w:sz w:val="20"/>
           <w:szCs w:val="20"/>
         </w:rPr>
-        <w:t xml:space="preserve">하게 한다. 이때의 응시는 7.8 의 재시험으로 보지 않는다.</w:t>
+        <w:t xml:space="preserve">하게 한다. 이때의 응시는 7.8의 재시험으로 보지 않는다.</w:t>
       </w:r>
     </w:p>
     <w:p>
@@ -10084,7 +10084,7 @@
           <w:sz w:val="20"/>
           <w:szCs w:val="20"/>
         </w:rPr>
-        <w:t xml:space="preserve">1. CBT — 응시자별 결과지를 출력하여 확인하고 NDE Level Ⅲ / QA 에게 인계한다.</w:t>
+        <w:t xml:space="preserve">1. CBT — 응시자별 결과지를 출력하여 확인하고 NDE Level Ⅲ / QA에게 인계한다.</w:t>
       </w:r>
     </w:p>
     <w:p>
@@ -10353,7 +10353,7 @@
           <w:sz w:val="20"/>
           <w:szCs w:val="20"/>
         </w:rPr>
-        <w:t xml:space="preserve">7.6.2 감독자는 증거물을 확보하고 답안(CBT 는 응시 기록)에 </w:t>
+        <w:t xml:space="preserve">7.6.2 감독자는 증거물을 확보하고 답안(CBT는 응시 기록)에 </w:t>
       </w:r>
       <w:r>
         <w:rPr>
@@ -10435,7 +10435,7 @@
           <w:sz w:val="20"/>
           <w:szCs w:val="20"/>
         </w:rPr>
-        <w:t xml:space="preserve">7.6.4 대표 NDE Level Ⅲ 는 사안에 따라 </w:t>
+        <w:t xml:space="preserve">7.6.4 대표 NDE Level Ⅲ는 사안에 따라 </w:t>
       </w:r>
       <w:r>
         <w:rPr>
@@ -10570,7 +10570,7 @@
           <w:sz w:val="20"/>
           <w:szCs w:val="20"/>
         </w:rPr>
-        <w:t xml:space="preserve">대표 NDE Level Ⅲ 의 책임</w:t>
+        <w:t xml:space="preserve">대표 NDE Level Ⅲ의 책임</w:t>
       </w:r>
       <w:r>
         <w:rPr>
@@ -10601,7 +10601,7 @@
           <w:sz w:val="20"/>
           <w:szCs w:val="20"/>
         </w:rPr>
-        <w:t xml:space="preserve">7.7.2 CBT 는 제출과 동시에 자동으로 채점한다. 대표 NDE Level Ⅲ 또는 그가 지정한 해당 종목 NDE Level Ⅲ 가 채점 결과를 확인하고, 이의가 제기된 문항은 6.3.2 에 따라 검토한 결과를 반영하여 최종 점수를 정한다.</w:t>
+        <w:t xml:space="preserve">7.7.2 CBT는 제출과 동시에 자동으로 채점한다. 대표 NDE Level Ⅲ 또는 그가 지정한 해당 종목 NDE Level Ⅲ가 채점 결과를 확인하고, 이의가 제기된 문항은 6.3.2에 따라 검토한 결과를 반영하여 최종 점수를 정한다.</w:t>
       </w:r>
     </w:p>
     <w:p>
@@ -10748,7 +10748,7 @@
           <w:sz w:val="20"/>
           <w:szCs w:val="20"/>
         </w:rPr>
-        <w:t xml:space="preserve">7.7.4 합격 기준은 다음과 같다.</w:t>
+        <w:t xml:space="preserve">7.7.4 합격기준은 다음과 같다.</w:t>
       </w:r>
     </w:p>
     <w:p>
@@ -11456,7 +11456,7 @@
           <w:sz w:val="20"/>
           <w:szCs w:val="20"/>
         </w:rPr>
-        <w:t xml:space="preserve">7.7.5 NDE Level Ⅰ·Ⅱ 는 일반시험, 전문시험, 실기시험을 </w:t>
+        <w:t xml:space="preserve">7.7.5 NDE Level Ⅰ·Ⅱ는 일반시험, 전문시험, 실기시험을 </w:t>
       </w:r>
       <w:r>
         <w:rPr>
@@ -11476,7 +11476,7 @@
           <w:sz w:val="20"/>
           <w:szCs w:val="20"/>
         </w:rPr>
-        <w:t xml:space="preserve"> 채점한다. NDE Level Ⅲ 는 기초시험, 종목시험, 전문시험, 실기시험, 실증을 각각 채점한다.</w:t>
+        <w:t xml:space="preserve"> 채점한다. NDE Level Ⅲ는 기초시험, 종목시험, 전문시험, 실기시험, 실증을 각각 채점한다.</w:t>
       </w:r>
     </w:p>
     <w:p>
@@ -11497,7 +11497,7 @@
           <w:sz w:val="20"/>
           <w:szCs w:val="20"/>
         </w:rPr>
-        <w:t xml:space="preserve">7.7.6 채점이 끝나면 채점결과보고서(HIE-QP-E02-07)를 작성하여 결과지와 함께 NDE Level Ⅲ / QA 에게 인계한다.</w:t>
+        <w:t xml:space="preserve">7.7.6 채점이 끝나면 채점결과보고서(HIE-QP-E02-07)를 작성하여 결과지와 함께 NDE Level Ⅲ / QA에게 인계한다.</w:t>
       </w:r>
     </w:p>
     <w:p>
@@ -11518,7 +11518,7 @@
           <w:sz w:val="20"/>
           <w:szCs w:val="20"/>
         </w:rPr>
-        <w:t xml:space="preserve">7.7.7 CBT 는 응시 결과를 저장하며, 관리자 화면에서 응시자 이름·등급·종목· 구분, 응시 시작과 종료 시각, 점수와 정답 문항 수, 문항별 응답 내역을 확인할 수 있다. 결과지에는 응시자가 고른 보기가 정답이면 파란색, 오답이면 빨간색으로 표시되며 풀지 않은 문항에는 아무 표시도 하지 않는다.</w:t>
+        <w:t xml:space="preserve">7.7.7 CBT는 응시 결과를 저장하며, 관리자 화면에서 응시자 이름·등급·종목· 구분, 응시 시작과 종료 시각, 점수와 정답 문항 수, 문항별 응답 내역을 확인할 수 있다. 결과지에는 응시자가 고른 보기가 정답이면 파란색, 오답이면 빨간색으로 표시되며 풀지 않은 문항에는 아무 표시도 하지 않는다.</w:t>
       </w:r>
     </w:p>
     <w:p>
@@ -11581,7 +11581,7 @@
           <w:sz w:val="20"/>
           <w:szCs w:val="20"/>
         </w:rPr>
-        <w:t xml:space="preserve">되어야 한다. 다만 응시자가 대표 NDE Level Ⅲ 로부터 결정된 추가의 훈련 또는 교육을 받은 증거를 제출할 경우에는 30일 이전에도 재시험을 볼 수 있다. (E01 7.5)</w:t>
+        <w:t xml:space="preserve">되어야 한다. 다만 응시자가 대표 NDE Level Ⅲ가 정한 추가 훈련 또는 교육을 받은 증거를 제출하면 30일 이전에도 재시험을 볼 수 있다. (E01 7.5)</w:t>
       </w:r>
     </w:p>
     <w:p>
@@ -11687,7 +11687,7 @@
           <w:sz w:val="20"/>
           <w:szCs w:val="20"/>
         </w:rPr>
-        <w:t xml:space="preserve">7.9.2 대표 NDE Level Ⅲ 가 자격인정 기록을 검토하여 합격을 승인하며 (E01 3.2), 결과는 응시자 본인과 소속 부서에 통보한다.</w:t>
+        <w:t xml:space="preserve">7.9.2 대표 NDE Level Ⅲ가 자격인정 기록을 검토하여 합격을 승인하며 (E01 3.2), 결과는 응시자 본인과 소속 부서에 통보한다.</w:t>
       </w:r>
     </w:p>
     <w:p>
@@ -11728,7 +11728,7 @@
           <w:sz w:val="20"/>
           <w:szCs w:val="20"/>
         </w:rPr>
-        <w:t xml:space="preserve"> 에 따른다. 이 규칙에서 따로 정하지 않는다.</w:t>
+        <w:t xml:space="preserve">에 따른다. 이 규칙에서 따로 정하지 않는다.</w:t>
       </w:r>
     </w:p>
     <w:p>
@@ -11822,7 +11822,7 @@
           <w:sz w:val="20"/>
           <w:szCs w:val="20"/>
         </w:rPr>
-        <w:t xml:space="preserve">대표 NDE Level Ⅲ 가 관리하며 시건 장치가 있는 보관함에 보관</w:t>
+        <w:t xml:space="preserve">대표 NDE Level Ⅲ가 관리하며 시건 장치가 있는 보관함에 보관</w:t>
       </w:r>
       <w:r>
         <w:rPr>
@@ -11853,7 +11853,7 @@
           <w:sz w:val="20"/>
           <w:szCs w:val="20"/>
         </w:rPr>
-        <w:t xml:space="preserve">7.10.3 이 규칙에 따라 남기는 기록은 다음과 같다.</w:t>
+        <w:t xml:space="preserve">7.10.3이 규칙에 따라 남기는 기록은 다음과 같다.</w:t>
       </w:r>
     </w:p>
     <w:p>
@@ -12524,7 +12524,7 @@
           <w:sz w:val="20"/>
           <w:szCs w:val="20"/>
         </w:rPr>
-        <w:t xml:space="preserve">7.10.4 시험 관련 기록은 임의로 폐기하지 않는다. 폐기할 때에는 대표 NDE Level Ⅲ 의 승인을 받고 폐기 일자, 승인 기록, 폐기 대상 기록명, 폐기 방법을 기록으로 남긴다.</w:t>
+        <w:t xml:space="preserve">7.10.4 시험 관련 기록은 임의로 폐기하지 않는다. 폐기할 때에는 대표 NDE Level Ⅲ의 승인을 받고 폐기 일자, 승인 기록, 폐기 대상 기록명, 폐기 방법을 기록으로 남긴다.</w:t>
       </w:r>
     </w:p>
     <w:p>
@@ -17317,7 +17317,7 @@
           <w:sz w:val="20"/>
           <w:szCs w:val="20"/>
         </w:rPr>
-        <w:t xml:space="preserve">시험지를 출력하여 종이로 시행할 때 갑지에 인쇄되는 문구다. 시험 구분에 따라 1항과 시간 제한이 달라진다. (5.3.2 의 갈래 참조)</w:t>
+        <w:t xml:space="preserve">시험지를 출력하여 종이로 시행할 때 갑지에 인쇄되는 문구다. 시험 구분에 따라 1항과 시간 제한이 달라진다. (5.3.2의 갈래 참조)</w:t>
       </w:r>
     </w:p>
     <w:p>
@@ -22808,7 +22808,7 @@
           <w:sz w:val="18"/>
           <w:szCs w:val="18"/>
         </w:rPr>
-        <w:t xml:space="preserve">응시 자격과 시력검사 유효 여부는 HIE-QP-E01 7.1, 7.3.2 에 따라 확인한다.</w:t>
+        <w:t xml:space="preserve">응시 자격과 시력검사 유효 여부는 HIE-QP-E01 7.1, 7.3.2에 따라 확인한다.</w:t>
       </w:r>
     </w:p>
     <w:p>
@@ -23366,47 +23366,6 @@
       </w:pPr>
     </w:p>
     <w:p>
-      <w:pPr>
-        <w:spacing w:after="60" w:before="60" w:line="300"/>
-        <w:jc w:val="both"/>
-      </w:pPr>
-      <w:r>
-        <w:rPr>
-          <w:rFonts w:ascii="D2Coding" w:cs="D2Coding" w:eastAsia="D2Coding" w:hAnsi="D2Coding"/>
-          <w:b w:val="false"/>
-          <w:bCs w:val="false"/>
-          <w:sz w:val="20"/>
-          <w:szCs w:val="20"/>
-        </w:rPr>
-        <w:t xml:space="preserve">HIE-QP-E02-01 Rev.0</w:t>
-      </w:r>
-      <w:r>
-        <w:rPr>
-          <w:rFonts w:ascii="맑은 고딕" w:cs="맑은 고딕" w:eastAsia="맑은 고딕" w:hAnsi="맑은 고딕"/>
-          <w:b w:val="false"/>
-          <w:bCs w:val="false"/>
-          <w:sz w:val="20"/>
-          <w:szCs w:val="20"/>
-        </w:rPr>
-        <w:t xml:space="preserve">    </w:t>
-      </w:r>
-      <w:r>
-        <w:rPr>
-          <w:rFonts w:ascii="D2Coding" w:cs="D2Coding" w:eastAsia="D2Coding" w:hAnsi="D2Coding"/>
-          <w:b w:val="false"/>
-          <w:bCs w:val="false"/>
-          <w:sz w:val="20"/>
-          <w:szCs w:val="20"/>
-        </w:rPr>
-        <w:t xml:space="preserve">A4(210mm×297mm)</w:t>
-      </w:r>
-    </w:p>
-    <w:p>
-      <w:pPr>
-        <w:spacing w:after="60"/>
-      </w:pPr>
-    </w:p>
-    <w:p>
       <w:r>
         <w:br w:type="page"/>
       </w:r>
@@ -24604,7 +24563,7 @@
                 <w:sz w:val="18"/>
                 <w:szCs w:val="18"/>
               </w:rPr>
-              <w:t xml:space="preserve">5.3 의 갈래에 따름</w:t>
+              <w:t xml:space="preserve">5.3의 갈래에 따름</w:t>
             </w:r>
           </w:p>
         </w:tc>
@@ -26733,47 +26692,6 @@
       </w:pPr>
     </w:p>
     <w:p>
-      <w:pPr>
-        <w:spacing w:after="60" w:before="60" w:line="300"/>
-        <w:jc w:val="both"/>
-      </w:pPr>
-      <w:r>
-        <w:rPr>
-          <w:rFonts w:ascii="D2Coding" w:cs="D2Coding" w:eastAsia="D2Coding" w:hAnsi="D2Coding"/>
-          <w:b w:val="false"/>
-          <w:bCs w:val="false"/>
-          <w:sz w:val="20"/>
-          <w:szCs w:val="20"/>
-        </w:rPr>
-        <w:t xml:space="preserve">HIE-QP-E02-02 Rev.0</w:t>
-      </w:r>
-      <w:r>
-        <w:rPr>
-          <w:rFonts w:ascii="맑은 고딕" w:cs="맑은 고딕" w:eastAsia="맑은 고딕" w:hAnsi="맑은 고딕"/>
-          <w:b w:val="false"/>
-          <w:bCs w:val="false"/>
-          <w:sz w:val="20"/>
-          <w:szCs w:val="20"/>
-        </w:rPr>
-        <w:t xml:space="preserve">    </w:t>
-      </w:r>
-      <w:r>
-        <w:rPr>
-          <w:rFonts w:ascii="D2Coding" w:cs="D2Coding" w:eastAsia="D2Coding" w:hAnsi="D2Coding"/>
-          <w:b w:val="false"/>
-          <w:bCs w:val="false"/>
-          <w:sz w:val="20"/>
-          <w:szCs w:val="20"/>
-        </w:rPr>
-        <w:t xml:space="preserve">A4(210mm×297mm)</w:t>
-      </w:r>
-    </w:p>
-    <w:p>
-      <w:pPr>
-        <w:spacing w:after="60"/>
-      </w:pPr>
-    </w:p>
-    <w:p>
       <w:r>
         <w:br w:type="page"/>
       </w:r>
@@ -27262,7 +27180,7 @@
                 <w:sz w:val="18"/>
                 <w:szCs w:val="18"/>
               </w:rPr>
-              <w:t xml:space="preserve">합격 기준</w:t>
+              <w:t xml:space="preserve">합격기준</w:t>
             </w:r>
           </w:p>
         </w:tc>
@@ -27853,7 +27771,7 @@
           <w:sz w:val="20"/>
           <w:szCs w:val="20"/>
         </w:rPr>
-        <w:t xml:space="preserve">2. 대표 NDE Level Ⅲ 는 사안에 따라 </w:t>
+        <w:t xml:space="preserve">2. 대표 NDE Level Ⅲ는 사안에 따라 </w:t>
       </w:r>
       <w:r>
         <w:rPr>
@@ -29163,47 +29081,6 @@
       <w:pPr>
         <w:spacing w:after="160"/>
       </w:pPr>
-    </w:p>
-    <w:p>
-      <w:pPr>
-        <w:spacing w:after="60"/>
-      </w:pPr>
-    </w:p>
-    <w:p>
-      <w:pPr>
-        <w:spacing w:after="60" w:before="60" w:line="300"/>
-        <w:jc w:val="both"/>
-      </w:pPr>
-      <w:r>
-        <w:rPr>
-          <w:rFonts w:ascii="D2Coding" w:cs="D2Coding" w:eastAsia="D2Coding" w:hAnsi="D2Coding"/>
-          <w:b w:val="false"/>
-          <w:bCs w:val="false"/>
-          <w:sz w:val="20"/>
-          <w:szCs w:val="20"/>
-        </w:rPr>
-        <w:t xml:space="preserve">HIE-QP-E02-03 Rev.0</w:t>
-      </w:r>
-      <w:r>
-        <w:rPr>
-          <w:rFonts w:ascii="맑은 고딕" w:cs="맑은 고딕" w:eastAsia="맑은 고딕" w:hAnsi="맑은 고딕"/>
-          <w:b w:val="false"/>
-          <w:bCs w:val="false"/>
-          <w:sz w:val="20"/>
-          <w:szCs w:val="20"/>
-        </w:rPr>
-        <w:t xml:space="preserve">    </w:t>
-      </w:r>
-      <w:r>
-        <w:rPr>
-          <w:rFonts w:ascii="D2Coding" w:cs="D2Coding" w:eastAsia="D2Coding" w:hAnsi="D2Coding"/>
-          <w:b w:val="false"/>
-          <w:bCs w:val="false"/>
-          <w:sz w:val="20"/>
-          <w:szCs w:val="20"/>
-        </w:rPr>
-        <w:t xml:space="preserve">A4(210mm×297mm)</w:t>
-      </w:r>
     </w:p>
     <w:p>
       <w:pPr>
@@ -30862,47 +30739,6 @@
       </w:pPr>
     </w:p>
     <w:p>
-      <w:pPr>
-        <w:spacing w:after="60" w:before="60" w:line="300"/>
-        <w:jc w:val="both"/>
-      </w:pPr>
-      <w:r>
-        <w:rPr>
-          <w:rFonts w:ascii="D2Coding" w:cs="D2Coding" w:eastAsia="D2Coding" w:hAnsi="D2Coding"/>
-          <w:b w:val="false"/>
-          <w:bCs w:val="false"/>
-          <w:sz w:val="20"/>
-          <w:szCs w:val="20"/>
-        </w:rPr>
-        <w:t xml:space="preserve">HIE-QP-E02-04 Rev.0</w:t>
-      </w:r>
-      <w:r>
-        <w:rPr>
-          <w:rFonts w:ascii="맑은 고딕" w:cs="맑은 고딕" w:eastAsia="맑은 고딕" w:hAnsi="맑은 고딕"/>
-          <w:b w:val="false"/>
-          <w:bCs w:val="false"/>
-          <w:sz w:val="20"/>
-          <w:szCs w:val="20"/>
-        </w:rPr>
-        <w:t xml:space="preserve">    </w:t>
-      </w:r>
-      <w:r>
-        <w:rPr>
-          <w:rFonts w:ascii="D2Coding" w:cs="D2Coding" w:eastAsia="D2Coding" w:hAnsi="D2Coding"/>
-          <w:b w:val="false"/>
-          <w:bCs w:val="false"/>
-          <w:sz w:val="20"/>
-          <w:szCs w:val="20"/>
-        </w:rPr>
-        <w:t xml:space="preserve">A4(210mm×297mm)</w:t>
-      </w:r>
-    </w:p>
-    <w:p>
-      <w:pPr>
-        <w:spacing w:after="60"/>
-      </w:pPr>
-    </w:p>
-    <w:p>
       <w:r>
         <w:br w:type="page"/>
       </w:r>
@@ -32913,47 +32749,6 @@
       </w:pPr>
     </w:p>
     <w:p>
-      <w:pPr>
-        <w:spacing w:after="60" w:before="60" w:line="300"/>
-        <w:jc w:val="both"/>
-      </w:pPr>
-      <w:r>
-        <w:rPr>
-          <w:rFonts w:ascii="D2Coding" w:cs="D2Coding" w:eastAsia="D2Coding" w:hAnsi="D2Coding"/>
-          <w:b w:val="false"/>
-          <w:bCs w:val="false"/>
-          <w:sz w:val="20"/>
-          <w:szCs w:val="20"/>
-        </w:rPr>
-        <w:t xml:space="preserve">HIE-QP-E02-05 Rev.0</w:t>
-      </w:r>
-      <w:r>
-        <w:rPr>
-          <w:rFonts w:ascii="맑은 고딕" w:cs="맑은 고딕" w:eastAsia="맑은 고딕" w:hAnsi="맑은 고딕"/>
-          <w:b w:val="false"/>
-          <w:bCs w:val="false"/>
-          <w:sz w:val="20"/>
-          <w:szCs w:val="20"/>
-        </w:rPr>
-        <w:t xml:space="preserve">    </w:t>
-      </w:r>
-      <w:r>
-        <w:rPr>
-          <w:rFonts w:ascii="D2Coding" w:cs="D2Coding" w:eastAsia="D2Coding" w:hAnsi="D2Coding"/>
-          <w:b w:val="false"/>
-          <w:bCs w:val="false"/>
-          <w:sz w:val="20"/>
-          <w:szCs w:val="20"/>
-        </w:rPr>
-        <w:t xml:space="preserve">A4(210mm×297mm)</w:t>
-      </w:r>
-    </w:p>
-    <w:p>
-      <w:pPr>
-        <w:spacing w:after="60"/>
-      </w:pPr>
-    </w:p>
-    <w:p>
       <w:r>
         <w:br w:type="page"/>
       </w:r>
@@ -33019,7 +32814,7 @@
           <w:sz w:val="18"/>
           <w:szCs w:val="18"/>
         </w:rPr>
-        <w:t xml:space="preserve">대표 NDE Level Ⅲ 가 지정한 사람만 접근할 수 있다. (HIE-QP-E02 6.4.3)</w:t>
+        <w:t xml:space="preserve">대표 NDE Level Ⅲ가 지정한 사람만 접근할 수 있다. (HIE-QP-E02 6.4.3)</w:t>
       </w:r>
     </w:p>
     <w:p>
@@ -35244,47 +35039,6 @@
       </w:pPr>
     </w:p>
     <w:p>
-      <w:pPr>
-        <w:spacing w:after="60" w:before="60" w:line="300"/>
-        <w:jc w:val="both"/>
-      </w:pPr>
-      <w:r>
-        <w:rPr>
-          <w:rFonts w:ascii="D2Coding" w:cs="D2Coding" w:eastAsia="D2Coding" w:hAnsi="D2Coding"/>
-          <w:b w:val="false"/>
-          <w:bCs w:val="false"/>
-          <w:sz w:val="20"/>
-          <w:szCs w:val="20"/>
-        </w:rPr>
-        <w:t xml:space="preserve">HIE-QP-E02-06 Rev.0</w:t>
-      </w:r>
-      <w:r>
-        <w:rPr>
-          <w:rFonts w:ascii="맑은 고딕" w:cs="맑은 고딕" w:eastAsia="맑은 고딕" w:hAnsi="맑은 고딕"/>
-          <w:b w:val="false"/>
-          <w:bCs w:val="false"/>
-          <w:sz w:val="20"/>
-          <w:szCs w:val="20"/>
-        </w:rPr>
-        <w:t xml:space="preserve">    </w:t>
-      </w:r>
-      <w:r>
-        <w:rPr>
-          <w:rFonts w:ascii="D2Coding" w:cs="D2Coding" w:eastAsia="D2Coding" w:hAnsi="D2Coding"/>
-          <w:b w:val="false"/>
-          <w:bCs w:val="false"/>
-          <w:sz w:val="20"/>
-          <w:szCs w:val="20"/>
-        </w:rPr>
-        <w:t xml:space="preserve">A4(210mm×297mm)</w:t>
-      </w:r>
-    </w:p>
-    <w:p>
-      <w:pPr>
-        <w:spacing w:after="60"/>
-      </w:pPr>
-    </w:p>
-    <w:p>
       <w:r>
         <w:br w:type="page"/>
       </w:r>
@@ -40393,47 +40147,6 @@
       <w:pPr>
         <w:spacing w:after="160"/>
       </w:pPr>
-    </w:p>
-    <w:p>
-      <w:pPr>
-        <w:spacing w:after="60"/>
-      </w:pPr>
-    </w:p>
-    <w:p>
-      <w:pPr>
-        <w:spacing w:after="60" w:before="60" w:line="300"/>
-        <w:jc w:val="both"/>
-      </w:pPr>
-      <w:r>
-        <w:rPr>
-          <w:rFonts w:ascii="D2Coding" w:cs="D2Coding" w:eastAsia="D2Coding" w:hAnsi="D2Coding"/>
-          <w:b w:val="false"/>
-          <w:bCs w:val="false"/>
-          <w:sz w:val="20"/>
-          <w:szCs w:val="20"/>
-        </w:rPr>
-        <w:t xml:space="preserve">HIE-QP-E02-07 Rev.0</w:t>
-      </w:r>
-      <w:r>
-        <w:rPr>
-          <w:rFonts w:ascii="맑은 고딕" w:cs="맑은 고딕" w:eastAsia="맑은 고딕" w:hAnsi="맑은 고딕"/>
-          <w:b w:val="false"/>
-          <w:bCs w:val="false"/>
-          <w:sz w:val="20"/>
-          <w:szCs w:val="20"/>
-        </w:rPr>
-        <w:t xml:space="preserve">    </w:t>
-      </w:r>
-      <w:r>
-        <w:rPr>
-          <w:rFonts w:ascii="D2Coding" w:cs="D2Coding" w:eastAsia="D2Coding" w:hAnsi="D2Coding"/>
-          <w:b w:val="false"/>
-          <w:bCs w:val="false"/>
-          <w:sz w:val="20"/>
-          <w:szCs w:val="20"/>
-        </w:rPr>
-        <w:t xml:space="preserve">A4(210mm×297mm)</w:t>
-      </w:r>
     </w:p>
     <w:p>
       <w:pPr>

--- a/docs/HIE-QP-E02 필기시험 시행 규칙.docx
+++ b/docs/HIE-QP-E02 필기시험 시행 규칙.docx
@@ -1496,7 +1496,7 @@
           <w:sz w:val="20"/>
           <w:szCs w:val="20"/>
         </w:rPr>
-        <w:t xml:space="preserve">1.1이 규칙은 HIE-QP-E01에 따라 시행하는 비파괴검사 요원 자격인정 필기시험의 출제, 시행, 감독, 채점, 기록 관리에 대한 세부 절차를 규정한다.</w:t>
+        <w:t xml:space="preserve">1.1 이 규칙은 HIE-QP-E01에 따라 시행하는 비파괴검사 요원 자격인정 필기시험의 출제, 시행, 감독, 채점, 기록 관리에 대한 세부 절차를 규정한다.</w:t>
       </w:r>
     </w:p>
     <w:p>
@@ -1517,7 +1517,7 @@
           <w:sz w:val="20"/>
           <w:szCs w:val="20"/>
         </w:rPr>
-        <w:t xml:space="preserve">1.2이 규칙은 회사가 운영하는 전산 시험 시스템(CBT)으로 시행하는 필기시험과, 시험지를 출력하여 종이로 시행하는 필기시험에 함께 적용한다.</w:t>
+        <w:t xml:space="preserve">1.2 이 규칙은 회사가 운영하는 전산 시험 시스템(CBT)으로 시행하는 필기시험과, 시험지를 출력하여 종이로 시행하는 필기시험에 함께 적용한다.</w:t>
       </w:r>
     </w:p>
     <w:p>
@@ -1602,7 +1602,7 @@
           <w:sz w:val="20"/>
           <w:szCs w:val="20"/>
         </w:rPr>
-        <w:t xml:space="preserve">2.2 HIE의 품질 매뉴얼</w:t>
+        <w:t xml:space="preserve">2.2 HIE-QP-E03 자격증 발행 및 관리 규칙</w:t>
       </w:r>
     </w:p>
     <w:p>
@@ -1623,7 +1623,7 @@
           <w:sz w:val="20"/>
           <w:szCs w:val="20"/>
         </w:rPr>
-        <w:t xml:space="preserve">2.3 ASME Sec. Ⅰ, Ⅲ, Ⅴ, Ⅷ, Ⅸ : 최신판 적용</w:t>
+        <w:t xml:space="preserve">2.3 HIE의 품질 매뉴얼</w:t>
       </w:r>
     </w:p>
     <w:p>
@@ -1644,7 +1644,7 @@
           <w:sz w:val="20"/>
           <w:szCs w:val="20"/>
         </w:rPr>
-        <w:t xml:space="preserve">2.4 ASNT SNT-TC-1A : 자격인정 절차서가 발행된 판</w:t>
+        <w:t xml:space="preserve">2.4 ASME Sec. Ⅰ, Ⅲ, Ⅴ, Ⅷ, Ⅸ : 최신판 적용</w:t>
       </w:r>
     </w:p>
     <w:p>
@@ -1665,7 +1665,28 @@
           <w:sz w:val="20"/>
           <w:szCs w:val="20"/>
         </w:rPr>
-        <w:t xml:space="preserve">2.5 종목별 검사 절차서 (HIE-NDT-□□-P11 등)</w:t>
+        <w:t xml:space="preserve">2.5 ASNT SNT-TC-1A : 자격인정 절차서가 발행된 판</w:t>
+      </w:r>
+    </w:p>
+    <w:p>
+      <w:pPr>
+        <w:spacing w:after="60"/>
+      </w:pPr>
+    </w:p>
+    <w:p>
+      <w:pPr>
+        <w:spacing w:after="60" w:before="60" w:line="300"/>
+        <w:jc w:val="both"/>
+      </w:pPr>
+      <w:r>
+        <w:rPr>
+          <w:rFonts w:ascii="맑은 고딕" w:cs="맑은 고딕" w:eastAsia="맑은 고딕" w:hAnsi="맑은 고딕"/>
+          <w:b w:val="false"/>
+          <w:bCs w:val="false"/>
+          <w:sz w:val="20"/>
+          <w:szCs w:val="20"/>
+        </w:rPr>
+        <w:t xml:space="preserve">2.6 종목별 검사 절차서 (HIE-NDT-□□-P11 등)</w:t>
       </w:r>
     </w:p>
     <w:p>
@@ -2451,8 +2472,8 @@
         </w:tblBorders>
       </w:tblPr>
       <w:tblGrid>
-        <w:gridCol w:w="4664"/>
-        <w:gridCol w:w="4975"/>
+        <w:gridCol w:w="4320"/>
+        <w:gridCol w:w="5319"/>
       </w:tblGrid>
       <w:tr>
         <w:trPr>
@@ -2460,7 +2481,7 @@
         </w:trPr>
         <w:tc>
           <w:tcPr>
-            <w:tcW w:type="dxa" w:w="4664"/>
+            <w:tcW w:type="dxa" w:w="4320"/>
             <w:tcBorders>
               <w:top w:val="single" w:color="999999" w:sz="4"/>
               <w:left w:val="single" w:color="999999" w:sz="4"/>
@@ -2493,7 +2514,7 @@
         </w:tc>
         <w:tc>
           <w:tcPr>
-            <w:tcW w:type="dxa" w:w="4975"/>
+            <w:tcW w:type="dxa" w:w="5319"/>
             <w:tcBorders>
               <w:top w:val="single" w:color="999999" w:sz="4"/>
               <w:left w:val="single" w:color="999999" w:sz="4"/>
@@ -2531,39 +2552,39 @@
         </w:trPr>
         <w:tc>
           <w:tcPr>
-            <w:tcW w:type="dxa" w:w="4664"/>
-            <w:tcBorders>
-              <w:top w:val="single" w:color="999999" w:sz="4"/>
-              <w:left w:val="single" w:color="999999" w:sz="4"/>
-              <w:bottom w:val="single" w:color="999999" w:sz="4"/>
-              <w:right w:val="single" w:color="999999" w:sz="4"/>
-            </w:tcBorders>
-            <w:tcMar>
-              <w:top w:type="dxa" w:w="60"/>
-              <w:left w:type="dxa" w:w="90"/>
-              <w:bottom w:type="dxa" w:w="60"/>
-              <w:right w:type="dxa" w:w="90"/>
-            </w:tcMar>
-          </w:tcPr>
-          <w:p>
-            <w:pPr>
-              <w:spacing w:after="20" w:before="20"/>
-            </w:pPr>
-            <w:r>
-              <w:rPr>
-                <w:rFonts w:ascii="맑은 고딕" w:cs="맑은 고딕" w:eastAsia="맑은 고딕" w:hAnsi="맑은 고딕"/>
-                <w:b w:val="false"/>
-                <w:bCs w:val="false"/>
-                <w:sz w:val="18"/>
-                <w:szCs w:val="18"/>
-              </w:rPr>
-              <w:t xml:space="preserve">NDE Level Ⅰ · Ⅱ</w:t>
-            </w:r>
-          </w:p>
-        </w:tc>
-        <w:tc>
-          <w:tcPr>
-            <w:tcW w:type="dxa" w:w="4975"/>
+            <w:tcW w:type="dxa" w:w="4320"/>
+            <w:tcBorders>
+              <w:top w:val="single" w:color="999999" w:sz="4"/>
+              <w:left w:val="single" w:color="999999" w:sz="4"/>
+              <w:bottom w:val="single" w:color="999999" w:sz="4"/>
+              <w:right w:val="single" w:color="999999" w:sz="4"/>
+            </w:tcBorders>
+            <w:tcMar>
+              <w:top w:type="dxa" w:w="60"/>
+              <w:left w:type="dxa" w:w="90"/>
+              <w:bottom w:type="dxa" w:w="60"/>
+              <w:right w:type="dxa" w:w="90"/>
+            </w:tcMar>
+          </w:tcPr>
+          <w:p>
+            <w:pPr>
+              <w:spacing w:after="20" w:before="20"/>
+            </w:pPr>
+            <w:r>
+              <w:rPr>
+                <w:rFonts w:ascii="맑은 고딕" w:cs="맑은 고딕" w:eastAsia="맑은 고딕" w:hAnsi="맑은 고딕"/>
+                <w:b w:val="false"/>
+                <w:bCs w:val="false"/>
+                <w:sz w:val="18"/>
+                <w:szCs w:val="18"/>
+              </w:rPr>
+              <w:t xml:space="preserve">NDE Level Ⅰ·Ⅱ</w:t>
+            </w:r>
+          </w:p>
+        </w:tc>
+        <w:tc>
+          <w:tcPr>
+            <w:tcW w:type="dxa" w:w="5319"/>
             <w:tcBorders>
               <w:top w:val="single" w:color="999999" w:sz="4"/>
               <w:left w:val="single" w:color="999999" w:sz="4"/>
@@ -2600,7 +2621,7 @@
         </w:trPr>
         <w:tc>
           <w:tcPr>
-            <w:tcW w:type="dxa" w:w="4664"/>
+            <w:tcW w:type="dxa" w:w="4320"/>
             <w:tcBorders>
               <w:top w:val="single" w:color="999999" w:sz="4"/>
               <w:left w:val="single" w:color="999999" w:sz="4"/>
@@ -2632,7 +2653,7 @@
         </w:tc>
         <w:tc>
           <w:tcPr>
-            <w:tcW w:type="dxa" w:w="4975"/>
+            <w:tcW w:type="dxa" w:w="5319"/>
             <w:tcBorders>
               <w:top w:val="single" w:color="999999" w:sz="4"/>
               <w:left w:val="single" w:color="999999" w:sz="4"/>
@@ -11708,7 +11729,7 @@
           <w:sz w:val="20"/>
           <w:szCs w:val="20"/>
         </w:rPr>
-        <w:t xml:space="preserve">7.9.3 자격 인증서의 발행과 기재 사항은 </w:t>
+        <w:t xml:space="preserve">7.9.3 자격증의 발행과 기재 사항, 유효기간 관리는 </w:t>
       </w:r>
       <w:r>
         <w:rPr>
@@ -11718,7 +11739,7 @@
           <w:sz w:val="20"/>
           <w:szCs w:val="20"/>
         </w:rPr>
-        <w:t xml:space="preserve">HIE-QP-E01 7.6.7</w:t>
+        <w:t xml:space="preserve">HIE-QP-E03 자격증 발행 및 관리 규칙</w:t>
       </w:r>
       <w:r>
         <w:rPr>
@@ -11728,7 +11749,7 @@
           <w:sz w:val="20"/>
           <w:szCs w:val="20"/>
         </w:rPr>
-        <w:t xml:space="preserve">에 따른다. 이 규칙에서 따로 정하지 않는다.</w:t>
+        <w:t xml:space="preserve">에 따른다. 이 규칙에서 따로 정하지 않는다. (E01 7.6.7)</w:t>
       </w:r>
     </w:p>
     <w:p>
@@ -11853,7 +11874,7 @@
           <w:sz w:val="20"/>
           <w:szCs w:val="20"/>
         </w:rPr>
-        <w:t xml:space="preserve">7.10.3이 규칙에 따라 남기는 기록은 다음과 같다.</w:t>
+        <w:t xml:space="preserve">7.10.3 이 규칙에 따라 남기는 기록은 다음과 같다.</w:t>
       </w:r>
     </w:p>
     <w:p>

--- a/docs/HIE-QP-E02 필기시험 시행 규칙.docx
+++ b/docs/HIE-QP-E02 필기시험 시행 규칙.docx
@@ -466,7 +466,7 @@
                 <w:sz w:val="18"/>
                 <w:szCs w:val="18"/>
               </w:rPr>
-              <w:t xml:space="preserve">기술부 TECH Dep't</w:t>
+              <w:t xml:space="preserve">QM Dep't</w:t>
             </w:r>
           </w:p>
         </w:tc>
@@ -495,10 +495,8 @@
         </w:tblBorders>
       </w:tblPr>
       <w:tblGrid>
-        <w:gridCol w:w="918"/>
-        <w:gridCol w:w="2524"/>
-        <w:gridCol w:w="3672"/>
-        <w:gridCol w:w="2525"/>
+        <w:gridCol w:w="8203"/>
+        <w:gridCol w:w="1436"/>
       </w:tblGrid>
       <w:tr>
         <w:trPr>
@@ -506,7 +504,7 @@
         </w:trPr>
         <w:tc>
           <w:tcPr>
-            <w:tcW w:type="dxa" w:w="918"/>
+            <w:tcW w:type="dxa" w:w="8203"/>
             <w:tcBorders>
               <w:top w:val="single" w:color="999999" w:sz="4"/>
               <w:left w:val="single" w:color="999999" w:sz="4"/>
@@ -537,7 +535,7 @@
         </w:tc>
         <w:tc>
           <w:tcPr>
-            <w:tcW w:type="dxa" w:w="2524"/>
+            <w:tcW w:type="dxa" w:w="1436"/>
             <w:tcBorders>
               <w:top w:val="single" w:color="999999" w:sz="4"/>
               <w:left w:val="single" w:color="999999" w:sz="4"/>
@@ -559,123 +557,10 @@
             <w:r>
               <w:rPr>
                 <w:rFonts w:ascii="맑은 고딕" w:cs="맑은 고딕" w:eastAsia="맑은 고딕" w:hAnsi="맑은 고딕"/>
-                <w:b/>
-                <w:bCs/>
-                <w:sz w:val="18"/>
-                <w:szCs w:val="18"/>
-              </w:rPr>
-              <w:t xml:space="preserve">작 성 자</w:t>
-            </w:r>
-          </w:p>
-          <w:p>
-            <w:pPr>
-              <w:spacing w:after="20" w:before="20"/>
-            </w:pPr>
-            <w:r>
-              <w:rPr>
-                <w:rFonts w:ascii="맑은 고딕" w:cs="맑은 고딕" w:eastAsia="맑은 고딕" w:hAnsi="맑은 고딕"/>
-                <w:b/>
-                <w:bCs/>
-                <w:sz w:val="18"/>
-                <w:szCs w:val="18"/>
-              </w:rPr>
-              <w:t xml:space="preserve">Prepared by</w:t>
-            </w:r>
-          </w:p>
-        </w:tc>
-        <w:tc>
-          <w:tcPr>
-            <w:tcW w:type="dxa" w:w="3672"/>
-            <w:tcBorders>
-              <w:top w:val="single" w:color="999999" w:sz="4"/>
-              <w:left w:val="single" w:color="999999" w:sz="4"/>
-              <w:bottom w:val="single" w:color="999999" w:sz="4"/>
-              <w:right w:val="single" w:color="999999" w:sz="4"/>
-            </w:tcBorders>
-            <w:shd w:fill="EFEFEF" w:val="clear"/>
-            <w:tcMar>
-              <w:top w:type="dxa" w:w="60"/>
-              <w:left w:type="dxa" w:w="90"/>
-              <w:bottom w:type="dxa" w:w="60"/>
-              <w:right w:type="dxa" w:w="90"/>
-            </w:tcMar>
-          </w:tcPr>
-          <w:p>
-            <w:pPr>
-              <w:spacing w:after="20" w:before="20"/>
-            </w:pPr>
-            <w:r>
-              <w:rPr>
-                <w:rFonts w:ascii="맑은 고딕" w:cs="맑은 고딕" w:eastAsia="맑은 고딕" w:hAnsi="맑은 고딕"/>
-                <w:b/>
-                <w:bCs/>
-                <w:sz w:val="18"/>
-                <w:szCs w:val="18"/>
-              </w:rPr>
-              <w:t xml:space="preserve">검 토 자</w:t>
-            </w:r>
-          </w:p>
-          <w:p>
-            <w:pPr>
-              <w:spacing w:after="20" w:before="20"/>
-            </w:pPr>
-            <w:r>
-              <w:rPr>
-                <w:rFonts w:ascii="맑은 고딕" w:cs="맑은 고딕" w:eastAsia="맑은 고딕" w:hAnsi="맑은 고딕"/>
-                <w:b/>
-                <w:bCs/>
-                <w:sz w:val="18"/>
-                <w:szCs w:val="18"/>
-              </w:rPr>
-              <w:t xml:space="preserve">Reviewed by</w:t>
-            </w:r>
-          </w:p>
-        </w:tc>
-        <w:tc>
-          <w:tcPr>
-            <w:tcW w:type="dxa" w:w="2525"/>
-            <w:tcBorders>
-              <w:top w:val="single" w:color="999999" w:sz="4"/>
-              <w:left w:val="single" w:color="999999" w:sz="4"/>
-              <w:bottom w:val="single" w:color="999999" w:sz="4"/>
-              <w:right w:val="single" w:color="999999" w:sz="4"/>
-            </w:tcBorders>
-            <w:shd w:fill="EFEFEF" w:val="clear"/>
-            <w:tcMar>
-              <w:top w:type="dxa" w:w="60"/>
-              <w:left w:type="dxa" w:w="90"/>
-              <w:bottom w:type="dxa" w:w="60"/>
-              <w:right w:type="dxa" w:w="90"/>
-            </w:tcMar>
-          </w:tcPr>
-          <w:p>
-            <w:pPr>
-              <w:spacing w:after="20" w:before="20"/>
-            </w:pPr>
-            <w:r>
-              <w:rPr>
-                <w:rFonts w:ascii="맑은 고딕" w:cs="맑은 고딕" w:eastAsia="맑은 고딕" w:hAnsi="맑은 고딕"/>
-                <w:b/>
-                <w:bCs/>
-                <w:sz w:val="18"/>
-                <w:szCs w:val="18"/>
-              </w:rPr>
-              <w:t xml:space="preserve">승 인 자</w:t>
-            </w:r>
-          </w:p>
-          <w:p>
-            <w:pPr>
-              <w:spacing w:after="20" w:before="20"/>
-            </w:pPr>
-            <w:r>
-              <w:rPr>
-                <w:rFonts w:ascii="맑은 고딕" w:cs="맑은 고딕" w:eastAsia="맑은 고딕" w:hAnsi="맑은 고딕"/>
-                <w:b/>
-                <w:bCs/>
-                <w:sz w:val="18"/>
-                <w:szCs w:val="18"/>
-              </w:rPr>
-              <w:t xml:space="preserve">Approved by</w:t>
+                <w:sz w:val="18"/>
+                <w:szCs w:val="18"/>
+              </w:rPr>
+              <w:t xml:space="preserve"/>
             </w:r>
           </w:p>
         </w:tc>
@@ -686,45 +571,112 @@
         </w:trPr>
         <w:tc>
           <w:tcPr>
-            <w:tcW w:type="dxa" w:w="918"/>
-            <w:tcBorders>
-              <w:top w:val="single" w:color="999999" w:sz="4"/>
-              <w:left w:val="single" w:color="999999" w:sz="4"/>
-              <w:bottom w:val="single" w:color="999999" w:sz="4"/>
-              <w:right w:val="single" w:color="999999" w:sz="4"/>
-            </w:tcBorders>
-            <w:tcMar>
-              <w:top w:type="dxa" w:w="60"/>
-              <w:left w:type="dxa" w:w="90"/>
-              <w:bottom w:type="dxa" w:w="60"/>
-              <w:right w:type="dxa" w:w="90"/>
-            </w:tcMar>
-          </w:tcPr>
-          <w:p>
-            <w:pPr>
-              <w:spacing w:after="20" w:before="20"/>
-            </w:pPr>
-            <w:r>
-              <w:rPr>
-                <w:rFonts w:ascii="맑은 고딕" w:cs="맑은 고딕" w:eastAsia="맑은 고딕" w:hAnsi="맑은 고딕"/>
-                <w:b w:val="false"/>
-                <w:bCs w:val="false"/>
-                <w:sz w:val="18"/>
-                <w:szCs w:val="18"/>
-              </w:rPr>
-              <w:t xml:space="preserve">성명</w:t>
-            </w:r>
-          </w:p>
-        </w:tc>
-        <w:tc>
-          <w:tcPr>
-            <w:tcW w:type="dxa" w:w="2524"/>
-            <w:tcBorders>
-              <w:top w:val="single" w:color="999999" w:sz="4"/>
-              <w:left w:val="single" w:color="999999" w:sz="4"/>
-              <w:bottom w:val="single" w:color="999999" w:sz="4"/>
-              <w:right w:val="single" w:color="999999" w:sz="4"/>
-            </w:tcBorders>
+            <w:tcW w:type="dxa" w:w="8203"/>
+            <w:tcBorders>
+              <w:top w:val="single" w:color="999999" w:sz="4"/>
+              <w:left w:val="single" w:color="999999" w:sz="4"/>
+              <w:bottom w:val="single" w:color="999999" w:sz="4"/>
+              <w:right w:val="single" w:color="999999" w:sz="4"/>
+            </w:tcBorders>
+            <w:tcMar>
+              <w:top w:type="dxa" w:w="60"/>
+              <w:left w:type="dxa" w:w="90"/>
+              <w:bottom w:type="dxa" w:w="60"/>
+              <w:right w:type="dxa" w:w="90"/>
+            </w:tcMar>
+          </w:tcPr>
+          <w:p>
+            <w:pPr>
+              <w:spacing w:after="20" w:before="20"/>
+            </w:pPr>
+            <w:r>
+              <w:rPr>
+                <w:rFonts w:ascii="맑은 고딕" w:cs="맑은 고딕" w:eastAsia="맑은 고딕" w:hAnsi="맑은 고딕"/>
+                <w:b w:val="false"/>
+                <w:bCs w:val="false"/>
+                <w:sz w:val="18"/>
+                <w:szCs w:val="18"/>
+              </w:rPr>
+              <w:t xml:space="preserve">□ 관리본    □ 비관리본    Controlled Copy For Reference</w:t>
+            </w:r>
+          </w:p>
+        </w:tc>
+        <w:tc>
+          <w:tcPr>
+            <w:tcW w:type="dxa" w:w="1436"/>
+            <w:tcBorders>
+              <w:top w:val="single" w:color="999999" w:sz="4"/>
+              <w:left w:val="single" w:color="999999" w:sz="4"/>
+              <w:bottom w:val="single" w:color="999999" w:sz="4"/>
+              <w:right w:val="single" w:color="999999" w:sz="4"/>
+            </w:tcBorders>
+            <w:tcMar>
+              <w:top w:type="dxa" w:w="60"/>
+              <w:left w:type="dxa" w:w="90"/>
+              <w:bottom w:type="dxa" w:w="60"/>
+              <w:right w:type="dxa" w:w="90"/>
+            </w:tcMar>
+          </w:tcPr>
+          <w:p>
+            <w:pPr>
+              <w:spacing w:after="20" w:before="20"/>
+            </w:pPr>
+            <w:r>
+              <w:rPr>
+                <w:rFonts w:ascii="맑은 고딕" w:cs="맑은 고딕" w:eastAsia="맑은 고딕" w:hAnsi="맑은 고딕"/>
+                <w:b w:val="false"/>
+                <w:bCs w:val="false"/>
+                <w:sz w:val="18"/>
+                <w:szCs w:val="18"/>
+              </w:rPr>
+              <w:t xml:space="preserve">관리 번호 :</w:t>
+            </w:r>
+          </w:p>
+        </w:tc>
+      </w:tr>
+    </w:tbl>
+    <w:p>
+      <w:pPr>
+        <w:spacing w:after="160"/>
+      </w:pPr>
+    </w:p>
+    <w:p>
+      <w:pPr>
+        <w:spacing w:after="60"/>
+      </w:pPr>
+    </w:p>
+    <w:tbl>
+      <w:tblPr>
+        <w:tblW w:type="dxa" w:w="9639"/>
+        <w:tblBorders>
+          <w:top w:val="single" w:color="auto" w:sz="4"/>
+          <w:left w:val="single" w:color="auto" w:sz="4"/>
+          <w:bottom w:val="single" w:color="auto" w:sz="4"/>
+          <w:right w:val="single" w:color="auto" w:sz="4"/>
+          <w:insideH w:val="single" w:color="auto" w:sz="4"/>
+          <w:insideV w:val="single" w:color="auto" w:sz="4"/>
+        </w:tblBorders>
+      </w:tblPr>
+      <w:tblGrid>
+        <w:gridCol w:w="856"/>
+        <w:gridCol w:w="3427"/>
+        <w:gridCol w:w="2356"/>
+        <w:gridCol w:w="3000"/>
+      </w:tblGrid>
+      <w:tr>
+        <w:trPr>
+          <w:tblHeader/>
+        </w:trPr>
+        <w:tc>
+          <w:tcPr>
+            <w:tcW w:type="dxa" w:w="856"/>
+            <w:tcBorders>
+              <w:top w:val="single" w:color="999999" w:sz="4"/>
+              <w:left w:val="single" w:color="999999" w:sz="4"/>
+              <w:bottom w:val="single" w:color="999999" w:sz="4"/>
+              <w:right w:val="single" w:color="999999" w:sz="4"/>
+            </w:tcBorders>
+            <w:shd w:fill="EFEFEF" w:val="clear"/>
             <w:tcMar>
               <w:top w:type="dxa" w:w="60"/>
               <w:left w:type="dxa" w:w="90"/>
@@ -748,61 +700,145 @@
         </w:tc>
         <w:tc>
           <w:tcPr>
-            <w:tcW w:type="dxa" w:w="3672"/>
-            <w:tcBorders>
-              <w:top w:val="single" w:color="999999" w:sz="4"/>
-              <w:left w:val="single" w:color="999999" w:sz="4"/>
-              <w:bottom w:val="single" w:color="999999" w:sz="4"/>
-              <w:right w:val="single" w:color="999999" w:sz="4"/>
-            </w:tcBorders>
-            <w:tcMar>
-              <w:top w:type="dxa" w:w="60"/>
-              <w:left w:type="dxa" w:w="90"/>
-              <w:bottom w:type="dxa" w:w="60"/>
-              <w:right w:type="dxa" w:w="90"/>
-            </w:tcMar>
-          </w:tcPr>
-          <w:p>
-            <w:pPr>
-              <w:spacing w:after="20" w:before="20"/>
-            </w:pPr>
-            <w:r>
-              <w:rPr>
-                <w:rFonts w:ascii="맑은 고딕" w:cs="맑은 고딕" w:eastAsia="맑은 고딕" w:hAnsi="맑은 고딕"/>
-                <w:sz w:val="18"/>
-                <w:szCs w:val="18"/>
-              </w:rPr>
-              <w:t xml:space="preserve"/>
-            </w:r>
-          </w:p>
-        </w:tc>
-        <w:tc>
-          <w:tcPr>
-            <w:tcW w:type="dxa" w:w="2525"/>
-            <w:tcBorders>
-              <w:top w:val="single" w:color="999999" w:sz="4"/>
-              <w:left w:val="single" w:color="999999" w:sz="4"/>
-              <w:bottom w:val="single" w:color="999999" w:sz="4"/>
-              <w:right w:val="single" w:color="999999" w:sz="4"/>
-            </w:tcBorders>
-            <w:tcMar>
-              <w:top w:type="dxa" w:w="60"/>
-              <w:left w:type="dxa" w:w="90"/>
-              <w:bottom w:type="dxa" w:w="60"/>
-              <w:right w:type="dxa" w:w="90"/>
-            </w:tcMar>
-          </w:tcPr>
-          <w:p>
-            <w:pPr>
-              <w:spacing w:after="20" w:before="20"/>
-            </w:pPr>
-            <w:r>
-              <w:rPr>
-                <w:rFonts w:ascii="맑은 고딕" w:cs="맑은 고딕" w:eastAsia="맑은 고딕" w:hAnsi="맑은 고딕"/>
-                <w:sz w:val="18"/>
-                <w:szCs w:val="18"/>
-              </w:rPr>
-              <w:t xml:space="preserve"/>
+            <w:tcW w:type="dxa" w:w="3427"/>
+            <w:tcBorders>
+              <w:top w:val="single" w:color="999999" w:sz="4"/>
+              <w:left w:val="single" w:color="999999" w:sz="4"/>
+              <w:bottom w:val="single" w:color="999999" w:sz="4"/>
+              <w:right w:val="single" w:color="999999" w:sz="4"/>
+            </w:tcBorders>
+            <w:shd w:fill="EFEFEF" w:val="clear"/>
+            <w:tcMar>
+              <w:top w:type="dxa" w:w="60"/>
+              <w:left w:type="dxa" w:w="90"/>
+              <w:bottom w:type="dxa" w:w="60"/>
+              <w:right w:type="dxa" w:w="90"/>
+            </w:tcMar>
+          </w:tcPr>
+          <w:p>
+            <w:pPr>
+              <w:spacing w:after="20" w:before="20"/>
+            </w:pPr>
+            <w:r>
+              <w:rPr>
+                <w:rFonts w:ascii="맑은 고딕" w:cs="맑은 고딕" w:eastAsia="맑은 고딕" w:hAnsi="맑은 고딕"/>
+                <w:b/>
+                <w:bCs/>
+                <w:sz w:val="18"/>
+                <w:szCs w:val="18"/>
+              </w:rPr>
+              <w:t xml:space="preserve">작 성 자</w:t>
+            </w:r>
+          </w:p>
+          <w:p>
+            <w:pPr>
+              <w:spacing w:after="20" w:before="20"/>
+            </w:pPr>
+            <w:r>
+              <w:rPr>
+                <w:rFonts w:ascii="맑은 고딕" w:cs="맑은 고딕" w:eastAsia="맑은 고딕" w:hAnsi="맑은 고딕"/>
+                <w:b/>
+                <w:bCs/>
+                <w:sz w:val="18"/>
+                <w:szCs w:val="18"/>
+              </w:rPr>
+              <w:t xml:space="preserve">Prepared by</w:t>
+            </w:r>
+          </w:p>
+        </w:tc>
+        <w:tc>
+          <w:tcPr>
+            <w:tcW w:type="dxa" w:w="2356"/>
+            <w:tcBorders>
+              <w:top w:val="single" w:color="999999" w:sz="4"/>
+              <w:left w:val="single" w:color="999999" w:sz="4"/>
+              <w:bottom w:val="single" w:color="999999" w:sz="4"/>
+              <w:right w:val="single" w:color="999999" w:sz="4"/>
+            </w:tcBorders>
+            <w:shd w:fill="EFEFEF" w:val="clear"/>
+            <w:tcMar>
+              <w:top w:type="dxa" w:w="60"/>
+              <w:left w:type="dxa" w:w="90"/>
+              <w:bottom w:type="dxa" w:w="60"/>
+              <w:right w:type="dxa" w:w="90"/>
+            </w:tcMar>
+          </w:tcPr>
+          <w:p>
+            <w:pPr>
+              <w:spacing w:after="20" w:before="20"/>
+            </w:pPr>
+            <w:r>
+              <w:rPr>
+                <w:rFonts w:ascii="맑은 고딕" w:cs="맑은 고딕" w:eastAsia="맑은 고딕" w:hAnsi="맑은 고딕"/>
+                <w:b/>
+                <w:bCs/>
+                <w:sz w:val="18"/>
+                <w:szCs w:val="18"/>
+              </w:rPr>
+              <w:t xml:space="preserve">검 토 자</w:t>
+            </w:r>
+          </w:p>
+          <w:p>
+            <w:pPr>
+              <w:spacing w:after="20" w:before="20"/>
+            </w:pPr>
+            <w:r>
+              <w:rPr>
+                <w:rFonts w:ascii="맑은 고딕" w:cs="맑은 고딕" w:eastAsia="맑은 고딕" w:hAnsi="맑은 고딕"/>
+                <w:b/>
+                <w:bCs/>
+                <w:sz w:val="18"/>
+                <w:szCs w:val="18"/>
+              </w:rPr>
+              <w:t xml:space="preserve">Reviewed by</w:t>
+            </w:r>
+          </w:p>
+        </w:tc>
+        <w:tc>
+          <w:tcPr>
+            <w:tcW w:type="dxa" w:w="3000"/>
+            <w:tcBorders>
+              <w:top w:val="single" w:color="999999" w:sz="4"/>
+              <w:left w:val="single" w:color="999999" w:sz="4"/>
+              <w:bottom w:val="single" w:color="999999" w:sz="4"/>
+              <w:right w:val="single" w:color="999999" w:sz="4"/>
+            </w:tcBorders>
+            <w:shd w:fill="EFEFEF" w:val="clear"/>
+            <w:tcMar>
+              <w:top w:type="dxa" w:w="60"/>
+              <w:left w:type="dxa" w:w="90"/>
+              <w:bottom w:type="dxa" w:w="60"/>
+              <w:right w:type="dxa" w:w="90"/>
+            </w:tcMar>
+          </w:tcPr>
+          <w:p>
+            <w:pPr>
+              <w:spacing w:after="20" w:before="20"/>
+            </w:pPr>
+            <w:r>
+              <w:rPr>
+                <w:rFonts w:ascii="맑은 고딕" w:cs="맑은 고딕" w:eastAsia="맑은 고딕" w:hAnsi="맑은 고딕"/>
+                <w:b/>
+                <w:bCs/>
+                <w:sz w:val="18"/>
+                <w:szCs w:val="18"/>
+              </w:rPr>
+              <w:t xml:space="preserve">승 인 자</w:t>
+            </w:r>
+          </w:p>
+          <w:p>
+            <w:pPr>
+              <w:spacing w:after="20" w:before="20"/>
+            </w:pPr>
+            <w:r>
+              <w:rPr>
+                <w:rFonts w:ascii="맑은 고딕" w:cs="맑은 고딕" w:eastAsia="맑은 고딕" w:hAnsi="맑은 고딕"/>
+                <w:b/>
+                <w:bCs/>
+                <w:sz w:val="18"/>
+                <w:szCs w:val="18"/>
+              </w:rPr>
+              <w:t xml:space="preserve">Approved by</w:t>
             </w:r>
           </w:p>
         </w:tc>
@@ -813,129 +849,123 @@
         </w:trPr>
         <w:tc>
           <w:tcPr>
-            <w:tcW w:type="dxa" w:w="918"/>
-            <w:tcBorders>
-              <w:top w:val="single" w:color="999999" w:sz="4"/>
-              <w:left w:val="single" w:color="999999" w:sz="4"/>
-              <w:bottom w:val="single" w:color="999999" w:sz="4"/>
-              <w:right w:val="single" w:color="999999" w:sz="4"/>
-            </w:tcBorders>
-            <w:tcMar>
-              <w:top w:type="dxa" w:w="60"/>
-              <w:left w:type="dxa" w:w="90"/>
-              <w:bottom w:type="dxa" w:w="60"/>
-              <w:right w:type="dxa" w:w="90"/>
-            </w:tcMar>
-          </w:tcPr>
-          <w:p>
-            <w:pPr>
-              <w:spacing w:after="20" w:before="20"/>
-            </w:pPr>
-            <w:r>
-              <w:rPr>
-                <w:rFonts w:ascii="맑은 고딕" w:cs="맑은 고딕" w:eastAsia="맑은 고딕" w:hAnsi="맑은 고딕"/>
-                <w:b w:val="false"/>
-                <w:bCs w:val="false"/>
-                <w:sz w:val="18"/>
-                <w:szCs w:val="18"/>
-              </w:rPr>
-              <w:t xml:space="preserve">직책</w:t>
-            </w:r>
-          </w:p>
-        </w:tc>
-        <w:tc>
-          <w:tcPr>
-            <w:tcW w:type="dxa" w:w="2524"/>
-            <w:tcBorders>
-              <w:top w:val="single" w:color="999999" w:sz="4"/>
-              <w:left w:val="single" w:color="999999" w:sz="4"/>
-              <w:bottom w:val="single" w:color="999999" w:sz="4"/>
-              <w:right w:val="single" w:color="999999" w:sz="4"/>
-            </w:tcBorders>
-            <w:tcMar>
-              <w:top w:type="dxa" w:w="60"/>
-              <w:left w:type="dxa" w:w="90"/>
-              <w:bottom w:type="dxa" w:w="60"/>
-              <w:right w:type="dxa" w:w="90"/>
-            </w:tcMar>
-          </w:tcPr>
-          <w:p>
-            <w:pPr>
-              <w:spacing w:after="20" w:before="20"/>
-            </w:pPr>
-            <w:r>
-              <w:rPr>
-                <w:rFonts w:ascii="맑은 고딕" w:cs="맑은 고딕" w:eastAsia="맑은 고딕" w:hAnsi="맑은 고딕"/>
-                <w:b w:val="false"/>
-                <w:bCs w:val="false"/>
-                <w:sz w:val="18"/>
-                <w:szCs w:val="18"/>
-              </w:rPr>
-              <w:t xml:space="preserve">NDE Level Ⅱ</w:t>
-            </w:r>
-          </w:p>
-        </w:tc>
-        <w:tc>
-          <w:tcPr>
-            <w:tcW w:type="dxa" w:w="3672"/>
-            <w:tcBorders>
-              <w:top w:val="single" w:color="999999" w:sz="4"/>
-              <w:left w:val="single" w:color="999999" w:sz="4"/>
-              <w:bottom w:val="single" w:color="999999" w:sz="4"/>
-              <w:right w:val="single" w:color="999999" w:sz="4"/>
-            </w:tcBorders>
-            <w:tcMar>
-              <w:top w:type="dxa" w:w="60"/>
-              <w:left w:type="dxa" w:w="90"/>
-              <w:bottom w:type="dxa" w:w="60"/>
-              <w:right w:type="dxa" w:w="90"/>
-            </w:tcMar>
-          </w:tcPr>
-          <w:p>
-            <w:pPr>
-              <w:spacing w:after="20" w:before="20"/>
-            </w:pPr>
-            <w:r>
-              <w:rPr>
-                <w:rFonts w:ascii="맑은 고딕" w:cs="맑은 고딕" w:eastAsia="맑은 고딕" w:hAnsi="맑은 고딕"/>
-                <w:b w:val="false"/>
-                <w:bCs w:val="false"/>
-                <w:sz w:val="18"/>
-                <w:szCs w:val="18"/>
-              </w:rPr>
-              <w:t xml:space="preserve">NDE Level Ⅲ / QA</w:t>
-            </w:r>
-          </w:p>
-        </w:tc>
-        <w:tc>
-          <w:tcPr>
-            <w:tcW w:type="dxa" w:w="2525"/>
-            <w:tcBorders>
-              <w:top w:val="single" w:color="999999" w:sz="4"/>
-              <w:left w:val="single" w:color="999999" w:sz="4"/>
-              <w:bottom w:val="single" w:color="999999" w:sz="4"/>
-              <w:right w:val="single" w:color="999999" w:sz="4"/>
-            </w:tcBorders>
-            <w:tcMar>
-              <w:top w:type="dxa" w:w="60"/>
-              <w:left w:type="dxa" w:w="90"/>
-              <w:bottom w:type="dxa" w:w="60"/>
-              <w:right w:type="dxa" w:w="90"/>
-            </w:tcMar>
-          </w:tcPr>
-          <w:p>
-            <w:pPr>
-              <w:spacing w:after="20" w:before="20"/>
-            </w:pPr>
-            <w:r>
-              <w:rPr>
-                <w:rFonts w:ascii="맑은 고딕" w:cs="맑은 고딕" w:eastAsia="맑은 고딕" w:hAnsi="맑은 고딕"/>
-                <w:b w:val="false"/>
-                <w:bCs w:val="false"/>
-                <w:sz w:val="18"/>
-                <w:szCs w:val="18"/>
-              </w:rPr>
-              <w:t xml:space="preserve">NDE Level Ⅲ</w:t>
+            <w:tcW w:type="dxa" w:w="856"/>
+            <w:tcBorders>
+              <w:top w:val="single" w:color="999999" w:sz="4"/>
+              <w:left w:val="single" w:color="999999" w:sz="4"/>
+              <w:bottom w:val="single" w:color="999999" w:sz="4"/>
+              <w:right w:val="single" w:color="999999" w:sz="4"/>
+            </w:tcBorders>
+            <w:tcMar>
+              <w:top w:type="dxa" w:w="60"/>
+              <w:left w:type="dxa" w:w="90"/>
+              <w:bottom w:type="dxa" w:w="60"/>
+              <w:right w:type="dxa" w:w="90"/>
+            </w:tcMar>
+          </w:tcPr>
+          <w:p>
+            <w:pPr>
+              <w:spacing w:after="20" w:before="20"/>
+            </w:pPr>
+            <w:r>
+              <w:rPr>
+                <w:rFonts w:ascii="맑은 고딕" w:cs="맑은 고딕" w:eastAsia="맑은 고딕" w:hAnsi="맑은 고딕"/>
+                <w:b w:val="false"/>
+                <w:bCs w:val="false"/>
+                <w:sz w:val="18"/>
+                <w:szCs w:val="18"/>
+              </w:rPr>
+              <w:t xml:space="preserve">성명</w:t>
+            </w:r>
+          </w:p>
+        </w:tc>
+        <w:tc>
+          <w:tcPr>
+            <w:tcW w:type="dxa" w:w="3427"/>
+            <w:tcBorders>
+              <w:top w:val="single" w:color="999999" w:sz="4"/>
+              <w:left w:val="single" w:color="999999" w:sz="4"/>
+              <w:bottom w:val="single" w:color="999999" w:sz="4"/>
+              <w:right w:val="single" w:color="999999" w:sz="4"/>
+            </w:tcBorders>
+            <w:tcMar>
+              <w:top w:type="dxa" w:w="60"/>
+              <w:left w:type="dxa" w:w="90"/>
+              <w:bottom w:type="dxa" w:w="60"/>
+              <w:right w:type="dxa" w:w="90"/>
+            </w:tcMar>
+          </w:tcPr>
+          <w:p>
+            <w:pPr>
+              <w:spacing w:after="20" w:before="20"/>
+            </w:pPr>
+            <w:r>
+              <w:rPr>
+                <w:rFonts w:ascii="맑은 고딕" w:cs="맑은 고딕" w:eastAsia="맑은 고딕" w:hAnsi="맑은 고딕"/>
+                <w:sz w:val="18"/>
+                <w:szCs w:val="18"/>
+              </w:rPr>
+              <w:t xml:space="preserve"/>
+            </w:r>
+          </w:p>
+        </w:tc>
+        <w:tc>
+          <w:tcPr>
+            <w:tcW w:type="dxa" w:w="2356"/>
+            <w:tcBorders>
+              <w:top w:val="single" w:color="999999" w:sz="4"/>
+              <w:left w:val="single" w:color="999999" w:sz="4"/>
+              <w:bottom w:val="single" w:color="999999" w:sz="4"/>
+              <w:right w:val="single" w:color="999999" w:sz="4"/>
+            </w:tcBorders>
+            <w:tcMar>
+              <w:top w:type="dxa" w:w="60"/>
+              <w:left w:type="dxa" w:w="90"/>
+              <w:bottom w:type="dxa" w:w="60"/>
+              <w:right w:type="dxa" w:w="90"/>
+            </w:tcMar>
+          </w:tcPr>
+          <w:p>
+            <w:pPr>
+              <w:spacing w:after="20" w:before="20"/>
+            </w:pPr>
+            <w:r>
+              <w:rPr>
+                <w:rFonts w:ascii="맑은 고딕" w:cs="맑은 고딕" w:eastAsia="맑은 고딕" w:hAnsi="맑은 고딕"/>
+                <w:sz w:val="18"/>
+                <w:szCs w:val="18"/>
+              </w:rPr>
+              <w:t xml:space="preserve"/>
+            </w:r>
+          </w:p>
+        </w:tc>
+        <w:tc>
+          <w:tcPr>
+            <w:tcW w:type="dxa" w:w="3000"/>
+            <w:tcBorders>
+              <w:top w:val="single" w:color="999999" w:sz="4"/>
+              <w:left w:val="single" w:color="999999" w:sz="4"/>
+              <w:bottom w:val="single" w:color="999999" w:sz="4"/>
+              <w:right w:val="single" w:color="999999" w:sz="4"/>
+            </w:tcBorders>
+            <w:tcMar>
+              <w:top w:type="dxa" w:w="60"/>
+              <w:left w:type="dxa" w:w="90"/>
+              <w:bottom w:type="dxa" w:w="60"/>
+              <w:right w:type="dxa" w:w="90"/>
+            </w:tcMar>
+          </w:tcPr>
+          <w:p>
+            <w:pPr>
+              <w:spacing w:after="20" w:before="20"/>
+            </w:pPr>
+            <w:r>
+              <w:rPr>
+                <w:rFonts w:ascii="맑은 고딕" w:cs="맑은 고딕" w:eastAsia="맑은 고딕" w:hAnsi="맑은 고딕"/>
+                <w:sz w:val="18"/>
+                <w:szCs w:val="18"/>
+              </w:rPr>
+              <w:t xml:space="preserve"/>
             </w:r>
           </w:p>
         </w:tc>
@@ -946,7 +976,140 @@
         </w:trPr>
         <w:tc>
           <w:tcPr>
-            <w:tcW w:type="dxa" w:w="918"/>
+            <w:tcW w:type="dxa" w:w="856"/>
+            <w:tcBorders>
+              <w:top w:val="single" w:color="999999" w:sz="4"/>
+              <w:left w:val="single" w:color="999999" w:sz="4"/>
+              <w:bottom w:val="single" w:color="999999" w:sz="4"/>
+              <w:right w:val="single" w:color="999999" w:sz="4"/>
+            </w:tcBorders>
+            <w:tcMar>
+              <w:top w:type="dxa" w:w="60"/>
+              <w:left w:type="dxa" w:w="90"/>
+              <w:bottom w:type="dxa" w:w="60"/>
+              <w:right w:type="dxa" w:w="90"/>
+            </w:tcMar>
+          </w:tcPr>
+          <w:p>
+            <w:pPr>
+              <w:spacing w:after="20" w:before="20"/>
+            </w:pPr>
+            <w:r>
+              <w:rPr>
+                <w:rFonts w:ascii="맑은 고딕" w:cs="맑은 고딕" w:eastAsia="맑은 고딕" w:hAnsi="맑은 고딕"/>
+                <w:b w:val="false"/>
+                <w:bCs w:val="false"/>
+                <w:sz w:val="18"/>
+                <w:szCs w:val="18"/>
+              </w:rPr>
+              <w:t xml:space="preserve">직책</w:t>
+            </w:r>
+          </w:p>
+        </w:tc>
+        <w:tc>
+          <w:tcPr>
+            <w:tcW w:type="dxa" w:w="3427"/>
+            <w:tcBorders>
+              <w:top w:val="single" w:color="999999" w:sz="4"/>
+              <w:left w:val="single" w:color="999999" w:sz="4"/>
+              <w:bottom w:val="single" w:color="999999" w:sz="4"/>
+              <w:right w:val="single" w:color="999999" w:sz="4"/>
+            </w:tcBorders>
+            <w:tcMar>
+              <w:top w:type="dxa" w:w="60"/>
+              <w:left w:type="dxa" w:w="90"/>
+              <w:bottom w:type="dxa" w:w="60"/>
+              <w:right w:type="dxa" w:w="90"/>
+            </w:tcMar>
+          </w:tcPr>
+          <w:p>
+            <w:pPr>
+              <w:spacing w:after="20" w:before="20"/>
+            </w:pPr>
+            <w:r>
+              <w:rPr>
+                <w:rFonts w:ascii="맑은 고딕" w:cs="맑은 고딕" w:eastAsia="맑은 고딕" w:hAnsi="맑은 고딕"/>
+                <w:b w:val="false"/>
+                <w:bCs w:val="false"/>
+                <w:sz w:val="18"/>
+                <w:szCs w:val="18"/>
+              </w:rPr>
+              <w:t xml:space="preserve">NDE Level Ⅲ / QA</w:t>
+            </w:r>
+          </w:p>
+        </w:tc>
+        <w:tc>
+          <w:tcPr>
+            <w:tcW w:type="dxa" w:w="2356"/>
+            <w:tcBorders>
+              <w:top w:val="single" w:color="999999" w:sz="4"/>
+              <w:left w:val="single" w:color="999999" w:sz="4"/>
+              <w:bottom w:val="single" w:color="999999" w:sz="4"/>
+              <w:right w:val="single" w:color="999999" w:sz="4"/>
+            </w:tcBorders>
+            <w:tcMar>
+              <w:top w:type="dxa" w:w="60"/>
+              <w:left w:type="dxa" w:w="90"/>
+              <w:bottom w:type="dxa" w:w="60"/>
+              <w:right w:type="dxa" w:w="90"/>
+            </w:tcMar>
+          </w:tcPr>
+          <w:p>
+            <w:pPr>
+              <w:spacing w:after="20" w:before="20"/>
+            </w:pPr>
+            <w:r>
+              <w:rPr>
+                <w:rFonts w:ascii="맑은 고딕" w:cs="맑은 고딕" w:eastAsia="맑은 고딕" w:hAnsi="맑은 고딕"/>
+                <w:b w:val="false"/>
+                <w:bCs w:val="false"/>
+                <w:sz w:val="18"/>
+                <w:szCs w:val="18"/>
+              </w:rPr>
+              <w:t xml:space="preserve">품질부서장</w:t>
+            </w:r>
+          </w:p>
+        </w:tc>
+        <w:tc>
+          <w:tcPr>
+            <w:tcW w:type="dxa" w:w="3000"/>
+            <w:tcBorders>
+              <w:top w:val="single" w:color="999999" w:sz="4"/>
+              <w:left w:val="single" w:color="999999" w:sz="4"/>
+              <w:bottom w:val="single" w:color="999999" w:sz="4"/>
+              <w:right w:val="single" w:color="999999" w:sz="4"/>
+            </w:tcBorders>
+            <w:tcMar>
+              <w:top w:type="dxa" w:w="60"/>
+              <w:left w:type="dxa" w:w="90"/>
+              <w:bottom w:type="dxa" w:w="60"/>
+              <w:right w:type="dxa" w:w="90"/>
+            </w:tcMar>
+          </w:tcPr>
+          <w:p>
+            <w:pPr>
+              <w:spacing w:after="20" w:before="20"/>
+            </w:pPr>
+            <w:r>
+              <w:rPr>
+                <w:rFonts w:ascii="맑은 고딕" w:cs="맑은 고딕" w:eastAsia="맑은 고딕" w:hAnsi="맑은 고딕"/>
+                <w:b w:val="false"/>
+                <w:bCs w:val="false"/>
+                <w:sz w:val="18"/>
+                <w:szCs w:val="18"/>
+              </w:rPr>
+              <w:t xml:space="preserve">대표 NDE Level Ⅲ</w:t>
+            </w:r>
+          </w:p>
+        </w:tc>
+      </w:tr>
+      <w:tr>
+        <w:trPr>
+          <w:tblHeader w:val="false"/>
+        </w:trPr>
+        <w:tc>
+          <w:tcPr>
+            <w:tcW w:type="dxa" w:w="856"/>
             <w:tcBorders>
               <w:top w:val="single" w:color="999999" w:sz="4"/>
               <w:left w:val="single" w:color="999999" w:sz="4"/>
@@ -978,7 +1141,7 @@
         </w:tc>
         <w:tc>
           <w:tcPr>
-            <w:tcW w:type="dxa" w:w="2524"/>
+            <w:tcW w:type="dxa" w:w="3427"/>
             <w:tcBorders>
               <w:top w:val="single" w:color="999999" w:sz="4"/>
               <w:left w:val="single" w:color="999999" w:sz="4"/>
@@ -1008,7 +1171,7 @@
         </w:tc>
         <w:tc>
           <w:tcPr>
-            <w:tcW w:type="dxa" w:w="3672"/>
+            <w:tcW w:type="dxa" w:w="2356"/>
             <w:tcBorders>
               <w:top w:val="single" w:color="999999" w:sz="4"/>
               <w:left w:val="single" w:color="999999" w:sz="4"/>
@@ -1038,7 +1201,7 @@
         </w:tc>
         <w:tc>
           <w:tcPr>
-            <w:tcW w:type="dxa" w:w="2525"/>
+            <w:tcW w:type="dxa" w:w="3000"/>
             <w:tcBorders>
               <w:top w:val="single" w:color="999999" w:sz="4"/>
               <w:left w:val="single" w:color="999999" w:sz="4"/>
@@ -2708,7 +2871,7 @@
           <w:sz w:val="20"/>
           <w:szCs w:val="20"/>
         </w:rPr>
-        <w:t xml:space="preserve">5.1.2 회사가 시행하는 종목은 다음과 같다.</w:t>
+        <w:t xml:space="preserve">5.1.2 회사가 시행하는 종목과 기법은 다음과 같다.</w:t>
       </w:r>
     </w:p>
     <w:p>
@@ -2729,8 +2892,9 @@
         </w:tblBorders>
       </w:tblPr>
       <w:tblGrid>
-        <w:gridCol w:w="2079"/>
-        <w:gridCol w:w="7560"/>
+        <w:gridCol w:w="2163"/>
+        <w:gridCol w:w="5508"/>
+        <w:gridCol w:w="1968"/>
       </w:tblGrid>
       <w:tr>
         <w:trPr>
@@ -2738,7 +2902,7 @@
         </w:trPr>
         <w:tc>
           <w:tcPr>
-            <w:tcW w:type="dxa" w:w="2079"/>
+            <w:tcW w:type="dxa" w:w="2163"/>
             <w:tcBorders>
               <w:top w:val="single" w:color="999999" w:sz="4"/>
               <w:left w:val="single" w:color="999999" w:sz="4"/>
@@ -2771,7 +2935,7 @@
         </w:tc>
         <w:tc>
           <w:tcPr>
-            <w:tcW w:type="dxa" w:w="7560"/>
+            <w:tcW w:type="dxa" w:w="5508"/>
             <w:tcBorders>
               <w:top w:val="single" w:color="999999" w:sz="4"/>
               <w:left w:val="single" w:color="999999" w:sz="4"/>
@@ -2799,6 +2963,39 @@
                 <w:szCs w:val="18"/>
               </w:rPr>
               <w:t xml:space="preserve">종목</w:t>
+            </w:r>
+          </w:p>
+        </w:tc>
+        <w:tc>
+          <w:tcPr>
+            <w:tcW w:type="dxa" w:w="1968"/>
+            <w:tcBorders>
+              <w:top w:val="single" w:color="999999" w:sz="4"/>
+              <w:left w:val="single" w:color="999999" w:sz="4"/>
+              <w:bottom w:val="single" w:color="999999" w:sz="4"/>
+              <w:right w:val="single" w:color="999999" w:sz="4"/>
+            </w:tcBorders>
+            <w:shd w:fill="EFEFEF" w:val="clear"/>
+            <w:tcMar>
+              <w:top w:type="dxa" w:w="60"/>
+              <w:left w:type="dxa" w:w="90"/>
+              <w:bottom w:type="dxa" w:w="60"/>
+              <w:right w:type="dxa" w:w="90"/>
+            </w:tcMar>
+          </w:tcPr>
+          <w:p>
+            <w:pPr>
+              <w:spacing w:after="20" w:before="20"/>
+            </w:pPr>
+            <w:r>
+              <w:rPr>
+                <w:rFonts w:ascii="맑은 고딕" w:cs="맑은 고딕" w:eastAsia="맑은 고딕" w:hAnsi="맑은 고딕"/>
+                <w:b/>
+                <w:bCs/>
+                <w:sz w:val="18"/>
+                <w:szCs w:val="18"/>
+              </w:rPr>
+              <w:t xml:space="preserve">기법</w:t>
             </w:r>
           </w:p>
         </w:tc>
@@ -2809,7 +3006,7 @@
         </w:trPr>
         <w:tc>
           <w:tcPr>
-            <w:tcW w:type="dxa" w:w="2079"/>
+            <w:tcW w:type="dxa" w:w="2163"/>
             <w:tcBorders>
               <w:top w:val="single" w:color="999999" w:sz="4"/>
               <w:left w:val="single" w:color="999999" w:sz="4"/>
@@ -2841,33 +3038,65 @@
         </w:tc>
         <w:tc>
           <w:tcPr>
-            <w:tcW w:type="dxa" w:w="7560"/>
-            <w:tcBorders>
-              <w:top w:val="single" w:color="999999" w:sz="4"/>
-              <w:left w:val="single" w:color="999999" w:sz="4"/>
-              <w:bottom w:val="single" w:color="999999" w:sz="4"/>
-              <w:right w:val="single" w:color="999999" w:sz="4"/>
-            </w:tcBorders>
-            <w:tcMar>
-              <w:top w:type="dxa" w:w="60"/>
-              <w:left w:type="dxa" w:w="90"/>
-              <w:bottom w:type="dxa" w:w="60"/>
-              <w:right w:type="dxa" w:w="90"/>
-            </w:tcMar>
-          </w:tcPr>
-          <w:p>
-            <w:pPr>
-              <w:spacing w:after="20" w:before="20"/>
-            </w:pPr>
-            <w:r>
-              <w:rPr>
-                <w:rFonts w:ascii="맑은 고딕" w:cs="맑은 고딕" w:eastAsia="맑은 고딕" w:hAnsi="맑은 고딕"/>
-                <w:b w:val="false"/>
-                <w:bCs w:val="false"/>
-                <w:sz w:val="18"/>
-                <w:szCs w:val="18"/>
-              </w:rPr>
-              <w:t xml:space="preserve">RT, UT, MT, PT, VT, ECT, RFT, TOFD, PAUT</w:t>
+            <w:tcW w:type="dxa" w:w="5508"/>
+            <w:tcBorders>
+              <w:top w:val="single" w:color="999999" w:sz="4"/>
+              <w:left w:val="single" w:color="999999" w:sz="4"/>
+              <w:bottom w:val="single" w:color="999999" w:sz="4"/>
+              <w:right w:val="single" w:color="999999" w:sz="4"/>
+            </w:tcBorders>
+            <w:tcMar>
+              <w:top w:type="dxa" w:w="60"/>
+              <w:left w:type="dxa" w:w="90"/>
+              <w:bottom w:type="dxa" w:w="60"/>
+              <w:right w:type="dxa" w:w="90"/>
+            </w:tcMar>
+          </w:tcPr>
+          <w:p>
+            <w:pPr>
+              <w:spacing w:after="20" w:before="20"/>
+            </w:pPr>
+            <w:r>
+              <w:rPr>
+                <w:rFonts w:ascii="맑은 고딕" w:cs="맑은 고딕" w:eastAsia="맑은 고딕" w:hAnsi="맑은 고딕"/>
+                <w:b w:val="false"/>
+                <w:bCs w:val="false"/>
+                <w:sz w:val="18"/>
+                <w:szCs w:val="18"/>
+              </w:rPr>
+              <w:t xml:space="preserve">RT, UT, MT, PT, VT, ECT, RFT</w:t>
+            </w:r>
+          </w:p>
+        </w:tc>
+        <w:tc>
+          <w:tcPr>
+            <w:tcW w:type="dxa" w:w="1968"/>
+            <w:tcBorders>
+              <w:top w:val="single" w:color="999999" w:sz="4"/>
+              <w:left w:val="single" w:color="999999" w:sz="4"/>
+              <w:bottom w:val="single" w:color="999999" w:sz="4"/>
+              <w:right w:val="single" w:color="999999" w:sz="4"/>
+            </w:tcBorders>
+            <w:tcMar>
+              <w:top w:type="dxa" w:w="60"/>
+              <w:left w:type="dxa" w:w="90"/>
+              <w:bottom w:type="dxa" w:w="60"/>
+              <w:right w:type="dxa" w:w="90"/>
+            </w:tcMar>
+          </w:tcPr>
+          <w:p>
+            <w:pPr>
+              <w:spacing w:after="20" w:before="20"/>
+            </w:pPr>
+            <w:r>
+              <w:rPr>
+                <w:rFonts w:ascii="맑은 고딕" w:cs="맑은 고딕" w:eastAsia="맑은 고딕" w:hAnsi="맑은 고딕"/>
+                <w:b w:val="false"/>
+                <w:bCs w:val="false"/>
+                <w:sz w:val="18"/>
+                <w:szCs w:val="18"/>
+              </w:rPr>
+              <w:t xml:space="preserve">TOFD, PAUT</w:t>
             </w:r>
           </w:p>
         </w:tc>
@@ -2878,7 +3107,7 @@
         </w:trPr>
         <w:tc>
           <w:tcPr>
-            <w:tcW w:type="dxa" w:w="2079"/>
+            <w:tcW w:type="dxa" w:w="2163"/>
             <w:tcBorders>
               <w:top w:val="single" w:color="999999" w:sz="4"/>
               <w:left w:val="single" w:color="999999" w:sz="4"/>
@@ -2910,33 +3139,65 @@
         </w:tc>
         <w:tc>
           <w:tcPr>
-            <w:tcW w:type="dxa" w:w="7560"/>
-            <w:tcBorders>
-              <w:top w:val="single" w:color="999999" w:sz="4"/>
-              <w:left w:val="single" w:color="999999" w:sz="4"/>
-              <w:bottom w:val="single" w:color="999999" w:sz="4"/>
-              <w:right w:val="single" w:color="999999" w:sz="4"/>
-            </w:tcBorders>
-            <w:tcMar>
-              <w:top w:type="dxa" w:w="60"/>
-              <w:left w:type="dxa" w:w="90"/>
-              <w:bottom w:type="dxa" w:w="60"/>
-              <w:right w:type="dxa" w:w="90"/>
-            </w:tcMar>
-          </w:tcPr>
-          <w:p>
-            <w:pPr>
-              <w:spacing w:after="20" w:before="20"/>
-            </w:pPr>
-            <w:r>
-              <w:rPr>
-                <w:rFonts w:ascii="맑은 고딕" w:cs="맑은 고딕" w:eastAsia="맑은 고딕" w:hAnsi="맑은 고딕"/>
-                <w:b w:val="false"/>
-                <w:bCs w:val="false"/>
-                <w:sz w:val="18"/>
-                <w:szCs w:val="18"/>
-              </w:rPr>
-              <w:t xml:space="preserve">기초, MT, PT, RT, UT, VT</w:t>
+            <w:tcW w:type="dxa" w:w="5508"/>
+            <w:tcBorders>
+              <w:top w:val="single" w:color="999999" w:sz="4"/>
+              <w:left w:val="single" w:color="999999" w:sz="4"/>
+              <w:bottom w:val="single" w:color="999999" w:sz="4"/>
+              <w:right w:val="single" w:color="999999" w:sz="4"/>
+            </w:tcBorders>
+            <w:tcMar>
+              <w:top w:type="dxa" w:w="60"/>
+              <w:left w:type="dxa" w:w="90"/>
+              <w:bottom w:type="dxa" w:w="60"/>
+              <w:right w:type="dxa" w:w="90"/>
+            </w:tcMar>
+          </w:tcPr>
+          <w:p>
+            <w:pPr>
+              <w:spacing w:after="20" w:before="20"/>
+            </w:pPr>
+            <w:r>
+              <w:rPr>
+                <w:rFonts w:ascii="맑은 고딕" w:cs="맑은 고딕" w:eastAsia="맑은 고딕" w:hAnsi="맑은 고딕"/>
+                <w:b w:val="false"/>
+                <w:bCs w:val="false"/>
+                <w:sz w:val="18"/>
+                <w:szCs w:val="18"/>
+              </w:rPr>
+              <w:t xml:space="preserve">기초, RT, UT, MT, PT, VT</w:t>
+            </w:r>
+          </w:p>
+        </w:tc>
+        <w:tc>
+          <w:tcPr>
+            <w:tcW w:type="dxa" w:w="1968"/>
+            <w:tcBorders>
+              <w:top w:val="single" w:color="999999" w:sz="4"/>
+              <w:left w:val="single" w:color="999999" w:sz="4"/>
+              <w:bottom w:val="single" w:color="999999" w:sz="4"/>
+              <w:right w:val="single" w:color="999999" w:sz="4"/>
+            </w:tcBorders>
+            <w:tcMar>
+              <w:top w:type="dxa" w:w="60"/>
+              <w:left w:type="dxa" w:w="90"/>
+              <w:bottom w:type="dxa" w:w="60"/>
+              <w:right w:type="dxa" w:w="90"/>
+            </w:tcMar>
+          </w:tcPr>
+          <w:p>
+            <w:pPr>
+              <w:spacing w:after="20" w:before="20"/>
+            </w:pPr>
+            <w:r>
+              <w:rPr>
+                <w:rFonts w:ascii="맑은 고딕" w:cs="맑은 고딕" w:eastAsia="맑은 고딕" w:hAnsi="맑은 고딕"/>
+                <w:b w:val="false"/>
+                <w:bCs w:val="false"/>
+                <w:sz w:val="18"/>
+                <w:szCs w:val="18"/>
+              </w:rPr>
+              <w:t xml:space="preserve">—</w:t>
             </w:r>
           </w:p>
         </w:tc>
@@ -2946,6 +3207,68 @@
       <w:pPr>
         <w:spacing w:after="160"/>
       </w:pPr>
+    </w:p>
+    <w:p>
+      <w:pPr>
+        <w:spacing w:after="60"/>
+      </w:pPr>
+    </w:p>
+    <w:p>
+      <w:pPr>
+        <w:spacing w:after="60" w:before="60" w:line="300"/>
+        <w:jc w:val="both"/>
+      </w:pPr>
+      <w:r>
+        <w:rPr>
+          <w:rFonts w:ascii="맑은 고딕" w:cs="맑은 고딕" w:eastAsia="맑은 고딕" w:hAnsi="맑은 고딕"/>
+          <w:b w:val="false"/>
+          <w:bCs w:val="false"/>
+          <w:sz w:val="20"/>
+          <w:szCs w:val="20"/>
+        </w:rPr>
+        <w:t xml:space="preserve">5.1.3 </w:t>
+      </w:r>
+      <w:r>
+        <w:rPr>
+          <w:rFonts w:ascii="맑은 고딕" w:cs="맑은 고딕" w:eastAsia="맑은 고딕" w:hAnsi="맑은 고딕"/>
+          <w:b/>
+          <w:bCs/>
+          <w:sz w:val="20"/>
+          <w:szCs w:val="20"/>
+        </w:rPr>
+        <w:t xml:space="preserve">TOFD·PAUT·FMC 기법은 UT Level Ⅱ 자격이 먼저 인증되어 있어야 응시할 수 있다.</w:t>
+      </w:r>
+      <w:r>
+        <w:rPr>
+          <w:rFonts w:ascii="맑은 고딕" w:cs="맑은 고딕" w:eastAsia="맑은 고딕" w:hAnsi="맑은 고딕"/>
+          <w:b w:val="false"/>
+          <w:bCs w:val="false"/>
+          <w:sz w:val="20"/>
+          <w:szCs w:val="20"/>
+        </w:rPr>
+        <w:t xml:space="preserve"> (E01 표 3 Note 8) CR·DR 기법은 RT 종목 안의 기법이다.</w:t>
+      </w:r>
+    </w:p>
+    <w:p>
+      <w:pPr>
+        <w:spacing w:after="60"/>
+      </w:pPr>
+    </w:p>
+    <w:p>
+      <w:pPr>
+        <w:spacing w:after="60" w:before="60" w:line="300"/>
+        <w:jc w:val="both"/>
+      </w:pPr>
+      <w:r>
+        <w:rPr>
+          <w:rFonts w:ascii="맑은 고딕" w:cs="맑은 고딕" w:eastAsia="맑은 고딕" w:hAnsi="맑은 고딕"/>
+          <w:b w:val="false"/>
+          <w:bCs w:val="false"/>
+          <w:sz w:val="20"/>
+          <w:szCs w:val="20"/>
+        </w:rPr>
+        <w:t xml:space="preserve">5.1.4 HIE-QP-E01 표 3에는 CR·DR·FMC 기법도 실려 있으나 현재 회사는 이 세 기법의 시험을 시행하지 않는다. 시행하게 되면 5.2.1의 문항 수를 그대로 적용한다.</w:t>
+      </w:r>
     </w:p>
     <w:p>
       <w:pPr>
@@ -3017,7 +3340,7 @@
           <w:sz w:val="20"/>
           <w:szCs w:val="20"/>
         </w:rPr>
-        <w:t xml:space="preserve">CR·DR·TOFD·PAUT·FMC 는 30문항</w:t>
+        <w:t xml:space="preserve">CR·DR·TOFD·PAUT·FMC는 30문항</w:t>
       </w:r>
       <w:r>
         <w:rPr>
@@ -5248,7 +5571,7 @@
           <w:sz w:val="20"/>
           <w:szCs w:val="20"/>
         </w:rPr>
-        <w:t xml:space="preserve">로 한다. (E01 7.3.3 1)a), 2)b))</w:t>
+        <w:t xml:space="preserve">로 한다. (E01 7.3.3-1 a, 7.3.3-2 b)</w:t>
       </w:r>
     </w:p>
     <w:p>
@@ -6638,6 +6961,128 @@
     </w:p>
     <w:p>
       <w:pPr>
+        <w:spacing w:after="60" w:before="60" w:line="300"/>
+        <w:jc w:val="both"/>
+      </w:pPr>
+      <w:r>
+        <w:rPr>
+          <w:rFonts w:ascii="맑은 고딕" w:cs="맑은 고딕" w:eastAsia="맑은 고딕" w:hAnsi="맑은 고딕"/>
+          <w:b w:val="false"/>
+          <w:bCs w:val="false"/>
+          <w:sz w:val="20"/>
+          <w:szCs w:val="20"/>
+        </w:rPr>
+        <w:t xml:space="preserve">5.2.3 현재 CBT에는 </w:t>
+      </w:r>
+      <w:r>
+        <w:rPr>
+          <w:rFonts w:ascii="맑은 고딕" w:cs="맑은 고딕" w:eastAsia="맑은 고딕" w:hAnsi="맑은 고딕"/>
+          <w:b/>
+          <w:bCs/>
+          <w:sz w:val="20"/>
+          <w:szCs w:val="20"/>
+        </w:rPr>
+        <w:t xml:space="preserve">NDE Level Ⅲ의 기초시험과 종목시험(RT·UT·MT·PT·VT)만 실려 있다.</w:t>
+      </w:r>
+      <w:r>
+        <w:rPr>
+          <w:rFonts w:ascii="맑은 고딕" w:cs="맑은 고딕" w:eastAsia="맑은 고딕" w:hAnsi="맑은 고딕"/>
+          <w:b w:val="false"/>
+          <w:bCs w:val="false"/>
+          <w:sz w:val="20"/>
+          <w:szCs w:val="20"/>
+        </w:rPr>
+        <w:t xml:space="preserve"> Level Ⅲ 전문시험은 7.4.1 단서에 따라 </w:t>
+      </w:r>
+      <w:r>
+        <w:rPr>
+          <w:rFonts w:ascii="맑은 고딕" w:cs="맑은 고딕" w:eastAsia="맑은 고딕" w:hAnsi="맑은 고딕"/>
+          <w:b/>
+          <w:bCs/>
+          <w:sz w:val="20"/>
+          <w:szCs w:val="20"/>
+        </w:rPr>
+        <w:t xml:space="preserve">시험지를 출력하여 종이로 시행</w:t>
+      </w:r>
+      <w:r>
+        <w:rPr>
+          <w:rFonts w:ascii="맑은 고딕" w:cs="맑은 고딕" w:eastAsia="맑은 고딕" w:hAnsi="맑은 고딕"/>
+          <w:b w:val="false"/>
+          <w:bCs w:val="false"/>
+          <w:sz w:val="20"/>
+          <w:szCs w:val="20"/>
+        </w:rPr>
+        <w:t xml:space="preserve">한다. CBT에 실린 뒤에는 이 조항을 개정한다.</w:t>
+      </w:r>
+    </w:p>
+    <w:p>
+      <w:pPr>
+        <w:spacing w:after="60"/>
+      </w:pPr>
+    </w:p>
+    <w:p>
+      <w:pPr>
+        <w:spacing w:after="60" w:before="60" w:line="300"/>
+        <w:jc w:val="both"/>
+      </w:pPr>
+      <w:r>
+        <w:rPr>
+          <w:rFonts w:ascii="맑은 고딕" w:cs="맑은 고딕" w:eastAsia="맑은 고딕" w:hAnsi="맑은 고딕"/>
+          <w:b w:val="false"/>
+          <w:bCs w:val="false"/>
+          <w:sz w:val="20"/>
+          <w:szCs w:val="20"/>
+        </w:rPr>
+        <w:t xml:space="preserve">5.2.4 </w:t>
+      </w:r>
+      <w:r>
+        <w:rPr>
+          <w:rFonts w:ascii="맑은 고딕" w:cs="맑은 고딕" w:eastAsia="맑은 고딕" w:hAnsi="맑은 고딕"/>
+          <w:b/>
+          <w:bCs/>
+          <w:sz w:val="20"/>
+          <w:szCs w:val="20"/>
+        </w:rPr>
+        <w:t xml:space="preserve">ASNT NDE Level Ⅲ 자격을 가진 응시자</w:t>
+      </w:r>
+      <w:r>
+        <w:rPr>
+          <w:rFonts w:ascii="맑은 고딕" w:cs="맑은 고딕" w:eastAsia="맑은 고딕" w:hAnsi="맑은 고딕"/>
+          <w:b w:val="false"/>
+          <w:bCs w:val="false"/>
+          <w:sz w:val="20"/>
+          <w:szCs w:val="20"/>
+        </w:rPr>
+        <w:t xml:space="preserve">는 기초시험과 종목시험을 만족한 것으로 보고 </w:t>
+      </w:r>
+      <w:r>
+        <w:rPr>
+          <w:rFonts w:ascii="맑은 고딕" w:cs="맑은 고딕" w:eastAsia="맑은 고딕" w:hAnsi="맑은 고딕"/>
+          <w:b/>
+          <w:bCs/>
+          <w:sz w:val="20"/>
+          <w:szCs w:val="20"/>
+        </w:rPr>
+        <w:t xml:space="preserve">전문시험만 시행</w:t>
+      </w:r>
+      <w:r>
+        <w:rPr>
+          <w:rFonts w:ascii="맑은 고딕" w:cs="맑은 고딕" w:eastAsia="맑은 고딕" w:hAnsi="맑은 고딕"/>
+          <w:b w:val="false"/>
+          <w:bCs w:val="false"/>
+          <w:sz w:val="20"/>
+          <w:szCs w:val="20"/>
+        </w:rPr>
+        <w:t xml:space="preserve">할 수 있다. 이때에도 합격선은 80%이다.</w:t>
+      </w:r>
+    </w:p>
+    <w:p>
+      <w:pPr>
+        <w:spacing w:after="60"/>
+      </w:pPr>
+    </w:p>
+    <w:p>
+      <w:pPr>
         <w:pStyle w:val="Heading3"/>
         <w:spacing w:after="120" w:before="240"/>
       </w:pPr>
@@ -6733,10 +7178,10 @@
         </w:tblBorders>
       </w:tblPr>
       <w:tblGrid>
-        <w:gridCol w:w="632"/>
-        <w:gridCol w:w="3318"/>
-        <w:gridCol w:w="1106"/>
-        <w:gridCol w:w="4583"/>
+        <w:gridCol w:w="535"/>
+        <w:gridCol w:w="2811"/>
+        <w:gridCol w:w="937"/>
+        <w:gridCol w:w="5356"/>
       </w:tblGrid>
       <w:tr>
         <w:trPr>
@@ -6744,7 +7189,7 @@
         </w:trPr>
         <w:tc>
           <w:tcPr>
-            <w:tcW w:type="dxa" w:w="632"/>
+            <w:tcW w:type="dxa" w:w="535"/>
             <w:tcBorders>
               <w:top w:val="single" w:color="999999" w:sz="4"/>
               <w:left w:val="single" w:color="999999" w:sz="4"/>
@@ -6777,7 +7222,7 @@
         </w:tc>
         <w:tc>
           <w:tcPr>
-            <w:tcW w:type="dxa" w:w="3318"/>
+            <w:tcW w:type="dxa" w:w="2811"/>
             <w:tcBorders>
               <w:top w:val="single" w:color="999999" w:sz="4"/>
               <w:left w:val="single" w:color="999999" w:sz="4"/>
@@ -6810,7 +7255,7 @@
         </w:tc>
         <w:tc>
           <w:tcPr>
-            <w:tcW w:type="dxa" w:w="1106"/>
+            <w:tcW w:type="dxa" w:w="937"/>
             <w:tcBorders>
               <w:top w:val="single" w:color="999999" w:sz="4"/>
               <w:left w:val="single" w:color="999999" w:sz="4"/>
@@ -6843,7 +7288,7 @@
         </w:tc>
         <w:tc>
           <w:tcPr>
-            <w:tcW w:type="dxa" w:w="4583"/>
+            <w:tcW w:type="dxa" w:w="5356"/>
             <w:tcBorders>
               <w:top w:val="single" w:color="999999" w:sz="4"/>
               <w:left w:val="single" w:color="999999" w:sz="4"/>
@@ -6881,7 +7326,7 @@
         </w:trPr>
         <w:tc>
           <w:tcPr>
-            <w:tcW w:type="dxa" w:w="632"/>
+            <w:tcW w:type="dxa" w:w="535"/>
             <w:tcBorders>
               <w:top w:val="single" w:color="999999" w:sz="4"/>
               <w:left w:val="single" w:color="999999" w:sz="4"/>
@@ -6913,7 +7358,7 @@
         </w:tc>
         <w:tc>
           <w:tcPr>
-            <w:tcW w:type="dxa" w:w="3318"/>
+            <w:tcW w:type="dxa" w:w="2811"/>
             <w:tcBorders>
               <w:top w:val="single" w:color="999999" w:sz="4"/>
               <w:left w:val="single" w:color="999999" w:sz="4"/>
@@ -6945,7 +7390,7 @@
         </w:tc>
         <w:tc>
           <w:tcPr>
-            <w:tcW w:type="dxa" w:w="1106"/>
+            <w:tcW w:type="dxa" w:w="937"/>
             <w:tcBorders>
               <w:top w:val="single" w:color="999999" w:sz="4"/>
               <w:left w:val="single" w:color="999999" w:sz="4"/>
@@ -6977,7 +7422,7 @@
         </w:tc>
         <w:tc>
           <w:tcPr>
-            <w:tcW w:type="dxa" w:w="4583"/>
+            <w:tcW w:type="dxa" w:w="5356"/>
             <w:tcBorders>
               <w:top w:val="single" w:color="999999" w:sz="4"/>
               <w:left w:val="single" w:color="999999" w:sz="4"/>
@@ -7014,7 +7459,7 @@
         </w:trPr>
         <w:tc>
           <w:tcPr>
-            <w:tcW w:type="dxa" w:w="632"/>
+            <w:tcW w:type="dxa" w:w="535"/>
             <w:tcBorders>
               <w:top w:val="single" w:color="999999" w:sz="4"/>
               <w:left w:val="single" w:color="999999" w:sz="4"/>
@@ -7046,7 +7491,7 @@
         </w:tc>
         <w:tc>
           <w:tcPr>
-            <w:tcW w:type="dxa" w:w="3318"/>
+            <w:tcW w:type="dxa" w:w="2811"/>
             <w:tcBorders>
               <w:top w:val="single" w:color="999999" w:sz="4"/>
               <w:left w:val="single" w:color="999999" w:sz="4"/>
@@ -7078,7 +7523,7 @@
         </w:tc>
         <w:tc>
           <w:tcPr>
-            <w:tcW w:type="dxa" w:w="1106"/>
+            <w:tcW w:type="dxa" w:w="937"/>
             <w:tcBorders>
               <w:top w:val="single" w:color="999999" w:sz="4"/>
               <w:left w:val="single" w:color="999999" w:sz="4"/>
@@ -7110,7 +7555,7 @@
         </w:tc>
         <w:tc>
           <w:tcPr>
-            <w:tcW w:type="dxa" w:w="4583"/>
+            <w:tcW w:type="dxa" w:w="5356"/>
             <w:tcBorders>
               <w:top w:val="single" w:color="999999" w:sz="4"/>
               <w:left w:val="single" w:color="999999" w:sz="4"/>
@@ -7147,7 +7592,7 @@
         </w:trPr>
         <w:tc>
           <w:tcPr>
-            <w:tcW w:type="dxa" w:w="632"/>
+            <w:tcW w:type="dxa" w:w="535"/>
             <w:tcBorders>
               <w:top w:val="single" w:color="999999" w:sz="4"/>
               <w:left w:val="single" w:color="999999" w:sz="4"/>
@@ -7179,7 +7624,7 @@
         </w:tc>
         <w:tc>
           <w:tcPr>
-            <w:tcW w:type="dxa" w:w="3318"/>
+            <w:tcW w:type="dxa" w:w="2811"/>
             <w:tcBorders>
               <w:top w:val="single" w:color="999999" w:sz="4"/>
               <w:left w:val="single" w:color="999999" w:sz="4"/>
@@ -7211,7 +7656,7 @@
         </w:tc>
         <w:tc>
           <w:tcPr>
-            <w:tcW w:type="dxa" w:w="1106"/>
+            <w:tcW w:type="dxa" w:w="937"/>
             <w:tcBorders>
               <w:top w:val="single" w:color="999999" w:sz="4"/>
               <w:left w:val="single" w:color="999999" w:sz="4"/>
@@ -7243,33 +7688,33 @@
         </w:tc>
         <w:tc>
           <w:tcPr>
-            <w:tcW w:type="dxa" w:w="4583"/>
-            <w:tcBorders>
-              <w:top w:val="single" w:color="999999" w:sz="4"/>
-              <w:left w:val="single" w:color="999999" w:sz="4"/>
-              <w:bottom w:val="single" w:color="999999" w:sz="4"/>
-              <w:right w:val="single" w:color="999999" w:sz="4"/>
-            </w:tcBorders>
-            <w:tcMar>
-              <w:top w:type="dxa" w:w="60"/>
-              <w:left w:type="dxa" w:w="90"/>
-              <w:bottom w:type="dxa" w:w="60"/>
-              <w:right w:type="dxa" w:w="90"/>
-            </w:tcMar>
-          </w:tcPr>
-          <w:p>
-            <w:pPr>
-              <w:spacing w:after="20" w:before="20"/>
-            </w:pPr>
-            <w:r>
-              <w:rPr>
-                <w:rFonts w:ascii="맑은 고딕" w:cs="맑은 고딕" w:eastAsia="맑은 고딕" w:hAnsi="맑은 고딕"/>
-                <w:b w:val="false"/>
-                <w:bCs w:val="false"/>
-                <w:sz w:val="18"/>
-                <w:szCs w:val="18"/>
-              </w:rPr>
-              <w:t xml:space="preserve">Level Ⅱ 일반 TOFD·PAUT, 전문 전 종목</w:t>
+            <w:tcW w:type="dxa" w:w="5356"/>
+            <w:tcBorders>
+              <w:top w:val="single" w:color="999999" w:sz="4"/>
+              <w:left w:val="single" w:color="999999" w:sz="4"/>
+              <w:bottom w:val="single" w:color="999999" w:sz="4"/>
+              <w:right w:val="single" w:color="999999" w:sz="4"/>
+            </w:tcBorders>
+            <w:tcMar>
+              <w:top w:type="dxa" w:w="60"/>
+              <w:left w:type="dxa" w:w="90"/>
+              <w:bottom w:type="dxa" w:w="60"/>
+              <w:right w:type="dxa" w:w="90"/>
+            </w:tcMar>
+          </w:tcPr>
+          <w:p>
+            <w:pPr>
+              <w:spacing w:after="20" w:before="20"/>
+            </w:pPr>
+            <w:r>
+              <w:rPr>
+                <w:rFonts w:ascii="맑은 고딕" w:cs="맑은 고딕" w:eastAsia="맑은 고딕" w:hAnsi="맑은 고딕"/>
+                <w:b w:val="false"/>
+                <w:bCs w:val="false"/>
+                <w:sz w:val="18"/>
+                <w:szCs w:val="18"/>
+              </w:rPr>
+              <w:t xml:space="preserve">Level Ⅱ 일반 TOFD·PAUT, 전문 MT·PT·RT·UT·VT·TOFD·PAUT</w:t>
             </w:r>
           </w:p>
         </w:tc>
@@ -7280,7 +7725,7 @@
         </w:trPr>
         <w:tc>
           <w:tcPr>
-            <w:tcW w:type="dxa" w:w="632"/>
+            <w:tcW w:type="dxa" w:w="535"/>
             <w:tcBorders>
               <w:top w:val="single" w:color="999999" w:sz="4"/>
               <w:left w:val="single" w:color="999999" w:sz="4"/>
@@ -7312,7 +7757,7 @@
         </w:tc>
         <w:tc>
           <w:tcPr>
-            <w:tcW w:type="dxa" w:w="3318"/>
+            <w:tcW w:type="dxa" w:w="2811"/>
             <w:tcBorders>
               <w:top w:val="single" w:color="999999" w:sz="4"/>
               <w:left w:val="single" w:color="999999" w:sz="4"/>
@@ -7344,7 +7789,7 @@
         </w:tc>
         <w:tc>
           <w:tcPr>
-            <w:tcW w:type="dxa" w:w="1106"/>
+            <w:tcW w:type="dxa" w:w="937"/>
             <w:tcBorders>
               <w:top w:val="single" w:color="999999" w:sz="4"/>
               <w:left w:val="single" w:color="999999" w:sz="4"/>
@@ -7376,7 +7821,7 @@
         </w:tc>
         <w:tc>
           <w:tcPr>
-            <w:tcW w:type="dxa" w:w="4583"/>
+            <w:tcW w:type="dxa" w:w="5356"/>
             <w:tcBorders>
               <w:top w:val="single" w:color="999999" w:sz="4"/>
               <w:left w:val="single" w:color="999999" w:sz="4"/>
@@ -7413,7 +7858,7 @@
         </w:trPr>
         <w:tc>
           <w:tcPr>
-            <w:tcW w:type="dxa" w:w="632"/>
+            <w:tcW w:type="dxa" w:w="535"/>
             <w:tcBorders>
               <w:top w:val="single" w:color="999999" w:sz="4"/>
               <w:left w:val="single" w:color="999999" w:sz="4"/>
@@ -7445,7 +7890,7 @@
         </w:tc>
         <w:tc>
           <w:tcPr>
-            <w:tcW w:type="dxa" w:w="3318"/>
+            <w:tcW w:type="dxa" w:w="2811"/>
             <w:tcBorders>
               <w:top w:val="single" w:color="999999" w:sz="4"/>
               <w:left w:val="single" w:color="999999" w:sz="4"/>
@@ -7477,7 +7922,7 @@
         </w:tc>
         <w:tc>
           <w:tcPr>
-            <w:tcW w:type="dxa" w:w="1106"/>
+            <w:tcW w:type="dxa" w:w="937"/>
             <w:tcBorders>
               <w:top w:val="single" w:color="999999" w:sz="4"/>
               <w:left w:val="single" w:color="999999" w:sz="4"/>
@@ -7509,7 +7954,7 @@
         </w:tc>
         <w:tc>
           <w:tcPr>
-            <w:tcW w:type="dxa" w:w="4583"/>
+            <w:tcW w:type="dxa" w:w="5356"/>
             <w:tcBorders>
               <w:top w:val="single" w:color="999999" w:sz="4"/>
               <w:left w:val="single" w:color="999999" w:sz="4"/>
@@ -7805,7 +8250,7 @@
           <w:sz w:val="20"/>
           <w:szCs w:val="20"/>
         </w:rPr>
-        <w:t xml:space="preserve">①②③④</w:t>
+        <w:t xml:space="preserve">①②③④ …</w:t>
       </w:r>
       <w:r>
         <w:rPr>
@@ -7815,7 +8260,7 @@
           <w:sz w:val="20"/>
           <w:szCs w:val="20"/>
         </w:rPr>
-        <w:t xml:space="preserve"> 로 하며, 정답이 둘 이상인 문항은 그 사실을 문항에 밝힌다.</w:t>
+        <w:t xml:space="preserve"> 로 하며 4.8에 따라 문항마다 2개에서 10개까지 두고, 정답이 둘 이상인 문항은 그 사실을 문항에 밝힌다.</w:t>
       </w:r>
     </w:p>
     <w:p>
@@ -7898,7 +8343,7 @@
           <w:sz w:val="20"/>
           <w:szCs w:val="20"/>
         </w:rPr>
-        <w:t xml:space="preserve"> (E01 7.3.3 1)c) 비고)</w:t>
+        <w:t xml:space="preserve"> (E01 7.3.3-1 c 비고)</w:t>
       </w:r>
     </w:p>
     <w:p>
@@ -7951,7 +8396,7 @@
           <w:sz w:val="20"/>
           <w:szCs w:val="20"/>
         </w:rPr>
-        <w:t xml:space="preserve">해당 종목 NDE Level Ⅲ 가 직접 풀어 정답을 확인</w:t>
+        <w:t xml:space="preserve">해당 종목 NDE Level Ⅲ가 직접 풀어 정답을 확인</w:t>
       </w:r>
       <w:r>
         <w:rPr>
@@ -8482,19 +8927,18 @@
           <w:sz w:val="20"/>
           <w:szCs w:val="20"/>
         </w:rPr>
-        <w:t xml:space="preserve">7.2.3 NDE Level Ⅲ / QA는 응시 자격을 확인하여 응시자 명단을 작성한다. 자격 요건이 충족되지 않은 사람에게는 그 사실과 사유를 알린다.</w:t>
-      </w:r>
-    </w:p>
-    <w:p>
-      <w:pPr>
-        <w:spacing w:after="60"/>
-      </w:pPr>
-    </w:p>
-    <w:p>
-      <w:pPr>
-        <w:spacing w:after="60" w:before="60" w:line="300"/>
-        <w:jc w:val="both"/>
-      </w:pPr>
+        <w:t xml:space="preserve">7.2.3 </w:t>
+      </w:r>
+      <w:r>
+        <w:rPr>
+          <w:rFonts w:ascii="맑은 고딕" w:cs="맑은 고딕" w:eastAsia="맑은 고딕" w:hAnsi="맑은 고딕"/>
+          <w:b/>
+          <w:bCs/>
+          <w:sz w:val="20"/>
+          <w:szCs w:val="20"/>
+        </w:rPr>
+        <w:t xml:space="preserve">TOFD·PAUT·FMC 기법</w:t>
+      </w:r>
       <w:r>
         <w:rPr>
           <w:rFonts w:ascii="맑은 고딕" w:cs="맑은 고딕" w:eastAsia="맑은 고딕" w:hAnsi="맑은 고딕"/>
@@ -8503,7 +8947,69 @@
           <w:sz w:val="20"/>
           <w:szCs w:val="20"/>
         </w:rPr>
-        <w:t xml:space="preserve">7.2.4 </w:t>
+        <w:t xml:space="preserve">에 응시하려는 사람은 </w:t>
+      </w:r>
+      <w:r>
+        <w:rPr>
+          <w:rFonts w:ascii="맑은 고딕" w:cs="맑은 고딕" w:eastAsia="맑은 고딕" w:hAnsi="맑은 고딕"/>
+          <w:b/>
+          <w:bCs/>
+          <w:sz w:val="20"/>
+          <w:szCs w:val="20"/>
+        </w:rPr>
+        <w:t xml:space="preserve">UT Level Ⅱ 자격이 유효</w:t>
+      </w:r>
+      <w:r>
+        <w:rPr>
+          <w:rFonts w:ascii="맑은 고딕" w:cs="맑은 고딕" w:eastAsia="맑은 고딕" w:hAnsi="맑은 고딕"/>
+          <w:b w:val="false"/>
+          <w:bCs w:val="false"/>
+          <w:sz w:val="20"/>
+          <w:szCs w:val="20"/>
+        </w:rPr>
+        <w:t xml:space="preserve">하여야 한다. (E01 표 3 Note 8) NDE Level Ⅲ / QA는 자격증 발급대장 (HIE-QP-E03-01)으로 이를 확인한다.</w:t>
+      </w:r>
+    </w:p>
+    <w:p>
+      <w:pPr>
+        <w:spacing w:after="60"/>
+      </w:pPr>
+    </w:p>
+    <w:p>
+      <w:pPr>
+        <w:spacing w:after="60" w:before="60" w:line="300"/>
+        <w:jc w:val="both"/>
+      </w:pPr>
+      <w:r>
+        <w:rPr>
+          <w:rFonts w:ascii="맑은 고딕" w:cs="맑은 고딕" w:eastAsia="맑은 고딕" w:hAnsi="맑은 고딕"/>
+          <w:b w:val="false"/>
+          <w:bCs w:val="false"/>
+          <w:sz w:val="20"/>
+          <w:szCs w:val="20"/>
+        </w:rPr>
+        <w:t xml:space="preserve">7.2.4 NDE Level Ⅲ / QA는 응시 자격을 확인하여 응시자 명단을 작성한다. 자격 요건이 충족되지 않은 사람에게는 그 사실과 사유를 알린다.</w:t>
+      </w:r>
+    </w:p>
+    <w:p>
+      <w:pPr>
+        <w:spacing w:after="60"/>
+      </w:pPr>
+    </w:p>
+    <w:p>
+      <w:pPr>
+        <w:spacing w:after="60" w:before="60" w:line="300"/>
+        <w:jc w:val="both"/>
+      </w:pPr>
+      <w:r>
+        <w:rPr>
+          <w:rFonts w:ascii="맑은 고딕" w:cs="맑은 고딕" w:eastAsia="맑은 고딕" w:hAnsi="맑은 고딕"/>
+          <w:b w:val="false"/>
+          <w:bCs w:val="false"/>
+          <w:sz w:val="20"/>
+          <w:szCs w:val="20"/>
+        </w:rPr>
+        <w:t xml:space="preserve">7.2.5 </w:t>
       </w:r>
       <w:r>
         <w:rPr>
@@ -10063,7 +10569,7 @@
           <w:sz w:val="20"/>
           <w:szCs w:val="20"/>
         </w:rPr>
-        <w:t xml:space="preserve">7.5.3 시험 종료 시 시험감독책임자는 소지품 확인 후 퇴실, 결과 통보 예정일과 확인 방법, 합격증 발급 일정을 공지한다.</w:t>
+        <w:t xml:space="preserve">7.5.3 시험 종료 시 시험감독책임자는 소지품 확인 후 퇴실, 결과 통보 예정일과 확인 방법, 자격증 발급 일정을 공지한다.</w:t>
       </w:r>
     </w:p>
     <w:p>
@@ -13528,10 +14034,10 @@
         </w:tblBorders>
       </w:tblPr>
       <w:tblGrid>
-        <w:gridCol w:w="1836"/>
-        <w:gridCol w:w="1950"/>
-        <w:gridCol w:w="3213"/>
-        <w:gridCol w:w="2640"/>
+        <w:gridCol w:w="1904"/>
+        <w:gridCol w:w="2023"/>
+        <w:gridCol w:w="2975"/>
+        <w:gridCol w:w="2737"/>
       </w:tblGrid>
       <w:tr>
         <w:trPr>
@@ -13539,7 +14045,7 @@
         </w:trPr>
         <w:tc>
           <w:tcPr>
-            <w:tcW w:type="dxa" w:w="1836"/>
+            <w:tcW w:type="dxa" w:w="1904"/>
             <w:tcBorders>
               <w:top w:val="single" w:color="999999" w:sz="4"/>
               <w:left w:val="single" w:color="999999" w:sz="4"/>
@@ -13572,7 +14078,7 @@
         </w:tc>
         <w:tc>
           <w:tcPr>
-            <w:tcW w:type="dxa" w:w="1950"/>
+            <w:tcW w:type="dxa" w:w="2023"/>
             <w:tcBorders>
               <w:top w:val="single" w:color="999999" w:sz="4"/>
               <w:left w:val="single" w:color="999999" w:sz="4"/>
@@ -13605,7 +14111,7 @@
         </w:tc>
         <w:tc>
           <w:tcPr>
-            <w:tcW w:type="dxa" w:w="3213"/>
+            <w:tcW w:type="dxa" w:w="2975"/>
             <w:tcBorders>
               <w:top w:val="single" w:color="999999" w:sz="4"/>
               <w:left w:val="single" w:color="999999" w:sz="4"/>
@@ -13638,7 +14144,7 @@
         </w:tc>
         <w:tc>
           <w:tcPr>
-            <w:tcW w:type="dxa" w:w="2640"/>
+            <w:tcW w:type="dxa" w:w="2737"/>
             <w:tcBorders>
               <w:top w:val="single" w:color="999999" w:sz="4"/>
               <w:left w:val="single" w:color="999999" w:sz="4"/>
@@ -13676,7 +14182,7 @@
         </w:trPr>
         <w:tc>
           <w:tcPr>
-            <w:tcW w:type="dxa" w:w="1836"/>
+            <w:tcW w:type="dxa" w:w="1904"/>
             <w:tcBorders>
               <w:top w:val="single" w:color="999999" w:sz="4"/>
               <w:left w:val="single" w:color="999999" w:sz="4"/>
@@ -13708,7 +14214,7 @@
         </w:tc>
         <w:tc>
           <w:tcPr>
-            <w:tcW w:type="dxa" w:w="1950"/>
+            <w:tcW w:type="dxa" w:w="2023"/>
             <w:tcBorders>
               <w:top w:val="single" w:color="999999" w:sz="4"/>
               <w:left w:val="single" w:color="999999" w:sz="4"/>
@@ -13740,7 +14246,7 @@
         </w:tc>
         <w:tc>
           <w:tcPr>
-            <w:tcW w:type="dxa" w:w="3213"/>
+            <w:tcW w:type="dxa" w:w="2975"/>
             <w:tcBorders>
               <w:top w:val="single" w:color="999999" w:sz="4"/>
               <w:left w:val="single" w:color="999999" w:sz="4"/>
@@ -13772,7 +14278,7 @@
         </w:tc>
         <w:tc>
           <w:tcPr>
-            <w:tcW w:type="dxa" w:w="2640"/>
+            <w:tcW w:type="dxa" w:w="2737"/>
             <w:tcBorders>
               <w:top w:val="single" w:color="999999" w:sz="4"/>
               <w:left w:val="single" w:color="999999" w:sz="4"/>
@@ -13809,7 +14315,7 @@
         </w:trPr>
         <w:tc>
           <w:tcPr>
-            <w:tcW w:type="dxa" w:w="1836"/>
+            <w:tcW w:type="dxa" w:w="1904"/>
             <w:tcBorders>
               <w:top w:val="single" w:color="999999" w:sz="4"/>
               <w:left w:val="single" w:color="999999" w:sz="4"/>
@@ -13841,7 +14347,7 @@
         </w:tc>
         <w:tc>
           <w:tcPr>
-            <w:tcW w:type="dxa" w:w="1950"/>
+            <w:tcW w:type="dxa" w:w="2023"/>
             <w:tcBorders>
               <w:top w:val="single" w:color="999999" w:sz="4"/>
               <w:left w:val="single" w:color="999999" w:sz="4"/>
@@ -13871,7 +14377,7 @@
         </w:tc>
         <w:tc>
           <w:tcPr>
-            <w:tcW w:type="dxa" w:w="3213"/>
+            <w:tcW w:type="dxa" w:w="2975"/>
             <w:tcBorders>
               <w:top w:val="single" w:color="999999" w:sz="4"/>
               <w:left w:val="single" w:color="999999" w:sz="4"/>
@@ -13901,7 +14407,7 @@
         </w:tc>
         <w:tc>
           <w:tcPr>
-            <w:tcW w:type="dxa" w:w="2640"/>
+            <w:tcW w:type="dxa" w:w="2737"/>
             <w:tcBorders>
               <w:top w:val="single" w:color="999999" w:sz="4"/>
               <w:left w:val="single" w:color="999999" w:sz="4"/>
@@ -13936,7 +14442,7 @@
         </w:trPr>
         <w:tc>
           <w:tcPr>
-            <w:tcW w:type="dxa" w:w="1836"/>
+            <w:tcW w:type="dxa" w:w="1904"/>
             <w:tcBorders>
               <w:top w:val="single" w:color="999999" w:sz="4"/>
               <w:left w:val="single" w:color="999999" w:sz="4"/>
@@ -13968,7 +14474,7 @@
         </w:tc>
         <w:tc>
           <w:tcPr>
-            <w:tcW w:type="dxa" w:w="1950"/>
+            <w:tcW w:type="dxa" w:w="2023"/>
             <w:tcBorders>
               <w:top w:val="single" w:color="999999" w:sz="4"/>
               <w:left w:val="single" w:color="999999" w:sz="4"/>
@@ -14000,7 +14506,7 @@
         </w:tc>
         <w:tc>
           <w:tcPr>
-            <w:tcW w:type="dxa" w:w="3213"/>
+            <w:tcW w:type="dxa" w:w="2975"/>
             <w:tcBorders>
               <w:top w:val="single" w:color="999999" w:sz="4"/>
               <w:left w:val="single" w:color="999999" w:sz="4"/>
@@ -14032,7 +14538,7 @@
         </w:tc>
         <w:tc>
           <w:tcPr>
-            <w:tcW w:type="dxa" w:w="2640"/>
+            <w:tcW w:type="dxa" w:w="2737"/>
             <w:tcBorders>
               <w:top w:val="single" w:color="999999" w:sz="4"/>
               <w:left w:val="single" w:color="999999" w:sz="4"/>
@@ -14069,7 +14575,7 @@
         </w:trPr>
         <w:tc>
           <w:tcPr>
-            <w:tcW w:type="dxa" w:w="1836"/>
+            <w:tcW w:type="dxa" w:w="1904"/>
             <w:tcBorders>
               <w:top w:val="single" w:color="999999" w:sz="4"/>
               <w:left w:val="single" w:color="999999" w:sz="4"/>
@@ -14101,7 +14607,7 @@
         </w:tc>
         <w:tc>
           <w:tcPr>
-            <w:tcW w:type="dxa" w:w="1950"/>
+            <w:tcW w:type="dxa" w:w="2023"/>
             <w:tcBorders>
               <w:top w:val="single" w:color="999999" w:sz="4"/>
               <w:left w:val="single" w:color="999999" w:sz="4"/>
@@ -14131,7 +14637,7 @@
         </w:tc>
         <w:tc>
           <w:tcPr>
-            <w:tcW w:type="dxa" w:w="3213"/>
+            <w:tcW w:type="dxa" w:w="2975"/>
             <w:tcBorders>
               <w:top w:val="single" w:color="999999" w:sz="4"/>
               <w:left w:val="single" w:color="999999" w:sz="4"/>
@@ -14161,7 +14667,7 @@
         </w:tc>
         <w:tc>
           <w:tcPr>
-            <w:tcW w:type="dxa" w:w="2640"/>
+            <w:tcW w:type="dxa" w:w="2737"/>
             <w:tcBorders>
               <w:top w:val="single" w:color="999999" w:sz="4"/>
               <w:left w:val="single" w:color="999999" w:sz="4"/>
@@ -14196,7 +14702,7 @@
         </w:trPr>
         <w:tc>
           <w:tcPr>
-            <w:tcW w:type="dxa" w:w="1836"/>
+            <w:tcW w:type="dxa" w:w="1904"/>
             <w:tcBorders>
               <w:top w:val="single" w:color="999999" w:sz="4"/>
               <w:left w:val="single" w:color="999999" w:sz="4"/>
@@ -14228,7 +14734,7 @@
         </w:tc>
         <w:tc>
           <w:tcPr>
-            <w:tcW w:type="dxa" w:w="1950"/>
+            <w:tcW w:type="dxa" w:w="2023"/>
             <w:tcBorders>
               <w:top w:val="single" w:color="999999" w:sz="4"/>
               <w:left w:val="single" w:color="999999" w:sz="4"/>
@@ -14260,7 +14766,7 @@
         </w:tc>
         <w:tc>
           <w:tcPr>
-            <w:tcW w:type="dxa" w:w="3213"/>
+            <w:tcW w:type="dxa" w:w="2975"/>
             <w:tcBorders>
               <w:top w:val="single" w:color="999999" w:sz="4"/>
               <w:left w:val="single" w:color="999999" w:sz="4"/>
@@ -14292,7 +14798,7 @@
         </w:tc>
         <w:tc>
           <w:tcPr>
-            <w:tcW w:type="dxa" w:w="2640"/>
+            <w:tcW w:type="dxa" w:w="2737"/>
             <w:tcBorders>
               <w:top w:val="single" w:color="999999" w:sz="4"/>
               <w:left w:val="single" w:color="999999" w:sz="4"/>
@@ -14329,7 +14835,7 @@
         </w:trPr>
         <w:tc>
           <w:tcPr>
-            <w:tcW w:type="dxa" w:w="1836"/>
+            <w:tcW w:type="dxa" w:w="1904"/>
             <w:tcBorders>
               <w:top w:val="single" w:color="999999" w:sz="4"/>
               <w:left w:val="single" w:color="999999" w:sz="4"/>
@@ -14361,7 +14867,7 @@
         </w:tc>
         <w:tc>
           <w:tcPr>
-            <w:tcW w:type="dxa" w:w="1950"/>
+            <w:tcW w:type="dxa" w:w="2023"/>
             <w:tcBorders>
               <w:top w:val="single" w:color="999999" w:sz="4"/>
               <w:left w:val="single" w:color="999999" w:sz="4"/>
@@ -14391,7 +14897,7 @@
         </w:tc>
         <w:tc>
           <w:tcPr>
-            <w:tcW w:type="dxa" w:w="3213"/>
+            <w:tcW w:type="dxa" w:w="2975"/>
             <w:tcBorders>
               <w:top w:val="single" w:color="999999" w:sz="4"/>
               <w:left w:val="single" w:color="999999" w:sz="4"/>
@@ -14421,7 +14927,7 @@
         </w:tc>
         <w:tc>
           <w:tcPr>
-            <w:tcW w:type="dxa" w:w="2640"/>
+            <w:tcW w:type="dxa" w:w="2737"/>
             <w:tcBorders>
               <w:top w:val="single" w:color="999999" w:sz="4"/>
               <w:left w:val="single" w:color="999999" w:sz="4"/>
@@ -14456,7 +14962,7 @@
         </w:trPr>
         <w:tc>
           <w:tcPr>
-            <w:tcW w:type="dxa" w:w="1836"/>
+            <w:tcW w:type="dxa" w:w="1904"/>
             <w:tcBorders>
               <w:top w:val="single" w:color="999999" w:sz="4"/>
               <w:left w:val="single" w:color="999999" w:sz="4"/>
@@ -14488,7 +14994,7 @@
         </w:tc>
         <w:tc>
           <w:tcPr>
-            <w:tcW w:type="dxa" w:w="1950"/>
+            <w:tcW w:type="dxa" w:w="2023"/>
             <w:tcBorders>
               <w:top w:val="single" w:color="999999" w:sz="4"/>
               <w:left w:val="single" w:color="999999" w:sz="4"/>
@@ -14520,7 +15026,7 @@
         </w:tc>
         <w:tc>
           <w:tcPr>
-            <w:tcW w:type="dxa" w:w="3213"/>
+            <w:tcW w:type="dxa" w:w="2975"/>
             <w:tcBorders>
               <w:top w:val="single" w:color="999999" w:sz="4"/>
               <w:left w:val="single" w:color="999999" w:sz="4"/>
@@ -14552,7 +15058,7 @@
         </w:tc>
         <w:tc>
           <w:tcPr>
-            <w:tcW w:type="dxa" w:w="2640"/>
+            <w:tcW w:type="dxa" w:w="2737"/>
             <w:tcBorders>
               <w:top w:val="single" w:color="999999" w:sz="4"/>
               <w:left w:val="single" w:color="999999" w:sz="4"/>
@@ -14589,7 +15095,7 @@
         </w:trPr>
         <w:tc>
           <w:tcPr>
-            <w:tcW w:type="dxa" w:w="1836"/>
+            <w:tcW w:type="dxa" w:w="1904"/>
             <w:tcBorders>
               <w:top w:val="single" w:color="999999" w:sz="4"/>
               <w:left w:val="single" w:color="999999" w:sz="4"/>
@@ -14621,7 +15127,7 @@
         </w:tc>
         <w:tc>
           <w:tcPr>
-            <w:tcW w:type="dxa" w:w="1950"/>
+            <w:tcW w:type="dxa" w:w="2023"/>
             <w:tcBorders>
               <w:top w:val="single" w:color="999999" w:sz="4"/>
               <w:left w:val="single" w:color="999999" w:sz="4"/>
@@ -14651,7 +15157,7 @@
         </w:tc>
         <w:tc>
           <w:tcPr>
-            <w:tcW w:type="dxa" w:w="3213"/>
+            <w:tcW w:type="dxa" w:w="2975"/>
             <w:tcBorders>
               <w:top w:val="single" w:color="999999" w:sz="4"/>
               <w:left w:val="single" w:color="999999" w:sz="4"/>
@@ -14681,7 +15187,7 @@
         </w:tc>
         <w:tc>
           <w:tcPr>
-            <w:tcW w:type="dxa" w:w="2640"/>
+            <w:tcW w:type="dxa" w:w="2737"/>
             <w:tcBorders>
               <w:top w:val="single" w:color="999999" w:sz="4"/>
               <w:left w:val="single" w:color="999999" w:sz="4"/>
@@ -14716,7 +15222,7 @@
         </w:trPr>
         <w:tc>
           <w:tcPr>
-            <w:tcW w:type="dxa" w:w="1836"/>
+            <w:tcW w:type="dxa" w:w="1904"/>
             <w:tcBorders>
               <w:top w:val="single" w:color="999999" w:sz="4"/>
               <w:left w:val="single" w:color="999999" w:sz="4"/>
@@ -14748,7 +15254,7 @@
         </w:tc>
         <w:tc>
           <w:tcPr>
-            <w:tcW w:type="dxa" w:w="1950"/>
+            <w:tcW w:type="dxa" w:w="2023"/>
             <w:tcBorders>
               <w:top w:val="single" w:color="999999" w:sz="4"/>
               <w:left w:val="single" w:color="999999" w:sz="4"/>
@@ -14780,7 +15286,7 @@
         </w:tc>
         <w:tc>
           <w:tcPr>
-            <w:tcW w:type="dxa" w:w="3213"/>
+            <w:tcW w:type="dxa" w:w="2975"/>
             <w:tcBorders>
               <w:top w:val="single" w:color="999999" w:sz="4"/>
               <w:left w:val="single" w:color="999999" w:sz="4"/>
@@ -14812,7 +15318,7 @@
         </w:tc>
         <w:tc>
           <w:tcPr>
-            <w:tcW w:type="dxa" w:w="2640"/>
+            <w:tcW w:type="dxa" w:w="2737"/>
             <w:tcBorders>
               <w:top w:val="single" w:color="999999" w:sz="4"/>
               <w:left w:val="single" w:color="999999" w:sz="4"/>
@@ -14849,7 +15355,7 @@
         </w:trPr>
         <w:tc>
           <w:tcPr>
-            <w:tcW w:type="dxa" w:w="1836"/>
+            <w:tcW w:type="dxa" w:w="1904"/>
             <w:tcBorders>
               <w:top w:val="single" w:color="999999" w:sz="4"/>
               <w:left w:val="single" w:color="999999" w:sz="4"/>
@@ -14881,7 +15387,7 @@
         </w:tc>
         <w:tc>
           <w:tcPr>
-            <w:tcW w:type="dxa" w:w="1950"/>
+            <w:tcW w:type="dxa" w:w="2023"/>
             <w:tcBorders>
               <w:top w:val="single" w:color="999999" w:sz="4"/>
               <w:left w:val="single" w:color="999999" w:sz="4"/>
@@ -14911,7 +15417,7 @@
         </w:tc>
         <w:tc>
           <w:tcPr>
-            <w:tcW w:type="dxa" w:w="3213"/>
+            <w:tcW w:type="dxa" w:w="2975"/>
             <w:tcBorders>
               <w:top w:val="single" w:color="999999" w:sz="4"/>
               <w:left w:val="single" w:color="999999" w:sz="4"/>
@@ -14941,7 +15447,7 @@
         </w:tc>
         <w:tc>
           <w:tcPr>
-            <w:tcW w:type="dxa" w:w="2640"/>
+            <w:tcW w:type="dxa" w:w="2737"/>
             <w:tcBorders>
               <w:top w:val="single" w:color="999999" w:sz="4"/>
               <w:left w:val="single" w:color="999999" w:sz="4"/>
@@ -14976,7 +15482,7 @@
         </w:trPr>
         <w:tc>
           <w:tcPr>
-            <w:tcW w:type="dxa" w:w="1836"/>
+            <w:tcW w:type="dxa" w:w="1904"/>
             <w:tcBorders>
               <w:top w:val="single" w:color="999999" w:sz="4"/>
               <w:left w:val="single" w:color="999999" w:sz="4"/>
@@ -15008,7 +15514,7 @@
         </w:tc>
         <w:tc>
           <w:tcPr>
-            <w:tcW w:type="dxa" w:w="1950"/>
+            <w:tcW w:type="dxa" w:w="2023"/>
             <w:tcBorders>
               <w:top w:val="single" w:color="999999" w:sz="4"/>
               <w:left w:val="single" w:color="999999" w:sz="4"/>
@@ -15040,7 +15546,7 @@
         </w:tc>
         <w:tc>
           <w:tcPr>
-            <w:tcW w:type="dxa" w:w="3213"/>
+            <w:tcW w:type="dxa" w:w="2975"/>
             <w:tcBorders>
               <w:top w:val="single" w:color="999999" w:sz="4"/>
               <w:left w:val="single" w:color="999999" w:sz="4"/>
@@ -15072,7 +15578,7 @@
         </w:tc>
         <w:tc>
           <w:tcPr>
-            <w:tcW w:type="dxa" w:w="2640"/>
+            <w:tcW w:type="dxa" w:w="2737"/>
             <w:tcBorders>
               <w:top w:val="single" w:color="999999" w:sz="4"/>
               <w:left w:val="single" w:color="999999" w:sz="4"/>
@@ -15109,7 +15615,7 @@
         </w:trPr>
         <w:tc>
           <w:tcPr>
-            <w:tcW w:type="dxa" w:w="1836"/>
+            <w:tcW w:type="dxa" w:w="1904"/>
             <w:tcBorders>
               <w:top w:val="single" w:color="999999" w:sz="4"/>
               <w:left w:val="single" w:color="999999" w:sz="4"/>
@@ -15141,7 +15647,7 @@
         </w:tc>
         <w:tc>
           <w:tcPr>
-            <w:tcW w:type="dxa" w:w="1950"/>
+            <w:tcW w:type="dxa" w:w="2023"/>
             <w:tcBorders>
               <w:top w:val="single" w:color="999999" w:sz="4"/>
               <w:left w:val="single" w:color="999999" w:sz="4"/>
@@ -15171,7 +15677,7 @@
         </w:tc>
         <w:tc>
           <w:tcPr>
-            <w:tcW w:type="dxa" w:w="3213"/>
+            <w:tcW w:type="dxa" w:w="2975"/>
             <w:tcBorders>
               <w:top w:val="single" w:color="999999" w:sz="4"/>
               <w:left w:val="single" w:color="999999" w:sz="4"/>
@@ -15201,7 +15707,7 @@
         </w:tc>
         <w:tc>
           <w:tcPr>
-            <w:tcW w:type="dxa" w:w="2640"/>
+            <w:tcW w:type="dxa" w:w="2737"/>
             <w:tcBorders>
               <w:top w:val="single" w:color="999999" w:sz="4"/>
               <w:left w:val="single" w:color="999999" w:sz="4"/>
@@ -15236,7 +15742,7 @@
         </w:trPr>
         <w:tc>
           <w:tcPr>
-            <w:tcW w:type="dxa" w:w="1836"/>
+            <w:tcW w:type="dxa" w:w="1904"/>
             <w:tcBorders>
               <w:top w:val="single" w:color="999999" w:sz="4"/>
               <w:left w:val="single" w:color="999999" w:sz="4"/>
@@ -15268,7 +15774,7 @@
         </w:tc>
         <w:tc>
           <w:tcPr>
-            <w:tcW w:type="dxa" w:w="1950"/>
+            <w:tcW w:type="dxa" w:w="2023"/>
             <w:tcBorders>
               <w:top w:val="single" w:color="999999" w:sz="4"/>
               <w:left w:val="single" w:color="999999" w:sz="4"/>
@@ -15300,7 +15806,7 @@
         </w:tc>
         <w:tc>
           <w:tcPr>
-            <w:tcW w:type="dxa" w:w="3213"/>
+            <w:tcW w:type="dxa" w:w="2975"/>
             <w:tcBorders>
               <w:top w:val="single" w:color="999999" w:sz="4"/>
               <w:left w:val="single" w:color="999999" w:sz="4"/>
@@ -15332,7 +15838,7 @@
         </w:tc>
         <w:tc>
           <w:tcPr>
-            <w:tcW w:type="dxa" w:w="2640"/>
+            <w:tcW w:type="dxa" w:w="2737"/>
             <w:tcBorders>
               <w:top w:val="single" w:color="999999" w:sz="4"/>
               <w:left w:val="single" w:color="999999" w:sz="4"/>
@@ -15369,7 +15875,7 @@
         </w:trPr>
         <w:tc>
           <w:tcPr>
-            <w:tcW w:type="dxa" w:w="1836"/>
+            <w:tcW w:type="dxa" w:w="1904"/>
             <w:tcBorders>
               <w:top w:val="single" w:color="999999" w:sz="4"/>
               <w:left w:val="single" w:color="999999" w:sz="4"/>
@@ -15401,7 +15907,7 @@
         </w:tc>
         <w:tc>
           <w:tcPr>
-            <w:tcW w:type="dxa" w:w="1950"/>
+            <w:tcW w:type="dxa" w:w="2023"/>
             <w:tcBorders>
               <w:top w:val="single" w:color="999999" w:sz="4"/>
               <w:left w:val="single" w:color="999999" w:sz="4"/>
@@ -15431,7 +15937,7 @@
         </w:tc>
         <w:tc>
           <w:tcPr>
-            <w:tcW w:type="dxa" w:w="3213"/>
+            <w:tcW w:type="dxa" w:w="2975"/>
             <w:tcBorders>
               <w:top w:val="single" w:color="999999" w:sz="4"/>
               <w:left w:val="single" w:color="999999" w:sz="4"/>
@@ -15461,7 +15967,7 @@
         </w:tc>
         <w:tc>
           <w:tcPr>
-            <w:tcW w:type="dxa" w:w="2640"/>
+            <w:tcW w:type="dxa" w:w="2737"/>
             <w:tcBorders>
               <w:top w:val="single" w:color="999999" w:sz="4"/>
               <w:left w:val="single" w:color="999999" w:sz="4"/>
@@ -15496,7 +16002,7 @@
         </w:trPr>
         <w:tc>
           <w:tcPr>
-            <w:tcW w:type="dxa" w:w="1836"/>
+            <w:tcW w:type="dxa" w:w="1904"/>
             <w:tcBorders>
               <w:top w:val="single" w:color="999999" w:sz="4"/>
               <w:left w:val="single" w:color="999999" w:sz="4"/>
@@ -15528,7 +16034,7 @@
         </w:tc>
         <w:tc>
           <w:tcPr>
-            <w:tcW w:type="dxa" w:w="1950"/>
+            <w:tcW w:type="dxa" w:w="2023"/>
             <w:tcBorders>
               <w:top w:val="single" w:color="999999" w:sz="4"/>
               <w:left w:val="single" w:color="999999" w:sz="4"/>
@@ -15560,7 +16066,7 @@
         </w:tc>
         <w:tc>
           <w:tcPr>
-            <w:tcW w:type="dxa" w:w="3213"/>
+            <w:tcW w:type="dxa" w:w="2975"/>
             <w:tcBorders>
               <w:top w:val="single" w:color="999999" w:sz="4"/>
               <w:left w:val="single" w:color="999999" w:sz="4"/>
@@ -15592,7 +16098,7 @@
         </w:tc>
         <w:tc>
           <w:tcPr>
-            <w:tcW w:type="dxa" w:w="2640"/>
+            <w:tcW w:type="dxa" w:w="2737"/>
             <w:tcBorders>
               <w:top w:val="single" w:color="999999" w:sz="4"/>
               <w:left w:val="single" w:color="999999" w:sz="4"/>
@@ -15629,7 +16135,7 @@
         </w:trPr>
         <w:tc>
           <w:tcPr>
-            <w:tcW w:type="dxa" w:w="1836"/>
+            <w:tcW w:type="dxa" w:w="1904"/>
             <w:tcBorders>
               <w:top w:val="single" w:color="999999" w:sz="4"/>
               <w:left w:val="single" w:color="999999" w:sz="4"/>
@@ -15661,7 +16167,7 @@
         </w:tc>
         <w:tc>
           <w:tcPr>
-            <w:tcW w:type="dxa" w:w="1950"/>
+            <w:tcW w:type="dxa" w:w="2023"/>
             <w:tcBorders>
               <w:top w:val="single" w:color="999999" w:sz="4"/>
               <w:left w:val="single" w:color="999999" w:sz="4"/>
@@ -15691,7 +16197,7 @@
         </w:tc>
         <w:tc>
           <w:tcPr>
-            <w:tcW w:type="dxa" w:w="3213"/>
+            <w:tcW w:type="dxa" w:w="2975"/>
             <w:tcBorders>
               <w:top w:val="single" w:color="999999" w:sz="4"/>
               <w:left w:val="single" w:color="999999" w:sz="4"/>
@@ -15721,7 +16227,7 @@
         </w:tc>
         <w:tc>
           <w:tcPr>
-            <w:tcW w:type="dxa" w:w="2640"/>
+            <w:tcW w:type="dxa" w:w="2737"/>
             <w:tcBorders>
               <w:top w:val="single" w:color="999999" w:sz="4"/>
               <w:left w:val="single" w:color="999999" w:sz="4"/>
@@ -15756,7 +16262,7 @@
         </w:trPr>
         <w:tc>
           <w:tcPr>
-            <w:tcW w:type="dxa" w:w="1836"/>
+            <w:tcW w:type="dxa" w:w="1904"/>
             <w:tcBorders>
               <w:top w:val="single" w:color="999999" w:sz="4"/>
               <w:left w:val="single" w:color="999999" w:sz="4"/>
@@ -15788,7 +16294,7 @@
         </w:tc>
         <w:tc>
           <w:tcPr>
-            <w:tcW w:type="dxa" w:w="1950"/>
+            <w:tcW w:type="dxa" w:w="2023"/>
             <w:tcBorders>
               <w:top w:val="single" w:color="999999" w:sz="4"/>
               <w:left w:val="single" w:color="999999" w:sz="4"/>
@@ -15820,7 +16326,7 @@
         </w:tc>
         <w:tc>
           <w:tcPr>
-            <w:tcW w:type="dxa" w:w="3213"/>
+            <w:tcW w:type="dxa" w:w="2975"/>
             <w:tcBorders>
               <w:top w:val="single" w:color="999999" w:sz="4"/>
               <w:left w:val="single" w:color="999999" w:sz="4"/>
@@ -15852,7 +16358,7 @@
         </w:tc>
         <w:tc>
           <w:tcPr>
-            <w:tcW w:type="dxa" w:w="2640"/>
+            <w:tcW w:type="dxa" w:w="2737"/>
             <w:tcBorders>
               <w:top w:val="single" w:color="999999" w:sz="4"/>
               <w:left w:val="single" w:color="999999" w:sz="4"/>
@@ -15889,7 +16395,7 @@
         </w:trPr>
         <w:tc>
           <w:tcPr>
-            <w:tcW w:type="dxa" w:w="1836"/>
+            <w:tcW w:type="dxa" w:w="1904"/>
             <w:tcBorders>
               <w:top w:val="single" w:color="999999" w:sz="4"/>
               <w:left w:val="single" w:color="999999" w:sz="4"/>
@@ -15921,7 +16427,7 @@
         </w:tc>
         <w:tc>
           <w:tcPr>
-            <w:tcW w:type="dxa" w:w="1950"/>
+            <w:tcW w:type="dxa" w:w="2023"/>
             <w:tcBorders>
               <w:top w:val="single" w:color="999999" w:sz="4"/>
               <w:left w:val="single" w:color="999999" w:sz="4"/>
@@ -15951,7 +16457,7 @@
         </w:tc>
         <w:tc>
           <w:tcPr>
-            <w:tcW w:type="dxa" w:w="3213"/>
+            <w:tcW w:type="dxa" w:w="2975"/>
             <w:tcBorders>
               <w:top w:val="single" w:color="999999" w:sz="4"/>
               <w:left w:val="single" w:color="999999" w:sz="4"/>
@@ -15981,7 +16487,7 @@
         </w:tc>
         <w:tc>
           <w:tcPr>
-            <w:tcW w:type="dxa" w:w="2640"/>
+            <w:tcW w:type="dxa" w:w="2737"/>
             <w:tcBorders>
               <w:top w:val="single" w:color="999999" w:sz="4"/>
               <w:left w:val="single" w:color="999999" w:sz="4"/>
@@ -16016,7 +16522,7 @@
         </w:trPr>
         <w:tc>
           <w:tcPr>
-            <w:tcW w:type="dxa" w:w="1836"/>
+            <w:tcW w:type="dxa" w:w="1904"/>
             <w:tcBorders>
               <w:top w:val="single" w:color="999999" w:sz="4"/>
               <w:left w:val="single" w:color="999999" w:sz="4"/>
@@ -16048,7 +16554,7 @@
         </w:tc>
         <w:tc>
           <w:tcPr>
-            <w:tcW w:type="dxa" w:w="1950"/>
+            <w:tcW w:type="dxa" w:w="2023"/>
             <w:tcBorders>
               <w:top w:val="single" w:color="999999" w:sz="4"/>
               <w:left w:val="single" w:color="999999" w:sz="4"/>
@@ -16080,65 +16586,65 @@
         </w:tc>
         <w:tc>
           <w:tcPr>
-            <w:tcW w:type="dxa" w:w="3213"/>
-            <w:tcBorders>
-              <w:top w:val="single" w:color="999999" w:sz="4"/>
-              <w:left w:val="single" w:color="999999" w:sz="4"/>
-              <w:bottom w:val="single" w:color="999999" w:sz="4"/>
-              <w:right w:val="single" w:color="999999" w:sz="4"/>
-            </w:tcBorders>
-            <w:tcMar>
-              <w:top w:type="dxa" w:w="60"/>
-              <w:left w:type="dxa" w:w="90"/>
-              <w:bottom w:type="dxa" w:w="60"/>
-              <w:right w:type="dxa" w:w="90"/>
-            </w:tcMar>
-          </w:tcPr>
-          <w:p>
-            <w:pPr>
-              <w:spacing w:after="20" w:before="20"/>
-            </w:pPr>
-            <w:r>
-              <w:rPr>
-                <w:rFonts w:ascii="맑은 고딕" w:cs="맑은 고딕" w:eastAsia="맑은 고딕" w:hAnsi="맑은 고딕"/>
-                <w:b w:val="false"/>
-                <w:bCs w:val="false"/>
-                <w:sz w:val="18"/>
-                <w:szCs w:val="18"/>
-              </w:rPr>
-              <w:t xml:space="preserve">결과 통보, 자격 인증서 발행 (E01 7.6.7)</w:t>
-            </w:r>
-          </w:p>
-        </w:tc>
-        <w:tc>
-          <w:tcPr>
-            <w:tcW w:type="dxa" w:w="2640"/>
-            <w:tcBorders>
-              <w:top w:val="single" w:color="999999" w:sz="4"/>
-              <w:left w:val="single" w:color="999999" w:sz="4"/>
-              <w:bottom w:val="single" w:color="999999" w:sz="4"/>
-              <w:right w:val="single" w:color="999999" w:sz="4"/>
-            </w:tcBorders>
-            <w:tcMar>
-              <w:top w:type="dxa" w:w="60"/>
-              <w:left w:type="dxa" w:w="90"/>
-              <w:bottom w:type="dxa" w:w="60"/>
-              <w:right w:type="dxa" w:w="90"/>
-            </w:tcMar>
-          </w:tcPr>
-          <w:p>
-            <w:pPr>
-              <w:spacing w:after="20" w:before="20"/>
-            </w:pPr>
-            <w:r>
-              <w:rPr>
-                <w:rFonts w:ascii="맑은 고딕" w:cs="맑은 고딕" w:eastAsia="맑은 고딕" w:hAnsi="맑은 고딕"/>
-                <w:b w:val="false"/>
-                <w:bCs w:val="false"/>
-                <w:sz w:val="18"/>
-                <w:szCs w:val="18"/>
-              </w:rPr>
-              <w:t xml:space="preserve">자격 인증서</w:t>
+            <w:tcW w:type="dxa" w:w="2975"/>
+            <w:tcBorders>
+              <w:top w:val="single" w:color="999999" w:sz="4"/>
+              <w:left w:val="single" w:color="999999" w:sz="4"/>
+              <w:bottom w:val="single" w:color="999999" w:sz="4"/>
+              <w:right w:val="single" w:color="999999" w:sz="4"/>
+            </w:tcBorders>
+            <w:tcMar>
+              <w:top w:type="dxa" w:w="60"/>
+              <w:left w:type="dxa" w:w="90"/>
+              <w:bottom w:type="dxa" w:w="60"/>
+              <w:right w:type="dxa" w:w="90"/>
+            </w:tcMar>
+          </w:tcPr>
+          <w:p>
+            <w:pPr>
+              <w:spacing w:after="20" w:before="20"/>
+            </w:pPr>
+            <w:r>
+              <w:rPr>
+                <w:rFonts w:ascii="맑은 고딕" w:cs="맑은 고딕" w:eastAsia="맑은 고딕" w:hAnsi="맑은 고딕"/>
+                <w:b w:val="false"/>
+                <w:bCs w:val="false"/>
+                <w:sz w:val="18"/>
+                <w:szCs w:val="18"/>
+              </w:rPr>
+              <w:t xml:space="preserve">결과 통보, 자격증 발행 (E01 7.6.7)</w:t>
+            </w:r>
+          </w:p>
+        </w:tc>
+        <w:tc>
+          <w:tcPr>
+            <w:tcW w:type="dxa" w:w="2737"/>
+            <w:tcBorders>
+              <w:top w:val="single" w:color="999999" w:sz="4"/>
+              <w:left w:val="single" w:color="999999" w:sz="4"/>
+              <w:bottom w:val="single" w:color="999999" w:sz="4"/>
+              <w:right w:val="single" w:color="999999" w:sz="4"/>
+            </w:tcBorders>
+            <w:tcMar>
+              <w:top w:type="dxa" w:w="60"/>
+              <w:left w:type="dxa" w:w="90"/>
+              <w:bottom w:type="dxa" w:w="60"/>
+              <w:right w:type="dxa" w:w="90"/>
+            </w:tcMar>
+          </w:tcPr>
+          <w:p>
+            <w:pPr>
+              <w:spacing w:after="20" w:before="20"/>
+            </w:pPr>
+            <w:r>
+              <w:rPr>
+                <w:rFonts w:ascii="맑은 고딕" w:cs="맑은 고딕" w:eastAsia="맑은 고딕" w:hAnsi="맑은 고딕"/>
+                <w:b w:val="false"/>
+                <w:bCs w:val="false"/>
+                <w:sz w:val="18"/>
+                <w:szCs w:val="18"/>
+              </w:rPr>
+              <w:t xml:space="preserve">자격증</w:t>
             </w:r>
           </w:p>
         </w:tc>
@@ -16149,7 +16655,7 @@
         </w:trPr>
         <w:tc>
           <w:tcPr>
-            <w:tcW w:type="dxa" w:w="1836"/>
+            <w:tcW w:type="dxa" w:w="1904"/>
             <w:tcBorders>
               <w:top w:val="single" w:color="999999" w:sz="4"/>
               <w:left w:val="single" w:color="999999" w:sz="4"/>
@@ -16181,7 +16687,7 @@
         </w:tc>
         <w:tc>
           <w:tcPr>
-            <w:tcW w:type="dxa" w:w="1950"/>
+            <w:tcW w:type="dxa" w:w="2023"/>
             <w:tcBorders>
               <w:top w:val="single" w:color="999999" w:sz="4"/>
               <w:left w:val="single" w:color="999999" w:sz="4"/>
@@ -16211,7 +16717,7 @@
         </w:tc>
         <w:tc>
           <w:tcPr>
-            <w:tcW w:type="dxa" w:w="3213"/>
+            <w:tcW w:type="dxa" w:w="2975"/>
             <w:tcBorders>
               <w:top w:val="single" w:color="999999" w:sz="4"/>
               <w:left w:val="single" w:color="999999" w:sz="4"/>
@@ -16241,7 +16747,7 @@
         </w:tc>
         <w:tc>
           <w:tcPr>
-            <w:tcW w:type="dxa" w:w="2640"/>
+            <w:tcW w:type="dxa" w:w="2737"/>
             <w:tcBorders>
               <w:top w:val="single" w:color="999999" w:sz="4"/>
               <w:left w:val="single" w:color="999999" w:sz="4"/>
@@ -16276,7 +16782,7 @@
         </w:trPr>
         <w:tc>
           <w:tcPr>
-            <w:tcW w:type="dxa" w:w="1836"/>
+            <w:tcW w:type="dxa" w:w="1904"/>
             <w:tcBorders>
               <w:top w:val="single" w:color="999999" w:sz="4"/>
               <w:left w:val="single" w:color="999999" w:sz="4"/>
@@ -16308,7 +16814,7 @@
         </w:tc>
         <w:tc>
           <w:tcPr>
-            <w:tcW w:type="dxa" w:w="1950"/>
+            <w:tcW w:type="dxa" w:w="2023"/>
             <w:tcBorders>
               <w:top w:val="single" w:color="999999" w:sz="4"/>
               <w:left w:val="single" w:color="999999" w:sz="4"/>
@@ -16340,7 +16846,7 @@
         </w:tc>
         <w:tc>
           <w:tcPr>
-            <w:tcW w:type="dxa" w:w="3213"/>
+            <w:tcW w:type="dxa" w:w="2975"/>
             <w:tcBorders>
               <w:top w:val="single" w:color="999999" w:sz="4"/>
               <w:left w:val="single" w:color="999999" w:sz="4"/>
@@ -16372,7 +16878,7 @@
         </w:tc>
         <w:tc>
           <w:tcPr>
-            <w:tcW w:type="dxa" w:w="2640"/>
+            <w:tcW w:type="dxa" w:w="2737"/>
             <w:tcBorders>
               <w:top w:val="single" w:color="999999" w:sz="4"/>
               <w:left w:val="single" w:color="999999" w:sz="4"/>
@@ -17720,7 +18226,7 @@
                 <w:sz w:val="18"/>
                 <w:szCs w:val="18"/>
               </w:rPr>
-              <w:t xml:space="preserve">□ 관리본   ■ 비관리본   Controlled Copy For Reference</w:t>
+              <w:t xml:space="preserve">□ 관리본    □ 비관리본    Controlled Copy For Reference</w:t>
             </w:r>
           </w:p>
         </w:tc>
@@ -22850,10 +23356,9 @@
         </w:tblBorders>
       </w:tblPr>
       <w:tblGrid>
-        <w:gridCol w:w="1606"/>
-        <w:gridCol w:w="3672"/>
-        <w:gridCol w:w="1147"/>
-        <w:gridCol w:w="3214"/>
+        <w:gridCol w:w="1823"/>
+        <w:gridCol w:w="4168"/>
+        <w:gridCol w:w="3648"/>
       </w:tblGrid>
       <w:tr>
         <w:trPr>
@@ -22861,7 +23366,7 @@
         </w:trPr>
         <w:tc>
           <w:tcPr>
-            <w:tcW w:type="dxa" w:w="1606"/>
+            <w:tcW w:type="dxa" w:w="1823"/>
             <w:tcBorders>
               <w:top w:val="single" w:color="999999" w:sz="4"/>
               <w:left w:val="single" w:color="999999" w:sz="4"/>
@@ -22892,7 +23397,7 @@
         </w:tc>
         <w:tc>
           <w:tcPr>
-            <w:tcW w:type="dxa" w:w="3672"/>
+            <w:tcW w:type="dxa" w:w="4168"/>
             <w:tcBorders>
               <w:top w:val="single" w:color="999999" w:sz="4"/>
               <w:left w:val="single" w:color="999999" w:sz="4"/>
@@ -22925,40 +23430,7 @@
         </w:tc>
         <w:tc>
           <w:tcPr>
-            <w:tcW w:type="dxa" w:w="1147"/>
-            <w:tcBorders>
-              <w:top w:val="single" w:color="999999" w:sz="4"/>
-              <w:left w:val="single" w:color="999999" w:sz="4"/>
-              <w:bottom w:val="single" w:color="999999" w:sz="4"/>
-              <w:right w:val="single" w:color="999999" w:sz="4"/>
-            </w:tcBorders>
-            <w:shd w:fill="EFEFEF" w:val="clear"/>
-            <w:tcMar>
-              <w:top w:type="dxa" w:w="60"/>
-              <w:left w:type="dxa" w:w="90"/>
-              <w:bottom w:type="dxa" w:w="60"/>
-              <w:right w:type="dxa" w:w="90"/>
-            </w:tcMar>
-          </w:tcPr>
-          <w:p>
-            <w:pPr>
-              <w:spacing w:after="20" w:before="20"/>
-            </w:pPr>
-            <w:r>
-              <w:rPr>
-                <w:rFonts w:ascii="맑은 고딕" w:cs="맑은 고딕" w:eastAsia="맑은 고딕" w:hAnsi="맑은 고딕"/>
-                <w:b/>
-                <w:bCs/>
-                <w:sz w:val="18"/>
-                <w:szCs w:val="18"/>
-              </w:rPr>
-              <w:t xml:space="preserve">검 토 자</w:t>
-            </w:r>
-          </w:p>
-        </w:tc>
-        <w:tc>
-          <w:tcPr>
-            <w:tcW w:type="dxa" w:w="3214"/>
+            <w:tcW w:type="dxa" w:w="3648"/>
             <w:tcBorders>
               <w:top w:val="single" w:color="999999" w:sz="4"/>
               <w:left w:val="single" w:color="999999" w:sz="4"/>
@@ -22996,7 +23468,7 @@
         </w:trPr>
         <w:tc>
           <w:tcPr>
-            <w:tcW w:type="dxa" w:w="1606"/>
+            <w:tcW w:type="dxa" w:w="1823"/>
             <w:tcBorders>
               <w:top w:val="single" w:color="999999" w:sz="4"/>
               <w:left w:val="single" w:color="999999" w:sz="4"/>
@@ -23028,7 +23500,7 @@
         </w:tc>
         <w:tc>
           <w:tcPr>
-            <w:tcW w:type="dxa" w:w="3672"/>
+            <w:tcW w:type="dxa" w:w="4168"/>
             <w:tcBorders>
               <w:top w:val="single" w:color="999999" w:sz="4"/>
               <w:left w:val="single" w:color="999999" w:sz="4"/>
@@ -23060,37 +23532,7 @@
         </w:tc>
         <w:tc>
           <w:tcPr>
-            <w:tcW w:type="dxa" w:w="1147"/>
-            <w:tcBorders>
-              <w:top w:val="single" w:color="999999" w:sz="4"/>
-              <w:left w:val="single" w:color="999999" w:sz="4"/>
-              <w:bottom w:val="single" w:color="999999" w:sz="4"/>
-              <w:right w:val="single" w:color="999999" w:sz="4"/>
-            </w:tcBorders>
-            <w:tcMar>
-              <w:top w:type="dxa" w:w="60"/>
-              <w:left w:type="dxa" w:w="90"/>
-              <w:bottom w:type="dxa" w:w="60"/>
-              <w:right w:type="dxa" w:w="90"/>
-            </w:tcMar>
-          </w:tcPr>
-          <w:p>
-            <w:pPr>
-              <w:spacing w:after="20" w:before="20"/>
-            </w:pPr>
-            <w:r>
-              <w:rPr>
-                <w:rFonts w:ascii="맑은 고딕" w:cs="맑은 고딕" w:eastAsia="맑은 고딕" w:hAnsi="맑은 고딕"/>
-                <w:sz w:val="18"/>
-                <w:szCs w:val="18"/>
-              </w:rPr>
-              <w:t xml:space="preserve"/>
-            </w:r>
-          </w:p>
-        </w:tc>
-        <w:tc>
-          <w:tcPr>
-            <w:tcW w:type="dxa" w:w="3214"/>
+            <w:tcW w:type="dxa" w:w="3648"/>
             <w:tcBorders>
               <w:top w:val="single" w:color="999999" w:sz="4"/>
               <w:left w:val="single" w:color="999999" w:sz="4"/>
@@ -23127,7 +23569,7 @@
         </w:trPr>
         <w:tc>
           <w:tcPr>
-            <w:tcW w:type="dxa" w:w="1606"/>
+            <w:tcW w:type="dxa" w:w="1823"/>
             <w:tcBorders>
               <w:top w:val="single" w:color="999999" w:sz="4"/>
               <w:left w:val="single" w:color="999999" w:sz="4"/>
@@ -23159,7 +23601,7 @@
         </w:tc>
         <w:tc>
           <w:tcPr>
-            <w:tcW w:type="dxa" w:w="3672"/>
+            <w:tcW w:type="dxa" w:w="4168"/>
             <w:tcBorders>
               <w:top w:val="single" w:color="999999" w:sz="4"/>
               <w:left w:val="single" w:color="999999" w:sz="4"/>
@@ -23189,37 +23631,7 @@
         </w:tc>
         <w:tc>
           <w:tcPr>
-            <w:tcW w:type="dxa" w:w="1147"/>
-            <w:tcBorders>
-              <w:top w:val="single" w:color="999999" w:sz="4"/>
-              <w:left w:val="single" w:color="999999" w:sz="4"/>
-              <w:bottom w:val="single" w:color="999999" w:sz="4"/>
-              <w:right w:val="single" w:color="999999" w:sz="4"/>
-            </w:tcBorders>
-            <w:tcMar>
-              <w:top w:type="dxa" w:w="60"/>
-              <w:left w:type="dxa" w:w="90"/>
-              <w:bottom w:type="dxa" w:w="60"/>
-              <w:right w:type="dxa" w:w="90"/>
-            </w:tcMar>
-          </w:tcPr>
-          <w:p>
-            <w:pPr>
-              <w:spacing w:after="20" w:before="20"/>
-            </w:pPr>
-            <w:r>
-              <w:rPr>
-                <w:rFonts w:ascii="맑은 고딕" w:cs="맑은 고딕" w:eastAsia="맑은 고딕" w:hAnsi="맑은 고딕"/>
-                <w:sz w:val="18"/>
-                <w:szCs w:val="18"/>
-              </w:rPr>
-              <w:t xml:space="preserve"/>
-            </w:r>
-          </w:p>
-        </w:tc>
-        <w:tc>
-          <w:tcPr>
-            <w:tcW w:type="dxa" w:w="3214"/>
+            <w:tcW w:type="dxa" w:w="3648"/>
             <w:tcBorders>
               <w:top w:val="single" w:color="999999" w:sz="4"/>
               <w:left w:val="single" w:color="999999" w:sz="4"/>
@@ -23254,7 +23666,7 @@
         </w:trPr>
         <w:tc>
           <w:tcPr>
-            <w:tcW w:type="dxa" w:w="1606"/>
+            <w:tcW w:type="dxa" w:w="1823"/>
             <w:tcBorders>
               <w:top w:val="single" w:color="999999" w:sz="4"/>
               <w:left w:val="single" w:color="999999" w:sz="4"/>
@@ -23286,7 +23698,7 @@
         </w:tc>
         <w:tc>
           <w:tcPr>
-            <w:tcW w:type="dxa" w:w="3672"/>
+            <w:tcW w:type="dxa" w:w="4168"/>
             <w:tcBorders>
               <w:top w:val="single" w:color="999999" w:sz="4"/>
               <w:left w:val="single" w:color="999999" w:sz="4"/>
@@ -23316,37 +23728,7 @@
         </w:tc>
         <w:tc>
           <w:tcPr>
-            <w:tcW w:type="dxa" w:w="1147"/>
-            <w:tcBorders>
-              <w:top w:val="single" w:color="999999" w:sz="4"/>
-              <w:left w:val="single" w:color="999999" w:sz="4"/>
-              <w:bottom w:val="single" w:color="999999" w:sz="4"/>
-              <w:right w:val="single" w:color="999999" w:sz="4"/>
-            </w:tcBorders>
-            <w:tcMar>
-              <w:top w:type="dxa" w:w="60"/>
-              <w:left w:type="dxa" w:w="90"/>
-              <w:bottom w:type="dxa" w:w="60"/>
-              <w:right w:type="dxa" w:w="90"/>
-            </w:tcMar>
-          </w:tcPr>
-          <w:p>
-            <w:pPr>
-              <w:spacing w:after="20" w:before="20"/>
-            </w:pPr>
-            <w:r>
-              <w:rPr>
-                <w:rFonts w:ascii="맑은 고딕" w:cs="맑은 고딕" w:eastAsia="맑은 고딕" w:hAnsi="맑은 고딕"/>
-                <w:sz w:val="18"/>
-                <w:szCs w:val="18"/>
-              </w:rPr>
-              <w:t xml:space="preserve"/>
-            </w:r>
-          </w:p>
-        </w:tc>
-        <w:tc>
-          <w:tcPr>
-            <w:tcW w:type="dxa" w:w="3214"/>
+            <w:tcW w:type="dxa" w:w="3648"/>
             <w:tcBorders>
               <w:top w:val="single" w:color="999999" w:sz="4"/>
               <w:left w:val="single" w:color="999999" w:sz="4"/>
@@ -26713,6 +27095,551 @@
       </w:pPr>
     </w:p>
     <w:p>
+      <w:pPr>
+        <w:spacing w:after="60" w:before="60" w:line="300"/>
+        <w:jc w:val="both"/>
+      </w:pPr>
+      <w:r>
+        <w:rPr>
+          <w:rFonts w:ascii="맑은 고딕" w:cs="맑은 고딕" w:eastAsia="맑은 고딕" w:hAnsi="맑은 고딕"/>
+          <w:b/>
+          <w:bCs/>
+          <w:sz w:val="20"/>
+          <w:szCs w:val="20"/>
+        </w:rPr>
+        <w:t xml:space="preserve">5. 인계 확인</w:t>
+      </w:r>
+      <w:r>
+        <w:rPr>
+          <w:rFonts w:ascii="맑은 고딕" w:cs="맑은 고딕" w:eastAsia="맑은 고딕" w:hAnsi="맑은 고딕"/>
+          <w:b w:val="false"/>
+          <w:bCs w:val="false"/>
+          <w:sz w:val="20"/>
+          <w:szCs w:val="20"/>
+        </w:rPr>
+        <w:t xml:space="preserve"> (7.5.4에 따른 결과지·답안지 인계)</w:t>
+      </w:r>
+    </w:p>
+    <w:p>
+      <w:pPr>
+        <w:spacing w:after="60"/>
+      </w:pPr>
+    </w:p>
+    <w:tbl>
+      <w:tblPr>
+        <w:tblW w:type="dxa" w:w="9639"/>
+        <w:tblBorders>
+          <w:top w:val="single" w:color="auto" w:sz="4"/>
+          <w:left w:val="single" w:color="auto" w:sz="4"/>
+          <w:bottom w:val="single" w:color="auto" w:sz="4"/>
+          <w:right w:val="single" w:color="auto" w:sz="4"/>
+          <w:insideH w:val="single" w:color="auto" w:sz="4"/>
+          <w:insideV w:val="single" w:color="auto" w:sz="4"/>
+        </w:tblBorders>
+      </w:tblPr>
+      <w:tblGrid>
+        <w:gridCol w:w="5172"/>
+        <w:gridCol w:w="1645"/>
+        <w:gridCol w:w="940"/>
+        <w:gridCol w:w="940"/>
+        <w:gridCol w:w="942"/>
+      </w:tblGrid>
+      <w:tr>
+        <w:trPr>
+          <w:tblHeader/>
+        </w:trPr>
+        <w:tc>
+          <w:tcPr>
+            <w:tcW w:type="dxa" w:w="5172"/>
+            <w:tcBorders>
+              <w:top w:val="single" w:color="999999" w:sz="4"/>
+              <w:left w:val="single" w:color="999999" w:sz="4"/>
+              <w:bottom w:val="single" w:color="999999" w:sz="4"/>
+              <w:right w:val="single" w:color="999999" w:sz="4"/>
+            </w:tcBorders>
+            <w:shd w:fill="EFEFEF" w:val="clear"/>
+            <w:tcMar>
+              <w:top w:type="dxa" w:w="60"/>
+              <w:left w:type="dxa" w:w="90"/>
+              <w:bottom w:type="dxa" w:w="60"/>
+              <w:right w:type="dxa" w:w="90"/>
+            </w:tcMar>
+          </w:tcPr>
+          <w:p>
+            <w:pPr>
+              <w:spacing w:after="20" w:before="20"/>
+            </w:pPr>
+            <w:r>
+              <w:rPr>
+                <w:rFonts w:ascii="맑은 고딕" w:cs="맑은 고딕" w:eastAsia="맑은 고딕" w:hAnsi="맑은 고딕"/>
+                <w:b/>
+                <w:bCs/>
+                <w:sz w:val="18"/>
+                <w:szCs w:val="18"/>
+              </w:rPr>
+              <w:t xml:space="preserve">구 분</w:t>
+            </w:r>
+          </w:p>
+        </w:tc>
+        <w:tc>
+          <w:tcPr>
+            <w:tcW w:type="dxa" w:w="1645"/>
+            <w:tcBorders>
+              <w:top w:val="single" w:color="999999" w:sz="4"/>
+              <w:left w:val="single" w:color="999999" w:sz="4"/>
+              <w:bottom w:val="single" w:color="999999" w:sz="4"/>
+              <w:right w:val="single" w:color="999999" w:sz="4"/>
+            </w:tcBorders>
+            <w:shd w:fill="EFEFEF" w:val="clear"/>
+            <w:tcMar>
+              <w:top w:type="dxa" w:w="60"/>
+              <w:left w:type="dxa" w:w="90"/>
+              <w:bottom w:type="dxa" w:w="60"/>
+              <w:right w:type="dxa" w:w="90"/>
+            </w:tcMar>
+          </w:tcPr>
+          <w:p>
+            <w:pPr>
+              <w:spacing w:after="20" w:before="20"/>
+            </w:pPr>
+            <w:r>
+              <w:rPr>
+                <w:rFonts w:ascii="맑은 고딕" w:cs="맑은 고딕" w:eastAsia="맑은 고딕" w:hAnsi="맑은 고딕"/>
+                <w:b/>
+                <w:bCs/>
+                <w:sz w:val="18"/>
+                <w:szCs w:val="18"/>
+              </w:rPr>
+              <w:t xml:space="preserve">소속 및 직위</w:t>
+            </w:r>
+          </w:p>
+        </w:tc>
+        <w:tc>
+          <w:tcPr>
+            <w:tcW w:type="dxa" w:w="940"/>
+            <w:tcBorders>
+              <w:top w:val="single" w:color="999999" w:sz="4"/>
+              <w:left w:val="single" w:color="999999" w:sz="4"/>
+              <w:bottom w:val="single" w:color="999999" w:sz="4"/>
+              <w:right w:val="single" w:color="999999" w:sz="4"/>
+            </w:tcBorders>
+            <w:shd w:fill="EFEFEF" w:val="clear"/>
+            <w:tcMar>
+              <w:top w:type="dxa" w:w="60"/>
+              <w:left w:type="dxa" w:w="90"/>
+              <w:bottom w:type="dxa" w:w="60"/>
+              <w:right w:type="dxa" w:w="90"/>
+            </w:tcMar>
+          </w:tcPr>
+          <w:p>
+            <w:pPr>
+              <w:spacing w:after="20" w:before="20"/>
+            </w:pPr>
+            <w:r>
+              <w:rPr>
+                <w:rFonts w:ascii="맑은 고딕" w:cs="맑은 고딕" w:eastAsia="맑은 고딕" w:hAnsi="맑은 고딕"/>
+                <w:b/>
+                <w:bCs/>
+                <w:sz w:val="18"/>
+                <w:szCs w:val="18"/>
+              </w:rPr>
+              <w:t xml:space="preserve">성 명</w:t>
+            </w:r>
+          </w:p>
+        </w:tc>
+        <w:tc>
+          <w:tcPr>
+            <w:tcW w:type="dxa" w:w="940"/>
+            <w:tcBorders>
+              <w:top w:val="single" w:color="999999" w:sz="4"/>
+              <w:left w:val="single" w:color="999999" w:sz="4"/>
+              <w:bottom w:val="single" w:color="999999" w:sz="4"/>
+              <w:right w:val="single" w:color="999999" w:sz="4"/>
+            </w:tcBorders>
+            <w:shd w:fill="EFEFEF" w:val="clear"/>
+            <w:tcMar>
+              <w:top w:type="dxa" w:w="60"/>
+              <w:left w:type="dxa" w:w="90"/>
+              <w:bottom w:type="dxa" w:w="60"/>
+              <w:right w:type="dxa" w:w="90"/>
+            </w:tcMar>
+          </w:tcPr>
+          <w:p>
+            <w:pPr>
+              <w:spacing w:after="20" w:before="20"/>
+            </w:pPr>
+            <w:r>
+              <w:rPr>
+                <w:rFonts w:ascii="맑은 고딕" w:cs="맑은 고딕" w:eastAsia="맑은 고딕" w:hAnsi="맑은 고딕"/>
+                <w:b/>
+                <w:bCs/>
+                <w:sz w:val="18"/>
+                <w:szCs w:val="18"/>
+              </w:rPr>
+              <w:t xml:space="preserve">서 명</w:t>
+            </w:r>
+          </w:p>
+        </w:tc>
+        <w:tc>
+          <w:tcPr>
+            <w:tcW w:type="dxa" w:w="942"/>
+            <w:tcBorders>
+              <w:top w:val="single" w:color="999999" w:sz="4"/>
+              <w:left w:val="single" w:color="999999" w:sz="4"/>
+              <w:bottom w:val="single" w:color="999999" w:sz="4"/>
+              <w:right w:val="single" w:color="999999" w:sz="4"/>
+            </w:tcBorders>
+            <w:shd w:fill="EFEFEF" w:val="clear"/>
+            <w:tcMar>
+              <w:top w:type="dxa" w:w="60"/>
+              <w:left w:type="dxa" w:w="90"/>
+              <w:bottom w:type="dxa" w:w="60"/>
+              <w:right w:type="dxa" w:w="90"/>
+            </w:tcMar>
+          </w:tcPr>
+          <w:p>
+            <w:pPr>
+              <w:spacing w:after="20" w:before="20"/>
+            </w:pPr>
+            <w:r>
+              <w:rPr>
+                <w:rFonts w:ascii="맑은 고딕" w:cs="맑은 고딕" w:eastAsia="맑은 고딕" w:hAnsi="맑은 고딕"/>
+                <w:b/>
+                <w:bCs/>
+                <w:sz w:val="18"/>
+                <w:szCs w:val="18"/>
+              </w:rPr>
+              <w:t xml:space="preserve">일 자</w:t>
+            </w:r>
+          </w:p>
+        </w:tc>
+      </w:tr>
+      <w:tr>
+        <w:trPr>
+          <w:tblHeader w:val="false"/>
+        </w:trPr>
+        <w:tc>
+          <w:tcPr>
+            <w:tcW w:type="dxa" w:w="5172"/>
+            <w:tcBorders>
+              <w:top w:val="single" w:color="999999" w:sz="4"/>
+              <w:left w:val="single" w:color="999999" w:sz="4"/>
+              <w:bottom w:val="single" w:color="999999" w:sz="4"/>
+              <w:right w:val="single" w:color="999999" w:sz="4"/>
+            </w:tcBorders>
+            <w:tcMar>
+              <w:top w:type="dxa" w:w="60"/>
+              <w:left w:type="dxa" w:w="90"/>
+              <w:bottom w:type="dxa" w:w="60"/>
+              <w:right w:type="dxa" w:w="90"/>
+            </w:tcMar>
+          </w:tcPr>
+          <w:p>
+            <w:pPr>
+              <w:spacing w:after="20" w:before="20"/>
+            </w:pPr>
+            <w:r>
+              <w:rPr>
+                <w:rFonts w:ascii="맑은 고딕" w:cs="맑은 고딕" w:eastAsia="맑은 고딕" w:hAnsi="맑은 고딕"/>
+                <w:b w:val="false"/>
+                <w:bCs w:val="false"/>
+                <w:sz w:val="18"/>
+                <w:szCs w:val="18"/>
+              </w:rPr>
+              <w:t xml:space="preserve">인계자 (시험감독책임자)</w:t>
+            </w:r>
+          </w:p>
+        </w:tc>
+        <w:tc>
+          <w:tcPr>
+            <w:tcW w:type="dxa" w:w="1645"/>
+            <w:tcBorders>
+              <w:top w:val="single" w:color="999999" w:sz="4"/>
+              <w:left w:val="single" w:color="999999" w:sz="4"/>
+              <w:bottom w:val="single" w:color="999999" w:sz="4"/>
+              <w:right w:val="single" w:color="999999" w:sz="4"/>
+            </w:tcBorders>
+            <w:tcMar>
+              <w:top w:type="dxa" w:w="60"/>
+              <w:left w:type="dxa" w:w="90"/>
+              <w:bottom w:type="dxa" w:w="60"/>
+              <w:right w:type="dxa" w:w="90"/>
+            </w:tcMar>
+          </w:tcPr>
+          <w:p>
+            <w:pPr>
+              <w:spacing w:after="20" w:before="20"/>
+            </w:pPr>
+            <w:r>
+              <w:rPr>
+                <w:rFonts w:ascii="맑은 고딕" w:cs="맑은 고딕" w:eastAsia="맑은 고딕" w:hAnsi="맑은 고딕"/>
+                <w:sz w:val="18"/>
+                <w:szCs w:val="18"/>
+              </w:rPr>
+              <w:t xml:space="preserve"/>
+            </w:r>
+          </w:p>
+        </w:tc>
+        <w:tc>
+          <w:tcPr>
+            <w:tcW w:type="dxa" w:w="940"/>
+            <w:tcBorders>
+              <w:top w:val="single" w:color="999999" w:sz="4"/>
+              <w:left w:val="single" w:color="999999" w:sz="4"/>
+              <w:bottom w:val="single" w:color="999999" w:sz="4"/>
+              <w:right w:val="single" w:color="999999" w:sz="4"/>
+            </w:tcBorders>
+            <w:tcMar>
+              <w:top w:type="dxa" w:w="60"/>
+              <w:left w:type="dxa" w:w="90"/>
+              <w:bottom w:type="dxa" w:w="60"/>
+              <w:right w:type="dxa" w:w="90"/>
+            </w:tcMar>
+          </w:tcPr>
+          <w:p>
+            <w:pPr>
+              <w:spacing w:after="20" w:before="20"/>
+            </w:pPr>
+            <w:r>
+              <w:rPr>
+                <w:rFonts w:ascii="맑은 고딕" w:cs="맑은 고딕" w:eastAsia="맑은 고딕" w:hAnsi="맑은 고딕"/>
+                <w:sz w:val="18"/>
+                <w:szCs w:val="18"/>
+              </w:rPr>
+              <w:t xml:space="preserve"/>
+            </w:r>
+          </w:p>
+        </w:tc>
+        <w:tc>
+          <w:tcPr>
+            <w:tcW w:type="dxa" w:w="940"/>
+            <w:tcBorders>
+              <w:top w:val="single" w:color="999999" w:sz="4"/>
+              <w:left w:val="single" w:color="999999" w:sz="4"/>
+              <w:bottom w:val="single" w:color="999999" w:sz="4"/>
+              <w:right w:val="single" w:color="999999" w:sz="4"/>
+            </w:tcBorders>
+            <w:tcMar>
+              <w:top w:type="dxa" w:w="60"/>
+              <w:left w:type="dxa" w:w="90"/>
+              <w:bottom w:type="dxa" w:w="60"/>
+              <w:right w:type="dxa" w:w="90"/>
+            </w:tcMar>
+          </w:tcPr>
+          <w:p>
+            <w:pPr>
+              <w:spacing w:after="20" w:before="20"/>
+            </w:pPr>
+            <w:r>
+              <w:rPr>
+                <w:rFonts w:ascii="맑은 고딕" w:cs="맑은 고딕" w:eastAsia="맑은 고딕" w:hAnsi="맑은 고딕"/>
+                <w:sz w:val="18"/>
+                <w:szCs w:val="18"/>
+              </w:rPr>
+              <w:t xml:space="preserve"/>
+            </w:r>
+          </w:p>
+        </w:tc>
+        <w:tc>
+          <w:tcPr>
+            <w:tcW w:type="dxa" w:w="942"/>
+            <w:tcBorders>
+              <w:top w:val="single" w:color="999999" w:sz="4"/>
+              <w:left w:val="single" w:color="999999" w:sz="4"/>
+              <w:bottom w:val="single" w:color="999999" w:sz="4"/>
+              <w:right w:val="single" w:color="999999" w:sz="4"/>
+            </w:tcBorders>
+            <w:tcMar>
+              <w:top w:type="dxa" w:w="60"/>
+              <w:left w:type="dxa" w:w="90"/>
+              <w:bottom w:type="dxa" w:w="60"/>
+              <w:right w:type="dxa" w:w="90"/>
+            </w:tcMar>
+          </w:tcPr>
+          <w:p>
+            <w:pPr>
+              <w:spacing w:after="20" w:before="20"/>
+            </w:pPr>
+            <w:r>
+              <w:rPr>
+                <w:rFonts w:ascii="맑은 고딕" w:cs="맑은 고딕" w:eastAsia="맑은 고딕" w:hAnsi="맑은 고딕"/>
+                <w:sz w:val="18"/>
+                <w:szCs w:val="18"/>
+              </w:rPr>
+              <w:t xml:space="preserve"/>
+            </w:r>
+          </w:p>
+        </w:tc>
+      </w:tr>
+      <w:tr>
+        <w:trPr>
+          <w:tblHeader w:val="false"/>
+        </w:trPr>
+        <w:tc>
+          <w:tcPr>
+            <w:tcW w:type="dxa" w:w="5172"/>
+            <w:tcBorders>
+              <w:top w:val="single" w:color="999999" w:sz="4"/>
+              <w:left w:val="single" w:color="999999" w:sz="4"/>
+              <w:bottom w:val="single" w:color="999999" w:sz="4"/>
+              <w:right w:val="single" w:color="999999" w:sz="4"/>
+            </w:tcBorders>
+            <w:tcMar>
+              <w:top w:type="dxa" w:w="60"/>
+              <w:left w:type="dxa" w:w="90"/>
+              <w:bottom w:type="dxa" w:w="60"/>
+              <w:right w:type="dxa" w:w="90"/>
+            </w:tcMar>
+          </w:tcPr>
+          <w:p>
+            <w:pPr>
+              <w:spacing w:after="20" w:before="20"/>
+            </w:pPr>
+            <w:r>
+              <w:rPr>
+                <w:rFonts w:ascii="맑은 고딕" w:cs="맑은 고딕" w:eastAsia="맑은 고딕" w:hAnsi="맑은 고딕"/>
+                <w:b w:val="false"/>
+                <w:bCs w:val="false"/>
+                <w:sz w:val="18"/>
+                <w:szCs w:val="18"/>
+              </w:rPr>
+              <w:t xml:space="preserve">인수자 (NDE Level Ⅲ / QA)</w:t>
+            </w:r>
+          </w:p>
+        </w:tc>
+        <w:tc>
+          <w:tcPr>
+            <w:tcW w:type="dxa" w:w="1645"/>
+            <w:tcBorders>
+              <w:top w:val="single" w:color="999999" w:sz="4"/>
+              <w:left w:val="single" w:color="999999" w:sz="4"/>
+              <w:bottom w:val="single" w:color="999999" w:sz="4"/>
+              <w:right w:val="single" w:color="999999" w:sz="4"/>
+            </w:tcBorders>
+            <w:tcMar>
+              <w:top w:type="dxa" w:w="60"/>
+              <w:left w:type="dxa" w:w="90"/>
+              <w:bottom w:type="dxa" w:w="60"/>
+              <w:right w:type="dxa" w:w="90"/>
+            </w:tcMar>
+          </w:tcPr>
+          <w:p>
+            <w:pPr>
+              <w:spacing w:after="20" w:before="20"/>
+            </w:pPr>
+            <w:r>
+              <w:rPr>
+                <w:rFonts w:ascii="맑은 고딕" w:cs="맑은 고딕" w:eastAsia="맑은 고딕" w:hAnsi="맑은 고딕"/>
+                <w:sz w:val="18"/>
+                <w:szCs w:val="18"/>
+              </w:rPr>
+              <w:t xml:space="preserve"/>
+            </w:r>
+          </w:p>
+        </w:tc>
+        <w:tc>
+          <w:tcPr>
+            <w:tcW w:type="dxa" w:w="940"/>
+            <w:tcBorders>
+              <w:top w:val="single" w:color="999999" w:sz="4"/>
+              <w:left w:val="single" w:color="999999" w:sz="4"/>
+              <w:bottom w:val="single" w:color="999999" w:sz="4"/>
+              <w:right w:val="single" w:color="999999" w:sz="4"/>
+            </w:tcBorders>
+            <w:tcMar>
+              <w:top w:type="dxa" w:w="60"/>
+              <w:left w:type="dxa" w:w="90"/>
+              <w:bottom w:type="dxa" w:w="60"/>
+              <w:right w:type="dxa" w:w="90"/>
+            </w:tcMar>
+          </w:tcPr>
+          <w:p>
+            <w:pPr>
+              <w:spacing w:after="20" w:before="20"/>
+            </w:pPr>
+            <w:r>
+              <w:rPr>
+                <w:rFonts w:ascii="맑은 고딕" w:cs="맑은 고딕" w:eastAsia="맑은 고딕" w:hAnsi="맑은 고딕"/>
+                <w:sz w:val="18"/>
+                <w:szCs w:val="18"/>
+              </w:rPr>
+              <w:t xml:space="preserve"/>
+            </w:r>
+          </w:p>
+        </w:tc>
+        <w:tc>
+          <w:tcPr>
+            <w:tcW w:type="dxa" w:w="940"/>
+            <w:tcBorders>
+              <w:top w:val="single" w:color="999999" w:sz="4"/>
+              <w:left w:val="single" w:color="999999" w:sz="4"/>
+              <w:bottom w:val="single" w:color="999999" w:sz="4"/>
+              <w:right w:val="single" w:color="999999" w:sz="4"/>
+            </w:tcBorders>
+            <w:tcMar>
+              <w:top w:type="dxa" w:w="60"/>
+              <w:left w:type="dxa" w:w="90"/>
+              <w:bottom w:type="dxa" w:w="60"/>
+              <w:right w:type="dxa" w:w="90"/>
+            </w:tcMar>
+          </w:tcPr>
+          <w:p>
+            <w:pPr>
+              <w:spacing w:after="20" w:before="20"/>
+            </w:pPr>
+            <w:r>
+              <w:rPr>
+                <w:rFonts w:ascii="맑은 고딕" w:cs="맑은 고딕" w:eastAsia="맑은 고딕" w:hAnsi="맑은 고딕"/>
+                <w:sz w:val="18"/>
+                <w:szCs w:val="18"/>
+              </w:rPr>
+              <w:t xml:space="preserve"/>
+            </w:r>
+          </w:p>
+        </w:tc>
+        <w:tc>
+          <w:tcPr>
+            <w:tcW w:type="dxa" w:w="942"/>
+            <w:tcBorders>
+              <w:top w:val="single" w:color="999999" w:sz="4"/>
+              <w:left w:val="single" w:color="999999" w:sz="4"/>
+              <w:bottom w:val="single" w:color="999999" w:sz="4"/>
+              <w:right w:val="single" w:color="999999" w:sz="4"/>
+            </w:tcBorders>
+            <w:tcMar>
+              <w:top w:type="dxa" w:w="60"/>
+              <w:left w:type="dxa" w:w="90"/>
+              <w:bottom w:type="dxa" w:w="60"/>
+              <w:right w:type="dxa" w:w="90"/>
+            </w:tcMar>
+          </w:tcPr>
+          <w:p>
+            <w:pPr>
+              <w:spacing w:after="20" w:before="20"/>
+            </w:pPr>
+            <w:r>
+              <w:rPr>
+                <w:rFonts w:ascii="맑은 고딕" w:cs="맑은 고딕" w:eastAsia="맑은 고딕" w:hAnsi="맑은 고딕"/>
+                <w:sz w:val="18"/>
+                <w:szCs w:val="18"/>
+              </w:rPr>
+              <w:t xml:space="preserve"/>
+            </w:r>
+          </w:p>
+        </w:tc>
+      </w:tr>
+    </w:tbl>
+    <w:p>
+      <w:pPr>
+        <w:spacing w:after="160"/>
+      </w:pPr>
+    </w:p>
+    <w:p>
+      <w:pPr>
+        <w:spacing w:after="60"/>
+      </w:pPr>
+    </w:p>
+    <w:p>
       <w:r>
         <w:br w:type="page"/>
       </w:r>
@@ -27426,13 +28353,13 @@
           <w:sz w:val="20"/>
           <w:szCs w:val="20"/>
         </w:rPr>
-        <w:t xml:space="preserve"> 부득이 소지한 경우 전원을 끄고 별도 보관한다.</w:t>
-      </w:r>
-    </w:p>
-    <w:p>
-      <w:pPr>
-        <w:spacing w:after="30" w:before="30"/>
-        <w:ind w:left="240" w:hanging="240"/>
+        <w:t xml:space="preserve"> 부득이 소지한</w:t>
+      </w:r>
+    </w:p>
+    <w:p>
+      <w:pPr>
+        <w:spacing w:after="60" w:before="60" w:line="300"/>
+        <w:jc w:val="both"/>
       </w:pPr>
       <w:r>
         <w:rPr>
@@ -27442,7 +28369,7 @@
           <w:sz w:val="20"/>
           <w:szCs w:val="20"/>
         </w:rPr>
-        <w:t xml:space="preserve">3. 개인 소지품은 지정된 곳에 따로 둔다.</w:t>
+        <w:t xml:space="preserve">경우 전원을 끄고 별도 보관한다.</w:t>
       </w:r>
     </w:p>
     <w:p>
@@ -27458,7 +28385,7 @@
           <w:sz w:val="20"/>
           <w:szCs w:val="20"/>
         </w:rPr>
-        <w:t xml:space="preserve">4. 지정된 좌석에 앉는다.</w:t>
+        <w:t xml:space="preserve">3. 개인 소지품은 지정된 곳에 따로 둔다.</w:t>
       </w:r>
     </w:p>
     <w:p>
@@ -27474,6 +28401,22 @@
           <w:sz w:val="20"/>
           <w:szCs w:val="20"/>
         </w:rPr>
+        <w:t xml:space="preserve">4. 지정된 좌석에 앉는다.</w:t>
+      </w:r>
+    </w:p>
+    <w:p>
+      <w:pPr>
+        <w:spacing w:after="30" w:before="30"/>
+        <w:ind w:left="240" w:hanging="240"/>
+      </w:pPr>
+      <w:r>
+        <w:rPr>
+          <w:rFonts w:ascii="맑은 고딕" w:cs="맑은 고딕" w:eastAsia="맑은 고딕" w:hAnsi="맑은 고딕"/>
+          <w:b w:val="false"/>
+          <w:bCs w:val="false"/>
+          <w:sz w:val="20"/>
+          <w:szCs w:val="20"/>
+        </w:rPr>
         <w:t xml:space="preserve">5. 질문이 있으면 손을 든다. </w:t>
       </w:r>
       <w:r>
@@ -27536,7 +28479,39 @@
           <w:sz w:val="20"/>
           <w:szCs w:val="20"/>
         </w:rPr>
-        <w:t xml:space="preserve">7. 시험지를 출력하여 종이로 치를 때에는 </w:t>
+        <w:t xml:space="preserve">7. 시험지를 출력하여 종이로 치를 때에는 **지워지지 않는 흑색 볼펜 또는</w:t>
+      </w:r>
+    </w:p>
+    <w:p>
+      <w:pPr>
+        <w:spacing w:after="60" w:before="60" w:line="300"/>
+        <w:jc w:val="both"/>
+      </w:pPr>
+      <w:r>
+        <w:rPr>
+          <w:rFonts w:ascii="맑은 고딕" w:cs="맑은 고딕" w:eastAsia="맑은 고딕" w:hAnsi="맑은 고딕"/>
+          <w:b w:val="false"/>
+          <w:bCs w:val="false"/>
+          <w:sz w:val="20"/>
+          <w:szCs w:val="20"/>
+        </w:rPr>
+        <w:t xml:space="preserve">잉크**로 기록한다. 적색 잉크와 수정액은 쓸 수 없다.</w:t>
+      </w:r>
+    </w:p>
+    <w:p>
+      <w:pPr>
+        <w:spacing w:after="30" w:before="30"/>
+        <w:ind w:left="240" w:hanging="240"/>
+      </w:pPr>
+      <w:r>
+        <w:rPr>
+          <w:rFonts w:ascii="맑은 고딕" w:cs="맑은 고딕" w:eastAsia="맑은 고딕" w:hAnsi="맑은 고딕"/>
+          <w:b w:val="false"/>
+          <w:bCs w:val="false"/>
+          <w:sz w:val="20"/>
+          <w:szCs w:val="20"/>
+        </w:rPr>
+        <w:t xml:space="preserve">8. </w:t>
       </w:r>
       <w:r>
         <w:rPr>
@@ -27546,7 +28521,28 @@
           <w:sz w:val="20"/>
           <w:szCs w:val="20"/>
         </w:rPr>
-        <w:t xml:space="preserve">지워지지 않는 흑색 볼펜 또는 잉크</w:t>
+        <w:t xml:space="preserve">시험문제와 정답, 개인별 답안은 공개되지 않는다.</w:t>
+      </w:r>
+    </w:p>
+    <w:p>
+      <w:pPr>
+        <w:spacing w:after="60"/>
+      </w:pPr>
+    </w:p>
+    <w:p>
+      <w:pPr>
+        <w:spacing w:after="60" w:before="60" w:line="300"/>
+        <w:jc w:val="both"/>
+      </w:pPr>
+      <w:r>
+        <w:rPr>
+          <w:rFonts w:ascii="맑은 고딕" w:cs="맑은 고딕" w:eastAsia="맑은 고딕" w:hAnsi="맑은 고딕"/>
+          <w:b/>
+          <w:bCs/>
+          <w:sz w:val="20"/>
+          <w:szCs w:val="20"/>
+        </w:rPr>
+        <w:t xml:space="preserve">3. 부정행위로 보는 행위</w:t>
       </w:r>
       <w:r>
         <w:rPr>
@@ -27556,8 +28552,13 @@
           <w:sz w:val="20"/>
           <w:szCs w:val="20"/>
         </w:rPr>
-        <w:t xml:space="preserve">로 기록한다. 적색 잉크와 수정액은 쓸 수 없다.</w:t>
-      </w:r>
+        <w:t xml:space="preserve"> (HIE-QP-E02 7.6.1)</w:t>
+      </w:r>
+    </w:p>
+    <w:p>
+      <w:pPr>
+        <w:spacing w:after="60"/>
+      </w:pPr>
     </w:p>
     <w:p>
       <w:pPr>
@@ -27572,8 +28573,99 @@
           <w:sz w:val="20"/>
           <w:szCs w:val="20"/>
         </w:rPr>
-        <w:t xml:space="preserve">8. </w:t>
-      </w:r>
+        <w:t xml:space="preserve">1. 제공되지 않은 자료를 시험 중에 이용하는 행위 (현장 적발 및 사후 적발 포함)</w:t>
+      </w:r>
+    </w:p>
+    <w:p>
+      <w:pPr>
+        <w:spacing w:after="30" w:before="30"/>
+        <w:ind w:left="240" w:hanging="240"/>
+      </w:pPr>
+      <w:r>
+        <w:rPr>
+          <w:rFonts w:ascii="맑은 고딕" w:cs="맑은 고딕" w:eastAsia="맑은 고딕" w:hAnsi="맑은 고딕"/>
+          <w:b w:val="false"/>
+          <w:bCs w:val="false"/>
+          <w:sz w:val="20"/>
+          <w:szCs w:val="20"/>
+        </w:rPr>
+        <w:t xml:space="preserve">2. 대리 응시</w:t>
+      </w:r>
+    </w:p>
+    <w:p>
+      <w:pPr>
+        <w:spacing w:after="30" w:before="30"/>
+        <w:ind w:left="240" w:hanging="240"/>
+      </w:pPr>
+      <w:r>
+        <w:rPr>
+          <w:rFonts w:ascii="맑은 고딕" w:cs="맑은 고딕" w:eastAsia="맑은 고딕" w:hAnsi="맑은 고딕"/>
+          <w:b w:val="false"/>
+          <w:bCs w:val="false"/>
+          <w:sz w:val="20"/>
+          <w:szCs w:val="20"/>
+        </w:rPr>
+        <w:t xml:space="preserve">3. 답안 미제출 (종이 시행)</w:t>
+      </w:r>
+    </w:p>
+    <w:p>
+      <w:pPr>
+        <w:spacing w:after="30" w:before="30"/>
+        <w:ind w:left="240" w:hanging="240"/>
+      </w:pPr>
+      <w:r>
+        <w:rPr>
+          <w:rFonts w:ascii="맑은 고딕" w:cs="맑은 고딕" w:eastAsia="맑은 고딕" w:hAnsi="맑은 고딕"/>
+          <w:b w:val="false"/>
+          <w:bCs w:val="false"/>
+          <w:sz w:val="20"/>
+          <w:szCs w:val="20"/>
+        </w:rPr>
+        <w:t xml:space="preserve">4. 시험문제를 옮겨 적거나 전자기기로 기록하여 시험장 밖으로 가지고 나가는 행위</w:t>
+      </w:r>
+    </w:p>
+    <w:p>
+      <w:pPr>
+        <w:spacing w:after="30" w:before="30"/>
+        <w:ind w:left="240" w:hanging="240"/>
+      </w:pPr>
+      <w:r>
+        <w:rPr>
+          <w:rFonts w:ascii="맑은 고딕" w:cs="맑은 고딕" w:eastAsia="맑은 고딕" w:hAnsi="맑은 고딕"/>
+          <w:b w:val="false"/>
+          <w:bCs w:val="false"/>
+          <w:sz w:val="20"/>
+          <w:szCs w:val="20"/>
+        </w:rPr>
+        <w:t xml:space="preserve">5. 다른 응시자의 화면이나 답안을 보는 행위, 보여 주는 행위</w:t>
+      </w:r>
+    </w:p>
+    <w:p>
+      <w:pPr>
+        <w:spacing w:after="30" w:before="30"/>
+        <w:ind w:left="240" w:hanging="240"/>
+      </w:pPr>
+      <w:r>
+        <w:rPr>
+          <w:rFonts w:ascii="맑은 고딕" w:cs="맑은 고딕" w:eastAsia="맑은 고딕" w:hAnsi="맑은 고딕"/>
+          <w:b w:val="false"/>
+          <w:bCs w:val="false"/>
+          <w:sz w:val="20"/>
+          <w:szCs w:val="20"/>
+        </w:rPr>
+        <w:t xml:space="preserve">6. 그 밖에 부정행위로 볼 수 있는 행위</w:t>
+      </w:r>
+    </w:p>
+    <w:p>
+      <w:pPr>
+        <w:spacing w:after="60"/>
+      </w:pPr>
+    </w:p>
+    <w:p>
+      <w:pPr>
+        <w:spacing w:after="60" w:before="60" w:line="300"/>
+        <w:jc w:val="both"/>
+      </w:pPr>
       <w:r>
         <w:rPr>
           <w:rFonts w:ascii="맑은 고딕" w:cs="맑은 고딕" w:eastAsia="맑은 고딕" w:hAnsi="맑은 고딕"/>
@@ -27582,7 +28674,7 @@
           <w:sz w:val="20"/>
           <w:szCs w:val="20"/>
         </w:rPr>
-        <w:t xml:space="preserve">시험문제와 정답, 개인별 답안은 공개되지 않는다.</w:t>
+        <w:t xml:space="preserve">4. 부정행위자 처리</w:t>
       </w:r>
     </w:p>
     <w:p>
@@ -27592,9 +28684,19 @@
     </w:p>
     <w:p>
       <w:pPr>
-        <w:spacing w:after="60" w:before="60" w:line="300"/>
-        <w:jc w:val="both"/>
-      </w:pPr>
+        <w:spacing w:after="30" w:before="30"/>
+        <w:ind w:left="240" w:hanging="240"/>
+      </w:pPr>
+      <w:r>
+        <w:rPr>
+          <w:rFonts w:ascii="맑은 고딕" w:cs="맑은 고딕" w:eastAsia="맑은 고딕" w:hAnsi="맑은 고딕"/>
+          <w:b w:val="false"/>
+          <w:bCs w:val="false"/>
+          <w:sz w:val="20"/>
+          <w:szCs w:val="20"/>
+        </w:rPr>
+        <w:t xml:space="preserve">1. 해당 시험은 </w:t>
+      </w:r>
       <w:r>
         <w:rPr>
           <w:rFonts w:ascii="맑은 고딕" w:cs="맑은 고딕" w:eastAsia="맑은 고딕" w:hAnsi="맑은 고딕"/>
@@ -27603,7 +28705,7 @@
           <w:sz w:val="20"/>
           <w:szCs w:val="20"/>
         </w:rPr>
-        <w:t xml:space="preserve">3. 부정행위로 보는 행위</w:t>
+        <w:t xml:space="preserve">0점</w:t>
       </w:r>
       <w:r>
         <w:rPr>
@@ -27613,13 +28715,8 @@
           <w:sz w:val="20"/>
           <w:szCs w:val="20"/>
         </w:rPr>
-        <w:t xml:space="preserve"> (HIE-QP-E02 7.6.1)</w:t>
-      </w:r>
-    </w:p>
-    <w:p>
-      <w:pPr>
-        <w:spacing w:after="60"/>
-      </w:pPr>
+        <w:t xml:space="preserve">으로 처리한다.</w:t>
+      </w:r>
     </w:p>
     <w:p>
       <w:pPr>
@@ -27634,14 +28731,18 @@
           <w:sz w:val="20"/>
           <w:szCs w:val="20"/>
         </w:rPr>
-        <w:t xml:space="preserve">1. 제공되지 않은 자료를 시험 중에 이용하는 행위 (현장 적발 및 사후 적발 포함)</w:t>
-      </w:r>
-    </w:p>
-    <w:p>
-      <w:pPr>
-        <w:spacing w:after="30" w:before="30"/>
-        <w:ind w:left="240" w:hanging="240"/>
-      </w:pPr>
+        <w:t xml:space="preserve">2. 대표 NDE Level Ⅲ는 사안에 따라 </w:t>
+      </w:r>
+      <w:r>
+        <w:rPr>
+          <w:rFonts w:ascii="맑은 고딕" w:cs="맑은 고딕" w:eastAsia="맑은 고딕" w:hAnsi="맑은 고딕"/>
+          <w:b/>
+          <w:bCs/>
+          <w:sz w:val="20"/>
+          <w:szCs w:val="20"/>
+        </w:rPr>
+        <w:t xml:space="preserve">1년 이내의 기간 동안</w:t>
+      </w:r>
       <w:r>
         <w:rPr>
           <w:rFonts w:ascii="맑은 고딕" w:cs="맑은 고딕" w:eastAsia="맑은 고딕" w:hAnsi="맑은 고딕"/>
@@ -27650,13 +28751,13 @@
           <w:sz w:val="20"/>
           <w:szCs w:val="20"/>
         </w:rPr>
-        <w:t xml:space="preserve">2. 대리 응시</w:t>
-      </w:r>
-    </w:p>
-    <w:p>
-      <w:pPr>
-        <w:spacing w:after="30" w:before="30"/>
-        <w:ind w:left="240" w:hanging="240"/>
+        <w:t xml:space="preserve"> 회사가 시행하는</w:t>
+      </w:r>
+    </w:p>
+    <w:p>
+      <w:pPr>
+        <w:spacing w:after="60" w:before="60" w:line="300"/>
+        <w:jc w:val="both"/>
       </w:pPr>
       <w:r>
         <w:rPr>
@@ -27666,7 +28767,7 @@
           <w:sz w:val="20"/>
           <w:szCs w:val="20"/>
         </w:rPr>
-        <w:t xml:space="preserve">3. 답안 미제출 (종이 시행)</w:t>
+        <w:t xml:space="preserve">자격시험에 응시할 수 없도록 할 수 있다.</w:t>
       </w:r>
     </w:p>
     <w:p>
@@ -27682,14 +28783,18 @@
           <w:sz w:val="20"/>
           <w:szCs w:val="20"/>
         </w:rPr>
-        <w:t xml:space="preserve">4. 시험문제를 옮겨 적거나 전자기기로 기록하여 시험장 밖으로 가지고 나가는 행위</w:t>
-      </w:r>
-    </w:p>
-    <w:p>
-      <w:pPr>
-        <w:spacing w:after="30" w:before="30"/>
-        <w:ind w:left="240" w:hanging="240"/>
-      </w:pPr>
+        <w:t xml:space="preserve">3. 감독자의 주의를 받고도 따르지 않으면 </w:t>
+      </w:r>
+      <w:r>
+        <w:rPr>
+          <w:rFonts w:ascii="맑은 고딕" w:cs="맑은 고딕" w:eastAsia="맑은 고딕" w:hAnsi="맑은 고딕"/>
+          <w:b/>
+          <w:bCs/>
+          <w:sz w:val="20"/>
+          <w:szCs w:val="20"/>
+        </w:rPr>
+        <w:t xml:space="preserve">퇴실</w:t>
+      </w:r>
       <w:r>
         <w:rPr>
           <w:rFonts w:ascii="맑은 고딕" w:cs="맑은 고딕" w:eastAsia="맑은 고딕" w:hAnsi="맑은 고딕"/>
@@ -27698,13 +28803,13 @@
           <w:sz w:val="20"/>
           <w:szCs w:val="20"/>
         </w:rPr>
-        <w:t xml:space="preserve">5. 다른 응시자의 화면이나 답안을 보는 행위, 보여 주는 행위</w:t>
-      </w:r>
-    </w:p>
-    <w:p>
-      <w:pPr>
-        <w:spacing w:after="30" w:before="30"/>
-        <w:ind w:left="240" w:hanging="240"/>
+        <w:t xml:space="preserve">을 명할 수 있으며 이</w:t>
+      </w:r>
+    </w:p>
+    <w:p>
+      <w:pPr>
+        <w:spacing w:after="60" w:before="60" w:line="300"/>
+        <w:jc w:val="both"/>
       </w:pPr>
       <w:r>
         <w:rPr>
@@ -27714,141 +28819,7 @@
           <w:sz w:val="20"/>
           <w:szCs w:val="20"/>
         </w:rPr>
-        <w:t xml:space="preserve">6. 그 밖에 부정행위로 볼 수 있는 행위</w:t>
-      </w:r>
-    </w:p>
-    <w:p>
-      <w:pPr>
-        <w:spacing w:after="60"/>
-      </w:pPr>
-    </w:p>
-    <w:p>
-      <w:pPr>
-        <w:spacing w:after="60" w:before="60" w:line="300"/>
-        <w:jc w:val="both"/>
-      </w:pPr>
-      <w:r>
-        <w:rPr>
-          <w:rFonts w:ascii="맑은 고딕" w:cs="맑은 고딕" w:eastAsia="맑은 고딕" w:hAnsi="맑은 고딕"/>
-          <w:b/>
-          <w:bCs/>
-          <w:sz w:val="20"/>
-          <w:szCs w:val="20"/>
-        </w:rPr>
-        <w:t xml:space="preserve">4. 부정행위자 처리</w:t>
-      </w:r>
-    </w:p>
-    <w:p>
-      <w:pPr>
-        <w:spacing w:after="60"/>
-      </w:pPr>
-    </w:p>
-    <w:p>
-      <w:pPr>
-        <w:spacing w:after="30" w:before="30"/>
-        <w:ind w:left="240" w:hanging="240"/>
-      </w:pPr>
-      <w:r>
-        <w:rPr>
-          <w:rFonts w:ascii="맑은 고딕" w:cs="맑은 고딕" w:eastAsia="맑은 고딕" w:hAnsi="맑은 고딕"/>
-          <w:b w:val="false"/>
-          <w:bCs w:val="false"/>
-          <w:sz w:val="20"/>
-          <w:szCs w:val="20"/>
-        </w:rPr>
-        <w:t xml:space="preserve">1. 해당 시험은 </w:t>
-      </w:r>
-      <w:r>
-        <w:rPr>
-          <w:rFonts w:ascii="맑은 고딕" w:cs="맑은 고딕" w:eastAsia="맑은 고딕" w:hAnsi="맑은 고딕"/>
-          <w:b/>
-          <w:bCs/>
-          <w:sz w:val="20"/>
-          <w:szCs w:val="20"/>
-        </w:rPr>
-        <w:t xml:space="preserve">0점</w:t>
-      </w:r>
-      <w:r>
-        <w:rPr>
-          <w:rFonts w:ascii="맑은 고딕" w:cs="맑은 고딕" w:eastAsia="맑은 고딕" w:hAnsi="맑은 고딕"/>
-          <w:b w:val="false"/>
-          <w:bCs w:val="false"/>
-          <w:sz w:val="20"/>
-          <w:szCs w:val="20"/>
-        </w:rPr>
-        <w:t xml:space="preserve">으로 처리한다.</w:t>
-      </w:r>
-    </w:p>
-    <w:p>
-      <w:pPr>
-        <w:spacing w:after="30" w:before="30"/>
-        <w:ind w:left="240" w:hanging="240"/>
-      </w:pPr>
-      <w:r>
-        <w:rPr>
-          <w:rFonts w:ascii="맑은 고딕" w:cs="맑은 고딕" w:eastAsia="맑은 고딕" w:hAnsi="맑은 고딕"/>
-          <w:b w:val="false"/>
-          <w:bCs w:val="false"/>
-          <w:sz w:val="20"/>
-          <w:szCs w:val="20"/>
-        </w:rPr>
-        <w:t xml:space="preserve">2. 대표 NDE Level Ⅲ는 사안에 따라 </w:t>
-      </w:r>
-      <w:r>
-        <w:rPr>
-          <w:rFonts w:ascii="맑은 고딕" w:cs="맑은 고딕" w:eastAsia="맑은 고딕" w:hAnsi="맑은 고딕"/>
-          <w:b/>
-          <w:bCs/>
-          <w:sz w:val="20"/>
-          <w:szCs w:val="20"/>
-        </w:rPr>
-        <w:t xml:space="preserve">1년 이내의 기간 동안</w:t>
-      </w:r>
-      <w:r>
-        <w:rPr>
-          <w:rFonts w:ascii="맑은 고딕" w:cs="맑은 고딕" w:eastAsia="맑은 고딕" w:hAnsi="맑은 고딕"/>
-          <w:b w:val="false"/>
-          <w:bCs w:val="false"/>
-          <w:sz w:val="20"/>
-          <w:szCs w:val="20"/>
-        </w:rPr>
-        <w:t xml:space="preserve"> 회사가 시행하는 자격시험에 응시할 수 없도록 할 수 있다.</w:t>
-      </w:r>
-    </w:p>
-    <w:p>
-      <w:pPr>
-        <w:spacing w:after="30" w:before="30"/>
-        <w:ind w:left="240" w:hanging="240"/>
-      </w:pPr>
-      <w:r>
-        <w:rPr>
-          <w:rFonts w:ascii="맑은 고딕" w:cs="맑은 고딕" w:eastAsia="맑은 고딕" w:hAnsi="맑은 고딕"/>
-          <w:b w:val="false"/>
-          <w:bCs w:val="false"/>
-          <w:sz w:val="20"/>
-          <w:szCs w:val="20"/>
-        </w:rPr>
-        <w:t xml:space="preserve">3. 감독자의 주의를 받고도 따르지 않으면 </w:t>
-      </w:r>
-      <w:r>
-        <w:rPr>
-          <w:rFonts w:ascii="맑은 고딕" w:cs="맑은 고딕" w:eastAsia="맑은 고딕" w:hAnsi="맑은 고딕"/>
-          <w:b/>
-          <w:bCs/>
-          <w:sz w:val="20"/>
-          <w:szCs w:val="20"/>
-        </w:rPr>
-        <w:t xml:space="preserve">퇴실</w:t>
-      </w:r>
-      <w:r>
-        <w:rPr>
-          <w:rFonts w:ascii="맑은 고딕" w:cs="맑은 고딕" w:eastAsia="맑은 고딕" w:hAnsi="맑은 고딕"/>
-          <w:b w:val="false"/>
-          <w:bCs w:val="false"/>
-          <w:sz w:val="20"/>
-          <w:szCs w:val="20"/>
-        </w:rPr>
-        <w:t xml:space="preserve">을 명할 수 있으며 이 경우에도 0점으로 처리한다.</w:t>
+        <w:t xml:space="preserve">경우에도 0점으로 처리한다.</w:t>
       </w:r>
     </w:p>
     <w:p>
@@ -35060,6 +36031,478 @@
       </w:pPr>
     </w:p>
     <w:p>
+      <w:pPr>
+        <w:pBdr>
+          <w:left w:val="single" w:color="003B73" w:sz="12" w:space="8"/>
+        </w:pBdr>
+        <w:spacing w:after="160" w:before="80" w:line="280"/>
+        <w:ind w:left="240"/>
+      </w:pPr>
+      <w:r>
+        <w:rPr>
+          <w:rFonts w:ascii="맑은 고딕" w:cs="맑은 고딕" w:eastAsia="맑은 고딕" w:hAnsi="맑은 고딕"/>
+          <w:b w:val="false"/>
+          <w:bCs w:val="false"/>
+          <w:color w:val="444444"/>
+          <w:sz w:val="18"/>
+          <w:szCs w:val="18"/>
+        </w:rPr>
+        <w:t xml:space="preserve">보안 관련 위험 요소는 </w:t>
+      </w:r>
+      <w:r>
+        <w:rPr>
+          <w:rFonts w:ascii="맑은 고딕" w:cs="맑은 고딕" w:eastAsia="맑은 고딕" w:hAnsi="맑은 고딕"/>
+          <w:b/>
+          <w:bCs/>
+          <w:color w:val="444444"/>
+          <w:sz w:val="18"/>
+          <w:szCs w:val="18"/>
+        </w:rPr>
+        <w:t xml:space="preserve">연 1회 이상</w:t>
+      </w:r>
+      <w:r>
+        <w:rPr>
+          <w:rFonts w:ascii="맑은 고딕" w:cs="맑은 고딕" w:eastAsia="맑은 고딕" w:hAnsi="맑은 고딕"/>
+          <w:b w:val="false"/>
+          <w:bCs w:val="false"/>
+          <w:color w:val="444444"/>
+          <w:sz w:val="18"/>
+          <w:szCs w:val="18"/>
+        </w:rPr>
+        <w:t xml:space="preserve"> 점검한다. (HIE-QP-E02 6.4.2)</w:t>
+      </w:r>
+    </w:p>
+    <w:p>
+      <w:pPr>
+        <w:spacing w:after="60"/>
+      </w:pPr>
+    </w:p>
+    <w:tbl>
+      <w:tblPr>
+        <w:tblW w:type="dxa" w:w="9639"/>
+        <w:tblBorders>
+          <w:top w:val="single" w:color="auto" w:sz="4"/>
+          <w:left w:val="single" w:color="auto" w:sz="4"/>
+          <w:bottom w:val="single" w:color="auto" w:sz="4"/>
+          <w:right w:val="single" w:color="auto" w:sz="4"/>
+          <w:insideH w:val="single" w:color="auto" w:sz="4"/>
+          <w:insideV w:val="single" w:color="auto" w:sz="4"/>
+        </w:tblBorders>
+      </w:tblPr>
+      <w:tblGrid>
+        <w:gridCol w:w="1823"/>
+        <w:gridCol w:w="4168"/>
+        <w:gridCol w:w="3648"/>
+      </w:tblGrid>
+      <w:tr>
+        <w:trPr>
+          <w:tblHeader/>
+        </w:trPr>
+        <w:tc>
+          <w:tcPr>
+            <w:tcW w:type="dxa" w:w="1823"/>
+            <w:tcBorders>
+              <w:top w:val="single" w:color="999999" w:sz="4"/>
+              <w:left w:val="single" w:color="999999" w:sz="4"/>
+              <w:bottom w:val="single" w:color="999999" w:sz="4"/>
+              <w:right w:val="single" w:color="999999" w:sz="4"/>
+            </w:tcBorders>
+            <w:shd w:fill="EFEFEF" w:val="clear"/>
+            <w:tcMar>
+              <w:top w:type="dxa" w:w="60"/>
+              <w:left w:type="dxa" w:w="90"/>
+              <w:bottom w:type="dxa" w:w="60"/>
+              <w:right w:type="dxa" w:w="90"/>
+            </w:tcMar>
+          </w:tcPr>
+          <w:p>
+            <w:pPr>
+              <w:spacing w:after="20" w:before="20"/>
+            </w:pPr>
+            <w:r>
+              <w:rPr>
+                <w:rFonts w:ascii="맑은 고딕" w:cs="맑은 고딕" w:eastAsia="맑은 고딕" w:hAnsi="맑은 고딕"/>
+                <w:sz w:val="18"/>
+                <w:szCs w:val="18"/>
+              </w:rPr>
+              <w:t xml:space="preserve"/>
+            </w:r>
+          </w:p>
+        </w:tc>
+        <w:tc>
+          <w:tcPr>
+            <w:tcW w:type="dxa" w:w="4168"/>
+            <w:tcBorders>
+              <w:top w:val="single" w:color="999999" w:sz="4"/>
+              <w:left w:val="single" w:color="999999" w:sz="4"/>
+              <w:bottom w:val="single" w:color="999999" w:sz="4"/>
+              <w:right w:val="single" w:color="999999" w:sz="4"/>
+            </w:tcBorders>
+            <w:shd w:fill="EFEFEF" w:val="clear"/>
+            <w:tcMar>
+              <w:top w:type="dxa" w:w="60"/>
+              <w:left w:type="dxa" w:w="90"/>
+              <w:bottom w:type="dxa" w:w="60"/>
+              <w:right w:type="dxa" w:w="90"/>
+            </w:tcMar>
+          </w:tcPr>
+          <w:p>
+            <w:pPr>
+              <w:spacing w:after="20" w:before="20"/>
+            </w:pPr>
+            <w:r>
+              <w:rPr>
+                <w:rFonts w:ascii="맑은 고딕" w:cs="맑은 고딕" w:eastAsia="맑은 고딕" w:hAnsi="맑은 고딕"/>
+                <w:b/>
+                <w:bCs/>
+                <w:sz w:val="18"/>
+                <w:szCs w:val="18"/>
+              </w:rPr>
+              <w:t xml:space="preserve">작 성 자</w:t>
+            </w:r>
+          </w:p>
+        </w:tc>
+        <w:tc>
+          <w:tcPr>
+            <w:tcW w:type="dxa" w:w="3648"/>
+            <w:tcBorders>
+              <w:top w:val="single" w:color="999999" w:sz="4"/>
+              <w:left w:val="single" w:color="999999" w:sz="4"/>
+              <w:bottom w:val="single" w:color="999999" w:sz="4"/>
+              <w:right w:val="single" w:color="999999" w:sz="4"/>
+            </w:tcBorders>
+            <w:shd w:fill="EFEFEF" w:val="clear"/>
+            <w:tcMar>
+              <w:top w:type="dxa" w:w="60"/>
+              <w:left w:type="dxa" w:w="90"/>
+              <w:bottom w:type="dxa" w:w="60"/>
+              <w:right w:type="dxa" w:w="90"/>
+            </w:tcMar>
+          </w:tcPr>
+          <w:p>
+            <w:pPr>
+              <w:spacing w:after="20" w:before="20"/>
+            </w:pPr>
+            <w:r>
+              <w:rPr>
+                <w:rFonts w:ascii="맑은 고딕" w:cs="맑은 고딕" w:eastAsia="맑은 고딕" w:hAnsi="맑은 고딕"/>
+                <w:b/>
+                <w:bCs/>
+                <w:sz w:val="18"/>
+                <w:szCs w:val="18"/>
+              </w:rPr>
+              <w:t xml:space="preserve">확 인 자</w:t>
+            </w:r>
+          </w:p>
+        </w:tc>
+      </w:tr>
+      <w:tr>
+        <w:trPr>
+          <w:tblHeader w:val="false"/>
+        </w:trPr>
+        <w:tc>
+          <w:tcPr>
+            <w:tcW w:type="dxa" w:w="1823"/>
+            <w:tcBorders>
+              <w:top w:val="single" w:color="999999" w:sz="4"/>
+              <w:left w:val="single" w:color="999999" w:sz="4"/>
+              <w:bottom w:val="single" w:color="999999" w:sz="4"/>
+              <w:right w:val="single" w:color="999999" w:sz="4"/>
+            </w:tcBorders>
+            <w:tcMar>
+              <w:top w:type="dxa" w:w="60"/>
+              <w:left w:type="dxa" w:w="90"/>
+              <w:bottom w:type="dxa" w:w="60"/>
+              <w:right w:type="dxa" w:w="90"/>
+            </w:tcMar>
+          </w:tcPr>
+          <w:p>
+            <w:pPr>
+              <w:spacing w:after="20" w:before="20"/>
+            </w:pPr>
+            <w:r>
+              <w:rPr>
+                <w:rFonts w:ascii="맑은 고딕" w:cs="맑은 고딕" w:eastAsia="맑은 고딕" w:hAnsi="맑은 고딕"/>
+                <w:b w:val="false"/>
+                <w:bCs w:val="false"/>
+                <w:sz w:val="18"/>
+                <w:szCs w:val="18"/>
+              </w:rPr>
+              <w:t xml:space="preserve">직 책</w:t>
+            </w:r>
+          </w:p>
+        </w:tc>
+        <w:tc>
+          <w:tcPr>
+            <w:tcW w:type="dxa" w:w="4168"/>
+            <w:tcBorders>
+              <w:top w:val="single" w:color="999999" w:sz="4"/>
+              <w:left w:val="single" w:color="999999" w:sz="4"/>
+              <w:bottom w:val="single" w:color="999999" w:sz="4"/>
+              <w:right w:val="single" w:color="999999" w:sz="4"/>
+            </w:tcBorders>
+            <w:tcMar>
+              <w:top w:type="dxa" w:w="60"/>
+              <w:left w:type="dxa" w:w="90"/>
+              <w:bottom w:type="dxa" w:w="60"/>
+              <w:right w:type="dxa" w:w="90"/>
+            </w:tcMar>
+          </w:tcPr>
+          <w:p>
+            <w:pPr>
+              <w:spacing w:after="20" w:before="20"/>
+            </w:pPr>
+            <w:r>
+              <w:rPr>
+                <w:rFonts w:ascii="맑은 고딕" w:cs="맑은 고딕" w:eastAsia="맑은 고딕" w:hAnsi="맑은 고딕"/>
+                <w:b w:val="false"/>
+                <w:bCs w:val="false"/>
+                <w:sz w:val="18"/>
+                <w:szCs w:val="18"/>
+              </w:rPr>
+              <w:t xml:space="preserve">NDE Level Ⅲ / QA</w:t>
+            </w:r>
+          </w:p>
+        </w:tc>
+        <w:tc>
+          <w:tcPr>
+            <w:tcW w:type="dxa" w:w="3648"/>
+            <w:tcBorders>
+              <w:top w:val="single" w:color="999999" w:sz="4"/>
+              <w:left w:val="single" w:color="999999" w:sz="4"/>
+              <w:bottom w:val="single" w:color="999999" w:sz="4"/>
+              <w:right w:val="single" w:color="999999" w:sz="4"/>
+            </w:tcBorders>
+            <w:tcMar>
+              <w:top w:type="dxa" w:w="60"/>
+              <w:left w:type="dxa" w:w="90"/>
+              <w:bottom w:type="dxa" w:w="60"/>
+              <w:right w:type="dxa" w:w="90"/>
+            </w:tcMar>
+          </w:tcPr>
+          <w:p>
+            <w:pPr>
+              <w:spacing w:after="20" w:before="20"/>
+            </w:pPr>
+            <w:r>
+              <w:rPr>
+                <w:rFonts w:ascii="맑은 고딕" w:cs="맑은 고딕" w:eastAsia="맑은 고딕" w:hAnsi="맑은 고딕"/>
+                <w:b w:val="false"/>
+                <w:bCs w:val="false"/>
+                <w:sz w:val="18"/>
+                <w:szCs w:val="18"/>
+              </w:rPr>
+              <w:t xml:space="preserve">대표 NDE Level Ⅲ</w:t>
+            </w:r>
+          </w:p>
+        </w:tc>
+      </w:tr>
+      <w:tr>
+        <w:trPr>
+          <w:tblHeader w:val="false"/>
+        </w:trPr>
+        <w:tc>
+          <w:tcPr>
+            <w:tcW w:type="dxa" w:w="1823"/>
+            <w:tcBorders>
+              <w:top w:val="single" w:color="999999" w:sz="4"/>
+              <w:left w:val="single" w:color="999999" w:sz="4"/>
+              <w:bottom w:val="single" w:color="999999" w:sz="4"/>
+              <w:right w:val="single" w:color="999999" w:sz="4"/>
+            </w:tcBorders>
+            <w:tcMar>
+              <w:top w:type="dxa" w:w="60"/>
+              <w:left w:type="dxa" w:w="90"/>
+              <w:bottom w:type="dxa" w:w="60"/>
+              <w:right w:type="dxa" w:w="90"/>
+            </w:tcMar>
+          </w:tcPr>
+          <w:p>
+            <w:pPr>
+              <w:spacing w:after="20" w:before="20"/>
+            </w:pPr>
+            <w:r>
+              <w:rPr>
+                <w:rFonts w:ascii="맑은 고딕" w:cs="맑은 고딕" w:eastAsia="맑은 고딕" w:hAnsi="맑은 고딕"/>
+                <w:b w:val="false"/>
+                <w:bCs w:val="false"/>
+                <w:sz w:val="18"/>
+                <w:szCs w:val="18"/>
+              </w:rPr>
+              <w:t xml:space="preserve">성명 / 서명</w:t>
+            </w:r>
+          </w:p>
+        </w:tc>
+        <w:tc>
+          <w:tcPr>
+            <w:tcW w:type="dxa" w:w="4168"/>
+            <w:tcBorders>
+              <w:top w:val="single" w:color="999999" w:sz="4"/>
+              <w:left w:val="single" w:color="999999" w:sz="4"/>
+              <w:bottom w:val="single" w:color="999999" w:sz="4"/>
+              <w:right w:val="single" w:color="999999" w:sz="4"/>
+            </w:tcBorders>
+            <w:tcMar>
+              <w:top w:type="dxa" w:w="60"/>
+              <w:left w:type="dxa" w:w="90"/>
+              <w:bottom w:type="dxa" w:w="60"/>
+              <w:right w:type="dxa" w:w="90"/>
+            </w:tcMar>
+          </w:tcPr>
+          <w:p>
+            <w:pPr>
+              <w:spacing w:after="20" w:before="20"/>
+            </w:pPr>
+            <w:r>
+              <w:rPr>
+                <w:rFonts w:ascii="맑은 고딕" w:cs="맑은 고딕" w:eastAsia="맑은 고딕" w:hAnsi="맑은 고딕"/>
+                <w:sz w:val="18"/>
+                <w:szCs w:val="18"/>
+              </w:rPr>
+              <w:t xml:space="preserve"/>
+            </w:r>
+          </w:p>
+        </w:tc>
+        <w:tc>
+          <w:tcPr>
+            <w:tcW w:type="dxa" w:w="3648"/>
+            <w:tcBorders>
+              <w:top w:val="single" w:color="999999" w:sz="4"/>
+              <w:left w:val="single" w:color="999999" w:sz="4"/>
+              <w:bottom w:val="single" w:color="999999" w:sz="4"/>
+              <w:right w:val="single" w:color="999999" w:sz="4"/>
+            </w:tcBorders>
+            <w:tcMar>
+              <w:top w:type="dxa" w:w="60"/>
+              <w:left w:type="dxa" w:w="90"/>
+              <w:bottom w:type="dxa" w:w="60"/>
+              <w:right w:type="dxa" w:w="90"/>
+            </w:tcMar>
+          </w:tcPr>
+          <w:p>
+            <w:pPr>
+              <w:spacing w:after="20" w:before="20"/>
+            </w:pPr>
+            <w:r>
+              <w:rPr>
+                <w:rFonts w:ascii="맑은 고딕" w:cs="맑은 고딕" w:eastAsia="맑은 고딕" w:hAnsi="맑은 고딕"/>
+                <w:sz w:val="18"/>
+                <w:szCs w:val="18"/>
+              </w:rPr>
+              <w:t xml:space="preserve"/>
+            </w:r>
+          </w:p>
+        </w:tc>
+      </w:tr>
+      <w:tr>
+        <w:trPr>
+          <w:tblHeader w:val="false"/>
+        </w:trPr>
+        <w:tc>
+          <w:tcPr>
+            <w:tcW w:type="dxa" w:w="1823"/>
+            <w:tcBorders>
+              <w:top w:val="single" w:color="999999" w:sz="4"/>
+              <w:left w:val="single" w:color="999999" w:sz="4"/>
+              <w:bottom w:val="single" w:color="999999" w:sz="4"/>
+              <w:right w:val="single" w:color="999999" w:sz="4"/>
+            </w:tcBorders>
+            <w:tcMar>
+              <w:top w:type="dxa" w:w="60"/>
+              <w:left w:type="dxa" w:w="90"/>
+              <w:bottom w:type="dxa" w:w="60"/>
+              <w:right w:type="dxa" w:w="90"/>
+            </w:tcMar>
+          </w:tcPr>
+          <w:p>
+            <w:pPr>
+              <w:spacing w:after="20" w:before="20"/>
+            </w:pPr>
+            <w:r>
+              <w:rPr>
+                <w:rFonts w:ascii="맑은 고딕" w:cs="맑은 고딕" w:eastAsia="맑은 고딕" w:hAnsi="맑은 고딕"/>
+                <w:b w:val="false"/>
+                <w:bCs w:val="false"/>
+                <w:sz w:val="18"/>
+                <w:szCs w:val="18"/>
+              </w:rPr>
+              <w:t xml:space="preserve">일 자</w:t>
+            </w:r>
+          </w:p>
+        </w:tc>
+        <w:tc>
+          <w:tcPr>
+            <w:tcW w:type="dxa" w:w="4168"/>
+            <w:tcBorders>
+              <w:top w:val="single" w:color="999999" w:sz="4"/>
+              <w:left w:val="single" w:color="999999" w:sz="4"/>
+              <w:bottom w:val="single" w:color="999999" w:sz="4"/>
+              <w:right w:val="single" w:color="999999" w:sz="4"/>
+            </w:tcBorders>
+            <w:tcMar>
+              <w:top w:type="dxa" w:w="60"/>
+              <w:left w:type="dxa" w:w="90"/>
+              <w:bottom w:type="dxa" w:w="60"/>
+              <w:right w:type="dxa" w:w="90"/>
+            </w:tcMar>
+          </w:tcPr>
+          <w:p>
+            <w:pPr>
+              <w:spacing w:after="20" w:before="20"/>
+            </w:pPr>
+            <w:r>
+              <w:rPr>
+                <w:rFonts w:ascii="맑은 고딕" w:cs="맑은 고딕" w:eastAsia="맑은 고딕" w:hAnsi="맑은 고딕"/>
+                <w:sz w:val="18"/>
+                <w:szCs w:val="18"/>
+              </w:rPr>
+              <w:t xml:space="preserve"/>
+            </w:r>
+          </w:p>
+        </w:tc>
+        <w:tc>
+          <w:tcPr>
+            <w:tcW w:type="dxa" w:w="3648"/>
+            <w:tcBorders>
+              <w:top w:val="single" w:color="999999" w:sz="4"/>
+              <w:left w:val="single" w:color="999999" w:sz="4"/>
+              <w:bottom w:val="single" w:color="999999" w:sz="4"/>
+              <w:right w:val="single" w:color="999999" w:sz="4"/>
+            </w:tcBorders>
+            <w:tcMar>
+              <w:top w:type="dxa" w:w="60"/>
+              <w:left w:type="dxa" w:w="90"/>
+              <w:bottom w:type="dxa" w:w="60"/>
+              <w:right w:type="dxa" w:w="90"/>
+            </w:tcMar>
+          </w:tcPr>
+          <w:p>
+            <w:pPr>
+              <w:spacing w:after="20" w:before="20"/>
+            </w:pPr>
+            <w:r>
+              <w:rPr>
+                <w:rFonts w:ascii="맑은 고딕" w:cs="맑은 고딕" w:eastAsia="맑은 고딕" w:hAnsi="맑은 고딕"/>
+                <w:sz w:val="18"/>
+                <w:szCs w:val="18"/>
+              </w:rPr>
+              <w:t xml:space="preserve"/>
+            </w:r>
+          </w:p>
+        </w:tc>
+      </w:tr>
+    </w:tbl>
+    <w:p>
+      <w:pPr>
+        <w:spacing w:after="160"/>
+      </w:pPr>
+    </w:p>
+    <w:p>
+      <w:pPr>
+        <w:spacing w:after="60"/>
+      </w:pPr>
+    </w:p>
+    <w:p>
       <w:r>
         <w:br w:type="page"/>
       </w:r>
@@ -35157,7 +36600,7 @@
                 <w:sz w:val="18"/>
                 <w:szCs w:val="18"/>
               </w:rPr>
-              <w:t xml:space="preserve">□ 관리본   ■ 비관리본   Controlled Copy For Reference</w:t>
+              <w:t xml:space="preserve">□ 관리본    □ 비관리본    Controlled Copy For Reference</w:t>
             </w:r>
           </w:p>
         </w:tc>

--- a/docs/HIE-QP-E02 필기시험 시행 규칙.docx
+++ b/docs/HIE-QP-E02 필기시험 시행 규칙.docx
@@ -14034,10 +14034,11 @@
         </w:tblBorders>
       </w:tblPr>
       <w:tblGrid>
-        <w:gridCol w:w="1904"/>
-        <w:gridCol w:w="2023"/>
-        <w:gridCol w:w="2975"/>
-        <w:gridCol w:w="2737"/>
+        <w:gridCol w:w="1290"/>
+        <w:gridCol w:w="2732"/>
+        <w:gridCol w:w="3035"/>
+        <w:gridCol w:w="1593"/>
+        <w:gridCol w:w="989"/>
       </w:tblGrid>
       <w:tr>
         <w:trPr>
@@ -14045,7 +14046,7 @@
         </w:trPr>
         <w:tc>
           <w:tcPr>
-            <w:tcW w:type="dxa" w:w="1904"/>
+            <w:tcW w:type="dxa" w:w="1290"/>
             <w:tcBorders>
               <w:top w:val="single" w:color="999999" w:sz="4"/>
               <w:left w:val="single" w:color="999999" w:sz="4"/>
@@ -14078,7 +14079,7 @@
         </w:tc>
         <w:tc>
           <w:tcPr>
-            <w:tcW w:type="dxa" w:w="2023"/>
+            <w:tcW w:type="dxa" w:w="2732"/>
             <w:tcBorders>
               <w:top w:val="single" w:color="999999" w:sz="4"/>
               <w:left w:val="single" w:color="999999" w:sz="4"/>
@@ -14111,7 +14112,7 @@
         </w:tc>
         <w:tc>
           <w:tcPr>
-            <w:tcW w:type="dxa" w:w="2975"/>
+            <w:tcW w:type="dxa" w:w="3035"/>
             <w:tcBorders>
               <w:top w:val="single" w:color="999999" w:sz="4"/>
               <w:left w:val="single" w:color="999999" w:sz="4"/>
@@ -14144,7 +14145,7 @@
         </w:tc>
         <w:tc>
           <w:tcPr>
-            <w:tcW w:type="dxa" w:w="2737"/>
+            <w:tcW w:type="dxa" w:w="1593"/>
             <w:tcBorders>
               <w:top w:val="single" w:color="999999" w:sz="4"/>
               <w:left w:val="single" w:color="999999" w:sz="4"/>
@@ -14172,6 +14173,39 @@
                 <w:szCs w:val="18"/>
               </w:rPr>
               <w:t xml:space="preserve">출력</w:t>
+            </w:r>
+          </w:p>
+        </w:tc>
+        <w:tc>
+          <w:tcPr>
+            <w:tcW w:type="dxa" w:w="989"/>
+            <w:tcBorders>
+              <w:top w:val="single" w:color="999999" w:sz="4"/>
+              <w:left w:val="single" w:color="999999" w:sz="4"/>
+              <w:bottom w:val="single" w:color="999999" w:sz="4"/>
+              <w:right w:val="single" w:color="999999" w:sz="4"/>
+            </w:tcBorders>
+            <w:shd w:fill="EFEFEF" w:val="clear"/>
+            <w:tcMar>
+              <w:top w:type="dxa" w:w="60"/>
+              <w:left w:type="dxa" w:w="90"/>
+              <w:bottom w:type="dxa" w:w="60"/>
+              <w:right w:type="dxa" w:w="90"/>
+            </w:tcMar>
+          </w:tcPr>
+          <w:p>
+            <w:pPr>
+              <w:spacing w:after="20" w:before="20"/>
+            </w:pPr>
+            <w:r>
+              <w:rPr>
+                <w:rFonts w:ascii="맑은 고딕" w:cs="맑은 고딕" w:eastAsia="맑은 고딕" w:hAnsi="맑은 고딕"/>
+                <w:b/>
+                <w:bCs/>
+                <w:sz w:val="18"/>
+                <w:szCs w:val="18"/>
+              </w:rPr>
+              <w:t xml:space="preserve">근거</w:t>
             </w:r>
           </w:p>
         </w:tc>
@@ -14182,7 +14216,7 @@
         </w:trPr>
         <w:tc>
           <w:tcPr>
-            <w:tcW w:type="dxa" w:w="1904"/>
+            <w:tcW w:type="dxa" w:w="1290"/>
             <w:tcBorders>
               <w:top w:val="single" w:color="999999" w:sz="4"/>
               <w:left w:val="single" w:color="999999" w:sz="4"/>
@@ -14214,97 +14248,129 @@
         </w:tc>
         <w:tc>
           <w:tcPr>
-            <w:tcW w:type="dxa" w:w="2023"/>
-            <w:tcBorders>
-              <w:top w:val="single" w:color="999999" w:sz="4"/>
-              <w:left w:val="single" w:color="999999" w:sz="4"/>
-              <w:bottom w:val="single" w:color="999999" w:sz="4"/>
-              <w:right w:val="single" w:color="999999" w:sz="4"/>
-            </w:tcBorders>
-            <w:tcMar>
-              <w:top w:type="dxa" w:w="60"/>
-              <w:left w:type="dxa" w:w="90"/>
-              <w:bottom w:type="dxa" w:w="60"/>
-              <w:right w:type="dxa" w:w="90"/>
-            </w:tcMar>
-          </w:tcPr>
-          <w:p>
-            <w:pPr>
-              <w:spacing w:after="20" w:before="20"/>
-            </w:pPr>
-            <w:r>
-              <w:rPr>
-                <w:rFonts w:ascii="맑은 고딕" w:cs="맑은 고딕" w:eastAsia="맑은 고딕" w:hAnsi="맑은 고딕"/>
-                <w:b w:val="false"/>
-                <w:bCs w:val="false"/>
-                <w:sz w:val="18"/>
-                <w:szCs w:val="18"/>
-              </w:rPr>
-              <w:t xml:space="preserve">전년도 일정</w:t>
-            </w:r>
-          </w:p>
-        </w:tc>
-        <w:tc>
-          <w:tcPr>
-            <w:tcW w:type="dxa" w:w="2975"/>
-            <w:tcBorders>
-              <w:top w:val="single" w:color="999999" w:sz="4"/>
-              <w:left w:val="single" w:color="999999" w:sz="4"/>
-              <w:bottom w:val="single" w:color="999999" w:sz="4"/>
-              <w:right w:val="single" w:color="999999" w:sz="4"/>
-            </w:tcBorders>
-            <w:tcMar>
-              <w:top w:type="dxa" w:w="60"/>
-              <w:left w:type="dxa" w:w="90"/>
-              <w:bottom w:type="dxa" w:w="60"/>
-              <w:right w:type="dxa" w:w="90"/>
-            </w:tcMar>
-          </w:tcPr>
-          <w:p>
-            <w:pPr>
-              <w:spacing w:after="20" w:before="20"/>
-            </w:pPr>
-            <w:r>
-              <w:rPr>
-                <w:rFonts w:ascii="맑은 고딕" w:cs="맑은 고딕" w:eastAsia="맑은 고딕" w:hAnsi="맑은 고딕"/>
-                <w:b w:val="false"/>
-                <w:bCs w:val="false"/>
-                <w:sz w:val="18"/>
-                <w:szCs w:val="18"/>
-              </w:rPr>
-              <w:t xml:space="preserve">연간 시험일정 수립</w:t>
-            </w:r>
-          </w:p>
-        </w:tc>
-        <w:tc>
-          <w:tcPr>
-            <w:tcW w:type="dxa" w:w="2737"/>
-            <w:tcBorders>
-              <w:top w:val="single" w:color="999999" w:sz="4"/>
-              <w:left w:val="single" w:color="999999" w:sz="4"/>
-              <w:bottom w:val="single" w:color="999999" w:sz="4"/>
-              <w:right w:val="single" w:color="999999" w:sz="4"/>
-            </w:tcBorders>
-            <w:tcMar>
-              <w:top w:type="dxa" w:w="60"/>
-              <w:left w:type="dxa" w:w="90"/>
-              <w:bottom w:type="dxa" w:w="60"/>
-              <w:right w:type="dxa" w:w="90"/>
-            </w:tcMar>
-          </w:tcPr>
-          <w:p>
-            <w:pPr>
-              <w:spacing w:after="20" w:before="20"/>
-            </w:pPr>
-            <w:r>
-              <w:rPr>
-                <w:rFonts w:ascii="맑은 고딕" w:cs="맑은 고딕" w:eastAsia="맑은 고딕" w:hAnsi="맑은 고딕"/>
-                <w:b w:val="false"/>
-                <w:bCs w:val="false"/>
-                <w:sz w:val="18"/>
-                <w:szCs w:val="18"/>
-              </w:rPr>
-              <w:t xml:space="preserve">연간 시험일정</w:t>
+            <w:tcW w:type="dxa" w:w="2732"/>
+            <w:tcBorders>
+              <w:top w:val="single" w:color="999999" w:sz="4"/>
+              <w:left w:val="single" w:color="999999" w:sz="4"/>
+              <w:bottom w:val="single" w:color="999999" w:sz="4"/>
+              <w:right w:val="single" w:color="999999" w:sz="4"/>
+            </w:tcBorders>
+            <w:tcMar>
+              <w:top w:type="dxa" w:w="60"/>
+              <w:left w:type="dxa" w:w="90"/>
+              <w:bottom w:type="dxa" w:w="60"/>
+              <w:right w:type="dxa" w:w="90"/>
+            </w:tcMar>
+          </w:tcPr>
+          <w:p>
+            <w:pPr>
+              <w:spacing w:after="20" w:before="20"/>
+            </w:pPr>
+            <w:r>
+              <w:rPr>
+                <w:rFonts w:ascii="맑은 고딕" w:cs="맑은 고딕" w:eastAsia="맑은 고딕" w:hAnsi="맑은 고딕"/>
+                <w:b w:val="false"/>
+                <w:bCs w:val="false"/>
+                <w:sz w:val="18"/>
+                <w:szCs w:val="18"/>
+              </w:rPr>
+              <w:t xml:space="preserve">전년도 일정, 만료 예정자 명단 (E03-04)</w:t>
+            </w:r>
+          </w:p>
+        </w:tc>
+        <w:tc>
+          <w:tcPr>
+            <w:tcW w:type="dxa" w:w="3035"/>
+            <w:tcBorders>
+              <w:top w:val="single" w:color="999999" w:sz="4"/>
+              <w:left w:val="single" w:color="999999" w:sz="4"/>
+              <w:bottom w:val="single" w:color="999999" w:sz="4"/>
+              <w:right w:val="single" w:color="999999" w:sz="4"/>
+            </w:tcBorders>
+            <w:tcMar>
+              <w:top w:type="dxa" w:w="60"/>
+              <w:left w:type="dxa" w:w="90"/>
+              <w:bottom w:type="dxa" w:w="60"/>
+              <w:right w:type="dxa" w:w="90"/>
+            </w:tcMar>
+          </w:tcPr>
+          <w:p>
+            <w:pPr>
+              <w:spacing w:after="20" w:before="20"/>
+            </w:pPr>
+            <w:r>
+              <w:rPr>
+                <w:rFonts w:ascii="맑은 고딕" w:cs="맑은 고딕" w:eastAsia="맑은 고딕" w:hAnsi="맑은 고딕"/>
+                <w:b w:val="false"/>
+                <w:bCs w:val="false"/>
+                <w:sz w:val="18"/>
+                <w:szCs w:val="18"/>
+              </w:rPr>
+              <w:t xml:space="preserve">연간 시험 시행계획 수립</w:t>
+            </w:r>
+          </w:p>
+        </w:tc>
+        <w:tc>
+          <w:tcPr>
+            <w:tcW w:type="dxa" w:w="1593"/>
+            <w:tcBorders>
+              <w:top w:val="single" w:color="999999" w:sz="4"/>
+              <w:left w:val="single" w:color="999999" w:sz="4"/>
+              <w:bottom w:val="single" w:color="999999" w:sz="4"/>
+              <w:right w:val="single" w:color="999999" w:sz="4"/>
+            </w:tcBorders>
+            <w:tcMar>
+              <w:top w:type="dxa" w:w="60"/>
+              <w:left w:type="dxa" w:w="90"/>
+              <w:bottom w:type="dxa" w:w="60"/>
+              <w:right w:type="dxa" w:w="90"/>
+            </w:tcMar>
+          </w:tcPr>
+          <w:p>
+            <w:pPr>
+              <w:spacing w:after="20" w:before="20"/>
+            </w:pPr>
+            <w:r>
+              <w:rPr>
+                <w:rFonts w:ascii="맑은 고딕" w:cs="맑은 고딕" w:eastAsia="맑은 고딕" w:hAnsi="맑은 고딕"/>
+                <w:b w:val="false"/>
+                <w:bCs w:val="false"/>
+                <w:sz w:val="18"/>
+                <w:szCs w:val="18"/>
+              </w:rPr>
+              <w:t xml:space="preserve">연간 시험 시행계획</w:t>
+            </w:r>
+          </w:p>
+        </w:tc>
+        <w:tc>
+          <w:tcPr>
+            <w:tcW w:type="dxa" w:w="989"/>
+            <w:tcBorders>
+              <w:top w:val="single" w:color="999999" w:sz="4"/>
+              <w:left w:val="single" w:color="999999" w:sz="4"/>
+              <w:bottom w:val="single" w:color="999999" w:sz="4"/>
+              <w:right w:val="single" w:color="999999" w:sz="4"/>
+            </w:tcBorders>
+            <w:tcMar>
+              <w:top w:type="dxa" w:w="60"/>
+              <w:left w:type="dxa" w:w="90"/>
+              <w:bottom w:type="dxa" w:w="60"/>
+              <w:right w:type="dxa" w:w="90"/>
+            </w:tcMar>
+          </w:tcPr>
+          <w:p>
+            <w:pPr>
+              <w:spacing w:after="20" w:before="20"/>
+            </w:pPr>
+            <w:r>
+              <w:rPr>
+                <w:rFonts w:ascii="맑은 고딕" w:cs="맑은 고딕" w:eastAsia="맑은 고딕" w:hAnsi="맑은 고딕"/>
+                <w:b w:val="false"/>
+                <w:bCs w:val="false"/>
+                <w:sz w:val="18"/>
+                <w:szCs w:val="18"/>
+              </w:rPr>
+              <w:t xml:space="preserve">7.1.1</w:t>
             </w:r>
           </w:p>
         </w:tc>
@@ -14315,7 +14381,7 @@
         </w:trPr>
         <w:tc>
           <w:tcPr>
-            <w:tcW w:type="dxa" w:w="1904"/>
+            <w:tcW w:type="dxa" w:w="1290"/>
             <w:tcBorders>
               <w:top w:val="single" w:color="999999" w:sz="4"/>
               <w:left w:val="single" w:color="999999" w:sz="4"/>
@@ -14347,7 +14413,7 @@
         </w:tc>
         <w:tc>
           <w:tcPr>
-            <w:tcW w:type="dxa" w:w="2023"/>
+            <w:tcW w:type="dxa" w:w="2732"/>
             <w:tcBorders>
               <w:top w:val="single" w:color="999999" w:sz="4"/>
               <w:left w:val="single" w:color="999999" w:sz="4"/>
@@ -14377,7 +14443,7 @@
         </w:tc>
         <w:tc>
           <w:tcPr>
-            <w:tcW w:type="dxa" w:w="2975"/>
+            <w:tcW w:type="dxa" w:w="3035"/>
             <w:tcBorders>
               <w:top w:val="single" w:color="999999" w:sz="4"/>
               <w:left w:val="single" w:color="999999" w:sz="4"/>
@@ -14407,7 +14473,37 @@
         </w:tc>
         <w:tc>
           <w:tcPr>
-            <w:tcW w:type="dxa" w:w="2737"/>
+            <w:tcW w:type="dxa" w:w="1593"/>
+            <w:tcBorders>
+              <w:top w:val="single" w:color="999999" w:sz="4"/>
+              <w:left w:val="single" w:color="999999" w:sz="4"/>
+              <w:bottom w:val="single" w:color="999999" w:sz="4"/>
+              <w:right w:val="single" w:color="999999" w:sz="4"/>
+            </w:tcBorders>
+            <w:tcMar>
+              <w:top w:type="dxa" w:w="60"/>
+              <w:left w:type="dxa" w:w="90"/>
+              <w:bottom w:type="dxa" w:w="60"/>
+              <w:right w:type="dxa" w:w="90"/>
+            </w:tcMar>
+          </w:tcPr>
+          <w:p>
+            <w:pPr>
+              <w:spacing w:after="20" w:before="20"/>
+            </w:pPr>
+            <w:r>
+              <w:rPr>
+                <w:rFonts w:ascii="맑은 고딕" w:cs="맑은 고딕" w:eastAsia="맑은 고딕" w:hAnsi="맑은 고딕"/>
+                <w:sz w:val="18"/>
+                <w:szCs w:val="18"/>
+              </w:rPr>
+              <w:t xml:space="preserve"/>
+            </w:r>
+          </w:p>
+        </w:tc>
+        <w:tc>
+          <w:tcPr>
+            <w:tcW w:type="dxa" w:w="989"/>
             <w:tcBorders>
               <w:top w:val="single" w:color="999999" w:sz="4"/>
               <w:left w:val="single" w:color="999999" w:sz="4"/>
@@ -14442,129 +14538,161 @@
         </w:trPr>
         <w:tc>
           <w:tcPr>
-            <w:tcW w:type="dxa" w:w="1904"/>
-            <w:tcBorders>
-              <w:top w:val="single" w:color="999999" w:sz="4"/>
-              <w:left w:val="single" w:color="999999" w:sz="4"/>
-              <w:bottom w:val="single" w:color="999999" w:sz="4"/>
-              <w:right w:val="single" w:color="999999" w:sz="4"/>
-            </w:tcBorders>
-            <w:tcMar>
-              <w:top w:type="dxa" w:w="60"/>
-              <w:left w:type="dxa" w:w="90"/>
-              <w:bottom w:type="dxa" w:w="60"/>
-              <w:right w:type="dxa" w:w="90"/>
-            </w:tcMar>
-          </w:tcPr>
-          <w:p>
-            <w:pPr>
-              <w:spacing w:after="20" w:before="20"/>
-            </w:pPr>
-            <w:r>
-              <w:rPr>
-                <w:rFonts w:ascii="맑은 고딕" w:cs="맑은 고딕" w:eastAsia="맑은 고딕" w:hAnsi="맑은 고딕"/>
-                <w:b w:val="false"/>
-                <w:bCs w:val="false"/>
-                <w:sz w:val="18"/>
-                <w:szCs w:val="18"/>
-              </w:rPr>
-              <w:t xml:space="preserve">NDE Level Ⅲ / QA</w:t>
-            </w:r>
-          </w:p>
-        </w:tc>
-        <w:tc>
-          <w:tcPr>
-            <w:tcW w:type="dxa" w:w="2023"/>
-            <w:tcBorders>
-              <w:top w:val="single" w:color="999999" w:sz="4"/>
-              <w:left w:val="single" w:color="999999" w:sz="4"/>
-              <w:bottom w:val="single" w:color="999999" w:sz="4"/>
-              <w:right w:val="single" w:color="999999" w:sz="4"/>
-            </w:tcBorders>
-            <w:tcMar>
-              <w:top w:type="dxa" w:w="60"/>
-              <w:left w:type="dxa" w:w="90"/>
-              <w:bottom w:type="dxa" w:w="60"/>
-              <w:right w:type="dxa" w:w="90"/>
-            </w:tcMar>
-          </w:tcPr>
-          <w:p>
-            <w:pPr>
-              <w:spacing w:after="20" w:before="20"/>
-            </w:pPr>
-            <w:r>
-              <w:rPr>
-                <w:rFonts w:ascii="맑은 고딕" w:cs="맑은 고딕" w:eastAsia="맑은 고딕" w:hAnsi="맑은 고딕"/>
-                <w:b w:val="false"/>
-                <w:bCs w:val="false"/>
-                <w:sz w:val="18"/>
-                <w:szCs w:val="18"/>
-              </w:rPr>
-              <w:t xml:space="preserve">교육·경력 기록, 시력검사 결과</w:t>
-            </w:r>
-          </w:p>
-        </w:tc>
-        <w:tc>
-          <w:tcPr>
-            <w:tcW w:type="dxa" w:w="2975"/>
-            <w:tcBorders>
-              <w:top w:val="single" w:color="999999" w:sz="4"/>
-              <w:left w:val="single" w:color="999999" w:sz="4"/>
-              <w:bottom w:val="single" w:color="999999" w:sz="4"/>
-              <w:right w:val="single" w:color="999999" w:sz="4"/>
-            </w:tcBorders>
-            <w:tcMar>
-              <w:top w:type="dxa" w:w="60"/>
-              <w:left w:type="dxa" w:w="90"/>
-              <w:bottom w:type="dxa" w:w="60"/>
-              <w:right w:type="dxa" w:w="90"/>
-            </w:tcMar>
-          </w:tcPr>
-          <w:p>
-            <w:pPr>
-              <w:spacing w:after="20" w:before="20"/>
-            </w:pPr>
-            <w:r>
-              <w:rPr>
-                <w:rFonts w:ascii="맑은 고딕" w:cs="맑은 고딕" w:eastAsia="맑은 고딕" w:hAnsi="맑은 고딕"/>
-                <w:b w:val="false"/>
-                <w:bCs w:val="false"/>
-                <w:sz w:val="18"/>
-                <w:szCs w:val="18"/>
-              </w:rPr>
-              <w:t xml:space="preserve">응시 자격 확인</w:t>
-            </w:r>
-          </w:p>
-        </w:tc>
-        <w:tc>
-          <w:tcPr>
-            <w:tcW w:type="dxa" w:w="2737"/>
-            <w:tcBorders>
-              <w:top w:val="single" w:color="999999" w:sz="4"/>
-              <w:left w:val="single" w:color="999999" w:sz="4"/>
-              <w:bottom w:val="single" w:color="999999" w:sz="4"/>
-              <w:right w:val="single" w:color="999999" w:sz="4"/>
-            </w:tcBorders>
-            <w:tcMar>
-              <w:top w:type="dxa" w:w="60"/>
-              <w:left w:type="dxa" w:w="90"/>
-              <w:bottom w:type="dxa" w:w="60"/>
-              <w:right w:type="dxa" w:w="90"/>
-            </w:tcMar>
-          </w:tcPr>
-          <w:p>
-            <w:pPr>
-              <w:spacing w:after="20" w:before="20"/>
-            </w:pPr>
-            <w:r>
-              <w:rPr>
-                <w:rFonts w:ascii="맑은 고딕" w:cs="맑은 고딕" w:eastAsia="맑은 고딕" w:hAnsi="맑은 고딕"/>
-                <w:b w:val="false"/>
-                <w:bCs w:val="false"/>
-                <w:sz w:val="18"/>
-                <w:szCs w:val="18"/>
-              </w:rPr>
-              <w:t xml:space="preserve">응시자 명단</w:t>
+            <w:tcW w:type="dxa" w:w="1290"/>
+            <w:tcBorders>
+              <w:top w:val="single" w:color="999999" w:sz="4"/>
+              <w:left w:val="single" w:color="999999" w:sz="4"/>
+              <w:bottom w:val="single" w:color="999999" w:sz="4"/>
+              <w:right w:val="single" w:color="999999" w:sz="4"/>
+            </w:tcBorders>
+            <w:tcMar>
+              <w:top w:type="dxa" w:w="60"/>
+              <w:left w:type="dxa" w:w="90"/>
+              <w:bottom w:type="dxa" w:w="60"/>
+              <w:right w:type="dxa" w:w="90"/>
+            </w:tcMar>
+          </w:tcPr>
+          <w:p>
+            <w:pPr>
+              <w:spacing w:after="20" w:before="20"/>
+            </w:pPr>
+            <w:r>
+              <w:rPr>
+                <w:rFonts w:ascii="맑은 고딕" w:cs="맑은 고딕" w:eastAsia="맑은 고딕" w:hAnsi="맑은 고딕"/>
+                <w:b w:val="false"/>
+                <w:bCs w:val="false"/>
+                <w:sz w:val="18"/>
+                <w:szCs w:val="18"/>
+              </w:rPr>
+              <w:t xml:space="preserve">대표 NDE Level Ⅲ</w:t>
+            </w:r>
+          </w:p>
+        </w:tc>
+        <w:tc>
+          <w:tcPr>
+            <w:tcW w:type="dxa" w:w="2732"/>
+            <w:tcBorders>
+              <w:top w:val="single" w:color="999999" w:sz="4"/>
+              <w:left w:val="single" w:color="999999" w:sz="4"/>
+              <w:bottom w:val="single" w:color="999999" w:sz="4"/>
+              <w:right w:val="single" w:color="999999" w:sz="4"/>
+            </w:tcBorders>
+            <w:tcMar>
+              <w:top w:type="dxa" w:w="60"/>
+              <w:left w:type="dxa" w:w="90"/>
+              <w:bottom w:type="dxa" w:w="60"/>
+              <w:right w:type="dxa" w:w="90"/>
+            </w:tcMar>
+          </w:tcPr>
+          <w:p>
+            <w:pPr>
+              <w:spacing w:after="20" w:before="20"/>
+            </w:pPr>
+            <w:r>
+              <w:rPr>
+                <w:rFonts w:ascii="맑은 고딕" w:cs="맑은 고딕" w:eastAsia="맑은 고딕" w:hAnsi="맑은 고딕"/>
+                <w:b w:val="false"/>
+                <w:bCs w:val="false"/>
+                <w:sz w:val="18"/>
+                <w:szCs w:val="18"/>
+              </w:rPr>
+              <w:t xml:space="preserve">연간 시험 시행계획</w:t>
+            </w:r>
+          </w:p>
+        </w:tc>
+        <w:tc>
+          <w:tcPr>
+            <w:tcW w:type="dxa" w:w="3035"/>
+            <w:tcBorders>
+              <w:top w:val="single" w:color="999999" w:sz="4"/>
+              <w:left w:val="single" w:color="999999" w:sz="4"/>
+              <w:bottom w:val="single" w:color="999999" w:sz="4"/>
+              <w:right w:val="single" w:color="999999" w:sz="4"/>
+            </w:tcBorders>
+            <w:tcMar>
+              <w:top w:type="dxa" w:w="60"/>
+              <w:left w:type="dxa" w:w="90"/>
+              <w:bottom w:type="dxa" w:w="60"/>
+              <w:right w:type="dxa" w:w="90"/>
+            </w:tcMar>
+          </w:tcPr>
+          <w:p>
+            <w:pPr>
+              <w:spacing w:after="20" w:before="20"/>
+            </w:pPr>
+            <w:r>
+              <w:rPr>
+                <w:rFonts w:ascii="맑은 고딕" w:cs="맑은 고딕" w:eastAsia="맑은 고딕" w:hAnsi="맑은 고딕"/>
+                <w:b w:val="false"/>
+                <w:bCs w:val="false"/>
+                <w:sz w:val="18"/>
+                <w:szCs w:val="18"/>
+              </w:rPr>
+              <w:t xml:space="preserve">계획 승인</w:t>
+            </w:r>
+          </w:p>
+        </w:tc>
+        <w:tc>
+          <w:tcPr>
+            <w:tcW w:type="dxa" w:w="1593"/>
+            <w:tcBorders>
+              <w:top w:val="single" w:color="999999" w:sz="4"/>
+              <w:left w:val="single" w:color="999999" w:sz="4"/>
+              <w:bottom w:val="single" w:color="999999" w:sz="4"/>
+              <w:right w:val="single" w:color="999999" w:sz="4"/>
+            </w:tcBorders>
+            <w:tcMar>
+              <w:top w:type="dxa" w:w="60"/>
+              <w:left w:type="dxa" w:w="90"/>
+              <w:bottom w:type="dxa" w:w="60"/>
+              <w:right w:type="dxa" w:w="90"/>
+            </w:tcMar>
+          </w:tcPr>
+          <w:p>
+            <w:pPr>
+              <w:spacing w:after="20" w:before="20"/>
+            </w:pPr>
+            <w:r>
+              <w:rPr>
+                <w:rFonts w:ascii="맑은 고딕" w:cs="맑은 고딕" w:eastAsia="맑은 고딕" w:hAnsi="맑은 고딕"/>
+                <w:b w:val="false"/>
+                <w:bCs w:val="false"/>
+                <w:sz w:val="18"/>
+                <w:szCs w:val="18"/>
+              </w:rPr>
+              <w:t xml:space="preserve">승인된 연간 계획</w:t>
+            </w:r>
+          </w:p>
+        </w:tc>
+        <w:tc>
+          <w:tcPr>
+            <w:tcW w:type="dxa" w:w="989"/>
+            <w:tcBorders>
+              <w:top w:val="single" w:color="999999" w:sz="4"/>
+              <w:left w:val="single" w:color="999999" w:sz="4"/>
+              <w:bottom w:val="single" w:color="999999" w:sz="4"/>
+              <w:right w:val="single" w:color="999999" w:sz="4"/>
+            </w:tcBorders>
+            <w:tcMar>
+              <w:top w:type="dxa" w:w="60"/>
+              <w:left w:type="dxa" w:w="90"/>
+              <w:bottom w:type="dxa" w:w="60"/>
+              <w:right w:type="dxa" w:w="90"/>
+            </w:tcMar>
+          </w:tcPr>
+          <w:p>
+            <w:pPr>
+              <w:spacing w:after="20" w:before="20"/>
+            </w:pPr>
+            <w:r>
+              <w:rPr>
+                <w:rFonts w:ascii="맑은 고딕" w:cs="맑은 고딕" w:eastAsia="맑은 고딕" w:hAnsi="맑은 고딕"/>
+                <w:b w:val="false"/>
+                <w:bCs w:val="false"/>
+                <w:sz w:val="18"/>
+                <w:szCs w:val="18"/>
+              </w:rPr>
+              <w:t xml:space="preserve">7.1.1</w:t>
             </w:r>
           </w:p>
         </w:tc>
@@ -14575,7 +14703,7 @@
         </w:trPr>
         <w:tc>
           <w:tcPr>
-            <w:tcW w:type="dxa" w:w="1904"/>
+            <w:tcW w:type="dxa" w:w="1290"/>
             <w:tcBorders>
               <w:top w:val="single" w:color="999999" w:sz="4"/>
               <w:left w:val="single" w:color="999999" w:sz="4"/>
@@ -14607,7 +14735,7 @@
         </w:tc>
         <w:tc>
           <w:tcPr>
-            <w:tcW w:type="dxa" w:w="2023"/>
+            <w:tcW w:type="dxa" w:w="2732"/>
             <w:tcBorders>
               <w:top w:val="single" w:color="999999" w:sz="4"/>
               <w:left w:val="single" w:color="999999" w:sz="4"/>
@@ -14637,7 +14765,7 @@
         </w:tc>
         <w:tc>
           <w:tcPr>
-            <w:tcW w:type="dxa" w:w="2975"/>
+            <w:tcW w:type="dxa" w:w="3035"/>
             <w:tcBorders>
               <w:top w:val="single" w:color="999999" w:sz="4"/>
               <w:left w:val="single" w:color="999999" w:sz="4"/>
@@ -14667,7 +14795,37 @@
         </w:tc>
         <w:tc>
           <w:tcPr>
-            <w:tcW w:type="dxa" w:w="2737"/>
+            <w:tcW w:type="dxa" w:w="1593"/>
+            <w:tcBorders>
+              <w:top w:val="single" w:color="999999" w:sz="4"/>
+              <w:left w:val="single" w:color="999999" w:sz="4"/>
+              <w:bottom w:val="single" w:color="999999" w:sz="4"/>
+              <w:right w:val="single" w:color="999999" w:sz="4"/>
+            </w:tcBorders>
+            <w:tcMar>
+              <w:top w:type="dxa" w:w="60"/>
+              <w:left w:type="dxa" w:w="90"/>
+              <w:bottom w:type="dxa" w:w="60"/>
+              <w:right w:type="dxa" w:w="90"/>
+            </w:tcMar>
+          </w:tcPr>
+          <w:p>
+            <w:pPr>
+              <w:spacing w:after="20" w:before="20"/>
+            </w:pPr>
+            <w:r>
+              <w:rPr>
+                <w:rFonts w:ascii="맑은 고딕" w:cs="맑은 고딕" w:eastAsia="맑은 고딕" w:hAnsi="맑은 고딕"/>
+                <w:sz w:val="18"/>
+                <w:szCs w:val="18"/>
+              </w:rPr>
+              <w:t xml:space="preserve"/>
+            </w:r>
+          </w:p>
+        </w:tc>
+        <w:tc>
+          <w:tcPr>
+            <w:tcW w:type="dxa" w:w="989"/>
             <w:tcBorders>
               <w:top w:val="single" w:color="999999" w:sz="4"/>
               <w:left w:val="single" w:color="999999" w:sz="4"/>
@@ -14702,7 +14860,7 @@
         </w:trPr>
         <w:tc>
           <w:tcPr>
-            <w:tcW w:type="dxa" w:w="1904"/>
+            <w:tcW w:type="dxa" w:w="1290"/>
             <w:tcBorders>
               <w:top w:val="single" w:color="999999" w:sz="4"/>
               <w:left w:val="single" w:color="999999" w:sz="4"/>
@@ -14734,97 +14892,139 @@
         </w:tc>
         <w:tc>
           <w:tcPr>
-            <w:tcW w:type="dxa" w:w="2023"/>
-            <w:tcBorders>
-              <w:top w:val="single" w:color="999999" w:sz="4"/>
-              <w:left w:val="single" w:color="999999" w:sz="4"/>
-              <w:bottom w:val="single" w:color="999999" w:sz="4"/>
-              <w:right w:val="single" w:color="999999" w:sz="4"/>
-            </w:tcBorders>
-            <w:tcMar>
-              <w:top w:type="dxa" w:w="60"/>
-              <w:left w:type="dxa" w:w="90"/>
-              <w:bottom w:type="dxa" w:w="60"/>
-              <w:right w:type="dxa" w:w="90"/>
-            </w:tcMar>
-          </w:tcPr>
-          <w:p>
-            <w:pPr>
-              <w:spacing w:after="20" w:before="20"/>
-            </w:pPr>
-            <w:r>
-              <w:rPr>
-                <w:rFonts w:ascii="맑은 고딕" w:cs="맑은 고딕" w:eastAsia="맑은 고딕" w:hAnsi="맑은 고딕"/>
-                <w:b w:val="false"/>
-                <w:bCs w:val="false"/>
-                <w:sz w:val="18"/>
-                <w:szCs w:val="18"/>
-              </w:rPr>
-              <w:t xml:space="preserve">응시 인원</w:t>
-            </w:r>
-          </w:p>
-        </w:tc>
-        <w:tc>
-          <w:tcPr>
-            <w:tcW w:type="dxa" w:w="2975"/>
-            <w:tcBorders>
-              <w:top w:val="single" w:color="999999" w:sz="4"/>
-              <w:left w:val="single" w:color="999999" w:sz="4"/>
-              <w:bottom w:val="single" w:color="999999" w:sz="4"/>
-              <w:right w:val="single" w:color="999999" w:sz="4"/>
-            </w:tcBorders>
-            <w:tcMar>
-              <w:top w:type="dxa" w:w="60"/>
-              <w:left w:type="dxa" w:w="90"/>
-              <w:bottom w:type="dxa" w:w="60"/>
-              <w:right w:type="dxa" w:w="90"/>
-            </w:tcMar>
-          </w:tcPr>
-          <w:p>
-            <w:pPr>
-              <w:spacing w:after="20" w:before="20"/>
-            </w:pPr>
-            <w:r>
-              <w:rPr>
-                <w:rFonts w:ascii="맑은 고딕" w:cs="맑은 고딕" w:eastAsia="맑은 고딕" w:hAnsi="맑은 고딕"/>
-                <w:b w:val="false"/>
-                <w:bCs w:val="false"/>
-                <w:sz w:val="18"/>
-                <w:szCs w:val="18"/>
-              </w:rPr>
-              <w:t xml:space="preserve">시험 장소·단말 확보, 감독자 선정</w:t>
-            </w:r>
-          </w:p>
-        </w:tc>
-        <w:tc>
-          <w:tcPr>
-            <w:tcW w:type="dxa" w:w="2737"/>
-            <w:tcBorders>
-              <w:top w:val="single" w:color="999999" w:sz="4"/>
-              <w:left w:val="single" w:color="999999" w:sz="4"/>
-              <w:bottom w:val="single" w:color="999999" w:sz="4"/>
-              <w:right w:val="single" w:color="999999" w:sz="4"/>
-            </w:tcBorders>
-            <w:tcMar>
-              <w:top w:type="dxa" w:w="60"/>
-              <w:left w:type="dxa" w:w="90"/>
-              <w:bottom w:type="dxa" w:w="60"/>
-              <w:right w:type="dxa" w:w="90"/>
-            </w:tcMar>
-          </w:tcPr>
-          <w:p>
-            <w:pPr>
-              <w:spacing w:after="20" w:before="20"/>
-            </w:pPr>
-            <w:r>
-              <w:rPr>
-                <w:rFonts w:ascii="맑은 고딕" w:cs="맑은 고딕" w:eastAsia="맑은 고딕" w:hAnsi="맑은 고딕"/>
-                <w:b w:val="false"/>
-                <w:bCs w:val="false"/>
-                <w:sz w:val="18"/>
-                <w:szCs w:val="18"/>
-              </w:rPr>
-              <w:t xml:space="preserve">시행계획서 (E02-01)</w:t>
+            <w:tcW w:type="dxa" w:w="2732"/>
+            <w:tcBorders>
+              <w:top w:val="single" w:color="999999" w:sz="4"/>
+              <w:left w:val="single" w:color="999999" w:sz="4"/>
+              <w:bottom w:val="single" w:color="999999" w:sz="4"/>
+              <w:right w:val="single" w:color="999999" w:sz="4"/>
+            </w:tcBorders>
+            <w:tcMar>
+              <w:top w:type="dxa" w:w="60"/>
+              <w:left w:type="dxa" w:w="90"/>
+              <w:bottom w:type="dxa" w:w="60"/>
+              <w:right w:type="dxa" w:w="90"/>
+            </w:tcMar>
+          </w:tcPr>
+          <w:p>
+            <w:pPr>
+              <w:spacing w:after="20" w:before="20"/>
+            </w:pPr>
+            <w:r>
+              <w:rPr>
+                <w:rFonts w:ascii="맑은 고딕" w:cs="맑은 고딕" w:eastAsia="맑은 고딕" w:hAnsi="맑은 고딕"/>
+                <w:b w:val="false"/>
+                <w:bCs w:val="false"/>
+                <w:sz w:val="18"/>
+                <w:szCs w:val="18"/>
+              </w:rPr>
+              <w:t xml:space="preserve">교육·경력 기록, 시력검사 결과, 자격증 발급대장 (E03-01)</w:t>
+            </w:r>
+          </w:p>
+        </w:tc>
+        <w:tc>
+          <w:tcPr>
+            <w:tcW w:type="dxa" w:w="3035"/>
+            <w:tcBorders>
+              <w:top w:val="single" w:color="999999" w:sz="4"/>
+              <w:left w:val="single" w:color="999999" w:sz="4"/>
+              <w:bottom w:val="single" w:color="999999" w:sz="4"/>
+              <w:right w:val="single" w:color="999999" w:sz="4"/>
+            </w:tcBorders>
+            <w:tcMar>
+              <w:top w:type="dxa" w:w="60"/>
+              <w:left w:type="dxa" w:w="90"/>
+              <w:bottom w:type="dxa" w:w="60"/>
+              <w:right w:type="dxa" w:w="90"/>
+            </w:tcMar>
+          </w:tcPr>
+          <w:p>
+            <w:pPr>
+              <w:spacing w:after="20" w:before="20"/>
+            </w:pPr>
+            <w:r>
+              <w:rPr>
+                <w:rFonts w:ascii="맑은 고딕" w:cs="맑은 고딕" w:eastAsia="맑은 고딕" w:hAnsi="맑은 고딕"/>
+                <w:b w:val="false"/>
+                <w:bCs w:val="false"/>
+                <w:sz w:val="18"/>
+                <w:szCs w:val="18"/>
+              </w:rPr>
+              <w:t xml:space="preserve">응시 자격 확인 — 시력 유효 여부와 </w:t>
+            </w:r>
+            <w:r>
+              <w:rPr>
+                <w:rFonts w:ascii="맑은 고딕" w:cs="맑은 고딕" w:eastAsia="맑은 고딕" w:hAnsi="맑은 고딕"/>
+                <w:b/>
+                <w:bCs/>
+                <w:sz w:val="18"/>
+                <w:szCs w:val="18"/>
+              </w:rPr>
+              <w:t xml:space="preserve">TOFD·PAUT·FMC 의 UT Level Ⅱ 선수 자격</w:t>
+            </w:r>
+          </w:p>
+        </w:tc>
+        <w:tc>
+          <w:tcPr>
+            <w:tcW w:type="dxa" w:w="1593"/>
+            <w:tcBorders>
+              <w:top w:val="single" w:color="999999" w:sz="4"/>
+              <w:left w:val="single" w:color="999999" w:sz="4"/>
+              <w:bottom w:val="single" w:color="999999" w:sz="4"/>
+              <w:right w:val="single" w:color="999999" w:sz="4"/>
+            </w:tcBorders>
+            <w:tcMar>
+              <w:top w:type="dxa" w:w="60"/>
+              <w:left w:type="dxa" w:w="90"/>
+              <w:bottom w:type="dxa" w:w="60"/>
+              <w:right w:type="dxa" w:w="90"/>
+            </w:tcMar>
+          </w:tcPr>
+          <w:p>
+            <w:pPr>
+              <w:spacing w:after="20" w:before="20"/>
+            </w:pPr>
+            <w:r>
+              <w:rPr>
+                <w:rFonts w:ascii="맑은 고딕" w:cs="맑은 고딕" w:eastAsia="맑은 고딕" w:hAnsi="맑은 고딕"/>
+                <w:b w:val="false"/>
+                <w:bCs w:val="false"/>
+                <w:sz w:val="18"/>
+                <w:szCs w:val="18"/>
+              </w:rPr>
+              <w:t xml:space="preserve">응시자 명단</w:t>
+            </w:r>
+          </w:p>
+        </w:tc>
+        <w:tc>
+          <w:tcPr>
+            <w:tcW w:type="dxa" w:w="989"/>
+            <w:tcBorders>
+              <w:top w:val="single" w:color="999999" w:sz="4"/>
+              <w:left w:val="single" w:color="999999" w:sz="4"/>
+              <w:bottom w:val="single" w:color="999999" w:sz="4"/>
+              <w:right w:val="single" w:color="999999" w:sz="4"/>
+            </w:tcBorders>
+            <w:tcMar>
+              <w:top w:type="dxa" w:w="60"/>
+              <w:left w:type="dxa" w:w="90"/>
+              <w:bottom w:type="dxa" w:w="60"/>
+              <w:right w:type="dxa" w:w="90"/>
+            </w:tcMar>
+          </w:tcPr>
+          <w:p>
+            <w:pPr>
+              <w:spacing w:after="20" w:before="20"/>
+            </w:pPr>
+            <w:r>
+              <w:rPr>
+                <w:rFonts w:ascii="맑은 고딕" w:cs="맑은 고딕" w:eastAsia="맑은 고딕" w:hAnsi="맑은 고딕"/>
+                <w:b w:val="false"/>
+                <w:bCs w:val="false"/>
+                <w:sz w:val="18"/>
+                <w:szCs w:val="18"/>
+              </w:rPr>
+              <w:t xml:space="preserve">7.2.1 ~ 7.2.3</w:t>
             </w:r>
           </w:p>
         </w:tc>
@@ -14835,7 +15035,7 @@
         </w:trPr>
         <w:tc>
           <w:tcPr>
-            <w:tcW w:type="dxa" w:w="1904"/>
+            <w:tcW w:type="dxa" w:w="1290"/>
             <w:tcBorders>
               <w:top w:val="single" w:color="999999" w:sz="4"/>
               <w:left w:val="single" w:color="999999" w:sz="4"/>
@@ -14867,7 +15067,7 @@
         </w:tc>
         <w:tc>
           <w:tcPr>
-            <w:tcW w:type="dxa" w:w="2023"/>
+            <w:tcW w:type="dxa" w:w="2732"/>
             <w:tcBorders>
               <w:top w:val="single" w:color="999999" w:sz="4"/>
               <w:left w:val="single" w:color="999999" w:sz="4"/>
@@ -14897,7 +15097,7 @@
         </w:tc>
         <w:tc>
           <w:tcPr>
-            <w:tcW w:type="dxa" w:w="2975"/>
+            <w:tcW w:type="dxa" w:w="3035"/>
             <w:tcBorders>
               <w:top w:val="single" w:color="999999" w:sz="4"/>
               <w:left w:val="single" w:color="999999" w:sz="4"/>
@@ -14927,7 +15127,37 @@
         </w:tc>
         <w:tc>
           <w:tcPr>
-            <w:tcW w:type="dxa" w:w="2737"/>
+            <w:tcW w:type="dxa" w:w="1593"/>
+            <w:tcBorders>
+              <w:top w:val="single" w:color="999999" w:sz="4"/>
+              <w:left w:val="single" w:color="999999" w:sz="4"/>
+              <w:bottom w:val="single" w:color="999999" w:sz="4"/>
+              <w:right w:val="single" w:color="999999" w:sz="4"/>
+            </w:tcBorders>
+            <w:tcMar>
+              <w:top w:type="dxa" w:w="60"/>
+              <w:left w:type="dxa" w:w="90"/>
+              <w:bottom w:type="dxa" w:w="60"/>
+              <w:right w:type="dxa" w:w="90"/>
+            </w:tcMar>
+          </w:tcPr>
+          <w:p>
+            <w:pPr>
+              <w:spacing w:after="20" w:before="20"/>
+            </w:pPr>
+            <w:r>
+              <w:rPr>
+                <w:rFonts w:ascii="맑은 고딕" w:cs="맑은 고딕" w:eastAsia="맑은 고딕" w:hAnsi="맑은 고딕"/>
+                <w:sz w:val="18"/>
+                <w:szCs w:val="18"/>
+              </w:rPr>
+              <w:t xml:space="preserve"/>
+            </w:r>
+          </w:p>
+        </w:tc>
+        <w:tc>
+          <w:tcPr>
+            <w:tcW w:type="dxa" w:w="989"/>
             <w:tcBorders>
               <w:top w:val="single" w:color="999999" w:sz="4"/>
               <w:left w:val="single" w:color="999999" w:sz="4"/>
@@ -14962,129 +15192,161 @@
         </w:trPr>
         <w:tc>
           <w:tcPr>
-            <w:tcW w:type="dxa" w:w="1904"/>
-            <w:tcBorders>
-              <w:top w:val="single" w:color="999999" w:sz="4"/>
-              <w:left w:val="single" w:color="999999" w:sz="4"/>
-              <w:bottom w:val="single" w:color="999999" w:sz="4"/>
-              <w:right w:val="single" w:color="999999" w:sz="4"/>
-            </w:tcBorders>
-            <w:tcMar>
-              <w:top w:type="dxa" w:w="60"/>
-              <w:left w:type="dxa" w:w="90"/>
-              <w:bottom w:type="dxa" w:w="60"/>
-              <w:right w:type="dxa" w:w="90"/>
-            </w:tcMar>
-          </w:tcPr>
-          <w:p>
-            <w:pPr>
-              <w:spacing w:after="20" w:before="20"/>
-            </w:pPr>
-            <w:r>
-              <w:rPr>
-                <w:rFonts w:ascii="맑은 고딕" w:cs="맑은 고딕" w:eastAsia="맑은 고딕" w:hAnsi="맑은 고딕"/>
-                <w:b w:val="false"/>
-                <w:bCs w:val="false"/>
-                <w:sz w:val="18"/>
-                <w:szCs w:val="18"/>
-              </w:rPr>
-              <w:t xml:space="preserve">대표 NDE Level Ⅲ</w:t>
-            </w:r>
-          </w:p>
-        </w:tc>
-        <w:tc>
-          <w:tcPr>
-            <w:tcW w:type="dxa" w:w="2023"/>
-            <w:tcBorders>
-              <w:top w:val="single" w:color="999999" w:sz="4"/>
-              <w:left w:val="single" w:color="999999" w:sz="4"/>
-              <w:bottom w:val="single" w:color="999999" w:sz="4"/>
-              <w:right w:val="single" w:color="999999" w:sz="4"/>
-            </w:tcBorders>
-            <w:tcMar>
-              <w:top w:type="dxa" w:w="60"/>
-              <w:left w:type="dxa" w:w="90"/>
-              <w:bottom w:type="dxa" w:w="60"/>
-              <w:right w:type="dxa" w:w="90"/>
-            </w:tcMar>
-          </w:tcPr>
-          <w:p>
-            <w:pPr>
-              <w:spacing w:after="20" w:before="20"/>
-            </w:pPr>
-            <w:r>
-              <w:rPr>
-                <w:rFonts w:ascii="맑은 고딕" w:cs="맑은 고딕" w:eastAsia="맑은 고딕" w:hAnsi="맑은 고딕"/>
-                <w:b w:val="false"/>
-                <w:bCs w:val="false"/>
-                <w:sz w:val="18"/>
-                <w:szCs w:val="18"/>
-              </w:rPr>
-              <w:t xml:space="preserve">시행계획서</w:t>
-            </w:r>
-          </w:p>
-        </w:tc>
-        <w:tc>
-          <w:tcPr>
-            <w:tcW w:type="dxa" w:w="2975"/>
-            <w:tcBorders>
-              <w:top w:val="single" w:color="999999" w:sz="4"/>
-              <w:left w:val="single" w:color="999999" w:sz="4"/>
-              <w:bottom w:val="single" w:color="999999" w:sz="4"/>
-              <w:right w:val="single" w:color="999999" w:sz="4"/>
-            </w:tcBorders>
-            <w:tcMar>
-              <w:top w:type="dxa" w:w="60"/>
-              <w:left w:type="dxa" w:w="90"/>
-              <w:bottom w:type="dxa" w:w="60"/>
-              <w:right w:type="dxa" w:w="90"/>
-            </w:tcMar>
-          </w:tcPr>
-          <w:p>
-            <w:pPr>
-              <w:spacing w:after="20" w:before="20"/>
-            </w:pPr>
-            <w:r>
-              <w:rPr>
-                <w:rFonts w:ascii="맑은 고딕" w:cs="맑은 고딕" w:eastAsia="맑은 고딕" w:hAnsi="맑은 고딕"/>
-                <w:b w:val="false"/>
-                <w:bCs w:val="false"/>
-                <w:sz w:val="18"/>
-                <w:szCs w:val="18"/>
-              </w:rPr>
-              <w:t xml:space="preserve">시행계획 승인</w:t>
-            </w:r>
-          </w:p>
-        </w:tc>
-        <w:tc>
-          <w:tcPr>
-            <w:tcW w:type="dxa" w:w="2737"/>
-            <w:tcBorders>
-              <w:top w:val="single" w:color="999999" w:sz="4"/>
-              <w:left w:val="single" w:color="999999" w:sz="4"/>
-              <w:bottom w:val="single" w:color="999999" w:sz="4"/>
-              <w:right w:val="single" w:color="999999" w:sz="4"/>
-            </w:tcBorders>
-            <w:tcMar>
-              <w:top w:type="dxa" w:w="60"/>
-              <w:left w:type="dxa" w:w="90"/>
-              <w:bottom w:type="dxa" w:w="60"/>
-              <w:right w:type="dxa" w:w="90"/>
-            </w:tcMar>
-          </w:tcPr>
-          <w:p>
-            <w:pPr>
-              <w:spacing w:after="20" w:before="20"/>
-            </w:pPr>
-            <w:r>
-              <w:rPr>
-                <w:rFonts w:ascii="맑은 고딕" w:cs="맑은 고딕" w:eastAsia="맑은 고딕" w:hAnsi="맑은 고딕"/>
-                <w:b w:val="false"/>
-                <w:bCs w:val="false"/>
-                <w:sz w:val="18"/>
-                <w:szCs w:val="18"/>
-              </w:rPr>
-              <w:t xml:space="preserve">승인된 시행계획서</w:t>
+            <w:tcW w:type="dxa" w:w="1290"/>
+            <w:tcBorders>
+              <w:top w:val="single" w:color="999999" w:sz="4"/>
+              <w:left w:val="single" w:color="999999" w:sz="4"/>
+              <w:bottom w:val="single" w:color="999999" w:sz="4"/>
+              <w:right w:val="single" w:color="999999" w:sz="4"/>
+            </w:tcBorders>
+            <w:tcMar>
+              <w:top w:type="dxa" w:w="60"/>
+              <w:left w:type="dxa" w:w="90"/>
+              <w:bottom w:type="dxa" w:w="60"/>
+              <w:right w:type="dxa" w:w="90"/>
+            </w:tcMar>
+          </w:tcPr>
+          <w:p>
+            <w:pPr>
+              <w:spacing w:after="20" w:before="20"/>
+            </w:pPr>
+            <w:r>
+              <w:rPr>
+                <w:rFonts w:ascii="맑은 고딕" w:cs="맑은 고딕" w:eastAsia="맑은 고딕" w:hAnsi="맑은 고딕"/>
+                <w:b w:val="false"/>
+                <w:bCs w:val="false"/>
+                <w:sz w:val="18"/>
+                <w:szCs w:val="18"/>
+              </w:rPr>
+              <w:t xml:space="preserve">NDE Level Ⅲ / QA</w:t>
+            </w:r>
+          </w:p>
+        </w:tc>
+        <w:tc>
+          <w:tcPr>
+            <w:tcW w:type="dxa" w:w="2732"/>
+            <w:tcBorders>
+              <w:top w:val="single" w:color="999999" w:sz="4"/>
+              <w:left w:val="single" w:color="999999" w:sz="4"/>
+              <w:bottom w:val="single" w:color="999999" w:sz="4"/>
+              <w:right w:val="single" w:color="999999" w:sz="4"/>
+            </w:tcBorders>
+            <w:tcMar>
+              <w:top w:type="dxa" w:w="60"/>
+              <w:left w:type="dxa" w:w="90"/>
+              <w:bottom w:type="dxa" w:w="60"/>
+              <w:right w:type="dxa" w:w="90"/>
+            </w:tcMar>
+          </w:tcPr>
+          <w:p>
+            <w:pPr>
+              <w:spacing w:after="20" w:before="20"/>
+            </w:pPr>
+            <w:r>
+              <w:rPr>
+                <w:rFonts w:ascii="맑은 고딕" w:cs="맑은 고딕" w:eastAsia="맑은 고딕" w:hAnsi="맑은 고딕"/>
+                <w:b w:val="false"/>
+                <w:bCs w:val="false"/>
+                <w:sz w:val="18"/>
+                <w:szCs w:val="18"/>
+              </w:rPr>
+              <w:t xml:space="preserve">응시 인원</w:t>
+            </w:r>
+          </w:p>
+        </w:tc>
+        <w:tc>
+          <w:tcPr>
+            <w:tcW w:type="dxa" w:w="3035"/>
+            <w:tcBorders>
+              <w:top w:val="single" w:color="999999" w:sz="4"/>
+              <w:left w:val="single" w:color="999999" w:sz="4"/>
+              <w:bottom w:val="single" w:color="999999" w:sz="4"/>
+              <w:right w:val="single" w:color="999999" w:sz="4"/>
+            </w:tcBorders>
+            <w:tcMar>
+              <w:top w:type="dxa" w:w="60"/>
+              <w:left w:type="dxa" w:w="90"/>
+              <w:bottom w:type="dxa" w:w="60"/>
+              <w:right w:type="dxa" w:w="90"/>
+            </w:tcMar>
+          </w:tcPr>
+          <w:p>
+            <w:pPr>
+              <w:spacing w:after="20" w:before="20"/>
+            </w:pPr>
+            <w:r>
+              <w:rPr>
+                <w:rFonts w:ascii="맑은 고딕" w:cs="맑은 고딕" w:eastAsia="맑은 고딕" w:hAnsi="맑은 고딕"/>
+                <w:b w:val="false"/>
+                <w:bCs w:val="false"/>
+                <w:sz w:val="18"/>
+                <w:szCs w:val="18"/>
+              </w:rPr>
+              <w:t xml:space="preserve">시험 장소·단말 확보, 감독자 선정 (시험일 7일 전까지)</w:t>
+            </w:r>
+          </w:p>
+        </w:tc>
+        <w:tc>
+          <w:tcPr>
+            <w:tcW w:type="dxa" w:w="1593"/>
+            <w:tcBorders>
+              <w:top w:val="single" w:color="999999" w:sz="4"/>
+              <w:left w:val="single" w:color="999999" w:sz="4"/>
+              <w:bottom w:val="single" w:color="999999" w:sz="4"/>
+              <w:right w:val="single" w:color="999999" w:sz="4"/>
+            </w:tcBorders>
+            <w:tcMar>
+              <w:top w:type="dxa" w:w="60"/>
+              <w:left w:type="dxa" w:w="90"/>
+              <w:bottom w:type="dxa" w:w="60"/>
+              <w:right w:type="dxa" w:w="90"/>
+            </w:tcMar>
+          </w:tcPr>
+          <w:p>
+            <w:pPr>
+              <w:spacing w:after="20" w:before="20"/>
+            </w:pPr>
+            <w:r>
+              <w:rPr>
+                <w:rFonts w:ascii="맑은 고딕" w:cs="맑은 고딕" w:eastAsia="맑은 고딕" w:hAnsi="맑은 고딕"/>
+                <w:b w:val="false"/>
+                <w:bCs w:val="false"/>
+                <w:sz w:val="18"/>
+                <w:szCs w:val="18"/>
+              </w:rPr>
+              <w:t xml:space="preserve">시행계획서 (E02-01)</w:t>
+            </w:r>
+          </w:p>
+        </w:tc>
+        <w:tc>
+          <w:tcPr>
+            <w:tcW w:type="dxa" w:w="989"/>
+            <w:tcBorders>
+              <w:top w:val="single" w:color="999999" w:sz="4"/>
+              <w:left w:val="single" w:color="999999" w:sz="4"/>
+              <w:bottom w:val="single" w:color="999999" w:sz="4"/>
+              <w:right w:val="single" w:color="999999" w:sz="4"/>
+            </w:tcBorders>
+            <w:tcMar>
+              <w:top w:type="dxa" w:w="60"/>
+              <w:left w:type="dxa" w:w="90"/>
+              <w:bottom w:type="dxa" w:w="60"/>
+              <w:right w:type="dxa" w:w="90"/>
+            </w:tcMar>
+          </w:tcPr>
+          <w:p>
+            <w:pPr>
+              <w:spacing w:after="20" w:before="20"/>
+            </w:pPr>
+            <w:r>
+              <w:rPr>
+                <w:rFonts w:ascii="맑은 고딕" w:cs="맑은 고딕" w:eastAsia="맑은 고딕" w:hAnsi="맑은 고딕"/>
+                <w:b w:val="false"/>
+                <w:bCs w:val="false"/>
+                <w:sz w:val="18"/>
+                <w:szCs w:val="18"/>
+              </w:rPr>
+              <w:t xml:space="preserve">7.1.2</w:t>
             </w:r>
           </w:p>
         </w:tc>
@@ -15095,7 +15357,7 @@
         </w:trPr>
         <w:tc>
           <w:tcPr>
-            <w:tcW w:type="dxa" w:w="1904"/>
+            <w:tcW w:type="dxa" w:w="1290"/>
             <w:tcBorders>
               <w:top w:val="single" w:color="999999" w:sz="4"/>
               <w:left w:val="single" w:color="999999" w:sz="4"/>
@@ -15127,7 +15389,7 @@
         </w:tc>
         <w:tc>
           <w:tcPr>
-            <w:tcW w:type="dxa" w:w="2023"/>
+            <w:tcW w:type="dxa" w:w="2732"/>
             <w:tcBorders>
               <w:top w:val="single" w:color="999999" w:sz="4"/>
               <w:left w:val="single" w:color="999999" w:sz="4"/>
@@ -15157,7 +15419,7 @@
         </w:tc>
         <w:tc>
           <w:tcPr>
-            <w:tcW w:type="dxa" w:w="2975"/>
+            <w:tcW w:type="dxa" w:w="3035"/>
             <w:tcBorders>
               <w:top w:val="single" w:color="999999" w:sz="4"/>
               <w:left w:val="single" w:color="999999" w:sz="4"/>
@@ -15187,7 +15449,37 @@
         </w:tc>
         <w:tc>
           <w:tcPr>
-            <w:tcW w:type="dxa" w:w="2737"/>
+            <w:tcW w:type="dxa" w:w="1593"/>
+            <w:tcBorders>
+              <w:top w:val="single" w:color="999999" w:sz="4"/>
+              <w:left w:val="single" w:color="999999" w:sz="4"/>
+              <w:bottom w:val="single" w:color="999999" w:sz="4"/>
+              <w:right w:val="single" w:color="999999" w:sz="4"/>
+            </w:tcBorders>
+            <w:tcMar>
+              <w:top w:type="dxa" w:w="60"/>
+              <w:left w:type="dxa" w:w="90"/>
+              <w:bottom w:type="dxa" w:w="60"/>
+              <w:right w:type="dxa" w:w="90"/>
+            </w:tcMar>
+          </w:tcPr>
+          <w:p>
+            <w:pPr>
+              <w:spacing w:after="20" w:before="20"/>
+            </w:pPr>
+            <w:r>
+              <w:rPr>
+                <w:rFonts w:ascii="맑은 고딕" w:cs="맑은 고딕" w:eastAsia="맑은 고딕" w:hAnsi="맑은 고딕"/>
+                <w:sz w:val="18"/>
+                <w:szCs w:val="18"/>
+              </w:rPr>
+              <w:t xml:space="preserve"/>
+            </w:r>
+          </w:p>
+        </w:tc>
+        <w:tc>
+          <w:tcPr>
+            <w:tcW w:type="dxa" w:w="989"/>
             <w:tcBorders>
               <w:top w:val="single" w:color="999999" w:sz="4"/>
               <w:left w:val="single" w:color="999999" w:sz="4"/>
@@ -15222,39 +15514,103 @@
         </w:trPr>
         <w:tc>
           <w:tcPr>
-            <w:tcW w:type="dxa" w:w="1904"/>
-            <w:tcBorders>
-              <w:top w:val="single" w:color="999999" w:sz="4"/>
-              <w:left w:val="single" w:color="999999" w:sz="4"/>
-              <w:bottom w:val="single" w:color="999999" w:sz="4"/>
-              <w:right w:val="single" w:color="999999" w:sz="4"/>
-            </w:tcBorders>
-            <w:tcMar>
-              <w:top w:type="dxa" w:w="60"/>
-              <w:left w:type="dxa" w:w="90"/>
-              <w:bottom w:type="dxa" w:w="60"/>
-              <w:right w:type="dxa" w:w="90"/>
-            </w:tcMar>
-          </w:tcPr>
-          <w:p>
-            <w:pPr>
-              <w:spacing w:after="20" w:before="20"/>
-            </w:pPr>
-            <w:r>
-              <w:rPr>
-                <w:rFonts w:ascii="맑은 고딕" w:cs="맑은 고딕" w:eastAsia="맑은 고딕" w:hAnsi="맑은 고딕"/>
-                <w:b w:val="false"/>
-                <w:bCs w:val="false"/>
-                <w:sz w:val="18"/>
-                <w:szCs w:val="18"/>
-              </w:rPr>
-              <w:t xml:space="preserve">시험감독책임자</w:t>
-            </w:r>
-          </w:p>
-        </w:tc>
-        <w:tc>
-          <w:tcPr>
-            <w:tcW w:type="dxa" w:w="2023"/>
+            <w:tcW w:type="dxa" w:w="1290"/>
+            <w:tcBorders>
+              <w:top w:val="single" w:color="999999" w:sz="4"/>
+              <w:left w:val="single" w:color="999999" w:sz="4"/>
+              <w:bottom w:val="single" w:color="999999" w:sz="4"/>
+              <w:right w:val="single" w:color="999999" w:sz="4"/>
+            </w:tcBorders>
+            <w:tcMar>
+              <w:top w:type="dxa" w:w="60"/>
+              <w:left w:type="dxa" w:w="90"/>
+              <w:bottom w:type="dxa" w:w="60"/>
+              <w:right w:type="dxa" w:w="90"/>
+            </w:tcMar>
+          </w:tcPr>
+          <w:p>
+            <w:pPr>
+              <w:spacing w:after="20" w:before="20"/>
+            </w:pPr>
+            <w:r>
+              <w:rPr>
+                <w:rFonts w:ascii="맑은 고딕" w:cs="맑은 고딕" w:eastAsia="맑은 고딕" w:hAnsi="맑은 고딕"/>
+                <w:b w:val="false"/>
+                <w:bCs w:val="false"/>
+                <w:sz w:val="18"/>
+                <w:szCs w:val="18"/>
+              </w:rPr>
+              <w:t xml:space="preserve">대표 NDE Level Ⅲ</w:t>
+            </w:r>
+          </w:p>
+        </w:tc>
+        <w:tc>
+          <w:tcPr>
+            <w:tcW w:type="dxa" w:w="2732"/>
+            <w:tcBorders>
+              <w:top w:val="single" w:color="999999" w:sz="4"/>
+              <w:left w:val="single" w:color="999999" w:sz="4"/>
+              <w:bottom w:val="single" w:color="999999" w:sz="4"/>
+              <w:right w:val="single" w:color="999999" w:sz="4"/>
+            </w:tcBorders>
+            <w:tcMar>
+              <w:top w:type="dxa" w:w="60"/>
+              <w:left w:type="dxa" w:w="90"/>
+              <w:bottom w:type="dxa" w:w="60"/>
+              <w:right w:type="dxa" w:w="90"/>
+            </w:tcMar>
+          </w:tcPr>
+          <w:p>
+            <w:pPr>
+              <w:spacing w:after="20" w:before="20"/>
+            </w:pPr>
+            <w:r>
+              <w:rPr>
+                <w:rFonts w:ascii="맑은 고딕" w:cs="맑은 고딕" w:eastAsia="맑은 고딕" w:hAnsi="맑은 고딕"/>
+                <w:b w:val="false"/>
+                <w:bCs w:val="false"/>
+                <w:sz w:val="18"/>
+                <w:szCs w:val="18"/>
+              </w:rPr>
+              <w:t xml:space="preserve">시행계획서</w:t>
+            </w:r>
+          </w:p>
+        </w:tc>
+        <w:tc>
+          <w:tcPr>
+            <w:tcW w:type="dxa" w:w="3035"/>
+            <w:tcBorders>
+              <w:top w:val="single" w:color="999999" w:sz="4"/>
+              <w:left w:val="single" w:color="999999" w:sz="4"/>
+              <w:bottom w:val="single" w:color="999999" w:sz="4"/>
+              <w:right w:val="single" w:color="999999" w:sz="4"/>
+            </w:tcBorders>
+            <w:tcMar>
+              <w:top w:type="dxa" w:w="60"/>
+              <w:left w:type="dxa" w:w="90"/>
+              <w:bottom w:type="dxa" w:w="60"/>
+              <w:right w:type="dxa" w:w="90"/>
+            </w:tcMar>
+          </w:tcPr>
+          <w:p>
+            <w:pPr>
+              <w:spacing w:after="20" w:before="20"/>
+            </w:pPr>
+            <w:r>
+              <w:rPr>
+                <w:rFonts w:ascii="맑은 고딕" w:cs="맑은 고딕" w:eastAsia="맑은 고딕" w:hAnsi="맑은 고딕"/>
+                <w:b w:val="false"/>
+                <w:bCs w:val="false"/>
+                <w:sz w:val="18"/>
+                <w:szCs w:val="18"/>
+              </w:rPr>
+              <w:t xml:space="preserve">시행계획 승인</w:t>
+            </w:r>
+          </w:p>
+        </w:tc>
+        <w:tc>
+          <w:tcPr>
+            <w:tcW w:type="dxa" w:w="1593"/>
             <w:tcBorders>
               <w:top w:val="single" w:color="999999" w:sz="4"/>
               <w:left w:val="single" w:color="999999" w:sz="4"/>
@@ -15286,65 +15642,33 @@
         </w:tc>
         <w:tc>
           <w:tcPr>
-            <w:tcW w:type="dxa" w:w="2975"/>
-            <w:tcBorders>
-              <w:top w:val="single" w:color="999999" w:sz="4"/>
-              <w:left w:val="single" w:color="999999" w:sz="4"/>
-              <w:bottom w:val="single" w:color="999999" w:sz="4"/>
-              <w:right w:val="single" w:color="999999" w:sz="4"/>
-            </w:tcBorders>
-            <w:tcMar>
-              <w:top w:type="dxa" w:w="60"/>
-              <w:left w:type="dxa" w:w="90"/>
-              <w:bottom w:type="dxa" w:w="60"/>
-              <w:right w:type="dxa" w:w="90"/>
-            </w:tcMar>
-          </w:tcPr>
-          <w:p>
-            <w:pPr>
-              <w:spacing w:after="20" w:before="20"/>
-            </w:pPr>
-            <w:r>
-              <w:rPr>
-                <w:rFonts w:ascii="맑은 고딕" w:cs="맑은 고딕" w:eastAsia="맑은 고딕" w:hAnsi="맑은 고딕"/>
-                <w:b w:val="false"/>
-                <w:bCs w:val="false"/>
-                <w:sz w:val="18"/>
-                <w:szCs w:val="18"/>
-              </w:rPr>
-              <w:t xml:space="preserve">시험 준비 확인</w:t>
-            </w:r>
-          </w:p>
-        </w:tc>
-        <w:tc>
-          <w:tcPr>
-            <w:tcW w:type="dxa" w:w="2737"/>
-            <w:tcBorders>
-              <w:top w:val="single" w:color="999999" w:sz="4"/>
-              <w:left w:val="single" w:color="999999" w:sz="4"/>
-              <w:bottom w:val="single" w:color="999999" w:sz="4"/>
-              <w:right w:val="single" w:color="999999" w:sz="4"/>
-            </w:tcBorders>
-            <w:tcMar>
-              <w:top w:type="dxa" w:w="60"/>
-              <w:left w:type="dxa" w:w="90"/>
-              <w:bottom w:type="dxa" w:w="60"/>
-              <w:right w:type="dxa" w:w="90"/>
-            </w:tcMar>
-          </w:tcPr>
-          <w:p>
-            <w:pPr>
-              <w:spacing w:after="20" w:before="20"/>
-            </w:pPr>
-            <w:r>
-              <w:rPr>
-                <w:rFonts w:ascii="맑은 고딕" w:cs="맑은 고딕" w:eastAsia="맑은 고딕" w:hAnsi="맑은 고딕"/>
-                <w:b w:val="false"/>
-                <w:bCs w:val="false"/>
-                <w:sz w:val="18"/>
-                <w:szCs w:val="18"/>
-              </w:rPr>
-              <w:t xml:space="preserve">감독 관리사항 (E02-02)</w:t>
+            <w:tcW w:type="dxa" w:w="989"/>
+            <w:tcBorders>
+              <w:top w:val="single" w:color="999999" w:sz="4"/>
+              <w:left w:val="single" w:color="999999" w:sz="4"/>
+              <w:bottom w:val="single" w:color="999999" w:sz="4"/>
+              <w:right w:val="single" w:color="999999" w:sz="4"/>
+            </w:tcBorders>
+            <w:tcMar>
+              <w:top w:type="dxa" w:w="60"/>
+              <w:left w:type="dxa" w:w="90"/>
+              <w:bottom w:type="dxa" w:w="60"/>
+              <w:right w:type="dxa" w:w="90"/>
+            </w:tcMar>
+          </w:tcPr>
+          <w:p>
+            <w:pPr>
+              <w:spacing w:after="20" w:before="20"/>
+            </w:pPr>
+            <w:r>
+              <w:rPr>
+                <w:rFonts w:ascii="맑은 고딕" w:cs="맑은 고딕" w:eastAsia="맑은 고딕" w:hAnsi="맑은 고딕"/>
+                <w:b w:val="false"/>
+                <w:bCs w:val="false"/>
+                <w:sz w:val="18"/>
+                <w:szCs w:val="18"/>
+              </w:rPr>
+              <w:t xml:space="preserve">7.1.2</w:t>
             </w:r>
           </w:p>
         </w:tc>
@@ -15355,7 +15679,7 @@
         </w:trPr>
         <w:tc>
           <w:tcPr>
-            <w:tcW w:type="dxa" w:w="1904"/>
+            <w:tcW w:type="dxa" w:w="1290"/>
             <w:tcBorders>
               <w:top w:val="single" w:color="999999" w:sz="4"/>
               <w:left w:val="single" w:color="999999" w:sz="4"/>
@@ -15387,7 +15711,7 @@
         </w:tc>
         <w:tc>
           <w:tcPr>
-            <w:tcW w:type="dxa" w:w="2023"/>
+            <w:tcW w:type="dxa" w:w="2732"/>
             <w:tcBorders>
               <w:top w:val="single" w:color="999999" w:sz="4"/>
               <w:left w:val="single" w:color="999999" w:sz="4"/>
@@ -15417,7 +15741,7 @@
         </w:tc>
         <w:tc>
           <w:tcPr>
-            <w:tcW w:type="dxa" w:w="2975"/>
+            <w:tcW w:type="dxa" w:w="3035"/>
             <w:tcBorders>
               <w:top w:val="single" w:color="999999" w:sz="4"/>
               <w:left w:val="single" w:color="999999" w:sz="4"/>
@@ -15447,7 +15771,37 @@
         </w:tc>
         <w:tc>
           <w:tcPr>
-            <w:tcW w:type="dxa" w:w="2737"/>
+            <w:tcW w:type="dxa" w:w="1593"/>
+            <w:tcBorders>
+              <w:top w:val="single" w:color="999999" w:sz="4"/>
+              <w:left w:val="single" w:color="999999" w:sz="4"/>
+              <w:bottom w:val="single" w:color="999999" w:sz="4"/>
+              <w:right w:val="single" w:color="999999" w:sz="4"/>
+            </w:tcBorders>
+            <w:tcMar>
+              <w:top w:type="dxa" w:w="60"/>
+              <w:left w:type="dxa" w:w="90"/>
+              <w:bottom w:type="dxa" w:w="60"/>
+              <w:right w:type="dxa" w:w="90"/>
+            </w:tcMar>
+          </w:tcPr>
+          <w:p>
+            <w:pPr>
+              <w:spacing w:after="20" w:before="20"/>
+            </w:pPr>
+            <w:r>
+              <w:rPr>
+                <w:rFonts w:ascii="맑은 고딕" w:cs="맑은 고딕" w:eastAsia="맑은 고딕" w:hAnsi="맑은 고딕"/>
+                <w:sz w:val="18"/>
+                <w:szCs w:val="18"/>
+              </w:rPr>
+              <w:t xml:space="preserve"/>
+            </w:r>
+          </w:p>
+        </w:tc>
+        <w:tc>
+          <w:tcPr>
+            <w:tcW w:type="dxa" w:w="989"/>
             <w:tcBorders>
               <w:top w:val="single" w:color="999999" w:sz="4"/>
               <w:left w:val="single" w:color="999999" w:sz="4"/>
@@ -15482,39 +15836,103 @@
         </w:trPr>
         <w:tc>
           <w:tcPr>
-            <w:tcW w:type="dxa" w:w="1904"/>
-            <w:tcBorders>
-              <w:top w:val="single" w:color="999999" w:sz="4"/>
-              <w:left w:val="single" w:color="999999" w:sz="4"/>
-              <w:bottom w:val="single" w:color="999999" w:sz="4"/>
-              <w:right w:val="single" w:color="999999" w:sz="4"/>
-            </w:tcBorders>
-            <w:tcMar>
-              <w:top w:type="dxa" w:w="60"/>
-              <w:left w:type="dxa" w:w="90"/>
-              <w:bottom w:type="dxa" w:w="60"/>
-              <w:right w:type="dxa" w:w="90"/>
-            </w:tcMar>
-          </w:tcPr>
-          <w:p>
-            <w:pPr>
-              <w:spacing w:after="20" w:before="20"/>
-            </w:pPr>
-            <w:r>
-              <w:rPr>
-                <w:rFonts w:ascii="맑은 고딕" w:cs="맑은 고딕" w:eastAsia="맑은 고딕" w:hAnsi="맑은 고딕"/>
-                <w:b w:val="false"/>
-                <w:bCs w:val="false"/>
-                <w:sz w:val="18"/>
-                <w:szCs w:val="18"/>
-              </w:rPr>
-              <w:t xml:space="preserve">CBT</w:t>
-            </w:r>
-          </w:p>
-        </w:tc>
-        <w:tc>
-          <w:tcPr>
-            <w:tcW w:type="dxa" w:w="2023"/>
+            <w:tcW w:type="dxa" w:w="1290"/>
+            <w:tcBorders>
+              <w:top w:val="single" w:color="999999" w:sz="4"/>
+              <w:left w:val="single" w:color="999999" w:sz="4"/>
+              <w:bottom w:val="single" w:color="999999" w:sz="4"/>
+              <w:right w:val="single" w:color="999999" w:sz="4"/>
+            </w:tcBorders>
+            <w:tcMar>
+              <w:top w:type="dxa" w:w="60"/>
+              <w:left w:type="dxa" w:w="90"/>
+              <w:bottom w:type="dxa" w:w="60"/>
+              <w:right w:type="dxa" w:w="90"/>
+            </w:tcMar>
+          </w:tcPr>
+          <w:p>
+            <w:pPr>
+              <w:spacing w:after="20" w:before="20"/>
+            </w:pPr>
+            <w:r>
+              <w:rPr>
+                <w:rFonts w:ascii="맑은 고딕" w:cs="맑은 고딕" w:eastAsia="맑은 고딕" w:hAnsi="맑은 고딕"/>
+                <w:b w:val="false"/>
+                <w:bCs w:val="false"/>
+                <w:sz w:val="18"/>
+                <w:szCs w:val="18"/>
+              </w:rPr>
+              <w:t xml:space="preserve">해당 종목 NDE Level Ⅲ</w:t>
+            </w:r>
+          </w:p>
+        </w:tc>
+        <w:tc>
+          <w:tcPr>
+            <w:tcW w:type="dxa" w:w="2732"/>
+            <w:tcBorders>
+              <w:top w:val="single" w:color="999999" w:sz="4"/>
+              <w:left w:val="single" w:color="999999" w:sz="4"/>
+              <w:bottom w:val="single" w:color="999999" w:sz="4"/>
+              <w:right w:val="single" w:color="999999" w:sz="4"/>
+            </w:tcBorders>
+            <w:tcMar>
+              <w:top w:type="dxa" w:w="60"/>
+              <w:left w:type="dxa" w:w="90"/>
+              <w:bottom w:type="dxa" w:w="60"/>
+              <w:right w:type="dxa" w:w="90"/>
+            </w:tcMar>
+          </w:tcPr>
+          <w:p>
+            <w:pPr>
+              <w:spacing w:after="20" w:before="20"/>
+            </w:pPr>
+            <w:r>
+              <w:rPr>
+                <w:rFonts w:ascii="맑은 고딕" w:cs="맑은 고딕" w:eastAsia="맑은 고딕" w:hAnsi="맑은 고딕"/>
+                <w:b w:val="false"/>
+                <w:bCs w:val="false"/>
+                <w:sz w:val="18"/>
+                <w:szCs w:val="18"/>
+              </w:rPr>
+              <w:t xml:space="preserve">문항</w:t>
+            </w:r>
+          </w:p>
+        </w:tc>
+        <w:tc>
+          <w:tcPr>
+            <w:tcW w:type="dxa" w:w="3035"/>
+            <w:tcBorders>
+              <w:top w:val="single" w:color="999999" w:sz="4"/>
+              <w:left w:val="single" w:color="999999" w:sz="4"/>
+              <w:bottom w:val="single" w:color="999999" w:sz="4"/>
+              <w:right w:val="single" w:color="999999" w:sz="4"/>
+            </w:tcBorders>
+            <w:tcMar>
+              <w:top w:type="dxa" w:w="60"/>
+              <w:left w:type="dxa" w:w="90"/>
+              <w:bottom w:type="dxa" w:w="60"/>
+              <w:right w:type="dxa" w:w="90"/>
+            </w:tcMar>
+          </w:tcPr>
+          <w:p>
+            <w:pPr>
+              <w:spacing w:after="20" w:before="20"/>
+            </w:pPr>
+            <w:r>
+              <w:rPr>
+                <w:rFonts w:ascii="맑은 고딕" w:cs="맑은 고딕" w:eastAsia="맑은 고딕" w:hAnsi="맑은 고딕"/>
+                <w:b w:val="false"/>
+                <w:bCs w:val="false"/>
+                <w:sz w:val="18"/>
+                <w:szCs w:val="18"/>
+              </w:rPr>
+              <w:t xml:space="preserve">문제은행 등록·수정 승인, 정답 검증</w:t>
+            </w:r>
+          </w:p>
+        </w:tc>
+        <w:tc>
+          <w:tcPr>
+            <w:tcW w:type="dxa" w:w="1593"/>
             <w:tcBorders>
               <w:top w:val="single" w:color="999999" w:sz="4"/>
               <w:left w:val="single" w:color="999999" w:sz="4"/>
@@ -15546,65 +15964,33 @@
         </w:tc>
         <w:tc>
           <w:tcPr>
-            <w:tcW w:type="dxa" w:w="2975"/>
-            <w:tcBorders>
-              <w:top w:val="single" w:color="999999" w:sz="4"/>
-              <w:left w:val="single" w:color="999999" w:sz="4"/>
-              <w:bottom w:val="single" w:color="999999" w:sz="4"/>
-              <w:right w:val="single" w:color="999999" w:sz="4"/>
-            </w:tcBorders>
-            <w:tcMar>
-              <w:top w:type="dxa" w:w="60"/>
-              <w:left w:type="dxa" w:w="90"/>
-              <w:bottom w:type="dxa" w:w="60"/>
-              <w:right w:type="dxa" w:w="90"/>
-            </w:tcMar>
-          </w:tcPr>
-          <w:p>
-            <w:pPr>
-              <w:spacing w:after="20" w:before="20"/>
-            </w:pPr>
-            <w:r>
-              <w:rPr>
-                <w:rFonts w:ascii="맑은 고딕" w:cs="맑은 고딕" w:eastAsia="맑은 고딕" w:hAnsi="맑은 고딕"/>
-                <w:b w:val="false"/>
-                <w:bCs w:val="false"/>
-                <w:sz w:val="18"/>
-                <w:szCs w:val="18"/>
-              </w:rPr>
-              <w:t xml:space="preserve">출제 (무작위 추첨, 순서 섞기)</w:t>
-            </w:r>
-          </w:p>
-        </w:tc>
-        <w:tc>
-          <w:tcPr>
-            <w:tcW w:type="dxa" w:w="2737"/>
-            <w:tcBorders>
-              <w:top w:val="single" w:color="999999" w:sz="4"/>
-              <w:left w:val="single" w:color="999999" w:sz="4"/>
-              <w:bottom w:val="single" w:color="999999" w:sz="4"/>
-              <w:right w:val="single" w:color="999999" w:sz="4"/>
-            </w:tcBorders>
-            <w:tcMar>
-              <w:top w:type="dxa" w:w="60"/>
-              <w:left w:type="dxa" w:w="90"/>
-              <w:bottom w:type="dxa" w:w="60"/>
-              <w:right w:type="dxa" w:w="90"/>
-            </w:tcMar>
-          </w:tcPr>
-          <w:p>
-            <w:pPr>
-              <w:spacing w:after="20" w:before="20"/>
-            </w:pPr>
-            <w:r>
-              <w:rPr>
-                <w:rFonts w:ascii="맑은 고딕" w:cs="맑은 고딕" w:eastAsia="맑은 고딕" w:hAnsi="맑은 고딕"/>
-                <w:b w:val="false"/>
-                <w:bCs w:val="false"/>
-                <w:sz w:val="18"/>
-                <w:szCs w:val="18"/>
-              </w:rPr>
-              <w:t xml:space="preserve">회차별 시험지</w:t>
+            <w:tcW w:type="dxa" w:w="989"/>
+            <w:tcBorders>
+              <w:top w:val="single" w:color="999999" w:sz="4"/>
+              <w:left w:val="single" w:color="999999" w:sz="4"/>
+              <w:bottom w:val="single" w:color="999999" w:sz="4"/>
+              <w:right w:val="single" w:color="999999" w:sz="4"/>
+            </w:tcBorders>
+            <w:tcMar>
+              <w:top w:type="dxa" w:w="60"/>
+              <w:left w:type="dxa" w:w="90"/>
+              <w:bottom w:type="dxa" w:w="60"/>
+              <w:right w:type="dxa" w:w="90"/>
+            </w:tcMar>
+          </w:tcPr>
+          <w:p>
+            <w:pPr>
+              <w:spacing w:after="20" w:before="20"/>
+            </w:pPr>
+            <w:r>
+              <w:rPr>
+                <w:rFonts w:ascii="맑은 고딕" w:cs="맑은 고딕" w:eastAsia="맑은 고딕" w:hAnsi="맑은 고딕"/>
+                <w:b w:val="false"/>
+                <w:bCs w:val="false"/>
+                <w:sz w:val="18"/>
+                <w:szCs w:val="18"/>
+              </w:rPr>
+              <w:t xml:space="preserve">6.1.2, 6.3.1</w:t>
             </w:r>
           </w:p>
         </w:tc>
@@ -15615,7 +16001,7 @@
         </w:trPr>
         <w:tc>
           <w:tcPr>
-            <w:tcW w:type="dxa" w:w="1904"/>
+            <w:tcW w:type="dxa" w:w="1290"/>
             <w:tcBorders>
               <w:top w:val="single" w:color="999999" w:sz="4"/>
               <w:left w:val="single" w:color="999999" w:sz="4"/>
@@ -15647,7 +16033,7 @@
         </w:tc>
         <w:tc>
           <w:tcPr>
-            <w:tcW w:type="dxa" w:w="2023"/>
+            <w:tcW w:type="dxa" w:w="2732"/>
             <w:tcBorders>
               <w:top w:val="single" w:color="999999" w:sz="4"/>
               <w:left w:val="single" w:color="999999" w:sz="4"/>
@@ -15677,7 +16063,7 @@
         </w:tc>
         <w:tc>
           <w:tcPr>
-            <w:tcW w:type="dxa" w:w="2975"/>
+            <w:tcW w:type="dxa" w:w="3035"/>
             <w:tcBorders>
               <w:top w:val="single" w:color="999999" w:sz="4"/>
               <w:left w:val="single" w:color="999999" w:sz="4"/>
@@ -15707,7 +16093,37 @@
         </w:tc>
         <w:tc>
           <w:tcPr>
-            <w:tcW w:type="dxa" w:w="2737"/>
+            <w:tcW w:type="dxa" w:w="1593"/>
+            <w:tcBorders>
+              <w:top w:val="single" w:color="999999" w:sz="4"/>
+              <w:left w:val="single" w:color="999999" w:sz="4"/>
+              <w:bottom w:val="single" w:color="999999" w:sz="4"/>
+              <w:right w:val="single" w:color="999999" w:sz="4"/>
+            </w:tcBorders>
+            <w:tcMar>
+              <w:top w:type="dxa" w:w="60"/>
+              <w:left w:type="dxa" w:w="90"/>
+              <w:bottom w:type="dxa" w:w="60"/>
+              <w:right w:type="dxa" w:w="90"/>
+            </w:tcMar>
+          </w:tcPr>
+          <w:p>
+            <w:pPr>
+              <w:spacing w:after="20" w:before="20"/>
+            </w:pPr>
+            <w:r>
+              <w:rPr>
+                <w:rFonts w:ascii="맑은 고딕" w:cs="맑은 고딕" w:eastAsia="맑은 고딕" w:hAnsi="맑은 고딕"/>
+                <w:sz w:val="18"/>
+                <w:szCs w:val="18"/>
+              </w:rPr>
+              <w:t xml:space="preserve"/>
+            </w:r>
+          </w:p>
+        </w:tc>
+        <w:tc>
+          <w:tcPr>
+            <w:tcW w:type="dxa" w:w="989"/>
             <w:tcBorders>
               <w:top w:val="single" w:color="999999" w:sz="4"/>
               <w:left w:val="single" w:color="999999" w:sz="4"/>
@@ -15742,129 +16158,161 @@
         </w:trPr>
         <w:tc>
           <w:tcPr>
-            <w:tcW w:type="dxa" w:w="1904"/>
-            <w:tcBorders>
-              <w:top w:val="single" w:color="999999" w:sz="4"/>
-              <w:left w:val="single" w:color="999999" w:sz="4"/>
-              <w:bottom w:val="single" w:color="999999" w:sz="4"/>
-              <w:right w:val="single" w:color="999999" w:sz="4"/>
-            </w:tcBorders>
-            <w:tcMar>
-              <w:top w:type="dxa" w:w="60"/>
-              <w:left w:type="dxa" w:w="90"/>
-              <w:bottom w:type="dxa" w:w="60"/>
-              <w:right w:type="dxa" w:w="90"/>
-            </w:tcMar>
-          </w:tcPr>
-          <w:p>
-            <w:pPr>
-              <w:spacing w:after="20" w:before="20"/>
-            </w:pPr>
-            <w:r>
-              <w:rPr>
-                <w:rFonts w:ascii="맑은 고딕" w:cs="맑은 고딕" w:eastAsia="맑은 고딕" w:hAnsi="맑은 고딕"/>
-                <w:b w:val="false"/>
-                <w:bCs w:val="false"/>
-                <w:sz w:val="18"/>
-                <w:szCs w:val="18"/>
-              </w:rPr>
-              <w:t xml:space="preserve">시험감독책임자</w:t>
-            </w:r>
-          </w:p>
-        </w:tc>
-        <w:tc>
-          <w:tcPr>
-            <w:tcW w:type="dxa" w:w="2023"/>
-            <w:tcBorders>
-              <w:top w:val="single" w:color="999999" w:sz="4"/>
-              <w:left w:val="single" w:color="999999" w:sz="4"/>
-              <w:bottom w:val="single" w:color="999999" w:sz="4"/>
-              <w:right w:val="single" w:color="999999" w:sz="4"/>
-            </w:tcBorders>
-            <w:tcMar>
-              <w:top w:type="dxa" w:w="60"/>
-              <w:left w:type="dxa" w:w="90"/>
-              <w:bottom w:type="dxa" w:w="60"/>
-              <w:right w:type="dxa" w:w="90"/>
-            </w:tcMar>
-          </w:tcPr>
-          <w:p>
-            <w:pPr>
-              <w:spacing w:after="20" w:before="20"/>
-            </w:pPr>
-            <w:r>
-              <w:rPr>
-                <w:rFonts w:ascii="맑은 고딕" w:cs="맑은 고딕" w:eastAsia="맑은 고딕" w:hAnsi="맑은 고딕"/>
-                <w:b w:val="false"/>
-                <w:bCs w:val="false"/>
-                <w:sz w:val="18"/>
-                <w:szCs w:val="18"/>
-              </w:rPr>
-              <w:t xml:space="preserve">응시자 유의사항 (E02-03)</w:t>
-            </w:r>
-          </w:p>
-        </w:tc>
-        <w:tc>
-          <w:tcPr>
-            <w:tcW w:type="dxa" w:w="2975"/>
-            <w:tcBorders>
-              <w:top w:val="single" w:color="999999" w:sz="4"/>
-              <w:left w:val="single" w:color="999999" w:sz="4"/>
-              <w:bottom w:val="single" w:color="999999" w:sz="4"/>
-              <w:right w:val="single" w:color="999999" w:sz="4"/>
-            </w:tcBorders>
-            <w:tcMar>
-              <w:top w:type="dxa" w:w="60"/>
-              <w:left w:type="dxa" w:w="90"/>
-              <w:bottom w:type="dxa" w:w="60"/>
-              <w:right w:type="dxa" w:w="90"/>
-            </w:tcMar>
-          </w:tcPr>
-          <w:p>
-            <w:pPr>
-              <w:spacing w:after="20" w:before="20"/>
-            </w:pPr>
-            <w:r>
-              <w:rPr>
-                <w:rFonts w:ascii="맑은 고딕" w:cs="맑은 고딕" w:eastAsia="맑은 고딕" w:hAnsi="맑은 고딕"/>
-                <w:b w:val="false"/>
-                <w:bCs w:val="false"/>
-                <w:sz w:val="18"/>
-                <w:szCs w:val="18"/>
-              </w:rPr>
-              <w:t xml:space="preserve">시험 시행 및 감독</w:t>
-            </w:r>
-          </w:p>
-        </w:tc>
-        <w:tc>
-          <w:tcPr>
-            <w:tcW w:type="dxa" w:w="2737"/>
-            <w:tcBorders>
-              <w:top w:val="single" w:color="999999" w:sz="4"/>
-              <w:left w:val="single" w:color="999999" w:sz="4"/>
-              <w:bottom w:val="single" w:color="999999" w:sz="4"/>
-              <w:right w:val="single" w:color="999999" w:sz="4"/>
-            </w:tcBorders>
-            <w:tcMar>
-              <w:top w:type="dxa" w:w="60"/>
-              <w:left w:type="dxa" w:w="90"/>
-              <w:bottom w:type="dxa" w:w="60"/>
-              <w:right w:type="dxa" w:w="90"/>
-            </w:tcMar>
-          </w:tcPr>
-          <w:p>
-            <w:pPr>
-              <w:spacing w:after="20" w:before="20"/>
-            </w:pPr>
-            <w:r>
-              <w:rPr>
-                <w:rFonts w:ascii="맑은 고딕" w:cs="맑은 고딕" w:eastAsia="맑은 고딕" w:hAnsi="맑은 고딕"/>
-                <w:b w:val="false"/>
-                <w:bCs w:val="false"/>
-                <w:sz w:val="18"/>
-                <w:szCs w:val="18"/>
-              </w:rPr>
-              <w:t xml:space="preserve">응시 기록, 부정행위 기록 (E02-05)</w:t>
+            <w:tcW w:type="dxa" w:w="1290"/>
+            <w:tcBorders>
+              <w:top w:val="single" w:color="999999" w:sz="4"/>
+              <w:left w:val="single" w:color="999999" w:sz="4"/>
+              <w:bottom w:val="single" w:color="999999" w:sz="4"/>
+              <w:right w:val="single" w:color="999999" w:sz="4"/>
+            </w:tcBorders>
+            <w:tcMar>
+              <w:top w:type="dxa" w:w="60"/>
+              <w:left w:type="dxa" w:w="90"/>
+              <w:bottom w:type="dxa" w:w="60"/>
+              <w:right w:type="dxa" w:w="90"/>
+            </w:tcMar>
+          </w:tcPr>
+          <w:p>
+            <w:pPr>
+              <w:spacing w:after="20" w:before="20"/>
+            </w:pPr>
+            <w:r>
+              <w:rPr>
+                <w:rFonts w:ascii="맑은 고딕" w:cs="맑은 고딕" w:eastAsia="맑은 고딕" w:hAnsi="맑은 고딕"/>
+                <w:b w:val="false"/>
+                <w:bCs w:val="false"/>
+                <w:sz w:val="18"/>
+                <w:szCs w:val="18"/>
+              </w:rPr>
+              <w:t xml:space="preserve">문제은행 관리자</w:t>
+            </w:r>
+          </w:p>
+        </w:tc>
+        <w:tc>
+          <w:tcPr>
+            <w:tcW w:type="dxa" w:w="2732"/>
+            <w:tcBorders>
+              <w:top w:val="single" w:color="999999" w:sz="4"/>
+              <w:left w:val="single" w:color="999999" w:sz="4"/>
+              <w:bottom w:val="single" w:color="999999" w:sz="4"/>
+              <w:right w:val="single" w:color="999999" w:sz="4"/>
+            </w:tcBorders>
+            <w:tcMar>
+              <w:top w:type="dxa" w:w="60"/>
+              <w:left w:type="dxa" w:w="90"/>
+              <w:bottom w:type="dxa" w:w="60"/>
+              <w:right w:type="dxa" w:w="90"/>
+            </w:tcMar>
+          </w:tcPr>
+          <w:p>
+            <w:pPr>
+              <w:spacing w:after="20" w:before="20"/>
+            </w:pPr>
+            <w:r>
+              <w:rPr>
+                <w:rFonts w:ascii="맑은 고딕" w:cs="맑은 고딕" w:eastAsia="맑은 고딕" w:hAnsi="맑은 고딕"/>
+                <w:b w:val="false"/>
+                <w:bCs w:val="false"/>
+                <w:sz w:val="18"/>
+                <w:szCs w:val="18"/>
+              </w:rPr>
+              <w:t xml:space="preserve">접근 권한</w:t>
+            </w:r>
+          </w:p>
+        </w:tc>
+        <w:tc>
+          <w:tcPr>
+            <w:tcW w:type="dxa" w:w="3035"/>
+            <w:tcBorders>
+              <w:top w:val="single" w:color="999999" w:sz="4"/>
+              <w:left w:val="single" w:color="999999" w:sz="4"/>
+              <w:bottom w:val="single" w:color="999999" w:sz="4"/>
+              <w:right w:val="single" w:color="999999" w:sz="4"/>
+            </w:tcBorders>
+            <w:tcMar>
+              <w:top w:type="dxa" w:w="60"/>
+              <w:left w:type="dxa" w:w="90"/>
+              <w:bottom w:type="dxa" w:w="60"/>
+              <w:right w:type="dxa" w:w="90"/>
+            </w:tcMar>
+          </w:tcPr>
+          <w:p>
+            <w:pPr>
+              <w:spacing w:after="20" w:before="20"/>
+            </w:pPr>
+            <w:r>
+              <w:rPr>
+                <w:rFonts w:ascii="맑은 고딕" w:cs="맑은 고딕" w:eastAsia="맑은 고딕" w:hAnsi="맑은 고딕"/>
+                <w:b w:val="false"/>
+                <w:bCs w:val="false"/>
+                <w:sz w:val="18"/>
+                <w:szCs w:val="18"/>
+              </w:rPr>
+              <w:t xml:space="preserve">문제은행 접근 — 접근일·목적·접근자 기록</w:t>
+            </w:r>
+          </w:p>
+        </w:tc>
+        <w:tc>
+          <w:tcPr>
+            <w:tcW w:type="dxa" w:w="1593"/>
+            <w:tcBorders>
+              <w:top w:val="single" w:color="999999" w:sz="4"/>
+              <w:left w:val="single" w:color="999999" w:sz="4"/>
+              <w:bottom w:val="single" w:color="999999" w:sz="4"/>
+              <w:right w:val="single" w:color="999999" w:sz="4"/>
+            </w:tcBorders>
+            <w:tcMar>
+              <w:top w:type="dxa" w:w="60"/>
+              <w:left w:type="dxa" w:w="90"/>
+              <w:bottom w:type="dxa" w:w="60"/>
+              <w:right w:type="dxa" w:w="90"/>
+            </w:tcMar>
+          </w:tcPr>
+          <w:p>
+            <w:pPr>
+              <w:spacing w:after="20" w:before="20"/>
+            </w:pPr>
+            <w:r>
+              <w:rPr>
+                <w:rFonts w:ascii="맑은 고딕" w:cs="맑은 고딕" w:eastAsia="맑은 고딕" w:hAnsi="맑은 고딕"/>
+                <w:b w:val="false"/>
+                <w:bCs w:val="false"/>
+                <w:sz w:val="18"/>
+                <w:szCs w:val="18"/>
+              </w:rPr>
+              <w:t xml:space="preserve">접근 기록 (E02-06)</w:t>
+            </w:r>
+          </w:p>
+        </w:tc>
+        <w:tc>
+          <w:tcPr>
+            <w:tcW w:type="dxa" w:w="989"/>
+            <w:tcBorders>
+              <w:top w:val="single" w:color="999999" w:sz="4"/>
+              <w:left w:val="single" w:color="999999" w:sz="4"/>
+              <w:bottom w:val="single" w:color="999999" w:sz="4"/>
+              <w:right w:val="single" w:color="999999" w:sz="4"/>
+            </w:tcBorders>
+            <w:tcMar>
+              <w:top w:type="dxa" w:w="60"/>
+              <w:left w:type="dxa" w:w="90"/>
+              <w:bottom w:type="dxa" w:w="60"/>
+              <w:right w:type="dxa" w:w="90"/>
+            </w:tcMar>
+          </w:tcPr>
+          <w:p>
+            <w:pPr>
+              <w:spacing w:after="20" w:before="20"/>
+            </w:pPr>
+            <w:r>
+              <w:rPr>
+                <w:rFonts w:ascii="맑은 고딕" w:cs="맑은 고딕" w:eastAsia="맑은 고딕" w:hAnsi="맑은 고딕"/>
+                <w:b w:val="false"/>
+                <w:bCs w:val="false"/>
+                <w:sz w:val="18"/>
+                <w:szCs w:val="18"/>
+              </w:rPr>
+              <w:t xml:space="preserve">6.4.3</w:t>
             </w:r>
           </w:p>
         </w:tc>
@@ -15875,7 +16323,7 @@
         </w:trPr>
         <w:tc>
           <w:tcPr>
-            <w:tcW w:type="dxa" w:w="1904"/>
+            <w:tcW w:type="dxa" w:w="1290"/>
             <w:tcBorders>
               <w:top w:val="single" w:color="999999" w:sz="4"/>
               <w:left w:val="single" w:color="999999" w:sz="4"/>
@@ -15907,7 +16355,7 @@
         </w:tc>
         <w:tc>
           <w:tcPr>
-            <w:tcW w:type="dxa" w:w="2023"/>
+            <w:tcW w:type="dxa" w:w="2732"/>
             <w:tcBorders>
               <w:top w:val="single" w:color="999999" w:sz="4"/>
               <w:left w:val="single" w:color="999999" w:sz="4"/>
@@ -15937,7 +16385,7 @@
         </w:tc>
         <w:tc>
           <w:tcPr>
-            <w:tcW w:type="dxa" w:w="2975"/>
+            <w:tcW w:type="dxa" w:w="3035"/>
             <w:tcBorders>
               <w:top w:val="single" w:color="999999" w:sz="4"/>
               <w:left w:val="single" w:color="999999" w:sz="4"/>
@@ -15967,7 +16415,37 @@
         </w:tc>
         <w:tc>
           <w:tcPr>
-            <w:tcW w:type="dxa" w:w="2737"/>
+            <w:tcW w:type="dxa" w:w="1593"/>
+            <w:tcBorders>
+              <w:top w:val="single" w:color="999999" w:sz="4"/>
+              <w:left w:val="single" w:color="999999" w:sz="4"/>
+              <w:bottom w:val="single" w:color="999999" w:sz="4"/>
+              <w:right w:val="single" w:color="999999" w:sz="4"/>
+            </w:tcBorders>
+            <w:tcMar>
+              <w:top w:type="dxa" w:w="60"/>
+              <w:left w:type="dxa" w:w="90"/>
+              <w:bottom w:type="dxa" w:w="60"/>
+              <w:right w:type="dxa" w:w="90"/>
+            </w:tcMar>
+          </w:tcPr>
+          <w:p>
+            <w:pPr>
+              <w:spacing w:after="20" w:before="20"/>
+            </w:pPr>
+            <w:r>
+              <w:rPr>
+                <w:rFonts w:ascii="맑은 고딕" w:cs="맑은 고딕" w:eastAsia="맑은 고딕" w:hAnsi="맑은 고딕"/>
+                <w:sz w:val="18"/>
+                <w:szCs w:val="18"/>
+              </w:rPr>
+              <w:t xml:space="preserve"/>
+            </w:r>
+          </w:p>
+        </w:tc>
+        <w:tc>
+          <w:tcPr>
+            <w:tcW w:type="dxa" w:w="989"/>
             <w:tcBorders>
               <w:top w:val="single" w:color="999999" w:sz="4"/>
               <w:left w:val="single" w:color="999999" w:sz="4"/>
@@ -16002,129 +16480,161 @@
         </w:trPr>
         <w:tc>
           <w:tcPr>
-            <w:tcW w:type="dxa" w:w="1904"/>
-            <w:tcBorders>
-              <w:top w:val="single" w:color="999999" w:sz="4"/>
-              <w:left w:val="single" w:color="999999" w:sz="4"/>
-              <w:bottom w:val="single" w:color="999999" w:sz="4"/>
-              <w:right w:val="single" w:color="999999" w:sz="4"/>
-            </w:tcBorders>
-            <w:tcMar>
-              <w:top w:type="dxa" w:w="60"/>
-              <w:left w:type="dxa" w:w="90"/>
-              <w:bottom w:type="dxa" w:w="60"/>
-              <w:right w:type="dxa" w:w="90"/>
-            </w:tcMar>
-          </w:tcPr>
-          <w:p>
-            <w:pPr>
-              <w:spacing w:after="20" w:before="20"/>
-            </w:pPr>
-            <w:r>
-              <w:rPr>
-                <w:rFonts w:ascii="맑은 고딕" w:cs="맑은 고딕" w:eastAsia="맑은 고딕" w:hAnsi="맑은 고딕"/>
-                <w:b w:val="false"/>
-                <w:bCs w:val="false"/>
-                <w:sz w:val="18"/>
-                <w:szCs w:val="18"/>
-              </w:rPr>
-              <w:t xml:space="preserve">대표 NDE Level Ⅲ</w:t>
-            </w:r>
-          </w:p>
-        </w:tc>
-        <w:tc>
-          <w:tcPr>
-            <w:tcW w:type="dxa" w:w="2023"/>
-            <w:tcBorders>
-              <w:top w:val="single" w:color="999999" w:sz="4"/>
-              <w:left w:val="single" w:color="999999" w:sz="4"/>
-              <w:bottom w:val="single" w:color="999999" w:sz="4"/>
-              <w:right w:val="single" w:color="999999" w:sz="4"/>
-            </w:tcBorders>
-            <w:tcMar>
-              <w:top w:type="dxa" w:w="60"/>
-              <w:left w:type="dxa" w:w="90"/>
-              <w:bottom w:type="dxa" w:w="60"/>
-              <w:right w:type="dxa" w:w="90"/>
-            </w:tcMar>
-          </w:tcPr>
-          <w:p>
-            <w:pPr>
-              <w:spacing w:after="20" w:before="20"/>
-            </w:pPr>
-            <w:r>
-              <w:rPr>
-                <w:rFonts w:ascii="맑은 고딕" w:cs="맑은 고딕" w:eastAsia="맑은 고딕" w:hAnsi="맑은 고딕"/>
-                <w:b w:val="false"/>
-                <w:bCs w:val="false"/>
-                <w:sz w:val="18"/>
-                <w:szCs w:val="18"/>
-              </w:rPr>
-              <w:t xml:space="preserve">응시 기록</w:t>
-            </w:r>
-          </w:p>
-        </w:tc>
-        <w:tc>
-          <w:tcPr>
-            <w:tcW w:type="dxa" w:w="2975"/>
-            <w:tcBorders>
-              <w:top w:val="single" w:color="999999" w:sz="4"/>
-              <w:left w:val="single" w:color="999999" w:sz="4"/>
-              <w:bottom w:val="single" w:color="999999" w:sz="4"/>
-              <w:right w:val="single" w:color="999999" w:sz="4"/>
-            </w:tcBorders>
-            <w:tcMar>
-              <w:top w:type="dxa" w:w="60"/>
-              <w:left w:type="dxa" w:w="90"/>
-              <w:bottom w:type="dxa" w:w="60"/>
-              <w:right w:type="dxa" w:w="90"/>
-            </w:tcMar>
-          </w:tcPr>
-          <w:p>
-            <w:pPr>
-              <w:spacing w:after="20" w:before="20"/>
-            </w:pPr>
-            <w:r>
-              <w:rPr>
-                <w:rFonts w:ascii="맑은 고딕" w:cs="맑은 고딕" w:eastAsia="맑은 고딕" w:hAnsi="맑은 고딕"/>
-                <w:b w:val="false"/>
-                <w:bCs w:val="false"/>
-                <w:sz w:val="18"/>
-                <w:szCs w:val="18"/>
-              </w:rPr>
-              <w:t xml:space="preserve">채점 및 이의 검토</w:t>
-            </w:r>
-          </w:p>
-        </w:tc>
-        <w:tc>
-          <w:tcPr>
-            <w:tcW w:type="dxa" w:w="2737"/>
-            <w:tcBorders>
-              <w:top w:val="single" w:color="999999" w:sz="4"/>
-              <w:left w:val="single" w:color="999999" w:sz="4"/>
-              <w:bottom w:val="single" w:color="999999" w:sz="4"/>
-              <w:right w:val="single" w:color="999999" w:sz="4"/>
-            </w:tcBorders>
-            <w:tcMar>
-              <w:top w:type="dxa" w:w="60"/>
-              <w:left w:type="dxa" w:w="90"/>
-              <w:bottom w:type="dxa" w:w="60"/>
-              <w:right w:type="dxa" w:w="90"/>
-            </w:tcMar>
-          </w:tcPr>
-          <w:p>
-            <w:pPr>
-              <w:spacing w:after="20" w:before="20"/>
-            </w:pPr>
-            <w:r>
-              <w:rPr>
-                <w:rFonts w:ascii="맑은 고딕" w:cs="맑은 고딕" w:eastAsia="맑은 고딕" w:hAnsi="맑은 고딕"/>
-                <w:b w:val="false"/>
-                <w:bCs w:val="false"/>
-                <w:sz w:val="18"/>
-                <w:szCs w:val="18"/>
-              </w:rPr>
-              <w:t xml:space="preserve">채점결과보고서 (E02-07), 결과지</w:t>
+            <w:tcW w:type="dxa" w:w="1290"/>
+            <w:tcBorders>
+              <w:top w:val="single" w:color="999999" w:sz="4"/>
+              <w:left w:val="single" w:color="999999" w:sz="4"/>
+              <w:bottom w:val="single" w:color="999999" w:sz="4"/>
+              <w:right w:val="single" w:color="999999" w:sz="4"/>
+            </w:tcBorders>
+            <w:tcMar>
+              <w:top w:type="dxa" w:w="60"/>
+              <w:left w:type="dxa" w:w="90"/>
+              <w:bottom w:type="dxa" w:w="60"/>
+              <w:right w:type="dxa" w:w="90"/>
+            </w:tcMar>
+          </w:tcPr>
+          <w:p>
+            <w:pPr>
+              <w:spacing w:after="20" w:before="20"/>
+            </w:pPr>
+            <w:r>
+              <w:rPr>
+                <w:rFonts w:ascii="맑은 고딕" w:cs="맑은 고딕" w:eastAsia="맑은 고딕" w:hAnsi="맑은 고딕"/>
+                <w:b w:val="false"/>
+                <w:bCs w:val="false"/>
+                <w:sz w:val="18"/>
+                <w:szCs w:val="18"/>
+              </w:rPr>
+              <w:t xml:space="preserve">CBT</w:t>
+            </w:r>
+          </w:p>
+        </w:tc>
+        <w:tc>
+          <w:tcPr>
+            <w:tcW w:type="dxa" w:w="2732"/>
+            <w:tcBorders>
+              <w:top w:val="single" w:color="999999" w:sz="4"/>
+              <w:left w:val="single" w:color="999999" w:sz="4"/>
+              <w:bottom w:val="single" w:color="999999" w:sz="4"/>
+              <w:right w:val="single" w:color="999999" w:sz="4"/>
+            </w:tcBorders>
+            <w:tcMar>
+              <w:top w:type="dxa" w:w="60"/>
+              <w:left w:type="dxa" w:w="90"/>
+              <w:bottom w:type="dxa" w:w="60"/>
+              <w:right w:type="dxa" w:w="90"/>
+            </w:tcMar>
+          </w:tcPr>
+          <w:p>
+            <w:pPr>
+              <w:spacing w:after="20" w:before="20"/>
+            </w:pPr>
+            <w:r>
+              <w:rPr>
+                <w:rFonts w:ascii="맑은 고딕" w:cs="맑은 고딕" w:eastAsia="맑은 고딕" w:hAnsi="맑은 고딕"/>
+                <w:b w:val="false"/>
+                <w:bCs w:val="false"/>
+                <w:sz w:val="18"/>
+                <w:szCs w:val="18"/>
+              </w:rPr>
+              <w:t xml:space="preserve">승인된 문제은행</w:t>
+            </w:r>
+          </w:p>
+        </w:tc>
+        <w:tc>
+          <w:tcPr>
+            <w:tcW w:type="dxa" w:w="3035"/>
+            <w:tcBorders>
+              <w:top w:val="single" w:color="999999" w:sz="4"/>
+              <w:left w:val="single" w:color="999999" w:sz="4"/>
+              <w:bottom w:val="single" w:color="999999" w:sz="4"/>
+              <w:right w:val="single" w:color="999999" w:sz="4"/>
+            </w:tcBorders>
+            <w:tcMar>
+              <w:top w:type="dxa" w:w="60"/>
+              <w:left w:type="dxa" w:w="90"/>
+              <w:bottom w:type="dxa" w:w="60"/>
+              <w:right w:type="dxa" w:w="90"/>
+            </w:tcMar>
+          </w:tcPr>
+          <w:p>
+            <w:pPr>
+              <w:spacing w:after="20" w:before="20"/>
+            </w:pPr>
+            <w:r>
+              <w:rPr>
+                <w:rFonts w:ascii="맑은 고딕" w:cs="맑은 고딕" w:eastAsia="맑은 고딕" w:hAnsi="맑은 고딕"/>
+                <w:b w:val="false"/>
+                <w:bCs w:val="false"/>
+                <w:sz w:val="18"/>
+                <w:szCs w:val="18"/>
+              </w:rPr>
+              <w:t xml:space="preserve">출제 — 정해진 문항 수만큼 무작위 추첨, 문항·보기 순서 섞기</w:t>
+            </w:r>
+          </w:p>
+        </w:tc>
+        <w:tc>
+          <w:tcPr>
+            <w:tcW w:type="dxa" w:w="1593"/>
+            <w:tcBorders>
+              <w:top w:val="single" w:color="999999" w:sz="4"/>
+              <w:left w:val="single" w:color="999999" w:sz="4"/>
+              <w:bottom w:val="single" w:color="999999" w:sz="4"/>
+              <w:right w:val="single" w:color="999999" w:sz="4"/>
+            </w:tcBorders>
+            <w:tcMar>
+              <w:top w:type="dxa" w:w="60"/>
+              <w:left w:type="dxa" w:w="90"/>
+              <w:bottom w:type="dxa" w:w="60"/>
+              <w:right w:type="dxa" w:w="90"/>
+            </w:tcMar>
+          </w:tcPr>
+          <w:p>
+            <w:pPr>
+              <w:spacing w:after="20" w:before="20"/>
+            </w:pPr>
+            <w:r>
+              <w:rPr>
+                <w:rFonts w:ascii="맑은 고딕" w:cs="맑은 고딕" w:eastAsia="맑은 고딕" w:hAnsi="맑은 고딕"/>
+                <w:b w:val="false"/>
+                <w:bCs w:val="false"/>
+                <w:sz w:val="18"/>
+                <w:szCs w:val="18"/>
+              </w:rPr>
+              <w:t xml:space="preserve">회차별 시험지</w:t>
+            </w:r>
+          </w:p>
+        </w:tc>
+        <w:tc>
+          <w:tcPr>
+            <w:tcW w:type="dxa" w:w="989"/>
+            <w:tcBorders>
+              <w:top w:val="single" w:color="999999" w:sz="4"/>
+              <w:left w:val="single" w:color="999999" w:sz="4"/>
+              <w:bottom w:val="single" w:color="999999" w:sz="4"/>
+              <w:right w:val="single" w:color="999999" w:sz="4"/>
+            </w:tcBorders>
+            <w:tcMar>
+              <w:top w:type="dxa" w:w="60"/>
+              <w:left w:type="dxa" w:w="90"/>
+              <w:bottom w:type="dxa" w:w="60"/>
+              <w:right w:type="dxa" w:w="90"/>
+            </w:tcMar>
+          </w:tcPr>
+          <w:p>
+            <w:pPr>
+              <w:spacing w:after="20" w:before="20"/>
+            </w:pPr>
+            <w:r>
+              <w:rPr>
+                <w:rFonts w:ascii="맑은 고딕" w:cs="맑은 고딕" w:eastAsia="맑은 고딕" w:hAnsi="맑은 고딕"/>
+                <w:b w:val="false"/>
+                <w:bCs w:val="false"/>
+                <w:sz w:val="18"/>
+                <w:szCs w:val="18"/>
+              </w:rPr>
+              <w:t xml:space="preserve">7.3.1 ~ 7.3.6</w:t>
             </w:r>
           </w:p>
         </w:tc>
@@ -16135,7 +16645,7 @@
         </w:trPr>
         <w:tc>
           <w:tcPr>
-            <w:tcW w:type="dxa" w:w="1904"/>
+            <w:tcW w:type="dxa" w:w="1290"/>
             <w:tcBorders>
               <w:top w:val="single" w:color="999999" w:sz="4"/>
               <w:left w:val="single" w:color="999999" w:sz="4"/>
@@ -16167,7 +16677,7 @@
         </w:tc>
         <w:tc>
           <w:tcPr>
-            <w:tcW w:type="dxa" w:w="2023"/>
+            <w:tcW w:type="dxa" w:w="2732"/>
             <w:tcBorders>
               <w:top w:val="single" w:color="999999" w:sz="4"/>
               <w:left w:val="single" w:color="999999" w:sz="4"/>
@@ -16197,7 +16707,7 @@
         </w:tc>
         <w:tc>
           <w:tcPr>
-            <w:tcW w:type="dxa" w:w="2975"/>
+            <w:tcW w:type="dxa" w:w="3035"/>
             <w:tcBorders>
               <w:top w:val="single" w:color="999999" w:sz="4"/>
               <w:left w:val="single" w:color="999999" w:sz="4"/>
@@ -16227,7 +16737,37 @@
         </w:tc>
         <w:tc>
           <w:tcPr>
-            <w:tcW w:type="dxa" w:w="2737"/>
+            <w:tcW w:type="dxa" w:w="1593"/>
+            <w:tcBorders>
+              <w:top w:val="single" w:color="999999" w:sz="4"/>
+              <w:left w:val="single" w:color="999999" w:sz="4"/>
+              <w:bottom w:val="single" w:color="999999" w:sz="4"/>
+              <w:right w:val="single" w:color="999999" w:sz="4"/>
+            </w:tcBorders>
+            <w:tcMar>
+              <w:top w:type="dxa" w:w="60"/>
+              <w:left w:type="dxa" w:w="90"/>
+              <w:bottom w:type="dxa" w:w="60"/>
+              <w:right w:type="dxa" w:w="90"/>
+            </w:tcMar>
+          </w:tcPr>
+          <w:p>
+            <w:pPr>
+              <w:spacing w:after="20" w:before="20"/>
+            </w:pPr>
+            <w:r>
+              <w:rPr>
+                <w:rFonts w:ascii="맑은 고딕" w:cs="맑은 고딕" w:eastAsia="맑은 고딕" w:hAnsi="맑은 고딕"/>
+                <w:sz w:val="18"/>
+                <w:szCs w:val="18"/>
+              </w:rPr>
+              <w:t xml:space="preserve"/>
+            </w:r>
+          </w:p>
+        </w:tc>
+        <w:tc>
+          <w:tcPr>
+            <w:tcW w:type="dxa" w:w="989"/>
             <w:tcBorders>
               <w:top w:val="single" w:color="999999" w:sz="4"/>
               <w:left w:val="single" w:color="999999" w:sz="4"/>
@@ -16262,7 +16802,7 @@
         </w:trPr>
         <w:tc>
           <w:tcPr>
-            <w:tcW w:type="dxa" w:w="1904"/>
+            <w:tcW w:type="dxa" w:w="1290"/>
             <w:tcBorders>
               <w:top w:val="single" w:color="999999" w:sz="4"/>
               <w:left w:val="single" w:color="999999" w:sz="4"/>
@@ -16294,97 +16834,129 @@
         </w:tc>
         <w:tc>
           <w:tcPr>
-            <w:tcW w:type="dxa" w:w="2023"/>
-            <w:tcBorders>
-              <w:top w:val="single" w:color="999999" w:sz="4"/>
-              <w:left w:val="single" w:color="999999" w:sz="4"/>
-              <w:bottom w:val="single" w:color="999999" w:sz="4"/>
-              <w:right w:val="single" w:color="999999" w:sz="4"/>
-            </w:tcBorders>
-            <w:tcMar>
-              <w:top w:type="dxa" w:w="60"/>
-              <w:left w:type="dxa" w:w="90"/>
-              <w:bottom w:type="dxa" w:w="60"/>
-              <w:right w:type="dxa" w:w="90"/>
-            </w:tcMar>
-          </w:tcPr>
-          <w:p>
-            <w:pPr>
-              <w:spacing w:after="20" w:before="20"/>
-            </w:pPr>
-            <w:r>
-              <w:rPr>
-                <w:rFonts w:ascii="맑은 고딕" w:cs="맑은 고딕" w:eastAsia="맑은 고딕" w:hAnsi="맑은 고딕"/>
-                <w:b w:val="false"/>
-                <w:bCs w:val="false"/>
-                <w:sz w:val="18"/>
-                <w:szCs w:val="18"/>
-              </w:rPr>
-              <w:t xml:space="preserve">채점결과보고서, 자격인정 기록</w:t>
-            </w:r>
-          </w:p>
-        </w:tc>
-        <w:tc>
-          <w:tcPr>
-            <w:tcW w:type="dxa" w:w="2975"/>
-            <w:tcBorders>
-              <w:top w:val="single" w:color="999999" w:sz="4"/>
-              <w:left w:val="single" w:color="999999" w:sz="4"/>
-              <w:bottom w:val="single" w:color="999999" w:sz="4"/>
-              <w:right w:val="single" w:color="999999" w:sz="4"/>
-            </w:tcBorders>
-            <w:tcMar>
-              <w:top w:type="dxa" w:w="60"/>
-              <w:left w:type="dxa" w:w="90"/>
-              <w:bottom w:type="dxa" w:w="60"/>
-              <w:right w:type="dxa" w:w="90"/>
-            </w:tcMar>
-          </w:tcPr>
-          <w:p>
-            <w:pPr>
-              <w:spacing w:after="20" w:before="20"/>
-            </w:pPr>
-            <w:r>
-              <w:rPr>
-                <w:rFonts w:ascii="맑은 고딕" w:cs="맑은 고딕" w:eastAsia="맑은 고딕" w:hAnsi="맑은 고딕"/>
-                <w:b w:val="false"/>
-                <w:bCs w:val="false"/>
-                <w:sz w:val="18"/>
-                <w:szCs w:val="18"/>
-              </w:rPr>
-              <w:t xml:space="preserve">합격 승인</w:t>
-            </w:r>
-          </w:p>
-        </w:tc>
-        <w:tc>
-          <w:tcPr>
-            <w:tcW w:type="dxa" w:w="2737"/>
-            <w:tcBorders>
-              <w:top w:val="single" w:color="999999" w:sz="4"/>
-              <w:left w:val="single" w:color="999999" w:sz="4"/>
-              <w:bottom w:val="single" w:color="999999" w:sz="4"/>
-              <w:right w:val="single" w:color="999999" w:sz="4"/>
-            </w:tcBorders>
-            <w:tcMar>
-              <w:top w:type="dxa" w:w="60"/>
-              <w:left w:type="dxa" w:w="90"/>
-              <w:bottom w:type="dxa" w:w="60"/>
-              <w:right w:type="dxa" w:w="90"/>
-            </w:tcMar>
-          </w:tcPr>
-          <w:p>
-            <w:pPr>
-              <w:spacing w:after="20" w:before="20"/>
-            </w:pPr>
-            <w:r>
-              <w:rPr>
-                <w:rFonts w:ascii="맑은 고딕" w:cs="맑은 고딕" w:eastAsia="맑은 고딕" w:hAnsi="맑은 고딕"/>
-                <w:b w:val="false"/>
-                <w:bCs w:val="false"/>
-                <w:sz w:val="18"/>
-                <w:szCs w:val="18"/>
-              </w:rPr>
-              <w:t xml:space="preserve">합격자 명단</w:t>
+            <w:tcW w:type="dxa" w:w="2732"/>
+            <w:tcBorders>
+              <w:top w:val="single" w:color="999999" w:sz="4"/>
+              <w:left w:val="single" w:color="999999" w:sz="4"/>
+              <w:bottom w:val="single" w:color="999999" w:sz="4"/>
+              <w:right w:val="single" w:color="999999" w:sz="4"/>
+            </w:tcBorders>
+            <w:tcMar>
+              <w:top w:type="dxa" w:w="60"/>
+              <w:left w:type="dxa" w:w="90"/>
+              <w:bottom w:type="dxa" w:w="60"/>
+              <w:right w:type="dxa" w:w="90"/>
+            </w:tcMar>
+          </w:tcPr>
+          <w:p>
+            <w:pPr>
+              <w:spacing w:after="20" w:before="20"/>
+            </w:pPr>
+            <w:r>
+              <w:rPr>
+                <w:rFonts w:ascii="맑은 고딕" w:cs="맑은 고딕" w:eastAsia="맑은 고딕" w:hAnsi="맑은 고딕"/>
+                <w:b w:val="false"/>
+                <w:bCs w:val="false"/>
+                <w:sz w:val="18"/>
+                <w:szCs w:val="18"/>
+              </w:rPr>
+              <w:t xml:space="preserve">회차별 시험지</w:t>
+            </w:r>
+          </w:p>
+        </w:tc>
+        <w:tc>
+          <w:tcPr>
+            <w:tcW w:type="dxa" w:w="3035"/>
+            <w:tcBorders>
+              <w:top w:val="single" w:color="999999" w:sz="4"/>
+              <w:left w:val="single" w:color="999999" w:sz="4"/>
+              <w:bottom w:val="single" w:color="999999" w:sz="4"/>
+              <w:right w:val="single" w:color="999999" w:sz="4"/>
+            </w:tcBorders>
+            <w:tcMar>
+              <w:top w:type="dxa" w:w="60"/>
+              <w:left w:type="dxa" w:w="90"/>
+              <w:bottom w:type="dxa" w:w="60"/>
+              <w:right w:type="dxa" w:w="90"/>
+            </w:tcMar>
+          </w:tcPr>
+          <w:p>
+            <w:pPr>
+              <w:spacing w:after="20" w:before="20"/>
+            </w:pPr>
+            <w:r>
+              <w:rPr>
+                <w:rFonts w:ascii="맑은 고딕" w:cs="맑은 고딕" w:eastAsia="맑은 고딕" w:hAnsi="맑은 고딕"/>
+                <w:b w:val="false"/>
+                <w:bCs w:val="false"/>
+                <w:sz w:val="18"/>
+                <w:szCs w:val="18"/>
+              </w:rPr>
+              <w:t xml:space="preserve">출제 결과 확인</w:t>
+            </w:r>
+          </w:p>
+        </w:tc>
+        <w:tc>
+          <w:tcPr>
+            <w:tcW w:type="dxa" w:w="1593"/>
+            <w:tcBorders>
+              <w:top w:val="single" w:color="999999" w:sz="4"/>
+              <w:left w:val="single" w:color="999999" w:sz="4"/>
+              <w:bottom w:val="single" w:color="999999" w:sz="4"/>
+              <w:right w:val="single" w:color="999999" w:sz="4"/>
+            </w:tcBorders>
+            <w:tcMar>
+              <w:top w:type="dxa" w:w="60"/>
+              <w:left w:type="dxa" w:w="90"/>
+              <w:bottom w:type="dxa" w:w="60"/>
+              <w:right w:type="dxa" w:w="90"/>
+            </w:tcMar>
+          </w:tcPr>
+          <w:p>
+            <w:pPr>
+              <w:spacing w:after="20" w:before="20"/>
+            </w:pPr>
+            <w:r>
+              <w:rPr>
+                <w:rFonts w:ascii="맑은 고딕" w:cs="맑은 고딕" w:eastAsia="맑은 고딕" w:hAnsi="맑은 고딕"/>
+                <w:b w:val="false"/>
+                <w:bCs w:val="false"/>
+                <w:sz w:val="18"/>
+                <w:szCs w:val="18"/>
+              </w:rPr>
+              <w:t xml:space="preserve">확인된 시험지</w:t>
+            </w:r>
+          </w:p>
+        </w:tc>
+        <w:tc>
+          <w:tcPr>
+            <w:tcW w:type="dxa" w:w="989"/>
+            <w:tcBorders>
+              <w:top w:val="single" w:color="999999" w:sz="4"/>
+              <w:left w:val="single" w:color="999999" w:sz="4"/>
+              <w:bottom w:val="single" w:color="999999" w:sz="4"/>
+              <w:right w:val="single" w:color="999999" w:sz="4"/>
+            </w:tcBorders>
+            <w:tcMar>
+              <w:top w:type="dxa" w:w="60"/>
+              <w:left w:type="dxa" w:w="90"/>
+              <w:bottom w:type="dxa" w:w="60"/>
+              <w:right w:type="dxa" w:w="90"/>
+            </w:tcMar>
+          </w:tcPr>
+          <w:p>
+            <w:pPr>
+              <w:spacing w:after="20" w:before="20"/>
+            </w:pPr>
+            <w:r>
+              <w:rPr>
+                <w:rFonts w:ascii="맑은 고딕" w:cs="맑은 고딕" w:eastAsia="맑은 고딕" w:hAnsi="맑은 고딕"/>
+                <w:b w:val="false"/>
+                <w:bCs w:val="false"/>
+                <w:sz w:val="18"/>
+                <w:szCs w:val="18"/>
+              </w:rPr>
+              <w:t xml:space="preserve">7.3.7</w:t>
             </w:r>
           </w:p>
         </w:tc>
@@ -16395,7 +16967,7 @@
         </w:trPr>
         <w:tc>
           <w:tcPr>
-            <w:tcW w:type="dxa" w:w="1904"/>
+            <w:tcW w:type="dxa" w:w="1290"/>
             <w:tcBorders>
               <w:top w:val="single" w:color="999999" w:sz="4"/>
               <w:left w:val="single" w:color="999999" w:sz="4"/>
@@ -16427,7 +16999,7 @@
         </w:tc>
         <w:tc>
           <w:tcPr>
-            <w:tcW w:type="dxa" w:w="2023"/>
+            <w:tcW w:type="dxa" w:w="2732"/>
             <w:tcBorders>
               <w:top w:val="single" w:color="999999" w:sz="4"/>
               <w:left w:val="single" w:color="999999" w:sz="4"/>
@@ -16457,7 +17029,7 @@
         </w:tc>
         <w:tc>
           <w:tcPr>
-            <w:tcW w:type="dxa" w:w="2975"/>
+            <w:tcW w:type="dxa" w:w="3035"/>
             <w:tcBorders>
               <w:top w:val="single" w:color="999999" w:sz="4"/>
               <w:left w:val="single" w:color="999999" w:sz="4"/>
@@ -16487,7 +17059,37 @@
         </w:tc>
         <w:tc>
           <w:tcPr>
-            <w:tcW w:type="dxa" w:w="2737"/>
+            <w:tcW w:type="dxa" w:w="1593"/>
+            <w:tcBorders>
+              <w:top w:val="single" w:color="999999" w:sz="4"/>
+              <w:left w:val="single" w:color="999999" w:sz="4"/>
+              <w:bottom w:val="single" w:color="999999" w:sz="4"/>
+              <w:right w:val="single" w:color="999999" w:sz="4"/>
+            </w:tcBorders>
+            <w:tcMar>
+              <w:top w:type="dxa" w:w="60"/>
+              <w:left w:type="dxa" w:w="90"/>
+              <w:bottom w:type="dxa" w:w="60"/>
+              <w:right w:type="dxa" w:w="90"/>
+            </w:tcMar>
+          </w:tcPr>
+          <w:p>
+            <w:pPr>
+              <w:spacing w:after="20" w:before="20"/>
+            </w:pPr>
+            <w:r>
+              <w:rPr>
+                <w:rFonts w:ascii="맑은 고딕" w:cs="맑은 고딕" w:eastAsia="맑은 고딕" w:hAnsi="맑은 고딕"/>
+                <w:sz w:val="18"/>
+                <w:szCs w:val="18"/>
+              </w:rPr>
+              <w:t xml:space="preserve"/>
+            </w:r>
+          </w:p>
+        </w:tc>
+        <w:tc>
+          <w:tcPr>
+            <w:tcW w:type="dxa" w:w="989"/>
             <w:tcBorders>
               <w:top w:val="single" w:color="999999" w:sz="4"/>
               <w:left w:val="single" w:color="999999" w:sz="4"/>
@@ -16522,129 +17124,161 @@
         </w:trPr>
         <w:tc>
           <w:tcPr>
-            <w:tcW w:type="dxa" w:w="1904"/>
-            <w:tcBorders>
-              <w:top w:val="single" w:color="999999" w:sz="4"/>
-              <w:left w:val="single" w:color="999999" w:sz="4"/>
-              <w:bottom w:val="single" w:color="999999" w:sz="4"/>
-              <w:right w:val="single" w:color="999999" w:sz="4"/>
-            </w:tcBorders>
-            <w:tcMar>
-              <w:top w:type="dxa" w:w="60"/>
-              <w:left w:type="dxa" w:w="90"/>
-              <w:bottom w:type="dxa" w:w="60"/>
-              <w:right w:type="dxa" w:w="90"/>
-            </w:tcMar>
-          </w:tcPr>
-          <w:p>
-            <w:pPr>
-              <w:spacing w:after="20" w:before="20"/>
-            </w:pPr>
-            <w:r>
-              <w:rPr>
-                <w:rFonts w:ascii="맑은 고딕" w:cs="맑은 고딕" w:eastAsia="맑은 고딕" w:hAnsi="맑은 고딕"/>
-                <w:b w:val="false"/>
-                <w:bCs w:val="false"/>
-                <w:sz w:val="18"/>
-                <w:szCs w:val="18"/>
-              </w:rPr>
-              <w:t xml:space="preserve">NDE Level Ⅲ / QA</w:t>
-            </w:r>
-          </w:p>
-        </w:tc>
-        <w:tc>
-          <w:tcPr>
-            <w:tcW w:type="dxa" w:w="2023"/>
-            <w:tcBorders>
-              <w:top w:val="single" w:color="999999" w:sz="4"/>
-              <w:left w:val="single" w:color="999999" w:sz="4"/>
-              <w:bottom w:val="single" w:color="999999" w:sz="4"/>
-              <w:right w:val="single" w:color="999999" w:sz="4"/>
-            </w:tcBorders>
-            <w:tcMar>
-              <w:top w:type="dxa" w:w="60"/>
-              <w:left w:type="dxa" w:w="90"/>
-              <w:bottom w:type="dxa" w:w="60"/>
-              <w:right w:type="dxa" w:w="90"/>
-            </w:tcMar>
-          </w:tcPr>
-          <w:p>
-            <w:pPr>
-              <w:spacing w:after="20" w:before="20"/>
-            </w:pPr>
-            <w:r>
-              <w:rPr>
-                <w:rFonts w:ascii="맑은 고딕" w:cs="맑은 고딕" w:eastAsia="맑은 고딕" w:hAnsi="맑은 고딕"/>
-                <w:b w:val="false"/>
-                <w:bCs w:val="false"/>
-                <w:sz w:val="18"/>
-                <w:szCs w:val="18"/>
-              </w:rPr>
-              <w:t xml:space="preserve">합격자 명단</w:t>
-            </w:r>
-          </w:p>
-        </w:tc>
-        <w:tc>
-          <w:tcPr>
-            <w:tcW w:type="dxa" w:w="2975"/>
-            <w:tcBorders>
-              <w:top w:val="single" w:color="999999" w:sz="4"/>
-              <w:left w:val="single" w:color="999999" w:sz="4"/>
-              <w:bottom w:val="single" w:color="999999" w:sz="4"/>
-              <w:right w:val="single" w:color="999999" w:sz="4"/>
-            </w:tcBorders>
-            <w:tcMar>
-              <w:top w:type="dxa" w:w="60"/>
-              <w:left w:type="dxa" w:w="90"/>
-              <w:bottom w:type="dxa" w:w="60"/>
-              <w:right w:type="dxa" w:w="90"/>
-            </w:tcMar>
-          </w:tcPr>
-          <w:p>
-            <w:pPr>
-              <w:spacing w:after="20" w:before="20"/>
-            </w:pPr>
-            <w:r>
-              <w:rPr>
-                <w:rFonts w:ascii="맑은 고딕" w:cs="맑은 고딕" w:eastAsia="맑은 고딕" w:hAnsi="맑은 고딕"/>
-                <w:b w:val="false"/>
-                <w:bCs w:val="false"/>
-                <w:sz w:val="18"/>
-                <w:szCs w:val="18"/>
-              </w:rPr>
-              <w:t xml:space="preserve">결과 통보, 자격증 발행 (E01 7.6.7)</w:t>
-            </w:r>
-          </w:p>
-        </w:tc>
-        <w:tc>
-          <w:tcPr>
-            <w:tcW w:type="dxa" w:w="2737"/>
-            <w:tcBorders>
-              <w:top w:val="single" w:color="999999" w:sz="4"/>
-              <w:left w:val="single" w:color="999999" w:sz="4"/>
-              <w:bottom w:val="single" w:color="999999" w:sz="4"/>
-              <w:right w:val="single" w:color="999999" w:sz="4"/>
-            </w:tcBorders>
-            <w:tcMar>
-              <w:top w:type="dxa" w:w="60"/>
-              <w:left w:type="dxa" w:w="90"/>
-              <w:bottom w:type="dxa" w:w="60"/>
-              <w:right w:type="dxa" w:w="90"/>
-            </w:tcMar>
-          </w:tcPr>
-          <w:p>
-            <w:pPr>
-              <w:spacing w:after="20" w:before="20"/>
-            </w:pPr>
-            <w:r>
-              <w:rPr>
-                <w:rFonts w:ascii="맑은 고딕" w:cs="맑은 고딕" w:eastAsia="맑은 고딕" w:hAnsi="맑은 고딕"/>
-                <w:b w:val="false"/>
-                <w:bCs w:val="false"/>
-                <w:sz w:val="18"/>
-                <w:szCs w:val="18"/>
-              </w:rPr>
-              <w:t xml:space="preserve">자격증</w:t>
+            <w:tcW w:type="dxa" w:w="1290"/>
+            <w:tcBorders>
+              <w:top w:val="single" w:color="999999" w:sz="4"/>
+              <w:left w:val="single" w:color="999999" w:sz="4"/>
+              <w:bottom w:val="single" w:color="999999" w:sz="4"/>
+              <w:right w:val="single" w:color="999999" w:sz="4"/>
+            </w:tcBorders>
+            <w:tcMar>
+              <w:top w:type="dxa" w:w="60"/>
+              <w:left w:type="dxa" w:w="90"/>
+              <w:bottom w:type="dxa" w:w="60"/>
+              <w:right w:type="dxa" w:w="90"/>
+            </w:tcMar>
+          </w:tcPr>
+          <w:p>
+            <w:pPr>
+              <w:spacing w:after="20" w:before="20"/>
+            </w:pPr>
+            <w:r>
+              <w:rPr>
+                <w:rFonts w:ascii="맑은 고딕" w:cs="맑은 고딕" w:eastAsia="맑은 고딕" w:hAnsi="맑은 고딕"/>
+                <w:b w:val="false"/>
+                <w:bCs w:val="false"/>
+                <w:sz w:val="18"/>
+                <w:szCs w:val="18"/>
+              </w:rPr>
+              <w:t xml:space="preserve">시험감독책임자</w:t>
+            </w:r>
+          </w:p>
+        </w:tc>
+        <w:tc>
+          <w:tcPr>
+            <w:tcW w:type="dxa" w:w="2732"/>
+            <w:tcBorders>
+              <w:top w:val="single" w:color="999999" w:sz="4"/>
+              <w:left w:val="single" w:color="999999" w:sz="4"/>
+              <w:bottom w:val="single" w:color="999999" w:sz="4"/>
+              <w:right w:val="single" w:color="999999" w:sz="4"/>
+            </w:tcBorders>
+            <w:tcMar>
+              <w:top w:type="dxa" w:w="60"/>
+              <w:left w:type="dxa" w:w="90"/>
+              <w:bottom w:type="dxa" w:w="60"/>
+              <w:right w:type="dxa" w:w="90"/>
+            </w:tcMar>
+          </w:tcPr>
+          <w:p>
+            <w:pPr>
+              <w:spacing w:after="20" w:before="20"/>
+            </w:pPr>
+            <w:r>
+              <w:rPr>
+                <w:rFonts w:ascii="맑은 고딕" w:cs="맑은 고딕" w:eastAsia="맑은 고딕" w:hAnsi="맑은 고딕"/>
+                <w:b w:val="false"/>
+                <w:bCs w:val="false"/>
+                <w:sz w:val="18"/>
+                <w:szCs w:val="18"/>
+              </w:rPr>
+              <w:t xml:space="preserve">승인된 시행계획서</w:t>
+            </w:r>
+          </w:p>
+        </w:tc>
+        <w:tc>
+          <w:tcPr>
+            <w:tcW w:type="dxa" w:w="3035"/>
+            <w:tcBorders>
+              <w:top w:val="single" w:color="999999" w:sz="4"/>
+              <w:left w:val="single" w:color="999999" w:sz="4"/>
+              <w:bottom w:val="single" w:color="999999" w:sz="4"/>
+              <w:right w:val="single" w:color="999999" w:sz="4"/>
+            </w:tcBorders>
+            <w:tcMar>
+              <w:top w:type="dxa" w:w="60"/>
+              <w:left w:type="dxa" w:w="90"/>
+              <w:bottom w:type="dxa" w:w="60"/>
+              <w:right w:type="dxa" w:w="90"/>
+            </w:tcMar>
+          </w:tcPr>
+          <w:p>
+            <w:pPr>
+              <w:spacing w:after="20" w:before="20"/>
+            </w:pPr>
+            <w:r>
+              <w:rPr>
+                <w:rFonts w:ascii="맑은 고딕" w:cs="맑은 고딕" w:eastAsia="맑은 고딕" w:hAnsi="맑은 고딕"/>
+                <w:b w:val="false"/>
+                <w:bCs w:val="false"/>
+                <w:sz w:val="18"/>
+                <w:szCs w:val="18"/>
+              </w:rPr>
+              <w:t xml:space="preserve">시험 전날까지 준비 확인</w:t>
+            </w:r>
+          </w:p>
+        </w:tc>
+        <w:tc>
+          <w:tcPr>
+            <w:tcW w:type="dxa" w:w="1593"/>
+            <w:tcBorders>
+              <w:top w:val="single" w:color="999999" w:sz="4"/>
+              <w:left w:val="single" w:color="999999" w:sz="4"/>
+              <w:bottom w:val="single" w:color="999999" w:sz="4"/>
+              <w:right w:val="single" w:color="999999" w:sz="4"/>
+            </w:tcBorders>
+            <w:tcMar>
+              <w:top w:type="dxa" w:w="60"/>
+              <w:left w:type="dxa" w:w="90"/>
+              <w:bottom w:type="dxa" w:w="60"/>
+              <w:right w:type="dxa" w:w="90"/>
+            </w:tcMar>
+          </w:tcPr>
+          <w:p>
+            <w:pPr>
+              <w:spacing w:after="20" w:before="20"/>
+            </w:pPr>
+            <w:r>
+              <w:rPr>
+                <w:rFonts w:ascii="맑은 고딕" w:cs="맑은 고딕" w:eastAsia="맑은 고딕" w:hAnsi="맑은 고딕"/>
+                <w:b w:val="false"/>
+                <w:bCs w:val="false"/>
+                <w:sz w:val="18"/>
+                <w:szCs w:val="18"/>
+              </w:rPr>
+              <w:t xml:space="preserve">감독 관리사항 (E02-02)</w:t>
+            </w:r>
+          </w:p>
+        </w:tc>
+        <w:tc>
+          <w:tcPr>
+            <w:tcW w:type="dxa" w:w="989"/>
+            <w:tcBorders>
+              <w:top w:val="single" w:color="999999" w:sz="4"/>
+              <w:left w:val="single" w:color="999999" w:sz="4"/>
+              <w:bottom w:val="single" w:color="999999" w:sz="4"/>
+              <w:right w:val="single" w:color="999999" w:sz="4"/>
+            </w:tcBorders>
+            <w:tcMar>
+              <w:top w:type="dxa" w:w="60"/>
+              <w:left w:type="dxa" w:w="90"/>
+              <w:bottom w:type="dxa" w:w="60"/>
+              <w:right w:type="dxa" w:w="90"/>
+            </w:tcMar>
+          </w:tcPr>
+          <w:p>
+            <w:pPr>
+              <w:spacing w:after="20" w:before="20"/>
+            </w:pPr>
+            <w:r>
+              <w:rPr>
+                <w:rFonts w:ascii="맑은 고딕" w:cs="맑은 고딕" w:eastAsia="맑은 고딕" w:hAnsi="맑은 고딕"/>
+                <w:b w:val="false"/>
+                <w:bCs w:val="false"/>
+                <w:sz w:val="18"/>
+                <w:szCs w:val="18"/>
+              </w:rPr>
+              <w:t xml:space="preserve">7.4.2</w:t>
             </w:r>
           </w:p>
         </w:tc>
@@ -16655,7 +17289,7 @@
         </w:trPr>
         <w:tc>
           <w:tcPr>
-            <w:tcW w:type="dxa" w:w="1904"/>
+            <w:tcW w:type="dxa" w:w="1290"/>
             <w:tcBorders>
               <w:top w:val="single" w:color="999999" w:sz="4"/>
               <w:left w:val="single" w:color="999999" w:sz="4"/>
@@ -16687,7 +17321,7 @@
         </w:tc>
         <w:tc>
           <w:tcPr>
-            <w:tcW w:type="dxa" w:w="2023"/>
+            <w:tcW w:type="dxa" w:w="2732"/>
             <w:tcBorders>
               <w:top w:val="single" w:color="999999" w:sz="4"/>
               <w:left w:val="single" w:color="999999" w:sz="4"/>
@@ -16717,7 +17351,7 @@
         </w:tc>
         <w:tc>
           <w:tcPr>
-            <w:tcW w:type="dxa" w:w="2975"/>
+            <w:tcW w:type="dxa" w:w="3035"/>
             <w:tcBorders>
               <w:top w:val="single" w:color="999999" w:sz="4"/>
               <w:left w:val="single" w:color="999999" w:sz="4"/>
@@ -16747,7 +17381,37 @@
         </w:tc>
         <w:tc>
           <w:tcPr>
-            <w:tcW w:type="dxa" w:w="2737"/>
+            <w:tcW w:type="dxa" w:w="1593"/>
+            <w:tcBorders>
+              <w:top w:val="single" w:color="999999" w:sz="4"/>
+              <w:left w:val="single" w:color="999999" w:sz="4"/>
+              <w:bottom w:val="single" w:color="999999" w:sz="4"/>
+              <w:right w:val="single" w:color="999999" w:sz="4"/>
+            </w:tcBorders>
+            <w:tcMar>
+              <w:top w:type="dxa" w:w="60"/>
+              <w:left w:type="dxa" w:w="90"/>
+              <w:bottom w:type="dxa" w:w="60"/>
+              <w:right w:type="dxa" w:w="90"/>
+            </w:tcMar>
+          </w:tcPr>
+          <w:p>
+            <w:pPr>
+              <w:spacing w:after="20" w:before="20"/>
+            </w:pPr>
+            <w:r>
+              <w:rPr>
+                <w:rFonts w:ascii="맑은 고딕" w:cs="맑은 고딕" w:eastAsia="맑은 고딕" w:hAnsi="맑은 고딕"/>
+                <w:sz w:val="18"/>
+                <w:szCs w:val="18"/>
+              </w:rPr>
+              <w:t xml:space="preserve"/>
+            </w:r>
+          </w:p>
+        </w:tc>
+        <w:tc>
+          <w:tcPr>
+            <w:tcW w:type="dxa" w:w="989"/>
             <w:tcBorders>
               <w:top w:val="single" w:color="999999" w:sz="4"/>
               <w:left w:val="single" w:color="999999" w:sz="4"/>
@@ -16782,7 +17446,1617 @@
         </w:trPr>
         <w:tc>
           <w:tcPr>
-            <w:tcW w:type="dxa" w:w="1904"/>
+            <w:tcW w:type="dxa" w:w="1290"/>
+            <w:tcBorders>
+              <w:top w:val="single" w:color="999999" w:sz="4"/>
+              <w:left w:val="single" w:color="999999" w:sz="4"/>
+              <w:bottom w:val="single" w:color="999999" w:sz="4"/>
+              <w:right w:val="single" w:color="999999" w:sz="4"/>
+            </w:tcBorders>
+            <w:tcMar>
+              <w:top w:type="dxa" w:w="60"/>
+              <w:left w:type="dxa" w:w="90"/>
+              <w:bottom w:type="dxa" w:w="60"/>
+              <w:right w:type="dxa" w:w="90"/>
+            </w:tcMar>
+          </w:tcPr>
+          <w:p>
+            <w:pPr>
+              <w:spacing w:after="20" w:before="20"/>
+            </w:pPr>
+            <w:r>
+              <w:rPr>
+                <w:rFonts w:ascii="맑은 고딕" w:cs="맑은 고딕" w:eastAsia="맑은 고딕" w:hAnsi="맑은 고딕"/>
+                <w:b w:val="false"/>
+                <w:bCs w:val="false"/>
+                <w:sz w:val="18"/>
+                <w:szCs w:val="18"/>
+              </w:rPr>
+              <w:t xml:space="preserve">시험감독책임자</w:t>
+            </w:r>
+          </w:p>
+        </w:tc>
+        <w:tc>
+          <w:tcPr>
+            <w:tcW w:type="dxa" w:w="2732"/>
+            <w:tcBorders>
+              <w:top w:val="single" w:color="999999" w:sz="4"/>
+              <w:left w:val="single" w:color="999999" w:sz="4"/>
+              <w:bottom w:val="single" w:color="999999" w:sz="4"/>
+              <w:right w:val="single" w:color="999999" w:sz="4"/>
+            </w:tcBorders>
+            <w:tcMar>
+              <w:top w:type="dxa" w:w="60"/>
+              <w:left w:type="dxa" w:w="90"/>
+              <w:bottom w:type="dxa" w:w="60"/>
+              <w:right w:type="dxa" w:w="90"/>
+            </w:tcMar>
+          </w:tcPr>
+          <w:p>
+            <w:pPr>
+              <w:spacing w:after="20" w:before="20"/>
+            </w:pPr>
+            <w:r>
+              <w:rPr>
+                <w:rFonts w:ascii="맑은 고딕" w:cs="맑은 고딕" w:eastAsia="맑은 고딕" w:hAnsi="맑은 고딕"/>
+                <w:b w:val="false"/>
+                <w:bCs w:val="false"/>
+                <w:sz w:val="18"/>
+                <w:szCs w:val="18"/>
+              </w:rPr>
+              <w:t xml:space="preserve">응시자 유의사항 (E02-03)</w:t>
+            </w:r>
+          </w:p>
+        </w:tc>
+        <w:tc>
+          <w:tcPr>
+            <w:tcW w:type="dxa" w:w="3035"/>
+            <w:tcBorders>
+              <w:top w:val="single" w:color="999999" w:sz="4"/>
+              <w:left w:val="single" w:color="999999" w:sz="4"/>
+              <w:bottom w:val="single" w:color="999999" w:sz="4"/>
+              <w:right w:val="single" w:color="999999" w:sz="4"/>
+            </w:tcBorders>
+            <w:tcMar>
+              <w:top w:type="dxa" w:w="60"/>
+              <w:left w:type="dxa" w:w="90"/>
+              <w:bottom w:type="dxa" w:w="60"/>
+              <w:right w:type="dxa" w:w="90"/>
+            </w:tcMar>
+          </w:tcPr>
+          <w:p>
+            <w:pPr>
+              <w:spacing w:after="20" w:before="20"/>
+            </w:pPr>
+            <w:r>
+              <w:rPr>
+                <w:rFonts w:ascii="맑은 고딕" w:cs="맑은 고딕" w:eastAsia="맑은 고딕" w:hAnsi="맑은 고딕"/>
+                <w:b w:val="false"/>
+                <w:bCs w:val="false"/>
+                <w:sz w:val="18"/>
+                <w:szCs w:val="18"/>
+              </w:rPr>
+              <w:t xml:space="preserve">신분 확인, 유의사항 공지 및 서명 확인</w:t>
+            </w:r>
+          </w:p>
+        </w:tc>
+        <w:tc>
+          <w:tcPr>
+            <w:tcW w:type="dxa" w:w="1593"/>
+            <w:tcBorders>
+              <w:top w:val="single" w:color="999999" w:sz="4"/>
+              <w:left w:val="single" w:color="999999" w:sz="4"/>
+              <w:bottom w:val="single" w:color="999999" w:sz="4"/>
+              <w:right w:val="single" w:color="999999" w:sz="4"/>
+            </w:tcBorders>
+            <w:tcMar>
+              <w:top w:type="dxa" w:w="60"/>
+              <w:left w:type="dxa" w:w="90"/>
+              <w:bottom w:type="dxa" w:w="60"/>
+              <w:right w:type="dxa" w:w="90"/>
+            </w:tcMar>
+          </w:tcPr>
+          <w:p>
+            <w:pPr>
+              <w:spacing w:after="20" w:before="20"/>
+            </w:pPr>
+            <w:r>
+              <w:rPr>
+                <w:rFonts w:ascii="맑은 고딕" w:cs="맑은 고딕" w:eastAsia="맑은 고딕" w:hAnsi="맑은 고딕"/>
+                <w:b w:val="false"/>
+                <w:bCs w:val="false"/>
+                <w:sz w:val="18"/>
+                <w:szCs w:val="18"/>
+              </w:rPr>
+              <w:t xml:space="preserve">서명본 (E02-03)</w:t>
+            </w:r>
+          </w:p>
+        </w:tc>
+        <w:tc>
+          <w:tcPr>
+            <w:tcW w:type="dxa" w:w="989"/>
+            <w:tcBorders>
+              <w:top w:val="single" w:color="999999" w:sz="4"/>
+              <w:left w:val="single" w:color="999999" w:sz="4"/>
+              <w:bottom w:val="single" w:color="999999" w:sz="4"/>
+              <w:right w:val="single" w:color="999999" w:sz="4"/>
+            </w:tcBorders>
+            <w:tcMar>
+              <w:top w:type="dxa" w:w="60"/>
+              <w:left w:type="dxa" w:w="90"/>
+              <w:bottom w:type="dxa" w:w="60"/>
+              <w:right w:type="dxa" w:w="90"/>
+            </w:tcMar>
+          </w:tcPr>
+          <w:p>
+            <w:pPr>
+              <w:spacing w:after="20" w:before="20"/>
+            </w:pPr>
+            <w:r>
+              <w:rPr>
+                <w:rFonts w:ascii="맑은 고딕" w:cs="맑은 고딕" w:eastAsia="맑은 고딕" w:hAnsi="맑은 고딕"/>
+                <w:b w:val="false"/>
+                <w:bCs w:val="false"/>
+                <w:sz w:val="18"/>
+                <w:szCs w:val="18"/>
+              </w:rPr>
+              <w:t xml:space="preserve">7.4.5</w:t>
+            </w:r>
+          </w:p>
+        </w:tc>
+      </w:tr>
+      <w:tr>
+        <w:trPr>
+          <w:tblHeader w:val="false"/>
+        </w:trPr>
+        <w:tc>
+          <w:tcPr>
+            <w:tcW w:type="dxa" w:w="1290"/>
+            <w:tcBorders>
+              <w:top w:val="single" w:color="999999" w:sz="4"/>
+              <w:left w:val="single" w:color="999999" w:sz="4"/>
+              <w:bottom w:val="single" w:color="999999" w:sz="4"/>
+              <w:right w:val="single" w:color="999999" w:sz="4"/>
+            </w:tcBorders>
+            <w:tcMar>
+              <w:top w:type="dxa" w:w="60"/>
+              <w:left w:type="dxa" w:w="90"/>
+              <w:bottom w:type="dxa" w:w="60"/>
+              <w:right w:type="dxa" w:w="90"/>
+            </w:tcMar>
+          </w:tcPr>
+          <w:p>
+            <w:pPr>
+              <w:spacing w:after="20" w:before="20"/>
+            </w:pPr>
+            <w:r>
+              <w:rPr>
+                <w:rFonts w:ascii="맑은 고딕" w:cs="맑은 고딕" w:eastAsia="맑은 고딕" w:hAnsi="맑은 고딕"/>
+                <w:b w:val="false"/>
+                <w:bCs w:val="false"/>
+                <w:sz w:val="18"/>
+                <w:szCs w:val="18"/>
+              </w:rPr>
+              <w:t xml:space="preserve">↓</w:t>
+            </w:r>
+          </w:p>
+        </w:tc>
+        <w:tc>
+          <w:tcPr>
+            <w:tcW w:type="dxa" w:w="2732"/>
+            <w:tcBorders>
+              <w:top w:val="single" w:color="999999" w:sz="4"/>
+              <w:left w:val="single" w:color="999999" w:sz="4"/>
+              <w:bottom w:val="single" w:color="999999" w:sz="4"/>
+              <w:right w:val="single" w:color="999999" w:sz="4"/>
+            </w:tcBorders>
+            <w:tcMar>
+              <w:top w:type="dxa" w:w="60"/>
+              <w:left w:type="dxa" w:w="90"/>
+              <w:bottom w:type="dxa" w:w="60"/>
+              <w:right w:type="dxa" w:w="90"/>
+            </w:tcMar>
+          </w:tcPr>
+          <w:p>
+            <w:pPr>
+              <w:spacing w:after="20" w:before="20"/>
+            </w:pPr>
+            <w:r>
+              <w:rPr>
+                <w:rFonts w:ascii="맑은 고딕" w:cs="맑은 고딕" w:eastAsia="맑은 고딕" w:hAnsi="맑은 고딕"/>
+                <w:sz w:val="18"/>
+                <w:szCs w:val="18"/>
+              </w:rPr>
+              <w:t xml:space="preserve"/>
+            </w:r>
+          </w:p>
+        </w:tc>
+        <w:tc>
+          <w:tcPr>
+            <w:tcW w:type="dxa" w:w="3035"/>
+            <w:tcBorders>
+              <w:top w:val="single" w:color="999999" w:sz="4"/>
+              <w:left w:val="single" w:color="999999" w:sz="4"/>
+              <w:bottom w:val="single" w:color="999999" w:sz="4"/>
+              <w:right w:val="single" w:color="999999" w:sz="4"/>
+            </w:tcBorders>
+            <w:tcMar>
+              <w:top w:type="dxa" w:w="60"/>
+              <w:left w:type="dxa" w:w="90"/>
+              <w:bottom w:type="dxa" w:w="60"/>
+              <w:right w:type="dxa" w:w="90"/>
+            </w:tcMar>
+          </w:tcPr>
+          <w:p>
+            <w:pPr>
+              <w:spacing w:after="20" w:before="20"/>
+            </w:pPr>
+            <w:r>
+              <w:rPr>
+                <w:rFonts w:ascii="맑은 고딕" w:cs="맑은 고딕" w:eastAsia="맑은 고딕" w:hAnsi="맑은 고딕"/>
+                <w:sz w:val="18"/>
+                <w:szCs w:val="18"/>
+              </w:rPr>
+              <w:t xml:space="preserve"/>
+            </w:r>
+          </w:p>
+        </w:tc>
+        <w:tc>
+          <w:tcPr>
+            <w:tcW w:type="dxa" w:w="1593"/>
+            <w:tcBorders>
+              <w:top w:val="single" w:color="999999" w:sz="4"/>
+              <w:left w:val="single" w:color="999999" w:sz="4"/>
+              <w:bottom w:val="single" w:color="999999" w:sz="4"/>
+              <w:right w:val="single" w:color="999999" w:sz="4"/>
+            </w:tcBorders>
+            <w:tcMar>
+              <w:top w:type="dxa" w:w="60"/>
+              <w:left w:type="dxa" w:w="90"/>
+              <w:bottom w:type="dxa" w:w="60"/>
+              <w:right w:type="dxa" w:w="90"/>
+            </w:tcMar>
+          </w:tcPr>
+          <w:p>
+            <w:pPr>
+              <w:spacing w:after="20" w:before="20"/>
+            </w:pPr>
+            <w:r>
+              <w:rPr>
+                <w:rFonts w:ascii="맑은 고딕" w:cs="맑은 고딕" w:eastAsia="맑은 고딕" w:hAnsi="맑은 고딕"/>
+                <w:sz w:val="18"/>
+                <w:szCs w:val="18"/>
+              </w:rPr>
+              <w:t xml:space="preserve"/>
+            </w:r>
+          </w:p>
+        </w:tc>
+        <w:tc>
+          <w:tcPr>
+            <w:tcW w:type="dxa" w:w="989"/>
+            <w:tcBorders>
+              <w:top w:val="single" w:color="999999" w:sz="4"/>
+              <w:left w:val="single" w:color="999999" w:sz="4"/>
+              <w:bottom w:val="single" w:color="999999" w:sz="4"/>
+              <w:right w:val="single" w:color="999999" w:sz="4"/>
+            </w:tcBorders>
+            <w:tcMar>
+              <w:top w:type="dxa" w:w="60"/>
+              <w:left w:type="dxa" w:w="90"/>
+              <w:bottom w:type="dxa" w:w="60"/>
+              <w:right w:type="dxa" w:w="90"/>
+            </w:tcMar>
+          </w:tcPr>
+          <w:p>
+            <w:pPr>
+              <w:spacing w:after="20" w:before="20"/>
+            </w:pPr>
+            <w:r>
+              <w:rPr>
+                <w:rFonts w:ascii="맑은 고딕" w:cs="맑은 고딕" w:eastAsia="맑은 고딕" w:hAnsi="맑은 고딕"/>
+                <w:sz w:val="18"/>
+                <w:szCs w:val="18"/>
+              </w:rPr>
+              <w:t xml:space="preserve"/>
+            </w:r>
+          </w:p>
+        </w:tc>
+      </w:tr>
+      <w:tr>
+        <w:trPr>
+          <w:tblHeader w:val="false"/>
+        </w:trPr>
+        <w:tc>
+          <w:tcPr>
+            <w:tcW w:type="dxa" w:w="1290"/>
+            <w:tcBorders>
+              <w:top w:val="single" w:color="999999" w:sz="4"/>
+              <w:left w:val="single" w:color="999999" w:sz="4"/>
+              <w:bottom w:val="single" w:color="999999" w:sz="4"/>
+              <w:right w:val="single" w:color="999999" w:sz="4"/>
+            </w:tcBorders>
+            <w:tcMar>
+              <w:top w:type="dxa" w:w="60"/>
+              <w:left w:type="dxa" w:w="90"/>
+              <w:bottom w:type="dxa" w:w="60"/>
+              <w:right w:type="dxa" w:w="90"/>
+            </w:tcMar>
+          </w:tcPr>
+          <w:p>
+            <w:pPr>
+              <w:spacing w:after="20" w:before="20"/>
+            </w:pPr>
+            <w:r>
+              <w:rPr>
+                <w:rFonts w:ascii="맑은 고딕" w:cs="맑은 고딕" w:eastAsia="맑은 고딕" w:hAnsi="맑은 고딕"/>
+                <w:b w:val="false"/>
+                <w:bCs w:val="false"/>
+                <w:sz w:val="18"/>
+                <w:szCs w:val="18"/>
+              </w:rPr>
+              <w:t xml:space="preserve">시험감독책임자 / 시험감독자</w:t>
+            </w:r>
+          </w:p>
+        </w:tc>
+        <w:tc>
+          <w:tcPr>
+            <w:tcW w:type="dxa" w:w="2732"/>
+            <w:tcBorders>
+              <w:top w:val="single" w:color="999999" w:sz="4"/>
+              <w:left w:val="single" w:color="999999" w:sz="4"/>
+              <w:bottom w:val="single" w:color="999999" w:sz="4"/>
+              <w:right w:val="single" w:color="999999" w:sz="4"/>
+            </w:tcBorders>
+            <w:tcMar>
+              <w:top w:type="dxa" w:w="60"/>
+              <w:left w:type="dxa" w:w="90"/>
+              <w:bottom w:type="dxa" w:w="60"/>
+              <w:right w:type="dxa" w:w="90"/>
+            </w:tcMar>
+          </w:tcPr>
+          <w:p>
+            <w:pPr>
+              <w:spacing w:after="20" w:before="20"/>
+            </w:pPr>
+            <w:r>
+              <w:rPr>
+                <w:rFonts w:ascii="맑은 고딕" w:cs="맑은 고딕" w:eastAsia="맑은 고딕" w:hAnsi="맑은 고딕"/>
+                <w:b w:val="false"/>
+                <w:bCs w:val="false"/>
+                <w:sz w:val="18"/>
+                <w:szCs w:val="18"/>
+              </w:rPr>
+              <w:t xml:space="preserve">확인된 시험지</w:t>
+            </w:r>
+          </w:p>
+        </w:tc>
+        <w:tc>
+          <w:tcPr>
+            <w:tcW w:type="dxa" w:w="3035"/>
+            <w:tcBorders>
+              <w:top w:val="single" w:color="999999" w:sz="4"/>
+              <w:left w:val="single" w:color="999999" w:sz="4"/>
+              <w:bottom w:val="single" w:color="999999" w:sz="4"/>
+              <w:right w:val="single" w:color="999999" w:sz="4"/>
+            </w:tcBorders>
+            <w:tcMar>
+              <w:top w:type="dxa" w:w="60"/>
+              <w:left w:type="dxa" w:w="90"/>
+              <w:bottom w:type="dxa" w:w="60"/>
+              <w:right w:type="dxa" w:w="90"/>
+            </w:tcMar>
+          </w:tcPr>
+          <w:p>
+            <w:pPr>
+              <w:spacing w:after="20" w:before="20"/>
+            </w:pPr>
+            <w:r>
+              <w:rPr>
+                <w:rFonts w:ascii="맑은 고딕" w:cs="맑은 고딕" w:eastAsia="맑은 고딕" w:hAnsi="맑은 고딕"/>
+                <w:b w:val="false"/>
+                <w:bCs w:val="false"/>
+                <w:sz w:val="18"/>
+                <w:szCs w:val="18"/>
+              </w:rPr>
+              <w:t xml:space="preserve">시험 시행 및 감독</w:t>
+            </w:r>
+          </w:p>
+        </w:tc>
+        <w:tc>
+          <w:tcPr>
+            <w:tcW w:type="dxa" w:w="1593"/>
+            <w:tcBorders>
+              <w:top w:val="single" w:color="999999" w:sz="4"/>
+              <w:left w:val="single" w:color="999999" w:sz="4"/>
+              <w:bottom w:val="single" w:color="999999" w:sz="4"/>
+              <w:right w:val="single" w:color="999999" w:sz="4"/>
+            </w:tcBorders>
+            <w:tcMar>
+              <w:top w:type="dxa" w:w="60"/>
+              <w:left w:type="dxa" w:w="90"/>
+              <w:bottom w:type="dxa" w:w="60"/>
+              <w:right w:type="dxa" w:w="90"/>
+            </w:tcMar>
+          </w:tcPr>
+          <w:p>
+            <w:pPr>
+              <w:spacing w:after="20" w:before="20"/>
+            </w:pPr>
+            <w:r>
+              <w:rPr>
+                <w:rFonts w:ascii="맑은 고딕" w:cs="맑은 고딕" w:eastAsia="맑은 고딕" w:hAnsi="맑은 고딕"/>
+                <w:b w:val="false"/>
+                <w:bCs w:val="false"/>
+                <w:sz w:val="18"/>
+                <w:szCs w:val="18"/>
+              </w:rPr>
+              <w:t xml:space="preserve">응시 기록</w:t>
+            </w:r>
+          </w:p>
+        </w:tc>
+        <w:tc>
+          <w:tcPr>
+            <w:tcW w:type="dxa" w:w="989"/>
+            <w:tcBorders>
+              <w:top w:val="single" w:color="999999" w:sz="4"/>
+              <w:left w:val="single" w:color="999999" w:sz="4"/>
+              <w:bottom w:val="single" w:color="999999" w:sz="4"/>
+              <w:right w:val="single" w:color="999999" w:sz="4"/>
+            </w:tcBorders>
+            <w:tcMar>
+              <w:top w:type="dxa" w:w="60"/>
+              <w:left w:type="dxa" w:w="90"/>
+              <w:bottom w:type="dxa" w:w="60"/>
+              <w:right w:type="dxa" w:w="90"/>
+            </w:tcMar>
+          </w:tcPr>
+          <w:p>
+            <w:pPr>
+              <w:spacing w:after="20" w:before="20"/>
+            </w:pPr>
+            <w:r>
+              <w:rPr>
+                <w:rFonts w:ascii="맑은 고딕" w:cs="맑은 고딕" w:eastAsia="맑은 고딕" w:hAnsi="맑은 고딕"/>
+                <w:b w:val="false"/>
+                <w:bCs w:val="false"/>
+                <w:sz w:val="18"/>
+                <w:szCs w:val="18"/>
+              </w:rPr>
+              <w:t xml:space="preserve">7.4.3, 7.5</w:t>
+            </w:r>
+          </w:p>
+        </w:tc>
+      </w:tr>
+      <w:tr>
+        <w:trPr>
+          <w:tblHeader w:val="false"/>
+        </w:trPr>
+        <w:tc>
+          <w:tcPr>
+            <w:tcW w:type="dxa" w:w="1290"/>
+            <w:tcBorders>
+              <w:top w:val="single" w:color="999999" w:sz="4"/>
+              <w:left w:val="single" w:color="999999" w:sz="4"/>
+              <w:bottom w:val="single" w:color="999999" w:sz="4"/>
+              <w:right w:val="single" w:color="999999" w:sz="4"/>
+            </w:tcBorders>
+            <w:tcMar>
+              <w:top w:type="dxa" w:w="60"/>
+              <w:left w:type="dxa" w:w="90"/>
+              <w:bottom w:type="dxa" w:w="60"/>
+              <w:right w:type="dxa" w:w="90"/>
+            </w:tcMar>
+          </w:tcPr>
+          <w:p>
+            <w:pPr>
+              <w:spacing w:after="20" w:before="20"/>
+            </w:pPr>
+            <w:r>
+              <w:rPr>
+                <w:rFonts w:ascii="맑은 고딕" w:cs="맑은 고딕" w:eastAsia="맑은 고딕" w:hAnsi="맑은 고딕"/>
+                <w:b w:val="false"/>
+                <w:bCs w:val="false"/>
+                <w:sz w:val="18"/>
+                <w:szCs w:val="18"/>
+              </w:rPr>
+              <w:t xml:space="preserve">↓</w:t>
+            </w:r>
+          </w:p>
+        </w:tc>
+        <w:tc>
+          <w:tcPr>
+            <w:tcW w:type="dxa" w:w="2732"/>
+            <w:tcBorders>
+              <w:top w:val="single" w:color="999999" w:sz="4"/>
+              <w:left w:val="single" w:color="999999" w:sz="4"/>
+              <w:bottom w:val="single" w:color="999999" w:sz="4"/>
+              <w:right w:val="single" w:color="999999" w:sz="4"/>
+            </w:tcBorders>
+            <w:tcMar>
+              <w:top w:type="dxa" w:w="60"/>
+              <w:left w:type="dxa" w:w="90"/>
+              <w:bottom w:type="dxa" w:w="60"/>
+              <w:right w:type="dxa" w:w="90"/>
+            </w:tcMar>
+          </w:tcPr>
+          <w:p>
+            <w:pPr>
+              <w:spacing w:after="20" w:before="20"/>
+            </w:pPr>
+            <w:r>
+              <w:rPr>
+                <w:rFonts w:ascii="맑은 고딕" w:cs="맑은 고딕" w:eastAsia="맑은 고딕" w:hAnsi="맑은 고딕"/>
+                <w:sz w:val="18"/>
+                <w:szCs w:val="18"/>
+              </w:rPr>
+              <w:t xml:space="preserve"/>
+            </w:r>
+          </w:p>
+        </w:tc>
+        <w:tc>
+          <w:tcPr>
+            <w:tcW w:type="dxa" w:w="3035"/>
+            <w:tcBorders>
+              <w:top w:val="single" w:color="999999" w:sz="4"/>
+              <w:left w:val="single" w:color="999999" w:sz="4"/>
+              <w:bottom w:val="single" w:color="999999" w:sz="4"/>
+              <w:right w:val="single" w:color="999999" w:sz="4"/>
+            </w:tcBorders>
+            <w:tcMar>
+              <w:top w:type="dxa" w:w="60"/>
+              <w:left w:type="dxa" w:w="90"/>
+              <w:bottom w:type="dxa" w:w="60"/>
+              <w:right w:type="dxa" w:w="90"/>
+            </w:tcMar>
+          </w:tcPr>
+          <w:p>
+            <w:pPr>
+              <w:spacing w:after="20" w:before="20"/>
+            </w:pPr>
+            <w:r>
+              <w:rPr>
+                <w:rFonts w:ascii="맑은 고딕" w:cs="맑은 고딕" w:eastAsia="맑은 고딕" w:hAnsi="맑은 고딕"/>
+                <w:sz w:val="18"/>
+                <w:szCs w:val="18"/>
+              </w:rPr>
+              <w:t xml:space="preserve"/>
+            </w:r>
+          </w:p>
+        </w:tc>
+        <w:tc>
+          <w:tcPr>
+            <w:tcW w:type="dxa" w:w="1593"/>
+            <w:tcBorders>
+              <w:top w:val="single" w:color="999999" w:sz="4"/>
+              <w:left w:val="single" w:color="999999" w:sz="4"/>
+              <w:bottom w:val="single" w:color="999999" w:sz="4"/>
+              <w:right w:val="single" w:color="999999" w:sz="4"/>
+            </w:tcBorders>
+            <w:tcMar>
+              <w:top w:type="dxa" w:w="60"/>
+              <w:left w:type="dxa" w:w="90"/>
+              <w:bottom w:type="dxa" w:w="60"/>
+              <w:right w:type="dxa" w:w="90"/>
+            </w:tcMar>
+          </w:tcPr>
+          <w:p>
+            <w:pPr>
+              <w:spacing w:after="20" w:before="20"/>
+            </w:pPr>
+            <w:r>
+              <w:rPr>
+                <w:rFonts w:ascii="맑은 고딕" w:cs="맑은 고딕" w:eastAsia="맑은 고딕" w:hAnsi="맑은 고딕"/>
+                <w:sz w:val="18"/>
+                <w:szCs w:val="18"/>
+              </w:rPr>
+              <w:t xml:space="preserve"/>
+            </w:r>
+          </w:p>
+        </w:tc>
+        <w:tc>
+          <w:tcPr>
+            <w:tcW w:type="dxa" w:w="989"/>
+            <w:tcBorders>
+              <w:top w:val="single" w:color="999999" w:sz="4"/>
+              <w:left w:val="single" w:color="999999" w:sz="4"/>
+              <w:bottom w:val="single" w:color="999999" w:sz="4"/>
+              <w:right w:val="single" w:color="999999" w:sz="4"/>
+            </w:tcBorders>
+            <w:tcMar>
+              <w:top w:type="dxa" w:w="60"/>
+              <w:left w:type="dxa" w:w="90"/>
+              <w:bottom w:type="dxa" w:w="60"/>
+              <w:right w:type="dxa" w:w="90"/>
+            </w:tcMar>
+          </w:tcPr>
+          <w:p>
+            <w:pPr>
+              <w:spacing w:after="20" w:before="20"/>
+            </w:pPr>
+            <w:r>
+              <w:rPr>
+                <w:rFonts w:ascii="맑은 고딕" w:cs="맑은 고딕" w:eastAsia="맑은 고딕" w:hAnsi="맑은 고딕"/>
+                <w:sz w:val="18"/>
+                <w:szCs w:val="18"/>
+              </w:rPr>
+              <w:t xml:space="preserve"/>
+            </w:r>
+          </w:p>
+        </w:tc>
+      </w:tr>
+      <w:tr>
+        <w:trPr>
+          <w:tblHeader w:val="false"/>
+        </w:trPr>
+        <w:tc>
+          <w:tcPr>
+            <w:tcW w:type="dxa" w:w="1290"/>
+            <w:tcBorders>
+              <w:top w:val="single" w:color="999999" w:sz="4"/>
+              <w:left w:val="single" w:color="999999" w:sz="4"/>
+              <w:bottom w:val="single" w:color="999999" w:sz="4"/>
+              <w:right w:val="single" w:color="999999" w:sz="4"/>
+            </w:tcBorders>
+            <w:tcMar>
+              <w:top w:type="dxa" w:w="60"/>
+              <w:left w:type="dxa" w:w="90"/>
+              <w:bottom w:type="dxa" w:w="60"/>
+              <w:right w:type="dxa" w:w="90"/>
+            </w:tcMar>
+          </w:tcPr>
+          <w:p>
+            <w:pPr>
+              <w:spacing w:after="20" w:before="20"/>
+            </w:pPr>
+            <w:r>
+              <w:rPr>
+                <w:rFonts w:ascii="맑은 고딕" w:cs="맑은 고딕" w:eastAsia="맑은 고딕" w:hAnsi="맑은 고딕"/>
+                <w:b w:val="false"/>
+                <w:bCs w:val="false"/>
+                <w:sz w:val="18"/>
+                <w:szCs w:val="18"/>
+              </w:rPr>
+              <w:t xml:space="preserve">시험감독책임자</w:t>
+            </w:r>
+          </w:p>
+        </w:tc>
+        <w:tc>
+          <w:tcPr>
+            <w:tcW w:type="dxa" w:w="2732"/>
+            <w:tcBorders>
+              <w:top w:val="single" w:color="999999" w:sz="4"/>
+              <w:left w:val="single" w:color="999999" w:sz="4"/>
+              <w:bottom w:val="single" w:color="999999" w:sz="4"/>
+              <w:right w:val="single" w:color="999999" w:sz="4"/>
+            </w:tcBorders>
+            <w:tcMar>
+              <w:top w:type="dxa" w:w="60"/>
+              <w:left w:type="dxa" w:w="90"/>
+              <w:bottom w:type="dxa" w:w="60"/>
+              <w:right w:type="dxa" w:w="90"/>
+            </w:tcMar>
+          </w:tcPr>
+          <w:p>
+            <w:pPr>
+              <w:spacing w:after="20" w:before="20"/>
+            </w:pPr>
+            <w:r>
+              <w:rPr>
+                <w:rFonts w:ascii="맑은 고딕" w:cs="맑은 고딕" w:eastAsia="맑은 고딕" w:hAnsi="맑은 고딕"/>
+                <w:b w:val="false"/>
+                <w:bCs w:val="false"/>
+                <w:sz w:val="18"/>
+                <w:szCs w:val="18"/>
+              </w:rPr>
+              <w:t xml:space="preserve">결과지, 답안지</w:t>
+            </w:r>
+          </w:p>
+        </w:tc>
+        <w:tc>
+          <w:tcPr>
+            <w:tcW w:type="dxa" w:w="3035"/>
+            <w:tcBorders>
+              <w:top w:val="single" w:color="999999" w:sz="4"/>
+              <w:left w:val="single" w:color="999999" w:sz="4"/>
+              <w:bottom w:val="single" w:color="999999" w:sz="4"/>
+              <w:right w:val="single" w:color="999999" w:sz="4"/>
+            </w:tcBorders>
+            <w:tcMar>
+              <w:top w:type="dxa" w:w="60"/>
+              <w:left w:type="dxa" w:w="90"/>
+              <w:bottom w:type="dxa" w:w="60"/>
+              <w:right w:type="dxa" w:w="90"/>
+            </w:tcMar>
+          </w:tcPr>
+          <w:p>
+            <w:pPr>
+              <w:spacing w:after="20" w:before="20"/>
+            </w:pPr>
+            <w:r>
+              <w:rPr>
+                <w:rFonts w:ascii="맑은 고딕" w:cs="맑은 고딕" w:eastAsia="맑은 고딕" w:hAnsi="맑은 고딕"/>
+                <w:b w:val="false"/>
+                <w:bCs w:val="false"/>
+                <w:sz w:val="18"/>
+                <w:szCs w:val="18"/>
+              </w:rPr>
+              <w:t xml:space="preserve">종료 후 인계 — 종이 시행은 봉인, 잔여분은 입회 아래 즉시 파쇄</w:t>
+            </w:r>
+          </w:p>
+        </w:tc>
+        <w:tc>
+          <w:tcPr>
+            <w:tcW w:type="dxa" w:w="1593"/>
+            <w:tcBorders>
+              <w:top w:val="single" w:color="999999" w:sz="4"/>
+              <w:left w:val="single" w:color="999999" w:sz="4"/>
+              <w:bottom w:val="single" w:color="999999" w:sz="4"/>
+              <w:right w:val="single" w:color="999999" w:sz="4"/>
+            </w:tcBorders>
+            <w:tcMar>
+              <w:top w:type="dxa" w:w="60"/>
+              <w:left w:type="dxa" w:w="90"/>
+              <w:bottom w:type="dxa" w:w="60"/>
+              <w:right w:type="dxa" w:w="90"/>
+            </w:tcMar>
+          </w:tcPr>
+          <w:p>
+            <w:pPr>
+              <w:spacing w:after="20" w:before="20"/>
+            </w:pPr>
+            <w:r>
+              <w:rPr>
+                <w:rFonts w:ascii="맑은 고딕" w:cs="맑은 고딕" w:eastAsia="맑은 고딕" w:hAnsi="맑은 고딕"/>
+                <w:b w:val="false"/>
+                <w:bCs w:val="false"/>
+                <w:sz w:val="18"/>
+                <w:szCs w:val="18"/>
+              </w:rPr>
+              <w:t xml:space="preserve">폐기 대장 (E02-04)</w:t>
+            </w:r>
+          </w:p>
+        </w:tc>
+        <w:tc>
+          <w:tcPr>
+            <w:tcW w:type="dxa" w:w="989"/>
+            <w:tcBorders>
+              <w:top w:val="single" w:color="999999" w:sz="4"/>
+              <w:left w:val="single" w:color="999999" w:sz="4"/>
+              <w:bottom w:val="single" w:color="999999" w:sz="4"/>
+              <w:right w:val="single" w:color="999999" w:sz="4"/>
+            </w:tcBorders>
+            <w:tcMar>
+              <w:top w:type="dxa" w:w="60"/>
+              <w:left w:type="dxa" w:w="90"/>
+              <w:bottom w:type="dxa" w:w="60"/>
+              <w:right w:type="dxa" w:w="90"/>
+            </w:tcMar>
+          </w:tcPr>
+          <w:p>
+            <w:pPr>
+              <w:spacing w:after="20" w:before="20"/>
+            </w:pPr>
+            <w:r>
+              <w:rPr>
+                <w:rFonts w:ascii="맑은 고딕" w:cs="맑은 고딕" w:eastAsia="맑은 고딕" w:hAnsi="맑은 고딕"/>
+                <w:b w:val="false"/>
+                <w:bCs w:val="false"/>
+                <w:sz w:val="18"/>
+                <w:szCs w:val="18"/>
+              </w:rPr>
+              <w:t xml:space="preserve">7.5.4</w:t>
+            </w:r>
+          </w:p>
+        </w:tc>
+      </w:tr>
+      <w:tr>
+        <w:trPr>
+          <w:tblHeader w:val="false"/>
+        </w:trPr>
+        <w:tc>
+          <w:tcPr>
+            <w:tcW w:type="dxa" w:w="1290"/>
+            <w:tcBorders>
+              <w:top w:val="single" w:color="999999" w:sz="4"/>
+              <w:left w:val="single" w:color="999999" w:sz="4"/>
+              <w:bottom w:val="single" w:color="999999" w:sz="4"/>
+              <w:right w:val="single" w:color="999999" w:sz="4"/>
+            </w:tcBorders>
+            <w:tcMar>
+              <w:top w:type="dxa" w:w="60"/>
+              <w:left w:type="dxa" w:w="90"/>
+              <w:bottom w:type="dxa" w:w="60"/>
+              <w:right w:type="dxa" w:w="90"/>
+            </w:tcMar>
+          </w:tcPr>
+          <w:p>
+            <w:pPr>
+              <w:spacing w:after="20" w:before="20"/>
+            </w:pPr>
+            <w:r>
+              <w:rPr>
+                <w:rFonts w:ascii="맑은 고딕" w:cs="맑은 고딕" w:eastAsia="맑은 고딕" w:hAnsi="맑은 고딕"/>
+                <w:b w:val="false"/>
+                <w:bCs w:val="false"/>
+                <w:sz w:val="18"/>
+                <w:szCs w:val="18"/>
+              </w:rPr>
+              <w:t xml:space="preserve">↓</w:t>
+            </w:r>
+          </w:p>
+        </w:tc>
+        <w:tc>
+          <w:tcPr>
+            <w:tcW w:type="dxa" w:w="2732"/>
+            <w:tcBorders>
+              <w:top w:val="single" w:color="999999" w:sz="4"/>
+              <w:left w:val="single" w:color="999999" w:sz="4"/>
+              <w:bottom w:val="single" w:color="999999" w:sz="4"/>
+              <w:right w:val="single" w:color="999999" w:sz="4"/>
+            </w:tcBorders>
+            <w:tcMar>
+              <w:top w:type="dxa" w:w="60"/>
+              <w:left w:type="dxa" w:w="90"/>
+              <w:bottom w:type="dxa" w:w="60"/>
+              <w:right w:type="dxa" w:w="90"/>
+            </w:tcMar>
+          </w:tcPr>
+          <w:p>
+            <w:pPr>
+              <w:spacing w:after="20" w:before="20"/>
+            </w:pPr>
+            <w:r>
+              <w:rPr>
+                <w:rFonts w:ascii="맑은 고딕" w:cs="맑은 고딕" w:eastAsia="맑은 고딕" w:hAnsi="맑은 고딕"/>
+                <w:sz w:val="18"/>
+                <w:szCs w:val="18"/>
+              </w:rPr>
+              <w:t xml:space="preserve"/>
+            </w:r>
+          </w:p>
+        </w:tc>
+        <w:tc>
+          <w:tcPr>
+            <w:tcW w:type="dxa" w:w="3035"/>
+            <w:tcBorders>
+              <w:top w:val="single" w:color="999999" w:sz="4"/>
+              <w:left w:val="single" w:color="999999" w:sz="4"/>
+              <w:bottom w:val="single" w:color="999999" w:sz="4"/>
+              <w:right w:val="single" w:color="999999" w:sz="4"/>
+            </w:tcBorders>
+            <w:tcMar>
+              <w:top w:type="dxa" w:w="60"/>
+              <w:left w:type="dxa" w:w="90"/>
+              <w:bottom w:type="dxa" w:w="60"/>
+              <w:right w:type="dxa" w:w="90"/>
+            </w:tcMar>
+          </w:tcPr>
+          <w:p>
+            <w:pPr>
+              <w:spacing w:after="20" w:before="20"/>
+            </w:pPr>
+            <w:r>
+              <w:rPr>
+                <w:rFonts w:ascii="맑은 고딕" w:cs="맑은 고딕" w:eastAsia="맑은 고딕" w:hAnsi="맑은 고딕"/>
+                <w:sz w:val="18"/>
+                <w:szCs w:val="18"/>
+              </w:rPr>
+              <w:t xml:space="preserve"/>
+            </w:r>
+          </w:p>
+        </w:tc>
+        <w:tc>
+          <w:tcPr>
+            <w:tcW w:type="dxa" w:w="1593"/>
+            <w:tcBorders>
+              <w:top w:val="single" w:color="999999" w:sz="4"/>
+              <w:left w:val="single" w:color="999999" w:sz="4"/>
+              <w:bottom w:val="single" w:color="999999" w:sz="4"/>
+              <w:right w:val="single" w:color="999999" w:sz="4"/>
+            </w:tcBorders>
+            <w:tcMar>
+              <w:top w:type="dxa" w:w="60"/>
+              <w:left w:type="dxa" w:w="90"/>
+              <w:bottom w:type="dxa" w:w="60"/>
+              <w:right w:type="dxa" w:w="90"/>
+            </w:tcMar>
+          </w:tcPr>
+          <w:p>
+            <w:pPr>
+              <w:spacing w:after="20" w:before="20"/>
+            </w:pPr>
+            <w:r>
+              <w:rPr>
+                <w:rFonts w:ascii="맑은 고딕" w:cs="맑은 고딕" w:eastAsia="맑은 고딕" w:hAnsi="맑은 고딕"/>
+                <w:sz w:val="18"/>
+                <w:szCs w:val="18"/>
+              </w:rPr>
+              <w:t xml:space="preserve"/>
+            </w:r>
+          </w:p>
+        </w:tc>
+        <w:tc>
+          <w:tcPr>
+            <w:tcW w:type="dxa" w:w="989"/>
+            <w:tcBorders>
+              <w:top w:val="single" w:color="999999" w:sz="4"/>
+              <w:left w:val="single" w:color="999999" w:sz="4"/>
+              <w:bottom w:val="single" w:color="999999" w:sz="4"/>
+              <w:right w:val="single" w:color="999999" w:sz="4"/>
+            </w:tcBorders>
+            <w:tcMar>
+              <w:top w:type="dxa" w:w="60"/>
+              <w:left w:type="dxa" w:w="90"/>
+              <w:bottom w:type="dxa" w:w="60"/>
+              <w:right w:type="dxa" w:w="90"/>
+            </w:tcMar>
+          </w:tcPr>
+          <w:p>
+            <w:pPr>
+              <w:spacing w:after="20" w:before="20"/>
+            </w:pPr>
+            <w:r>
+              <w:rPr>
+                <w:rFonts w:ascii="맑은 고딕" w:cs="맑은 고딕" w:eastAsia="맑은 고딕" w:hAnsi="맑은 고딕"/>
+                <w:sz w:val="18"/>
+                <w:szCs w:val="18"/>
+              </w:rPr>
+              <w:t xml:space="preserve"/>
+            </w:r>
+          </w:p>
+        </w:tc>
+      </w:tr>
+      <w:tr>
+        <w:trPr>
+          <w:tblHeader w:val="false"/>
+        </w:trPr>
+        <w:tc>
+          <w:tcPr>
+            <w:tcW w:type="dxa" w:w="1290"/>
+            <w:tcBorders>
+              <w:top w:val="single" w:color="999999" w:sz="4"/>
+              <w:left w:val="single" w:color="999999" w:sz="4"/>
+              <w:bottom w:val="single" w:color="999999" w:sz="4"/>
+              <w:right w:val="single" w:color="999999" w:sz="4"/>
+            </w:tcBorders>
+            <w:tcMar>
+              <w:top w:type="dxa" w:w="60"/>
+              <w:left w:type="dxa" w:w="90"/>
+              <w:bottom w:type="dxa" w:w="60"/>
+              <w:right w:type="dxa" w:w="90"/>
+            </w:tcMar>
+          </w:tcPr>
+          <w:p>
+            <w:pPr>
+              <w:spacing w:after="20" w:before="20"/>
+            </w:pPr>
+            <w:r>
+              <w:rPr>
+                <w:rFonts w:ascii="맑은 고딕" w:cs="맑은 고딕" w:eastAsia="맑은 고딕" w:hAnsi="맑은 고딕"/>
+                <w:b w:val="false"/>
+                <w:bCs w:val="false"/>
+                <w:sz w:val="18"/>
+                <w:szCs w:val="18"/>
+              </w:rPr>
+              <w:t xml:space="preserve">대표 NDE Level Ⅲ</w:t>
+            </w:r>
+          </w:p>
+        </w:tc>
+        <w:tc>
+          <w:tcPr>
+            <w:tcW w:type="dxa" w:w="2732"/>
+            <w:tcBorders>
+              <w:top w:val="single" w:color="999999" w:sz="4"/>
+              <w:left w:val="single" w:color="999999" w:sz="4"/>
+              <w:bottom w:val="single" w:color="999999" w:sz="4"/>
+              <w:right w:val="single" w:color="999999" w:sz="4"/>
+            </w:tcBorders>
+            <w:tcMar>
+              <w:top w:type="dxa" w:w="60"/>
+              <w:left w:type="dxa" w:w="90"/>
+              <w:bottom w:type="dxa" w:w="60"/>
+              <w:right w:type="dxa" w:w="90"/>
+            </w:tcMar>
+          </w:tcPr>
+          <w:p>
+            <w:pPr>
+              <w:spacing w:after="20" w:before="20"/>
+            </w:pPr>
+            <w:r>
+              <w:rPr>
+                <w:rFonts w:ascii="맑은 고딕" w:cs="맑은 고딕" w:eastAsia="맑은 고딕" w:hAnsi="맑은 고딕"/>
+                <w:b w:val="false"/>
+                <w:bCs w:val="false"/>
+                <w:sz w:val="18"/>
+                <w:szCs w:val="18"/>
+              </w:rPr>
+              <w:t xml:space="preserve">응시 기록</w:t>
+            </w:r>
+          </w:p>
+        </w:tc>
+        <w:tc>
+          <w:tcPr>
+            <w:tcW w:type="dxa" w:w="3035"/>
+            <w:tcBorders>
+              <w:top w:val="single" w:color="999999" w:sz="4"/>
+              <w:left w:val="single" w:color="999999" w:sz="4"/>
+              <w:bottom w:val="single" w:color="999999" w:sz="4"/>
+              <w:right w:val="single" w:color="999999" w:sz="4"/>
+            </w:tcBorders>
+            <w:tcMar>
+              <w:top w:type="dxa" w:w="60"/>
+              <w:left w:type="dxa" w:w="90"/>
+              <w:bottom w:type="dxa" w:w="60"/>
+              <w:right w:type="dxa" w:w="90"/>
+            </w:tcMar>
+          </w:tcPr>
+          <w:p>
+            <w:pPr>
+              <w:spacing w:after="20" w:before="20"/>
+            </w:pPr>
+            <w:r>
+              <w:rPr>
+                <w:rFonts w:ascii="맑은 고딕" w:cs="맑은 고딕" w:eastAsia="맑은 고딕" w:hAnsi="맑은 고딕"/>
+                <w:b w:val="false"/>
+                <w:bCs w:val="false"/>
+                <w:sz w:val="18"/>
+                <w:szCs w:val="18"/>
+              </w:rPr>
+              <w:t xml:space="preserve">채점 및 이의 검토</w:t>
+            </w:r>
+          </w:p>
+        </w:tc>
+        <w:tc>
+          <w:tcPr>
+            <w:tcW w:type="dxa" w:w="1593"/>
+            <w:tcBorders>
+              <w:top w:val="single" w:color="999999" w:sz="4"/>
+              <w:left w:val="single" w:color="999999" w:sz="4"/>
+              <w:bottom w:val="single" w:color="999999" w:sz="4"/>
+              <w:right w:val="single" w:color="999999" w:sz="4"/>
+            </w:tcBorders>
+            <w:tcMar>
+              <w:top w:type="dxa" w:w="60"/>
+              <w:left w:type="dxa" w:w="90"/>
+              <w:bottom w:type="dxa" w:w="60"/>
+              <w:right w:type="dxa" w:w="90"/>
+            </w:tcMar>
+          </w:tcPr>
+          <w:p>
+            <w:pPr>
+              <w:spacing w:after="20" w:before="20"/>
+            </w:pPr>
+            <w:r>
+              <w:rPr>
+                <w:rFonts w:ascii="맑은 고딕" w:cs="맑은 고딕" w:eastAsia="맑은 고딕" w:hAnsi="맑은 고딕"/>
+                <w:b w:val="false"/>
+                <w:bCs w:val="false"/>
+                <w:sz w:val="18"/>
+                <w:szCs w:val="18"/>
+              </w:rPr>
+              <w:t xml:space="preserve">채점결과보고서 (E02-07), 결과지</w:t>
+            </w:r>
+          </w:p>
+        </w:tc>
+        <w:tc>
+          <w:tcPr>
+            <w:tcW w:type="dxa" w:w="989"/>
+            <w:tcBorders>
+              <w:top w:val="single" w:color="999999" w:sz="4"/>
+              <w:left w:val="single" w:color="999999" w:sz="4"/>
+              <w:bottom w:val="single" w:color="999999" w:sz="4"/>
+              <w:right w:val="single" w:color="999999" w:sz="4"/>
+            </w:tcBorders>
+            <w:tcMar>
+              <w:top w:type="dxa" w:w="60"/>
+              <w:left w:type="dxa" w:w="90"/>
+              <w:bottom w:type="dxa" w:w="60"/>
+              <w:right w:type="dxa" w:w="90"/>
+            </w:tcMar>
+          </w:tcPr>
+          <w:p>
+            <w:pPr>
+              <w:spacing w:after="20" w:before="20"/>
+            </w:pPr>
+            <w:r>
+              <w:rPr>
+                <w:rFonts w:ascii="맑은 고딕" w:cs="맑은 고딕" w:eastAsia="맑은 고딕" w:hAnsi="맑은 고딕"/>
+                <w:b w:val="false"/>
+                <w:bCs w:val="false"/>
+                <w:sz w:val="18"/>
+                <w:szCs w:val="18"/>
+              </w:rPr>
+              <w:t xml:space="preserve">7.7</w:t>
+            </w:r>
+          </w:p>
+        </w:tc>
+      </w:tr>
+      <w:tr>
+        <w:trPr>
+          <w:tblHeader w:val="false"/>
+        </w:trPr>
+        <w:tc>
+          <w:tcPr>
+            <w:tcW w:type="dxa" w:w="1290"/>
+            <w:tcBorders>
+              <w:top w:val="single" w:color="999999" w:sz="4"/>
+              <w:left w:val="single" w:color="999999" w:sz="4"/>
+              <w:bottom w:val="single" w:color="999999" w:sz="4"/>
+              <w:right w:val="single" w:color="999999" w:sz="4"/>
+            </w:tcBorders>
+            <w:tcMar>
+              <w:top w:type="dxa" w:w="60"/>
+              <w:left w:type="dxa" w:w="90"/>
+              <w:bottom w:type="dxa" w:w="60"/>
+              <w:right w:type="dxa" w:w="90"/>
+            </w:tcMar>
+          </w:tcPr>
+          <w:p>
+            <w:pPr>
+              <w:spacing w:after="20" w:before="20"/>
+            </w:pPr>
+            <w:r>
+              <w:rPr>
+                <w:rFonts w:ascii="맑은 고딕" w:cs="맑은 고딕" w:eastAsia="맑은 고딕" w:hAnsi="맑은 고딕"/>
+                <w:b w:val="false"/>
+                <w:bCs w:val="false"/>
+                <w:sz w:val="18"/>
+                <w:szCs w:val="18"/>
+              </w:rPr>
+              <w:t xml:space="preserve">↓</w:t>
+            </w:r>
+          </w:p>
+        </w:tc>
+        <w:tc>
+          <w:tcPr>
+            <w:tcW w:type="dxa" w:w="2732"/>
+            <w:tcBorders>
+              <w:top w:val="single" w:color="999999" w:sz="4"/>
+              <w:left w:val="single" w:color="999999" w:sz="4"/>
+              <w:bottom w:val="single" w:color="999999" w:sz="4"/>
+              <w:right w:val="single" w:color="999999" w:sz="4"/>
+            </w:tcBorders>
+            <w:tcMar>
+              <w:top w:type="dxa" w:w="60"/>
+              <w:left w:type="dxa" w:w="90"/>
+              <w:bottom w:type="dxa" w:w="60"/>
+              <w:right w:type="dxa" w:w="90"/>
+            </w:tcMar>
+          </w:tcPr>
+          <w:p>
+            <w:pPr>
+              <w:spacing w:after="20" w:before="20"/>
+            </w:pPr>
+            <w:r>
+              <w:rPr>
+                <w:rFonts w:ascii="맑은 고딕" w:cs="맑은 고딕" w:eastAsia="맑은 고딕" w:hAnsi="맑은 고딕"/>
+                <w:sz w:val="18"/>
+                <w:szCs w:val="18"/>
+              </w:rPr>
+              <w:t xml:space="preserve"/>
+            </w:r>
+          </w:p>
+        </w:tc>
+        <w:tc>
+          <w:tcPr>
+            <w:tcW w:type="dxa" w:w="3035"/>
+            <w:tcBorders>
+              <w:top w:val="single" w:color="999999" w:sz="4"/>
+              <w:left w:val="single" w:color="999999" w:sz="4"/>
+              <w:bottom w:val="single" w:color="999999" w:sz="4"/>
+              <w:right w:val="single" w:color="999999" w:sz="4"/>
+            </w:tcBorders>
+            <w:tcMar>
+              <w:top w:type="dxa" w:w="60"/>
+              <w:left w:type="dxa" w:w="90"/>
+              <w:bottom w:type="dxa" w:w="60"/>
+              <w:right w:type="dxa" w:w="90"/>
+            </w:tcMar>
+          </w:tcPr>
+          <w:p>
+            <w:pPr>
+              <w:spacing w:after="20" w:before="20"/>
+            </w:pPr>
+            <w:r>
+              <w:rPr>
+                <w:rFonts w:ascii="맑은 고딕" w:cs="맑은 고딕" w:eastAsia="맑은 고딕" w:hAnsi="맑은 고딕"/>
+                <w:sz w:val="18"/>
+                <w:szCs w:val="18"/>
+              </w:rPr>
+              <w:t xml:space="preserve"/>
+            </w:r>
+          </w:p>
+        </w:tc>
+        <w:tc>
+          <w:tcPr>
+            <w:tcW w:type="dxa" w:w="1593"/>
+            <w:tcBorders>
+              <w:top w:val="single" w:color="999999" w:sz="4"/>
+              <w:left w:val="single" w:color="999999" w:sz="4"/>
+              <w:bottom w:val="single" w:color="999999" w:sz="4"/>
+              <w:right w:val="single" w:color="999999" w:sz="4"/>
+            </w:tcBorders>
+            <w:tcMar>
+              <w:top w:type="dxa" w:w="60"/>
+              <w:left w:type="dxa" w:w="90"/>
+              <w:bottom w:type="dxa" w:w="60"/>
+              <w:right w:type="dxa" w:w="90"/>
+            </w:tcMar>
+          </w:tcPr>
+          <w:p>
+            <w:pPr>
+              <w:spacing w:after="20" w:before="20"/>
+            </w:pPr>
+            <w:r>
+              <w:rPr>
+                <w:rFonts w:ascii="맑은 고딕" w:cs="맑은 고딕" w:eastAsia="맑은 고딕" w:hAnsi="맑은 고딕"/>
+                <w:sz w:val="18"/>
+                <w:szCs w:val="18"/>
+              </w:rPr>
+              <w:t xml:space="preserve"/>
+            </w:r>
+          </w:p>
+        </w:tc>
+        <w:tc>
+          <w:tcPr>
+            <w:tcW w:type="dxa" w:w="989"/>
+            <w:tcBorders>
+              <w:top w:val="single" w:color="999999" w:sz="4"/>
+              <w:left w:val="single" w:color="999999" w:sz="4"/>
+              <w:bottom w:val="single" w:color="999999" w:sz="4"/>
+              <w:right w:val="single" w:color="999999" w:sz="4"/>
+            </w:tcBorders>
+            <w:tcMar>
+              <w:top w:type="dxa" w:w="60"/>
+              <w:left w:type="dxa" w:w="90"/>
+              <w:bottom w:type="dxa" w:w="60"/>
+              <w:right w:type="dxa" w:w="90"/>
+            </w:tcMar>
+          </w:tcPr>
+          <w:p>
+            <w:pPr>
+              <w:spacing w:after="20" w:before="20"/>
+            </w:pPr>
+            <w:r>
+              <w:rPr>
+                <w:rFonts w:ascii="맑은 고딕" w:cs="맑은 고딕" w:eastAsia="맑은 고딕" w:hAnsi="맑은 고딕"/>
+                <w:sz w:val="18"/>
+                <w:szCs w:val="18"/>
+              </w:rPr>
+              <w:t xml:space="preserve"/>
+            </w:r>
+          </w:p>
+        </w:tc>
+      </w:tr>
+      <w:tr>
+        <w:trPr>
+          <w:tblHeader w:val="false"/>
+        </w:trPr>
+        <w:tc>
+          <w:tcPr>
+            <w:tcW w:type="dxa" w:w="1290"/>
+            <w:tcBorders>
+              <w:top w:val="single" w:color="999999" w:sz="4"/>
+              <w:left w:val="single" w:color="999999" w:sz="4"/>
+              <w:bottom w:val="single" w:color="999999" w:sz="4"/>
+              <w:right w:val="single" w:color="999999" w:sz="4"/>
+            </w:tcBorders>
+            <w:tcMar>
+              <w:top w:type="dxa" w:w="60"/>
+              <w:left w:type="dxa" w:w="90"/>
+              <w:bottom w:type="dxa" w:w="60"/>
+              <w:right w:type="dxa" w:w="90"/>
+            </w:tcMar>
+          </w:tcPr>
+          <w:p>
+            <w:pPr>
+              <w:spacing w:after="20" w:before="20"/>
+            </w:pPr>
+            <w:r>
+              <w:rPr>
+                <w:rFonts w:ascii="맑은 고딕" w:cs="맑은 고딕" w:eastAsia="맑은 고딕" w:hAnsi="맑은 고딕"/>
+                <w:b w:val="false"/>
+                <w:bCs w:val="false"/>
+                <w:sz w:val="18"/>
+                <w:szCs w:val="18"/>
+              </w:rPr>
+              <w:t xml:space="preserve">대표 NDE Level Ⅲ</w:t>
+            </w:r>
+          </w:p>
+        </w:tc>
+        <w:tc>
+          <w:tcPr>
+            <w:tcW w:type="dxa" w:w="2732"/>
+            <w:tcBorders>
+              <w:top w:val="single" w:color="999999" w:sz="4"/>
+              <w:left w:val="single" w:color="999999" w:sz="4"/>
+              <w:bottom w:val="single" w:color="999999" w:sz="4"/>
+              <w:right w:val="single" w:color="999999" w:sz="4"/>
+            </w:tcBorders>
+            <w:tcMar>
+              <w:top w:type="dxa" w:w="60"/>
+              <w:left w:type="dxa" w:w="90"/>
+              <w:bottom w:type="dxa" w:w="60"/>
+              <w:right w:type="dxa" w:w="90"/>
+            </w:tcMar>
+          </w:tcPr>
+          <w:p>
+            <w:pPr>
+              <w:spacing w:after="20" w:before="20"/>
+            </w:pPr>
+            <w:r>
+              <w:rPr>
+                <w:rFonts w:ascii="맑은 고딕" w:cs="맑은 고딕" w:eastAsia="맑은 고딕" w:hAnsi="맑은 고딕"/>
+                <w:b w:val="false"/>
+                <w:bCs w:val="false"/>
+                <w:sz w:val="18"/>
+                <w:szCs w:val="18"/>
+              </w:rPr>
+              <w:t xml:space="preserve">채점결과보고서, 자격인정 기록</w:t>
+            </w:r>
+          </w:p>
+        </w:tc>
+        <w:tc>
+          <w:tcPr>
+            <w:tcW w:type="dxa" w:w="3035"/>
+            <w:tcBorders>
+              <w:top w:val="single" w:color="999999" w:sz="4"/>
+              <w:left w:val="single" w:color="999999" w:sz="4"/>
+              <w:bottom w:val="single" w:color="999999" w:sz="4"/>
+              <w:right w:val="single" w:color="999999" w:sz="4"/>
+            </w:tcBorders>
+            <w:tcMar>
+              <w:top w:type="dxa" w:w="60"/>
+              <w:left w:type="dxa" w:w="90"/>
+              <w:bottom w:type="dxa" w:w="60"/>
+              <w:right w:type="dxa" w:w="90"/>
+            </w:tcMar>
+          </w:tcPr>
+          <w:p>
+            <w:pPr>
+              <w:spacing w:after="20" w:before="20"/>
+            </w:pPr>
+            <w:r>
+              <w:rPr>
+                <w:rFonts w:ascii="맑은 고딕" w:cs="맑은 고딕" w:eastAsia="맑은 고딕" w:hAnsi="맑은 고딕"/>
+                <w:b w:val="false"/>
+                <w:bCs w:val="false"/>
+                <w:sz w:val="18"/>
+                <w:szCs w:val="18"/>
+              </w:rPr>
+              <w:t xml:space="preserve">합격 승인</w:t>
+            </w:r>
+          </w:p>
+        </w:tc>
+        <w:tc>
+          <w:tcPr>
+            <w:tcW w:type="dxa" w:w="1593"/>
+            <w:tcBorders>
+              <w:top w:val="single" w:color="999999" w:sz="4"/>
+              <w:left w:val="single" w:color="999999" w:sz="4"/>
+              <w:bottom w:val="single" w:color="999999" w:sz="4"/>
+              <w:right w:val="single" w:color="999999" w:sz="4"/>
+            </w:tcBorders>
+            <w:tcMar>
+              <w:top w:type="dxa" w:w="60"/>
+              <w:left w:type="dxa" w:w="90"/>
+              <w:bottom w:type="dxa" w:w="60"/>
+              <w:right w:type="dxa" w:w="90"/>
+            </w:tcMar>
+          </w:tcPr>
+          <w:p>
+            <w:pPr>
+              <w:spacing w:after="20" w:before="20"/>
+            </w:pPr>
+            <w:r>
+              <w:rPr>
+                <w:rFonts w:ascii="맑은 고딕" w:cs="맑은 고딕" w:eastAsia="맑은 고딕" w:hAnsi="맑은 고딕"/>
+                <w:b w:val="false"/>
+                <w:bCs w:val="false"/>
+                <w:sz w:val="18"/>
+                <w:szCs w:val="18"/>
+              </w:rPr>
+              <w:t xml:space="preserve">합격자 명단</w:t>
+            </w:r>
+          </w:p>
+        </w:tc>
+        <w:tc>
+          <w:tcPr>
+            <w:tcW w:type="dxa" w:w="989"/>
+            <w:tcBorders>
+              <w:top w:val="single" w:color="999999" w:sz="4"/>
+              <w:left w:val="single" w:color="999999" w:sz="4"/>
+              <w:bottom w:val="single" w:color="999999" w:sz="4"/>
+              <w:right w:val="single" w:color="999999" w:sz="4"/>
+            </w:tcBorders>
+            <w:tcMar>
+              <w:top w:type="dxa" w:w="60"/>
+              <w:left w:type="dxa" w:w="90"/>
+              <w:bottom w:type="dxa" w:w="60"/>
+              <w:right w:type="dxa" w:w="90"/>
+            </w:tcMar>
+          </w:tcPr>
+          <w:p>
+            <w:pPr>
+              <w:spacing w:after="20" w:before="20"/>
+            </w:pPr>
+            <w:r>
+              <w:rPr>
+                <w:rFonts w:ascii="맑은 고딕" w:cs="맑은 고딕" w:eastAsia="맑은 고딕" w:hAnsi="맑은 고딕"/>
+                <w:b w:val="false"/>
+                <w:bCs w:val="false"/>
+                <w:sz w:val="18"/>
+                <w:szCs w:val="18"/>
+              </w:rPr>
+              <w:t xml:space="preserve">7.9.2</w:t>
+            </w:r>
+          </w:p>
+        </w:tc>
+      </w:tr>
+      <w:tr>
+        <w:trPr>
+          <w:tblHeader w:val="false"/>
+        </w:trPr>
+        <w:tc>
+          <w:tcPr>
+            <w:tcW w:type="dxa" w:w="1290"/>
+            <w:tcBorders>
+              <w:top w:val="single" w:color="999999" w:sz="4"/>
+              <w:left w:val="single" w:color="999999" w:sz="4"/>
+              <w:bottom w:val="single" w:color="999999" w:sz="4"/>
+              <w:right w:val="single" w:color="999999" w:sz="4"/>
+            </w:tcBorders>
+            <w:tcMar>
+              <w:top w:type="dxa" w:w="60"/>
+              <w:left w:type="dxa" w:w="90"/>
+              <w:bottom w:type="dxa" w:w="60"/>
+              <w:right w:type="dxa" w:w="90"/>
+            </w:tcMar>
+          </w:tcPr>
+          <w:p>
+            <w:pPr>
+              <w:spacing w:after="20" w:before="20"/>
+            </w:pPr>
+            <w:r>
+              <w:rPr>
+                <w:rFonts w:ascii="맑은 고딕" w:cs="맑은 고딕" w:eastAsia="맑은 고딕" w:hAnsi="맑은 고딕"/>
+                <w:b w:val="false"/>
+                <w:bCs w:val="false"/>
+                <w:sz w:val="18"/>
+                <w:szCs w:val="18"/>
+              </w:rPr>
+              <w:t xml:space="preserve">↓</w:t>
+            </w:r>
+          </w:p>
+        </w:tc>
+        <w:tc>
+          <w:tcPr>
+            <w:tcW w:type="dxa" w:w="2732"/>
+            <w:tcBorders>
+              <w:top w:val="single" w:color="999999" w:sz="4"/>
+              <w:left w:val="single" w:color="999999" w:sz="4"/>
+              <w:bottom w:val="single" w:color="999999" w:sz="4"/>
+              <w:right w:val="single" w:color="999999" w:sz="4"/>
+            </w:tcBorders>
+            <w:tcMar>
+              <w:top w:type="dxa" w:w="60"/>
+              <w:left w:type="dxa" w:w="90"/>
+              <w:bottom w:type="dxa" w:w="60"/>
+              <w:right w:type="dxa" w:w="90"/>
+            </w:tcMar>
+          </w:tcPr>
+          <w:p>
+            <w:pPr>
+              <w:spacing w:after="20" w:before="20"/>
+            </w:pPr>
+            <w:r>
+              <w:rPr>
+                <w:rFonts w:ascii="맑은 고딕" w:cs="맑은 고딕" w:eastAsia="맑은 고딕" w:hAnsi="맑은 고딕"/>
+                <w:sz w:val="18"/>
+                <w:szCs w:val="18"/>
+              </w:rPr>
+              <w:t xml:space="preserve"/>
+            </w:r>
+          </w:p>
+        </w:tc>
+        <w:tc>
+          <w:tcPr>
+            <w:tcW w:type="dxa" w:w="3035"/>
+            <w:tcBorders>
+              <w:top w:val="single" w:color="999999" w:sz="4"/>
+              <w:left w:val="single" w:color="999999" w:sz="4"/>
+              <w:bottom w:val="single" w:color="999999" w:sz="4"/>
+              <w:right w:val="single" w:color="999999" w:sz="4"/>
+            </w:tcBorders>
+            <w:tcMar>
+              <w:top w:type="dxa" w:w="60"/>
+              <w:left w:type="dxa" w:w="90"/>
+              <w:bottom w:type="dxa" w:w="60"/>
+              <w:right w:type="dxa" w:w="90"/>
+            </w:tcMar>
+          </w:tcPr>
+          <w:p>
+            <w:pPr>
+              <w:spacing w:after="20" w:before="20"/>
+            </w:pPr>
+            <w:r>
+              <w:rPr>
+                <w:rFonts w:ascii="맑은 고딕" w:cs="맑은 고딕" w:eastAsia="맑은 고딕" w:hAnsi="맑은 고딕"/>
+                <w:sz w:val="18"/>
+                <w:szCs w:val="18"/>
+              </w:rPr>
+              <w:t xml:space="preserve"/>
+            </w:r>
+          </w:p>
+        </w:tc>
+        <w:tc>
+          <w:tcPr>
+            <w:tcW w:type="dxa" w:w="1593"/>
+            <w:tcBorders>
+              <w:top w:val="single" w:color="999999" w:sz="4"/>
+              <w:left w:val="single" w:color="999999" w:sz="4"/>
+              <w:bottom w:val="single" w:color="999999" w:sz="4"/>
+              <w:right w:val="single" w:color="999999" w:sz="4"/>
+            </w:tcBorders>
+            <w:tcMar>
+              <w:top w:type="dxa" w:w="60"/>
+              <w:left w:type="dxa" w:w="90"/>
+              <w:bottom w:type="dxa" w:w="60"/>
+              <w:right w:type="dxa" w:w="90"/>
+            </w:tcMar>
+          </w:tcPr>
+          <w:p>
+            <w:pPr>
+              <w:spacing w:after="20" w:before="20"/>
+            </w:pPr>
+            <w:r>
+              <w:rPr>
+                <w:rFonts w:ascii="맑은 고딕" w:cs="맑은 고딕" w:eastAsia="맑은 고딕" w:hAnsi="맑은 고딕"/>
+                <w:sz w:val="18"/>
+                <w:szCs w:val="18"/>
+              </w:rPr>
+              <w:t xml:space="preserve"/>
+            </w:r>
+          </w:p>
+        </w:tc>
+        <w:tc>
+          <w:tcPr>
+            <w:tcW w:type="dxa" w:w="989"/>
+            <w:tcBorders>
+              <w:top w:val="single" w:color="999999" w:sz="4"/>
+              <w:left w:val="single" w:color="999999" w:sz="4"/>
+              <w:bottom w:val="single" w:color="999999" w:sz="4"/>
+              <w:right w:val="single" w:color="999999" w:sz="4"/>
+            </w:tcBorders>
+            <w:tcMar>
+              <w:top w:type="dxa" w:w="60"/>
+              <w:left w:type="dxa" w:w="90"/>
+              <w:bottom w:type="dxa" w:w="60"/>
+              <w:right w:type="dxa" w:w="90"/>
+            </w:tcMar>
+          </w:tcPr>
+          <w:p>
+            <w:pPr>
+              <w:spacing w:after="20" w:before="20"/>
+            </w:pPr>
+            <w:r>
+              <w:rPr>
+                <w:rFonts w:ascii="맑은 고딕" w:cs="맑은 고딕" w:eastAsia="맑은 고딕" w:hAnsi="맑은 고딕"/>
+                <w:sz w:val="18"/>
+                <w:szCs w:val="18"/>
+              </w:rPr>
+              <w:t xml:space="preserve"/>
+            </w:r>
+          </w:p>
+        </w:tc>
+      </w:tr>
+      <w:tr>
+        <w:trPr>
+          <w:tblHeader w:val="false"/>
+        </w:trPr>
+        <w:tc>
+          <w:tcPr>
+            <w:tcW w:type="dxa" w:w="1290"/>
             <w:tcBorders>
               <w:top w:val="single" w:color="999999" w:sz="4"/>
               <w:left w:val="single" w:color="999999" w:sz="4"/>
@@ -16814,7 +19088,651 @@
         </w:tc>
         <w:tc>
           <w:tcPr>
-            <w:tcW w:type="dxa" w:w="2023"/>
+            <w:tcW w:type="dxa" w:w="2732"/>
+            <w:tcBorders>
+              <w:top w:val="single" w:color="999999" w:sz="4"/>
+              <w:left w:val="single" w:color="999999" w:sz="4"/>
+              <w:bottom w:val="single" w:color="999999" w:sz="4"/>
+              <w:right w:val="single" w:color="999999" w:sz="4"/>
+            </w:tcBorders>
+            <w:tcMar>
+              <w:top w:type="dxa" w:w="60"/>
+              <w:left w:type="dxa" w:w="90"/>
+              <w:bottom w:type="dxa" w:w="60"/>
+              <w:right w:type="dxa" w:w="90"/>
+            </w:tcMar>
+          </w:tcPr>
+          <w:p>
+            <w:pPr>
+              <w:spacing w:after="20" w:before="20"/>
+            </w:pPr>
+            <w:r>
+              <w:rPr>
+                <w:rFonts w:ascii="맑은 고딕" w:cs="맑은 고딕" w:eastAsia="맑은 고딕" w:hAnsi="맑은 고딕"/>
+                <w:b w:val="false"/>
+                <w:bCs w:val="false"/>
+                <w:sz w:val="18"/>
+                <w:szCs w:val="18"/>
+              </w:rPr>
+              <w:t xml:space="preserve">합격자 명단</w:t>
+            </w:r>
+          </w:p>
+        </w:tc>
+        <w:tc>
+          <w:tcPr>
+            <w:tcW w:type="dxa" w:w="3035"/>
+            <w:tcBorders>
+              <w:top w:val="single" w:color="999999" w:sz="4"/>
+              <w:left w:val="single" w:color="999999" w:sz="4"/>
+              <w:bottom w:val="single" w:color="999999" w:sz="4"/>
+              <w:right w:val="single" w:color="999999" w:sz="4"/>
+            </w:tcBorders>
+            <w:tcMar>
+              <w:top w:type="dxa" w:w="60"/>
+              <w:left w:type="dxa" w:w="90"/>
+              <w:bottom w:type="dxa" w:w="60"/>
+              <w:right w:type="dxa" w:w="90"/>
+            </w:tcMar>
+          </w:tcPr>
+          <w:p>
+            <w:pPr>
+              <w:spacing w:after="20" w:before="20"/>
+            </w:pPr>
+            <w:r>
+              <w:rPr>
+                <w:rFonts w:ascii="맑은 고딕" w:cs="맑은 고딕" w:eastAsia="맑은 고딕" w:hAnsi="맑은 고딕"/>
+                <w:b w:val="false"/>
+                <w:bCs w:val="false"/>
+                <w:sz w:val="18"/>
+                <w:szCs w:val="18"/>
+              </w:rPr>
+              <w:t xml:space="preserve">결과 통보 (본인·소속 부서)</w:t>
+            </w:r>
+          </w:p>
+        </w:tc>
+        <w:tc>
+          <w:tcPr>
+            <w:tcW w:type="dxa" w:w="1593"/>
+            <w:tcBorders>
+              <w:top w:val="single" w:color="999999" w:sz="4"/>
+              <w:left w:val="single" w:color="999999" w:sz="4"/>
+              <w:bottom w:val="single" w:color="999999" w:sz="4"/>
+              <w:right w:val="single" w:color="999999" w:sz="4"/>
+            </w:tcBorders>
+            <w:tcMar>
+              <w:top w:type="dxa" w:w="60"/>
+              <w:left w:type="dxa" w:w="90"/>
+              <w:bottom w:type="dxa" w:w="60"/>
+              <w:right w:type="dxa" w:w="90"/>
+            </w:tcMar>
+          </w:tcPr>
+          <w:p>
+            <w:pPr>
+              <w:spacing w:after="20" w:before="20"/>
+            </w:pPr>
+            <w:r>
+              <w:rPr>
+                <w:rFonts w:ascii="맑은 고딕" w:cs="맑은 고딕" w:eastAsia="맑은 고딕" w:hAnsi="맑은 고딕"/>
+                <w:b w:val="false"/>
+                <w:bCs w:val="false"/>
+                <w:sz w:val="18"/>
+                <w:szCs w:val="18"/>
+              </w:rPr>
+              <w:t xml:space="preserve">통보 기록</w:t>
+            </w:r>
+          </w:p>
+        </w:tc>
+        <w:tc>
+          <w:tcPr>
+            <w:tcW w:type="dxa" w:w="989"/>
+            <w:tcBorders>
+              <w:top w:val="single" w:color="999999" w:sz="4"/>
+              <w:left w:val="single" w:color="999999" w:sz="4"/>
+              <w:bottom w:val="single" w:color="999999" w:sz="4"/>
+              <w:right w:val="single" w:color="999999" w:sz="4"/>
+            </w:tcBorders>
+            <w:tcMar>
+              <w:top w:type="dxa" w:w="60"/>
+              <w:left w:type="dxa" w:w="90"/>
+              <w:bottom w:type="dxa" w:w="60"/>
+              <w:right w:type="dxa" w:w="90"/>
+            </w:tcMar>
+          </w:tcPr>
+          <w:p>
+            <w:pPr>
+              <w:spacing w:after="20" w:before="20"/>
+            </w:pPr>
+            <w:r>
+              <w:rPr>
+                <w:rFonts w:ascii="맑은 고딕" w:cs="맑은 고딕" w:eastAsia="맑은 고딕" w:hAnsi="맑은 고딕"/>
+                <w:b w:val="false"/>
+                <w:bCs w:val="false"/>
+                <w:sz w:val="18"/>
+                <w:szCs w:val="18"/>
+              </w:rPr>
+              <w:t xml:space="preserve">7.9.2</w:t>
+            </w:r>
+          </w:p>
+        </w:tc>
+      </w:tr>
+      <w:tr>
+        <w:trPr>
+          <w:tblHeader w:val="false"/>
+        </w:trPr>
+        <w:tc>
+          <w:tcPr>
+            <w:tcW w:type="dxa" w:w="1290"/>
+            <w:tcBorders>
+              <w:top w:val="single" w:color="999999" w:sz="4"/>
+              <w:left w:val="single" w:color="999999" w:sz="4"/>
+              <w:bottom w:val="single" w:color="999999" w:sz="4"/>
+              <w:right w:val="single" w:color="999999" w:sz="4"/>
+            </w:tcBorders>
+            <w:tcMar>
+              <w:top w:type="dxa" w:w="60"/>
+              <w:left w:type="dxa" w:w="90"/>
+              <w:bottom w:type="dxa" w:w="60"/>
+              <w:right w:type="dxa" w:w="90"/>
+            </w:tcMar>
+          </w:tcPr>
+          <w:p>
+            <w:pPr>
+              <w:spacing w:after="20" w:before="20"/>
+            </w:pPr>
+            <w:r>
+              <w:rPr>
+                <w:rFonts w:ascii="맑은 고딕" w:cs="맑은 고딕" w:eastAsia="맑은 고딕" w:hAnsi="맑은 고딕"/>
+                <w:b w:val="false"/>
+                <w:bCs w:val="false"/>
+                <w:sz w:val="18"/>
+                <w:szCs w:val="18"/>
+              </w:rPr>
+              <w:t xml:space="preserve">↓</w:t>
+            </w:r>
+          </w:p>
+        </w:tc>
+        <w:tc>
+          <w:tcPr>
+            <w:tcW w:type="dxa" w:w="2732"/>
+            <w:tcBorders>
+              <w:top w:val="single" w:color="999999" w:sz="4"/>
+              <w:left w:val="single" w:color="999999" w:sz="4"/>
+              <w:bottom w:val="single" w:color="999999" w:sz="4"/>
+              <w:right w:val="single" w:color="999999" w:sz="4"/>
+            </w:tcBorders>
+            <w:tcMar>
+              <w:top w:type="dxa" w:w="60"/>
+              <w:left w:type="dxa" w:w="90"/>
+              <w:bottom w:type="dxa" w:w="60"/>
+              <w:right w:type="dxa" w:w="90"/>
+            </w:tcMar>
+          </w:tcPr>
+          <w:p>
+            <w:pPr>
+              <w:spacing w:after="20" w:before="20"/>
+            </w:pPr>
+            <w:r>
+              <w:rPr>
+                <w:rFonts w:ascii="맑은 고딕" w:cs="맑은 고딕" w:eastAsia="맑은 고딕" w:hAnsi="맑은 고딕"/>
+                <w:sz w:val="18"/>
+                <w:szCs w:val="18"/>
+              </w:rPr>
+              <w:t xml:space="preserve"/>
+            </w:r>
+          </w:p>
+        </w:tc>
+        <w:tc>
+          <w:tcPr>
+            <w:tcW w:type="dxa" w:w="3035"/>
+            <w:tcBorders>
+              <w:top w:val="single" w:color="999999" w:sz="4"/>
+              <w:left w:val="single" w:color="999999" w:sz="4"/>
+              <w:bottom w:val="single" w:color="999999" w:sz="4"/>
+              <w:right w:val="single" w:color="999999" w:sz="4"/>
+            </w:tcBorders>
+            <w:tcMar>
+              <w:top w:type="dxa" w:w="60"/>
+              <w:left w:type="dxa" w:w="90"/>
+              <w:bottom w:type="dxa" w:w="60"/>
+              <w:right w:type="dxa" w:w="90"/>
+            </w:tcMar>
+          </w:tcPr>
+          <w:p>
+            <w:pPr>
+              <w:spacing w:after="20" w:before="20"/>
+            </w:pPr>
+            <w:r>
+              <w:rPr>
+                <w:rFonts w:ascii="맑은 고딕" w:cs="맑은 고딕" w:eastAsia="맑은 고딕" w:hAnsi="맑은 고딕"/>
+                <w:sz w:val="18"/>
+                <w:szCs w:val="18"/>
+              </w:rPr>
+              <w:t xml:space="preserve"/>
+            </w:r>
+          </w:p>
+        </w:tc>
+        <w:tc>
+          <w:tcPr>
+            <w:tcW w:type="dxa" w:w="1593"/>
+            <w:tcBorders>
+              <w:top w:val="single" w:color="999999" w:sz="4"/>
+              <w:left w:val="single" w:color="999999" w:sz="4"/>
+              <w:bottom w:val="single" w:color="999999" w:sz="4"/>
+              <w:right w:val="single" w:color="999999" w:sz="4"/>
+            </w:tcBorders>
+            <w:tcMar>
+              <w:top w:type="dxa" w:w="60"/>
+              <w:left w:type="dxa" w:w="90"/>
+              <w:bottom w:type="dxa" w:w="60"/>
+              <w:right w:type="dxa" w:w="90"/>
+            </w:tcMar>
+          </w:tcPr>
+          <w:p>
+            <w:pPr>
+              <w:spacing w:after="20" w:before="20"/>
+            </w:pPr>
+            <w:r>
+              <w:rPr>
+                <w:rFonts w:ascii="맑은 고딕" w:cs="맑은 고딕" w:eastAsia="맑은 고딕" w:hAnsi="맑은 고딕"/>
+                <w:sz w:val="18"/>
+                <w:szCs w:val="18"/>
+              </w:rPr>
+              <w:t xml:space="preserve"/>
+            </w:r>
+          </w:p>
+        </w:tc>
+        <w:tc>
+          <w:tcPr>
+            <w:tcW w:type="dxa" w:w="989"/>
+            <w:tcBorders>
+              <w:top w:val="single" w:color="999999" w:sz="4"/>
+              <w:left w:val="single" w:color="999999" w:sz="4"/>
+              <w:bottom w:val="single" w:color="999999" w:sz="4"/>
+              <w:right w:val="single" w:color="999999" w:sz="4"/>
+            </w:tcBorders>
+            <w:tcMar>
+              <w:top w:type="dxa" w:w="60"/>
+              <w:left w:type="dxa" w:w="90"/>
+              <w:bottom w:type="dxa" w:w="60"/>
+              <w:right w:type="dxa" w:w="90"/>
+            </w:tcMar>
+          </w:tcPr>
+          <w:p>
+            <w:pPr>
+              <w:spacing w:after="20" w:before="20"/>
+            </w:pPr>
+            <w:r>
+              <w:rPr>
+                <w:rFonts w:ascii="맑은 고딕" w:cs="맑은 고딕" w:eastAsia="맑은 고딕" w:hAnsi="맑은 고딕"/>
+                <w:sz w:val="18"/>
+                <w:szCs w:val="18"/>
+              </w:rPr>
+              <w:t xml:space="preserve"/>
+            </w:r>
+          </w:p>
+        </w:tc>
+      </w:tr>
+      <w:tr>
+        <w:trPr>
+          <w:tblHeader w:val="false"/>
+        </w:trPr>
+        <w:tc>
+          <w:tcPr>
+            <w:tcW w:type="dxa" w:w="1290"/>
+            <w:tcBorders>
+              <w:top w:val="single" w:color="999999" w:sz="4"/>
+              <w:left w:val="single" w:color="999999" w:sz="4"/>
+              <w:bottom w:val="single" w:color="999999" w:sz="4"/>
+              <w:right w:val="single" w:color="999999" w:sz="4"/>
+            </w:tcBorders>
+            <w:tcMar>
+              <w:top w:type="dxa" w:w="60"/>
+              <w:left w:type="dxa" w:w="90"/>
+              <w:bottom w:type="dxa" w:w="60"/>
+              <w:right w:type="dxa" w:w="90"/>
+            </w:tcMar>
+          </w:tcPr>
+          <w:p>
+            <w:pPr>
+              <w:spacing w:after="20" w:before="20"/>
+            </w:pPr>
+            <w:r>
+              <w:rPr>
+                <w:rFonts w:ascii="맑은 고딕" w:cs="맑은 고딕" w:eastAsia="맑은 고딕" w:hAnsi="맑은 고딕"/>
+                <w:b w:val="false"/>
+                <w:bCs w:val="false"/>
+                <w:sz w:val="18"/>
+                <w:szCs w:val="18"/>
+              </w:rPr>
+              <w:t xml:space="preserve">—</w:t>
+            </w:r>
+          </w:p>
+        </w:tc>
+        <w:tc>
+          <w:tcPr>
+            <w:tcW w:type="dxa" w:w="2732"/>
+            <w:tcBorders>
+              <w:top w:val="single" w:color="999999" w:sz="4"/>
+              <w:left w:val="single" w:color="999999" w:sz="4"/>
+              <w:bottom w:val="single" w:color="999999" w:sz="4"/>
+              <w:right w:val="single" w:color="999999" w:sz="4"/>
+            </w:tcBorders>
+            <w:tcMar>
+              <w:top w:type="dxa" w:w="60"/>
+              <w:left w:type="dxa" w:w="90"/>
+              <w:bottom w:type="dxa" w:w="60"/>
+              <w:right w:type="dxa" w:w="90"/>
+            </w:tcMar>
+          </w:tcPr>
+          <w:p>
+            <w:pPr>
+              <w:spacing w:after="20" w:before="20"/>
+            </w:pPr>
+            <w:r>
+              <w:rPr>
+                <w:rFonts w:ascii="맑은 고딕" w:cs="맑은 고딕" w:eastAsia="맑은 고딕" w:hAnsi="맑은 고딕"/>
+                <w:b w:val="false"/>
+                <w:bCs w:val="false"/>
+                <w:sz w:val="18"/>
+                <w:szCs w:val="18"/>
+              </w:rPr>
+              <w:t xml:space="preserve">합격자 명단</w:t>
+            </w:r>
+          </w:p>
+        </w:tc>
+        <w:tc>
+          <w:tcPr>
+            <w:tcW w:type="dxa" w:w="3035"/>
+            <w:tcBorders>
+              <w:top w:val="single" w:color="999999" w:sz="4"/>
+              <w:left w:val="single" w:color="999999" w:sz="4"/>
+              <w:bottom w:val="single" w:color="999999" w:sz="4"/>
+              <w:right w:val="single" w:color="999999" w:sz="4"/>
+            </w:tcBorders>
+            <w:tcMar>
+              <w:top w:type="dxa" w:w="60"/>
+              <w:left w:type="dxa" w:w="90"/>
+              <w:bottom w:type="dxa" w:w="60"/>
+              <w:right w:type="dxa" w:w="90"/>
+            </w:tcMar>
+          </w:tcPr>
+          <w:p>
+            <w:pPr>
+              <w:spacing w:after="20" w:before="20"/>
+            </w:pPr>
+            <w:r>
+              <w:rPr>
+                <w:rFonts w:ascii="맑은 고딕" w:cs="맑은 고딕" w:eastAsia="맑은 고딕" w:hAnsi="맑은 고딕"/>
+                <w:b/>
+                <w:bCs/>
+                <w:sz w:val="18"/>
+                <w:szCs w:val="18"/>
+              </w:rPr>
+              <w:t xml:space="preserve">자격증 발행 — HIE-QP-E03 으로 넘긴다</w:t>
+            </w:r>
+          </w:p>
+        </w:tc>
+        <w:tc>
+          <w:tcPr>
+            <w:tcW w:type="dxa" w:w="1593"/>
+            <w:tcBorders>
+              <w:top w:val="single" w:color="999999" w:sz="4"/>
+              <w:left w:val="single" w:color="999999" w:sz="4"/>
+              <w:bottom w:val="single" w:color="999999" w:sz="4"/>
+              <w:right w:val="single" w:color="999999" w:sz="4"/>
+            </w:tcBorders>
+            <w:tcMar>
+              <w:top w:type="dxa" w:w="60"/>
+              <w:left w:type="dxa" w:w="90"/>
+              <w:bottom w:type="dxa" w:w="60"/>
+              <w:right w:type="dxa" w:w="90"/>
+            </w:tcMar>
+          </w:tcPr>
+          <w:p>
+            <w:pPr>
+              <w:spacing w:after="20" w:before="20"/>
+            </w:pPr>
+            <w:r>
+              <w:rPr>
+                <w:rFonts w:ascii="맑은 고딕" w:cs="맑은 고딕" w:eastAsia="맑은 고딕" w:hAnsi="맑은 고딕"/>
+                <w:b w:val="false"/>
+                <w:bCs w:val="false"/>
+                <w:sz w:val="18"/>
+                <w:szCs w:val="18"/>
+              </w:rPr>
+              <w:t xml:space="preserve">(E03 5.0)</w:t>
+            </w:r>
+          </w:p>
+        </w:tc>
+        <w:tc>
+          <w:tcPr>
+            <w:tcW w:type="dxa" w:w="989"/>
+            <w:tcBorders>
+              <w:top w:val="single" w:color="999999" w:sz="4"/>
+              <w:left w:val="single" w:color="999999" w:sz="4"/>
+              <w:bottom w:val="single" w:color="999999" w:sz="4"/>
+              <w:right w:val="single" w:color="999999" w:sz="4"/>
+            </w:tcBorders>
+            <w:tcMar>
+              <w:top w:type="dxa" w:w="60"/>
+              <w:left w:type="dxa" w:w="90"/>
+              <w:bottom w:type="dxa" w:w="60"/>
+              <w:right w:type="dxa" w:w="90"/>
+            </w:tcMar>
+          </w:tcPr>
+          <w:p>
+            <w:pPr>
+              <w:spacing w:after="20" w:before="20"/>
+            </w:pPr>
+            <w:r>
+              <w:rPr>
+                <w:rFonts w:ascii="맑은 고딕" w:cs="맑은 고딕" w:eastAsia="맑은 고딕" w:hAnsi="맑은 고딕"/>
+                <w:b w:val="false"/>
+                <w:bCs w:val="false"/>
+                <w:sz w:val="18"/>
+                <w:szCs w:val="18"/>
+              </w:rPr>
+              <w:t xml:space="preserve">7.9.3</w:t>
+            </w:r>
+          </w:p>
+        </w:tc>
+      </w:tr>
+      <w:tr>
+        <w:trPr>
+          <w:tblHeader w:val="false"/>
+        </w:trPr>
+        <w:tc>
+          <w:tcPr>
+            <w:tcW w:type="dxa" w:w="1290"/>
+            <w:tcBorders>
+              <w:top w:val="single" w:color="999999" w:sz="4"/>
+              <w:left w:val="single" w:color="999999" w:sz="4"/>
+              <w:bottom w:val="single" w:color="999999" w:sz="4"/>
+              <w:right w:val="single" w:color="999999" w:sz="4"/>
+            </w:tcBorders>
+            <w:tcMar>
+              <w:top w:type="dxa" w:w="60"/>
+              <w:left w:type="dxa" w:w="90"/>
+              <w:bottom w:type="dxa" w:w="60"/>
+              <w:right w:type="dxa" w:w="90"/>
+            </w:tcMar>
+          </w:tcPr>
+          <w:p>
+            <w:pPr>
+              <w:spacing w:after="20" w:before="20"/>
+            </w:pPr>
+            <w:r>
+              <w:rPr>
+                <w:rFonts w:ascii="맑은 고딕" w:cs="맑은 고딕" w:eastAsia="맑은 고딕" w:hAnsi="맑은 고딕"/>
+                <w:b w:val="false"/>
+                <w:bCs w:val="false"/>
+                <w:sz w:val="18"/>
+                <w:szCs w:val="18"/>
+              </w:rPr>
+              <w:t xml:space="preserve">↓</w:t>
+            </w:r>
+          </w:p>
+        </w:tc>
+        <w:tc>
+          <w:tcPr>
+            <w:tcW w:type="dxa" w:w="2732"/>
+            <w:tcBorders>
+              <w:top w:val="single" w:color="999999" w:sz="4"/>
+              <w:left w:val="single" w:color="999999" w:sz="4"/>
+              <w:bottom w:val="single" w:color="999999" w:sz="4"/>
+              <w:right w:val="single" w:color="999999" w:sz="4"/>
+            </w:tcBorders>
+            <w:tcMar>
+              <w:top w:type="dxa" w:w="60"/>
+              <w:left w:type="dxa" w:w="90"/>
+              <w:bottom w:type="dxa" w:w="60"/>
+              <w:right w:type="dxa" w:w="90"/>
+            </w:tcMar>
+          </w:tcPr>
+          <w:p>
+            <w:pPr>
+              <w:spacing w:after="20" w:before="20"/>
+            </w:pPr>
+            <w:r>
+              <w:rPr>
+                <w:rFonts w:ascii="맑은 고딕" w:cs="맑은 고딕" w:eastAsia="맑은 고딕" w:hAnsi="맑은 고딕"/>
+                <w:sz w:val="18"/>
+                <w:szCs w:val="18"/>
+              </w:rPr>
+              <w:t xml:space="preserve"/>
+            </w:r>
+          </w:p>
+        </w:tc>
+        <w:tc>
+          <w:tcPr>
+            <w:tcW w:type="dxa" w:w="3035"/>
+            <w:tcBorders>
+              <w:top w:val="single" w:color="999999" w:sz="4"/>
+              <w:left w:val="single" w:color="999999" w:sz="4"/>
+              <w:bottom w:val="single" w:color="999999" w:sz="4"/>
+              <w:right w:val="single" w:color="999999" w:sz="4"/>
+            </w:tcBorders>
+            <w:tcMar>
+              <w:top w:type="dxa" w:w="60"/>
+              <w:left w:type="dxa" w:w="90"/>
+              <w:bottom w:type="dxa" w:w="60"/>
+              <w:right w:type="dxa" w:w="90"/>
+            </w:tcMar>
+          </w:tcPr>
+          <w:p>
+            <w:pPr>
+              <w:spacing w:after="20" w:before="20"/>
+            </w:pPr>
+            <w:r>
+              <w:rPr>
+                <w:rFonts w:ascii="맑은 고딕" w:cs="맑은 고딕" w:eastAsia="맑은 고딕" w:hAnsi="맑은 고딕"/>
+                <w:sz w:val="18"/>
+                <w:szCs w:val="18"/>
+              </w:rPr>
+              <w:t xml:space="preserve"/>
+            </w:r>
+          </w:p>
+        </w:tc>
+        <w:tc>
+          <w:tcPr>
+            <w:tcW w:type="dxa" w:w="1593"/>
+            <w:tcBorders>
+              <w:top w:val="single" w:color="999999" w:sz="4"/>
+              <w:left w:val="single" w:color="999999" w:sz="4"/>
+              <w:bottom w:val="single" w:color="999999" w:sz="4"/>
+              <w:right w:val="single" w:color="999999" w:sz="4"/>
+            </w:tcBorders>
+            <w:tcMar>
+              <w:top w:type="dxa" w:w="60"/>
+              <w:left w:type="dxa" w:w="90"/>
+              <w:bottom w:type="dxa" w:w="60"/>
+              <w:right w:type="dxa" w:w="90"/>
+            </w:tcMar>
+          </w:tcPr>
+          <w:p>
+            <w:pPr>
+              <w:spacing w:after="20" w:before="20"/>
+            </w:pPr>
+            <w:r>
+              <w:rPr>
+                <w:rFonts w:ascii="맑은 고딕" w:cs="맑은 고딕" w:eastAsia="맑은 고딕" w:hAnsi="맑은 고딕"/>
+                <w:sz w:val="18"/>
+                <w:szCs w:val="18"/>
+              </w:rPr>
+              <w:t xml:space="preserve"/>
+            </w:r>
+          </w:p>
+        </w:tc>
+        <w:tc>
+          <w:tcPr>
+            <w:tcW w:type="dxa" w:w="989"/>
+            <w:tcBorders>
+              <w:top w:val="single" w:color="999999" w:sz="4"/>
+              <w:left w:val="single" w:color="999999" w:sz="4"/>
+              <w:bottom w:val="single" w:color="999999" w:sz="4"/>
+              <w:right w:val="single" w:color="999999" w:sz="4"/>
+            </w:tcBorders>
+            <w:tcMar>
+              <w:top w:type="dxa" w:w="60"/>
+              <w:left w:type="dxa" w:w="90"/>
+              <w:bottom w:type="dxa" w:w="60"/>
+              <w:right w:type="dxa" w:w="90"/>
+            </w:tcMar>
+          </w:tcPr>
+          <w:p>
+            <w:pPr>
+              <w:spacing w:after="20" w:before="20"/>
+            </w:pPr>
+            <w:r>
+              <w:rPr>
+                <w:rFonts w:ascii="맑은 고딕" w:cs="맑은 고딕" w:eastAsia="맑은 고딕" w:hAnsi="맑은 고딕"/>
+                <w:sz w:val="18"/>
+                <w:szCs w:val="18"/>
+              </w:rPr>
+              <w:t xml:space="preserve"/>
+            </w:r>
+          </w:p>
+        </w:tc>
+      </w:tr>
+      <w:tr>
+        <w:trPr>
+          <w:tblHeader w:val="false"/>
+        </w:trPr>
+        <w:tc>
+          <w:tcPr>
+            <w:tcW w:type="dxa" w:w="1290"/>
+            <w:tcBorders>
+              <w:top w:val="single" w:color="999999" w:sz="4"/>
+              <w:left w:val="single" w:color="999999" w:sz="4"/>
+              <w:bottom w:val="single" w:color="999999" w:sz="4"/>
+              <w:right w:val="single" w:color="999999" w:sz="4"/>
+            </w:tcBorders>
+            <w:tcMar>
+              <w:top w:type="dxa" w:w="60"/>
+              <w:left w:type="dxa" w:w="90"/>
+              <w:bottom w:type="dxa" w:w="60"/>
+              <w:right w:type="dxa" w:w="90"/>
+            </w:tcMar>
+          </w:tcPr>
+          <w:p>
+            <w:pPr>
+              <w:spacing w:after="20" w:before="20"/>
+            </w:pPr>
+            <w:r>
+              <w:rPr>
+                <w:rFonts w:ascii="맑은 고딕" w:cs="맑은 고딕" w:eastAsia="맑은 고딕" w:hAnsi="맑은 고딕"/>
+                <w:b w:val="false"/>
+                <w:bCs w:val="false"/>
+                <w:sz w:val="18"/>
+                <w:szCs w:val="18"/>
+              </w:rPr>
+              <w:t xml:space="preserve">NDE Level Ⅲ / QA</w:t>
+            </w:r>
+          </w:p>
+        </w:tc>
+        <w:tc>
+          <w:tcPr>
+            <w:tcW w:type="dxa" w:w="2732"/>
             <w:tcBorders>
               <w:top w:val="single" w:color="999999" w:sz="4"/>
               <w:left w:val="single" w:color="999999" w:sz="4"/>
@@ -16846,7 +19764,7 @@
         </w:tc>
         <w:tc>
           <w:tcPr>
-            <w:tcW w:type="dxa" w:w="2975"/>
+            <w:tcW w:type="dxa" w:w="3035"/>
             <w:tcBorders>
               <w:top w:val="single" w:color="999999" w:sz="4"/>
               <w:left w:val="single" w:color="999999" w:sz="4"/>
@@ -16878,7 +19796,7 @@
         </w:tc>
         <w:tc>
           <w:tcPr>
-            <w:tcW w:type="dxa" w:w="2737"/>
+            <w:tcW w:type="dxa" w:w="1593"/>
             <w:tcBorders>
               <w:top w:val="single" w:color="999999" w:sz="4"/>
               <w:left w:val="single" w:color="999999" w:sz="4"/>
@@ -16905,6 +19823,807 @@
                 <w:szCs w:val="18"/>
               </w:rPr>
               <w:t xml:space="preserve">—</w:t>
+            </w:r>
+          </w:p>
+        </w:tc>
+        <w:tc>
+          <w:tcPr>
+            <w:tcW w:type="dxa" w:w="989"/>
+            <w:tcBorders>
+              <w:top w:val="single" w:color="999999" w:sz="4"/>
+              <w:left w:val="single" w:color="999999" w:sz="4"/>
+              <w:bottom w:val="single" w:color="999999" w:sz="4"/>
+              <w:right w:val="single" w:color="999999" w:sz="4"/>
+            </w:tcBorders>
+            <w:tcMar>
+              <w:top w:type="dxa" w:w="60"/>
+              <w:left w:type="dxa" w:w="90"/>
+              <w:bottom w:type="dxa" w:w="60"/>
+              <w:right w:type="dxa" w:w="90"/>
+            </w:tcMar>
+          </w:tcPr>
+          <w:p>
+            <w:pPr>
+              <w:spacing w:after="20" w:before="20"/>
+            </w:pPr>
+            <w:r>
+              <w:rPr>
+                <w:rFonts w:ascii="맑은 고딕" w:cs="맑은 고딕" w:eastAsia="맑은 고딕" w:hAnsi="맑은 고딕"/>
+                <w:b w:val="false"/>
+                <w:bCs w:val="false"/>
+                <w:sz w:val="18"/>
+                <w:szCs w:val="18"/>
+              </w:rPr>
+              <w:t xml:space="preserve">7.10.1</w:t>
+            </w:r>
+          </w:p>
+        </w:tc>
+      </w:tr>
+    </w:tbl>
+    <w:p>
+      <w:pPr>
+        <w:spacing w:after="160"/>
+      </w:pPr>
+    </w:p>
+    <w:p>
+      <w:pPr>
+        <w:spacing w:after="60"/>
+      </w:pPr>
+    </w:p>
+    <w:p>
+      <w:pPr>
+        <w:spacing w:after="60" w:before="60" w:line="300"/>
+        <w:jc w:val="both"/>
+      </w:pPr>
+      <w:r>
+        <w:rPr>
+          <w:rFonts w:ascii="맑은 고딕" w:cs="맑은 고딕" w:eastAsia="맑은 고딕" w:hAnsi="맑은 고딕"/>
+          <w:b/>
+          <w:bCs/>
+          <w:sz w:val="20"/>
+          <w:szCs w:val="20"/>
+        </w:rPr>
+        <w:t xml:space="preserve">되돌아가는 갈래</w:t>
+      </w:r>
+    </w:p>
+    <w:p>
+      <w:pPr>
+        <w:spacing w:after="60"/>
+      </w:pPr>
+    </w:p>
+    <w:tbl>
+      <w:tblPr>
+        <w:tblW w:type="dxa" w:w="9639"/>
+        <w:tblBorders>
+          <w:top w:val="single" w:color="auto" w:sz="4"/>
+          <w:left w:val="single" w:color="auto" w:sz="4"/>
+          <w:bottom w:val="single" w:color="auto" w:sz="4"/>
+          <w:right w:val="single" w:color="auto" w:sz="4"/>
+          <w:insideH w:val="single" w:color="auto" w:sz="4"/>
+          <w:insideV w:val="single" w:color="auto" w:sz="4"/>
+        </w:tblBorders>
+      </w:tblPr>
+      <w:tblGrid>
+        <w:gridCol w:w="610"/>
+        <w:gridCol w:w="2684"/>
+        <w:gridCol w:w="4880"/>
+        <w:gridCol w:w="1465"/>
+      </w:tblGrid>
+      <w:tr>
+        <w:trPr>
+          <w:tblHeader/>
+        </w:trPr>
+        <w:tc>
+          <w:tcPr>
+            <w:tcW w:type="dxa" w:w="610"/>
+            <w:tcBorders>
+              <w:top w:val="single" w:color="999999" w:sz="4"/>
+              <w:left w:val="single" w:color="999999" w:sz="4"/>
+              <w:bottom w:val="single" w:color="999999" w:sz="4"/>
+              <w:right w:val="single" w:color="999999" w:sz="4"/>
+            </w:tcBorders>
+            <w:shd w:fill="EFEFEF" w:val="clear"/>
+            <w:tcMar>
+              <w:top w:type="dxa" w:w="60"/>
+              <w:left w:type="dxa" w:w="90"/>
+              <w:bottom w:type="dxa" w:w="60"/>
+              <w:right w:type="dxa" w:w="90"/>
+            </w:tcMar>
+          </w:tcPr>
+          <w:p>
+            <w:pPr>
+              <w:spacing w:after="20" w:before="20"/>
+            </w:pPr>
+            <w:r>
+              <w:rPr>
+                <w:rFonts w:ascii="맑은 고딕" w:cs="맑은 고딕" w:eastAsia="맑은 고딕" w:hAnsi="맑은 고딕"/>
+                <w:b/>
+                <w:bCs/>
+                <w:sz w:val="18"/>
+                <w:szCs w:val="18"/>
+              </w:rPr>
+              <w:t xml:space="preserve">갈래</w:t>
+            </w:r>
+          </w:p>
+        </w:tc>
+        <w:tc>
+          <w:tcPr>
+            <w:tcW w:type="dxa" w:w="2684"/>
+            <w:tcBorders>
+              <w:top w:val="single" w:color="999999" w:sz="4"/>
+              <w:left w:val="single" w:color="999999" w:sz="4"/>
+              <w:bottom w:val="single" w:color="999999" w:sz="4"/>
+              <w:right w:val="single" w:color="999999" w:sz="4"/>
+            </w:tcBorders>
+            <w:shd w:fill="EFEFEF" w:val="clear"/>
+            <w:tcMar>
+              <w:top w:type="dxa" w:w="60"/>
+              <w:left w:type="dxa" w:w="90"/>
+              <w:bottom w:type="dxa" w:w="60"/>
+              <w:right w:type="dxa" w:w="90"/>
+            </w:tcMar>
+          </w:tcPr>
+          <w:p>
+            <w:pPr>
+              <w:spacing w:after="20" w:before="20"/>
+            </w:pPr>
+            <w:r>
+              <w:rPr>
+                <w:rFonts w:ascii="맑은 고딕" w:cs="맑은 고딕" w:eastAsia="맑은 고딕" w:hAnsi="맑은 고딕"/>
+                <w:b/>
+                <w:bCs/>
+                <w:sz w:val="18"/>
+                <w:szCs w:val="18"/>
+              </w:rPr>
+              <w:t xml:space="preserve">조건</w:t>
+            </w:r>
+          </w:p>
+        </w:tc>
+        <w:tc>
+          <w:tcPr>
+            <w:tcW w:type="dxa" w:w="4880"/>
+            <w:tcBorders>
+              <w:top w:val="single" w:color="999999" w:sz="4"/>
+              <w:left w:val="single" w:color="999999" w:sz="4"/>
+              <w:bottom w:val="single" w:color="999999" w:sz="4"/>
+              <w:right w:val="single" w:color="999999" w:sz="4"/>
+            </w:tcBorders>
+            <w:shd w:fill="EFEFEF" w:val="clear"/>
+            <w:tcMar>
+              <w:top w:type="dxa" w:w="60"/>
+              <w:left w:type="dxa" w:w="90"/>
+              <w:bottom w:type="dxa" w:w="60"/>
+              <w:right w:type="dxa" w:w="90"/>
+            </w:tcMar>
+          </w:tcPr>
+          <w:p>
+            <w:pPr>
+              <w:spacing w:after="20" w:before="20"/>
+            </w:pPr>
+            <w:r>
+              <w:rPr>
+                <w:rFonts w:ascii="맑은 고딕" w:cs="맑은 고딕" w:eastAsia="맑은 고딕" w:hAnsi="맑은 고딕"/>
+                <w:b/>
+                <w:bCs/>
+                <w:sz w:val="18"/>
+                <w:szCs w:val="18"/>
+              </w:rPr>
+              <w:t xml:space="preserve">처리</w:t>
+            </w:r>
+          </w:p>
+        </w:tc>
+        <w:tc>
+          <w:tcPr>
+            <w:tcW w:type="dxa" w:w="1465"/>
+            <w:tcBorders>
+              <w:top w:val="single" w:color="999999" w:sz="4"/>
+              <w:left w:val="single" w:color="999999" w:sz="4"/>
+              <w:bottom w:val="single" w:color="999999" w:sz="4"/>
+              <w:right w:val="single" w:color="999999" w:sz="4"/>
+            </w:tcBorders>
+            <w:shd w:fill="EFEFEF" w:val="clear"/>
+            <w:tcMar>
+              <w:top w:type="dxa" w:w="60"/>
+              <w:left w:type="dxa" w:w="90"/>
+              <w:bottom w:type="dxa" w:w="60"/>
+              <w:right w:type="dxa" w:w="90"/>
+            </w:tcMar>
+          </w:tcPr>
+          <w:p>
+            <w:pPr>
+              <w:spacing w:after="20" w:before="20"/>
+            </w:pPr>
+            <w:r>
+              <w:rPr>
+                <w:rFonts w:ascii="맑은 고딕" w:cs="맑은 고딕" w:eastAsia="맑은 고딕" w:hAnsi="맑은 고딕"/>
+                <w:b/>
+                <w:bCs/>
+                <w:sz w:val="18"/>
+                <w:szCs w:val="18"/>
+              </w:rPr>
+              <w:t xml:space="preserve">근거</w:t>
+            </w:r>
+          </w:p>
+        </w:tc>
+      </w:tr>
+      <w:tr>
+        <w:trPr>
+          <w:tblHeader w:val="false"/>
+        </w:trPr>
+        <w:tc>
+          <w:tcPr>
+            <w:tcW w:type="dxa" w:w="610"/>
+            <w:tcBorders>
+              <w:top w:val="single" w:color="999999" w:sz="4"/>
+              <w:left w:val="single" w:color="999999" w:sz="4"/>
+              <w:bottom w:val="single" w:color="999999" w:sz="4"/>
+              <w:right w:val="single" w:color="999999" w:sz="4"/>
+            </w:tcBorders>
+            <w:tcMar>
+              <w:top w:type="dxa" w:w="60"/>
+              <w:left w:type="dxa" w:w="90"/>
+              <w:bottom w:type="dxa" w:w="60"/>
+              <w:right w:type="dxa" w:w="90"/>
+            </w:tcMar>
+          </w:tcPr>
+          <w:p>
+            <w:pPr>
+              <w:spacing w:after="20" w:before="20"/>
+            </w:pPr>
+            <w:r>
+              <w:rPr>
+                <w:rFonts w:ascii="맑은 고딕" w:cs="맑은 고딕" w:eastAsia="맑은 고딕" w:hAnsi="맑은 고딕"/>
+                <w:b w:val="false"/>
+                <w:bCs w:val="false"/>
+                <w:sz w:val="18"/>
+                <w:szCs w:val="18"/>
+              </w:rPr>
+              <w:t xml:space="preserve">시험 중단</w:t>
+            </w:r>
+          </w:p>
+        </w:tc>
+        <w:tc>
+          <w:tcPr>
+            <w:tcW w:type="dxa" w:w="2684"/>
+            <w:tcBorders>
+              <w:top w:val="single" w:color="999999" w:sz="4"/>
+              <w:left w:val="single" w:color="999999" w:sz="4"/>
+              <w:bottom w:val="single" w:color="999999" w:sz="4"/>
+              <w:right w:val="single" w:color="999999" w:sz="4"/>
+            </w:tcBorders>
+            <w:tcMar>
+              <w:top w:type="dxa" w:w="60"/>
+              <w:left w:type="dxa" w:w="90"/>
+              <w:bottom w:type="dxa" w:w="60"/>
+              <w:right w:type="dxa" w:w="90"/>
+            </w:tcMar>
+          </w:tcPr>
+          <w:p>
+            <w:pPr>
+              <w:spacing w:after="20" w:before="20"/>
+            </w:pPr>
+            <w:r>
+              <w:rPr>
+                <w:rFonts w:ascii="맑은 고딕" w:cs="맑은 고딕" w:eastAsia="맑은 고딕" w:hAnsi="맑은 고딕"/>
+                <w:b w:val="false"/>
+                <w:bCs w:val="false"/>
+                <w:sz w:val="18"/>
+                <w:szCs w:val="18"/>
+              </w:rPr>
+              <w:t xml:space="preserve">전산 장애, 그 밖의 합당한 사유</w:t>
+            </w:r>
+          </w:p>
+        </w:tc>
+        <w:tc>
+          <w:tcPr>
+            <w:tcW w:type="dxa" w:w="4880"/>
+            <w:tcBorders>
+              <w:top w:val="single" w:color="999999" w:sz="4"/>
+              <w:left w:val="single" w:color="999999" w:sz="4"/>
+              <w:bottom w:val="single" w:color="999999" w:sz="4"/>
+              <w:right w:val="single" w:color="999999" w:sz="4"/>
+            </w:tcBorders>
+            <w:tcMar>
+              <w:top w:type="dxa" w:w="60"/>
+              <w:left w:type="dxa" w:w="90"/>
+              <w:bottom w:type="dxa" w:w="60"/>
+              <w:right w:type="dxa" w:w="90"/>
+            </w:tcMar>
+          </w:tcPr>
+          <w:p>
+            <w:pPr>
+              <w:spacing w:after="20" w:before="20"/>
+            </w:pPr>
+            <w:r>
+              <w:rPr>
+                <w:rFonts w:ascii="맑은 고딕" w:cs="맑은 고딕" w:eastAsia="맑은 고딕" w:hAnsi="맑은 고딕"/>
+                <w:b w:val="false"/>
+                <w:bCs w:val="false"/>
+                <w:sz w:val="18"/>
+                <w:szCs w:val="18"/>
+              </w:rPr>
+              <w:t xml:space="preserve">사유·시각 기록 후 대표 NDE Level Ⅲ 보고 → </w:t>
+            </w:r>
+            <w:r>
+              <w:rPr>
+                <w:rFonts w:ascii="맑은 고딕" w:cs="맑은 고딕" w:eastAsia="맑은 고딕" w:hAnsi="맑은 고딕"/>
+                <w:b/>
+                <w:bCs/>
+                <w:sz w:val="18"/>
+                <w:szCs w:val="18"/>
+              </w:rPr>
+              <w:t xml:space="preserve">30일 이내 재응시</w:t>
+            </w:r>
+            <w:r>
+              <w:rPr>
+                <w:rFonts w:ascii="맑은 고딕" w:cs="맑은 고딕" w:eastAsia="맑은 고딕" w:hAnsi="맑은 고딕"/>
+                <w:b w:val="false"/>
+                <w:bCs w:val="false"/>
+                <w:sz w:val="18"/>
+                <w:szCs w:val="18"/>
+              </w:rPr>
+              <w:t xml:space="preserve"> (재시험으로 보지 않는다)</w:t>
+            </w:r>
+          </w:p>
+        </w:tc>
+        <w:tc>
+          <w:tcPr>
+            <w:tcW w:type="dxa" w:w="1465"/>
+            <w:tcBorders>
+              <w:top w:val="single" w:color="999999" w:sz="4"/>
+              <w:left w:val="single" w:color="999999" w:sz="4"/>
+              <w:bottom w:val="single" w:color="999999" w:sz="4"/>
+              <w:right w:val="single" w:color="999999" w:sz="4"/>
+            </w:tcBorders>
+            <w:tcMar>
+              <w:top w:type="dxa" w:w="60"/>
+              <w:left w:type="dxa" w:w="90"/>
+              <w:bottom w:type="dxa" w:w="60"/>
+              <w:right w:type="dxa" w:w="90"/>
+            </w:tcMar>
+          </w:tcPr>
+          <w:p>
+            <w:pPr>
+              <w:spacing w:after="20" w:before="20"/>
+            </w:pPr>
+            <w:r>
+              <w:rPr>
+                <w:rFonts w:ascii="맑은 고딕" w:cs="맑은 고딕" w:eastAsia="맑은 고딕" w:hAnsi="맑은 고딕"/>
+                <w:b w:val="false"/>
+                <w:bCs w:val="false"/>
+                <w:sz w:val="18"/>
+                <w:szCs w:val="18"/>
+              </w:rPr>
+              <w:t xml:space="preserve">7.4.8, 7.4.9</w:t>
+            </w:r>
+          </w:p>
+        </w:tc>
+      </w:tr>
+      <w:tr>
+        <w:trPr>
+          <w:tblHeader w:val="false"/>
+        </w:trPr>
+        <w:tc>
+          <w:tcPr>
+            <w:tcW w:type="dxa" w:w="610"/>
+            <w:tcBorders>
+              <w:top w:val="single" w:color="999999" w:sz="4"/>
+              <w:left w:val="single" w:color="999999" w:sz="4"/>
+              <w:bottom w:val="single" w:color="999999" w:sz="4"/>
+              <w:right w:val="single" w:color="999999" w:sz="4"/>
+            </w:tcBorders>
+            <w:tcMar>
+              <w:top w:type="dxa" w:w="60"/>
+              <w:left w:type="dxa" w:w="90"/>
+              <w:bottom w:type="dxa" w:w="60"/>
+              <w:right w:type="dxa" w:w="90"/>
+            </w:tcMar>
+          </w:tcPr>
+          <w:p>
+            <w:pPr>
+              <w:spacing w:after="20" w:before="20"/>
+            </w:pPr>
+            <w:r>
+              <w:rPr>
+                <w:rFonts w:ascii="맑은 고딕" w:cs="맑은 고딕" w:eastAsia="맑은 고딕" w:hAnsi="맑은 고딕"/>
+                <w:b w:val="false"/>
+                <w:bCs w:val="false"/>
+                <w:sz w:val="18"/>
+                <w:szCs w:val="18"/>
+              </w:rPr>
+              <w:t xml:space="preserve">부정행위</w:t>
+            </w:r>
+          </w:p>
+        </w:tc>
+        <w:tc>
+          <w:tcPr>
+            <w:tcW w:type="dxa" w:w="2684"/>
+            <w:tcBorders>
+              <w:top w:val="single" w:color="999999" w:sz="4"/>
+              <w:left w:val="single" w:color="999999" w:sz="4"/>
+              <w:bottom w:val="single" w:color="999999" w:sz="4"/>
+              <w:right w:val="single" w:color="999999" w:sz="4"/>
+            </w:tcBorders>
+            <w:tcMar>
+              <w:top w:type="dxa" w:w="60"/>
+              <w:left w:type="dxa" w:w="90"/>
+              <w:bottom w:type="dxa" w:w="60"/>
+              <w:right w:type="dxa" w:w="90"/>
+            </w:tcMar>
+          </w:tcPr>
+          <w:p>
+            <w:pPr>
+              <w:spacing w:after="20" w:before="20"/>
+            </w:pPr>
+            <w:r>
+              <w:rPr>
+                <w:rFonts w:ascii="맑은 고딕" w:cs="맑은 고딕" w:eastAsia="맑은 고딕" w:hAnsi="맑은 고딕"/>
+                <w:b w:val="false"/>
+                <w:bCs w:val="false"/>
+                <w:sz w:val="18"/>
+                <w:szCs w:val="18"/>
+              </w:rPr>
+              <w:t xml:space="preserve">7.6.1의 행위</w:t>
+            </w:r>
+          </w:p>
+        </w:tc>
+        <w:tc>
+          <w:tcPr>
+            <w:tcW w:type="dxa" w:w="4880"/>
+            <w:tcBorders>
+              <w:top w:val="single" w:color="999999" w:sz="4"/>
+              <w:left w:val="single" w:color="999999" w:sz="4"/>
+              <w:bottom w:val="single" w:color="999999" w:sz="4"/>
+              <w:right w:val="single" w:color="999999" w:sz="4"/>
+            </w:tcBorders>
+            <w:tcMar>
+              <w:top w:type="dxa" w:w="60"/>
+              <w:left w:type="dxa" w:w="90"/>
+              <w:bottom w:type="dxa" w:w="60"/>
+              <w:right w:type="dxa" w:w="90"/>
+            </w:tcMar>
+          </w:tcPr>
+          <w:p>
+            <w:pPr>
+              <w:spacing w:after="20" w:before="20"/>
+            </w:pPr>
+            <w:r>
+              <w:rPr>
+                <w:rFonts w:ascii="맑은 고딕" w:cs="맑은 고딕" w:eastAsia="맑은 고딕" w:hAnsi="맑은 고딕"/>
+                <w:b w:val="false"/>
+                <w:bCs w:val="false"/>
+                <w:sz w:val="18"/>
+                <w:szCs w:val="18"/>
+              </w:rPr>
+              <w:t xml:space="preserve">해당 시험 </w:t>
+            </w:r>
+            <w:r>
+              <w:rPr>
+                <w:rFonts w:ascii="맑은 고딕" w:cs="맑은 고딕" w:eastAsia="맑은 고딕" w:hAnsi="맑은 고딕"/>
+                <w:b/>
+                <w:bCs/>
+                <w:sz w:val="18"/>
+                <w:szCs w:val="18"/>
+              </w:rPr>
+              <w:t xml:space="preserve">0점</w:t>
+            </w:r>
+            <w:r>
+              <w:rPr>
+                <w:rFonts w:ascii="맑은 고딕" w:cs="맑은 고딕" w:eastAsia="맑은 고딕" w:hAnsi="맑은 고딕"/>
+                <w:b w:val="false"/>
+                <w:bCs w:val="false"/>
+                <w:sz w:val="18"/>
+                <w:szCs w:val="18"/>
+              </w:rPr>
+              <w:t xml:space="preserve">, 대표 NDE Level Ⅲ 판단으로 1년 이내 응시 제한</w:t>
+            </w:r>
+          </w:p>
+        </w:tc>
+        <w:tc>
+          <w:tcPr>
+            <w:tcW w:type="dxa" w:w="1465"/>
+            <w:tcBorders>
+              <w:top w:val="single" w:color="999999" w:sz="4"/>
+              <w:left w:val="single" w:color="999999" w:sz="4"/>
+              <w:bottom w:val="single" w:color="999999" w:sz="4"/>
+              <w:right w:val="single" w:color="999999" w:sz="4"/>
+            </w:tcBorders>
+            <w:tcMar>
+              <w:top w:type="dxa" w:w="60"/>
+              <w:left w:type="dxa" w:w="90"/>
+              <w:bottom w:type="dxa" w:w="60"/>
+              <w:right w:type="dxa" w:w="90"/>
+            </w:tcMar>
+          </w:tcPr>
+          <w:p>
+            <w:pPr>
+              <w:spacing w:after="20" w:before="20"/>
+            </w:pPr>
+            <w:r>
+              <w:rPr>
+                <w:rFonts w:ascii="맑은 고딕" w:cs="맑은 고딕" w:eastAsia="맑은 고딕" w:hAnsi="맑은 고딕"/>
+                <w:b w:val="false"/>
+                <w:bCs w:val="false"/>
+                <w:sz w:val="18"/>
+                <w:szCs w:val="18"/>
+              </w:rPr>
+              <w:t xml:space="preserve">7.6.3, 7.6.4</w:t>
+            </w:r>
+          </w:p>
+        </w:tc>
+      </w:tr>
+      <w:tr>
+        <w:trPr>
+          <w:tblHeader w:val="false"/>
+        </w:trPr>
+        <w:tc>
+          <w:tcPr>
+            <w:tcW w:type="dxa" w:w="610"/>
+            <w:tcBorders>
+              <w:top w:val="single" w:color="999999" w:sz="4"/>
+              <w:left w:val="single" w:color="999999" w:sz="4"/>
+              <w:bottom w:val="single" w:color="999999" w:sz="4"/>
+              <w:right w:val="single" w:color="999999" w:sz="4"/>
+            </w:tcBorders>
+            <w:tcMar>
+              <w:top w:type="dxa" w:w="60"/>
+              <w:left w:type="dxa" w:w="90"/>
+              <w:bottom w:type="dxa" w:w="60"/>
+              <w:right w:type="dxa" w:w="90"/>
+            </w:tcMar>
+          </w:tcPr>
+          <w:p>
+            <w:pPr>
+              <w:spacing w:after="20" w:before="20"/>
+            </w:pPr>
+            <w:r>
+              <w:rPr>
+                <w:rFonts w:ascii="맑은 고딕" w:cs="맑은 고딕" w:eastAsia="맑은 고딕" w:hAnsi="맑은 고딕"/>
+                <w:b w:val="false"/>
+                <w:bCs w:val="false"/>
+                <w:sz w:val="18"/>
+                <w:szCs w:val="18"/>
+              </w:rPr>
+              <w:t xml:space="preserve">불합격</w:t>
+            </w:r>
+          </w:p>
+        </w:tc>
+        <w:tc>
+          <w:tcPr>
+            <w:tcW w:type="dxa" w:w="2684"/>
+            <w:tcBorders>
+              <w:top w:val="single" w:color="999999" w:sz="4"/>
+              <w:left w:val="single" w:color="999999" w:sz="4"/>
+              <w:bottom w:val="single" w:color="999999" w:sz="4"/>
+              <w:right w:val="single" w:color="999999" w:sz="4"/>
+            </w:tcBorders>
+            <w:tcMar>
+              <w:top w:type="dxa" w:w="60"/>
+              <w:left w:type="dxa" w:w="90"/>
+              <w:bottom w:type="dxa" w:w="60"/>
+              <w:right w:type="dxa" w:w="90"/>
+            </w:tcMar>
+          </w:tcPr>
+          <w:p>
+            <w:pPr>
+              <w:spacing w:after="20" w:before="20"/>
+            </w:pPr>
+            <w:r>
+              <w:rPr>
+                <w:rFonts w:ascii="맑은 고딕" w:cs="맑은 고딕" w:eastAsia="맑은 고딕" w:hAnsi="맑은 고딕"/>
+                <w:b w:val="false"/>
+                <w:bCs w:val="false"/>
+                <w:sz w:val="18"/>
+                <w:szCs w:val="18"/>
+              </w:rPr>
+              <w:t xml:space="preserve">개별 70% 미만 또는 종합 80% 미만</w:t>
+            </w:r>
+          </w:p>
+        </w:tc>
+        <w:tc>
+          <w:tcPr>
+            <w:tcW w:type="dxa" w:w="4880"/>
+            <w:tcBorders>
+              <w:top w:val="single" w:color="999999" w:sz="4"/>
+              <w:left w:val="single" w:color="999999" w:sz="4"/>
+              <w:bottom w:val="single" w:color="999999" w:sz="4"/>
+              <w:right w:val="single" w:color="999999" w:sz="4"/>
+            </w:tcBorders>
+            <w:tcMar>
+              <w:top w:type="dxa" w:w="60"/>
+              <w:left w:type="dxa" w:w="90"/>
+              <w:bottom w:type="dxa" w:w="60"/>
+              <w:right w:type="dxa" w:w="90"/>
+            </w:tcMar>
+          </w:tcPr>
+          <w:p>
+            <w:pPr>
+              <w:spacing w:after="20" w:before="20"/>
+            </w:pPr>
+            <w:r>
+              <w:rPr>
+                <w:rFonts w:ascii="맑은 고딕" w:cs="맑은 고딕" w:eastAsia="맑은 고딕" w:hAnsi="맑은 고딕"/>
+                <w:b/>
+                <w:bCs/>
+                <w:sz w:val="18"/>
+                <w:szCs w:val="18"/>
+              </w:rPr>
+              <w:t xml:space="preserve">30일 경과 후</w:t>
+            </w:r>
+            <w:r>
+              <w:rPr>
+                <w:rFonts w:ascii="맑은 고딕" w:cs="맑은 고딕" w:eastAsia="맑은 고딕" w:hAnsi="맑은 고딕"/>
+                <w:b w:val="false"/>
+                <w:bCs w:val="false"/>
+                <w:sz w:val="18"/>
+                <w:szCs w:val="18"/>
+              </w:rPr>
+              <w:t xml:space="preserve"> 불합격한 시험만 재시험. 추가 훈련 증거를 내면 30일 이전에도 가능</w:t>
+            </w:r>
+          </w:p>
+        </w:tc>
+        <w:tc>
+          <w:tcPr>
+            <w:tcW w:type="dxa" w:w="1465"/>
+            <w:tcBorders>
+              <w:top w:val="single" w:color="999999" w:sz="4"/>
+              <w:left w:val="single" w:color="999999" w:sz="4"/>
+              <w:bottom w:val="single" w:color="999999" w:sz="4"/>
+              <w:right w:val="single" w:color="999999" w:sz="4"/>
+            </w:tcBorders>
+            <w:tcMar>
+              <w:top w:type="dxa" w:w="60"/>
+              <w:left w:type="dxa" w:w="90"/>
+              <w:bottom w:type="dxa" w:w="60"/>
+              <w:right w:type="dxa" w:w="90"/>
+            </w:tcMar>
+          </w:tcPr>
+          <w:p>
+            <w:pPr>
+              <w:spacing w:after="20" w:before="20"/>
+            </w:pPr>
+            <w:r>
+              <w:rPr>
+                <w:rFonts w:ascii="맑은 고딕" w:cs="맑은 고딕" w:eastAsia="맑은 고딕" w:hAnsi="맑은 고딕"/>
+                <w:b w:val="false"/>
+                <w:bCs w:val="false"/>
+                <w:sz w:val="18"/>
+                <w:szCs w:val="18"/>
+              </w:rPr>
+              <w:t xml:space="preserve">7.8</w:t>
+            </w:r>
+          </w:p>
+        </w:tc>
+      </w:tr>
+      <w:tr>
+        <w:trPr>
+          <w:tblHeader w:val="false"/>
+        </w:trPr>
+        <w:tc>
+          <w:tcPr>
+            <w:tcW w:type="dxa" w:w="610"/>
+            <w:tcBorders>
+              <w:top w:val="single" w:color="999999" w:sz="4"/>
+              <w:left w:val="single" w:color="999999" w:sz="4"/>
+              <w:bottom w:val="single" w:color="999999" w:sz="4"/>
+              <w:right w:val="single" w:color="999999" w:sz="4"/>
+            </w:tcBorders>
+            <w:tcMar>
+              <w:top w:type="dxa" w:w="60"/>
+              <w:left w:type="dxa" w:w="90"/>
+              <w:bottom w:type="dxa" w:w="60"/>
+              <w:right w:type="dxa" w:w="90"/>
+            </w:tcMar>
+          </w:tcPr>
+          <w:p>
+            <w:pPr>
+              <w:spacing w:after="20" w:before="20"/>
+            </w:pPr>
+            <w:r>
+              <w:rPr>
+                <w:rFonts w:ascii="맑은 고딕" w:cs="맑은 고딕" w:eastAsia="맑은 고딕" w:hAnsi="맑은 고딕"/>
+                <w:b w:val="false"/>
+                <w:bCs w:val="false"/>
+                <w:sz w:val="18"/>
+                <w:szCs w:val="18"/>
+              </w:rPr>
+              <w:t xml:space="preserve">이의 제기</w:t>
+            </w:r>
+          </w:p>
+        </w:tc>
+        <w:tc>
+          <w:tcPr>
+            <w:tcW w:type="dxa" w:w="2684"/>
+            <w:tcBorders>
+              <w:top w:val="single" w:color="999999" w:sz="4"/>
+              <w:left w:val="single" w:color="999999" w:sz="4"/>
+              <w:bottom w:val="single" w:color="999999" w:sz="4"/>
+              <w:right w:val="single" w:color="999999" w:sz="4"/>
+            </w:tcBorders>
+            <w:tcMar>
+              <w:top w:type="dxa" w:w="60"/>
+              <w:left w:type="dxa" w:w="90"/>
+              <w:bottom w:type="dxa" w:w="60"/>
+              <w:right w:type="dxa" w:w="90"/>
+            </w:tcMar>
+          </w:tcPr>
+          <w:p>
+            <w:pPr>
+              <w:spacing w:after="20" w:before="20"/>
+            </w:pPr>
+            <w:r>
+              <w:rPr>
+                <w:rFonts w:ascii="맑은 고딕" w:cs="맑은 고딕" w:eastAsia="맑은 고딕" w:hAnsi="맑은 고딕"/>
+                <w:b w:val="false"/>
+                <w:bCs w:val="false"/>
+                <w:sz w:val="18"/>
+                <w:szCs w:val="18"/>
+              </w:rPr>
+              <w:t xml:space="preserve">문장·정답에 이의</w:t>
+            </w:r>
+          </w:p>
+        </w:tc>
+        <w:tc>
+          <w:tcPr>
+            <w:tcW w:type="dxa" w:w="4880"/>
+            <w:tcBorders>
+              <w:top w:val="single" w:color="999999" w:sz="4"/>
+              <w:left w:val="single" w:color="999999" w:sz="4"/>
+              <w:bottom w:val="single" w:color="999999" w:sz="4"/>
+              <w:right w:val="single" w:color="999999" w:sz="4"/>
+            </w:tcBorders>
+            <w:tcMar>
+              <w:top w:type="dxa" w:w="60"/>
+              <w:left w:type="dxa" w:w="90"/>
+              <w:bottom w:type="dxa" w:w="60"/>
+              <w:right w:type="dxa" w:w="90"/>
+            </w:tcMar>
+          </w:tcPr>
+          <w:p>
+            <w:pPr>
+              <w:spacing w:after="20" w:before="20"/>
+            </w:pPr>
+            <w:r>
+              <w:rPr>
+                <w:rFonts w:ascii="맑은 고딕" w:cs="맑은 고딕" w:eastAsia="맑은 고딕" w:hAnsi="맑은 고딕"/>
+                <w:b w:val="false"/>
+                <w:bCs w:val="false"/>
+                <w:sz w:val="18"/>
+                <w:szCs w:val="18"/>
+              </w:rPr>
+              <w:t xml:space="preserve">해당 종목 NDE Level Ⅲ 검토 → 문항 수정 또는 은행에서 제외 → 최종 점수 확정</w:t>
+            </w:r>
+          </w:p>
+        </w:tc>
+        <w:tc>
+          <w:tcPr>
+            <w:tcW w:type="dxa" w:w="1465"/>
+            <w:tcBorders>
+              <w:top w:val="single" w:color="999999" w:sz="4"/>
+              <w:left w:val="single" w:color="999999" w:sz="4"/>
+              <w:bottom w:val="single" w:color="999999" w:sz="4"/>
+              <w:right w:val="single" w:color="999999" w:sz="4"/>
+            </w:tcBorders>
+            <w:tcMar>
+              <w:top w:type="dxa" w:w="60"/>
+              <w:left w:type="dxa" w:w="90"/>
+              <w:bottom w:type="dxa" w:w="60"/>
+              <w:right w:type="dxa" w:w="90"/>
+            </w:tcMar>
+          </w:tcPr>
+          <w:p>
+            <w:pPr>
+              <w:spacing w:after="20" w:before="20"/>
+            </w:pPr>
+            <w:r>
+              <w:rPr>
+                <w:rFonts w:ascii="맑은 고딕" w:cs="맑은 고딕" w:eastAsia="맑은 고딕" w:hAnsi="맑은 고딕"/>
+                <w:b w:val="false"/>
+                <w:bCs w:val="false"/>
+                <w:sz w:val="18"/>
+                <w:szCs w:val="18"/>
+              </w:rPr>
+              <w:t xml:space="preserve">6.3.2, 7.7.2</w:t>
             </w:r>
           </w:p>
         </w:tc>
@@ -17162,7 +20881,111 @@
                 <w:sz w:val="18"/>
                 <w:szCs w:val="18"/>
               </w:rPr>
-              <w:t xml:space="preserve">이름 입력 → 등급 선택 → 종목·구분 선택 → 시험 시작</w:t>
+              <w:t xml:space="preserve">이름 입력 → 등급 선택 → 종목 선택 → (Level Ⅱ 만) 일반·전문 선택 → 시험 시작</w:t>
+            </w:r>
+          </w:p>
+        </w:tc>
+      </w:tr>
+      <w:tr>
+        <w:trPr>
+          <w:tblHeader w:val="false"/>
+        </w:trPr>
+        <w:tc>
+          <w:tcPr>
+            <w:tcW w:type="dxa" w:w="1257"/>
+            <w:tcBorders>
+              <w:top w:val="single" w:color="999999" w:sz="4"/>
+              <w:left w:val="single" w:color="999999" w:sz="4"/>
+              <w:bottom w:val="single" w:color="999999" w:sz="4"/>
+              <w:right w:val="single" w:color="999999" w:sz="4"/>
+            </w:tcBorders>
+            <w:tcMar>
+              <w:top w:type="dxa" w:w="60"/>
+              <w:left w:type="dxa" w:w="90"/>
+              <w:bottom w:type="dxa" w:w="60"/>
+              <w:right w:type="dxa" w:w="90"/>
+            </w:tcMar>
+          </w:tcPr>
+          <w:p>
+            <w:pPr>
+              <w:spacing w:after="20" w:before="20"/>
+            </w:pPr>
+            <w:r>
+              <w:rPr>
+                <w:rFonts w:ascii="맑은 고딕" w:cs="맑은 고딕" w:eastAsia="맑은 고딕" w:hAnsi="맑은 고딕"/>
+                <w:b w:val="false"/>
+                <w:bCs w:val="false"/>
+                <w:sz w:val="18"/>
+                <w:szCs w:val="18"/>
+              </w:rPr>
+              <w:t xml:space="preserve">실린 시험</w:t>
+            </w:r>
+          </w:p>
+        </w:tc>
+        <w:tc>
+          <w:tcPr>
+            <w:tcW w:type="dxa" w:w="8382"/>
+            <w:tcBorders>
+              <w:top w:val="single" w:color="999999" w:sz="4"/>
+              <w:left w:val="single" w:color="999999" w:sz="4"/>
+              <w:bottom w:val="single" w:color="999999" w:sz="4"/>
+              <w:right w:val="single" w:color="999999" w:sz="4"/>
+            </w:tcBorders>
+            <w:tcMar>
+              <w:top w:type="dxa" w:w="60"/>
+              <w:left w:type="dxa" w:w="90"/>
+              <w:bottom w:type="dxa" w:w="60"/>
+              <w:right w:type="dxa" w:w="90"/>
+            </w:tcMar>
+          </w:tcPr>
+          <w:p>
+            <w:pPr>
+              <w:spacing w:after="20" w:before="20"/>
+            </w:pPr>
+            <w:r>
+              <w:rPr>
+                <w:rFonts w:ascii="맑은 고딕" w:cs="맑은 고딕" w:eastAsia="맑은 고딕" w:hAnsi="맑은 고딕"/>
+                <w:b w:val="false"/>
+                <w:bCs w:val="false"/>
+                <w:sz w:val="18"/>
+                <w:szCs w:val="18"/>
+              </w:rPr>
+              <w:t xml:space="preserve">Level Ⅱ — ECT·UT·MT·PT·RT·VT·PAUT·RFT·TOFD 의 일반·전문</w:t>
+            </w:r>
+          </w:p>
+          <w:p>
+            <w:pPr>
+              <w:spacing w:after="20" w:before="20"/>
+            </w:pPr>
+            <w:r>
+              <w:rPr>
+                <w:rFonts w:ascii="맑은 고딕" w:cs="맑은 고딕" w:eastAsia="맑은 고딕" w:hAnsi="맑은 고딕"/>
+                <w:b w:val="false"/>
+                <w:bCs w:val="false"/>
+                <w:sz w:val="18"/>
+                <w:szCs w:val="18"/>
+              </w:rPr>
+              <w:t xml:space="preserve">Level Ⅲ — 기초 및 RT·UT·MT·PT·VT 종목시험 (</w:t>
+            </w:r>
+            <w:r>
+              <w:rPr>
+                <w:rFonts w:ascii="맑은 고딕" w:cs="맑은 고딕" w:eastAsia="맑은 고딕" w:hAnsi="맑은 고딕"/>
+                <w:b/>
+                <w:bCs/>
+                <w:sz w:val="18"/>
+                <w:szCs w:val="18"/>
+              </w:rPr>
+              <w:t xml:space="preserve">전문시험은 종이로 시행</w:t>
+            </w:r>
+            <w:r>
+              <w:rPr>
+                <w:rFonts w:ascii="맑은 고딕" w:cs="맑은 고딕" w:eastAsia="맑은 고딕" w:hAnsi="맑은 고딕"/>
+                <w:b w:val="false"/>
+                <w:bCs w:val="false"/>
+                <w:sz w:val="18"/>
+                <w:szCs w:val="18"/>
+              </w:rPr>
+              <w:t xml:space="preserve">, 5.2.3)</w:t>
             </w:r>
           </w:p>
         </w:tc>
@@ -18652,7 +22475,76 @@
                 <w:sz w:val="18"/>
                 <w:szCs w:val="18"/>
               </w:rPr>
-              <w:t xml:space="preserve">□ RT □ UT □ MT □ PT □ VT □ ECT □ RFT □ TOFD □ PAUT</w:t>
+              <w:t xml:space="preserve">□ RT   □ UT   □ MT   □ PT   □ VT   □ ECT   □ RFT</w:t>
+            </w:r>
+          </w:p>
+        </w:tc>
+      </w:tr>
+      <w:tr>
+        <w:trPr>
+          <w:tblHeader w:val="false"/>
+        </w:trPr>
+        <w:tc>
+          <w:tcPr>
+            <w:tcW w:type="dxa" w:w="2079"/>
+            <w:tcBorders>
+              <w:top w:val="single" w:color="999999" w:sz="4"/>
+              <w:left w:val="single" w:color="999999" w:sz="4"/>
+              <w:bottom w:val="single" w:color="999999" w:sz="4"/>
+              <w:right w:val="single" w:color="999999" w:sz="4"/>
+            </w:tcBorders>
+            <w:tcMar>
+              <w:top w:type="dxa" w:w="60"/>
+              <w:left w:type="dxa" w:w="90"/>
+              <w:bottom w:type="dxa" w:w="60"/>
+              <w:right w:type="dxa" w:w="90"/>
+            </w:tcMar>
+          </w:tcPr>
+          <w:p>
+            <w:pPr>
+              <w:spacing w:after="20" w:before="20"/>
+            </w:pPr>
+            <w:r>
+              <w:rPr>
+                <w:rFonts w:ascii="맑은 고딕" w:cs="맑은 고딕" w:eastAsia="맑은 고딕" w:hAnsi="맑은 고딕"/>
+                <w:b w:val="false"/>
+                <w:bCs w:val="false"/>
+                <w:sz w:val="18"/>
+                <w:szCs w:val="18"/>
+              </w:rPr>
+              <w:t xml:space="preserve">기 법</w:t>
+            </w:r>
+          </w:p>
+        </w:tc>
+        <w:tc>
+          <w:tcPr>
+            <w:tcW w:type="dxa" w:w="7560"/>
+            <w:tcBorders>
+              <w:top w:val="single" w:color="999999" w:sz="4"/>
+              <w:left w:val="single" w:color="999999" w:sz="4"/>
+              <w:bottom w:val="single" w:color="999999" w:sz="4"/>
+              <w:right w:val="single" w:color="999999" w:sz="4"/>
+            </w:tcBorders>
+            <w:tcMar>
+              <w:top w:type="dxa" w:w="60"/>
+              <w:left w:type="dxa" w:w="90"/>
+              <w:bottom w:type="dxa" w:w="60"/>
+              <w:right w:type="dxa" w:w="90"/>
+            </w:tcMar>
+          </w:tcPr>
+          <w:p>
+            <w:pPr>
+              <w:spacing w:after="20" w:before="20"/>
+            </w:pPr>
+            <w:r>
+              <w:rPr>
+                <w:rFonts w:ascii="맑은 고딕" w:cs="맑은 고딕" w:eastAsia="맑은 고딕" w:hAnsi="맑은 고딕"/>
+                <w:b w:val="false"/>
+                <w:bCs w:val="false"/>
+                <w:sz w:val="18"/>
+                <w:szCs w:val="18"/>
+              </w:rPr>
+              <w:t xml:space="preserve">□ TOFD   □ PAUT   (UT Level Ⅱ 선수 자격 필요 — 5.1.3)</w:t>
             </w:r>
           </w:p>
         </w:tc>
@@ -18702,10 +22594,10 @@
         </w:tblBorders>
       </w:tblPr>
       <w:tblGrid>
-        <w:gridCol w:w="1297"/>
-        <w:gridCol w:w="5931"/>
-        <w:gridCol w:w="926"/>
-        <w:gridCol w:w="1485"/>
+        <w:gridCol w:w="1143"/>
+        <w:gridCol w:w="6371"/>
+        <w:gridCol w:w="816"/>
+        <w:gridCol w:w="1309"/>
       </w:tblGrid>
       <w:tr>
         <w:trPr>
@@ -18713,7 +22605,7 @@
         </w:trPr>
         <w:tc>
           <w:tcPr>
-            <w:tcW w:type="dxa" w:w="1297"/>
+            <w:tcW w:type="dxa" w:w="1143"/>
             <w:tcBorders>
               <w:top w:val="single" w:color="999999" w:sz="4"/>
               <w:left w:val="single" w:color="999999" w:sz="4"/>
@@ -18746,7 +22638,7 @@
         </w:tc>
         <w:tc>
           <w:tcPr>
-            <w:tcW w:type="dxa" w:w="5931"/>
+            <w:tcW w:type="dxa" w:w="6371"/>
             <w:tcBorders>
               <w:top w:val="single" w:color="999999" w:sz="4"/>
               <w:left w:val="single" w:color="999999" w:sz="4"/>
@@ -18779,7 +22671,7 @@
         </w:tc>
         <w:tc>
           <w:tcPr>
-            <w:tcW w:type="dxa" w:w="926"/>
+            <w:tcW w:type="dxa" w:w="816"/>
             <w:tcBorders>
               <w:top w:val="single" w:color="999999" w:sz="4"/>
               <w:left w:val="single" w:color="999999" w:sz="4"/>
@@ -18812,7 +22704,7 @@
         </w:tc>
         <w:tc>
           <w:tcPr>
-            <w:tcW w:type="dxa" w:w="1485"/>
+            <w:tcW w:type="dxa" w:w="1309"/>
             <w:tcBorders>
               <w:top w:val="single" w:color="999999" w:sz="4"/>
               <w:left w:val="single" w:color="999999" w:sz="4"/>
@@ -18850,7 +22742,7 @@
         </w:trPr>
         <w:tc>
           <w:tcPr>
-            <w:tcW w:type="dxa" w:w="1297"/>
+            <w:tcW w:type="dxa" w:w="1143"/>
             <w:tcBorders>
               <w:top w:val="single" w:color="999999" w:sz="4"/>
               <w:left w:val="single" w:color="999999" w:sz="4"/>
@@ -18882,7 +22774,7 @@
         </w:tc>
         <w:tc>
           <w:tcPr>
-            <w:tcW w:type="dxa" w:w="5931"/>
+            <w:tcW w:type="dxa" w:w="6371"/>
             <w:tcBorders>
               <w:top w:val="single" w:color="999999" w:sz="4"/>
               <w:left w:val="single" w:color="999999" w:sz="4"/>
@@ -18914,7 +22806,7 @@
         </w:tc>
         <w:tc>
           <w:tcPr>
-            <w:tcW w:type="dxa" w:w="926"/>
+            <w:tcW w:type="dxa" w:w="816"/>
             <w:tcBorders>
               <w:top w:val="single" w:color="999999" w:sz="4"/>
               <w:left w:val="single" w:color="999999" w:sz="4"/>
@@ -18946,7 +22838,7 @@
         </w:tc>
         <w:tc>
           <w:tcPr>
-            <w:tcW w:type="dxa" w:w="1485"/>
+            <w:tcW w:type="dxa" w:w="1309"/>
             <w:tcBorders>
               <w:top w:val="single" w:color="999999" w:sz="4"/>
               <w:left w:val="single" w:color="999999" w:sz="4"/>
@@ -18981,7 +22873,7 @@
         </w:trPr>
         <w:tc>
           <w:tcPr>
-            <w:tcW w:type="dxa" w:w="1297"/>
+            <w:tcW w:type="dxa" w:w="1143"/>
             <w:tcBorders>
               <w:top w:val="single" w:color="999999" w:sz="4"/>
               <w:left w:val="single" w:color="999999" w:sz="4"/>
@@ -19013,7 +22905,7 @@
         </w:tc>
         <w:tc>
           <w:tcPr>
-            <w:tcW w:type="dxa" w:w="5931"/>
+            <w:tcW w:type="dxa" w:w="6371"/>
             <w:tcBorders>
               <w:top w:val="single" w:color="999999" w:sz="4"/>
               <w:left w:val="single" w:color="999999" w:sz="4"/>
@@ -19045,7 +22937,7 @@
         </w:tc>
         <w:tc>
           <w:tcPr>
-            <w:tcW w:type="dxa" w:w="926"/>
+            <w:tcW w:type="dxa" w:w="816"/>
             <w:tcBorders>
               <w:top w:val="single" w:color="999999" w:sz="4"/>
               <w:left w:val="single" w:color="999999" w:sz="4"/>
@@ -19077,7 +22969,7 @@
         </w:tc>
         <w:tc>
           <w:tcPr>
-            <w:tcW w:type="dxa" w:w="1485"/>
+            <w:tcW w:type="dxa" w:w="1309"/>
             <w:tcBorders>
               <w:top w:val="single" w:color="999999" w:sz="4"/>
               <w:left w:val="single" w:color="999999" w:sz="4"/>
@@ -19114,7 +23006,7 @@
         </w:trPr>
         <w:tc>
           <w:tcPr>
-            <w:tcW w:type="dxa" w:w="1297"/>
+            <w:tcW w:type="dxa" w:w="1143"/>
             <w:tcBorders>
               <w:top w:val="single" w:color="999999" w:sz="4"/>
               <w:left w:val="single" w:color="999999" w:sz="4"/>
@@ -19146,39 +23038,54 @@
         </w:tc>
         <w:tc>
           <w:tcPr>
-            <w:tcW w:type="dxa" w:w="5931"/>
-            <w:tcBorders>
-              <w:top w:val="single" w:color="999999" w:sz="4"/>
-              <w:left w:val="single" w:color="999999" w:sz="4"/>
-              <w:bottom w:val="single" w:color="999999" w:sz="4"/>
-              <w:right w:val="single" w:color="999999" w:sz="4"/>
-            </w:tcBorders>
-            <w:tcMar>
-              <w:top w:type="dxa" w:w="60"/>
-              <w:left w:type="dxa" w:w="90"/>
-              <w:bottom w:type="dxa" w:w="60"/>
-              <w:right w:type="dxa" w:w="90"/>
-            </w:tcMar>
-          </w:tcPr>
-          <w:p>
-            <w:pPr>
-              <w:spacing w:after="20" w:before="20"/>
-            </w:pPr>
-            <w:r>
-              <w:rPr>
-                <w:rFonts w:ascii="맑은 고딕" w:cs="맑은 고딕" w:eastAsia="맑은 고딕" w:hAnsi="맑은 고딕"/>
-                <w:b w:val="false"/>
-                <w:bCs w:val="false"/>
-                <w:sz w:val="18"/>
-                <w:szCs w:val="18"/>
-              </w:rPr>
-              <w:t xml:space="preserve">□ 없음 □ 표·그래프 □ 적용 절차서 □ 식·표 □ 코드</w:t>
-            </w:r>
-          </w:p>
-        </w:tc>
-        <w:tc>
-          <w:tcPr>
-            <w:tcW w:type="dxa" w:w="926"/>
+            <w:tcW w:type="dxa" w:w="6371"/>
+            <w:tcBorders>
+              <w:top w:val="single" w:color="999999" w:sz="4"/>
+              <w:left w:val="single" w:color="999999" w:sz="4"/>
+              <w:bottom w:val="single" w:color="999999" w:sz="4"/>
+              <w:right w:val="single" w:color="999999" w:sz="4"/>
+            </w:tcBorders>
+            <w:tcMar>
+              <w:top w:type="dxa" w:w="60"/>
+              <w:left w:type="dxa" w:w="90"/>
+              <w:bottom w:type="dxa" w:w="60"/>
+              <w:right w:type="dxa" w:w="90"/>
+            </w:tcMar>
+          </w:tcPr>
+          <w:p>
+            <w:pPr>
+              <w:spacing w:after="20" w:before="20"/>
+            </w:pPr>
+            <w:r>
+              <w:rPr>
+                <w:rFonts w:ascii="맑은 고딕" w:cs="맑은 고딕" w:eastAsia="맑은 고딕" w:hAnsi="맑은 고딕"/>
+                <w:b w:val="false"/>
+                <w:bCs w:val="false"/>
+                <w:sz w:val="18"/>
+                <w:szCs w:val="18"/>
+              </w:rPr>
+              <w:t xml:space="preserve">□ A 없음   □ B 없음(2시간)   □ C 표·그래프·적용 절차서</w:t>
+            </w:r>
+          </w:p>
+          <w:p>
+            <w:pPr>
+              <w:spacing w:after="20" w:before="20"/>
+            </w:pPr>
+            <w:r>
+              <w:rPr>
+                <w:rFonts w:ascii="맑은 고딕" w:cs="맑은 고딕" w:eastAsia="맑은 고딕" w:hAnsi="맑은 고딕"/>
+                <w:b w:val="false"/>
+                <w:bCs w:val="false"/>
+                <w:sz w:val="18"/>
+                <w:szCs w:val="18"/>
+              </w:rPr>
+              <w:t xml:space="preserve">□ D 식·표·코드   □ E 식·표 (5.3.2의 갈래)</w:t>
+            </w:r>
+          </w:p>
+        </w:tc>
+        <w:tc>
+          <w:tcPr>
+            <w:tcW w:type="dxa" w:w="816"/>
             <w:tcBorders>
               <w:top w:val="single" w:color="999999" w:sz="4"/>
               <w:left w:val="single" w:color="999999" w:sz="4"/>
@@ -19208,7 +23115,7 @@
         </w:tc>
         <w:tc>
           <w:tcPr>
-            <w:tcW w:type="dxa" w:w="1485"/>
+            <w:tcW w:type="dxa" w:w="1309"/>
             <w:tcBorders>
               <w:top w:val="single" w:color="999999" w:sz="4"/>
               <w:left w:val="single" w:color="999999" w:sz="4"/>
@@ -19850,16 +23757,17 @@
         </w:tblBorders>
       </w:tblPr>
       <w:tblGrid>
-        <w:gridCol w:w="803"/>
-        <w:gridCol w:w="803"/>
-        <w:gridCol w:w="803"/>
-        <w:gridCol w:w="803"/>
-        <w:gridCol w:w="803"/>
-        <w:gridCol w:w="803"/>
-        <w:gridCol w:w="803"/>
-        <w:gridCol w:w="1606"/>
-        <w:gridCol w:w="1606"/>
-        <w:gridCol w:w="806"/>
+        <w:gridCol w:w="741"/>
+        <w:gridCol w:w="741"/>
+        <w:gridCol w:w="741"/>
+        <w:gridCol w:w="741"/>
+        <w:gridCol w:w="741"/>
+        <w:gridCol w:w="926"/>
+        <w:gridCol w:w="741"/>
+        <w:gridCol w:w="741"/>
+        <w:gridCol w:w="1297"/>
+        <w:gridCol w:w="1482"/>
+        <w:gridCol w:w="747"/>
       </w:tblGrid>
       <w:tr>
         <w:trPr>
@@ -19867,7 +23775,7 @@
         </w:trPr>
         <w:tc>
           <w:tcPr>
-            <w:tcW w:type="dxa" w:w="803"/>
+            <w:tcW w:type="dxa" w:w="741"/>
             <w:tcBorders>
               <w:top w:val="single" w:color="999999" w:sz="4"/>
               <w:left w:val="single" w:color="999999" w:sz="4"/>
@@ -19900,7 +23808,7 @@
         </w:tc>
         <w:tc>
           <w:tcPr>
-            <w:tcW w:type="dxa" w:w="803"/>
+            <w:tcW w:type="dxa" w:w="741"/>
             <w:tcBorders>
               <w:top w:val="single" w:color="999999" w:sz="4"/>
               <w:left w:val="single" w:color="999999" w:sz="4"/>
@@ -19933,7 +23841,7 @@
         </w:tc>
         <w:tc>
           <w:tcPr>
-            <w:tcW w:type="dxa" w:w="803"/>
+            <w:tcW w:type="dxa" w:w="741"/>
             <w:tcBorders>
               <w:top w:val="single" w:color="999999" w:sz="4"/>
               <w:left w:val="single" w:color="999999" w:sz="4"/>
@@ -19966,7 +23874,7 @@
         </w:tc>
         <w:tc>
           <w:tcPr>
-            <w:tcW w:type="dxa" w:w="803"/>
+            <w:tcW w:type="dxa" w:w="741"/>
             <w:tcBorders>
               <w:top w:val="single" w:color="999999" w:sz="4"/>
               <w:left w:val="single" w:color="999999" w:sz="4"/>
@@ -19999,7 +23907,7 @@
         </w:tc>
         <w:tc>
           <w:tcPr>
-            <w:tcW w:type="dxa" w:w="803"/>
+            <w:tcW w:type="dxa" w:w="741"/>
             <w:tcBorders>
               <w:top w:val="single" w:color="999999" w:sz="4"/>
               <w:left w:val="single" w:color="999999" w:sz="4"/>
@@ -20032,7 +23940,7 @@
         </w:tc>
         <w:tc>
           <w:tcPr>
-            <w:tcW w:type="dxa" w:w="803"/>
+            <w:tcW w:type="dxa" w:w="926"/>
             <w:tcBorders>
               <w:top w:val="single" w:color="999999" w:sz="4"/>
               <w:left w:val="single" w:color="999999" w:sz="4"/>
@@ -20059,13 +23967,13 @@
                 <w:sz w:val="18"/>
                 <w:szCs w:val="18"/>
               </w:rPr>
-              <w:t xml:space="preserve">종목</w:t>
-            </w:r>
-          </w:p>
-        </w:tc>
-        <w:tc>
-          <w:tcPr>
-            <w:tcW w:type="dxa" w:w="803"/>
+              <w:t xml:space="preserve">종목·기법</w:t>
+            </w:r>
+          </w:p>
+        </w:tc>
+        <w:tc>
+          <w:tcPr>
+            <w:tcW w:type="dxa" w:w="741"/>
             <w:tcBorders>
               <w:top w:val="single" w:color="999999" w:sz="4"/>
               <w:left w:val="single" w:color="999999" w:sz="4"/>
@@ -20098,7 +24006,7 @@
         </w:tc>
         <w:tc>
           <w:tcPr>
-            <w:tcW w:type="dxa" w:w="1606"/>
+            <w:tcW w:type="dxa" w:w="741"/>
             <w:tcBorders>
               <w:top w:val="single" w:color="999999" w:sz="4"/>
               <w:left w:val="single" w:color="999999" w:sz="4"/>
@@ -20125,27 +24033,9 @@
                 <w:sz w:val="18"/>
                 <w:szCs w:val="18"/>
               </w:rPr>
-              <w:t xml:space="preserve">시력검사 만료일</w:t>
-            </w:r>
-          </w:p>
-        </w:tc>
-        <w:tc>
-          <w:tcPr>
-            <w:tcW w:type="dxa" w:w="1606"/>
-            <w:tcBorders>
-              <w:top w:val="single" w:color="999999" w:sz="4"/>
-              <w:left w:val="single" w:color="999999" w:sz="4"/>
-              <w:bottom w:val="single" w:color="999999" w:sz="4"/>
-              <w:right w:val="single" w:color="999999" w:sz="4"/>
-            </w:tcBorders>
-            <w:shd w:fill="EFEFEF" w:val="clear"/>
-            <w:tcMar>
-              <w:top w:type="dxa" w:w="60"/>
-              <w:left w:type="dxa" w:w="90"/>
-              <w:bottom w:type="dxa" w:w="60"/>
-              <w:right w:type="dxa" w:w="90"/>
-            </w:tcMar>
-          </w:tcPr>
+              <w:t xml:space="preserve">시력검사</w:t>
+            </w:r>
+          </w:p>
           <w:p>
             <w:pPr>
               <w:spacing w:after="20" w:before="20"/>
@@ -20158,13 +24048,94 @@
                 <w:sz w:val="18"/>
                 <w:szCs w:val="18"/>
               </w:rPr>
+              <w:t xml:space="preserve">만료일</w:t>
+            </w:r>
+          </w:p>
+        </w:tc>
+        <w:tc>
+          <w:tcPr>
+            <w:tcW w:type="dxa" w:w="1297"/>
+            <w:tcBorders>
+              <w:top w:val="single" w:color="999999" w:sz="4"/>
+              <w:left w:val="single" w:color="999999" w:sz="4"/>
+              <w:bottom w:val="single" w:color="999999" w:sz="4"/>
+              <w:right w:val="single" w:color="999999" w:sz="4"/>
+            </w:tcBorders>
+            <w:shd w:fill="EFEFEF" w:val="clear"/>
+            <w:tcMar>
+              <w:top w:type="dxa" w:w="60"/>
+              <w:left w:type="dxa" w:w="90"/>
+              <w:bottom w:type="dxa" w:w="60"/>
+              <w:right w:type="dxa" w:w="90"/>
+            </w:tcMar>
+          </w:tcPr>
+          <w:p>
+            <w:pPr>
+              <w:spacing w:after="20" w:before="20"/>
+            </w:pPr>
+            <w:r>
+              <w:rPr>
+                <w:rFonts w:ascii="맑은 고딕" w:cs="맑은 고딕" w:eastAsia="맑은 고딕" w:hAnsi="맑은 고딕"/>
+                <w:b/>
+                <w:bCs/>
+                <w:sz w:val="18"/>
+                <w:szCs w:val="18"/>
+              </w:rPr>
+              <w:t xml:space="preserve">UT Lv.Ⅱ</w:t>
+            </w:r>
+          </w:p>
+          <w:p>
+            <w:pPr>
+              <w:spacing w:after="20" w:before="20"/>
+            </w:pPr>
+            <w:r>
+              <w:rPr>
+                <w:rFonts w:ascii="맑은 고딕" w:cs="맑은 고딕" w:eastAsia="맑은 고딕" w:hAnsi="맑은 고딕"/>
+                <w:b/>
+                <w:bCs/>
+                <w:sz w:val="18"/>
+                <w:szCs w:val="18"/>
+              </w:rPr>
+              <w:t xml:space="preserve">선수 자격</w:t>
+            </w:r>
+          </w:p>
+        </w:tc>
+        <w:tc>
+          <w:tcPr>
+            <w:tcW w:type="dxa" w:w="1482"/>
+            <w:tcBorders>
+              <w:top w:val="single" w:color="999999" w:sz="4"/>
+              <w:left w:val="single" w:color="999999" w:sz="4"/>
+              <w:bottom w:val="single" w:color="999999" w:sz="4"/>
+              <w:right w:val="single" w:color="999999" w:sz="4"/>
+            </w:tcBorders>
+            <w:shd w:fill="EFEFEF" w:val="clear"/>
+            <w:tcMar>
+              <w:top w:type="dxa" w:w="60"/>
+              <w:left w:type="dxa" w:w="90"/>
+              <w:bottom w:type="dxa" w:w="60"/>
+              <w:right w:type="dxa" w:w="90"/>
+            </w:tcMar>
+          </w:tcPr>
+          <w:p>
+            <w:pPr>
+              <w:spacing w:after="20" w:before="20"/>
+            </w:pPr>
+            <w:r>
+              <w:rPr>
+                <w:rFonts w:ascii="맑은 고딕" w:cs="맑은 고딕" w:eastAsia="맑은 고딕" w:hAnsi="맑은 고딕"/>
+                <w:b/>
+                <w:bCs/>
+                <w:sz w:val="18"/>
+                <w:szCs w:val="18"/>
+              </w:rPr>
               <w:t xml:space="preserve">응시 구분</w:t>
             </w:r>
           </w:p>
         </w:tc>
         <w:tc>
           <w:tcPr>
-            <w:tcW w:type="dxa" w:w="806"/>
+            <w:tcW w:type="dxa" w:w="747"/>
             <w:tcBorders>
               <w:top w:val="single" w:color="999999" w:sz="4"/>
               <w:left w:val="single" w:color="999999" w:sz="4"/>
@@ -20202,7 +24173,7 @@
         </w:trPr>
         <w:tc>
           <w:tcPr>
-            <w:tcW w:type="dxa" w:w="803"/>
+            <w:tcW w:type="dxa" w:w="741"/>
             <w:tcBorders>
               <w:top w:val="single" w:color="999999" w:sz="4"/>
               <w:left w:val="single" w:color="999999" w:sz="4"/>
@@ -20234,7 +24205,7 @@
         </w:tc>
         <w:tc>
           <w:tcPr>
-            <w:tcW w:type="dxa" w:w="803"/>
+            <w:tcW w:type="dxa" w:w="741"/>
             <w:tcBorders>
               <w:top w:val="single" w:color="999999" w:sz="4"/>
               <w:left w:val="single" w:color="999999" w:sz="4"/>
@@ -20264,7 +24235,7 @@
         </w:tc>
         <w:tc>
           <w:tcPr>
-            <w:tcW w:type="dxa" w:w="803"/>
+            <w:tcW w:type="dxa" w:w="741"/>
             <w:tcBorders>
               <w:top w:val="single" w:color="999999" w:sz="4"/>
               <w:left w:val="single" w:color="999999" w:sz="4"/>
@@ -20294,7 +24265,7 @@
         </w:tc>
         <w:tc>
           <w:tcPr>
-            <w:tcW w:type="dxa" w:w="803"/>
+            <w:tcW w:type="dxa" w:w="741"/>
             <w:tcBorders>
               <w:top w:val="single" w:color="999999" w:sz="4"/>
               <w:left w:val="single" w:color="999999" w:sz="4"/>
@@ -20324,7 +24295,7 @@
         </w:tc>
         <w:tc>
           <w:tcPr>
-            <w:tcW w:type="dxa" w:w="803"/>
+            <w:tcW w:type="dxa" w:w="741"/>
             <w:tcBorders>
               <w:top w:val="single" w:color="999999" w:sz="4"/>
               <w:left w:val="single" w:color="999999" w:sz="4"/>
@@ -20354,7 +24325,7 @@
         </w:tc>
         <w:tc>
           <w:tcPr>
-            <w:tcW w:type="dxa" w:w="803"/>
+            <w:tcW w:type="dxa" w:w="926"/>
             <w:tcBorders>
               <w:top w:val="single" w:color="999999" w:sz="4"/>
               <w:left w:val="single" w:color="999999" w:sz="4"/>
@@ -20384,7 +24355,7 @@
         </w:tc>
         <w:tc>
           <w:tcPr>
-            <w:tcW w:type="dxa" w:w="803"/>
+            <w:tcW w:type="dxa" w:w="741"/>
             <w:tcBorders>
               <w:top w:val="single" w:color="999999" w:sz="4"/>
               <w:left w:val="single" w:color="999999" w:sz="4"/>
@@ -20414,7 +24385,7 @@
         </w:tc>
         <w:tc>
           <w:tcPr>
-            <w:tcW w:type="dxa" w:w="1606"/>
+            <w:tcW w:type="dxa" w:w="741"/>
             <w:tcBorders>
               <w:top w:val="single" w:color="999999" w:sz="4"/>
               <w:left w:val="single" w:color="999999" w:sz="4"/>
@@ -20444,7 +24415,54 @@
         </w:tc>
         <w:tc>
           <w:tcPr>
-            <w:tcW w:type="dxa" w:w="1606"/>
+            <w:tcW w:type="dxa" w:w="1297"/>
+            <w:tcBorders>
+              <w:top w:val="single" w:color="999999" w:sz="4"/>
+              <w:left w:val="single" w:color="999999" w:sz="4"/>
+              <w:bottom w:val="single" w:color="999999" w:sz="4"/>
+              <w:right w:val="single" w:color="999999" w:sz="4"/>
+            </w:tcBorders>
+            <w:tcMar>
+              <w:top w:type="dxa" w:w="60"/>
+              <w:left w:type="dxa" w:w="90"/>
+              <w:bottom w:type="dxa" w:w="60"/>
+              <w:right w:type="dxa" w:w="90"/>
+            </w:tcMar>
+          </w:tcPr>
+          <w:p>
+            <w:pPr>
+              <w:spacing w:after="20" w:before="20"/>
+            </w:pPr>
+            <w:r>
+              <w:rPr>
+                <w:rFonts w:ascii="맑은 고딕" w:cs="맑은 고딕" w:eastAsia="맑은 고딕" w:hAnsi="맑은 고딕"/>
+                <w:b w:val="false"/>
+                <w:bCs w:val="false"/>
+                <w:sz w:val="18"/>
+                <w:szCs w:val="18"/>
+              </w:rPr>
+              <w:t xml:space="preserve">□해당없음</w:t>
+            </w:r>
+          </w:p>
+          <w:p>
+            <w:pPr>
+              <w:spacing w:after="20" w:before="20"/>
+            </w:pPr>
+            <w:r>
+              <w:rPr>
+                <w:rFonts w:ascii="맑은 고딕" w:cs="맑은 고딕" w:eastAsia="맑은 고딕" w:hAnsi="맑은 고딕"/>
+                <w:b w:val="false"/>
+                <w:bCs w:val="false"/>
+                <w:sz w:val="18"/>
+                <w:szCs w:val="18"/>
+              </w:rPr>
+              <w:t xml:space="preserve">□확인</w:t>
+            </w:r>
+          </w:p>
+        </w:tc>
+        <w:tc>
+          <w:tcPr>
+            <w:tcW w:type="dxa" w:w="1482"/>
             <w:tcBorders>
               <w:top w:val="single" w:color="999999" w:sz="4"/>
               <w:left w:val="single" w:color="999999" w:sz="4"/>
@@ -20476,7 +24494,7 @@
         </w:tc>
         <w:tc>
           <w:tcPr>
-            <w:tcW w:type="dxa" w:w="806"/>
+            <w:tcW w:type="dxa" w:w="747"/>
             <w:tcBorders>
               <w:top w:val="single" w:color="999999" w:sz="4"/>
               <w:left w:val="single" w:color="999999" w:sz="4"/>
@@ -20511,7 +24529,7 @@
         </w:trPr>
         <w:tc>
           <w:tcPr>
-            <w:tcW w:type="dxa" w:w="803"/>
+            <w:tcW w:type="dxa" w:w="741"/>
             <w:tcBorders>
               <w:top w:val="single" w:color="999999" w:sz="4"/>
               <w:left w:val="single" w:color="999999" w:sz="4"/>
@@ -20543,7 +24561,7 @@
         </w:tc>
         <w:tc>
           <w:tcPr>
-            <w:tcW w:type="dxa" w:w="803"/>
+            <w:tcW w:type="dxa" w:w="741"/>
             <w:tcBorders>
               <w:top w:val="single" w:color="999999" w:sz="4"/>
               <w:left w:val="single" w:color="999999" w:sz="4"/>
@@ -20573,7 +24591,7 @@
         </w:tc>
         <w:tc>
           <w:tcPr>
-            <w:tcW w:type="dxa" w:w="803"/>
+            <w:tcW w:type="dxa" w:w="741"/>
             <w:tcBorders>
               <w:top w:val="single" w:color="999999" w:sz="4"/>
               <w:left w:val="single" w:color="999999" w:sz="4"/>
@@ -20603,7 +24621,7 @@
         </w:tc>
         <w:tc>
           <w:tcPr>
-            <w:tcW w:type="dxa" w:w="803"/>
+            <w:tcW w:type="dxa" w:w="741"/>
             <w:tcBorders>
               <w:top w:val="single" w:color="999999" w:sz="4"/>
               <w:left w:val="single" w:color="999999" w:sz="4"/>
@@ -20633,7 +24651,7 @@
         </w:tc>
         <w:tc>
           <w:tcPr>
-            <w:tcW w:type="dxa" w:w="803"/>
+            <w:tcW w:type="dxa" w:w="741"/>
             <w:tcBorders>
               <w:top w:val="single" w:color="999999" w:sz="4"/>
               <w:left w:val="single" w:color="999999" w:sz="4"/>
@@ -20663,7 +24681,7 @@
         </w:tc>
         <w:tc>
           <w:tcPr>
-            <w:tcW w:type="dxa" w:w="803"/>
+            <w:tcW w:type="dxa" w:w="926"/>
             <w:tcBorders>
               <w:top w:val="single" w:color="999999" w:sz="4"/>
               <w:left w:val="single" w:color="999999" w:sz="4"/>
@@ -20693,7 +24711,7 @@
         </w:tc>
         <w:tc>
           <w:tcPr>
-            <w:tcW w:type="dxa" w:w="803"/>
+            <w:tcW w:type="dxa" w:w="741"/>
             <w:tcBorders>
               <w:top w:val="single" w:color="999999" w:sz="4"/>
               <w:left w:val="single" w:color="999999" w:sz="4"/>
@@ -20723,7 +24741,7 @@
         </w:tc>
         <w:tc>
           <w:tcPr>
-            <w:tcW w:type="dxa" w:w="1606"/>
+            <w:tcW w:type="dxa" w:w="741"/>
             <w:tcBorders>
               <w:top w:val="single" w:color="999999" w:sz="4"/>
               <w:left w:val="single" w:color="999999" w:sz="4"/>
@@ -20753,7 +24771,54 @@
         </w:tc>
         <w:tc>
           <w:tcPr>
-            <w:tcW w:type="dxa" w:w="1606"/>
+            <w:tcW w:type="dxa" w:w="1297"/>
+            <w:tcBorders>
+              <w:top w:val="single" w:color="999999" w:sz="4"/>
+              <w:left w:val="single" w:color="999999" w:sz="4"/>
+              <w:bottom w:val="single" w:color="999999" w:sz="4"/>
+              <w:right w:val="single" w:color="999999" w:sz="4"/>
+            </w:tcBorders>
+            <w:tcMar>
+              <w:top w:type="dxa" w:w="60"/>
+              <w:left w:type="dxa" w:w="90"/>
+              <w:bottom w:type="dxa" w:w="60"/>
+              <w:right w:type="dxa" w:w="90"/>
+            </w:tcMar>
+          </w:tcPr>
+          <w:p>
+            <w:pPr>
+              <w:spacing w:after="20" w:before="20"/>
+            </w:pPr>
+            <w:r>
+              <w:rPr>
+                <w:rFonts w:ascii="맑은 고딕" w:cs="맑은 고딕" w:eastAsia="맑은 고딕" w:hAnsi="맑은 고딕"/>
+                <w:b w:val="false"/>
+                <w:bCs w:val="false"/>
+                <w:sz w:val="18"/>
+                <w:szCs w:val="18"/>
+              </w:rPr>
+              <w:t xml:space="preserve">□해당없음</w:t>
+            </w:r>
+          </w:p>
+          <w:p>
+            <w:pPr>
+              <w:spacing w:after="20" w:before="20"/>
+            </w:pPr>
+            <w:r>
+              <w:rPr>
+                <w:rFonts w:ascii="맑은 고딕" w:cs="맑은 고딕" w:eastAsia="맑은 고딕" w:hAnsi="맑은 고딕"/>
+                <w:b w:val="false"/>
+                <w:bCs w:val="false"/>
+                <w:sz w:val="18"/>
+                <w:szCs w:val="18"/>
+              </w:rPr>
+              <w:t xml:space="preserve">□확인</w:t>
+            </w:r>
+          </w:p>
+        </w:tc>
+        <w:tc>
+          <w:tcPr>
+            <w:tcW w:type="dxa" w:w="1482"/>
             <w:tcBorders>
               <w:top w:val="single" w:color="999999" w:sz="4"/>
               <w:left w:val="single" w:color="999999" w:sz="4"/>
@@ -20785,7 +24850,7 @@
         </w:tc>
         <w:tc>
           <w:tcPr>
-            <w:tcW w:type="dxa" w:w="806"/>
+            <w:tcW w:type="dxa" w:w="747"/>
             <w:tcBorders>
               <w:top w:val="single" w:color="999999" w:sz="4"/>
               <w:left w:val="single" w:color="999999" w:sz="4"/>
@@ -20820,7 +24885,7 @@
         </w:trPr>
         <w:tc>
           <w:tcPr>
-            <w:tcW w:type="dxa" w:w="803"/>
+            <w:tcW w:type="dxa" w:w="741"/>
             <w:tcBorders>
               <w:top w:val="single" w:color="999999" w:sz="4"/>
               <w:left w:val="single" w:color="999999" w:sz="4"/>
@@ -20852,7 +24917,7 @@
         </w:tc>
         <w:tc>
           <w:tcPr>
-            <w:tcW w:type="dxa" w:w="803"/>
+            <w:tcW w:type="dxa" w:w="741"/>
             <w:tcBorders>
               <w:top w:val="single" w:color="999999" w:sz="4"/>
               <w:left w:val="single" w:color="999999" w:sz="4"/>
@@ -20882,7 +24947,7 @@
         </w:tc>
         <w:tc>
           <w:tcPr>
-            <w:tcW w:type="dxa" w:w="803"/>
+            <w:tcW w:type="dxa" w:w="741"/>
             <w:tcBorders>
               <w:top w:val="single" w:color="999999" w:sz="4"/>
               <w:left w:val="single" w:color="999999" w:sz="4"/>
@@ -20912,7 +24977,7 @@
         </w:tc>
         <w:tc>
           <w:tcPr>
-            <w:tcW w:type="dxa" w:w="803"/>
+            <w:tcW w:type="dxa" w:w="741"/>
             <w:tcBorders>
               <w:top w:val="single" w:color="999999" w:sz="4"/>
               <w:left w:val="single" w:color="999999" w:sz="4"/>
@@ -20942,7 +25007,7 @@
         </w:tc>
         <w:tc>
           <w:tcPr>
-            <w:tcW w:type="dxa" w:w="803"/>
+            <w:tcW w:type="dxa" w:w="741"/>
             <w:tcBorders>
               <w:top w:val="single" w:color="999999" w:sz="4"/>
               <w:left w:val="single" w:color="999999" w:sz="4"/>
@@ -20972,7 +25037,7 @@
         </w:tc>
         <w:tc>
           <w:tcPr>
-            <w:tcW w:type="dxa" w:w="803"/>
+            <w:tcW w:type="dxa" w:w="926"/>
             <w:tcBorders>
               <w:top w:val="single" w:color="999999" w:sz="4"/>
               <w:left w:val="single" w:color="999999" w:sz="4"/>
@@ -21002,7 +25067,7 @@
         </w:tc>
         <w:tc>
           <w:tcPr>
-            <w:tcW w:type="dxa" w:w="803"/>
+            <w:tcW w:type="dxa" w:w="741"/>
             <w:tcBorders>
               <w:top w:val="single" w:color="999999" w:sz="4"/>
               <w:left w:val="single" w:color="999999" w:sz="4"/>
@@ -21032,7 +25097,7 @@
         </w:tc>
         <w:tc>
           <w:tcPr>
-            <w:tcW w:type="dxa" w:w="1606"/>
+            <w:tcW w:type="dxa" w:w="741"/>
             <w:tcBorders>
               <w:top w:val="single" w:color="999999" w:sz="4"/>
               <w:left w:val="single" w:color="999999" w:sz="4"/>
@@ -21062,7 +25127,54 @@
         </w:tc>
         <w:tc>
           <w:tcPr>
-            <w:tcW w:type="dxa" w:w="1606"/>
+            <w:tcW w:type="dxa" w:w="1297"/>
+            <w:tcBorders>
+              <w:top w:val="single" w:color="999999" w:sz="4"/>
+              <w:left w:val="single" w:color="999999" w:sz="4"/>
+              <w:bottom w:val="single" w:color="999999" w:sz="4"/>
+              <w:right w:val="single" w:color="999999" w:sz="4"/>
+            </w:tcBorders>
+            <w:tcMar>
+              <w:top w:type="dxa" w:w="60"/>
+              <w:left w:type="dxa" w:w="90"/>
+              <w:bottom w:type="dxa" w:w="60"/>
+              <w:right w:type="dxa" w:w="90"/>
+            </w:tcMar>
+          </w:tcPr>
+          <w:p>
+            <w:pPr>
+              <w:spacing w:after="20" w:before="20"/>
+            </w:pPr>
+            <w:r>
+              <w:rPr>
+                <w:rFonts w:ascii="맑은 고딕" w:cs="맑은 고딕" w:eastAsia="맑은 고딕" w:hAnsi="맑은 고딕"/>
+                <w:b w:val="false"/>
+                <w:bCs w:val="false"/>
+                <w:sz w:val="18"/>
+                <w:szCs w:val="18"/>
+              </w:rPr>
+              <w:t xml:space="preserve">□해당없음</w:t>
+            </w:r>
+          </w:p>
+          <w:p>
+            <w:pPr>
+              <w:spacing w:after="20" w:before="20"/>
+            </w:pPr>
+            <w:r>
+              <w:rPr>
+                <w:rFonts w:ascii="맑은 고딕" w:cs="맑은 고딕" w:eastAsia="맑은 고딕" w:hAnsi="맑은 고딕"/>
+                <w:b w:val="false"/>
+                <w:bCs w:val="false"/>
+                <w:sz w:val="18"/>
+                <w:szCs w:val="18"/>
+              </w:rPr>
+              <w:t xml:space="preserve">□확인</w:t>
+            </w:r>
+          </w:p>
+        </w:tc>
+        <w:tc>
+          <w:tcPr>
+            <w:tcW w:type="dxa" w:w="1482"/>
             <w:tcBorders>
               <w:top w:val="single" w:color="999999" w:sz="4"/>
               <w:left w:val="single" w:color="999999" w:sz="4"/>
@@ -21094,7 +25206,7 @@
         </w:tc>
         <w:tc>
           <w:tcPr>
-            <w:tcW w:type="dxa" w:w="806"/>
+            <w:tcW w:type="dxa" w:w="747"/>
             <w:tcBorders>
               <w:top w:val="single" w:color="999999" w:sz="4"/>
               <w:left w:val="single" w:color="999999" w:sz="4"/>
@@ -21129,7 +25241,7 @@
         </w:trPr>
         <w:tc>
           <w:tcPr>
-            <w:tcW w:type="dxa" w:w="803"/>
+            <w:tcW w:type="dxa" w:w="741"/>
             <w:tcBorders>
               <w:top w:val="single" w:color="999999" w:sz="4"/>
               <w:left w:val="single" w:color="999999" w:sz="4"/>
@@ -21161,7 +25273,7 @@
         </w:tc>
         <w:tc>
           <w:tcPr>
-            <w:tcW w:type="dxa" w:w="803"/>
+            <w:tcW w:type="dxa" w:w="741"/>
             <w:tcBorders>
               <w:top w:val="single" w:color="999999" w:sz="4"/>
               <w:left w:val="single" w:color="999999" w:sz="4"/>
@@ -21191,7 +25303,7 @@
         </w:tc>
         <w:tc>
           <w:tcPr>
-            <w:tcW w:type="dxa" w:w="803"/>
+            <w:tcW w:type="dxa" w:w="741"/>
             <w:tcBorders>
               <w:top w:val="single" w:color="999999" w:sz="4"/>
               <w:left w:val="single" w:color="999999" w:sz="4"/>
@@ -21221,7 +25333,7 @@
         </w:tc>
         <w:tc>
           <w:tcPr>
-            <w:tcW w:type="dxa" w:w="803"/>
+            <w:tcW w:type="dxa" w:w="741"/>
             <w:tcBorders>
               <w:top w:val="single" w:color="999999" w:sz="4"/>
               <w:left w:val="single" w:color="999999" w:sz="4"/>
@@ -21251,7 +25363,7 @@
         </w:tc>
         <w:tc>
           <w:tcPr>
-            <w:tcW w:type="dxa" w:w="803"/>
+            <w:tcW w:type="dxa" w:w="741"/>
             <w:tcBorders>
               <w:top w:val="single" w:color="999999" w:sz="4"/>
               <w:left w:val="single" w:color="999999" w:sz="4"/>
@@ -21281,7 +25393,7 @@
         </w:tc>
         <w:tc>
           <w:tcPr>
-            <w:tcW w:type="dxa" w:w="803"/>
+            <w:tcW w:type="dxa" w:w="926"/>
             <w:tcBorders>
               <w:top w:val="single" w:color="999999" w:sz="4"/>
               <w:left w:val="single" w:color="999999" w:sz="4"/>
@@ -21311,7 +25423,7 @@
         </w:tc>
         <w:tc>
           <w:tcPr>
-            <w:tcW w:type="dxa" w:w="803"/>
+            <w:tcW w:type="dxa" w:w="741"/>
             <w:tcBorders>
               <w:top w:val="single" w:color="999999" w:sz="4"/>
               <w:left w:val="single" w:color="999999" w:sz="4"/>
@@ -21341,7 +25453,7 @@
         </w:tc>
         <w:tc>
           <w:tcPr>
-            <w:tcW w:type="dxa" w:w="1606"/>
+            <w:tcW w:type="dxa" w:w="741"/>
             <w:tcBorders>
               <w:top w:val="single" w:color="999999" w:sz="4"/>
               <w:left w:val="single" w:color="999999" w:sz="4"/>
@@ -21371,7 +25483,54 @@
         </w:tc>
         <w:tc>
           <w:tcPr>
-            <w:tcW w:type="dxa" w:w="1606"/>
+            <w:tcW w:type="dxa" w:w="1297"/>
+            <w:tcBorders>
+              <w:top w:val="single" w:color="999999" w:sz="4"/>
+              <w:left w:val="single" w:color="999999" w:sz="4"/>
+              <w:bottom w:val="single" w:color="999999" w:sz="4"/>
+              <w:right w:val="single" w:color="999999" w:sz="4"/>
+            </w:tcBorders>
+            <w:tcMar>
+              <w:top w:type="dxa" w:w="60"/>
+              <w:left w:type="dxa" w:w="90"/>
+              <w:bottom w:type="dxa" w:w="60"/>
+              <w:right w:type="dxa" w:w="90"/>
+            </w:tcMar>
+          </w:tcPr>
+          <w:p>
+            <w:pPr>
+              <w:spacing w:after="20" w:before="20"/>
+            </w:pPr>
+            <w:r>
+              <w:rPr>
+                <w:rFonts w:ascii="맑은 고딕" w:cs="맑은 고딕" w:eastAsia="맑은 고딕" w:hAnsi="맑은 고딕"/>
+                <w:b w:val="false"/>
+                <w:bCs w:val="false"/>
+                <w:sz w:val="18"/>
+                <w:szCs w:val="18"/>
+              </w:rPr>
+              <w:t xml:space="preserve">□해당없음</w:t>
+            </w:r>
+          </w:p>
+          <w:p>
+            <w:pPr>
+              <w:spacing w:after="20" w:before="20"/>
+            </w:pPr>
+            <w:r>
+              <w:rPr>
+                <w:rFonts w:ascii="맑은 고딕" w:cs="맑은 고딕" w:eastAsia="맑은 고딕" w:hAnsi="맑은 고딕"/>
+                <w:b w:val="false"/>
+                <w:bCs w:val="false"/>
+                <w:sz w:val="18"/>
+                <w:szCs w:val="18"/>
+              </w:rPr>
+              <w:t xml:space="preserve">□확인</w:t>
+            </w:r>
+          </w:p>
+        </w:tc>
+        <w:tc>
+          <w:tcPr>
+            <w:tcW w:type="dxa" w:w="1482"/>
             <w:tcBorders>
               <w:top w:val="single" w:color="999999" w:sz="4"/>
               <w:left w:val="single" w:color="999999" w:sz="4"/>
@@ -21403,7 +25562,7 @@
         </w:tc>
         <w:tc>
           <w:tcPr>
-            <w:tcW w:type="dxa" w:w="806"/>
+            <w:tcW w:type="dxa" w:w="747"/>
             <w:tcBorders>
               <w:top w:val="single" w:color="999999" w:sz="4"/>
               <w:left w:val="single" w:color="999999" w:sz="4"/>
@@ -21438,7 +25597,7 @@
         </w:trPr>
         <w:tc>
           <w:tcPr>
-            <w:tcW w:type="dxa" w:w="803"/>
+            <w:tcW w:type="dxa" w:w="741"/>
             <w:tcBorders>
               <w:top w:val="single" w:color="999999" w:sz="4"/>
               <w:left w:val="single" w:color="999999" w:sz="4"/>
@@ -21470,7 +25629,7 @@
         </w:tc>
         <w:tc>
           <w:tcPr>
-            <w:tcW w:type="dxa" w:w="803"/>
+            <w:tcW w:type="dxa" w:w="741"/>
             <w:tcBorders>
               <w:top w:val="single" w:color="999999" w:sz="4"/>
               <w:left w:val="single" w:color="999999" w:sz="4"/>
@@ -21500,7 +25659,7 @@
         </w:tc>
         <w:tc>
           <w:tcPr>
-            <w:tcW w:type="dxa" w:w="803"/>
+            <w:tcW w:type="dxa" w:w="741"/>
             <w:tcBorders>
               <w:top w:val="single" w:color="999999" w:sz="4"/>
               <w:left w:val="single" w:color="999999" w:sz="4"/>
@@ -21530,7 +25689,7 @@
         </w:tc>
         <w:tc>
           <w:tcPr>
-            <w:tcW w:type="dxa" w:w="803"/>
+            <w:tcW w:type="dxa" w:w="741"/>
             <w:tcBorders>
               <w:top w:val="single" w:color="999999" w:sz="4"/>
               <w:left w:val="single" w:color="999999" w:sz="4"/>
@@ -21560,7 +25719,7 @@
         </w:tc>
         <w:tc>
           <w:tcPr>
-            <w:tcW w:type="dxa" w:w="803"/>
+            <w:tcW w:type="dxa" w:w="741"/>
             <w:tcBorders>
               <w:top w:val="single" w:color="999999" w:sz="4"/>
               <w:left w:val="single" w:color="999999" w:sz="4"/>
@@ -21590,7 +25749,7 @@
         </w:tc>
         <w:tc>
           <w:tcPr>
-            <w:tcW w:type="dxa" w:w="803"/>
+            <w:tcW w:type="dxa" w:w="926"/>
             <w:tcBorders>
               <w:top w:val="single" w:color="999999" w:sz="4"/>
               <w:left w:val="single" w:color="999999" w:sz="4"/>
@@ -21620,7 +25779,7 @@
         </w:tc>
         <w:tc>
           <w:tcPr>
-            <w:tcW w:type="dxa" w:w="803"/>
+            <w:tcW w:type="dxa" w:w="741"/>
             <w:tcBorders>
               <w:top w:val="single" w:color="999999" w:sz="4"/>
               <w:left w:val="single" w:color="999999" w:sz="4"/>
@@ -21650,7 +25809,7 @@
         </w:tc>
         <w:tc>
           <w:tcPr>
-            <w:tcW w:type="dxa" w:w="1606"/>
+            <w:tcW w:type="dxa" w:w="741"/>
             <w:tcBorders>
               <w:top w:val="single" w:color="999999" w:sz="4"/>
               <w:left w:val="single" w:color="999999" w:sz="4"/>
@@ -21680,7 +25839,54 @@
         </w:tc>
         <w:tc>
           <w:tcPr>
-            <w:tcW w:type="dxa" w:w="1606"/>
+            <w:tcW w:type="dxa" w:w="1297"/>
+            <w:tcBorders>
+              <w:top w:val="single" w:color="999999" w:sz="4"/>
+              <w:left w:val="single" w:color="999999" w:sz="4"/>
+              <w:bottom w:val="single" w:color="999999" w:sz="4"/>
+              <w:right w:val="single" w:color="999999" w:sz="4"/>
+            </w:tcBorders>
+            <w:tcMar>
+              <w:top w:type="dxa" w:w="60"/>
+              <w:left w:type="dxa" w:w="90"/>
+              <w:bottom w:type="dxa" w:w="60"/>
+              <w:right w:type="dxa" w:w="90"/>
+            </w:tcMar>
+          </w:tcPr>
+          <w:p>
+            <w:pPr>
+              <w:spacing w:after="20" w:before="20"/>
+            </w:pPr>
+            <w:r>
+              <w:rPr>
+                <w:rFonts w:ascii="맑은 고딕" w:cs="맑은 고딕" w:eastAsia="맑은 고딕" w:hAnsi="맑은 고딕"/>
+                <w:b w:val="false"/>
+                <w:bCs w:val="false"/>
+                <w:sz w:val="18"/>
+                <w:szCs w:val="18"/>
+              </w:rPr>
+              <w:t xml:space="preserve">□해당없음</w:t>
+            </w:r>
+          </w:p>
+          <w:p>
+            <w:pPr>
+              <w:spacing w:after="20" w:before="20"/>
+            </w:pPr>
+            <w:r>
+              <w:rPr>
+                <w:rFonts w:ascii="맑은 고딕" w:cs="맑은 고딕" w:eastAsia="맑은 고딕" w:hAnsi="맑은 고딕"/>
+                <w:b w:val="false"/>
+                <w:bCs w:val="false"/>
+                <w:sz w:val="18"/>
+                <w:szCs w:val="18"/>
+              </w:rPr>
+              <w:t xml:space="preserve">□확인</w:t>
+            </w:r>
+          </w:p>
+        </w:tc>
+        <w:tc>
+          <w:tcPr>
+            <w:tcW w:type="dxa" w:w="1482"/>
             <w:tcBorders>
               <w:top w:val="single" w:color="999999" w:sz="4"/>
               <w:left w:val="single" w:color="999999" w:sz="4"/>
@@ -21712,7 +25918,7 @@
         </w:tc>
         <w:tc>
           <w:tcPr>
-            <w:tcW w:type="dxa" w:w="806"/>
+            <w:tcW w:type="dxa" w:w="747"/>
             <w:tcBorders>
               <w:top w:val="single" w:color="999999" w:sz="4"/>
               <w:left w:val="single" w:color="999999" w:sz="4"/>
@@ -21747,7 +25953,7 @@
         </w:trPr>
         <w:tc>
           <w:tcPr>
-            <w:tcW w:type="dxa" w:w="803"/>
+            <w:tcW w:type="dxa" w:w="741"/>
             <w:tcBorders>
               <w:top w:val="single" w:color="999999" w:sz="4"/>
               <w:left w:val="single" w:color="999999" w:sz="4"/>
@@ -21779,7 +25985,7 @@
         </w:tc>
         <w:tc>
           <w:tcPr>
-            <w:tcW w:type="dxa" w:w="803"/>
+            <w:tcW w:type="dxa" w:w="741"/>
             <w:tcBorders>
               <w:top w:val="single" w:color="999999" w:sz="4"/>
               <w:left w:val="single" w:color="999999" w:sz="4"/>
@@ -21809,7 +26015,7 @@
         </w:tc>
         <w:tc>
           <w:tcPr>
-            <w:tcW w:type="dxa" w:w="803"/>
+            <w:tcW w:type="dxa" w:w="741"/>
             <w:tcBorders>
               <w:top w:val="single" w:color="999999" w:sz="4"/>
               <w:left w:val="single" w:color="999999" w:sz="4"/>
@@ -21839,7 +26045,7 @@
         </w:tc>
         <w:tc>
           <w:tcPr>
-            <w:tcW w:type="dxa" w:w="803"/>
+            <w:tcW w:type="dxa" w:w="741"/>
             <w:tcBorders>
               <w:top w:val="single" w:color="999999" w:sz="4"/>
               <w:left w:val="single" w:color="999999" w:sz="4"/>
@@ -21869,7 +26075,7 @@
         </w:tc>
         <w:tc>
           <w:tcPr>
-            <w:tcW w:type="dxa" w:w="803"/>
+            <w:tcW w:type="dxa" w:w="741"/>
             <w:tcBorders>
               <w:top w:val="single" w:color="999999" w:sz="4"/>
               <w:left w:val="single" w:color="999999" w:sz="4"/>
@@ -21899,7 +26105,7 @@
         </w:tc>
         <w:tc>
           <w:tcPr>
-            <w:tcW w:type="dxa" w:w="803"/>
+            <w:tcW w:type="dxa" w:w="926"/>
             <w:tcBorders>
               <w:top w:val="single" w:color="999999" w:sz="4"/>
               <w:left w:val="single" w:color="999999" w:sz="4"/>
@@ -21929,7 +26135,7 @@
         </w:tc>
         <w:tc>
           <w:tcPr>
-            <w:tcW w:type="dxa" w:w="803"/>
+            <w:tcW w:type="dxa" w:w="741"/>
             <w:tcBorders>
               <w:top w:val="single" w:color="999999" w:sz="4"/>
               <w:left w:val="single" w:color="999999" w:sz="4"/>
@@ -21959,7 +26165,7 @@
         </w:tc>
         <w:tc>
           <w:tcPr>
-            <w:tcW w:type="dxa" w:w="1606"/>
+            <w:tcW w:type="dxa" w:w="741"/>
             <w:tcBorders>
               <w:top w:val="single" w:color="999999" w:sz="4"/>
               <w:left w:val="single" w:color="999999" w:sz="4"/>
@@ -21989,7 +26195,54 @@
         </w:tc>
         <w:tc>
           <w:tcPr>
-            <w:tcW w:type="dxa" w:w="1606"/>
+            <w:tcW w:type="dxa" w:w="1297"/>
+            <w:tcBorders>
+              <w:top w:val="single" w:color="999999" w:sz="4"/>
+              <w:left w:val="single" w:color="999999" w:sz="4"/>
+              <w:bottom w:val="single" w:color="999999" w:sz="4"/>
+              <w:right w:val="single" w:color="999999" w:sz="4"/>
+            </w:tcBorders>
+            <w:tcMar>
+              <w:top w:type="dxa" w:w="60"/>
+              <w:left w:type="dxa" w:w="90"/>
+              <w:bottom w:type="dxa" w:w="60"/>
+              <w:right w:type="dxa" w:w="90"/>
+            </w:tcMar>
+          </w:tcPr>
+          <w:p>
+            <w:pPr>
+              <w:spacing w:after="20" w:before="20"/>
+            </w:pPr>
+            <w:r>
+              <w:rPr>
+                <w:rFonts w:ascii="맑은 고딕" w:cs="맑은 고딕" w:eastAsia="맑은 고딕" w:hAnsi="맑은 고딕"/>
+                <w:b w:val="false"/>
+                <w:bCs w:val="false"/>
+                <w:sz w:val="18"/>
+                <w:szCs w:val="18"/>
+              </w:rPr>
+              <w:t xml:space="preserve">□해당없음</w:t>
+            </w:r>
+          </w:p>
+          <w:p>
+            <w:pPr>
+              <w:spacing w:after="20" w:before="20"/>
+            </w:pPr>
+            <w:r>
+              <w:rPr>
+                <w:rFonts w:ascii="맑은 고딕" w:cs="맑은 고딕" w:eastAsia="맑은 고딕" w:hAnsi="맑은 고딕"/>
+                <w:b w:val="false"/>
+                <w:bCs w:val="false"/>
+                <w:sz w:val="18"/>
+                <w:szCs w:val="18"/>
+              </w:rPr>
+              <w:t xml:space="preserve">□확인</w:t>
+            </w:r>
+          </w:p>
+        </w:tc>
+        <w:tc>
+          <w:tcPr>
+            <w:tcW w:type="dxa" w:w="1482"/>
             <w:tcBorders>
               <w:top w:val="single" w:color="999999" w:sz="4"/>
               <w:left w:val="single" w:color="999999" w:sz="4"/>
@@ -22021,7 +26274,7 @@
         </w:tc>
         <w:tc>
           <w:tcPr>
-            <w:tcW w:type="dxa" w:w="806"/>
+            <w:tcW w:type="dxa" w:w="747"/>
             <w:tcBorders>
               <w:top w:val="single" w:color="999999" w:sz="4"/>
               <w:left w:val="single" w:color="999999" w:sz="4"/>
@@ -22056,7 +26309,7 @@
         </w:trPr>
         <w:tc>
           <w:tcPr>
-            <w:tcW w:type="dxa" w:w="803"/>
+            <w:tcW w:type="dxa" w:w="741"/>
             <w:tcBorders>
               <w:top w:val="single" w:color="999999" w:sz="4"/>
               <w:left w:val="single" w:color="999999" w:sz="4"/>
@@ -22088,7 +26341,7 @@
         </w:tc>
         <w:tc>
           <w:tcPr>
-            <w:tcW w:type="dxa" w:w="803"/>
+            <w:tcW w:type="dxa" w:w="741"/>
             <w:tcBorders>
               <w:top w:val="single" w:color="999999" w:sz="4"/>
               <w:left w:val="single" w:color="999999" w:sz="4"/>
@@ -22118,7 +26371,7 @@
         </w:tc>
         <w:tc>
           <w:tcPr>
-            <w:tcW w:type="dxa" w:w="803"/>
+            <w:tcW w:type="dxa" w:w="741"/>
             <w:tcBorders>
               <w:top w:val="single" w:color="999999" w:sz="4"/>
               <w:left w:val="single" w:color="999999" w:sz="4"/>
@@ -22148,7 +26401,7 @@
         </w:tc>
         <w:tc>
           <w:tcPr>
-            <w:tcW w:type="dxa" w:w="803"/>
+            <w:tcW w:type="dxa" w:w="741"/>
             <w:tcBorders>
               <w:top w:val="single" w:color="999999" w:sz="4"/>
               <w:left w:val="single" w:color="999999" w:sz="4"/>
@@ -22178,7 +26431,7 @@
         </w:tc>
         <w:tc>
           <w:tcPr>
-            <w:tcW w:type="dxa" w:w="803"/>
+            <w:tcW w:type="dxa" w:w="741"/>
             <w:tcBorders>
               <w:top w:val="single" w:color="999999" w:sz="4"/>
               <w:left w:val="single" w:color="999999" w:sz="4"/>
@@ -22208,7 +26461,7 @@
         </w:tc>
         <w:tc>
           <w:tcPr>
-            <w:tcW w:type="dxa" w:w="803"/>
+            <w:tcW w:type="dxa" w:w="926"/>
             <w:tcBorders>
               <w:top w:val="single" w:color="999999" w:sz="4"/>
               <w:left w:val="single" w:color="999999" w:sz="4"/>
@@ -22238,7 +26491,7 @@
         </w:tc>
         <w:tc>
           <w:tcPr>
-            <w:tcW w:type="dxa" w:w="803"/>
+            <w:tcW w:type="dxa" w:w="741"/>
             <w:tcBorders>
               <w:top w:val="single" w:color="999999" w:sz="4"/>
               <w:left w:val="single" w:color="999999" w:sz="4"/>
@@ -22268,7 +26521,7 @@
         </w:tc>
         <w:tc>
           <w:tcPr>
-            <w:tcW w:type="dxa" w:w="1606"/>
+            <w:tcW w:type="dxa" w:w="741"/>
             <w:tcBorders>
               <w:top w:val="single" w:color="999999" w:sz="4"/>
               <w:left w:val="single" w:color="999999" w:sz="4"/>
@@ -22298,7 +26551,54 @@
         </w:tc>
         <w:tc>
           <w:tcPr>
-            <w:tcW w:type="dxa" w:w="1606"/>
+            <w:tcW w:type="dxa" w:w="1297"/>
+            <w:tcBorders>
+              <w:top w:val="single" w:color="999999" w:sz="4"/>
+              <w:left w:val="single" w:color="999999" w:sz="4"/>
+              <w:bottom w:val="single" w:color="999999" w:sz="4"/>
+              <w:right w:val="single" w:color="999999" w:sz="4"/>
+            </w:tcBorders>
+            <w:tcMar>
+              <w:top w:type="dxa" w:w="60"/>
+              <w:left w:type="dxa" w:w="90"/>
+              <w:bottom w:type="dxa" w:w="60"/>
+              <w:right w:type="dxa" w:w="90"/>
+            </w:tcMar>
+          </w:tcPr>
+          <w:p>
+            <w:pPr>
+              <w:spacing w:after="20" w:before="20"/>
+            </w:pPr>
+            <w:r>
+              <w:rPr>
+                <w:rFonts w:ascii="맑은 고딕" w:cs="맑은 고딕" w:eastAsia="맑은 고딕" w:hAnsi="맑은 고딕"/>
+                <w:b w:val="false"/>
+                <w:bCs w:val="false"/>
+                <w:sz w:val="18"/>
+                <w:szCs w:val="18"/>
+              </w:rPr>
+              <w:t xml:space="preserve">□해당없음</w:t>
+            </w:r>
+          </w:p>
+          <w:p>
+            <w:pPr>
+              <w:spacing w:after="20" w:before="20"/>
+            </w:pPr>
+            <w:r>
+              <w:rPr>
+                <w:rFonts w:ascii="맑은 고딕" w:cs="맑은 고딕" w:eastAsia="맑은 고딕" w:hAnsi="맑은 고딕"/>
+                <w:b w:val="false"/>
+                <w:bCs w:val="false"/>
+                <w:sz w:val="18"/>
+                <w:szCs w:val="18"/>
+              </w:rPr>
+              <w:t xml:space="preserve">□확인</w:t>
+            </w:r>
+          </w:p>
+        </w:tc>
+        <w:tc>
+          <w:tcPr>
+            <w:tcW w:type="dxa" w:w="1482"/>
             <w:tcBorders>
               <w:top w:val="single" w:color="999999" w:sz="4"/>
               <w:left w:val="single" w:color="999999" w:sz="4"/>
@@ -22330,7 +26630,7 @@
         </w:tc>
         <w:tc>
           <w:tcPr>
-            <w:tcW w:type="dxa" w:w="806"/>
+            <w:tcW w:type="dxa" w:w="747"/>
             <w:tcBorders>
               <w:top w:val="single" w:color="999999" w:sz="4"/>
               <w:left w:val="single" w:color="999999" w:sz="4"/>
@@ -22365,7 +26665,7 @@
         </w:trPr>
         <w:tc>
           <w:tcPr>
-            <w:tcW w:type="dxa" w:w="803"/>
+            <w:tcW w:type="dxa" w:w="741"/>
             <w:tcBorders>
               <w:top w:val="single" w:color="999999" w:sz="4"/>
               <w:left w:val="single" w:color="999999" w:sz="4"/>
@@ -22397,7 +26697,7 @@
         </w:tc>
         <w:tc>
           <w:tcPr>
-            <w:tcW w:type="dxa" w:w="803"/>
+            <w:tcW w:type="dxa" w:w="741"/>
             <w:tcBorders>
               <w:top w:val="single" w:color="999999" w:sz="4"/>
               <w:left w:val="single" w:color="999999" w:sz="4"/>
@@ -22427,7 +26727,7 @@
         </w:tc>
         <w:tc>
           <w:tcPr>
-            <w:tcW w:type="dxa" w:w="803"/>
+            <w:tcW w:type="dxa" w:w="741"/>
             <w:tcBorders>
               <w:top w:val="single" w:color="999999" w:sz="4"/>
               <w:left w:val="single" w:color="999999" w:sz="4"/>
@@ -22457,7 +26757,7 @@
         </w:tc>
         <w:tc>
           <w:tcPr>
-            <w:tcW w:type="dxa" w:w="803"/>
+            <w:tcW w:type="dxa" w:w="741"/>
             <w:tcBorders>
               <w:top w:val="single" w:color="999999" w:sz="4"/>
               <w:left w:val="single" w:color="999999" w:sz="4"/>
@@ -22487,7 +26787,7 @@
         </w:tc>
         <w:tc>
           <w:tcPr>
-            <w:tcW w:type="dxa" w:w="803"/>
+            <w:tcW w:type="dxa" w:w="741"/>
             <w:tcBorders>
               <w:top w:val="single" w:color="999999" w:sz="4"/>
               <w:left w:val="single" w:color="999999" w:sz="4"/>
@@ -22517,7 +26817,7 @@
         </w:tc>
         <w:tc>
           <w:tcPr>
-            <w:tcW w:type="dxa" w:w="803"/>
+            <w:tcW w:type="dxa" w:w="926"/>
             <w:tcBorders>
               <w:top w:val="single" w:color="999999" w:sz="4"/>
               <w:left w:val="single" w:color="999999" w:sz="4"/>
@@ -22547,7 +26847,7 @@
         </w:tc>
         <w:tc>
           <w:tcPr>
-            <w:tcW w:type="dxa" w:w="803"/>
+            <w:tcW w:type="dxa" w:w="741"/>
             <w:tcBorders>
               <w:top w:val="single" w:color="999999" w:sz="4"/>
               <w:left w:val="single" w:color="999999" w:sz="4"/>
@@ -22577,7 +26877,7 @@
         </w:tc>
         <w:tc>
           <w:tcPr>
-            <w:tcW w:type="dxa" w:w="1606"/>
+            <w:tcW w:type="dxa" w:w="741"/>
             <w:tcBorders>
               <w:top w:val="single" w:color="999999" w:sz="4"/>
               <w:left w:val="single" w:color="999999" w:sz="4"/>
@@ -22607,7 +26907,54 @@
         </w:tc>
         <w:tc>
           <w:tcPr>
-            <w:tcW w:type="dxa" w:w="1606"/>
+            <w:tcW w:type="dxa" w:w="1297"/>
+            <w:tcBorders>
+              <w:top w:val="single" w:color="999999" w:sz="4"/>
+              <w:left w:val="single" w:color="999999" w:sz="4"/>
+              <w:bottom w:val="single" w:color="999999" w:sz="4"/>
+              <w:right w:val="single" w:color="999999" w:sz="4"/>
+            </w:tcBorders>
+            <w:tcMar>
+              <w:top w:type="dxa" w:w="60"/>
+              <w:left w:type="dxa" w:w="90"/>
+              <w:bottom w:type="dxa" w:w="60"/>
+              <w:right w:type="dxa" w:w="90"/>
+            </w:tcMar>
+          </w:tcPr>
+          <w:p>
+            <w:pPr>
+              <w:spacing w:after="20" w:before="20"/>
+            </w:pPr>
+            <w:r>
+              <w:rPr>
+                <w:rFonts w:ascii="맑은 고딕" w:cs="맑은 고딕" w:eastAsia="맑은 고딕" w:hAnsi="맑은 고딕"/>
+                <w:b w:val="false"/>
+                <w:bCs w:val="false"/>
+                <w:sz w:val="18"/>
+                <w:szCs w:val="18"/>
+              </w:rPr>
+              <w:t xml:space="preserve">□해당없음</w:t>
+            </w:r>
+          </w:p>
+          <w:p>
+            <w:pPr>
+              <w:spacing w:after="20" w:before="20"/>
+            </w:pPr>
+            <w:r>
+              <w:rPr>
+                <w:rFonts w:ascii="맑은 고딕" w:cs="맑은 고딕" w:eastAsia="맑은 고딕" w:hAnsi="맑은 고딕"/>
+                <w:b w:val="false"/>
+                <w:bCs w:val="false"/>
+                <w:sz w:val="18"/>
+                <w:szCs w:val="18"/>
+              </w:rPr>
+              <w:t xml:space="preserve">□확인</w:t>
+            </w:r>
+          </w:p>
+        </w:tc>
+        <w:tc>
+          <w:tcPr>
+            <w:tcW w:type="dxa" w:w="1482"/>
             <w:tcBorders>
               <w:top w:val="single" w:color="999999" w:sz="4"/>
               <w:left w:val="single" w:color="999999" w:sz="4"/>
@@ -22639,7 +26986,7 @@
         </w:tc>
         <w:tc>
           <w:tcPr>
-            <w:tcW w:type="dxa" w:w="806"/>
+            <w:tcW w:type="dxa" w:w="747"/>
             <w:tcBorders>
               <w:top w:val="single" w:color="999999" w:sz="4"/>
               <w:left w:val="single" w:color="999999" w:sz="4"/>
@@ -22674,7 +27021,7 @@
         </w:trPr>
         <w:tc>
           <w:tcPr>
-            <w:tcW w:type="dxa" w:w="803"/>
+            <w:tcW w:type="dxa" w:w="741"/>
             <w:tcBorders>
               <w:top w:val="single" w:color="999999" w:sz="4"/>
               <w:left w:val="single" w:color="999999" w:sz="4"/>
@@ -22706,7 +27053,7 @@
         </w:tc>
         <w:tc>
           <w:tcPr>
-            <w:tcW w:type="dxa" w:w="803"/>
+            <w:tcW w:type="dxa" w:w="741"/>
             <w:tcBorders>
               <w:top w:val="single" w:color="999999" w:sz="4"/>
               <w:left w:val="single" w:color="999999" w:sz="4"/>
@@ -22736,7 +27083,7 @@
         </w:tc>
         <w:tc>
           <w:tcPr>
-            <w:tcW w:type="dxa" w:w="803"/>
+            <w:tcW w:type="dxa" w:w="741"/>
             <w:tcBorders>
               <w:top w:val="single" w:color="999999" w:sz="4"/>
               <w:left w:val="single" w:color="999999" w:sz="4"/>
@@ -22766,7 +27113,7 @@
         </w:tc>
         <w:tc>
           <w:tcPr>
-            <w:tcW w:type="dxa" w:w="803"/>
+            <w:tcW w:type="dxa" w:w="741"/>
             <w:tcBorders>
               <w:top w:val="single" w:color="999999" w:sz="4"/>
               <w:left w:val="single" w:color="999999" w:sz="4"/>
@@ -22796,7 +27143,7 @@
         </w:tc>
         <w:tc>
           <w:tcPr>
-            <w:tcW w:type="dxa" w:w="803"/>
+            <w:tcW w:type="dxa" w:w="741"/>
             <w:tcBorders>
               <w:top w:val="single" w:color="999999" w:sz="4"/>
               <w:left w:val="single" w:color="999999" w:sz="4"/>
@@ -22826,7 +27173,7 @@
         </w:tc>
         <w:tc>
           <w:tcPr>
-            <w:tcW w:type="dxa" w:w="803"/>
+            <w:tcW w:type="dxa" w:w="926"/>
             <w:tcBorders>
               <w:top w:val="single" w:color="999999" w:sz="4"/>
               <w:left w:val="single" w:color="999999" w:sz="4"/>
@@ -22856,7 +27203,7 @@
         </w:tc>
         <w:tc>
           <w:tcPr>
-            <w:tcW w:type="dxa" w:w="803"/>
+            <w:tcW w:type="dxa" w:w="741"/>
             <w:tcBorders>
               <w:top w:val="single" w:color="999999" w:sz="4"/>
               <w:left w:val="single" w:color="999999" w:sz="4"/>
@@ -22886,7 +27233,7 @@
         </w:tc>
         <w:tc>
           <w:tcPr>
-            <w:tcW w:type="dxa" w:w="1606"/>
+            <w:tcW w:type="dxa" w:w="741"/>
             <w:tcBorders>
               <w:top w:val="single" w:color="999999" w:sz="4"/>
               <w:left w:val="single" w:color="999999" w:sz="4"/>
@@ -22916,7 +27263,54 @@
         </w:tc>
         <w:tc>
           <w:tcPr>
-            <w:tcW w:type="dxa" w:w="1606"/>
+            <w:tcW w:type="dxa" w:w="1297"/>
+            <w:tcBorders>
+              <w:top w:val="single" w:color="999999" w:sz="4"/>
+              <w:left w:val="single" w:color="999999" w:sz="4"/>
+              <w:bottom w:val="single" w:color="999999" w:sz="4"/>
+              <w:right w:val="single" w:color="999999" w:sz="4"/>
+            </w:tcBorders>
+            <w:tcMar>
+              <w:top w:type="dxa" w:w="60"/>
+              <w:left w:type="dxa" w:w="90"/>
+              <w:bottom w:type="dxa" w:w="60"/>
+              <w:right w:type="dxa" w:w="90"/>
+            </w:tcMar>
+          </w:tcPr>
+          <w:p>
+            <w:pPr>
+              <w:spacing w:after="20" w:before="20"/>
+            </w:pPr>
+            <w:r>
+              <w:rPr>
+                <w:rFonts w:ascii="맑은 고딕" w:cs="맑은 고딕" w:eastAsia="맑은 고딕" w:hAnsi="맑은 고딕"/>
+                <w:b w:val="false"/>
+                <w:bCs w:val="false"/>
+                <w:sz w:val="18"/>
+                <w:szCs w:val="18"/>
+              </w:rPr>
+              <w:t xml:space="preserve">□해당없음</w:t>
+            </w:r>
+          </w:p>
+          <w:p>
+            <w:pPr>
+              <w:spacing w:after="20" w:before="20"/>
+            </w:pPr>
+            <w:r>
+              <w:rPr>
+                <w:rFonts w:ascii="맑은 고딕" w:cs="맑은 고딕" w:eastAsia="맑은 고딕" w:hAnsi="맑은 고딕"/>
+                <w:b w:val="false"/>
+                <w:bCs w:val="false"/>
+                <w:sz w:val="18"/>
+                <w:szCs w:val="18"/>
+              </w:rPr>
+              <w:t xml:space="preserve">□확인</w:t>
+            </w:r>
+          </w:p>
+        </w:tc>
+        <w:tc>
+          <w:tcPr>
+            <w:tcW w:type="dxa" w:w="1482"/>
             <w:tcBorders>
               <w:top w:val="single" w:color="999999" w:sz="4"/>
               <w:left w:val="single" w:color="999999" w:sz="4"/>
@@ -22948,7 +27342,7 @@
         </w:tc>
         <w:tc>
           <w:tcPr>
-            <w:tcW w:type="dxa" w:w="806"/>
+            <w:tcW w:type="dxa" w:w="747"/>
             <w:tcBorders>
               <w:top w:val="single" w:color="999999" w:sz="4"/>
               <w:left w:val="single" w:color="999999" w:sz="4"/>
@@ -22983,7 +27377,7 @@
         </w:trPr>
         <w:tc>
           <w:tcPr>
-            <w:tcW w:type="dxa" w:w="803"/>
+            <w:tcW w:type="dxa" w:w="741"/>
             <w:tcBorders>
               <w:top w:val="single" w:color="999999" w:sz="4"/>
               <w:left w:val="single" w:color="999999" w:sz="4"/>
@@ -23015,7 +27409,7 @@
         </w:tc>
         <w:tc>
           <w:tcPr>
-            <w:tcW w:type="dxa" w:w="803"/>
+            <w:tcW w:type="dxa" w:w="741"/>
             <w:tcBorders>
               <w:top w:val="single" w:color="999999" w:sz="4"/>
               <w:left w:val="single" w:color="999999" w:sz="4"/>
@@ -23045,7 +27439,7 @@
         </w:tc>
         <w:tc>
           <w:tcPr>
-            <w:tcW w:type="dxa" w:w="803"/>
+            <w:tcW w:type="dxa" w:w="741"/>
             <w:tcBorders>
               <w:top w:val="single" w:color="999999" w:sz="4"/>
               <w:left w:val="single" w:color="999999" w:sz="4"/>
@@ -23075,7 +27469,7 @@
         </w:tc>
         <w:tc>
           <w:tcPr>
-            <w:tcW w:type="dxa" w:w="803"/>
+            <w:tcW w:type="dxa" w:w="741"/>
             <w:tcBorders>
               <w:top w:val="single" w:color="999999" w:sz="4"/>
               <w:left w:val="single" w:color="999999" w:sz="4"/>
@@ -23105,7 +27499,7 @@
         </w:tc>
         <w:tc>
           <w:tcPr>
-            <w:tcW w:type="dxa" w:w="803"/>
+            <w:tcW w:type="dxa" w:w="741"/>
             <w:tcBorders>
               <w:top w:val="single" w:color="999999" w:sz="4"/>
               <w:left w:val="single" w:color="999999" w:sz="4"/>
@@ -23135,7 +27529,7 @@
         </w:tc>
         <w:tc>
           <w:tcPr>
-            <w:tcW w:type="dxa" w:w="803"/>
+            <w:tcW w:type="dxa" w:w="926"/>
             <w:tcBorders>
               <w:top w:val="single" w:color="999999" w:sz="4"/>
               <w:left w:val="single" w:color="999999" w:sz="4"/>
@@ -23165,7 +27559,7 @@
         </w:tc>
         <w:tc>
           <w:tcPr>
-            <w:tcW w:type="dxa" w:w="803"/>
+            <w:tcW w:type="dxa" w:w="741"/>
             <w:tcBorders>
               <w:top w:val="single" w:color="999999" w:sz="4"/>
               <w:left w:val="single" w:color="999999" w:sz="4"/>
@@ -23195,7 +27589,7 @@
         </w:tc>
         <w:tc>
           <w:tcPr>
-            <w:tcW w:type="dxa" w:w="1606"/>
+            <w:tcW w:type="dxa" w:w="741"/>
             <w:tcBorders>
               <w:top w:val="single" w:color="999999" w:sz="4"/>
               <w:left w:val="single" w:color="999999" w:sz="4"/>
@@ -23225,7 +27619,54 @@
         </w:tc>
         <w:tc>
           <w:tcPr>
-            <w:tcW w:type="dxa" w:w="1606"/>
+            <w:tcW w:type="dxa" w:w="1297"/>
+            <w:tcBorders>
+              <w:top w:val="single" w:color="999999" w:sz="4"/>
+              <w:left w:val="single" w:color="999999" w:sz="4"/>
+              <w:bottom w:val="single" w:color="999999" w:sz="4"/>
+              <w:right w:val="single" w:color="999999" w:sz="4"/>
+            </w:tcBorders>
+            <w:tcMar>
+              <w:top w:type="dxa" w:w="60"/>
+              <w:left w:type="dxa" w:w="90"/>
+              <w:bottom w:type="dxa" w:w="60"/>
+              <w:right w:type="dxa" w:w="90"/>
+            </w:tcMar>
+          </w:tcPr>
+          <w:p>
+            <w:pPr>
+              <w:spacing w:after="20" w:before="20"/>
+            </w:pPr>
+            <w:r>
+              <w:rPr>
+                <w:rFonts w:ascii="맑은 고딕" w:cs="맑은 고딕" w:eastAsia="맑은 고딕" w:hAnsi="맑은 고딕"/>
+                <w:b w:val="false"/>
+                <w:bCs w:val="false"/>
+                <w:sz w:val="18"/>
+                <w:szCs w:val="18"/>
+              </w:rPr>
+              <w:t xml:space="preserve">□해당없음</w:t>
+            </w:r>
+          </w:p>
+          <w:p>
+            <w:pPr>
+              <w:spacing w:after="20" w:before="20"/>
+            </w:pPr>
+            <w:r>
+              <w:rPr>
+                <w:rFonts w:ascii="맑은 고딕" w:cs="맑은 고딕" w:eastAsia="맑은 고딕" w:hAnsi="맑은 고딕"/>
+                <w:b w:val="false"/>
+                <w:bCs w:val="false"/>
+                <w:sz w:val="18"/>
+                <w:szCs w:val="18"/>
+              </w:rPr>
+              <w:t xml:space="preserve">□확인</w:t>
+            </w:r>
+          </w:p>
+        </w:tc>
+        <w:tc>
+          <w:tcPr>
+            <w:tcW w:type="dxa" w:w="1482"/>
             <w:tcBorders>
               <w:top w:val="single" w:color="999999" w:sz="4"/>
               <w:left w:val="single" w:color="999999" w:sz="4"/>
@@ -23257,7 +27698,7 @@
         </w:tc>
         <w:tc>
           <w:tcPr>
-            <w:tcW w:type="dxa" w:w="806"/>
+            <w:tcW w:type="dxa" w:w="747"/>
             <w:tcBorders>
               <w:top w:val="single" w:color="999999" w:sz="4"/>
               <w:left w:val="single" w:color="999999" w:sz="4"/>
@@ -23335,7 +27776,29 @@
           <w:sz w:val="18"/>
           <w:szCs w:val="18"/>
         </w:rPr>
-        <w:t xml:space="preserve">응시 자격과 시력검사 유효 여부는 HIE-QP-E01 7.1, 7.3.2에 따라 확인한다.</w:t>
+        <w:t xml:space="preserve">응시 자격과 시력검사 유효 여부는 HIE-QP-E01 7.1, 7.3.2에 따라 확인한다. </w:t>
+      </w:r>
+      <w:r>
+        <w:rPr>
+          <w:rFonts w:ascii="맑은 고딕" w:cs="맑은 고딕" w:eastAsia="맑은 고딕" w:hAnsi="맑은 고딕"/>
+          <w:b/>
+          <w:bCs/>
+          <w:color w:val="444444"/>
+          <w:sz w:val="18"/>
+          <w:szCs w:val="18"/>
+        </w:rPr>
+        <w:t xml:space="preserve">TOFD·PAUT·FMC 기법</w:t>
+      </w:r>
+      <w:r>
+        <w:rPr>
+          <w:rFonts w:ascii="맑은 고딕" w:cs="맑은 고딕" w:eastAsia="맑은 고딕" w:hAnsi="맑은 고딕"/>
+          <w:b w:val="false"/>
+          <w:bCs w:val="false"/>
+          <w:color w:val="444444"/>
+          <w:sz w:val="18"/>
+          <w:szCs w:val="18"/>
+        </w:rPr>
+        <w:t xml:space="preserve">에 응시하려면 UT Level Ⅱ 자격이 유효해야 하며, 자격증 발급대장(HIE-QP-E03-01)으로 확인한다. (7.2.3)</w:t>
       </w:r>
     </w:p>
     <w:p>

--- a/docs/HIE-QP-E02 필기시험 시행 규칙.docx
+++ b/docs/HIE-QP-E02 필기시험 시행 규칙.docx
@@ -9217,7 +9217,7 @@
           <w:sz w:val="20"/>
           <w:szCs w:val="20"/>
         </w:rPr>
-        <w:t xml:space="preserve">7.3.6 NDE Level Ⅲ 시험은 뽑지 않고 해당 은행 전체를 출제하며 순서만 섞는다.</w:t>
+        <w:t xml:space="preserve">7.3.6 NDE Level Ⅲ 시험도 5.2.2가 정한 문항 수(기초 55, 종목 65)만큼 뽑는다. 시험시간이 2시간으로 정해져 있으므로(E01 7.3.4 d) 은행에 들어 있는 문항을 모두 내지 않는다.</w:t>
       </w:r>
     </w:p>
     <w:p>
@@ -16570,7 +16570,7 @@
                 <w:sz w:val="18"/>
                 <w:szCs w:val="18"/>
               </w:rPr>
-              <w:t xml:space="preserve">출제 — 정해진 문항 수만큼 무작위 추첨, 문항·보기 순서 섞기</w:t>
+              <w:t xml:space="preserve">출제 — 5.2가 정한 문항 수만큼 무작위 추첨(Level Ⅲ 포함), 문항·보기 순서 섞기</w:t>
             </w:r>
           </w:p>
         </w:tc>

--- a/docs/HIE-QP-E02 필기시험 시행 규칙.docx
+++ b/docs/HIE-QP-E02 필기시험 시행 규칙.docx
@@ -1584,29 +1584,7 @@
           <w:sz w:val="18"/>
           <w:szCs w:val="18"/>
         </w:rPr>
-        <w:t xml:space="preserve">조항마다 근거가 되는 HIE-QP-E01의 항 번호를 </w:t>
-      </w:r>
-      <w:r>
-        <w:rPr>
-          <w:rFonts w:ascii="D2Coding" w:cs="D2Coding" w:eastAsia="D2Coding" w:hAnsi="D2Coding"/>
-          <w:b w:val="false"/>
-          <w:bCs w:val="false"/>
-          <w:color w:val="444444"/>
-          <w:sz w:val="18"/>
-          <w:szCs w:val="18"/>
-        </w:rPr>
-        <w:t xml:space="preserve">(E01 7.4.5)</w:t>
-      </w:r>
-      <w:r>
-        <w:rPr>
-          <w:rFonts w:ascii="맑은 고딕" w:cs="맑은 고딕" w:eastAsia="맑은 고딕" w:hAnsi="맑은 고딕"/>
-          <w:b w:val="false"/>
-          <w:bCs w:val="false"/>
-          <w:color w:val="444444"/>
-          <w:sz w:val="18"/>
-          <w:szCs w:val="18"/>
-        </w:rPr>
-        <w:t xml:space="preserve"> 꼴로 밝혔다. 근거 표시가 없는 조항은 이 규칙에서 새로 정한 시행 세칙이다.</w:t>
+        <w:t xml:space="preserve">조항마다 근거가 되는 HIE-QP-E01의 항·표 번호를 「(E01 7.4.5)」와 같이 표기한다. 근거 표시가 없는 조항은 이 규칙에서 새로 정한 시행 세칙이다.</w:t>
       </w:r>
     </w:p>
     <w:p>
@@ -7157,7 +7135,7 @@
           <w:sz w:val="20"/>
           <w:szCs w:val="20"/>
         </w:rPr>
-        <w:t xml:space="preserve">5.3.2 시험별로 제공하는 참고자료의 범위는 시험지 갑지의 NOTE에 명시하며, 현재 다음 다섯 갈래로 운영한다.</w:t>
+        <w:t xml:space="preserve">5.3.2 시험별로 제공하는 참고자료의 범위는 시험지 갑지의 NOTE에 명시하며, 현재 다음 다섯 유형으로 운영한다.</w:t>
       </w:r>
     </w:p>
     <w:p>
@@ -7216,7 +7194,7 @@
                 <w:sz w:val="18"/>
                 <w:szCs w:val="18"/>
               </w:rPr>
-              <w:t xml:space="preserve">갈래</w:t>
+              <w:t xml:space="preserve">유형</w:t>
             </w:r>
           </w:p>
         </w:tc>
@@ -8074,7 +8052,7 @@
           <w:sz w:val="20"/>
           <w:szCs w:val="20"/>
         </w:rPr>
-        <w:t xml:space="preserve">6.1.1 문제은행은 각 시험의 최소 문제 수보다 넉넉하게 갖춘다.</w:t>
+        <w:t xml:space="preserve">6.1.1 문제은행은 각 시험의 최소 문제 수보다 여유 있게 확보한다.</w:t>
       </w:r>
     </w:p>
     <w:p>
@@ -9175,7 +9153,7 @@
           <w:sz w:val="20"/>
           <w:szCs w:val="20"/>
         </w:rPr>
-        <w:t xml:space="preserve">묶음 문항은 흩어지지 않고 한 덩어리로 함께 뽑는다.</w:t>
+        <w:t xml:space="preserve">묶음 문항은 흩어지지 않고 하나의 묶음으로 함께 출제한다.</w:t>
       </w:r>
     </w:p>
     <w:p>
@@ -9423,7 +9401,7 @@
           <w:sz w:val="20"/>
           <w:szCs w:val="20"/>
         </w:rPr>
-        <w:t xml:space="preserve">6. 제공할 참고자료 (5.3의 갈래에 따름)</w:t>
+        <w:t xml:space="preserve">6. 제공할 참고자료 (5.3의 유형에 따름)</w:t>
       </w:r>
     </w:p>
     <w:p>
@@ -10500,23 +10478,17 @@
           <w:sz w:val="20"/>
           <w:szCs w:val="20"/>
         </w:rPr>
-        <w:t xml:space="preserve">2. 질문 접수와 처리 — **문항의 뜻을 묻는 질문에만 답하고 정답은 알려 주지</w:t>
+        <w:t xml:space="preserve">2. 질문 접수와 처리 — </w:t>
       </w:r>
-    </w:p>
-    <w:p>
-      <w:pPr>
-        <w:spacing w:after="60" w:before="60" w:line="300"/>
-        <w:jc w:val="both"/>
-      </w:pPr>
       <w:r>
         <w:rPr>
           <w:rFonts w:ascii="맑은 고딕" w:cs="맑은 고딕" w:eastAsia="맑은 고딕" w:hAnsi="맑은 고딕"/>
-          <w:b w:val="false"/>
-          <w:bCs w:val="false"/>
+          <w:b/>
+          <w:bCs/>
           <w:sz w:val="20"/>
           <w:szCs w:val="20"/>
         </w:rPr>
-        <w:t xml:space="preserve">않는다**</w:t>
+        <w:t xml:space="preserve">문항의 뜻을 묻는 질문에만 답하고 정답은 알려 주지 않는다</w:t>
       </w:r>
     </w:p>
     <w:p>
@@ -10627,23 +10599,7 @@
           <w:sz w:val="20"/>
           <w:szCs w:val="20"/>
         </w:rPr>
-        <w:t xml:space="preserve">2. 종이 — 회수한 시험지와 답안지를 봉투에 넣어 봉인하고 겉면에 시험명과</w:t>
-      </w:r>
-    </w:p>
-    <w:p>
-      <w:pPr>
-        <w:spacing w:after="60" w:before="60" w:line="300"/>
-        <w:jc w:val="both"/>
-      </w:pPr>
-      <w:r>
-        <w:rPr>
-          <w:rFonts w:ascii="맑은 고딕" w:cs="맑은 고딕" w:eastAsia="맑은 고딕" w:hAnsi="맑은 고딕"/>
-          <w:b w:val="false"/>
-          <w:bCs w:val="false"/>
-          <w:sz w:val="20"/>
-          <w:szCs w:val="20"/>
-        </w:rPr>
-        <w:t xml:space="preserve">응시 인원을 적은 뒤 감독책임자가 서명한다.</w:t>
+        <w:t xml:space="preserve">2. 종이 — 회수한 시험지와 답안지를 봉투에 넣어 봉인하고 겉면에 시험명과 응시 인원을 적은 뒤 감독책임자가 서명한다.</w:t>
       </w:r>
     </w:p>
     <w:p>
@@ -10679,23 +10635,7 @@
           <w:sz w:val="20"/>
           <w:szCs w:val="20"/>
         </w:rPr>
-        <w:t xml:space="preserve"> 시험문제 폐기</w:t>
-      </w:r>
-    </w:p>
-    <w:p>
-      <w:pPr>
-        <w:spacing w:after="60" w:before="60" w:line="300"/>
-        <w:jc w:val="both"/>
-      </w:pPr>
-      <w:r>
-        <w:rPr>
-          <w:rFonts w:ascii="맑은 고딕" w:cs="맑은 고딕" w:eastAsia="맑은 고딕" w:hAnsi="맑은 고딕"/>
-          <w:b w:val="false"/>
-          <w:bCs w:val="false"/>
-          <w:sz w:val="20"/>
-          <w:szCs w:val="20"/>
-        </w:rPr>
-        <w:t xml:space="preserve">대장(HIE-QP-E02-04)에 기재한 뒤 </w:t>
+        <w:t xml:space="preserve"> 시험문제 폐기 대장(HIE-QP-E02-04)에 기재한 뒤 </w:t>
       </w:r>
       <w:r>
         <w:rPr>
@@ -11206,13 +11146,13 @@
           <w:sz w:val="20"/>
           <w:szCs w:val="20"/>
         </w:rPr>
-        <w:t xml:space="preserve"> 실시하고 두 결과가 일치하는지 확인한다.</w:t>
+        <w:t xml:space="preserve"> 실시하고 두 결과가 일치하는지 확인한다. 주관식이나 서술식이 있는 경우 1차와 2차의 결과를 평균하여 최종 점수로 한다.</w:t>
       </w:r>
     </w:p>
     <w:p>
       <w:pPr>
-        <w:spacing w:after="60" w:before="60" w:line="300"/>
-        <w:jc w:val="both"/>
+        <w:spacing w:after="30" w:before="30"/>
+        <w:ind w:left="240" w:hanging="240"/>
       </w:pPr>
       <w:r>
         <w:rPr>
@@ -11222,14 +11162,18 @@
           <w:sz w:val="20"/>
           <w:szCs w:val="20"/>
         </w:rPr>
-        <w:t xml:space="preserve">주관식이나 서술식이 있는 경우 1차와 2차의 결과를 평균하여 최종 점수로 한다.</w:t>
+        <w:t xml:space="preserve">3. 인적사항이 적힌 표지와 채점표에 같은 관리번호를 부여하고 </w:t>
       </w:r>
-    </w:p>
-    <w:p>
-      <w:pPr>
-        <w:spacing w:after="30" w:before="30"/>
-        <w:ind w:left="240" w:hanging="240"/>
-      </w:pPr>
+      <w:r>
+        <w:rPr>
+          <w:rFonts w:ascii="맑은 고딕" w:cs="맑은 고딕" w:eastAsia="맑은 고딕" w:hAnsi="맑은 고딕"/>
+          <w:b/>
+          <w:bCs/>
+          <w:sz w:val="20"/>
+          <w:szCs w:val="20"/>
+        </w:rPr>
+        <w:t xml:space="preserve">분리하여 채점</w:t>
+      </w:r>
       <w:r>
         <w:rPr>
           <w:rFonts w:ascii="맑은 고딕" w:cs="맑은 고딕" w:eastAsia="맑은 고딕" w:hAnsi="맑은 고딕"/>
@@ -11238,23 +11182,7 @@
           <w:sz w:val="20"/>
           <w:szCs w:val="20"/>
         </w:rPr>
-        <w:t xml:space="preserve">3. 인적사항이 적힌 표지와 채점표에 같은 관리번호를 부여하고 **분리하여</w:t>
-      </w:r>
-    </w:p>
-    <w:p>
-      <w:pPr>
-        <w:spacing w:after="60" w:before="60" w:line="300"/>
-        <w:jc w:val="both"/>
-      </w:pPr>
-      <w:r>
-        <w:rPr>
-          <w:rFonts w:ascii="맑은 고딕" w:cs="맑은 고딕" w:eastAsia="맑은 고딕" w:hAnsi="맑은 고딕"/>
-          <w:b w:val="false"/>
-          <w:bCs w:val="false"/>
-          <w:sz w:val="20"/>
-          <w:szCs w:val="20"/>
-        </w:rPr>
-        <w:t xml:space="preserve">채점**한다.</w:t>
+        <w:t xml:space="preserve">한다.</w:t>
       </w:r>
     </w:p>
     <w:p>
@@ -19883,7 +19811,7 @@
           <w:sz w:val="20"/>
           <w:szCs w:val="20"/>
         </w:rPr>
-        <w:t xml:space="preserve">되돌아가는 갈래</w:t>
+        <w:t xml:space="preserve">되돌아가는 경로</w:t>
       </w:r>
     </w:p>
     <w:p>
@@ -19942,7 +19870,7 @@
                 <w:sz w:val="18"/>
                 <w:szCs w:val="18"/>
               </w:rPr>
-              <w:t xml:space="preserve">갈래</w:t>
+              <w:t xml:space="preserve">경로</w:t>
             </w:r>
           </w:p>
         </w:tc>
@@ -21667,7 +21595,7 @@
           <w:sz w:val="20"/>
           <w:szCs w:val="20"/>
         </w:rPr>
-        <w:t xml:space="preserve">시험지를 출력하여 종이로 시행할 때 갑지에 인쇄되는 문구다. 시험 구분에 따라 1항과 시간 제한이 달라진다. (5.3.2의 갈래 참조)</w:t>
+        <w:t xml:space="preserve">시험지를 출력하여 종이로 시행할 때 갑지에 인쇄되는 문구다. 시험 구분에 따라 1항과 시간 제한이 달라진다. (5.3.2의 유형 참조)</w:t>
       </w:r>
     </w:p>
     <w:p>
@@ -23079,7 +23007,7 @@
                 <w:sz w:val="18"/>
                 <w:szCs w:val="18"/>
               </w:rPr>
-              <w:t xml:space="preserve">□ D 식·표·코드   □ E 식·표 (5.3.2의 갈래)</w:t>
+              <w:t xml:space="preserve">□ D 식·표·코드   □ E 식·표 (5.3.2의 유형)</w:t>
             </w:r>
           </w:p>
         </w:tc>
@@ -29429,7 +29357,7 @@
                 <w:sz w:val="18"/>
                 <w:szCs w:val="18"/>
               </w:rPr>
-              <w:t xml:space="preserve">5.3의 갈래에 따름</w:t>
+              <w:t xml:space="preserve">5.3의 유형에 따름</w:t>
             </w:r>
           </w:p>
         </w:tc>
@@ -32816,23 +32744,7 @@
           <w:sz w:val="20"/>
           <w:szCs w:val="20"/>
         </w:rPr>
-        <w:t xml:space="preserve"> 부득이 소지한</w:t>
-      </w:r>
-    </w:p>
-    <w:p>
-      <w:pPr>
-        <w:spacing w:after="60" w:before="60" w:line="300"/>
-        <w:jc w:val="both"/>
-      </w:pPr>
-      <w:r>
-        <w:rPr>
-          <w:rFonts w:ascii="맑은 고딕" w:cs="맑은 고딕" w:eastAsia="맑은 고딕" w:hAnsi="맑은 고딕"/>
-          <w:b w:val="false"/>
-          <w:bCs w:val="false"/>
-          <w:sz w:val="20"/>
-          <w:szCs w:val="20"/>
-        </w:rPr>
-        <w:t xml:space="preserve">경우 전원을 끄고 별도 보관한다.</w:t>
+        <w:t xml:space="preserve"> 부득이 소지한 경우 전원을 끄고 별도 보관한다.</w:t>
       </w:r>
     </w:p>
     <w:p>
@@ -32942,14 +32854,18 @@
           <w:sz w:val="20"/>
           <w:szCs w:val="20"/>
         </w:rPr>
-        <w:t xml:space="preserve">7. 시험지를 출력하여 종이로 치를 때에는 **지워지지 않는 흑색 볼펜 또는</w:t>
+        <w:t xml:space="preserve">7. 시험지를 출력하여 종이로 치를 때에는 </w:t>
       </w:r>
-    </w:p>
-    <w:p>
-      <w:pPr>
-        <w:spacing w:after="60" w:before="60" w:line="300"/>
-        <w:jc w:val="both"/>
-      </w:pPr>
+      <w:r>
+        <w:rPr>
+          <w:rFonts w:ascii="맑은 고딕" w:cs="맑은 고딕" w:eastAsia="맑은 고딕" w:hAnsi="맑은 고딕"/>
+          <w:b/>
+          <w:bCs/>
+          <w:sz w:val="20"/>
+          <w:szCs w:val="20"/>
+        </w:rPr>
+        <w:t xml:space="preserve">지워지지 않는 흑색 볼펜 또는 잉크</w:t>
+      </w:r>
       <w:r>
         <w:rPr>
           <w:rFonts w:ascii="맑은 고딕" w:cs="맑은 고딕" w:eastAsia="맑은 고딕" w:hAnsi="맑은 고딕"/>
@@ -32958,7 +32874,7 @@
           <w:sz w:val="20"/>
           <w:szCs w:val="20"/>
         </w:rPr>
-        <w:t xml:space="preserve">잉크**로 기록한다. 적색 잉크와 수정액은 쓸 수 없다.</w:t>
+        <w:t xml:space="preserve">로 기록한다. 적색 잉크와 수정액은 쓸 수 없다.</w:t>
       </w:r>
     </w:p>
     <w:p>
@@ -33214,23 +33130,7 @@
           <w:sz w:val="20"/>
           <w:szCs w:val="20"/>
         </w:rPr>
-        <w:t xml:space="preserve"> 회사가 시행하는</w:t>
-      </w:r>
-    </w:p>
-    <w:p>
-      <w:pPr>
-        <w:spacing w:after="60" w:before="60" w:line="300"/>
-        <w:jc w:val="both"/>
-      </w:pPr>
-      <w:r>
-        <w:rPr>
-          <w:rFonts w:ascii="맑은 고딕" w:cs="맑은 고딕" w:eastAsia="맑은 고딕" w:hAnsi="맑은 고딕"/>
-          <w:b w:val="false"/>
-          <w:bCs w:val="false"/>
-          <w:sz w:val="20"/>
-          <w:szCs w:val="20"/>
-        </w:rPr>
-        <w:t xml:space="preserve">자격시험에 응시할 수 없도록 할 수 있다.</w:t>
+        <w:t xml:space="preserve"> 회사가 시행하는 자격시험에 응시할 수 없도록 할 수 있다.</w:t>
       </w:r>
     </w:p>
     <w:p>
@@ -33266,23 +33166,7 @@
           <w:sz w:val="20"/>
           <w:szCs w:val="20"/>
         </w:rPr>
-        <w:t xml:space="preserve">을 명할 수 있으며 이</w:t>
-      </w:r>
-    </w:p>
-    <w:p>
-      <w:pPr>
-        <w:spacing w:after="60" w:before="60" w:line="300"/>
-        <w:jc w:val="both"/>
-      </w:pPr>
-      <w:r>
-        <w:rPr>
-          <w:rFonts w:ascii="맑은 고딕" w:cs="맑은 고딕" w:eastAsia="맑은 고딕" w:hAnsi="맑은 고딕"/>
-          <w:b w:val="false"/>
-          <w:bCs w:val="false"/>
-          <w:sz w:val="20"/>
-          <w:szCs w:val="20"/>
-        </w:rPr>
-        <w:t xml:space="preserve">경우에도 0점으로 처리한다.</w:t>
+        <w:t xml:space="preserve">을 명할 수 있으며 이 경우에도 0점으로 처리한다.</w:t>
       </w:r>
     </w:p>
     <w:p>

--- a/docs/HIE-QP-E02 필기시험 시행 규칙.docx
+++ b/docs/HIE-QP-E02 필기시험 시행 규칙.docx
@@ -1637,7 +1637,7 @@
           <w:sz w:val="20"/>
           <w:szCs w:val="20"/>
         </w:rPr>
-        <w:t xml:space="preserve">1.1 이 규칙은 HIE-QP-E01에 따라 시행하는 비파괴검사 요원 자격인정 필기시험의 출제, 시행, 감독, 채점, 기록 관리에 대한 세부 절차를 규정한다.</w:t>
+        <w:t xml:space="preserve">1.1 이 규칙은 HIE-QP-E01에 따라 시행하는 비파괴검사요원 자격인정 필기시험의 출제, 시행, 감독, 채점, 기록 관리에 대한 세부 절차를 규정한다.</w:t>
       </w:r>
     </w:p>
     <w:p>
@@ -1679,7 +1679,7 @@
           <w:sz w:val="20"/>
           <w:szCs w:val="20"/>
         </w:rPr>
-        <w:t xml:space="preserve">1.3 실기시험, 실증, 교육·훈련·경력 요건, 자격 부여와 재자격 부여의 전반은 HIE-QP-E01에 따르며 이 규칙에서 다루지 않는다.</w:t>
+        <w:t xml:space="preserve">1.3 실기시험, 실증, 교육·훈련·경력 요건, 자격부여와 재자격부여의 전반은 HIE-QP-E01에 따르며 이 규칙에서 다루지 않는다.</w:t>
       </w:r>
     </w:p>
     <w:p>
@@ -2187,6 +2187,47 @@
     </w:p>
     <w:p>
       <w:pPr>
+        <w:spacing w:after="60" w:before="60" w:line="300"/>
+        <w:jc w:val="both"/>
+      </w:pPr>
+      <w:r>
+        <w:rPr>
+          <w:rFonts w:ascii="맑은 고딕" w:cs="맑은 고딕" w:eastAsia="맑은 고딕" w:hAnsi="맑은 고딕"/>
+          <w:b w:val="false"/>
+          <w:bCs w:val="false"/>
+          <w:sz w:val="20"/>
+          <w:szCs w:val="20"/>
+        </w:rPr>
+        <w:t xml:space="preserve">3.9 이 규칙에서 </w:t>
+      </w:r>
+      <w:r>
+        <w:rPr>
+          <w:rFonts w:ascii="맑은 고딕" w:cs="맑은 고딕" w:eastAsia="맑은 고딕" w:hAnsi="맑은 고딕"/>
+          <w:b/>
+          <w:bCs/>
+          <w:sz w:val="20"/>
+          <w:szCs w:val="20"/>
+        </w:rPr>
+        <w:t xml:space="preserve">「감독자」</w:t>
+      </w:r>
+      <w:r>
+        <w:rPr>
+          <w:rFonts w:ascii="맑은 고딕" w:cs="맑은 고딕" w:eastAsia="맑은 고딕" w:hAnsi="맑은 고딕"/>
+          <w:b w:val="false"/>
+          <w:bCs w:val="false"/>
+          <w:sz w:val="20"/>
+          <w:szCs w:val="20"/>
+        </w:rPr>
+        <w:t xml:space="preserve">는 시험감독책임자와 시험감독자를 함께 이르는 말이다. 둘을 가려 말할 때에는 각각의 이름으로 적는다.</w:t>
+      </w:r>
+    </w:p>
+    <w:p>
+      <w:pPr>
+        <w:spacing w:after="60"/>
+      </w:pPr>
+    </w:p>
+    <w:p>
+      <w:pPr>
         <w:pStyle w:val="Heading2"/>
         <w:spacing w:after="120" w:before="240"/>
       </w:pPr>
@@ -3143,7 +3184,7 @@
                 <w:sz w:val="18"/>
                 <w:szCs w:val="18"/>
               </w:rPr>
-              <w:t xml:space="preserve">기초, RT, UT, MT, PT, VT</w:t>
+              <w:t xml:space="preserve">RT, UT, MT, PT, VT</w:t>
             </w:r>
           </w:p>
         </w:tc>
@@ -7031,7 +7072,7 @@
           <w:sz w:val="20"/>
           <w:szCs w:val="20"/>
         </w:rPr>
-        <w:t xml:space="preserve">는 기초시험과 종목시험을 만족한 것으로 보고 </w:t>
+        <w:t xml:space="preserve">는 기초시험과 종목시험을 만족한 것으로 보아 </w:t>
       </w:r>
       <w:r>
         <w:rPr>
@@ -7104,7 +7145,7 @@
           <w:sz w:val="20"/>
           <w:szCs w:val="20"/>
         </w:rPr>
-        <w:t xml:space="preserve">모든 NDE Level Ⅰ, Ⅱ, Ⅲ의 필기시험은 비공개(closed book) 시험이며, data, 그래프, 표, 시방서, 절차서, 규격 등이 제공될 수 있다.</w:t>
+        <w:t xml:space="preserve">모든 NDE Level Ⅰ, Ⅱ, Ⅲ의 필기시험은 비공개(closed book) 시험이며, 자료, 그래프, 표, 시방서, 절차서, 규격 등이 제공될 수 있다.</w:t>
       </w:r>
       <w:r>
         <w:rPr>
@@ -10599,7 +10640,7 @@
           <w:sz w:val="20"/>
           <w:szCs w:val="20"/>
         </w:rPr>
-        <w:t xml:space="preserve">2. 종이 — 회수한 시험지와 답안지를 봉투에 넣어 봉인하고 겉면에 시험명과 응시 인원을 적은 뒤 감독책임자가 서명한다.</w:t>
+        <w:t xml:space="preserve">2. 종이 — 회수한 시험지와 답안지를 봉투에 넣어 봉인하고 겉면에 시험명과 응시 인원을 적은 뒤 시험감독책임자가 서명한다.</w:t>
       </w:r>
     </w:p>
     <w:p>
@@ -11068,7 +11109,7 @@
           <w:sz w:val="20"/>
           <w:szCs w:val="20"/>
         </w:rPr>
-        <w:t xml:space="preserve">7.7.2 CBT는 제출과 동시에 자동으로 채점한다. 대표 NDE Level Ⅲ 또는 그가 지정한 해당 종목 NDE Level Ⅲ가 채점 결과를 확인하고, 이의가 제기된 문항은 6.3.2에 따라 검토한 결과를 반영하여 최종 점수를 정한다.</w:t>
+        <w:t xml:space="preserve">7.7.2 CBT는 제출과 동시에 자동으로 채점한다. 대표 NDE Level Ⅲ 또는 그가 지정한 해당 종목 NDE Level Ⅲ가 채점결과를 확인하고, 이의가 제기된 문항은 6.3.2에 따라 검토한 결과를 반영하여 최종 점수를 정한다.</w:t>
       </w:r>
     </w:p>
     <w:p>
@@ -12226,7 +12267,7 @@
           <w:sz w:val="20"/>
           <w:szCs w:val="20"/>
         </w:rPr>
-        <w:t xml:space="preserve">7.10.1 자격인정서, 자격인증 부여 기록 및 전 시험 기록은 비파괴검사 요원이 </w:t>
+        <w:t xml:space="preserve">7.10.1 자격인정서, 자격인증 부여 기록 및 전 시험 기록은 비파괴검사요원이 </w:t>
       </w:r>
       <w:r>
         <w:rPr>
@@ -14888,7 +14929,7 @@
                 <w:sz w:val="18"/>
                 <w:szCs w:val="18"/>
               </w:rPr>
-              <w:t xml:space="preserve">TOFD·PAUT·FMC 의 UT Level Ⅱ 선수 자격</w:t>
+              <w:t xml:space="preserve">TOFD·PAUT·FMC의 UT Level Ⅱ 선수 자격</w:t>
             </w:r>
           </w:p>
         </w:tc>
@@ -19396,7 +19437,7 @@
                 <w:sz w:val="18"/>
                 <w:szCs w:val="18"/>
               </w:rPr>
-              <w:t xml:space="preserve">자격증 발행 — HIE-QP-E03 으로 넘긴다</w:t>
+              <w:t xml:space="preserve">자격증 발행 — HIE-QP-E03으로 넘긴다</w:t>
             </w:r>
           </w:p>
         </w:tc>
@@ -20809,7 +20850,7 @@
                 <w:sz w:val="18"/>
                 <w:szCs w:val="18"/>
               </w:rPr>
-              <w:t xml:space="preserve">이름 입력 → 등급 선택 → 종목 선택 → (Level Ⅱ 만) 일반·전문 선택 → 시험 시작</w:t>
+              <w:t xml:space="preserve">이름 입력 → 등급 선택 → 종목 선택 → (Level Ⅱ만) 일반·전문 선택 → 시험 시작</w:t>
             </w:r>
           </w:p>
         </w:tc>
@@ -20878,7 +20919,7 @@
                 <w:sz w:val="18"/>
                 <w:szCs w:val="18"/>
               </w:rPr>
-              <w:t xml:space="preserve">Level Ⅱ — ECT·UT·MT·PT·RT·VT·PAUT·RFT·TOFD 의 일반·전문</w:t>
+              <w:t xml:space="preserve">Level Ⅱ — ECT·UT·MT·PT·RT·VT·PAUT·RFT·TOFD의 일반·전문</w:t>
             </w:r>
           </w:p>
           <w:p>
@@ -41785,7 +41826,7 @@
           <w:sz w:val="20"/>
           <w:szCs w:val="20"/>
         </w:rPr>
-        <w:t xml:space="preserve">3. 채점 결과</w:t>
+        <w:t xml:space="preserve">3. 채점결과</w:t>
       </w:r>
     </w:p>
     <w:p>

--- a/docs/HIE-QP-E02 필기시험 시행 규칙.docx
+++ b/docs/HIE-QP-E02 필기시험 시행 규칙.docx
@@ -8357,6 +8357,73 @@
           <w:sz w:val="20"/>
           <w:szCs w:val="20"/>
         </w:rPr>
+        <w:t xml:space="preserve">NDE Level Ⅲ의 시험은 위 표의 갈래별 문항 수를 지켜 출제한다.</w:t>
+      </w:r>
+      <w:r>
+        <w:rPr>
+          <w:rFonts w:ascii="맑은 고딕" w:cs="맑은 고딕" w:eastAsia="맑은 고딕" w:hAnsi="맑은 고딕"/>
+          <w:b w:val="false"/>
+          <w:bCs w:val="false"/>
+          <w:sz w:val="20"/>
+          <w:szCs w:val="20"/>
+        </w:rPr>
+        <w:t xml:space="preserve"> 문항 수만 맞추고 갈래를 나누지 아니하면 규정이 요구한 시험이 아니다. (E01 7.3.4)</w:t>
+      </w:r>
+    </w:p>
+    <w:p>
+      <w:pPr>
+        <w:spacing w:after="60"/>
+      </w:pPr>
+    </w:p>
+    <w:p>
+      <w:pPr>
+        <w:pBdr>
+          <w:left w:val="single" w:color="003B73" w:sz="12" w:space="8"/>
+        </w:pBdr>
+        <w:spacing w:after="160" w:before="80" w:line="280"/>
+        <w:ind w:left="240"/>
+      </w:pPr>
+      <w:r>
+        <w:rPr>
+          <w:rFonts w:ascii="맑은 고딕" w:cs="맑은 고딕" w:eastAsia="맑은 고딕" w:hAnsi="맑은 고딕"/>
+          <w:b w:val="false"/>
+          <w:bCs w:val="false"/>
+          <w:color w:val="444444"/>
+          <w:sz w:val="18"/>
+          <w:szCs w:val="18"/>
+        </w:rPr>
+        <w:t xml:space="preserve">보기로 기초시험 55문항을 갈래 없이 뽑으면 SNT-TC-1A 문제가 하나도 없는 시험지가 나올 수 있다. CBT는 문항마다 갈래를 적어 두고 갈래별로 따로 뽑는다. 은행의 어느 갈래가 모자라면 있는 만큼 뽑고 나머지를 다른 갈래에서 채운 뒤 그 사실을 남긴다. 이때 NDE Level Ⅲ / QA는 6.1.3에 따라 그 갈래를 문항 확충 과제로 삼는다.</w:t>
+      </w:r>
+    </w:p>
+    <w:p>
+      <w:pPr>
+        <w:spacing w:after="60"/>
+      </w:pPr>
+    </w:p>
+    <w:p>
+      <w:pPr>
+        <w:widowControl/>
+        <w:spacing w:after="60" w:before="60" w:line="300"/>
+        <w:jc w:val="both"/>
+      </w:pPr>
+      <w:r>
+        <w:rPr>
+          <w:rFonts w:ascii="맑은 고딕" w:cs="맑은 고딕" w:eastAsia="맑은 고딕" w:hAnsi="맑은 고딕"/>
+          <w:b w:val="false"/>
+          <w:bCs w:val="false"/>
+          <w:sz w:val="20"/>
+          <w:szCs w:val="20"/>
+        </w:rPr>
+        <w:t xml:space="preserve">5.2.4 </w:t>
+      </w:r>
+      <w:r>
+        <w:rPr>
+          <w:rFonts w:ascii="맑은 고딕" w:cs="맑은 고딕" w:eastAsia="맑은 고딕" w:hAnsi="맑은 고딕"/>
+          <w:b/>
+          <w:bCs/>
+          <w:sz w:val="20"/>
+          <w:szCs w:val="20"/>
+        </w:rPr>
         <w:t xml:space="preserve">기초시험은 등급 단위로 한 번만 시행한다.</w:t>
       </w:r>
       <w:r>
@@ -8434,7 +8501,7 @@
           <w:sz w:val="20"/>
           <w:szCs w:val="20"/>
         </w:rPr>
-        <w:t xml:space="preserve">5.2.4 현재 CBT에는 </w:t>
+        <w:t xml:space="preserve">5.2.5 현재 CBT에는 </w:t>
       </w:r>
       <w:r>
         <w:rPr>
@@ -24907,7 +24974,7 @@
                 <w:sz w:val="18"/>
                 <w:szCs w:val="18"/>
               </w:rPr>
-              <w:t xml:space="preserve">, 5.2.4)</w:t>
+              <w:t xml:space="preserve">, 5.2.5)</w:t>
             </w:r>
           </w:p>
         </w:tc>
